--- a/download/studien-aktuell.docx
+++ b/download/studien-aktuell.docx
@@ -62,7 +62,7 @@
           <w:color w:val="666666"/>
           <w:sz w:val="18"/>
         </w:rPr>
-        <w:t>Stand: 12.09.2026  |  6 Studien  |  mental.m-vf.de</w:t>
+        <w:t>Stand: 13.09.2026  |  6 Studien  |  mental.m-vf.de</w:t>
       </w:r>
     </w:p>
     <w:p>
@@ -70,7 +70,7 @@
         <w:pStyle w:val="Heading1"/>
       </w:pPr>
       <w:r>
-        <w:t>Aufgenommen am 12.09.2026</w:t>
+        <w:t>Aufgenommen am 13.09.2026</w:t>
       </w:r>
     </w:p>
     <w:p>
@@ -78,7 +78,7 @@
         <w:pStyle w:val="Heading2"/>
       </w:pPr>
       <w:r>
-        <w:t>Multisektorale Zusammenarbeit etablierte Basis für schwedische Gesamtstrategie zur Suizidprävention</w:t>
+        <w:t>Suizidalität: Klinische Risikobewertung, Prävention und Therapie nach aktuellem Stand</w:t>
       </w:r>
     </w:p>
     <w:p>
@@ -88,12 +88,12 @@
           <w:color w:val="666666"/>
           <w:sz w:val="18"/>
         </w:rPr>
-        <w:t>Becker L et al.  ·  Glob Health Action  ·  11.09.2026  ·  PMID 42725455</w:t>
+        <w:t>Kersting X et al.  ·  Fortschr Neurol Psychiatr  ·  11.09.2026  ·  PMID 42727960</w:t>
       </w:r>
     </w:p>
     <w:p>
       <w:r>
-        <w:t>Qualitative Studie über einen Prozess zur Entwicklung einer nationalen Strategie für psychische Gesundheit und Suizidprävention in Schweden durch 26 Regierungsbehörden.</w:t>
+        <w:t>Literaturübersicht mit klinischer Orientierung fasst Suizidalität als dynamischen, multifaktoriellen Prozess, skizziert Risikofaktoren, Bewertungsmethoden und evidenzbasierte Präventionskonzepte auf Primar-, Sekundar- und Tertiärebene.</w:t>
       </w:r>
     </w:p>
     <w:p>
@@ -104,7 +104,7 @@
         <w:t xml:space="preserve">Ergebnis: </w:t>
       </w:r>
       <w:r>
-        <w:t>Die multisektorale Zusammenarbeit führte zu gegenseitigem Lernen zwischen Behörden und schuf eine Grundlage für implementierungsorientierte Zusammenarbeit; Respondenten betonten die Bedeutung des Prozesses über die Strategieinhalte hinaus.</w:t>
+        <w:t>Suizidalität ist nichtlinear; zentrale Schutzfaktoren sind therapeutische Allianz und Beziehungsqualität. Standardisierte Risikoinstrumente haben Grenzen in der klinischen Routine. Evidenzbasierte Prävention erfordert kontinuierliche kontextsensitive Bewertung, strukturierte Nachsorge und interdisziplinäre Strategien zur Krisenreduktion.</w:t>
       </w:r>
     </w:p>
     <w:p>
@@ -119,7 +119,7 @@
         <w:rPr>
           <w:sz w:val="19"/>
         </w:rPr>
-        <w:t>Schweden, ähnliche Dezentralisierung wie deutsche Ländermodelle für Krisendienste und Prävention.</w:t>
+        <w:t>Deutschland – deutschsprachige klinische Lehrbucharbeit für Psychiatrie-Ausbildung.</w:t>
       </w:r>
     </w:p>
     <w:p>
@@ -128,7 +128,7 @@
           <w:color w:val="5A7D3A"/>
           <w:sz w:val="18"/>
         </w:rPr>
-        <w:t>https://pubmed.ncbi.nlm.nih.gov/42725455/</w:t>
+        <w:t>https://pubmed.ncbi.nlm.nih.gov/42727960/</w:t>
       </w:r>
     </w:p>
     <w:p>
@@ -136,7 +136,7 @@
         <w:pStyle w:val="Heading2"/>
       </w:pPr>
       <w:r>
-        <w:t>Bewegungstraining reduzierte postpartale Depressionen um 0,69 Standardabweichungen</w:t>
+        <w:t>Psychologische Inflexibilität wirkt stärker als Impulsivität auf Depressivität bei Universitätsstudenten</w:t>
       </w:r>
     </w:p>
     <w:p>
@@ -146,12 +146,12 @@
           <w:color w:val="666666"/>
           <w:sz w:val="18"/>
         </w:rPr>
-        <w:t>Qiao JJ et al.  ·  Front Public Health  ·  27.08.2026  ·  PMID 42723886</w:t>
+        <w:t>Paladines-Costa M et al.  ·  Front Public Health  ·  27.08.2026  ·  PMID 42723979</w:t>
       </w:r>
     </w:p>
     <w:p>
       <w:r>
-        <w:t>Metaanalyse von 16 randomisierten kontrollierten Studien zu Effekten von Bewegungsinterventionen auf postpartale depressive Symptome (einschließlich Mind-Body-Exercise, Aerobic, verschiedene Dauer und Format).</w:t>
+        <w:t>Strukturgleichungsmodell mit 4.524 ecuadorianischen Studierenden untersuchte, ob wahrgenommener Stress die Assoziationen zwischen psychologischer Inflexibilität/Impulsivität und depressiven Symptomen sowie Lebenszufriedenheit vermittelt.</w:t>
       </w:r>
     </w:p>
     <w:p>
@@ -162,7 +162,7 @@
         <w:t xml:space="preserve">Ergebnis: </w:t>
       </w:r>
       <w:r>
-        <w:t>Bewegungsinterventionen waren mit signifikanter Symptomreduktion assoziiert (SMD = -0,69, 95% KI -1,02 bis -0,36); Mind-Body-Exercise zeigte stärkste Effekte, Programme ≤12 Wochen Dauer waren wirksamer als längere; Interventionen postpartal initiiert und nach vaginaler Geburt zeigten tendenziell größere Nutzen.</w:t>
+        <w:t>Modell erklärte 55% der Depressivitäts- und 33% der Lebenszufriedenheitsvarianz. Psychologische Inflexibilität zeigte direkten (β=0,475) und indirekten Effekt (β=0,170, 95% CI 0,153–0,189) auf Depressivität; Impulsivität nur geringere indirekte Effekte (β=0,041). Wahrgenommener Stress war zentraler Mediator.</w:t>
       </w:r>
     </w:p>
     <w:p>
@@ -177,7 +177,7 @@
         <w:rPr>
           <w:sz w:val="19"/>
         </w:rPr>
-        <w:t>Überwiegend internationale Studien, Ergebnisse zur Bewegungsintensität und Dauer für deutsche Mutter-Kind-Versorgung relevant.</w:t>
+        <w:t>Lateinamerika; Querschnittsdesign; transdiagnostische Prävention übertragbar auf deutsche Hochschulangebote.</w:t>
       </w:r>
     </w:p>
     <w:p>
@@ -186,7 +186,7 @@
           <w:color w:val="5A7D3A"/>
           <w:sz w:val="18"/>
         </w:rPr>
-        <w:t>https://pubmed.ncbi.nlm.nih.gov/42723886/</w:t>
+        <w:t>https://pubmed.ncbi.nlm.nih.gov/42723979/</w:t>
       </w:r>
     </w:p>
     <w:p>
@@ -194,7 +194,7 @@
         <w:pStyle w:val="Heading2"/>
       </w:pPr>
       <w:r>
-        <w:t>Dialektische Verhaltenstherapie verbesserte Aufmerksamkeitsaspekte bei Borderline-Persönlichkeitsstörung</w:t>
+        <w:t>WHO-Leitlinie für digitale Interventionen gestärkt Geisteshygiene in nigerianischem Gesundheitssystem</w:t>
       </w:r>
     </w:p>
     <w:p>
@@ -204,12 +204,12 @@
           <w:color w:val="666666"/>
           <w:sz w:val="18"/>
         </w:rPr>
-        <w:t>Voelter J et al.  ·  Transl Psychiatry  ·  10.09.2026  ·  PMID 42722661</w:t>
+        <w:t>Adewuya AO et al.  ·  Health Res Policy Syst  ·  10.09.2026  ·  PMID 42723071</w:t>
       </w:r>
     </w:p>
     <w:p>
       <w:r>
-        <w:t>Randomisierte kontrollierte Studie zu Veränderungen in Interozeption und Körperwahrnehmung nach vierwöchiger stationärer Dialektischer Verhaltenstherapie bei Patienten mit Borderline-Persönlichkeitsstörung (n=55 Intervention, n=31 Kontrolle).</w:t>
+        <w:t>Adaptieren und Pilot-Umsetzung der WHO-Leitlinie 'recommendations on digital interventions for health system strengthening' für psychische Gesundheit in fünf nigerianischen Primary-Care-Zentren, bewertet nach Akzeptabilität, Angemessenheit, Machbarkeit und wahrgenommener Effektivität.</w:t>
       </w:r>
     </w:p>
     <w:p>
@@ -220,7 +220,7 @@
         <w:t xml:space="preserve">Ergebnis: </w:t>
       </w:r>
       <w:r>
-        <w:t>Nach DBT verbesserte sich selbstberichtete interoceptive Aufmerksamkeit signifikant, während andere interoceptive Facetten keine signifikanten Veränderungen zeigten; Verbesserungen waren mit weniger interpersonalen Problemen assoziiert.</w:t>
+        <w:t>AGREE-II-Bewertung der ursprünglichen WHO-Leitlinie 79,3%. Adaptierte Richtlinie hatte acht Empfehlungen. Empfehlungen zu Medikamentenverfügbarkeit (80–92%), Supervision von Mitarbeitern (80,5–91%) und Klientenkommunikation (84–90%) zeigten hohe Akzeptabilität und Machbarkeit. Bedenken bei Client-to-Provider-Kommunikation (65,6–73,4%) und klinischen Entscheidungshilfen (78–79%).</w:t>
       </w:r>
     </w:p>
     <w:p>
@@ -235,7 +235,7 @@
         <w:rPr>
           <w:sz w:val="19"/>
         </w:rPr>
-        <w:t>Deutsche Universitätskliniken, vergleichbare stationäre Psychotherapieangebote und dokumentierte Behandlungsergebnisse.</w:t>
+        <w:t>Nigeria, LMIC-Gesundheitssystem; digitale Komponente für deutsche Setting-Anpassung relevant.</w:t>
       </w:r>
     </w:p>
     <w:p>
@@ -244,7 +244,7 @@
           <w:color w:val="5A7D3A"/>
           <w:sz w:val="18"/>
         </w:rPr>
-        <w:t>https://pubmed.ncbi.nlm.nih.gov/42722661/</w:t>
+        <w:t>https://pubmed.ncbi.nlm.nih.gov/42723071/</w:t>
       </w:r>
     </w:p>
     <w:p>
@@ -252,7 +252,7 @@
         <w:pStyle w:val="Heading2"/>
       </w:pPr>
       <w:r>
-        <w:t>Transkranielle Magnetstimulation adjuvant zur Expositionstherapie bei behandlungsresistenter Zwangsstörung (Studienprotokoll)</w:t>
+        <w:t>Medicare-Versicherung für Psychotherapeuten und Familientherapeuten verbessert Versorgungszugang</w:t>
       </w:r>
     </w:p>
     <w:p>
@@ -262,12 +262,12 @@
           <w:color w:val="666666"/>
           <w:sz w:val="18"/>
         </w:rPr>
-        <w:t>Postma TS et al.  ·  JMIR Res Protoc  ·  09.09.2026  ·  PMID 42715141</w:t>
+        <w:t>Ma Y et al.  ·  Health Aff (Millwood)  ·  Sept. 2026  ·  PMID 42715475</w:t>
       </w:r>
     </w:p>
     <w:p>
       <w:r>
-        <w:t>Protokoll einer randomisierten kontrollierten Studie in niederländischen Zentren zur Effektivität und Kosteneffektivität von repetitiver transkranieller Magnetstimulation (1 Hz über prä-SMA) zusätzlich zu Expositionstherapie bei Patienten mit therapieresistenter Zwangsstörung (angestrebt n=250).</w:t>
+        <w:t>Studie analysierte die Auswirkung der Medicare-Abdeckung für Mental-Health-Counselors und Marriage-and-Family-Therapists ab Januar 2024 auf deren Beteiligung am US-Gesundheitssystem.</w:t>
       </w:r>
     </w:p>
     <w:p>
@@ -278,7 +278,7 @@
         <w:t xml:space="preserve">Ergebnis: </w:t>
       </w:r>
       <w:r>
-        <w:t>Rekrutierung (Stand Februar 2026): 201 von 250 geplanten Teilnehmern; Studie wird erste hinreichend gepowerte RCT zu rTMS + Expositionstherapie bei OCD mit Kosteneffektivitätsanalyse und Mechanismusforschung; bei Erfolg könnte rTMS als Kassenleistung in den Niederlanden und anderen Ländern Europas folgen.</w:t>
+        <w:t>In 2024 stellten sich über 27.000 Therapeuten neu zur Abrechnung bereit. Diese Berufsgruppen betreuten überproportional ländliche, doppelt versicherte, behinderte und vorher unbetreute Patienten. Es gab keine Verdrängungseffekte bei anderen Psychotherapeuten. Wachstum war stärksten in Regionen mit bereits hohem Angebot.</w:t>
       </w:r>
     </w:p>
     <w:p>
@@ -293,7 +293,7 @@
         <w:rPr>
           <w:sz w:val="19"/>
         </w:rPr>
-        <w:t>Niederlande, vergleichbares Sozialversicherungssystem, Frage nach Erstattung parallelnzu deutschem Kontext.</w:t>
+        <w:t>USA - nur für Versicherungssystem relevant; deutsche Kassenzulassung unterscheidet nicht nach Berufsgruppe.</w:t>
       </w:r>
     </w:p>
     <w:p>
@@ -302,7 +302,7 @@
           <w:color w:val="5A7D3A"/>
           <w:sz w:val="18"/>
         </w:rPr>
-        <w:t>https://pubmed.ncbi.nlm.nih.gov/42715141/</w:t>
+        <w:t>https://pubmed.ncbi.nlm.nih.gov/42715475/</w:t>
       </w:r>
     </w:p>
     <w:p>
@@ -310,7 +310,7 @@
         <w:pStyle w:val="Heading2"/>
       </w:pPr>
       <w:r>
-        <w:t>Deutsche Bevölkerung zeigt Stereotype über Tourette-Syndrom; soziale Medien wirken ambivalent</w:t>
+        <w:t>Forensische Psychiatrie: Ausgänge nach Berufsgruppe unterscheiden sich, zeitliche Muster ähneln sich</w:t>
       </w:r>
     </w:p>
     <w:p>
@@ -320,12 +320,12 @@
           <w:color w:val="666666"/>
           <w:sz w:val="18"/>
         </w:rPr>
-        <w:t>Cramer C et al.  ·  Sci Rep  ·  28.08.2026  ·  PMID 42680841</w:t>
+        <w:t>Janković M et al.  ·  Int J Law Psychiatry  ·  27.08.2026  ·  PMID 42659905</w:t>
       </w:r>
     </w:p>
     <w:p>
       <w:r>
-        <w:t>Bevölkerungssurvey von 1175 Deutschen über Wissen und Stereotype zur Gilles-de-la-Tourette-Syndrom, Assoziationen mit sozialen Medien untersucht.</w:t>
+        <w:t>Latent-Class-Analyse untersuchte 174 Patienten in belgischen Hochsicherheits-Forensikeinrichtungen: zeitliche Muster und Genehmigungsquoten von Kurzurlauben (bis 16h) und Langzeiturlaub (bis 14 Tage).</w:t>
       </w:r>
     </w:p>
     <w:p>
@@ -336,7 +336,7 @@
         <w:t xml:space="preserve">Ergebnis: </w:t>
       </w:r>
       <w:r>
-        <w:t>50% der Wissensfragen wurden korrekt beantwortet, durchschnittliche Zustimmung zu Stereotype-Aussagen 39%; 87% assozierten GTS mit Koprolalie, 75% mit Kopropraktie, 50% mit unkontextualisiertem Kommentieren; Personen, die jemanden mit GTS kannten, hatten besseres Wissen; Videokonsum über soziale Medien war mit mehr Stereotypen assoziiert.</w:t>
+        <w:t>Alle Patienten beantragten Kurzurlaube, erste Genehmigung nach durchschnittlich 3,5 Jahren; Langzeiturlaub nur 41 Patienten, Genehmigungsquote 28,1%. Von der Institution initiierte Anträge wurden zu 89–100% genehmigt, von Patienten oder Anwälten initiiert nur zu 13–20,9%. Vier Patientenklassen zeigten unterschiedliche Genehmigungsmuster, aber ähnliche Zeitverläufe.</w:t>
       </w:r>
     </w:p>
     <w:p>
@@ -351,7 +351,7 @@
         <w:rPr>
           <w:sz w:val="19"/>
         </w:rPr>
-        <w:t>Deutschland, nationale repräsentative Stichprobe, direkt anwendbar für Stigma-Reduktionsmaßnahmen im deutschen Gesundheitswesen.</w:t>
+        <w:t>Belgien, vergleichbar mit deutschem PsychKG; Institution als Torwächter dominiert Entscheidungsprozess.</w:t>
       </w:r>
     </w:p>
     <w:p>
@@ -360,7 +360,7 @@
           <w:color w:val="5A7D3A"/>
           <w:sz w:val="18"/>
         </w:rPr>
-        <w:t>https://pubmed.ncbi.nlm.nih.gov/42680841/</w:t>
+        <w:t>https://pubmed.ncbi.nlm.nih.gov/42659905/</w:t>
       </w:r>
     </w:p>
     <w:p>
@@ -368,7 +368,7 @@
         <w:pStyle w:val="Heading2"/>
       </w:pPr>
       <w:r>
-        <w:t>Arbeitslosigkeit beeinträchtigte psychische Gesundheit vor allem der Partnerin, nicht des Partners</w:t>
+        <w:t>Personenzentrierte Nachsorge senkte Depressivität, Angst und Trauma nach Kinderkrebs</w:t>
       </w:r>
     </w:p>
     <w:p>
@@ -378,12 +378,12 @@
           <w:color w:val="666666"/>
           <w:sz w:val="18"/>
         </w:rPr>
-        <w:t>Mikucka M et al.  ·  Adv Life Course Res  ·  22.08.2026  ·  PMID 42636561</w:t>
+        <w:t>Michel G et al.  ·  Pediatr Blood Cancer  ·  04.08.2026  ·  PMID 42550043</w:t>
       </w:r>
     </w:p>
     <w:p>
       <w:r>
-        <w:t>Längsschnittstudie von deutschen Paaren (2002–2022, n=2244 Dyaden) zur Assoziation von Arbeitslosigkeit und Jobinsicherheit mit psychischer Gesundheit des Partners mittels Longitudinal Actor-Partner Interdependence Model.</w:t>
+        <w:t>Multinationales RCT: 798 Krebsüberlebende (16–60 Jahre, mindestens 5 Jahre nach Diagnose) erhielten personenzentrierte Nachsorgeinvention oder Vergleichsbehandlung; Messung vor und 6 Monate nach Klinikbesuch.</w:t>
       </w:r>
     </w:p>
     <w:p>
@@ -394,7 +394,7 @@
         <w:t xml:space="preserve">Ergebnis: </w:t>
       </w:r>
       <w:r>
-        <w:t>Eigene Arbeitslosigkeit verschlechterte psychische Gesundheit bei Frauen und Männern; Partnereffekte waren negativ, aber deutlich kleiner als Eigeneffekte und signifikant nur für Frauen. Bei Frauen mit niedriger Bildung waren Partnereffekte besonders ausgeprägt, v.a. wenn der Partner tertiale Bildung hatte.</w:t>
+        <w:t>Mental Health verbesserte sich signifikant nach Intervention: Depression -0,89 (p=0,001), Angst -0,68 (p=0,025), Gesamtbelastung -0,99 (p=0,004), Trauma-Symptome -1,09 (p=0,004). Etwa ein Drittel blieb erheblich belastet. Bessere Ergebnisse bei alleinstehenden, arbeitslosen/studierenden Patienten und jenen mit schlechter Gesundheit.</w:t>
       </w:r>
     </w:p>
     <w:p>
@@ -409,7 +409,7 @@
         <w:rPr>
           <w:sz w:val="19"/>
         </w:rPr>
-        <w:t>Deutsche Soziooekonomische Panel-Daten, vollständig übertragbar auf deutsches Arbeitsmarkt- und Sozialversicherungssystem.</w:t>
+        <w:t>Europaische Multicenterstudie (DACH, UK, Skandinavien); strukturierte Nachsorge als deutsche Regelversorgung machbar.</w:t>
       </w:r>
     </w:p>
     <w:p>
@@ -418,7 +418,7 @@
           <w:color w:val="5A7D3A"/>
           <w:sz w:val="18"/>
         </w:rPr>
-        <w:t>https://pubmed.ncbi.nlm.nih.gov/42636561/</w:t>
+        <w:t>https://pubmed.ncbi.nlm.nih.gov/42550043/</w:t>
       </w:r>
     </w:p>
     <w:sectPr>

--- a/download/studien-aktuell.docx
+++ b/download/studien-aktuell.docx
@@ -62,7 +62,7 @@
           <w:color w:val="666666"/>
           <w:sz w:val="18"/>
         </w:rPr>
-        <w:t>Stand: 13.09.2026  |  6 Studien  |  mental.m-vf.de</w:t>
+        <w:t>Stand: 14.09.2026  |  6 Studien  |  mental.m-vf.de</w:t>
       </w:r>
     </w:p>
     <w:p>
@@ -70,7 +70,7 @@
         <w:pStyle w:val="Heading1"/>
       </w:pPr>
       <w:r>
-        <w:t>Aufgenommen am 13.09.2026</w:t>
+        <w:t>Aufgenommen am 14.09.2026</w:t>
       </w:r>
     </w:p>
     <w:p>
@@ -78,7 +78,7 @@
         <w:pStyle w:val="Heading2"/>
       </w:pPr>
       <w:r>
-        <w:t>Suizidalität: Klinische Risikobewertung, Prävention und Therapie nach aktuellem Stand</w:t>
+        <w:t>Massenerschießungen und nationale Angststörung: 2,27 Millionen zusätzliche Depressionsfälle nach US-Schießereien</w:t>
       </w:r>
     </w:p>
     <w:p>
@@ -88,12 +88,12 @@
           <w:color w:val="666666"/>
           <w:sz w:val="18"/>
         </w:rPr>
-        <w:t>Kersting X et al.  ·  Fortschr Neurol Psychiatr  ·  11.09.2026  ·  PMID 42727960</w:t>
+        <w:t>Mishra A et al.  ·  Front Public Health  ·  26.08.2026  ·  PMID 42724655</w:t>
       </w:r>
     </w:p>
     <w:p>
       <w:r>
-        <w:t>Literaturübersicht mit klinischer Orientierung fasst Suizidalität als dynamischen, multifaktoriellen Prozess, skizziert Risikofaktoren, Bewertungsmethoden und evidenzbasierte Präventionskonzepte auf Primar-, Sekundar- und Tertiärebene.</w:t>
+        <w:t>Querschnittstudie mit 20 Wellen der Household Pulse Survey (März 2022 bis November 2023, n≈1.094.000 Erwachsene) zur Assoziation zwischen öffentlichen Massenerschießungen (17 Fälle) und nationalen Angst- und Depressionsprävaleznzen, gewichtet nach Bevölkerung und geografischer Nähe.</w:t>
       </w:r>
     </w:p>
     <w:p>
@@ -104,7 +104,7 @@
         <w:t xml:space="preserve">Ergebnis: </w:t>
       </w:r>
       <w:r>
-        <w:t>Suizidalität ist nichtlinear; zentrale Schutzfaktoren sind therapeutische Allianz und Beziehungsqualität. Standardisierte Risikoinstrumente haben Grenzen in der klinischen Routine. Evidenzbasierte Prävention erfordert kontinuierliche kontextsensitive Bewertung, strukturierte Nachsorge und interdisziplinäre Strategien zur Krisenreduktion.</w:t>
+        <w:t>Nach Massenerschießungen zeigten sich erhöhte Angst- und Depressionsquoten im ganzen Land (kontrolliert für Demografie, Sozioökonomie). Geschätzt 2,27 Millionen zusätzliche Erwachsene mit Angst, 1,29 Millionen mit Depression nach Massenerschießung. Effekt war größer bei mehr Todesfällen und jüngeren Opfern; Effektgröße sank mit geografischer Distanz.</w:t>
       </w:r>
     </w:p>
     <w:p>
@@ -119,7 +119,7 @@
         <w:rPr>
           <w:sz w:val="19"/>
         </w:rPr>
-        <w:t>Deutschland – deutschsprachige klinische Lehrbucharbeit für Psychiatrie-Ausbildung.</w:t>
+        <w:t>USA, aber Epidemiologie von Massenkrisensituationen und nationale Belastung übertragbar auf deutsche Notfallplanung und psychische Gesundheit von Gruppen</w:t>
       </w:r>
     </w:p>
     <w:p>
@@ -128,7 +128,7 @@
           <w:color w:val="5A7D3A"/>
           <w:sz w:val="18"/>
         </w:rPr>
-        <w:t>https://pubmed.ncbi.nlm.nih.gov/42727960/</w:t>
+        <w:t>https://pubmed.ncbi.nlm.nih.gov/42724655/</w:t>
       </w:r>
     </w:p>
     <w:p>
@@ -136,7 +136,7 @@
         <w:pStyle w:val="Heading2"/>
       </w:pPr>
       <w:r>
-        <w:t>Psychologische Inflexibilität wirkt stärker als Impulsivität auf Depressivität bei Universitätsstudenten</w:t>
+        <w:t>Vermögensschock und psychische Gesundheit im Alter: Dosis-Wirkungs-Studie</w:t>
       </w:r>
     </w:p>
     <w:p>
@@ -146,12 +146,12 @@
           <w:color w:val="666666"/>
           <w:sz w:val="18"/>
         </w:rPr>
-        <w:t>Paladines-Costa M et al.  ·  Front Public Health  ·  27.08.2026  ·  PMID 42723979</w:t>
+        <w:t>Peng K et al.  ·  J Glob Health  ·  11.09.2026  ·  PMID 42723542</w:t>
       </w:r>
     </w:p>
     <w:p>
       <w:r>
-        <w:t>Strukturgleichungsmodell mit 4.524 ecuadorianischen Studierenden untersuchte, ob wahrgenommener Stress die Assoziationen zwischen psychologischer Inflexibilität/Impulsivität und depressiven Symptomen sowie Lebenszufriedenheit vermittelt.</w:t>
+        <w:t>Prospektive Multiländer-Kohortenstudie (China, USA, Mexiko; n=23.817) zu Assoziationen zwischen extremem Vermögensverlust (≥75% Rückgang) und depressiven Symptomen, Lebenszufriedenheit und selbsteingeschätzter Gesundheit über 6-12 Jahre Nachbeobachtung.</w:t>
       </w:r>
     </w:p>
     <w:p>
@@ -162,7 +162,7 @@
         <w:t xml:space="preserve">Ergebnis: </w:t>
       </w:r>
       <w:r>
-        <w:t>Modell erklärte 55% der Depressivitäts- und 33% der Lebenszufriedenheitsvarianz. Psychologische Inflexibilität zeigte direkten (β=0,475) und indirekten Effekt (β=0,170, 95% CI 0,153–0,189) auf Depressivität; Impulsivität nur geringere indirekte Effekte (β=0,041). Wahrgenommener Stress war zentraler Mediator.</w:t>
+        <w:t>Extremer Vermögensschock war assoziiert mit höheren depressiven Symptomen (Odds Ratio 1,3 in China und USA, 1,1 in Mexiko), niedrigerer Lebenszufriedenheit (OR 0,8 China und USA, 0,9 Mexiko) und schlechterer selbsteingeschätzter Gesundheit (OR 0,9). Assoziation blieb über Zeit in China und Mexiko stabil, in USA zeigte sich Interaktion mit Nachbeobachtungsdauer.</w:t>
       </w:r>
     </w:p>
     <w:p>
@@ -177,7 +177,7 @@
         <w:rPr>
           <w:sz w:val="19"/>
         </w:rPr>
-        <w:t>Lateinamerika; Querschnittsdesign; transdiagnostische Prävention übertragbar auf deutsche Hochschulangebote.</w:t>
+        <w:t>Länderübergreifend, zeigt ökonomische Vulnerabilität als Versorgungsfaktor; Daten strukturiert, aber USA-Anteil wägen auf Gegenmaßnahmen, nicht Grundmechanismus</w:t>
       </w:r>
     </w:p>
     <w:p>
@@ -186,7 +186,7 @@
           <w:color w:val="5A7D3A"/>
           <w:sz w:val="18"/>
         </w:rPr>
-        <w:t>https://pubmed.ncbi.nlm.nih.gov/42723979/</w:t>
+        <w:t>https://pubmed.ncbi.nlm.nih.gov/42723542/</w:t>
       </w:r>
     </w:p>
     <w:p>
@@ -194,7 +194,7 @@
         <w:pStyle w:val="Heading2"/>
       </w:pPr>
       <w:r>
-        <w:t>WHO-Leitlinie für digitale Interventionen gestärkt Geisteshygiene in nigerianischem Gesundheitssystem</w:t>
+        <w:t>Suizidale Ideation in Dialektisch-Behavioraler Therapie: Frühe Besserung vorhersagbar, Behandlungsintensität nicht</w:t>
       </w:r>
     </w:p>
     <w:p>
@@ -204,12 +204,12 @@
           <w:color w:val="666666"/>
           <w:sz w:val="18"/>
         </w:rPr>
-        <w:t>Adewuya AO et al.  ·  Health Res Policy Syst  ·  10.09.2026  ·  PMID 42723071</w:t>
+        <w:t>Amestoy ME et al.  ·  Clin Psychol Psychother  ·  Sept. 2026  ·  PMID 42723320</w:t>
       </w:r>
     </w:p>
     <w:p>
       <w:r>
-        <w:t>Adaptieren und Pilot-Umsetzung der WHO-Leitlinie 'recommendations on digital interventions for health system strengthening' für psychische Gesundheit in fünf nigerianischen Primary-Care-Zentren, bewertet nach Akzeptabilität, Angemessenheit, Machbarkeit und wahrgenommener Effektivität.</w:t>
+        <w:t>Studie untersuchte bei 105 Patienten in einem stationären DBT-Tagesprogramm, ob höhere Behandlungsintensität (wöchentliche Fertigkeitengruppe, plus Einzeltherapie, plus zweite Fertigkeitengruppe) die klinisch bedeutsame Verbesserung der suizidalen Ideation vorhersagt.</w:t>
       </w:r>
     </w:p>
     <w:p>
@@ -220,7 +220,7 @@
         <w:t xml:space="preserve">Ergebnis: </w:t>
       </w:r>
       <w:r>
-        <w:t>AGREE-II-Bewertung der ursprünglichen WHO-Leitlinie 79,3%. Adaptierte Richtlinie hatte acht Empfehlungen. Empfehlungen zu Medikamentenverfügbarkeit (80–92%), Supervision von Mitarbeitern (80,5–91%) und Klientenkommunikation (84–90%) zeigten hohe Akzeptabilität und Machbarkeit. Bedenken bei Client-to-Provider-Kommunikation (65,6–73,4%) und klinischen Entscheidungshilfen (78–79%).</w:t>
+        <w:t>Suizidale Ideation sank über 12 Wochen in allen Intensitätsstufen signifikant (keine Unterschiede zwischen den Gruppen). Frühe Symptombesserung (Baseline zu Woche 6) sagte klinisch bedeutsame Verbesserung in Woche 12 voraus (höhere Chancen), nicht aber Behandlungsintensität; das Merkmal Disinhibition sagte niedrigere Chancen voraus.</w:t>
       </w:r>
     </w:p>
     <w:p>
@@ -235,7 +235,7 @@
         <w:rPr>
           <w:sz w:val="19"/>
         </w:rPr>
-        <w:t>Nigeria, LMIC-Gesundheitssystem; digitale Komponente für deutsche Setting-Anpassung relevant.</w:t>
+        <w:t>Kanadische Routineversorgung mit messbarem Outcome; Modell ähnlich deutschem Case-Management in Tageskliniken</w:t>
       </w:r>
     </w:p>
     <w:p>
@@ -244,7 +244,7 @@
           <w:color w:val="5A7D3A"/>
           <w:sz w:val="18"/>
         </w:rPr>
-        <w:t>https://pubmed.ncbi.nlm.nih.gov/42723071/</w:t>
+        <w:t>https://pubmed.ncbi.nlm.nih.gov/42723320/</w:t>
       </w:r>
     </w:p>
     <w:p>
@@ -252,7 +252,7 @@
         <w:pStyle w:val="Heading2"/>
       </w:pPr>
       <w:r>
-        <w:t>Medicare-Versicherung für Psychotherapeuten und Familientherapeuten verbessert Versorgungszugang</w:t>
+        <w:t>Japan-Kohortenstudie zu Entwicklungsmuster von Kinderpsychiatrie: 7000 Kinder von 0-18 Jahren</w:t>
       </w:r>
     </w:p>
     <w:p>
@@ -262,12 +262,12 @@
           <w:color w:val="666666"/>
           <w:sz w:val="18"/>
         </w:rPr>
-        <w:t>Ma Y et al.  ·  Health Aff (Millwood)  ·  Sept. 2026  ·  PMID 42715475</w:t>
+        <w:t>Yamada T et al.  ·  BMC Psychiatry  ·  31.07.2026  ·  PMID 42717329</w:t>
       </w:r>
     </w:p>
     <w:p>
       <w:r>
-        <w:t>Studie analysierte die Auswirkung der Medicare-Abdeckung für Mental-Health-Counselors und Marriage-and-Family-Therapists ab Januar 2024 auf deren Beteiligung am US-Gesundheitssystem.</w:t>
+        <w:t>Protokoll einer geplanten Längsschnittstudie (Februar 2026 Start) zur Verfolgung psychischer Entwicklung, Risiko- und Schutzfaktoren bei Kindern 0-18 Jahre in Japan, web-basiert, Mehrfach-Informanten (Eltern, ältere Kinder selbst), transdiagnostisch, optionale genetische Analysen.</w:t>
       </w:r>
     </w:p>
     <w:p>
@@ -278,7 +278,7 @@
         <w:t xml:space="preserve">Ergebnis: </w:t>
       </w:r>
       <w:r>
-        <w:t>In 2024 stellten sich über 27.000 Therapeuten neu zur Abrechnung bereit. Diese Berufsgruppen betreuten überproportional ländliche, doppelt versicherte, behinderte und vorher unbetreute Patienten. Es gab keine Verdrängungseffekte bei anderen Psychotherapeuten. Wachstum war stärksten in Regionen mit bereits hohem Angebot.</w:t>
+        <w:t>Geplant sind ~7000 Teilnehmer mit jährlichen Folgeerhebungen bis 2032 via secure web-Plattform; Hauptausgang: Strengths and Difficulties Questionnaire (SDQ)-Gesamtdiffizile über Altersgruppen; Neuroentwicklungs-Anreicherung (Autismus, ADHS) gegen Unter- und Überrepräsentation. Beginn mit 1189 Teilnehmern im Vorbereitungsjahr 2023 geplant.</w:t>
       </w:r>
     </w:p>
     <w:p>
@@ -293,7 +293,7 @@
         <w:rPr>
           <w:sz w:val="19"/>
         </w:rPr>
-        <w:t>USA - nur für Versicherungssystem relevant; deutsche Kassenzulassung unterscheidet nicht nach Berufsgruppe.</w:t>
+        <w:t>Japan, aber Protokoll transdiagnostisch und entwicklungsbasiert, daher vergleichbar mit deutschem Früherkennung-Paradigma in KIJU-Psychiatrie</w:t>
       </w:r>
     </w:p>
     <w:p>
@@ -302,7 +302,7 @@
           <w:color w:val="5A7D3A"/>
           <w:sz w:val="18"/>
         </w:rPr>
-        <w:t>https://pubmed.ncbi.nlm.nih.gov/42715475/</w:t>
+        <w:t>https://pubmed.ncbi.nlm.nih.gov/42717329/</w:t>
       </w:r>
     </w:p>
     <w:p>
@@ -310,7 +310,7 @@
         <w:pStyle w:val="Heading2"/>
       </w:pPr>
       <w:r>
-        <w:t>Forensische Psychiatrie: Ausgänge nach Berufsgruppe unterscheiden sich, zeitliche Muster ähneln sich</w:t>
+        <w:t>Online Achtsamkeitstraining für Konzentrationsstörungen bei Krebspatienten: Effektivität über 8 Wochen nachgewiesen</w:t>
       </w:r>
     </w:p>
     <w:p>
@@ -320,12 +320,12 @@
           <w:color w:val="666666"/>
           <w:sz w:val="18"/>
         </w:rPr>
-        <w:t>Janković M et al.  ·  Int J Law Psychiatry  ·  27.08.2026  ·  PMID 42659905</w:t>
+        <w:t>Baumeister A et al.  ·  Psychooncology  ·  Aug. 2026  ·  PMID 42583739</w:t>
       </w:r>
     </w:p>
     <w:p>
       <w:r>
-        <w:t>Latent-Class-Analyse untersuchte 174 Patienten in belgischen Hochsicherheits-Forensikeinrichtungen: zeitliche Muster und Genehmigungsquoten von Kurzurlauben (bis 16h) und Langzeiturlaub (bis 14 Tage).</w:t>
+        <w:t>Randomisierte Kontrollgruppenstudie (n=170 Krebspatienten mit kognitiver Beeinträchtigung 3 Monate bis 5 Jahre nach Therapie) zu online-gestütztem Mindfulness-Based Stress Reduction (MBSR) über 8 Wochen versus Warteliste, Nachbeobachtung 3 Monate.</w:t>
       </w:r>
     </w:p>
     <w:p>
@@ -336,7 +336,7 @@
         <w:t xml:space="preserve">Ergebnis: </w:t>
       </w:r>
       <w:r>
-        <w:t>Alle Patienten beantragten Kurzurlaube, erste Genehmigung nach durchschnittlich 3,5 Jahren; Langzeiturlaub nur 41 Patienten, Genehmigungsquote 28,1%. Von der Institution initiierte Anträge wurden zu 89–100% genehmigt, von Patienten oder Anwälten initiiert nur zu 13–20,9%. Vier Patientenklassen zeigten unterschiedliche Genehmigungsmuster, aber ähnliche Zeitverläufe.</w:t>
+        <w:t>Online-MBSR verbesserte subjektive neurokognitive Funktion (FACT-Cog, Cohen's d = 0,36–0,72, p=0,004–&lt;0,001 je nach Subskala), Lebensqualität (FACT-G, d=0,32, p=0,001), Müdigkeit (BFI, d=–0,47, p&lt;0,001) und depressive Symptome (PHQ-9, d=–0,57, p&lt;0,001). Objektive Gedächtnisleistung verbesserte sich (VLMT, d=0,25, p=0,030). Effekte hielten bis 3-Monatts-Follow-up.</w:t>
       </w:r>
     </w:p>
     <w:p>
@@ -351,7 +351,7 @@
         <w:rPr>
           <w:sz w:val="19"/>
         </w:rPr>
-        <w:t>Belgien, vergleichbar mit deutschem PsychKG; Institution als Torwächter dominiert Entscheidungsprozess.</w:t>
+        <w:t>Deutsche Kliniken haben Online-Infrastruktur; krebsbedingte Kognitionsstörung ist Versorgungsproblem, Messung vergleichbar</w:t>
       </w:r>
     </w:p>
     <w:p>
@@ -360,7 +360,7 @@
           <w:color w:val="5A7D3A"/>
           <w:sz w:val="18"/>
         </w:rPr>
-        <w:t>https://pubmed.ncbi.nlm.nih.gov/42659905/</w:t>
+        <w:t>https://pubmed.ncbi.nlm.nih.gov/42583739/</w:t>
       </w:r>
     </w:p>
     <w:p>
@@ -368,7 +368,7 @@
         <w:pStyle w:val="Heading2"/>
       </w:pPr>
       <w:r>
-        <w:t>Personenzentrierte Nachsorge senkte Depressivität, Angst und Trauma nach Kinderkrebs</w:t>
+        <w:t>Medizinischer Alkohol zur Behandlung von Alkoholentzug: Akzeptanz bei Fachpersonal</w:t>
       </w:r>
     </w:p>
     <w:p>
@@ -378,12 +378,12 @@
           <w:color w:val="666666"/>
           <w:sz w:val="18"/>
         </w:rPr>
-        <w:t>Michel G et al.  ·  Pediatr Blood Cancer  ·  04.08.2026  ·  PMID 42550043</w:t>
+        <w:t>Quelch D et al.  ·  Ann Med  ·  07.08.2026  ·  PMID 42565272</w:t>
       </w:r>
     </w:p>
     <w:p>
       <w:r>
-        <w:t>Multinationales RCT: 798 Krebsüberlebende (16–60 Jahre, mindestens 5 Jahre nach Diagnose) erhielten personenzentrierte Nachsorgeinvention oder Vergleichsbehandlung; Messung vor und 6 Monate nach Klinikbesuch.</w:t>
+        <w:t>Qualitative Studie mit Umfrage (n=31 Pflegekräfte, Ärzte) und Interviews an einem britischen Akutkrankenhaus zu Sicht auf medizinischen Alkohol (oral verabreicht) für schwere Alkoholentzugssymptome als Teil der lokalen Leitlinie.</w:t>
       </w:r>
     </w:p>
     <w:p>
@@ -394,7 +394,7 @@
         <w:t xml:space="preserve">Ergebnis: </w:t>
       </w:r>
       <w:r>
-        <w:t>Mental Health verbesserte sich signifikant nach Intervention: Depression -0,89 (p=0,001), Angst -0,68 (p=0,025), Gesamtbelastung -0,99 (p=0,004), Trauma-Symptome -1,09 (p=0,004). Etwa ein Drittel blieb erheblich belastet. Bessere Ergebnisse bei alleinstehenden, arbeitslosen/studierenden Patienten und jenen mit schlechter Gesundheit.</w:t>
+        <w:t>Medizinischer Alkohol wurde von Fachpersonal als ressourceneffizient, ganzheitlich und akzeptabel bewertet; 89% (n=25) befürworteten das Verfahren. Größte Hürde: mangelndes Selbstvertrauen zum Verschreiben ohne Alkoholpflegeteam-Unterstützung. Keine Probleme mit Patientencompliance, Suchtverhalten oder Reputationsschaden seit Einführung.</w:t>
       </w:r>
     </w:p>
     <w:p>
@@ -409,7 +409,7 @@
         <w:rPr>
           <w:sz w:val="19"/>
         </w:rPr>
-        <w:t>Europaische Multicenterstudie (DACH, UK, Skandinavien); strukturierte Nachsorge als deutsche Regelversorgung machbar.</w:t>
+        <w:t>UK National Health Service, ähnliche Strukturen wie deutsche Klinik-Routineversorgung, Transfer auf Leitlinienimplementierung</w:t>
       </w:r>
     </w:p>
     <w:p>
@@ -418,7 +418,7 @@
           <w:color w:val="5A7D3A"/>
           <w:sz w:val="18"/>
         </w:rPr>
-        <w:t>https://pubmed.ncbi.nlm.nih.gov/42550043/</w:t>
+        <w:t>https://pubmed.ncbi.nlm.nih.gov/42565272/</w:t>
       </w:r>
     </w:p>
     <w:sectPr>

--- a/download/studien-aktuell.docx
+++ b/download/studien-aktuell.docx
@@ -62,7 +62,7 @@
           <w:color w:val="666666"/>
           <w:sz w:val="18"/>
         </w:rPr>
-        <w:t>Stand: 14.09.2026  |  6 Studien  |  mental.m-vf.de</w:t>
+        <w:t>Stand: 15.09.2026  |  6 Studien  |  mental.m-vf.de</w:t>
       </w:r>
     </w:p>
     <w:p>
@@ -70,7 +70,7 @@
         <w:pStyle w:val="Heading1"/>
       </w:pPr>
       <w:r>
-        <w:t>Aufgenommen am 14.09.2026</w:t>
+        <w:t>Aufgenommen am 15.09.2026</w:t>
       </w:r>
     </w:p>
     <w:p>
@@ -78,7 +78,7 @@
         <w:pStyle w:val="Heading2"/>
       </w:pPr>
       <w:r>
-        <w:t>Massenerschießungen und nationale Angststörung: 2,27 Millionen zusätzliche Depressionsfälle nach US-Schießereien</w:t>
+        <w:t>Fünfjährige Langzeitergebnisse von Trauma-Therapie bei Jugendlichen</w:t>
       </w:r>
     </w:p>
     <w:p>
@@ -88,12 +88,12 @@
           <w:color w:val="666666"/>
           <w:sz w:val="18"/>
         </w:rPr>
-        <w:t>Mishra A et al.  ·  Front Public Health  ·  26.08.2026  ·  PMID 42724655</w:t>
+        <w:t>Rossouw J et al.  ·  Eur J Psychotraumatol  ·  14.09.2026  ·  PMID 42734593</w:t>
       </w:r>
     </w:p>
     <w:p>
       <w:r>
-        <w:t>Querschnittstudie mit 20 Wellen der Household Pulse Survey (März 2022 bis November 2023, n≈1.094.000 Erwachsene) zur Assoziation zwischen öffentlichen Massenerschießungen (17 Fälle) und nationalen Angst- und Depressionsprävaleznzen, gewichtet nach Bevölkerung und geografischer Nähe.</w:t>
+        <w:t>Randomisierte Studie über verlängerte Expositionstherapie und supportive Beratung bei PTBS von 63 Jugendlichen, durchgeführt von geschulten Nicht-Spezialisten in einem ressourcenarm Umfeld.</w:t>
       </w:r>
     </w:p>
     <w:p>
@@ -104,7 +104,7 @@
         <w:t xml:space="preserve">Ergebnis: </w:t>
       </w:r>
       <w:r>
-        <w:t>Nach Massenerschießungen zeigten sich erhöhte Angst- und Depressionsquoten im ganzen Land (kontrolliert für Demografie, Sozioökonomie). Geschätzt 2,27 Millionen zusätzliche Erwachsene mit Angst, 1,29 Millionen mit Depression nach Massenerschießung. Effekt war größer bei mehr Todesfällen und jüngeren Opfern; Effektgröße sank mit geografischer Distanz.</w:t>
+        <w:t>Beide Gruppen zeigten signifikante Symptomreduktion bis 60 Monate nach Behandlung (F=2,86, p&lt;0,01); Prolonged Exposure zeigte numerisch stärkere Verbesserung, aber nicht signifikant bei 60-Monats-Nachverfolgung (p=0,28). Durchschnittlich 9 Sitzungen pro Patient führten zu länger anhaltenden Verbesserungen über fünf Jahre.</w:t>
       </w:r>
     </w:p>
     <w:p>
@@ -119,7 +119,7 @@
         <w:rPr>
           <w:sz w:val="19"/>
         </w:rPr>
-        <w:t>USA, aber Epidemiologie von Massenkrisensituationen und nationale Belastung übertragbar auf deutsche Notfallplanung und psychische Gesundheit von Gruppen</w:t>
+        <w:t>Südafrika - Fachlichkeit von geschulten Pflegekräften ohne Psychotherapieausbildung übertragbar</w:t>
       </w:r>
     </w:p>
     <w:p>
@@ -128,7 +128,7 @@
           <w:color w:val="5A7D3A"/>
           <w:sz w:val="18"/>
         </w:rPr>
-        <w:t>https://pubmed.ncbi.nlm.nih.gov/42724655/</w:t>
+        <w:t>https://pubmed.ncbi.nlm.nih.gov/42734593/</w:t>
       </w:r>
     </w:p>
     <w:p>
@@ -136,7 +136,7 @@
         <w:pStyle w:val="Heading2"/>
       </w:pPr>
       <w:r>
-        <w:t>Vermögensschock und psychische Gesundheit im Alter: Dosis-Wirkungs-Studie</w:t>
+        <w:t>Substanzgebrauch bei amerikanischen Ureinwohnern: Barrieren und Bedarfe aus Fokusgruppen</w:t>
       </w:r>
     </w:p>
     <w:p>
@@ -146,12 +146,12 @@
           <w:color w:val="666666"/>
           <w:sz w:val="18"/>
         </w:rPr>
-        <w:t>Peng K et al.  ·  J Glob Health  ·  11.09.2026  ·  PMID 42723542</w:t>
+        <w:t>Woods C et al.  ·  Int J Addctn Nurs  ·  22.04.2026  ·  PMID 42734572</w:t>
       </w:r>
     </w:p>
     <w:p>
       <w:r>
-        <w:t>Prospektive Multiländer-Kohortenstudie (China, USA, Mexiko; n=23.817) zu Assoziationen zwischen extremem Vermögensverlust (≥75% Rückgang) und depressiven Symptomen, Lebenszufriedenheit und selbsteingeschätzter Gesundheit über 6-12 Jahre Nachbeobachtung.</w:t>
+        <w:t>Qualitative Fokusgruppenstudie mit 20 American Indian/Alaska Native Erwachsenen zu Substanzgebrauch, Prävention und Behandlung von Suchterkrankungen.</w:t>
       </w:r>
     </w:p>
     <w:p>
@@ -162,7 +162,7 @@
         <w:t xml:space="preserve">Ergebnis: </w:t>
       </w:r>
       <w:r>
-        <w:t>Extremer Vermögensschock war assoziiert mit höheren depressiven Symptomen (Odds Ratio 1,3 in China und USA, 1,1 in Mexiko), niedrigerer Lebenszufriedenheit (OR 0,8 China und USA, 0,9 Mexiko) und schlechterer selbsteingeschätzter Gesundheit (OR 0,9). Assoziation blieb über Zeit in China und Mexiko stabil, in USA zeigte sich Interaktion mit Nachbeobachtungsdauer.</w:t>
+        <w:t>Zentrale Probleme: Unsichtbarkeit in Statistiken, Mangel an Gesundheitszugang, fehlende Aufstiegsmöglichkeiten für Jugendliche, Stigma. Empfehlungen: Frühe Prävention bei Grundschülern, intergenerationales Ansatz, traumainformierte und kulturell sensible Behandlung, Community-Partizipation. Wichtig: Intergenerationale Traumata als Kontext für Substanzgebrauch.</w:t>
       </w:r>
     </w:p>
     <w:p>
@@ -177,7 +177,7 @@
         <w:rPr>
           <w:sz w:val="19"/>
         </w:rPr>
-        <w:t>Länderübergreifend, zeigt ökonomische Vulnerabilität als Versorgungsfaktor; Daten strukturiert, aber USA-Anteil wägen auf Gegenmaßnahmen, nicht Grundmechanismus</w:t>
+        <w:t>USA - Strukturelle und kulturelle Barrieren für marginalisierte Gruppen sind international relevant</w:t>
       </w:r>
     </w:p>
     <w:p>
@@ -186,7 +186,7 @@
           <w:color w:val="5A7D3A"/>
           <w:sz w:val="18"/>
         </w:rPr>
-        <w:t>https://pubmed.ncbi.nlm.nih.gov/42723542/</w:t>
+        <w:t>https://pubmed.ncbi.nlm.nih.gov/42734572/</w:t>
       </w:r>
     </w:p>
     <w:p>
@@ -194,7 +194,7 @@
         <w:pStyle w:val="Heading2"/>
       </w:pPr>
       <w:r>
-        <w:t>Suizidale Ideation in Dialektisch-Behavioraler Therapie: Frühe Besserung vorhersagbar, Behandlungsintensität nicht</w:t>
+        <w:t>Bewegung in Schwangerschaft und Wochenbett reduziert Depression, nicht Angst</w:t>
       </w:r>
     </w:p>
     <w:p>
@@ -204,12 +204,12 @@
           <w:color w:val="666666"/>
           <w:sz w:val="18"/>
         </w:rPr>
-        <w:t>Amestoy ME et al.  ·  Clin Psychol Psychother  ·  Sept. 2026  ·  PMID 42723320</w:t>
+        <w:t>de Faria DA et al.  ·  Arch Womens Ment Health  ·  14.09.2026  ·  PMID 42733028</w:t>
       </w:r>
     </w:p>
     <w:p>
       <w:r>
-        <w:t>Studie untersuchte bei 105 Patienten in einem stationären DBT-Tagesprogramm, ob höhere Behandlungsintensität (wöchentliche Fertigkeitengruppe, plus Einzeltherapie, plus zweite Fertigkeitengruppe) die klinisch bedeutsame Verbesserung der suizidalen Ideation vorhersagt.</w:t>
+        <w:t>Systematischer Review mit Metaanalyse von 17 RCTs zu Effekt isolierter Bewegungsinterventionen auf Depression und Angst in Schwangerschaft und Wochenbett (N insgesamt &gt;10.000).</w:t>
       </w:r>
     </w:p>
     <w:p>
@@ -220,7 +220,7 @@
         <w:t xml:space="preserve">Ergebnis: </w:t>
       </w:r>
       <w:r>
-        <w:t>Suizidale Ideation sank über 12 Wochen in allen Intensitätsstufen signifikant (keine Unterschiede zwischen den Gruppen). Frühe Symptombesserung (Baseline zu Woche 6) sagte klinisch bedeutsame Verbesserung in Woche 12 voraus (höhere Chancen), nicht aber Behandlungsintensität; das Merkmal Disinhibition sagte niedrigere Chancen voraus.</w:t>
+        <w:t>Bewegung assoziiert mit niedrigeren depressiven Symptomen: antepartal (SMD -0,52, CI -0,75 bis -0,30, I²=46 %, niedrige Evidenzsicherheit), postpartal (SMD -0,33, CI -0,57 bis -0,09, I²=86 %, sehr niedrig). Antepartale Angst: kein klarer Effekt (SMD -0,03, CI -0,31 bis 0,25). Strukturierte Programme 3x/Woche ~60 min zeigten günstige Effekte, aber Gesamtevidenz niedrig bis sehr niedrig.</w:t>
       </w:r>
     </w:p>
     <w:p>
@@ -235,7 +235,7 @@
         <w:rPr>
           <w:sz w:val="19"/>
         </w:rPr>
-        <w:t>Kanadische Routineversorgung mit messbarem Outcome; Modell ähnlich deutschem Case-Management in Tageskliniken</w:t>
+        <w:t>Australien/internationale Daten - Depression in Perinatalperiode ist universeller Befund</w:t>
       </w:r>
     </w:p>
     <w:p>
@@ -244,7 +244,7 @@
           <w:color w:val="5A7D3A"/>
           <w:sz w:val="18"/>
         </w:rPr>
-        <w:t>https://pubmed.ncbi.nlm.nih.gov/42723320/</w:t>
+        <w:t>https://pubmed.ncbi.nlm.nih.gov/42733028/</w:t>
       </w:r>
     </w:p>
     <w:p>
@@ -252,7 +252,7 @@
         <w:pStyle w:val="Heading2"/>
       </w:pPr>
       <w:r>
-        <w:t>Japan-Kohortenstudie zu Entwicklungsmuster von Kinderpsychiatrie: 7000 Kinder von 0-18 Jahren</w:t>
+        <w:t>Spezifische Stressoren und mentale Gesundheit internationaler Studierender</w:t>
       </w:r>
     </w:p>
     <w:p>
@@ -262,12 +262,12 @@
           <w:color w:val="666666"/>
           <w:sz w:val="18"/>
         </w:rPr>
-        <w:t>Yamada T et al.  ·  BMC Psychiatry  ·  31.07.2026  ·  PMID 42717329</w:t>
+        <w:t>Zhao J et al.  ·  BMJ Ment Health  ·  12.09.2026  ·  PMID 42731880</w:t>
       </w:r>
     </w:p>
     <w:p>
       <w:r>
-        <w:t>Protokoll einer geplanten Längsschnittstudie (Februar 2026 Start) zur Verfolgung psychischer Entwicklung, Risiko- und Schutzfaktoren bei Kindern 0-18 Jahre in Japan, web-basiert, Mehrfach-Informanten (Eltern, ältere Kinder selbst), transdiagnostisch, optionale genetische Analysen.</w:t>
+        <w:t>Querschnittsstudie mit Machine-Learning-Modellen bei 481 Studierenden (chinesische in UK, internationale in China) zur Identifikation von Stressfaktoren für psychische Belastung und Wellbeing.</w:t>
       </w:r>
     </w:p>
     <w:p>
@@ -278,7 +278,7 @@
         <w:t xml:space="preserve">Ergebnis: </w:t>
       </w:r>
       <w:r>
-        <w:t>Geplant sind ~7000 Teilnehmer mit jährlichen Folgeerhebungen bis 2032 via secure web-Plattform; Hauptausgang: Strengths and Difficulties Questionnaire (SDQ)-Gesamtdiffizile über Altersgruppen; Neuroentwicklungs-Anreicherung (Autismus, ADHS) gegen Unter- und Überrepräsentation. Beginn mit 1189 Teilnehmern im Vorbereitungsjahr 2023 geplant.</w:t>
+        <w:t>Random-Forest-Modelle erklärten 22–35 % der Varianz bei wahrgenommener Stress und 25–27 % beim Wellbeing. Kernstressoren: Schlafprobleme, physische Gesundheit, Prüfungsangst über beide Standorte. Kontextspezifisch: In UK stärkere Effekte von Zeitmangel und Einsamkeit; in China: fehlende Orientierung zu Hilfsangeboten und Work-Life-Balance. Teilweise Generalisierbarkeit über Standorte.</w:t>
       </w:r>
     </w:p>
     <w:p>
@@ -293,7 +293,7 @@
         <w:rPr>
           <w:sz w:val="19"/>
         </w:rPr>
-        <w:t>Japan, aber Protokoll transdiagnostisch und entwicklungsbasiert, daher vergleichbar mit deutschem Früherkennung-Paradigma in KIJU-Psychiatrie</w:t>
+        <w:t>UK-Daten mit vergleichbarem Hochschulsystem, maschinengestützte Priorisierung übertragbar</w:t>
       </w:r>
     </w:p>
     <w:p>
@@ -302,7 +302,7 @@
           <w:color w:val="5A7D3A"/>
           <w:sz w:val="18"/>
         </w:rPr>
-        <w:t>https://pubmed.ncbi.nlm.nih.gov/42717329/</w:t>
+        <w:t>https://pubmed.ncbi.nlm.nih.gov/42731880/</w:t>
       </w:r>
     </w:p>
     <w:p>
@@ -310,7 +310,7 @@
         <w:pStyle w:val="Heading2"/>
       </w:pPr>
       <w:r>
-        <w:t>Online Achtsamkeitstraining für Konzentrationsstörungen bei Krebspatienten: Effektivität über 8 Wochen nachgewiesen</w:t>
+        <w:t>Kurzfristiges Ausdauertraining bei Depression in geriatrischer Psychiatrie zeigt keine zusätzlichen Effekte</w:t>
       </w:r>
     </w:p>
     <w:p>
@@ -320,12 +320,12 @@
           <w:color w:val="666666"/>
           <w:sz w:val="18"/>
         </w:rPr>
-        <w:t>Baumeister A et al.  ·  Psychooncology  ·  Aug. 2026  ·  PMID 42583739</w:t>
+        <w:t>Schulte LE et al.  ·  J Affect Disord  ·  01.12.2026  ·  PMID 42600781</w:t>
       </w:r>
     </w:p>
     <w:p>
       <w:r>
-        <w:t>Randomisierte Kontrollgruppenstudie (n=170 Krebspatienten mit kognitiver Beeinträchtigung 3 Monate bis 5 Jahre nach Therapie) zu online-gestütztem Mindfulness-Based Stress Reduction (MBSR) über 8 Wochen versus Warteliste, Nachbeobachtung 3 Monate.</w:t>
+        <w:t>Randomisierte Kontrollstudie: 100 ältere Patienten (mittleres Alter 76 Jahre) mit Depression erhielten 2-wöchiges Ergometer-Ausdauertraining plus Treatment as Usual (TAU) oder Flexibilitätsprogramm plus TAU.</w:t>
       </w:r>
     </w:p>
     <w:p>
@@ -336,7 +336,7 @@
         <w:t xml:space="preserve">Ergebnis: </w:t>
       </w:r>
       <w:r>
-        <w:t>Online-MBSR verbesserte subjektive neurokognitive Funktion (FACT-Cog, Cohen's d = 0,36–0,72, p=0,004–&lt;0,001 je nach Subskala), Lebensqualität (FACT-G, d=0,32, p=0,001), Müdigkeit (BFI, d=–0,47, p&lt;0,001) und depressive Symptome (PHQ-9, d=–0,57, p&lt;0,001). Objektive Gedächtnisleistung verbesserte sich (VLMT, d=0,25, p=0,030). Effekte hielten bis 3-Monatts-Follow-up.</w:t>
+        <w:t>Keine signifikanten Unterschiede zwischen Interventions- und Kontrollgruppe auf Clinical Global Impression (p=0,069) oder Depressionsschwere (BDI-II: Δ -0,62, CI -3,68 bis 2,45). Beide Gruppen verbesserten sich über die Zeit (p&lt;0,001). Schlechtere Adhärenz in Interventionsgruppe (74,0±31,9 vs. 95,0±25,3 min/Woche, p=0,003). Kurzzeitintervention zeigte keinen zusätzlichen klinischen Nutzen.</w:t>
       </w:r>
     </w:p>
     <w:p>
@@ -351,7 +351,7 @@
         <w:rPr>
           <w:sz w:val="19"/>
         </w:rPr>
-        <w:t>Deutsche Kliniken haben Online-Infrastruktur; krebsbedingte Kognitionsstörung ist Versorgungsproblem, Messung vergleichbar</w:t>
+        <w:t>Deutschland - Psychiatrische Kliniken mit älteren Patienten, kurzfristige Machbarkeit demonstriert</w:t>
       </w:r>
     </w:p>
     <w:p>
@@ -360,7 +360,7 @@
           <w:color w:val="5A7D3A"/>
           <w:sz w:val="18"/>
         </w:rPr>
-        <w:t>https://pubmed.ncbi.nlm.nih.gov/42583739/</w:t>
+        <w:t>https://pubmed.ncbi.nlm.nih.gov/42600781/</w:t>
       </w:r>
     </w:p>
     <w:p>
@@ -368,7 +368,7 @@
         <w:pStyle w:val="Heading2"/>
       </w:pPr>
       <w:r>
-        <w:t>Medizinischer Alkohol zur Behandlung von Alkoholentzug: Akzeptanz bei Fachpersonal</w:t>
+        <w:t>Digitale Therapien: Nutzen nicht linear mit Nutzungszeit verbunden</w:t>
       </w:r>
     </w:p>
     <w:p>
@@ -378,12 +378,12 @@
           <w:color w:val="666666"/>
           <w:sz w:val="18"/>
         </w:rPr>
-        <w:t>Quelch D et al.  ·  Ann Med  ·  07.08.2026  ·  PMID 42565272</w:t>
+        <w:t>Meyer B et al.  ·  JMIR Ment Health  ·  14.08.2026  ·  PMID 42600086</w:t>
       </w:r>
     </w:p>
     <w:p>
       <w:r>
-        <w:t>Qualitative Studie mit Umfrage (n=31 Pflegekräfte, Ärzte) und Interviews an einem britischen Akutkrankenhaus zu Sicht auf medizinischen Alkohol (oral verabreicht) für schwere Alkoholentzugssymptome als Teil der lokalen Leitlinie.</w:t>
+        <w:t>Standpunktartikel zu Annahmen über Dosis-Wirkungs-Beziehungen in digitalen Mental-Health-Interventionen: Kritische Analyse, ob längere Nutzung zwangsläufig bessere Ergebnisse bedeutet.</w:t>
       </w:r>
     </w:p>
     <w:p>
@@ -394,7 +394,7 @@
         <w:t xml:space="preserve">Ergebnis: </w:t>
       </w:r>
       <w:r>
-        <w:t>Medizinischer Alkohol wurde von Fachpersonal als ressourceneffizient, ganzheitlich und akzeptabel bewertet; 89% (n=25) befürworteten das Verfahren. Größte Hürde: mangelndes Selbstvertrauen zum Verschreiben ohne Alkoholpflegeteam-Unterstützung. Keine Probleme mit Patientencompliance, Suchtverhalten oder Reputationsschaden seit Einführung.</w:t>
+        <w:t>Zentrale Befunde: Schnelle frühe Response und Platea-Effekte, heterogene Nutzungsmuster, episodische Engagement-Muster, Off-Plattform-Skill-Anwendung. Lineare Dosis-Metapher aus Pharmakotherapie nicht passend für Lern-basierte Interventionen. Empfehlung: Evaluationsrahmen sollten Nutzenqualität über kumulative Exposition priorisieren, nicht Benutzungszeit als universellen Qualitätsindikator.</w:t>
       </w:r>
     </w:p>
     <w:p>
@@ -409,7 +409,7 @@
         <w:rPr>
           <w:sz w:val="19"/>
         </w:rPr>
-        <w:t>UK National Health Service, ähnliche Strukturen wie deutsche Klinik-Routineversorgung, Transfer auf Leitlinienimplementierung</w:t>
+        <w:t>Deutschland - Konzeptuelle Kritik an Evaluierungslogiken für Apps ist systemübergreifend gültig</w:t>
       </w:r>
     </w:p>
     <w:p>
@@ -418,7 +418,7 @@
           <w:color w:val="5A7D3A"/>
           <w:sz w:val="18"/>
         </w:rPr>
-        <w:t>https://pubmed.ncbi.nlm.nih.gov/42565272/</w:t>
+        <w:t>https://pubmed.ncbi.nlm.nih.gov/42600086/</w:t>
       </w:r>
     </w:p>
     <w:sectPr>

--- a/download/studien-aktuell.docx
+++ b/download/studien-aktuell.docx
@@ -62,7 +62,7 @@
           <w:color w:val="666666"/>
           <w:sz w:val="18"/>
         </w:rPr>
-        <w:t>Stand: 15.09.2026  |  6 Studien  |  mental.m-vf.de</w:t>
+        <w:t>Stand: 16.09.2026  |  6 Studien  |  mental.m-vf.de</w:t>
       </w:r>
     </w:p>
     <w:p>
@@ -70,7 +70,7 @@
         <w:pStyle w:val="Heading1"/>
       </w:pPr>
       <w:r>
-        <w:t>Aufgenommen am 15.09.2026</w:t>
+        <w:t>Aufgenommen am 16.09.2026</w:t>
       </w:r>
     </w:p>
     <w:p>
@@ -78,7 +78,7 @@
         <w:pStyle w:val="Heading2"/>
       </w:pPr>
       <w:r>
-        <w:t>Fünfjährige Langzeitergebnisse von Trauma-Therapie bei Jugendlichen</w:t>
+        <w:t>Belastung von Fachkräften im Gesundheitswesen: Arbeitsbedingungen und psychische Gesundheit während der Pandemie</w:t>
       </w:r>
     </w:p>
     <w:p>
@@ -88,12 +88,12 @@
           <w:color w:val="666666"/>
           <w:sz w:val="18"/>
         </w:rPr>
-        <w:t>Rossouw J et al.  ·  Eur J Psychotraumatol  ·  14.09.2026  ·  PMID 42734593</w:t>
+        <w:t>Peters C et al.  ·  Front Public Health  ·  31.08.2026  ·  PMID 42741285</w:t>
       </w:r>
     </w:p>
     <w:p>
       <w:r>
-        <w:t>Randomisierte Studie über verlängerte Expositionstherapie und supportive Beratung bei PTBS von 63 Jugendlichen, durchgeführt von geschulten Nicht-Spezialisten in einem ressourcenarm Umfeld.</w:t>
+        <w:t>Deutsche Cross-sectional-Studie zur psychischen Belastung von 576 Beschäftigten in Gesundheits- und Sozialeinrichtungen während und nach der COVID-19-Pandemie.</w:t>
       </w:r>
     </w:p>
     <w:p>
@@ -104,7 +104,7 @@
         <w:t xml:space="preserve">Ergebnis: </w:t>
       </w:r>
       <w:r>
-        <w:t>Beide Gruppen zeigten signifikante Symptomreduktion bis 60 Monate nach Behandlung (F=2,86, p&lt;0,01); Prolonged Exposure zeigte numerisch stärkere Verbesserung, aber nicht signifikant bei 60-Monats-Nachverfolgung (p=0,28). Durchschnittlich 9 Sitzungen pro Patient führten zu länger anhaltenden Verbesserungen über fünf Jahre.</w:t>
+        <w:t>59% waren Gesundheitsfachkräfte (Ärzte, Pflege, Therapie); diese berichteten schlechtere Arbeitsfähigkeit (6,9 vs. 7,3), mehr emotionale Belastung und höher Depressionsrate. Ca. ein Fünftel aller Befragten litt unter moderater bis schwerer psychischer Belastung. Prävention von chronischem Stress sollte Fokus für Erhalt der psychischen Gesundheit sein.</w:t>
       </w:r>
     </w:p>
     <w:p>
@@ -119,7 +119,7 @@
         <w:rPr>
           <w:sz w:val="19"/>
         </w:rPr>
-        <w:t>Südafrika - Fachlichkeit von geschulten Pflegekräften ohne Psychotherapieausbildung übertragbar</w:t>
+        <w:t>Deutsche Daten, direkt auf Arbeitsbedingungen im deutschen Gesundheitswesen übertragbar</w:t>
       </w:r>
     </w:p>
     <w:p>
@@ -128,7 +128,7 @@
           <w:color w:val="5A7D3A"/>
           <w:sz w:val="18"/>
         </w:rPr>
-        <w:t>https://pubmed.ncbi.nlm.nih.gov/42734593/</w:t>
+        <w:t>https://pubmed.ncbi.nlm.nih.gov/42741285/</w:t>
       </w:r>
     </w:p>
     <w:p>
@@ -136,7 +136,7 @@
         <w:pStyle w:val="Heading2"/>
       </w:pPr>
       <w:r>
-        <w:t>Substanzgebrauch bei amerikanischen Ureinwohnern: Barrieren und Bedarfe aus Fokusgruppen</w:t>
+        <w:t>Zugehörigkeit und psychisches Wohlbefinden: Geflüchtete Schüler in Portugal haben höheres Risiko</w:t>
       </w:r>
     </w:p>
     <w:p>
@@ -146,12 +146,12 @@
           <w:color w:val="666666"/>
           <w:sz w:val="18"/>
         </w:rPr>
-        <w:t>Woods C et al.  ·  Int J Addctn Nurs  ·  22.04.2026  ·  PMID 42734572</w:t>
+        <w:t>Virgolino A et al.  ·  J Sch Health  ·  Okt. 2026  ·  PMID 42740715</w:t>
       </w:r>
     </w:p>
     <w:p>
       <w:r>
-        <w:t>Qualitative Fokusgruppenstudie mit 20 American Indian/Alaska Native Erwachsenen zu Substanzgebrauch, Prävention und Behandlung von Suchterkrankungen.</w:t>
+        <w:t>Portugiesische Online-Befragung von 3073 Schülern der 5.–12. Klasse zum psychischen Wohlbefinden und zur Schulzugehörigkeit von Kindern mit und ohne Migrationsgeschichte.</w:t>
       </w:r>
     </w:p>
     <w:p>
@@ -162,7 +162,7 @@
         <w:t xml:space="preserve">Ergebnis: </w:t>
       </w:r>
       <w:r>
-        <w:t>Zentrale Probleme: Unsichtbarkeit in Statistiken, Mangel an Gesundheitszugang, fehlende Aufstiegsmöglichkeiten für Jugendliche, Stigma. Empfehlungen: Frühe Prävention bei Grundschülern, intergenerationales Ansatz, traumainformierte und kulturell sensible Behandlung, Community-Partizipation. Wichtig: Intergenerationale Traumata als Kontext für Substanzgebrauch.</w:t>
+        <w:t>Schüler mit Migrationsgeschichte hatten signifikant höhere Wahrscheinlichkeit für schlechtes psychisches Wohlbefinden (37,8% vs. 24,7%, aOR=1,67, p=0,002). Hauptfaktoren: schlechte Peerbeziehungen, fehlende Schulzugehörigkeit, niedriges Selbstwertgefühl, schwache Lehrerunterstützung, negative Schulklima-Wahrnehmung. Lehrerausbildung zu Kommunikation mit Migranten und ihren Familien als Schlüssel für Chancengleichheit identifiziert.</w:t>
       </w:r>
     </w:p>
     <w:p>
@@ -177,7 +177,7 @@
         <w:rPr>
           <w:sz w:val="19"/>
         </w:rPr>
-        <w:t>USA - Strukturelle und kulturelle Barrieren für marginalisierte Gruppen sind international relevant</w:t>
+        <w:t>Europäisches System mit vergleichbarem Zugang; Befunde zu Ungleichheit übertragbar</w:t>
       </w:r>
     </w:p>
     <w:p>
@@ -186,7 +186,7 @@
           <w:color w:val="5A7D3A"/>
           <w:sz w:val="18"/>
         </w:rPr>
-        <w:t>https://pubmed.ncbi.nlm.nih.gov/42734572/</w:t>
+        <w:t>https://pubmed.ncbi.nlm.nih.gov/42740715/</w:t>
       </w:r>
     </w:p>
     <w:p>
@@ -194,7 +194,7 @@
         <w:pStyle w:val="Heading2"/>
       </w:pPr>
       <w:r>
-        <w:t>Bewegung in Schwangerschaft und Wochenbett reduziert Depression, nicht Angst</w:t>
+        <w:t>Persönlichkeitsstile und therapeutische Allianz: Dysregulation erschwert Behandlung von Essstörungen</w:t>
       </w:r>
     </w:p>
     <w:p>
@@ -204,12 +204,12 @@
           <w:color w:val="666666"/>
           <w:sz w:val="18"/>
         </w:rPr>
-        <w:t>de Faria DA et al.  ·  Arch Womens Ment Health  ·  14.09.2026  ·  PMID 42733028</w:t>
+        <w:t>Giannopoulos E et al.  ·  Clin Psychol Psychother  ·  Sept. 2026  ·  PMID 42740480</w:t>
       </w:r>
     </w:p>
     <w:p>
       <w:r>
-        <w:t>Systematischer Review mit Metaanalyse von 17 RCTs zu Effekt isolierter Bewegungsinterventionen auf Depression und Angst in Schwangerschaft und Wochenbett (N insgesamt &gt;10.000).</w:t>
+        <w:t>US-amerikanische Online-Befragung von 126 Therapeuten zu Persönlichkeitsstilen, diagnostischen Merkmalen und therapeutischer Allianz bei Behandlung von 126 erwachsenen Patienten mit Essstörungen.</w:t>
       </w:r>
     </w:p>
     <w:p>
@@ -220,7 +220,7 @@
         <w:t xml:space="preserve">Ergebnis: </w:t>
       </w:r>
       <w:r>
-        <w:t>Bewegung assoziiert mit niedrigeren depressiven Symptomen: antepartal (SMD -0,52, CI -0,75 bis -0,30, I²=46 %, niedrige Evidenzsicherheit), postpartal (SMD -0,33, CI -0,57 bis -0,09, I²=86 %, sehr niedrig). Antepartale Angst: kein klarer Effekt (SMD -0,03, CI -0,31 bis 0,25). Strukturierte Programme 3x/Woche ~60 min zeigten günstige Effekte, aber Gesamtevidenz niedrig bis sehr niedrig.</w:t>
+        <w:t>Patienten mit sowohl konstrikt als auch dysreguliert klassifizierten Persönlichkeitszügen zeigten komplexere diagnostische Profile; Dysregulation korrelierte mit schlecherer therapeutischer Allianz und Notwendigkeit integrierter Techniken. Behandlung mit Dysregulation erforderte therapeuten-übergreifende Integrationen von kognitiv-behavioralen, psychodynamisch-interpersonalen und adjunktiven Techniken. Therapeutische Allianzbildung für Dysregulierte als besondere Herausforderung identifiziert.</w:t>
       </w:r>
     </w:p>
     <w:p>
@@ -235,7 +235,7 @@
         <w:rPr>
           <w:sz w:val="19"/>
         </w:rPr>
-        <w:t>Australien/internationale Daten - Depression in Perinatalperiode ist universeller Befund</w:t>
+        <w:t>USA; nur Befund zu Therapeut-Patient-Matching übertragbar für deutsche Versorgung</w:t>
       </w:r>
     </w:p>
     <w:p>
@@ -244,7 +244,7 @@
           <w:color w:val="5A7D3A"/>
           <w:sz w:val="18"/>
         </w:rPr>
-        <w:t>https://pubmed.ncbi.nlm.nih.gov/42733028/</w:t>
+        <w:t>https://pubmed.ncbi.nlm.nih.gov/42740480/</w:t>
       </w:r>
     </w:p>
     <w:p>
@@ -252,7 +252,7 @@
         <w:pStyle w:val="Heading2"/>
       </w:pPr>
       <w:r>
-        <w:t>Spezifische Stressoren und mentale Gesundheit internationaler Studierender</w:t>
+        <w:t>Familien mit psychisch erkrankten Eltern: Stärkenorientierung statt Risiko als Rahmen</w:t>
       </w:r>
     </w:p>
     <w:p>
@@ -262,12 +262,12 @@
           <w:color w:val="666666"/>
           <w:sz w:val="18"/>
         </w:rPr>
-        <w:t>Zhao J et al.  ·  BMJ Ment Health  ·  12.09.2026  ·  PMID 42731880</w:t>
+        <w:t>Allchin B et al.  ·  Int J Ment Health Nurs  ·  Okt. 2026  ·  PMID 42740414</w:t>
       </w:r>
     </w:p>
     <w:p>
       <w:r>
-        <w:t>Querschnittsstudie mit Machine-Learning-Modellen bei 481 Studierenden (chinesische in UK, internationale in China) zur Identifikation von Stressfaktoren für psychische Belastung und Wellbeing.</w:t>
+        <w:t>Australische Partizipative-Aktionsforschung mit vier Phasen zur Reframing des FaPMI-Programms (Families where a parent has a mental illness) von Risikobertonung zu Stärkenorientierung.</w:t>
       </w:r>
     </w:p>
     <w:p>
@@ -278,7 +278,7 @@
         <w:t xml:space="preserve">Ergebnis: </w:t>
       </w:r>
       <w:r>
-        <w:t>Random-Forest-Modelle erklärten 22–35 % der Varianz bei wahrgenommener Stress und 25–27 % beim Wellbeing. Kernstressoren: Schlafprobleme, physische Gesundheit, Prüfungsangst über beide Standorte. Kontextspezifisch: In UK stärkere Effekte von Zeitmangel und Einsamkeit; in China: fehlende Orientierung zu Hilfsangeboten und Work-Life-Balance. Teilweise Generalisierbarkeit über Standorte.</w:t>
+        <w:t>Koordinatoren und Angehörige mit Lived Experience einigten sich auf ‚Avoid and Advance'-Leitlinien zur Deframing von Vulnerabilität und zur Förderung von Resilienz, Person-Zentrierung und Recovery. Prozess identifizierte unbeabsichtigte Folgen des älteren Risiko-Framings (Stigmatisierung, Pathologisierung) und etablierte Konsens für künftige Ausrichtung. Reframing unterstützt Shift in Politik und Praxis zu kontextgerechter, strengthsbasierter Versorgung.</w:t>
       </w:r>
     </w:p>
     <w:p>
@@ -293,7 +293,7 @@
         <w:rPr>
           <w:sz w:val="19"/>
         </w:rPr>
-        <w:t>UK-Daten mit vergleichbarem Hochschulsystem, maschinengestützte Priorisierung übertragbar</w:t>
+        <w:t>Australien mit ähnlichem Versorgungsauftrag; Methode für Programmreform in Deutschland anwendbar</w:t>
       </w:r>
     </w:p>
     <w:p>
@@ -302,7 +302,7 @@
           <w:color w:val="5A7D3A"/>
           <w:sz w:val="18"/>
         </w:rPr>
-        <w:t>https://pubmed.ncbi.nlm.nih.gov/42731880/</w:t>
+        <w:t>https://pubmed.ncbi.nlm.nih.gov/42740414/</w:t>
       </w:r>
     </w:p>
     <w:p>
@@ -310,7 +310,7 @@
         <w:pStyle w:val="Heading2"/>
       </w:pPr>
       <w:r>
-        <w:t>Kurzfristiges Ausdauertraining bei Depression in geriatrischer Psychiatrie zeigt keine zusätzlichen Effekte</w:t>
+        <w:t>Aggressionshemmung bei Depression: Hemmung korreliert mit schlechteren Outcomes und Wiederaufnahmen</w:t>
       </w:r>
     </w:p>
     <w:p>
@@ -320,12 +320,12 @@
           <w:color w:val="666666"/>
           <w:sz w:val="18"/>
         </w:rPr>
-        <w:t>Schulte LE et al.  ·  J Affect Disord  ·  01.12.2026  ·  PMID 42600781</w:t>
+        <w:t>Maß R et al.  ·  BMC Psychiatry  ·  11.09.2026  ·  PMID 42736557</w:t>
       </w:r>
     </w:p>
     <w:p>
       <w:r>
-        <w:t>Randomisierte Kontrollstudie: 100 ältere Patienten (mittleres Alter 76 Jahre) mit Depression erhielten 2-wöchiges Ergometer-Ausdauertraining plus Treatment as Usual (TAU) oder Flexibilitätsprogramm plus TAU.</w:t>
+        <w:t>Deutsche Naturalistic-Studie an 416 stationären Patienten mit Major Depression zur Vorhersage von Behandlungsresponse durch Aggressionshemmung (CABS-Inhibition).</w:t>
       </w:r>
     </w:p>
     <w:p>
@@ -336,7 +336,7 @@
         <w:t xml:space="preserve">Ergebnis: </w:t>
       </w:r>
       <w:r>
-        <w:t>Keine signifikanten Unterschiede zwischen Interventions- und Kontrollgruppe auf Clinical Global Impression (p=0,069) oder Depressionsschwere (BDI-II: Δ -0,62, CI -3,68 bis 2,45). Beide Gruppen verbesserten sich über die Zeit (p&lt;0,001). Schlechtere Adhärenz in Interventionsgruppe (74,0±31,9 vs. 95,0±25,3 min/Woche, p=0,003). Kurzzeitintervention zeigte keinen zusätzlichen klinischen Nutzen.</w:t>
+        <w:t>Patienten mit erhöhter Aggressionshemmung (z=1,40) zeigten bei Entlassung schlechtere Symptomverbesserung; CABS-Werte korrelierten mit depressiven Symptomen bei 6-Monats-Follow-up und Wiederaufnahme innerhalb eines Jahres. Symptomverbesserung während Behandlung erfolgte für beide Variablen signifikant (p&lt;0,001); Aggressionshemmung als klinisch relevanter Outcome-Prädiktor identifiziert, kausale Effekte aber nicht nachgewiesen.</w:t>
       </w:r>
     </w:p>
     <w:p>
@@ -351,7 +351,7 @@
         <w:rPr>
           <w:sz w:val="19"/>
         </w:rPr>
-        <w:t>Deutschland - Psychiatrische Kliniken mit älteren Patienten, kurzfristige Machbarkeit demonstriert</w:t>
+        <w:t>Deutsche Klinikdaten, direkt auf stationäre Behandlung Depression übertragbar</w:t>
       </w:r>
     </w:p>
     <w:p>
@@ -360,7 +360,7 @@
           <w:color w:val="5A7D3A"/>
           <w:sz w:val="18"/>
         </w:rPr>
-        <w:t>https://pubmed.ncbi.nlm.nih.gov/42600781/</w:t>
+        <w:t>https://pubmed.ncbi.nlm.nih.gov/42736557/</w:t>
       </w:r>
     </w:p>
     <w:p>
@@ -368,7 +368,7 @@
         <w:pStyle w:val="Heading2"/>
       </w:pPr>
       <w:r>
-        <w:t>Digitale Therapien: Nutzen nicht linear mit Nutzungszeit verbunden</w:t>
+        <w:t>Psychische Gesundheit ukrainischer Kinder im Krieg: Systemische Unterstützung erforderlich</w:t>
       </w:r>
     </w:p>
     <w:p>
@@ -378,12 +378,12 @@
           <w:color w:val="666666"/>
           <w:sz w:val="18"/>
         </w:rPr>
-        <w:t>Meyer B et al.  ·  JMIR Ment Health  ·  14.08.2026  ·  PMID 42600086</w:t>
+        <w:t>Vus V et al.  ·  Pol Merkur Lekarski  ·  2026  ·  PMID 42726834</w:t>
       </w:r>
     </w:p>
     <w:p>
       <w:r>
-        <w:t>Standpunktartikel zu Annahmen über Dosis-Wirkungs-Beziehungen in digitalen Mental-Health-Interventionen: Kritische Analyse, ob längere Nutzung zwangsläufig bessere Ergebnisse bedeutet.</w:t>
+        <w:t>Narrative Übersichtsarbeit mit Vergleichsanalyse zu psychischer Gesundheit ukrainischer Kinder (0–18 Jahre) im bewaffneten Konflikt und zu Psychosoziale Versorgung.</w:t>
       </w:r>
     </w:p>
     <w:p>
@@ -394,7 +394,7 @@
         <w:t xml:space="preserve">Ergebnis: </w:t>
       </w:r>
       <w:r>
-        <w:t>Zentrale Befunde: Schnelle frühe Response und Platea-Effekte, heterogene Nutzungsmuster, episodische Engagement-Muster, Off-Plattform-Skill-Anwendung. Lineare Dosis-Metapher aus Pharmakotherapie nicht passend für Lern-basierte Interventionen. Empfehlung: Evaluationsrahmen sollten Nutzenqualität über kumulative Exposition priorisieren, nicht Benutzungszeit als universellen Qualitätsindikator.</w:t>
+        <w:t>Ukraine steht vor beispiellosen psychiatrischen Krisen bei europäischen Kindern. Systematische Investition in Psychosoziale Unterstützung auf Trauma-informed-Basis erforderlich, mit Priorität für unterversorgte Gruppen (Kleinst-, Waisenkinder, Kinder Mobilisierter), Deinstitutionalisierung, Anti-Stigma-Bildung und Finanzierung von Längsschnittstudien essentiell. Befunde aus 2022–2026 zeigen hohes Prävalenzrisiko bei Kindern postkonflikt.</w:t>
       </w:r>
     </w:p>
     <w:p>
@@ -409,7 +409,7 @@
         <w:rPr>
           <w:sz w:val="19"/>
         </w:rPr>
-        <w:t>Deutschland - Konzeptuelle Kritik an Evaluierungslogiken für Apps ist systemübergreifend gültig</w:t>
+        <w:t>Europa, Nachbarland mit verwandtem Versorgungsauftrag; Befunde zu systematischen Lücken übertragbar</w:t>
       </w:r>
     </w:p>
     <w:p>
@@ -418,7 +418,7 @@
           <w:color w:val="5A7D3A"/>
           <w:sz w:val="18"/>
         </w:rPr>
-        <w:t>https://pubmed.ncbi.nlm.nih.gov/42600086/</w:t>
+        <w:t>https://pubmed.ncbi.nlm.nih.gov/42726834/</w:t>
       </w:r>
     </w:p>
     <w:sectPr>

--- a/download/studien-aktuell.docx
+++ b/download/studien-aktuell.docx
@@ -62,7 +62,7 @@
           <w:color w:val="666666"/>
           <w:sz w:val="18"/>
         </w:rPr>
-        <w:t>Stand: 16.09.2026  |  6 Studien  |  mental.m-vf.de</w:t>
+        <w:t>Stand: 17.09.2026  |  6 Studien  |  mental.m-vf.de</w:t>
       </w:r>
     </w:p>
     <w:p>
@@ -70,7 +70,7 @@
         <w:pStyle w:val="Heading1"/>
       </w:pPr>
       <w:r>
-        <w:t>Aufgenommen am 16.09.2026</w:t>
+        <w:t>Aufgenommen am 17.09.2026</w:t>
       </w:r>
     </w:p>
     <w:p>
@@ -78,7 +78,7 @@
         <w:pStyle w:val="Heading2"/>
       </w:pPr>
       <w:r>
-        <w:t>Belastung von Fachkräften im Gesundheitswesen: Arbeitsbedingungen und psychische Gesundheit während der Pandemie</w:t>
+        <w:t>Regulatory Reform der Methylphenidat-Verschreibung bei Erwachsenen in Frankreich</w:t>
       </w:r>
     </w:p>
     <w:p>
@@ -88,12 +88,12 @@
           <w:color w:val="666666"/>
           <w:sz w:val="18"/>
         </w:rPr>
-        <w:t>Peters C et al.  ·  Front Public Health  ·  31.08.2026  ·  PMID 42741285</w:t>
+        <w:t>Saint-Dizier C et al.  ·  BMJ Ment Health  ·  16.09.2026  ·  PMID 42749337</w:t>
       </w:r>
     </w:p>
     <w:p>
       <w:r>
-        <w:t>Deutsche Cross-sectional-Studie zur psychischen Belastung von 576 Beschäftigten in Gesundheits- und Sozialeinrichtungen während und nach der COVID-19-Pandemie.</w:t>
+        <w:t>Untersucht wurde, wie eine regulatorische Reform 2021 in Frankreich die Verfügbarkeit von Methylphenidat für erwachsene ADHS-Patienten verändert hat, die zuvor auf klinische Spezialisten beschränkt war.</w:t>
       </w:r>
     </w:p>
     <w:p>
@@ -104,7 +104,7 @@
         <w:t xml:space="preserve">Ergebnis: </w:t>
       </w:r>
       <w:r>
-        <w:t>59% waren Gesundheitsfachkräfte (Ärzte, Pflege, Therapie); diese berichteten schlechtere Arbeitsfähigkeit (6,9 vs. 7,3), mehr emotionale Belastung und höher Depressionsrate. Ca. ein Fünftel aller Befragten litt unter moderater bis schwerer psychischer Belastung. Prävention von chronischem Stress sollte Fokus für Erhalt der psychischen Gesundheit sein.</w:t>
+        <w:t>Innerhalb von 3 Jahren nach der Reform stieg die wöchentliche Verschreibungsrate um initial 10,9 %, gefolgt von anhaltender Beschleunigung (0,7 % pro Woche), primär durch neue Behandlungen. Die Zugangsregelung war das Haupthindernis für historisch niedrige Behandlungsquoten.</w:t>
       </w:r>
     </w:p>
     <w:p>
@@ -119,7 +119,7 @@
         <w:rPr>
           <w:sz w:val="19"/>
         </w:rPr>
-        <w:t>Deutsche Daten, direkt auf Arbeitsbedingungen im deutschen Gesundheitswesen übertragbar</w:t>
+        <w:t>Frankreich, ähnliches System wie Deutschland bei Kassenleistungen und Spezialistenzugang.</w:t>
       </w:r>
     </w:p>
     <w:p>
@@ -128,7 +128,7 @@
           <w:color w:val="5A7D3A"/>
           <w:sz w:val="18"/>
         </w:rPr>
-        <w:t>https://pubmed.ncbi.nlm.nih.gov/42741285/</w:t>
+        <w:t>https://pubmed.ncbi.nlm.nih.gov/42749337/</w:t>
       </w:r>
     </w:p>
     <w:p>
@@ -136,7 +136,7 @@
         <w:pStyle w:val="Heading2"/>
       </w:pPr>
       <w:r>
-        <w:t>Zugehörigkeit und psychisches Wohlbefinden: Geflüchtete Schüler in Portugal haben höheres Risiko</w:t>
+        <w:t>Kommunikationsbarrieren in der Geburtshilfe für autistische Frauen in Brasilien</w:t>
       </w:r>
     </w:p>
     <w:p>
@@ -146,12 +146,12 @@
           <w:color w:val="666666"/>
           <w:sz w:val="18"/>
         </w:rPr>
-        <w:t>Virgolino A et al.  ·  J Sch Health  ·  Okt. 2026  ·  PMID 42740715</w:t>
+        <w:t>Brilhante AVM et al.  ·  PLoS One  ·  16.09.2026  ·  PMID 42748175</w:t>
       </w:r>
     </w:p>
     <w:p>
       <w:r>
-        <w:t>Portugiesische Online-Befragung von 3073 Schülern der 5.–12. Klasse zum psychischen Wohlbefinden und zur Schulzugehörigkeit von Kindern mit und ohne Migrationsgeschichte.</w:t>
+        <w:t>Qualitative Studie mit 34 autistischen Frauen (22 mit geringem, 12 mit höherem Unterstützungsbedarf) zu Kommunikationsbarrieren bei Schwangerschaft, Geburt und Wochenbett.</w:t>
       </w:r>
     </w:p>
     <w:p>
@@ -162,7 +162,7 @@
         <w:t xml:space="preserve">Ergebnis: </w:t>
       </w:r>
       <w:r>
-        <w:t>Schüler mit Migrationsgeschichte hatten signifikant höhere Wahrscheinlichkeit für schlechtes psychisches Wohlbefinden (37,8% vs. 24,7%, aOR=1,67, p=0,002). Hauptfaktoren: schlechte Peerbeziehungen, fehlende Schulzugehörigkeit, niedriges Selbstwertgefühl, schwache Lehrerunterstützung, negative Schulklima-Wahrnehmung. Lehrerausbildung zu Kommunikation mit Migranten und ihren Familien als Schlüssel für Chancengleichheit identifiziert.</w:t>
+        <w:t>Drei Hauptbefunde: nicht erkannte autistische Kommunikationsbedürfnisse (Alexithymie, Reizüberempfindlichkeit, Bedarf für Vorhersehbarkeit); systemische institutionelle und zwischenmenschliche Kommunikationsfehler (Symptominvalidation, respektlose Behandlung, Ausschluss nicht-sprechender Frauen); respektvolle Kommunikation mit angepassten Strategien fördert Sicherheit und Autonomie.</w:t>
       </w:r>
     </w:p>
     <w:p>
@@ -177,7 +177,7 @@
         <w:rPr>
           <w:sz w:val="19"/>
         </w:rPr>
-        <w:t>Europäisches System mit vergleichbarem Zugang; Befunde zu Ungleichheit übertragbar</w:t>
+        <w:t>Brasilien, niedrig-mittleres Einkommen, Befunde zu Barriereabbau übertragbar auf strukturelle Maßnahmen.</w:t>
       </w:r>
     </w:p>
     <w:p>
@@ -186,7 +186,7 @@
           <w:color w:val="5A7D3A"/>
           <w:sz w:val="18"/>
         </w:rPr>
-        <w:t>https://pubmed.ncbi.nlm.nih.gov/42740715/</w:t>
+        <w:t>https://pubmed.ncbi.nlm.nih.gov/42748175/</w:t>
       </w:r>
     </w:p>
     <w:p>
@@ -194,7 +194,7 @@
         <w:pStyle w:val="Heading2"/>
       </w:pPr>
       <w:r>
-        <w:t>Persönlichkeitsstile und therapeutische Allianz: Dysregulation erschwert Behandlung von Essstörungen</w:t>
+        <w:t>Soziale Netzwerke von Migrantinnen beeinflussen psychische Gesundheit und Einsamkeit</w:t>
       </w:r>
     </w:p>
     <w:p>
@@ -204,12 +204,12 @@
           <w:color w:val="666666"/>
           <w:sz w:val="18"/>
         </w:rPr>
-        <w:t>Giannopoulos E et al.  ·  Clin Psychol Psychother  ·  Sept. 2026  ·  PMID 42740480</w:t>
+        <w:t>Sumerlin TS et al.  ·  Epidemiol Psychiatr Sci  ·  16.09.2026  ·  PMID 42745661</w:t>
       </w:r>
     </w:p>
     <w:p>
       <w:r>
-        <w:t>US-amerikanische Online-Befragung von 126 Therapeuten zu Persönlichkeitsstilen, diagnostischen Merkmalen und therapeutischer Allianz bei Behandlung von 126 erwachsenen Patienten mit Essstörungen.</w:t>
+        <w:t>Querschnittstudie mit 1.681 Hausangestellten aus den Philippinen und Indonesien in Macao zu Assoziationen zwischen sozialen Netzwerk-Charakteristika und psychischer Gesundheit, Einsamkeit und selbstbewerteter Gesundheit.</w:t>
       </w:r>
     </w:p>
     <w:p>
@@ -220,7 +220,7 @@
         <w:t xml:space="preserve">Ergebnis: </w:t>
       </w:r>
       <w:r>
-        <w:t>Patienten mit sowohl konstrikt als auch dysreguliert klassifizierten Persönlichkeitszügen zeigten komplexere diagnostische Profile; Dysregulation korrelierte mit schlecherer therapeutischer Allianz und Notwendigkeit integrierter Techniken. Behandlung mit Dysregulation erforderte therapeuten-übergreifende Integrationen von kognitiv-behavioralen, psychodynamisch-interpersonalen und adjunktiven Techniken. Therapeutische Allianzbildung für Dysregulierte als besondere Herausforderung identifiziert.</w:t>
+        <w:t>Bei philippinischen Migranten: höhere soziale Unterstützungshilfreichtum assoziiert mit weniger Einsamkeit (β = -0,15) und besserer Selbstbewertung der Gesundheit (β = 0,15); höhere Gegenseitigkeitsbelastung konsistent mit schlechteren Ergebnissen (z. B. PTSD: β = 0,21). Bei indonesischen Migranten Gegenseitigkeitsbelastung und finanzielle Unterstützung assoziiert mit Depression und Angst.</w:t>
       </w:r>
     </w:p>
     <w:p>
@@ -235,7 +235,7 @@
         <w:rPr>
           <w:sz w:val="19"/>
         </w:rPr>
-        <w:t>USA; nur Befund zu Therapeut-Patient-Matching übertragbar für deutsche Versorgung</w:t>
+        <w:t>China, aber Befunde zu Migrantenvulnerabilität relevant für Deutschland bei Arbeitsmigranten und Sprachbarrieren.</w:t>
       </w:r>
     </w:p>
     <w:p>
@@ -244,7 +244,7 @@
           <w:color w:val="5A7D3A"/>
           <w:sz w:val="18"/>
         </w:rPr>
-        <w:t>https://pubmed.ncbi.nlm.nih.gov/42740480/</w:t>
+        <w:t>https://pubmed.ncbi.nlm.nih.gov/42745661/</w:t>
       </w:r>
     </w:p>
     <w:p>
@@ -252,7 +252,7 @@
         <w:pStyle w:val="Heading2"/>
       </w:pPr>
       <w:r>
-        <w:t>Familien mit psychisch erkrankten Eltern: Stärkenorientierung statt Risiko als Rahmen</w:t>
+        <w:t>Integration psychischer Gesundheit in indische Primärversorgung scheitert an Kapazität</w:t>
       </w:r>
     </w:p>
     <w:p>
@@ -262,12 +262,12 @@
           <w:color w:val="666666"/>
           <w:sz w:val="18"/>
         </w:rPr>
-        <w:t>Allchin B et al.  ·  Int J Ment Health Nurs  ·  Okt. 2026  ·  PMID 42740414</w:t>
+        <w:t>Ghosh A et al.  ·  Int J Equity Health  ·  11.09.2026  ·  PMID 42745316</w:t>
       </w:r>
     </w:p>
     <w:p>
       <w:r>
-        <w:t>Australische Partizipative-Aktionsforschung mit vier Phasen zur Reframing des FaPMI-Programms (Families where a parent has a mental illness) von Risikobertonung zu Stärkenorientierung.</w:t>
+        <w:t>Qualitative Implementierungsstudie in sieben indischen Bundesstaaten mit 211 Interviews und 28 Fokusgruppen zu Barrieren und Erfolgsfaktoren bei der Integration von psychischen Erkrankungen und Sucht in Primärversorgung.</w:t>
       </w:r>
     </w:p>
     <w:p>
@@ -278,7 +278,7 @@
         <w:t xml:space="preserve">Ergebnis: </w:t>
       </w:r>
       <w:r>
-        <w:t>Koordinatoren und Angehörige mit Lived Experience einigten sich auf ‚Avoid and Advance'-Leitlinien zur Deframing von Vulnerabilität und zur Förderung von Resilienz, Person-Zentrierung und Recovery. Prozess identifizierte unbeabsichtigte Folgen des älteren Risiko-Framings (Stigmatisierung, Pathologisierung) und etablierte Konsens für künftige Ausrichtung. Reframing unterstützt Shift in Politik und Praxis zu kontextgerechter, strengthsbasierter Versorgung.</w:t>
+        <w:t>Unterstützung für Integration vorhanden, aber massive Barrieren: unzureichende Kapazität, fehlende Protokolle, Stigma, mangelnde Medikamente, unterbrochene Überweisungsketten. Ungleicher Trainingsaufbau, zu kurze Sprechstunden. Positive Praktiken (Telemedizin, Gemeindemobilisierung) existieren, sind aber nicht systematisiert.</w:t>
       </w:r>
     </w:p>
     <w:p>
@@ -293,7 +293,7 @@
         <w:rPr>
           <w:sz w:val="19"/>
         </w:rPr>
-        <w:t>Australien mit ähnlichem Versorgungsauftrag; Methode für Programmreform in Deutschland anwendbar</w:t>
+        <w:t>Indien, Entwicklungsland mit ähnlichen Schnittstellen-Problemen wie Deutschland bei Spaltung Psychiatrie-Primärversorgung.</w:t>
       </w:r>
     </w:p>
     <w:p>
@@ -302,7 +302,7 @@
           <w:color w:val="5A7D3A"/>
           <w:sz w:val="18"/>
         </w:rPr>
-        <w:t>https://pubmed.ncbi.nlm.nih.gov/42740414/</w:t>
+        <w:t>https://pubmed.ncbi.nlm.nih.gov/42745316/</w:t>
       </w:r>
     </w:p>
     <w:p>
@@ -310,7 +310,7 @@
         <w:pStyle w:val="Heading2"/>
       </w:pPr>
       <w:r>
-        <w:t>Aggressionshemmung bei Depression: Hemmung korreliert mit schlechteren Outcomes und Wiederaufnahmen</w:t>
+        <w:t>Stigma und unzureichende Versorgung bei Notfalleinsätzen für psychische Erkrankungen</w:t>
       </w:r>
     </w:p>
     <w:p>
@@ -320,12 +320,12 @@
           <w:color w:val="666666"/>
           <w:sz w:val="18"/>
         </w:rPr>
-        <w:t>Maß R et al.  ·  BMC Psychiatry  ·  11.09.2026  ·  PMID 42736557</w:t>
+        <w:t>Ulvøy LE et al.  ·  BMC Psychiatry  ·  21.08.2026  ·  PMID 42745260</w:t>
       </w:r>
     </w:p>
     <w:p>
       <w:r>
-        <w:t>Deutsche Naturalistic-Studie an 416 stationären Patienten mit Major Depression zur Vorhersage von Behandlungsresponse durch Aggressionshemmung (CABS-Inhibition).</w:t>
+        <w:t>Qualitative Interviews mit 23 Patienten mit psychischen Erkrankungen und/oder Suchtproblemen in Norwegen über ihre Erfahrungen mit Rettungsdiensten.</w:t>
       </w:r>
     </w:p>
     <w:p>
@@ -336,7 +336,7 @@
         <w:t xml:space="preserve">Ergebnis: </w:t>
       </w:r>
       <w:r>
-        <w:t>Patienten mit erhöhter Aggressionshemmung (z=1,40) zeigten bei Entlassung schlechtere Symptomverbesserung; CABS-Werte korrelierten mit depressiven Symptomen bei 6-Monats-Follow-up und Wiederaufnahme innerhalb eines Jahres. Symptomverbesserung während Behandlung erfolgte für beide Variablen signifikant (p&lt;0,001); Aggressionshemmung als klinisch relevanter Outcome-Prädiktor identifiziert, kausale Effekte aber nicht nachgewiesen.</w:t>
+        <w:t>Patienten berichteten Stigmatisierung, herabwürdigende Haltungen, mangelnde körperliche Gesundheitsversorgung und begrenzte Einbeziehung in Entscheidungen. Frühere Erfahrungen mit anderen Gesundheitsdiensten prägten deutlich die Inanspruchnahme von Notfallhilfe.</w:t>
       </w:r>
     </w:p>
     <w:p>
@@ -351,7 +351,7 @@
         <w:rPr>
           <w:sz w:val="19"/>
         </w:rPr>
-        <w:t>Deutsche Klinikdaten, direkt auf stationäre Behandlung Depression übertragbar</w:t>
+        <w:t>Norwegen, vergleichbare nordeuropäische Versorgungsstruktur und Notfallsysteme.</w:t>
       </w:r>
     </w:p>
     <w:p>
@@ -360,7 +360,7 @@
           <w:color w:val="5A7D3A"/>
           <w:sz w:val="18"/>
         </w:rPr>
-        <w:t>https://pubmed.ncbi.nlm.nih.gov/42736557/</w:t>
+        <w:t>https://pubmed.ncbi.nlm.nih.gov/42745260/</w:t>
       </w:r>
     </w:p>
     <w:p>
@@ -368,7 +368,7 @@
         <w:pStyle w:val="Heading2"/>
       </w:pPr>
       <w:r>
-        <w:t>Psychische Gesundheit ukrainischer Kinder im Krieg: Systemische Unterstützung erforderlich</w:t>
+        <w:t>Perinatale Depression bei einer Million Frauen: Risikofaktoren und Screening</w:t>
       </w:r>
     </w:p>
     <w:p>
@@ -378,12 +378,12 @@
           <w:color w:val="666666"/>
           <w:sz w:val="18"/>
         </w:rPr>
-        <w:t>Vus V et al.  ·  Pol Merkur Lekarski  ·  2026  ·  PMID 42726834</w:t>
+        <w:t>Gabellini E et al.  ·  Arch Womens Ment Health  ·  16.09.2026  ·  PMID 42745087</w:t>
       </w:r>
     </w:p>
     <w:p>
       <w:r>
-        <w:t>Narrative Übersichtsarbeit mit Vergleichsanalyse zu psychischer Gesundheit ukrainischer Kinder (0–18 Jahre) im bewaffneten Konflikt und zu Psychosoziale Versorgung.</w:t>
+        <w:t>Register-basierte Studie mit 164.767 Frauen in Mailand zu Krankheitslast und Risikofaktoren für perinatale Depression, identifiziert durch Algorithmen und Screening (EPDS ≥8).</w:t>
       </w:r>
     </w:p>
     <w:p>
@@ -394,7 +394,7 @@
         <w:t xml:space="preserve">Ergebnis: </w:t>
       </w:r>
       <w:r>
-        <w:t>Ukraine steht vor beispiellosen psychiatrischen Krisen bei europäischen Kindern. Systematische Investition in Psychosoziale Unterstützung auf Trauma-informed-Basis erforderlich, mit Priorität für unterversorgte Gruppen (Kleinst-, Waisenkinder, Kinder Mobilisierter), Deinstitutionalisierung, Anti-Stigma-Bildung und Finanzierung von Längsschnittstudien essentiell. Befunde aus 2022–2026 zeigen hohes Prävalenzrisiko bei Kindern postkonflikt.</w:t>
+        <w:t>16,0 % zeigten Ereignisse perinataler Depression; unter gescreenten Frauen 23,6 % erhöhte Vulnerabilität. Risikofaktoren: psychische Belastung vor Schwangerschaft (OR 8,1), Alter &gt;40 Jahre (OR 1,3), Migrationsgeschichte (OR 1,1), Primiparie (OR 1,4).</w:t>
       </w:r>
     </w:p>
     <w:p>
@@ -409,7 +409,7 @@
         <w:rPr>
           <w:sz w:val="19"/>
         </w:rPr>
-        <w:t>Europa, Nachbarland mit verwandtem Versorgungsauftrag; Befunde zu systematischen Lücken übertragbar</w:t>
+        <w:t>Italien mit Sozialversicherungssystem, ähnlich deutschen Dokumentationspflichten und Screening-Strukturen.</w:t>
       </w:r>
     </w:p>
     <w:p>
@@ -418,7 +418,7 @@
           <w:color w:val="5A7D3A"/>
           <w:sz w:val="18"/>
         </w:rPr>
-        <w:t>https://pubmed.ncbi.nlm.nih.gov/42726834/</w:t>
+        <w:t>https://pubmed.ncbi.nlm.nih.gov/42745087/</w:t>
       </w:r>
     </w:p>
     <w:sectPr>

--- a/download/studien-aktuell.docx
+++ b/download/studien-aktuell.docx
@@ -62,7 +62,7 @@
           <w:color w:val="666666"/>
           <w:sz w:val="18"/>
         </w:rPr>
-        <w:t>Stand: 17.09.2026  |  6 Studien  |  mental.m-vf.de</w:t>
+        <w:t>Stand: 18.09.2026  |  6 Studien  |  mental.m-vf.de</w:t>
       </w:r>
     </w:p>
     <w:p>
@@ -70,7 +70,7 @@
         <w:pStyle w:val="Heading1"/>
       </w:pPr>
       <w:r>
-        <w:t>Aufgenommen am 17.09.2026</w:t>
+        <w:t>Aufgenommen am 18.09.2026</w:t>
       </w:r>
     </w:p>
     <w:p>
@@ -78,7 +78,7 @@
         <w:pStyle w:val="Heading2"/>
       </w:pPr>
       <w:r>
-        <w:t>Regulatory Reform der Methylphenidat-Verschreibung bei Erwachsenen in Frankreich</w:t>
+        <w:t>Psychische Belastung von Überlebenden sexueller Ausbeutung: 44 % PTBS, 50 % Depression, 52 % Angststörung</w:t>
       </w:r>
     </w:p>
     <w:p>
@@ -88,12 +88,12 @@
           <w:color w:val="666666"/>
           <w:sz w:val="18"/>
         </w:rPr>
-        <w:t>Saint-Dizier C et al.  ·  BMJ Ment Health  ·  16.09.2026  ·  PMID 42749337</w:t>
+        <w:t>Yıldız Karaahmet A et al.  ·  Arch Womens Ment Health  ·  17.09.2026  ·  PMID 42752993</w:t>
       </w:r>
     </w:p>
     <w:p>
       <w:r>
-        <w:t>Untersucht wurde, wie eine regulatorische Reform 2021 in Frankreich die Verfügbarkeit von Methylphenidat für erwachsene ADHS-Patienten verändert hat, die zuvor auf klinische Spezialisten beschränkt war.</w:t>
+        <w:t>Systematische Übersicht und Metaanalyse von 18 Studien zur Prävalenz von Angststörungen, Depression, PTBS und Suizidversuchen bei Überlebenden von Menschenhandel zum Zwecke der sexuellen Ausbeutung.</w:t>
       </w:r>
     </w:p>
     <w:p>
@@ -104,7 +104,7 @@
         <w:t xml:space="preserve">Ergebnis: </w:t>
       </w:r>
       <w:r>
-        <w:t>Innerhalb von 3 Jahren nach der Reform stieg die wöchentliche Verschreibungsrate um initial 10,9 %, gefolgt von anhaltender Beschleunigung (0,7 % pro Woche), primär durch neue Behandlungen. Die Zugangsregelung war das Haupthindernis für historisch niedrige Behandlungsquoten.</w:t>
+        <w:t>PTBS: 44,0 % (95% CI 30,3-58,7); Depression: 50,5 %; Angststörung: 52,3 %; Suizidversuche: 19,1 %. Extreme Heterogenität (I²=96,9-98,9%), Vorhersageintervalle 7,0-89,1 %. Nur 2 Studien mit verwertbaren Daten zu Inanspruchnahme, keine zur Struktur von Versorgung. Region assoziiert mit Variation bei Depression.</w:t>
       </w:r>
     </w:p>
     <w:p>
@@ -119,7 +119,7 @@
         <w:rPr>
           <w:sz w:val="19"/>
         </w:rPr>
-        <w:t>Frankreich, ähnliches System wie Deutschland bei Kassenleistungen und Spezialistenzugang.</w:t>
+        <w:t>Deutschland: Häufig übersehene Gruppe; breite Streuung verdeutlicht Unterschiede in Traumastärke und Nachsorgeumstände; Screening und Trauma-informierte Versorgung überall erforderlich.</w:t>
       </w:r>
     </w:p>
     <w:p>
@@ -128,7 +128,7 @@
           <w:color w:val="5A7D3A"/>
           <w:sz w:val="18"/>
         </w:rPr>
-        <w:t>https://pubmed.ncbi.nlm.nih.gov/42749337/</w:t>
+        <w:t>https://pubmed.ncbi.nlm.nih.gov/42752993/</w:t>
       </w:r>
     </w:p>
     <w:p>
@@ -136,7 +136,7 @@
         <w:pStyle w:val="Heading2"/>
       </w:pPr>
       <w:r>
-        <w:t>Kommunikationsbarrieren in der Geburtshilfe für autistische Frauen in Brasilien</w:t>
+        <w:t>Virtual-Agent-Intervention (Echo App V2.0) bei Alkoholabhängigkeit reduziert Craving und Rückfallrisiko</w:t>
       </w:r>
     </w:p>
     <w:p>
@@ -146,12 +146,12 @@
           <w:color w:val="666666"/>
           <w:sz w:val="18"/>
         </w:rPr>
-        <w:t>Brilhante AVM et al.  ·  PLoS One  ·  16.09.2026  ·  PMID 42748175</w:t>
+        <w:t>Li S et al.  ·  J Med Internet Res  ·  17.09.2026  ·  PMID 42752444</w:t>
       </w:r>
     </w:p>
     <w:p>
       <w:r>
-        <w:t>Qualitative Studie mit 34 autistischen Frauen (22 mit geringem, 12 mit höherem Unterstützungsbedarf) zu Kommunikationsbarrieren bei Schwangerschaft, Geburt und Wochenbett.</w:t>
+        <w:t>Randomisierte Studie mit 93 Patienten mit Alkoholabhängigkeit, die die App (10 CBT-Sitzungen à 30-45 Min) oder nur Standardbehandlung erhielten; Messung von Craving, Rückfall, Schlafqualität und wahrgenommener Stress über 3 Monate.</w:t>
       </w:r>
     </w:p>
     <w:p>
@@ -162,7 +162,7 @@
         <w:t xml:space="preserve">Ergebnis: </w:t>
       </w:r>
       <w:r>
-        <w:t>Drei Hauptbefunde: nicht erkannte autistische Kommunikationsbedürfnisse (Alexithymie, Reizüberempfindlichkeit, Bedarf für Vorhersehbarkeit); systemische institutionelle und zwischenmenschliche Kommunikationsfehler (Symptominvalidation, respektlose Behandlung, Ausschluss nicht-sprechender Frauen); respektvolle Kommunikation mit angepassten Strategien fördert Sicherheit und Autonomie.</w:t>
+        <w:t>Craving-Zunahme post-Entlassung in der Interventionsgruppe signifikant geringer bei T2 (β=-1,81; p=0,03) und T3 (β=-1,97; p=0,02). Rückfallquoten bei T2 signifikant niedriger (χ²=4,09; p=0,04), bei T3 kein Unterschied. Schlafqualität und wahrgenommener Stress verbesserten sich in der Interventionsgruppe. Befund sensibel gegenüber Annahmen über fehlende Daten.</w:t>
       </w:r>
     </w:p>
     <w:p>
@@ -177,7 +177,7 @@
         <w:rPr>
           <w:sz w:val="19"/>
         </w:rPr>
-        <w:t>Brasilien, niedrig-mittleres Einkommen, Befunde zu Barriereabbau übertragbar auf strukturelle Maßnahmen.</w:t>
+        <w:t>China, aber Suchtversorgung mit Krankenhausaufenthalt und Nachsorge strukturell ähnlich wie deutsches Modell.</w:t>
       </w:r>
     </w:p>
     <w:p>
@@ -186,7 +186,7 @@
           <w:color w:val="5A7D3A"/>
           <w:sz w:val="18"/>
         </w:rPr>
-        <w:t>https://pubmed.ncbi.nlm.nih.gov/42748175/</w:t>
+        <w:t>https://pubmed.ncbi.nlm.nih.gov/42752444/</w:t>
       </w:r>
     </w:p>
     <w:p>
@@ -194,7 +194,7 @@
         <w:pStyle w:val="Heading2"/>
       </w:pPr>
       <w:r>
-        <w:t>Soziale Netzwerke von Migrantinnen beeinflussen psychische Gesundheit und Einsamkeit</w:t>
+        <w:t>CBT-I hilft beim Absetzen von Benzodiazepinen und Z-Substanzen, aber evidenzschwach</w:t>
       </w:r>
     </w:p>
     <w:p>
@@ -204,12 +204,12 @@
           <w:color w:val="666666"/>
           <w:sz w:val="18"/>
         </w:rPr>
-        <w:t>Sumerlin TS et al.  ·  Epidemiol Psychiatr Sci  ·  16.09.2026  ·  PMID 42745661</w:t>
+        <w:t>Zhang C et al.  ·  J Int Med Res  ·  17.09.2026  ·  PMID 42751933</w:t>
       </w:r>
     </w:p>
     <w:p>
       <w:r>
-        <w:t>Querschnittstudie mit 1.681 Hausangestellten aus den Philippinen und Indonesien in Macao zu Assoziationen zwischen sozialen Netzwerk-Charakteristika und psychischer Gesundheit, Einsamkeit und selbstbewerteter Gesundheit.</w:t>
+        <w:t>Systematische Übersicht und Metaanalyse von 13 randomisierten Studien zu CBT-I (kognitiv-behaviorale Behandlung für Insomnie) zur Unterstützung des Absetzens von Benzodiazepin-Rezeptor-Agonisten und Z-Drogen.</w:t>
       </w:r>
     </w:p>
     <w:p>
@@ -220,7 +220,7 @@
         <w:t xml:space="preserve">Ergebnis: </w:t>
       </w:r>
       <w:r>
-        <w:t>Bei philippinischen Migranten: höhere soziale Unterstützungshilfreichtum assoziiert mit weniger Einsamkeit (β = -0,15) und besserer Selbstbewertung der Gesundheit (β = 0,15); höhere Gegenseitigkeitsbelastung konsistent mit schlechteren Ergebnissen (z. B. PTSD: β = 0,21). Bei indonesischen Migranten Gegenseitigkeitsbelastung und finanzielle Unterstützung assoziiert mit Depression und Angst.</w:t>
+        <w:t>Für komplettes Absetzen: Risk Ratio 1,35 (95% CI 0,87-2,11; 6 Studien, 298 Patienten) – unsicher. Bei längster Verfolgung: RR 1,64 (95% CI 0,45-5,89; 4 Studien, 543 Patienten) – hochgradig unsicher. Insomnie-Severity-Index post-treatment niedriger mit CBT-I (MD -4,73), aber basierend auf nur 3 kleinen Studien. Keine klaren Unterschiede bei Dropout.</w:t>
       </w:r>
     </w:p>
     <w:p>
@@ -235,7 +235,7 @@
         <w:rPr>
           <w:sz w:val="19"/>
         </w:rPr>
-        <w:t>China, aber Befunde zu Migrantenvulnerabilität relevant für Deutschland bei Arbeitsmigranten und Sprachbarrieren.</w:t>
+        <w:t>Deutschland: Benzodiazepinabhängigkeit häufig; CBT-I als Verhaltenskomponente gradueller Reduktionsprogramme klinisch sinnvoll, aber hochwertigen RCTs mit Langzeitdaten und standardisierten Outcomes erforderlich.</w:t>
       </w:r>
     </w:p>
     <w:p>
@@ -244,7 +244,7 @@
           <w:color w:val="5A7D3A"/>
           <w:sz w:val="18"/>
         </w:rPr>
-        <w:t>https://pubmed.ncbi.nlm.nih.gov/42745661/</w:t>
+        <w:t>https://pubmed.ncbi.nlm.nih.gov/42751933/</w:t>
       </w:r>
     </w:p>
     <w:p>
@@ -252,7 +252,7 @@
         <w:pStyle w:val="Heading2"/>
       </w:pPr>
       <w:r>
-        <w:t>Integration psychischer Gesundheit in indische Primärversorgung scheitert an Kapazität</w:t>
+        <w:t>Psychosoziale Interventionen bei PTBS in Ländern mit niedrigem und mittlerem Einkommen wirksam</w:t>
       </w:r>
     </w:p>
     <w:p>
@@ -262,12 +262,12 @@
           <w:color w:val="666666"/>
           <w:sz w:val="18"/>
         </w:rPr>
-        <w:t>Ghosh A et al.  ·  Int J Equity Health  ·  11.09.2026  ·  PMID 42745316</w:t>
+        <w:t>Leithner C et al.  ·  Psychol Med  ·  17.09.2026  ·  PMID 42750363</w:t>
       </w:r>
     </w:p>
     <w:p>
       <w:r>
-        <w:t>Qualitative Implementierungsstudie in sieben indischen Bundesstaaten mit 211 Interviews und 28 Fokusgruppen zu Barrieren und Erfolgsfaktoren bei der Integration von psychischen Erkrankungen und Sucht in Primärversorgung.</w:t>
+        <w:t>Metaanalyse von 55 randomisierten Studien mit 5.041 Teilnehmern zur Wirksamkeit psychosozialer Interventionen bei Traumafolgestörungen in Ländern mit niedrigem und mittlerem Einkommen.</w:t>
       </w:r>
     </w:p>
     <w:p>
@@ -278,7 +278,7 @@
         <w:t xml:space="preserve">Ergebnis: </w:t>
       </w:r>
       <w:r>
-        <w:t>Unterstützung für Integration vorhanden, aber massive Barrieren: unzureichende Kapazität, fehlende Protokolle, Stigma, mangelnde Medikamente, unterbrochene Überweisungsketten. Ungleicher Trainingsaufbau, zu kurze Sprechstunden. Positive Praktiken (Telemedizin, Gemeindemobilisierung) existieren, sind aber nicht systematisiert.</w:t>
+        <w:t>Psychosoziale Interventionen zeigten große Effektgrößen für PTBS-Symptome within-group (g = -1,88) und between-group (g = -1,31), bleibend bei Follow-up. Trauma-fokussierte, face-to-face durchgeführte Interventionen waren besonders wirksam. Befunde sprechen für Priorisierung trauma-fokussierter Verfahren als Erstlinienbhandlung, unterstreichen aber auch Forschungslücken in ressourcenarm versorgten Ländern.</w:t>
       </w:r>
     </w:p>
     <w:p>
@@ -293,7 +293,7 @@
         <w:rPr>
           <w:sz w:val="19"/>
         </w:rPr>
-        <w:t>Indien, Entwicklungsland mit ähnlichen Schnittstellen-Problemen wie Deutschland bei Spaltung Psychiatrie-Primärversorgung.</w:t>
+        <w:t>Methodische Prinzipien übertragbar, aber Ressourcenlage und Verfügbarkeit spezialisierter Psychotherapien in Deutschland grundlegend anders.</w:t>
       </w:r>
     </w:p>
     <w:p>
@@ -302,7 +302,7 @@
           <w:color w:val="5A7D3A"/>
           <w:sz w:val="18"/>
         </w:rPr>
-        <w:t>https://pubmed.ncbi.nlm.nih.gov/42745316/</w:t>
+        <w:t>https://pubmed.ncbi.nlm.nih.gov/42750363/</w:t>
       </w:r>
     </w:p>
     <w:p>
@@ -310,7 +310,7 @@
         <w:pStyle w:val="Heading2"/>
       </w:pPr>
       <w:r>
-        <w:t>Stigma und unzureichende Versorgung bei Notfalleinsätzen für psychische Erkrankungen</w:t>
+        <w:t>Generation Malawi: Geburtskohortenstudie zu physischen und psychischen Erkrankungen in ländlichem und städtischem Kontext</w:t>
       </w:r>
     </w:p>
     <w:p>
@@ -320,12 +320,12 @@
           <w:color w:val="666666"/>
           <w:sz w:val="18"/>
         </w:rPr>
-        <w:t>Ulvøy LE et al.  ·  BMC Psychiatry  ·  21.08.2026  ·  PMID 42745260</w:t>
+        <w:t>Nakanga WP et al.  ·  BMJ Open  ·  15.09.2026  ·  PMID 42744372</w:t>
       </w:r>
     </w:p>
     <w:p>
       <w:r>
-        <w:t>Qualitative Interviews mit 23 Patienten mit psychischen Erkrankungen und/oder Suchtproblemen in Norwegen über ihre Erfahrungen mit Rettungsdiensten.</w:t>
+        <w:t>Protokollpapier für eine prospektive Kohortenstudie mit 5.000 schwangeren Frauen und ihren Partnern in Malawi, mit Verfolgung der Nachkommen bis 36 Monate nach Geburt zur Untersuchung von Determinanten langfristiger psychischer und physischer Gesundheit.</w:t>
       </w:r>
     </w:p>
     <w:p>
@@ -336,7 +336,7 @@
         <w:t xml:space="preserve">Ergebnis: </w:t>
       </w:r>
       <w:r>
-        <w:t>Patienten berichteten Stigmatisierung, herabwürdigende Haltungen, mangelnde körperliche Gesundheitsversorgung und begrenzte Einbeziehung in Entscheidungen. Frühere Erfahrungen mit anderen Gesundheitsdiensten prägten deutlich die Inanspruchnahme von Notfallhilfe.</w:t>
+        <w:t>Studie noch laufend, aber Studiendesign adressiert Forschungslücke: Wie beeinflussen pränatale und frühe Lebensumstände, Armut, Infektionskrankheiten und Unterernährung langfristige psychische Gesundheit in einer sich schnell ändernden Gesellschaft mit gleichzeitig auftretenden Infektions- und chronischen Erkrankungen?</w:t>
       </w:r>
     </w:p>
     <w:p>
@@ -351,7 +351,7 @@
         <w:rPr>
           <w:sz w:val="19"/>
         </w:rPr>
-        <w:t>Norwegen, vergleichbare nordeuropäische Versorgungsstruktur und Notfallsysteme.</w:t>
+        <w:t>Malawi-Kontext grundlegend verschieden (75 % Armut); Methodik für Langzeit-Psyche-Forschung unter Mehrfachbelastung relevant.</w:t>
       </w:r>
     </w:p>
     <w:p>
@@ -360,7 +360,7 @@
           <w:color w:val="5A7D3A"/>
           <w:sz w:val="18"/>
         </w:rPr>
-        <w:t>https://pubmed.ncbi.nlm.nih.gov/42745260/</w:t>
+        <w:t>https://pubmed.ncbi.nlm.nih.gov/42744372/</w:t>
       </w:r>
     </w:p>
     <w:p>
@@ -368,7 +368,7 @@
         <w:pStyle w:val="Heading2"/>
       </w:pPr>
       <w:r>
-        <w:t>Perinatale Depression bei einer Million Frauen: Risikofaktoren und Screening</w:t>
+        <w:t>Achtsamkeitsbasierte Interventionen lindern Burnout, Mitgefühlserchöpfung und Traumastress bei Pflegekräften</w:t>
       </w:r>
     </w:p>
     <w:p>
@@ -378,12 +378,12 @@
           <w:color w:val="666666"/>
           <w:sz w:val="18"/>
         </w:rPr>
-        <w:t>Gabellini E et al.  ·  Arch Womens Ment Health  ·  16.09.2026  ·  PMID 42745087</w:t>
+        <w:t>Wu C et al.  ·  Int Nurs Rev  ·  Sept. 2026  ·  PMID 42742488</w:t>
       </w:r>
     </w:p>
     <w:p>
       <w:r>
-        <w:t>Register-basierte Studie mit 164.767 Frauen in Mailand zu Krankheitslast und Risikofaktoren für perinatale Depression, identifiziert durch Algorithmen und Screening (EPDS ≥8).</w:t>
+        <w:t>Metaanalyse von 7 randomisierten Studien mit insgesamt 578 Pflegekräften zur Wirksamkeit achtsamkeitsbasierter Interventionen auf Burnout, Mitgefühlserschöpfung und traumatischen Stress.</w:t>
       </w:r>
     </w:p>
     <w:p>
@@ -394,7 +394,7 @@
         <w:t xml:space="preserve">Ergebnis: </w:t>
       </w:r>
       <w:r>
-        <w:t>16,0 % zeigten Ereignisse perinataler Depression; unter gescreenten Frauen 23,6 % erhöhte Vulnerabilität. Risikofaktoren: psychische Belastung vor Schwangerschaft (OR 8,1), Alter &gt;40 Jahre (OR 1,3), Migrationsgeschichte (OR 1,1), Primiparie (OR 1,4).</w:t>
+        <w:t>Mitgefühlserschöpfung (4 Studien, 296 Pflegende): SMD -1,11 (95% CI -1,94 bis -0,28, p=0,009, I²=91%). Burnout (6 Studien, 518 Pflegende): SMD -0,89 (95% CI -1,27 bis -0,51, p&lt;0,00001, I²=76%). Traumastress (3 Studien, 222 Pflegende): SMD -0,99 (95% CI -1,27 bis -0,71, p&lt;0,00001, I²=0%). Evidenz für unabhängige Implementierung als Workforceintervention aber unzureichend; sollte Teil breiterer Strategien sein.</w:t>
       </w:r>
     </w:p>
     <w:p>
@@ -409,7 +409,7 @@
         <w:rPr>
           <w:sz w:val="19"/>
         </w:rPr>
-        <w:t>Italien mit Sozialversicherungssystem, ähnlich deutschen Dokumentationspflichten und Screening-Strukturen.</w:t>
+        <w:t>Deutschland: Pflegekrise bekannt; Achtsamkeit als Einzelmaßnahme ohne Adressierung von Unterbesetzung und Arbeitsbelastung insuffizient.</w:t>
       </w:r>
     </w:p>
     <w:p>
@@ -418,7 +418,7 @@
           <w:color w:val="5A7D3A"/>
           <w:sz w:val="18"/>
         </w:rPr>
-        <w:t>https://pubmed.ncbi.nlm.nih.gov/42745087/</w:t>
+        <w:t>https://pubmed.ncbi.nlm.nih.gov/42742488/</w:t>
       </w:r>
     </w:p>
     <w:sectPr>

--- a/download/studien-aktuell.docx
+++ b/download/studien-aktuell.docx
@@ -62,7 +62,7 @@
           <w:color w:val="666666"/>
           <w:sz w:val="18"/>
         </w:rPr>
-        <w:t>Stand: 18.09.2026  |  6 Studien  |  mental.m-vf.de</w:t>
+        <w:t>Stand: 19.09.2026  |  6 Studien  |  mental.m-vf.de</w:t>
       </w:r>
     </w:p>
     <w:p>
@@ -70,7 +70,7 @@
         <w:pStyle w:val="Heading1"/>
       </w:pPr>
       <w:r>
-        <w:t>Aufgenommen am 18.09.2026</w:t>
+        <w:t>Aufgenommen am 19.09.2026</w:t>
       </w:r>
     </w:p>
     <w:p>
@@ -78,7 +78,7 @@
         <w:pStyle w:val="Heading2"/>
       </w:pPr>
       <w:r>
-        <w:t>Psychische Belastung von Überlebenden sexueller Ausbeutung: 44 % PTBS, 50 % Depression, 52 % Angststörung</w:t>
+        <w:t>Gemeindenahe Rehabilitation bei Schizophrenie senkt Kosten und verbessert klinische Ergebnisse</w:t>
       </w:r>
     </w:p>
     <w:p>
@@ -88,12 +88,12 @@
           <w:color w:val="666666"/>
           <w:sz w:val="18"/>
         </w:rPr>
-        <w:t>Yıldız Karaahmet A et al.  ·  Arch Womens Ment Health  ·  17.09.2026  ·  PMID 42752993</w:t>
+        <w:t>Ding R et al.  ·  JAMA Health Forum  ·  04.09.2026  ·  PMID 42758489</w:t>
       </w:r>
     </w:p>
     <w:p>
       <w:r>
-        <w:t>Systematische Übersicht und Metaanalyse von 18 Studien zur Prävalenz von Angststörungen, Depression, PTBS und Suizidversuchen bei Überlebenden von Menschenhandel zum Zwecke der sexuellen Ausbeutung.</w:t>
+        <w:t>Sekundäranalyse einer Cluster-RCT aus China, die eine 12-Monate-Kohorte von 334 Patienten mit stabiler Schizophrenie verglich, die entweder eine gruppenbasierte Community-based Rehabilitation (CBR) plus Facility-Based Care (FBC) oder nur FBC erhielten.</w:t>
       </w:r>
     </w:p>
     <w:p>
@@ -104,7 +104,7 @@
         <w:t xml:space="preserve">Ergebnis: </w:t>
       </w:r>
       <w:r>
-        <w:t>PTBS: 44,0 % (95% CI 30,3-58,7); Depression: 50,5 %; Angststörung: 52,3 %; Suizidversuche: 19,1 %. Extreme Heterogenität (I²=96,9-98,9%), Vorhersageintervalle 7,0-89,1 %. Nur 2 Studien mit verwertbaren Daten zu Inanspruchnahme, keine zur Struktur von Versorgung. Region assoziiert mit Variation bei Depression.</w:t>
+        <w:t>CBR führte zu Einsparungen von 24.636–27.847 USD pro gewonnenes QALY und 20,70–46,90 USD pro Einheit Verbesserung in Symptomstärke, Sozialfunktionierung und Belastung. Die Wahrscheinlichkeit der Kostenwirksamkeit betrug 91,0–98,7 % bei akzeptierten Schwellenwerten.</w:t>
       </w:r>
     </w:p>
     <w:p>
@@ -119,7 +119,7 @@
         <w:rPr>
           <w:sz w:val="19"/>
         </w:rPr>
-        <w:t>Deutschland: Häufig übersehene Gruppe; breite Streuung verdeutlicht Unterschiede in Traumastärke und Nachsorgeumstände; Screening und Trauma-informierte Versorgung überall erforderlich.</w:t>
+        <w:t>China mit vergleichbarem mittlerem Einkommen, aber Modell übertragbar auf deutsche Kosten-Nutzen-Fragen.</w:t>
       </w:r>
     </w:p>
     <w:p>
@@ -128,7 +128,7 @@
           <w:color w:val="5A7D3A"/>
           <w:sz w:val="18"/>
         </w:rPr>
-        <w:t>https://pubmed.ncbi.nlm.nih.gov/42752993/</w:t>
+        <w:t>https://pubmed.ncbi.nlm.nih.gov/42758489/</w:t>
       </w:r>
     </w:p>
     <w:p>
@@ -136,7 +136,7 @@
         <w:pStyle w:val="Heading2"/>
       </w:pPr>
       <w:r>
-        <w:t>Virtual-Agent-Intervention (Echo App V2.0) bei Alkoholabhängigkeit reduziert Craving und Rückfallrisiko</w:t>
+        <w:t>Psychotherapie mit Good Psychiatric Management reduziert Selbstverachtung bei Borderline-Persönlichkeitsstörung</w:t>
       </w:r>
     </w:p>
     <w:p>
@@ -146,12 +146,12 @@
           <w:color w:val="666666"/>
           <w:sz w:val="18"/>
         </w:rPr>
-        <w:t>Li S et al.  ·  J Med Internet Res  ·  17.09.2026  ·  PMID 42752444</w:t>
+        <w:t>Kramer U et al.  ·  Clin Psychol Psychother  ·  Sept. 2026  ·  PMID 42757906</w:t>
       </w:r>
     </w:p>
     <w:p>
       <w:r>
-        <w:t>Randomisierte Studie mit 93 Patienten mit Alkoholabhängigkeit, die die App (10 CBT-Sitzungen à 30-45 Min) oder nur Standardbehandlung erhielten; Messung von Craving, Rückfall, Schlafqualität und wahrgenommener Stress über 3 Monate.</w:t>
+        <w:t>Sekundäranalyse einer RCT mit 79 Patienten (27 mit BPD unter GPM, 23 BPD unter TAU, 29 gesunde Kontrollen), die 4 Monate Therapie erhielten und mittels Zwei-Stuhl-Dialogas außerhalb der Therapie zu Selbstkritik untersucht wurden.</w:t>
       </w:r>
     </w:p>
     <w:p>
@@ -162,7 +162,7 @@
         <w:t xml:space="preserve">Ergebnis: </w:t>
       </w:r>
       <w:r>
-        <w:t>Craving-Zunahme post-Entlassung in der Interventionsgruppe signifikant geringer bei T2 (β=-1,81; p=0,03) und T3 (β=-1,97; p=0,02). Rückfallquoten bei T2 signifikant niedriger (χ²=4,09; p=0,04), bei T3 kein Unterschied. Schlafqualität und wahrgenommener Stress verbesserten sich in der Interventionsgruppe. Befund sensibel gegenüber Annahmen über fehlende Daten.</w:t>
+        <w:t>Bei BPD-Patienten unter GPM sank die Intensität der beobachteten Selbstverachtung mit großem Effekt (ähnlich gesunden Kontrollen). Bei TAU mittlerer Effekt. Anteil BPD-Patienten unter GPM mit Zugang zu Selbstmitgefühl und durchsetzungsfähigem Ärger stieg an, nicht bei TAU oder Kontrollen.</w:t>
       </w:r>
     </w:p>
     <w:p>
@@ -177,7 +177,7 @@
         <w:rPr>
           <w:sz w:val="19"/>
         </w:rPr>
-        <w:t>China, aber Suchtversorgung mit Krankenhausaufenthalt und Nachsorge strukturell ähnlich wie deutsches Modell.</w:t>
+        <w:t>Schweiz/Lausanne-Studie, DACH-System vergleichbar, GPM-Fokus auf Persönlichkeitsstörungen relevant für deutsche Kliniklandschaft.</w:t>
       </w:r>
     </w:p>
     <w:p>
@@ -186,7 +186,7 @@
           <w:color w:val="5A7D3A"/>
           <w:sz w:val="18"/>
         </w:rPr>
-        <w:t>https://pubmed.ncbi.nlm.nih.gov/42752444/</w:t>
+        <w:t>https://pubmed.ncbi.nlm.nih.gov/42757906/</w:t>
       </w:r>
     </w:p>
     <w:p>
@@ -194,7 +194,7 @@
         <w:pStyle w:val="Heading2"/>
       </w:pPr>
       <w:r>
-        <w:t>CBT-I hilft beim Absetzen von Benzodiazepinen und Z-Substanzen, aber evidenzschwach</w:t>
+        <w:t>Frühe Interventionen in Psychiatrie senken Hospitalisierung und verbessern Teilhabe</w:t>
       </w:r>
     </w:p>
     <w:p>
@@ -204,12 +204,12 @@
           <w:color w:val="666666"/>
           <w:sz w:val="18"/>
         </w:rPr>
-        <w:t>Zhang C et al.  ·  J Int Med Res  ·  17.09.2026  ·  PMID 42751933</w:t>
+        <w:t>Adu RA et al.  ·  Front Public Health  ·  03.09.2026  ·  PMID 42755720</w:t>
       </w:r>
     </w:p>
     <w:p>
       <w:r>
-        <w:t>Systematische Übersicht und Metaanalyse von 13 randomisierten Studien zu CBT-I (kognitiv-behaviorale Behandlung für Insomnie) zur Unterstützung des Absetzens von Benzodiazepin-Rezeptor-Agonisten und Z-Drogen.</w:t>
+        <w:t>Rapid Review von 11 systematischen Übersichten zu Early-Intervention-Modellen über verschiedene Diagnosen, Altersgruppen und Settings zwischen 2015 und 2025.</w:t>
       </w:r>
     </w:p>
     <w:p>
@@ -220,7 +220,7 @@
         <w:t xml:space="preserve">Ergebnis: </w:t>
       </w:r>
       <w:r>
-        <w:t>Für komplettes Absetzen: Risk Ratio 1,35 (95% CI 0,87-2,11; 6 Studien, 298 Patienten) – unsicher. Bei längster Verfolgung: RR 1,64 (95% CI 0,45-5,89; 4 Studien, 543 Patienten) – hochgradig unsicher. Insomnie-Severity-Index post-treatment niedriger mit CBT-I (MD -4,73), aber basierend auf nur 3 kleinen Studien. Keine klaren Unterschiede bei Dropout.</w:t>
+        <w:t>Early-Intervention-Psychosis-Services reduzierten Hospitalisierung, Behandlungsabbruch und Symptomatik nachweislich, verbessertn Sozial- und Berufsfunktionierung. Kosten-Effektivität gegenüber Standardversorgung bestätigt. Haupthindernisse: Stigma, fragmentierte Versorgungspfade, unzureichende Mental-Health-Literacy. Facilitatoren: Familieneinbindung, Versorgungskontinuität, flexible Leistungserbringung.</w:t>
       </w:r>
     </w:p>
     <w:p>
@@ -235,7 +235,7 @@
         <w:rPr>
           <w:sz w:val="19"/>
         </w:rPr>
-        <w:t>Deutschland: Benzodiazepinabhängigkeit häufig; CBT-I als Verhaltenskomponente gradueller Reduktionsprogramme klinisch sinnvoll, aber hochwertigen RCTs mit Langzeitdaten und standardisierten Outcomes erforderlich.</w:t>
+        <w:t>Internationale Evidenz, überwiegend aus Hocheinkommensländern, direkt anwendbar auf deutsche Versorgungsstruktur.</w:t>
       </w:r>
     </w:p>
     <w:p>
@@ -244,7 +244,7 @@
           <w:color w:val="5A7D3A"/>
           <w:sz w:val="18"/>
         </w:rPr>
-        <w:t>https://pubmed.ncbi.nlm.nih.gov/42751933/</w:t>
+        <w:t>https://pubmed.ncbi.nlm.nih.gov/42755720/</w:t>
       </w:r>
     </w:p>
     <w:p>
@@ -252,7 +252,7 @@
         <w:pStyle w:val="Heading2"/>
       </w:pPr>
       <w:r>
-        <w:t>Psychosoziale Interventionen bei PTBS in Ländern mit niedrigem und mittlerem Einkommen wirksam</w:t>
+        <w:t>Keine Mental-Health-Care erhöht Risiko von riskantem Alkoholkonsum bei Krebsüberlebenden</w:t>
       </w:r>
     </w:p>
     <w:p>
@@ -262,12 +262,12 @@
           <w:color w:val="666666"/>
           <w:sz w:val="18"/>
         </w:rPr>
-        <w:t>Leithner C et al.  ·  Psychol Med  ·  17.09.2026  ·  PMID 42750363</w:t>
+        <w:t>Baldo A et al.  ·  Support Care Cancer  ·  17.09.2026  ·  PMID 42754771</w:t>
       </w:r>
     </w:p>
     <w:p>
       <w:r>
-        <w:t>Metaanalyse von 55 randomisierten Studien mit 5.041 Teilnehmern zur Wirksamkeit psychosozialer Interventionen bei Traumafolgestörungen in Ländern mit niedrigem und mittlerem Einkommen.</w:t>
+        <w:t>Kohortenstudie aus All of Us Research Program mit 18.879 Krebsüberlebenden, von denen 5.437 (30,2 %) mindestens eine psychische Diagnose hatten; Erfassung von Zugang zu Mental Health Care und Trinkmuster (moderate Trink- und Binge-Drinking).</w:t>
       </w:r>
     </w:p>
     <w:p>
@@ -278,7 +278,7 @@
         <w:t xml:space="preserve">Ergebnis: </w:t>
       </w:r>
       <w:r>
-        <w:t>Psychosoziale Interventionen zeigten große Effektgrößen für PTBS-Symptome within-group (g = -1,88) und between-group (g = -1,31), bleibend bei Follow-up. Trauma-fokussierte, face-to-face durchgeführte Interventionen waren besonders wirksam. Befunde sprechen für Priorisierung trauma-fokussierter Verfahren als Erstlinienbhandlung, unterstreichen aber auch Forschungslücken in ressourcenarm versorgten Ländern.</w:t>
+        <w:t>13,6 % überschritten moderates Trinken, 24,4 % betrieben Binge-Drinking. 5,4 % berichteten über unerfülltem Bedarf an Mental-Health-Beratung in den letzten 12 Monaten. Unerfüllter Bedarf war unabhängig assoziiert mit erhöhtem moderatem Trinken (OR 1,48, 95%-KI 1,16–1,89) und Binge-Drinking (OR 1,36, 95%-KI 1,10–1,66), auch ohne vorbestehende psychische Erkrankung.</w:t>
       </w:r>
     </w:p>
     <w:p>
@@ -293,7 +293,7 @@
         <w:rPr>
           <w:sz w:val="19"/>
         </w:rPr>
-        <w:t>Methodische Prinzipien übertragbar, aber Ressourcenlage und Verfügbarkeit spezialisierter Psychotherapien in Deutschland grundlegend anders.</w:t>
+        <w:t>USA-Daten, aber Versorgungslücke psychische Gesundheit → Sucht-Verhalten auch in Deutschland relevant.</w:t>
       </w:r>
     </w:p>
     <w:p>
@@ -302,7 +302,7 @@
           <w:color w:val="5A7D3A"/>
           <w:sz w:val="18"/>
         </w:rPr>
-        <w:t>https://pubmed.ncbi.nlm.nih.gov/42750363/</w:t>
+        <w:t>https://pubmed.ncbi.nlm.nih.gov/42754771/</w:t>
       </w:r>
     </w:p>
     <w:p>
@@ -310,7 +310,7 @@
         <w:pStyle w:val="Heading2"/>
       </w:pPr>
       <w:r>
-        <w:t>Generation Malawi: Geburtskohortenstudie zu physischen und psychischen Erkrankungen in ländlichem und städtischem Kontext</w:t>
+        <w:t>Ethische Standards für Forschung mit Erzählungen von Erfahrungen psychischer Erkrankung</w:t>
       </w:r>
     </w:p>
     <w:p>
@@ -320,12 +320,12 @@
           <w:color w:val="666666"/>
           <w:sz w:val="18"/>
         </w:rPr>
-        <w:t>Nakanga WP et al.  ·  BMJ Open  ·  15.09.2026  ·  PMID 42744372</w:t>
+        <w:t>Sarwar KM et al.  ·  BMJ Open  ·  17.09.2026  ·  PMID 42754282</w:t>
       </w:r>
     </w:p>
     <w:p>
       <w:r>
-        <w:t>Protokollpapier für eine prospektive Kohortenstudie mit 5.000 schwangeren Frauen und ihren Partnern in Malawi, mit Verfolgung der Nachkommen bis 36 Monate nach Geburt zur Untersuchung von Determinanten langfristiger psychischer und physischer Gesundheit.</w:t>
+        <w:t>Viewpoint aus 4 Fallstudien eines interdisziplinären Konsortiums (ICONIC) über Praktiken bei der Erhebung und Analyse von Erzählungen über Erfahrungen psychischer Erkrankungen, u.a. schizophrenia experiences in Äthiopien, Recovery Narratives, Poetic Transcription, Online-Peer-Support.</w:t>
       </w:r>
     </w:p>
     <w:p>
@@ -336,7 +336,7 @@
         <w:t xml:space="preserve">Ergebnis: </w:t>
       </w:r>
       <w:r>
-        <w:t>Studie noch laufend, aber Studiendesign adressiert Forschungslücke: Wie beeinflussen pränatale und frühe Lebensumstände, Armut, Infektionskrankheiten und Unterernährung langfristige psychische Gesundheit in einer sich schnell ändernden Gesellschaft mit gleichzeitig auftretenden Infektions- und chronischen Erkrankungen?</w:t>
+        <w:t>Identifizierte Querschnitts-Herausforderungen: Prozesse der informierten Zustimmung, ethische und rechtliche Grenzen zwischen Narrativ-Autonomie und Schutz vor Stigmatisierung, Datenschutz bei sensiblen Informationen über Dritte, Umgang mit psychischen Belastungen von Forschern. Empfehlung: Interdisziplinäre Checkliste für Forschungsdesign entwickelt.</w:t>
       </w:r>
     </w:p>
     <w:p>
@@ -351,7 +351,7 @@
         <w:rPr>
           <w:sz w:val="19"/>
         </w:rPr>
-        <w:t>Malawi-Kontext grundlegend verschieden (75 % Armut); Methodik für Langzeit-Psyche-Forschung unter Mehrfachbelastung relevant.</w:t>
+        <w:t>Internationale Konsensfindung über Best Practice mit Relevanz für deutsche Psychose-Forschung und Partizipation von Betroffenen.</w:t>
       </w:r>
     </w:p>
     <w:p>
@@ -360,7 +360,7 @@
           <w:color w:val="5A7D3A"/>
           <w:sz w:val="18"/>
         </w:rPr>
-        <w:t>https://pubmed.ncbi.nlm.nih.gov/42744372/</w:t>
+        <w:t>https://pubmed.ncbi.nlm.nih.gov/42754282/</w:t>
       </w:r>
     </w:p>
     <w:p>
@@ -368,7 +368,7 @@
         <w:pStyle w:val="Heading2"/>
       </w:pPr>
       <w:r>
-        <w:t>Achtsamkeitsbasierte Interventionen lindern Burnout, Mitgefühlserchöpfung und Traumastress bei Pflegekräften</w:t>
+        <w:t>Langzeitinjektionen und Clozapin in Frühintervention für Psychose stark unterutzt</w:t>
       </w:r>
     </w:p>
     <w:p>
@@ -378,12 +378,12 @@
           <w:color w:val="666666"/>
           <w:sz w:val="18"/>
         </w:rPr>
-        <w:t>Wu C et al.  ·  Int Nurs Rev  ·  Sept. 2026  ·  PMID 42742488</w:t>
+        <w:t>Kane JM et al.  ·  J Clin Psychiatry  ·  14.09.2026  ·  PMID 42752588</w:t>
       </w:r>
     </w:p>
     <w:p>
       <w:r>
-        <w:t>Metaanalyse von 7 randomisierten Studien mit insgesamt 578 Pflegekräften zur Wirksamkeit achtsamkeitsbasierter Interventionen auf Burnout, Mitgefühlserschöpfung und traumatischen Stress.</w:t>
+        <w:t>Datenauswertung der Early Psychosis Intervention Network (EPINET) mit 16.847 Datensätzen von 5.324 Patienten aus 113 Kliniken in 8 Zentren (Sept. 2019–Juni 2024) zur Verordnungsrate von Langzeitinjektionen (LAI) und Clozapin.</w:t>
       </w:r>
     </w:p>
     <w:p>
@@ -394,7 +394,7 @@
         <w:t xml:space="preserve">Ergebnis: </w:t>
       </w:r>
       <w:r>
-        <w:t>Mitgefühlserschöpfung (4 Studien, 296 Pflegende): SMD -1,11 (95% CI -1,94 bis -0,28, p=0,009, I²=91%). Burnout (6 Studien, 518 Pflegende): SMD -0,89 (95% CI -1,27 bis -0,51, p&lt;0,00001, I²=76%). Traumastress (3 Studien, 222 Pflegende): SMD -0,99 (95% CI -1,27 bis -0,71, p&lt;0,00001, I²=0%). Evidenz für unabhängige Implementierung als Workforceintervention aber unzureichend; sollte Teil breiterer Strategien sein.</w:t>
+        <w:t>LAI-Nutzung variierte zwischen Zentren von 5,0 % bis 37,5 %, Clozapin 1,7 % bis 9,0 %; bei Kliniken von 2,4 % bis 60 % (LAI) und 0,5 % bis 33 % (Clozapin). Standardabweichungen zeigen erhebliche Variabilität auch nach Anpassung für Geschlecht, Ethnizität, Rasse. Implementierung evidence-basierter Praktiken bleibt untergenutzt.</w:t>
       </w:r>
     </w:p>
     <w:p>
@@ -409,7 +409,7 @@
         <w:rPr>
           <w:sz w:val="19"/>
         </w:rPr>
-        <w:t>Deutschland: Pflegekrise bekannt; Achtsamkeit als Einzelmaßnahme ohne Adressierung von Unterbesetzung und Arbeitsbelastung insuffizient.</w:t>
+        <w:t>USA-CSC-Daten, aber Frage der Unterversorgung mit evidenzbasierten Schizophrenie-Medikamenten relevant für deutsche Versorgungslücken.</w:t>
       </w:r>
     </w:p>
     <w:p>
@@ -418,7 +418,7 @@
           <w:color w:val="5A7D3A"/>
           <w:sz w:val="18"/>
         </w:rPr>
-        <w:t>https://pubmed.ncbi.nlm.nih.gov/42742488/</w:t>
+        <w:t>https://pubmed.ncbi.nlm.nih.gov/42752588/</w:t>
       </w:r>
     </w:p>
     <w:sectPr>

--- a/download/studien-aktuell.docx
+++ b/download/studien-aktuell.docx
@@ -62,7 +62,7 @@
           <w:color w:val="666666"/>
           <w:sz w:val="18"/>
         </w:rPr>
-        <w:t>Stand: 19.09.2026  |  6 Studien  |  mental.m-vf.de</w:t>
+        <w:t>Stand: 20.09.2026  |  6 Studien  |  mental.m-vf.de</w:t>
       </w:r>
     </w:p>
     <w:p>
@@ -70,7 +70,7 @@
         <w:pStyle w:val="Heading1"/>
       </w:pPr>
       <w:r>
-        <w:t>Aufgenommen am 19.09.2026</w:t>
+        <w:t>Aufgenommen am 20.09.2026</w:t>
       </w:r>
     </w:p>
     <w:p>
@@ -78,7 +78,7 @@
         <w:pStyle w:val="Heading2"/>
       </w:pPr>
       <w:r>
-        <w:t>Gemeindenahe Rehabilitation bei Schizophrenie senkt Kosten und verbessert klinische Ergebnisse</w:t>
+        <w:t>Zwangsbehandlung ohne Fortschritt: Zehn Jahre nach Chinas Schutzgesetz noch 44 % ohne rechtliche Grundlage</w:t>
       </w:r>
     </w:p>
     <w:p>
@@ -88,12 +88,12 @@
           <w:color w:val="666666"/>
           <w:sz w:val="18"/>
         </w:rPr>
-        <w:t>Ding R et al.  ·  JAMA Health Forum  ·  04.09.2026  ·  PMID 42758489</w:t>
+        <w:t>Luo S et al.  ·  Zhong Nan Da Xue Xue Bao Yi Xue Ban  ·  28.07.2026  ·  PMID 42763303</w:t>
       </w:r>
     </w:p>
     <w:p>
       <w:r>
-        <w:t>Sekundäranalyse einer Cluster-RCT aus China, die eine 12-Monate-Kohorte von 334 Patienten mit stabiler Schizophrenie verglich, die entweder eine gruppenbasierte Community-based Rehabilitation (CBR) plus Facility-Based Care (FBC) oder nur FBC erhielten.</w:t>
+        <w:t>Wiederholte Querschnittsstudie zur Änderung der nicht-freiwilligen Aufnahmeraten und der Einhaltung gesetzlicher Kriterien zehn Jahre nach Inkrafttreten des chinesischen Mentale-Gesundheit-Gesetzes 2013, das Zwangsbehandlung einschränken sollte.</w:t>
       </w:r>
     </w:p>
     <w:p>
@@ -104,7 +104,7 @@
         <w:t xml:space="preserve">Ergebnis: </w:t>
       </w:r>
       <w:r>
-        <w:t>CBR führte zu Einsparungen von 24.636–27.847 USD pro gewonnenes QALY und 20,70–46,90 USD pro Einheit Verbesserung in Symptomstärke, Sozialfunktionierung und Belastung. Die Wahrscheinlichkeit der Kostenwirksamkeit betrug 91,0–98,7 % bei akzeptierten Schwellenwerten.</w:t>
+        <w:t>Die nicht-freiwillige Aufnahmerate sank nicht (34,7 % in 2012 vs. 30,1 % in 2023, p=0,220). Unter Patienten in verschlossenen Stationen, die gegen ihren Willen aufgenommen wurden, erfüllten 44,4 % 2023 nicht die gesetzlichen Kriterien (vs. 32,9 % 2012, nach Anpassung p=0,032). Eine substanzielle Kluft zwischen Rechtsnorm und klinischer Praxis bleibt.</w:t>
       </w:r>
     </w:p>
     <w:p>
@@ -119,7 +119,7 @@
         <w:rPr>
           <w:sz w:val="19"/>
         </w:rPr>
-        <w:t>China mit vergleichbarem mittlerem Einkommen, aber Modell übertragbar auf deutsche Kosten-Nutzen-Fragen.</w:t>
+        <w:t>China - zeigt Grenzen der Legislatur ohne Implementierungskontrolle</w:t>
       </w:r>
     </w:p>
     <w:p>
@@ -128,7 +128,7 @@
           <w:color w:val="5A7D3A"/>
           <w:sz w:val="18"/>
         </w:rPr>
-        <w:t>https://pubmed.ncbi.nlm.nih.gov/42758489/</w:t>
+        <w:t>https://pubmed.ncbi.nlm.nih.gov/42763303/</w:t>
       </w:r>
     </w:p>
     <w:p>
@@ -136,7 +136,7 @@
         <w:pStyle w:val="Heading2"/>
       </w:pPr>
       <w:r>
-        <w:t>Psychotherapie mit Good Psychiatric Management reduziert Selbstverachtung bei Borderline-Persönlichkeitsstörung</w:t>
+        <w:t>Sexuelle Sicherheit in Psychiatrie: Schulung allein reicht nicht aus</w:t>
       </w:r>
     </w:p>
     <w:p>
@@ -146,12 +146,12 @@
           <w:color w:val="666666"/>
           <w:sz w:val="18"/>
         </w:rPr>
-        <w:t>Kramer U et al.  ·  Clin Psychol Psychother  ·  Sept. 2026  ·  PMID 42757906</w:t>
+        <w:t>Dixon K et al.  ·  Int J Ment Health Nurs  ·  Okt. 2026  ·  PMID 42760860</w:t>
       </w:r>
     </w:p>
     <w:p>
       <w:r>
-        <w:t>Sekundäranalyse einer RCT mit 79 Patienten (27 mit BPD unter GPM, 23 BPD unter TAU, 29 gesunde Kontrollen), die 4 Monate Therapie erhielten und mittels Zwei-Stuhl-Dialogas außerhalb der Therapie zu Selbstkritik untersucht wurden.</w:t>
+        <w:t>Qualitative Studie zu Barrieren und Ermöglichern der Umsetzung von Maßnahmen zur sexuellen Sicherheit in australischen stationären Einheiten nach Schulungsprogramm mittels Implementierungsforschung.</w:t>
       </w:r>
     </w:p>
     <w:p>
@@ -162,7 +162,7 @@
         <w:t xml:space="preserve">Ergebnis: </w:t>
       </w:r>
       <w:r>
-        <w:t>Bei BPD-Patienten unter GPM sank die Intensität der beobachteten Selbstverachtung mit großem Effekt (ähnlich gesunden Kontrollen). Bei TAU mittlerer Effekt. Anteil BPD-Patienten unter GPM mit Zugang zu Selbstmitgefühl und durchsetzungsfähigem Ärger stieg an, nicht bei TAU oder Kontrollen.</w:t>
+        <w:t>Schulung verbesserte zwar die Bewusstseinslage, reichte aber nicht aus für routinemäßige Gespräche. Erforderlich: mehrstufiger Ansatz mit Rollen-Klarheit, Personalausstattung, Leitungsunterstützung, physische Umgebung und Organisationsverpflichtung.</w:t>
       </w:r>
     </w:p>
     <w:p>
@@ -177,7 +177,7 @@
         <w:rPr>
           <w:sz w:val="19"/>
         </w:rPr>
-        <w:t>Schweiz/Lausanne-Studie, DACH-System vergleichbar, GPM-Fokus auf Persönlichkeitsstörungen relevant für deutsche Kliniklandschaft.</w:t>
+        <w:t>Australien - ähnliche Governance und Sicherheitsstandards wie deutschsprachige Länder</w:t>
       </w:r>
     </w:p>
     <w:p>
@@ -186,7 +186,7 @@
           <w:color w:val="5A7D3A"/>
           <w:sz w:val="18"/>
         </w:rPr>
-        <w:t>https://pubmed.ncbi.nlm.nih.gov/42757906/</w:t>
+        <w:t>https://pubmed.ncbi.nlm.nih.gov/42760860/</w:t>
       </w:r>
     </w:p>
     <w:p>
@@ -194,7 +194,7 @@
         <w:pStyle w:val="Heading2"/>
       </w:pPr>
       <w:r>
-        <w:t>Frühe Interventionen in Psychiatrie senken Hospitalisierung und verbessern Teilhabe</w:t>
+        <w:t>Schwangerschaftsverlust im Personal: Kumulative Belastung überwältigt Resilienz</w:t>
       </w:r>
     </w:p>
     <w:p>
@@ -204,12 +204,12 @@
           <w:color w:val="666666"/>
           <w:sz w:val="18"/>
         </w:rPr>
-        <w:t>Adu RA et al.  ·  Front Public Health  ·  03.09.2026  ·  PMID 42755720</w:t>
+        <w:t>Johnson D et al.  ·  PLoS One  ·  17.09.2026  ·  PMID 42752451</w:t>
       </w:r>
     </w:p>
     <w:p>
       <w:r>
-        <w:t>Rapid Review von 11 systematischen Übersichten zu Early-Intervention-Modellen über verschiedene Diagnosen, Altersgruppen und Settings zwischen 2015 und 2025.</w:t>
+        <w:t>Qualitative Studie mit 20 Mitarbeitern eines britischen NHS-Vertrauens über psychische Unterstützungsbedarfe nach wiederholter beruflicher Exposition gegenüber Fehlgeburten, Totgeburten und neonatalem Tod.</w:t>
       </w:r>
     </w:p>
     <w:p>
@@ -220,7 +220,7 @@
         <w:t xml:space="preserve">Ergebnis: </w:t>
       </w:r>
       <w:r>
-        <w:t>Early-Intervention-Psychosis-Services reduzierten Hospitalisierung, Behandlungsabbruch und Symptomatik nachweislich, verbessertn Sozial- und Berufsfunktionierung. Kosten-Effektivität gegenüber Standardversorgung bestätigt. Haupthindernisse: Stigma, fragmentierte Versorgungspfade, unzureichende Mental-Health-Literacy. Facilitatoren: Familieneinbindung, Versorgungskontinuität, flexible Leistungserbringung.</w:t>
+        <w:t>Sechs Themen: Unvorbereiteheit, Tipping Point bei Resilienz, unzureichende organisationale Unterstützung trotz Wertschätzung, Abhängigkeit von informellen Netzwerken. Junior-, Fach- und Servicepersonal am stärksten betroffen. Bedarf: proaktiver multidisziplinärer Ansatz mit sichtbarer, bedarfsgerechter Unterstützung.</w:t>
       </w:r>
     </w:p>
     <w:p>
@@ -235,7 +235,7 @@
         <w:rPr>
           <w:sz w:val="19"/>
         </w:rPr>
-        <w:t>Internationale Evidenz, überwiegend aus Hocheinkommensländern, direkt anwendbar auf deutsche Versorgungsstruktur.</w:t>
+        <w:t>UK-NHS - vergleichbare Arbeitsschutzstandards und Organisationsstruktur</w:t>
       </w:r>
     </w:p>
     <w:p>
@@ -244,7 +244,7 @@
           <w:color w:val="5A7D3A"/>
           <w:sz w:val="18"/>
         </w:rPr>
-        <w:t>https://pubmed.ncbi.nlm.nih.gov/42755720/</w:t>
+        <w:t>https://pubmed.ncbi.nlm.nih.gov/42752451/</w:t>
       </w:r>
     </w:p>
     <w:p>
@@ -252,7 +252,7 @@
         <w:pStyle w:val="Heading2"/>
       </w:pPr>
       <w:r>
-        <w:t>Keine Mental-Health-Care erhöht Risiko von riskantem Alkoholkonsum bei Krebsüberlebenden</w:t>
+        <w:t>Geschlechtersensible Psychiatrie: Wirklichkeit oder Anspruch</w:t>
       </w:r>
     </w:p>
     <w:p>
@@ -262,12 +262,12 @@
           <w:color w:val="666666"/>
           <w:sz w:val="18"/>
         </w:rPr>
-        <w:t>Baldo A et al.  ·  Support Care Cancer  ·  17.09.2026  ·  PMID 42754771</w:t>
+        <w:t>Achab S  ·  Rev Med Suisse  ·  16.09.2026  ·  PMID 42750578</w:t>
       </w:r>
     </w:p>
     <w:p>
       <w:r>
-        <w:t>Kohortenstudie aus All of Us Research Program mit 18.879 Krebsüberlebenden, von denen 5.437 (30,2 %) mindestens eine psychische Diagnose hatten; Erfassung von Zugang zu Mental Health Care und Trinkmuster (moderate Trink- und Binge-Drinking).</w:t>
+        <w:t>Narrartives Review zu Integration von Geschlechteraspekten in psychiatrische Forschung und Praxis; dargestellt am Projekt Gender*CoLaus in Lausanne.</w:t>
       </w:r>
     </w:p>
     <w:p>
@@ -278,7 +278,7 @@
         <w:t xml:space="preserve">Ergebnis: </w:t>
       </w:r>
       <w:r>
-        <w:t>13,6 % überschritten moderates Trinken, 24,4 % betrieben Binge-Drinking. 5,4 % berichteten über unerfülltem Bedarf an Mental-Health-Beratung in den letzten 12 Monaten. Unerfüllter Bedarf war unabhängig assoziiert mit erhöhtem moderatem Trinken (OR 1,48, 95%-KI 1,16–1,89) und Binge-Drinking (OR 1,36, 95%-KI 1,10–1,66), auch ohne vorbestehende psychische Erkrankung.</w:t>
+        <w:t>Kerneinsicht: Geschlechtsunterschiede in psychischer Gesundheit sind nicht nur biologisch, sondern durch Geschlechterrollen, Normen, soziale Beziehungen bestimmt, die Lebensbedingungen und Zugang zu Hilfe formen. Gender*CoLaus entwickelt methodische Ansätze zur Erfassung dieser Dimensionen für präzisere und gerechtere Forschung und Praxis.</w:t>
       </w:r>
     </w:p>
     <w:p>
@@ -293,7 +293,7 @@
         <w:rPr>
           <w:sz w:val="19"/>
         </w:rPr>
-        <w:t>USA-Daten, aber Versorgungslücke psychische Gesundheit → Sucht-Verhalten auch in Deutschland relevant.</w:t>
+        <w:t>Schweiz (DACH-Region) - direkt auf deutsches System übertragbar</w:t>
       </w:r>
     </w:p>
     <w:p>
@@ -302,7 +302,7 @@
           <w:color w:val="5A7D3A"/>
           <w:sz w:val="18"/>
         </w:rPr>
-        <w:t>https://pubmed.ncbi.nlm.nih.gov/42754771/</w:t>
+        <w:t>https://pubmed.ncbi.nlm.nih.gov/42750578/</w:t>
       </w:r>
     </w:p>
     <w:p>
@@ -310,7 +310,7 @@
         <w:pStyle w:val="Heading2"/>
       </w:pPr>
       <w:r>
-        <w:t>Ethische Standards für Forschung mit Erzählungen von Erfahrungen psychischer Erkrankung</w:t>
+        <w:t>Schwarze Migranten in Kanada und UK: Versorgungslücken und Stigma</w:t>
       </w:r>
     </w:p>
     <w:p>
@@ -320,12 +320,12 @@
           <w:color w:val="666666"/>
           <w:sz w:val="18"/>
         </w:rPr>
-        <w:t>Sarwar KM et al.  ·  BMJ Open  ·  17.09.2026  ·  PMID 42754282</w:t>
+        <w:t>Sehabi WY et al.  ·  Sante Publique  ·  2026  ·  PMID 42675001</w:t>
       </w:r>
     </w:p>
     <w:p>
       <w:r>
-        <w:t>Viewpoint aus 4 Fallstudien eines interdisziplinären Konsortiums (ICONIC) über Praktiken bei der Erhebung und Analyse von Erzählungen über Erfahrungen psychischer Erkrankungen, u.a. schizophrenia experiences in Äthiopien, Recovery Narratives, Poetic Transcription, Online-Peer-Support.</w:t>
+        <w:t>Scoping Review von 19 Studien 2021–2024 zur Versorgung und Gesundheitsergebnisse schwarzer afrikanischer Migranten nach COVID-19 unter intersektionaler Perspektive in Kanada und UK.</w:t>
       </w:r>
     </w:p>
     <w:p>
@@ -336,7 +336,7 @@
         <w:t xml:space="preserve">Ergebnis: </w:t>
       </w:r>
       <w:r>
-        <w:t>Identifizierte Querschnitts-Herausforderungen: Prozesse der informierten Zustimmung, ethische und rechtliche Grenzen zwischen Narrativ-Autonomie und Schutz vor Stigmatisierung, Datenschutz bei sensiblen Informationen über Dritte, Umgang mit psychischen Belastungen von Forschern. Empfehlung: Interdisziplinäre Checkliste für Forschungsdesign entwickelt.</w:t>
+        <w:t>Hohe Raten Depression, Angst, Psychose bei schwarzen Migranten verknüpft mit Strukturrassismus, kulturellem Stigma, schlechten Bedingungen. Hauptbarrieren: Misstrauen gegenüber eurozentrischen Diensten, Mangel an kulturell kompetenten Fachleuten, finanzielle Zwänge, Sprachbarrieren. Förderlich: starke Gemeinschaftsbande, religiöse und kulturell sensible Unterstützung.</w:t>
       </w:r>
     </w:p>
     <w:p>
@@ -351,7 +351,7 @@
         <w:rPr>
           <w:sz w:val="19"/>
         </w:rPr>
-        <w:t>Internationale Konsensfindung über Best Practice mit Relevanz für deutsche Psychose-Forschung und Partizipation von Betroffenen.</w:t>
+        <w:t>Kanada, UK - verdeutlicht Versorgungsgerechtigkeit als Struktur-problem in westlichen Systemen</w:t>
       </w:r>
     </w:p>
     <w:p>
@@ -360,7 +360,7 @@
           <w:color w:val="5A7D3A"/>
           <w:sz w:val="18"/>
         </w:rPr>
-        <w:t>https://pubmed.ncbi.nlm.nih.gov/42754282/</w:t>
+        <w:t>https://pubmed.ncbi.nlm.nih.gov/42675001/</w:t>
       </w:r>
     </w:p>
     <w:p>
@@ -368,7 +368,7 @@
         <w:pStyle w:val="Heading2"/>
       </w:pPr>
       <w:r>
-        <w:t>Langzeitinjektionen und Clozapin in Frühintervention für Psychose stark unterutzt</w:t>
+        <w:t>Geschlechterstereotypen erhöhen Distress für Nonkonformisten</w:t>
       </w:r>
     </w:p>
     <w:p>
@@ -378,12 +378,12 @@
           <w:color w:val="666666"/>
           <w:sz w:val="18"/>
         </w:rPr>
-        <w:t>Kane JM et al.  ·  J Clin Psychiatry  ·  14.09.2026  ·  PMID 42752588</w:t>
+        <w:t>Bertoli P et al.  ·  Econ Hum Biol  ·  11.08.2026  ·  PMID 42600528</w:t>
       </w:r>
     </w:p>
     <w:p>
       <w:r>
-        <w:t>Datenauswertung der Early Psychosis Intervention Network (EPINET) mit 16.847 Datensätzen von 5.324 Patienten aus 113 Kliniken in 8 Zentren (Sept. 2019–Juni 2024) zur Verordnungsrate von Langzeitinjektionen (LAI) und Clozapin.</w:t>
+        <w:t>Experimentelle italienische Studie mit Priming von Geschlechterstereotypen in repräsentativer Bevölkerungsstichprobe zur Auswirkung auf selbstberichtete psychische Belastung.</w:t>
       </w:r>
     </w:p>
     <w:p>
@@ -394,7 +394,7 @@
         <w:t xml:space="preserve">Ergebnis: </w:t>
       </w:r>
       <w:r>
-        <w:t>LAI-Nutzung variierte zwischen Zentren von 5,0 % bis 37,5 %, Clozapin 1,7 % bis 9,0 %; bei Kliniken von 2,4 % bis 60 % (LAI) und 0,5 % bis 33 % (Clozapin). Standardabweichungen zeigen erhebliche Variabilität auch nach Anpassung für Geschlecht, Ethnizität, Rasse. Implementierung evidence-basierter Praktiken bleibt untergenutzt.</w:t>
+        <w:t>Stereotype Priming war mit schlechterer selbstberichteter psychischer Gesundheit assoziiert, mit vergleichbaren Effekten bei beiden Geschlechtern. K-means-Clusteranalyse zeigte höchste Effekte bei Individuen, die nicht traditionellen Geschlechtserwartungen entsprachen (Nonkonformisten). Erklärt teilweise persistente Disparitäten in Depressionsdiagnosen und Suizidmorbidität.</w:t>
       </w:r>
     </w:p>
     <w:p>
@@ -409,7 +409,7 @@
         <w:rPr>
           <w:sz w:val="19"/>
         </w:rPr>
-        <w:t>USA-CSC-Daten, aber Frage der Unterversorgung mit evidenzbasierten Schizophrenie-Medikamenten relevant für deutsche Versorgungslücken.</w:t>
+        <w:t>Italien - Mechanismus der Ungleichheit, universell übertragbar</w:t>
       </w:r>
     </w:p>
     <w:p>
@@ -418,7 +418,7 @@
           <w:color w:val="5A7D3A"/>
           <w:sz w:val="18"/>
         </w:rPr>
-        <w:t>https://pubmed.ncbi.nlm.nih.gov/42752588/</w:t>
+        <w:t>https://pubmed.ncbi.nlm.nih.gov/42600528/</w:t>
       </w:r>
     </w:p>
     <w:sectPr>

--- a/download/studien-aktuell.docx
+++ b/download/studien-aktuell.docx
@@ -62,7 +62,7 @@
           <w:color w:val="666666"/>
           <w:sz w:val="18"/>
         </w:rPr>
-        <w:t>Stand: 20.09.2026  |  6 Studien  |  mental.m-vf.de</w:t>
+        <w:t>Stand: 21.09.2026  |  6 Studien  |  mental.m-vf.de</w:t>
       </w:r>
     </w:p>
     <w:p>
@@ -70,7 +70,7 @@
         <w:pStyle w:val="Heading1"/>
       </w:pPr>
       <w:r>
-        <w:t>Aufgenommen am 20.09.2026</w:t>
+        <w:t>Aufgenommen am 21.09.2026</w:t>
       </w:r>
     </w:p>
     <w:p>
@@ -78,7 +78,7 @@
         <w:pStyle w:val="Heading2"/>
       </w:pPr>
       <w:r>
-        <w:t>Zwangsbehandlung ohne Fortschritt: Zehn Jahre nach Chinas Schutzgesetz noch 44 % ohne rechtliche Grundlage</w:t>
+        <w:t>Virtual-Reality-Therapie überlegen gegenüber Kognitiver Verhaltenstherapie bei therapieresistenter Schizophrenie</w:t>
       </w:r>
     </w:p>
     <w:p>
@@ -88,12 +88,12 @@
           <w:color w:val="666666"/>
           <w:sz w:val="18"/>
         </w:rPr>
-        <w:t>Luo S et al.  ·  Zhong Nan Da Xue Xue Bao Yi Xue Ban  ·  28.07.2026  ·  PMID 42763303</w:t>
+        <w:t>Beaudoin M et al.  ·  JMIR Ment Health  ·  16.09.2026  ·  PMID 42748056</w:t>
       </w:r>
     </w:p>
     <w:p>
       <w:r>
-        <w:t>Wiederholte Querschnittsstudie zur Änderung der nicht-freiwilligen Aufnahmeraten und der Einhaltung gesetzlicher Kriterien zehn Jahre nach Inkrafttreten des chinesischen Mentale-Gesundheit-Gesetzes 2013, das Zwangsbehandlung einschränken sollte.</w:t>
+        <w:t>Randomisierte kontrollierte Studie an 136 kanadischen Patienten mit therapieresistenter Schizophrenie verglich 9 Sitzungen Virtual-Reality-Therapie gegen 9 Sitzungen CBT zur Behandlung von Stimmenhören.</w:t>
       </w:r>
     </w:p>
     <w:p>
@@ -104,7 +104,7 @@
         <w:t xml:space="preserve">Ergebnis: </w:t>
       </w:r>
       <w:r>
-        <w:t>Die nicht-freiwillige Aufnahmerate sank nicht (34,7 % in 2012 vs. 30,1 % in 2023, p=0,220). Unter Patienten in verschlossenen Stationen, die gegen ihren Willen aufgenommen wurden, erfüllten 44,4 % 2023 nicht die gesetzlichen Kriterien (vs. 32,9 % 2012, nach Anpassung p=0,032). Eine substanzielle Kluft zwischen Rechtsnorm und klinischer Praxis bleibt.</w:t>
+        <w:t>VRT zeigte signifikante Überlegenheit für Halluzinations-Schweregrad über Zeit (p=0,013; Cohen d=0,614 in Monat 3). Beide Therapien produzierten Verbesserungen, aber VRT größere Effektstärken post-Therapie (0,81) und 3 Monate später (1,17) vs. CBT (0,58 und 0,39).</w:t>
       </w:r>
     </w:p>
     <w:p>
@@ -119,7 +119,7 @@
         <w:rPr>
           <w:sz w:val="19"/>
         </w:rPr>
-        <w:t>China - zeigt Grenzen der Legislatur ohne Implementierungskontrolle</w:t>
+        <w:t>Kanada, akademisches Zentrum; technologiebasierte Psychotherapie-Innovation mit Potential für spezialisierte Versorgung.</w:t>
       </w:r>
     </w:p>
     <w:p>
@@ -128,7 +128,7 @@
           <w:color w:val="5A7D3A"/>
           <w:sz w:val="18"/>
         </w:rPr>
-        <w:t>https://pubmed.ncbi.nlm.nih.gov/42763303/</w:t>
+        <w:t>https://pubmed.ncbi.nlm.nih.gov/42748056/</w:t>
       </w:r>
     </w:p>
     <w:p>
@@ -136,7 +136,7 @@
         <w:pStyle w:val="Heading2"/>
       </w:pPr>
       <w:r>
-        <w:t>Sexuelle Sicherheit in Psychiatrie: Schulung allein reicht nicht aus</w:t>
+        <w:t>Co-Design einer Delirium-Reha benennt Lücken bei Support Persons und Engagementbarrieren</w:t>
       </w:r>
     </w:p>
     <w:p>
@@ -146,12 +146,12 @@
           <w:color w:val="666666"/>
           <w:sz w:val="18"/>
         </w:rPr>
-        <w:t>Dixon K et al.  ·  Int J Ment Health Nurs  ·  Okt. 2026  ·  PMID 42760860</w:t>
+        <w:t>Tesfaye Y et al.  ·  Age Ageing  ·  04.09.2026  ·  PMID 42747823</w:t>
       </w:r>
     </w:p>
     <w:p>
       <w:r>
-        <w:t>Qualitative Studie zu Barrieren und Ermöglichern der Umsetzung von Maßnahmen zur sexuellen Sicherheit in australischen stationären Einheiten nach Schulungsprogramm mittels Implementierungsforschung.</w:t>
+        <w:t>Qualitatives Feedback-Projekt mit 12 Fachleuten und 4 Patienten-Erfahrungen (Australien) zur strukturellen Verbesserung des HALT-Delirium-Reha-Programms vor Pilot.</w:t>
       </w:r>
     </w:p>
     <w:p>
@@ -162,7 +162,7 @@
         <w:t xml:space="preserve">Ergebnis: </w:t>
       </w:r>
       <w:r>
-        <w:t>Schulung verbesserte zwar die Bewusstseinslage, reichte aber nicht aus für routinemäßige Gespräche. Erforderlich: mehrstufiger Ansatz mit Rollen-Klarheit, Personalausstattung, Leitungsunterstützung, physische Umgebung und Organisationsverpflichtung.</w:t>
+        <w:t>Fünf Themen identifiziert: Personalisierung und erweiterte Unterstützung, Unterstützung von Angehörigen als essentiell, Vertrauensaufbau, Barrieren-Management und verständliches Material. Feedback führte zu flexibleren Modulen, Informationen für Unterstützer und Krankenhausvernetzung.</w:t>
       </w:r>
     </w:p>
     <w:p>
@@ -177,7 +177,7 @@
         <w:rPr>
           <w:sz w:val="19"/>
         </w:rPr>
-        <w:t>Australien - ähnliche Governance und Sicherheitsstandards wie deutschsprachige Länder</w:t>
+        <w:t>Australien, co-produktives Design; Methode auf deutschsprachige Rehabilitations-Programmentwicklung übertragbar.</w:t>
       </w:r>
     </w:p>
     <w:p>
@@ -186,7 +186,7 @@
           <w:color w:val="5A7D3A"/>
           <w:sz w:val="18"/>
         </w:rPr>
-        <w:t>https://pubmed.ncbi.nlm.nih.gov/42760860/</w:t>
+        <w:t>https://pubmed.ncbi.nlm.nih.gov/42747823/</w:t>
       </w:r>
     </w:p>
     <w:p>
@@ -194,7 +194,7 @@
         <w:pStyle w:val="Heading2"/>
       </w:pPr>
       <w:r>
-        <w:t>Schwangerschaftsverlust im Personal: Kumulative Belastung überwältigt Resilienz</w:t>
+        <w:t>Patienten und Fachleute unterstützen Medikamenten-Behandlung von Stimulanzien-Störungen, nennen aber Stigma-Barrieren</w:t>
       </w:r>
     </w:p>
     <w:p>
@@ -204,12 +204,12 @@
           <w:color w:val="666666"/>
           <w:sz w:val="18"/>
         </w:rPr>
-        <w:t>Johnson D et al.  ·  PLoS One  ·  17.09.2026  ·  PMID 42752451</w:t>
+        <w:t>Vroom EB et al.  ·  Drug Alcohol Rev  ·  Sept. 2026  ·  PMID 42746733</w:t>
       </w:r>
     </w:p>
     <w:p>
       <w:r>
-        <w:t>Qualitative Studie mit 20 Mitarbeitern eines britischen NHS-Vertrauens über psychische Unterstützungsbedarfe nach wiederholter beruflicher Exposition gegenüber Fehlgeburten, Totgeburten und neonatalem Tod.</w:t>
+        <w:t>Qualitative Studie mit 20 Patienten und 20 SUD-Fachleuten (USA) untersuchte Akzeptanz, Barrieren und Anforderungen für Medikamente gegen Stimulanzien-Abhängigkeit.</w:t>
       </w:r>
     </w:p>
     <w:p>
@@ -220,7 +220,7 @@
         <w:t xml:space="preserve">Ergebnis: </w:t>
       </w:r>
       <w:r>
-        <w:t>Sechs Themen: Unvorbereiteheit, Tipping Point bei Resilienz, unzureichende organisationale Unterstützung trotz Wertschätzung, Abhängigkeit von informellen Netzwerken. Junior-, Fach- und Servicepersonal am stärksten betroffen. Bedarf: proaktiver multidisziplinärer Ansatz mit sichtbarer, bedarfsgerechter Unterstützung.</w:t>
+        <w:t>Multilevel-Barrieren identifiziert, insbesondere Stigma auf Patient-, Team- und Systemebene. Empfehlungen: Provider-Training, Patient/Familie-Edukation, patientenzentrierte Versorgung und Adressierung sozialer Determinanten für besseres Engagment und Zugang.</w:t>
       </w:r>
     </w:p>
     <w:p>
@@ -235,7 +235,7 @@
         <w:rPr>
           <w:sz w:val="19"/>
         </w:rPr>
-        <w:t>UK-NHS - vergleichbare Arbeitsschutzstandards und Organisationsstruktur</w:t>
+        <w:t>USA, real-world settings; Stigma-Barrieren und Implementation-Anforderungen sind länderübergreifend relevant.</w:t>
       </w:r>
     </w:p>
     <w:p>
@@ -244,7 +244,7 @@
           <w:color w:val="5A7D3A"/>
           <w:sz w:val="18"/>
         </w:rPr>
-        <w:t>https://pubmed.ncbi.nlm.nih.gov/42752451/</w:t>
+        <w:t>https://pubmed.ncbi.nlm.nih.gov/42746733/</w:t>
       </w:r>
     </w:p>
     <w:p>
@@ -252,7 +252,7 @@
         <w:pStyle w:val="Heading2"/>
       </w:pPr>
       <w:r>
-        <w:t>Geschlechtersensible Psychiatrie: Wirklichkeit oder Anspruch</w:t>
+        <w:t>Digitale Tools zur Früherkennung perinatal-psychiatrischer Störungen zeigen positive Nutzererfahrung, aber fehlendes Wirksamkeitsnachweis</w:t>
       </w:r>
     </w:p>
     <w:p>
@@ -262,12 +262,12 @@
           <w:color w:val="666666"/>
           <w:sz w:val="18"/>
         </w:rPr>
-        <w:t>Achab S  ·  Rev Med Suisse  ·  16.09.2026  ·  PMID 42750578</w:t>
+        <w:t>Hafner S et al.  ·  Front Public Health  ·  01.09.2026  ·  PMID 42745737</w:t>
       </w:r>
     </w:p>
     <w:p>
       <w:r>
-        <w:t>Narrartives Review zu Integration von Geschlechteraspekten in psychiatrische Forschung und Praxis; dargestellt am Projekt Gender*CoLaus in Lausanne.</w:t>
+        <w:t>Systematischer Review (7 Studien) evaluierte Effektivität und Sicherheit digitaler Technologien zur Selbstidentifikation von Risiken perinataler psychischer Erkrankungen.</w:t>
       </w:r>
     </w:p>
     <w:p>
@@ -278,7 +278,7 @@
         <w:t xml:space="preserve">Ergebnis: </w:t>
       </w:r>
       <w:r>
-        <w:t>Kerneinsicht: Geschlechtsunterschiede in psychischer Gesundheit sind nicht nur biologisch, sondern durch Geschlechterrollen, Normen, soziale Beziehungen bestimmt, die Lebensbedingungen und Zugang zu Hilfe formen. Gender*CoLaus entwickelt methodische Ansätze zur Erfassung dieser Dimensionen für präzisere und gerechtere Forschung und Praxis.</w:t>
+        <w:t>Nur eine Studie untersuchte Wirksamkeit (moderate Übereinstimmung mit Standard-Methoden, aber hohes Bias-Risiko). Alle sechs Nutzer-Studien zeigten positive Erfahrung. Keine Daten zu Organisationsfaktoren oder rechtlichen Hürden. Schlussfolgerung: mehr qualitativ hochwertige Wirksamkeits- und Sicherheitsforschung erforderlich.</w:t>
       </w:r>
     </w:p>
     <w:p>
@@ -293,7 +293,7 @@
         <w:rPr>
           <w:sz w:val="19"/>
         </w:rPr>
-        <w:t>Schweiz (DACH-Region) - direkt auf deutsches System übertragbar</w:t>
+        <w:t>Österreich/Europa, Gesundheitstechnologie-Assessment; Implementierungs-Hürden für perinatale Früherkennung in deutschsprachigen Systemen relevant.</w:t>
       </w:r>
     </w:p>
     <w:p>
@@ -302,7 +302,7 @@
           <w:color w:val="5A7D3A"/>
           <w:sz w:val="18"/>
         </w:rPr>
-        <w:t>https://pubmed.ncbi.nlm.nih.gov/42750578/</w:t>
+        <w:t>https://pubmed.ncbi.nlm.nih.gov/42745737/</w:t>
       </w:r>
     </w:p>
     <w:p>
@@ -310,7 +310,7 @@
         <w:pStyle w:val="Heading2"/>
       </w:pPr>
       <w:r>
-        <w:t>Schwarze Migranten in Kanada und UK: Versorgungslücken und Stigma</w:t>
+        <w:t>Smartphone-Datenphänotypen unterscheiden alltägliche Lebensstile und positive Funktionsfähigkeit</w:t>
       </w:r>
     </w:p>
     <w:p>
@@ -320,12 +320,12 @@
           <w:color w:val="666666"/>
           <w:sz w:val="18"/>
         </w:rPr>
-        <w:t>Sehabi WY et al.  ·  Sante Publique  ·  2026  ·  PMID 42675001</w:t>
+        <w:t>Zhu N et al.  ·  J Med Internet Res  ·  14.09.2026  ·  PMID 42735384</w:t>
       </w:r>
     </w:p>
     <w:p>
       <w:r>
-        <w:t>Scoping Review von 19 Studien 2021–2024 zur Versorgung und Gesundheitsergebnisse schwarzer afrikanischer Migranten nach COVID-19 unter intersektionaler Perspektive in Kanada und UK.</w:t>
+        <w:t>Studie an 553 deutschen Erwachsenen untersuchte, ob passive Smartphone-Sensordaten Lebensstil-Profile abbilden, die mit psychischem Wohlbefinden assoziiert sind.</w:t>
       </w:r>
     </w:p>
     <w:p>
@@ -336,7 +336,7 @@
         <w:t xml:space="preserve">Ergebnis: </w:t>
       </w:r>
       <w:r>
-        <w:t>Hohe Raten Depression, Angst, Psychose bei schwarzen Migranten verknüpft mit Strukturrassismus, kulturellem Stigma, schlechten Bedingungen. Hauptbarrieren: Misstrauen gegenüber eurozentrischen Diensten, Mangel an kulturell kompetenten Fachleuten, finanzielle Zwänge, Sprachbarrieren. Förderlich: starke Gemeinschaftsbande, religiöse und kulturell sensible Unterstützung.</w:t>
+        <w:t>Sieben Person-Level-Profile identifiziert; das physisch aktive und offline-Profil zeigte höhere positive Funktionsfähigkeit als das mobile Always-on-Social-Profil (3,94 vs. 3,61; d=0,47, 95%-KI 0,21–0,73). Andere Wohlbefinden-Dimensionen unterschieden sich nicht signifikant zwischen Profilen.</w:t>
       </w:r>
     </w:p>
     <w:p>
@@ -351,7 +351,7 @@
         <w:rPr>
           <w:sz w:val="19"/>
         </w:rPr>
-        <w:t>Kanada, UK - verdeutlicht Versorgungsgerechtigkeit als Struktur-problem in westlichen Systemen</w:t>
+        <w:t>Deutschland, repräsentative Quotenstichprobe; direkt auf deutsche Bevölkerungsmonitoringdaten übertragbar.</w:t>
       </w:r>
     </w:p>
     <w:p>
@@ -360,7 +360,7 @@
           <w:color w:val="5A7D3A"/>
           <w:sz w:val="18"/>
         </w:rPr>
-        <w:t>https://pubmed.ncbi.nlm.nih.gov/42675001/</w:t>
+        <w:t>https://pubmed.ncbi.nlm.nih.gov/42735384/</w:t>
       </w:r>
     </w:p>
     <w:p>
@@ -368,7 +368,7 @@
         <w:pStyle w:val="Heading2"/>
       </w:pPr>
       <w:r>
-        <w:t>Geschlechterstereotypen erhöhen Distress für Nonkonformisten</w:t>
+        <w:t>Geschlechtsspezifische Endocannabinoid-Biomarker zeigen keine Vorhersage des Therapieansprechens auf Antidepressiva</w:t>
       </w:r>
     </w:p>
     <w:p>
@@ -378,12 +378,12 @@
           <w:color w:val="666666"/>
           <w:sz w:val="18"/>
         </w:rPr>
-        <w:t>Bertoli P et al.  ·  Econ Hum Biol  ·  11.08.2026  ·  PMID 42600528</w:t>
+        <w:t>Sorkhou M et al.  ·  Eur Arch Psychiatry Clin Neurosci  ·  25.08.2026  ·  PMID 42640306</w:t>
       </w:r>
     </w:p>
     <w:p>
       <w:r>
-        <w:t>Experimentelle italienische Studie mit Priming von Geschlechterstereotypen in repräsentativer Bevölkerungsstichprobe zur Auswirkung auf selbstberichtete psychische Belastung.</w:t>
+        <w:t>Sekundäranalyse von 178 Depressiven aus der CAN-BIND-1-Studie (Kanada) untersuchte, ob periphere Endocannabinoid-Marker Antidepressiva-Ansprechen (Escitalopram ± Aripiprazol) nach 8 und 16 Wochen vorhersagen.</w:t>
       </w:r>
     </w:p>
     <w:p>
@@ -394,7 +394,7 @@
         <w:t xml:space="preserve">Ergebnis: </w:t>
       </w:r>
       <w:r>
-        <w:t>Stereotype Priming war mit schlechterer selbstberichteter psychischer Gesundheit assoziiert, mit vergleichbaren Effekten bei beiden Geschlechtern. K-means-Clusteranalyse zeigte höchste Effekte bei Individuen, die nicht traditionellen Geschlechtserwartungen entsprachen (Nonkonformisten). Erklärt teilweise persistente Disparitäten in Depressionsdiagnosen und Suizidmorbidität.</w:t>
+        <w:t>Keine signifikanten Geschlechtsunterschiede in mRNA, Methylierung oder SNPs nach Korrektur. Niedrige DAGLA-mRNA bei Männern war mit größerer Symptomverbesserung in Woche 8 assoziiert, aber nicht bei Frauen und nicht mit Ansprechen oder Remission.</w:t>
       </w:r>
     </w:p>
     <w:p>
@@ -409,7 +409,7 @@
         <w:rPr>
           <w:sz w:val="19"/>
         </w:rPr>
-        <w:t>Italien - Mechanismus der Ungleichheit, universell übertragbar</w:t>
+        <w:t>Kanada, vergleichbare Sozialversicherung; Ergebnis auf biologische Heterogenität übertragbar.</w:t>
       </w:r>
     </w:p>
     <w:p>
@@ -418,7 +418,7 @@
           <w:color w:val="5A7D3A"/>
           <w:sz w:val="18"/>
         </w:rPr>
-        <w:t>https://pubmed.ncbi.nlm.nih.gov/42600528/</w:t>
+        <w:t>https://pubmed.ncbi.nlm.nih.gov/42640306/</w:t>
       </w:r>
     </w:p>
     <w:sectPr>

--- a/download/studien-aktuell.docx
+++ b/download/studien-aktuell.docx
@@ -62,7 +62,7 @@
           <w:color w:val="666666"/>
           <w:sz w:val="18"/>
         </w:rPr>
-        <w:t>Stand: 21.09.2026  |  6 Studien  |  mental.m-vf.de</w:t>
+        <w:t>Stand: 22.09.2026  |  6 Studien  |  mental.m-vf.de</w:t>
       </w:r>
     </w:p>
     <w:p>
@@ -70,7 +70,7 @@
         <w:pStyle w:val="Heading1"/>
       </w:pPr>
       <w:r>
-        <w:t>Aufgenommen am 21.09.2026</w:t>
+        <w:t>Aufgenommen am 22.09.2026</w:t>
       </w:r>
     </w:p>
     <w:p>
@@ -78,7 +78,7 @@
         <w:pStyle w:val="Heading2"/>
       </w:pPr>
       <w:r>
-        <w:t>Virtual-Reality-Therapie überlegen gegenüber Kognitiver Verhaltenstherapie bei therapieresistenter Schizophrenie</w:t>
+        <w:t>Restorative Circles für Migrantencommunities: Community-getriebene Traumabehandlung</w:t>
       </w:r>
     </w:p>
     <w:p>
@@ -88,12 +88,12 @@
           <w:color w:val="666666"/>
           <w:sz w:val="18"/>
         </w:rPr>
-        <w:t>Beaudoin M et al.  ·  JMIR Ment Health  ·  16.09.2026  ·  PMID 42748056</w:t>
+        <w:t>J Health Care Poor Underserved  ·  2026  ·  PMID 42766509</w:t>
       </w:r>
     </w:p>
     <w:p>
       <w:r>
-        <w:t>Randomisierte kontrollierte Studie an 136 kanadischen Patienten mit therapieresistenter Schizophrenie verglich 9 Sitzungen Virtual-Reality-Therapie gegen 9 Sitzungen CBT zur Behandlung von Stimmenhören.</w:t>
+        <w:t>Drei Fokusgruppen mit insgesamt 34 Angehörigen von Latine- und Präkolumbischer Indigenous-Immigrant Communities in ländlichem Kalifornien zu Erfahrungen mit Traumatisierung und Bedarf an Psychotherapie.</w:t>
       </w:r>
     </w:p>
     <w:p>
@@ -104,7 +104,7 @@
         <w:t xml:space="preserve">Ergebnis: </w:t>
       </w:r>
       <w:r>
-        <w:t>VRT zeigte signifikante Überlegenheit für Halluzinations-Schweregrad über Zeit (p=0,013; Cohen d=0,614 in Monat 3). Beide Therapien produzierten Verbesserungen, aber VRT größere Effektstärken post-Therapie (0,81) und 3 Monate später (1,17) vs. CBT (0,58 und 0,39).</w:t>
+        <w:t>Umgesiedelte Migranten (n=14): Post-COVID-Trauma, ökonomische Prekarität, psychische Last undokumentierter Status; Farmarbeiter (n=10): Schulgewalt und Substanzmissbrauch; Purépecha-Gemeinschaft (n=10): Suizidalität, Stigmatisierung, extreme Ressourcenknappheit; alle Gruppen: Diskriminierung und schulisches Mobbing als persistente Probleme.</w:t>
       </w:r>
     </w:p>
     <w:p>
@@ -119,7 +119,7 @@
         <w:rPr>
           <w:sz w:val="19"/>
         </w:rPr>
-        <w:t>Kanada, akademisches Zentrum; technologiebasierte Psychotherapie-Innovation mit Potential für spezialisierte Versorgung.</w:t>
+        <w:t>USA/Kalifornien; Befund zum Bedarf für kulturell angepasste, partizipativ entwickelte Angebote, nicht Versicherungssystem gebunden</w:t>
       </w:r>
     </w:p>
     <w:p>
@@ -128,7 +128,7 @@
           <w:color w:val="5A7D3A"/>
           <w:sz w:val="18"/>
         </w:rPr>
-        <w:t>https://pubmed.ncbi.nlm.nih.gov/42748056/</w:t>
+        <w:t>https://pubmed.ncbi.nlm.nih.gov/42766509/</w:t>
       </w:r>
     </w:p>
     <w:p>
@@ -136,7 +136,7 @@
         <w:pStyle w:val="Heading2"/>
       </w:pPr>
       <w:r>
-        <w:t>Co-Design einer Delirium-Reha benennt Lücken bei Support Persons und Engagementbarrieren</w:t>
+        <w:t>Prolonged Exposure in der Routineversorgung: Machbarkeit, Sicherheit und Wirksamkeit</w:t>
       </w:r>
     </w:p>
     <w:p>
@@ -146,12 +146,12 @@
           <w:color w:val="666666"/>
           <w:sz w:val="18"/>
         </w:rPr>
-        <w:t>Tesfaye Y et al.  ·  Age Ageing  ·  04.09.2026  ·  PMID 42747823</w:t>
+        <w:t>Eur J Psychotraumatol  ·  2026  ·  PMID 42766476</w:t>
       </w:r>
     </w:p>
     <w:p>
       <w:r>
-        <w:t>Qualitatives Feedback-Projekt mit 12 Fachleuten und 4 Patienten-Erfahrungen (Australien) zur strukturellen Verbesserung des HALT-Delirium-Reha-Programms vor Pilot.</w:t>
+        <w:t>95 Patienten mit PTSD erhielten Prolonged Exposure in einem französischen ambulanten Zentrum; Outcome gemessen mit Clinician-Administered PTSD Scale und PCL-5 bei Aufnahme, vor/nach Behandlung und 3-Monats-Follow-up.</w:t>
       </w:r>
     </w:p>
     <w:p>
@@ -162,7 +162,7 @@
         <w:t xml:space="preserve">Ergebnis: </w:t>
       </w:r>
       <w:r>
-        <w:t>Fünf Themen identifiziert: Personalisierung und erweiterte Unterstützung, Unterstützung von Angehörigen als essentiell, Vertrauensaufbau, Barrieren-Management und verständliches Material. Feedback führte zu flexibleren Modulen, Informationen für Unterstützer und Krankenhausvernetzung.</w:t>
+        <w:t>75,5 % erreichten wahrscheinliche Remission (PCL-5 &lt; 33); 79,8 % zeigten klinisch signifikante Verbesserung (≥ 10-Punkte-Reduktion); großer Effekt prä- zu post-Behandlung (d = 1,88, p &lt; 0,001); Dropout-Rate 9,5 %; 1 % zeigten zuverlässige Verschlechterung.</w:t>
       </w:r>
     </w:p>
     <w:p>
@@ -177,7 +177,7 @@
         <w:rPr>
           <w:sz w:val="19"/>
         </w:rPr>
-        <w:t>Australien, co-produktives Design; Methode auf deutschsprachige Rehabilitations-Programmentwicklung übertragbar.</w:t>
+        <w:t>Frankreich, ambulante Regelversorgung ohne spezialisierte Therapieinfrastruktur</w:t>
       </w:r>
     </w:p>
     <w:p>
@@ -186,7 +186,7 @@
           <w:color w:val="5A7D3A"/>
           <w:sz w:val="18"/>
         </w:rPr>
-        <w:t>https://pubmed.ncbi.nlm.nih.gov/42747823/</w:t>
+        <w:t>https://pubmed.ncbi.nlm.nih.gov/42766476/</w:t>
       </w:r>
     </w:p>
     <w:p>
@@ -194,7 +194,7 @@
         <w:pStyle w:val="Heading2"/>
       </w:pPr>
       <w:r>
-        <w:t>Patienten und Fachleute unterstützen Medikamenten-Behandlung von Stimulanzien-Störungen, nennen aber Stigma-Barrieren</w:t>
+        <w:t>Valproat senkt Wiederaufnahmerate nach First Episode Mania – taiwanesische Kohorte</w:t>
       </w:r>
     </w:p>
     <w:p>
@@ -204,12 +204,12 @@
           <w:color w:val="666666"/>
           <w:sz w:val="18"/>
         </w:rPr>
-        <w:t>Vroom EB et al.  ·  Drug Alcohol Rev  ·  Sept. 2026  ·  PMID 42746733</w:t>
+        <w:t>Bipolar Disord  ·  2026  ·  PMID 42765449</w:t>
       </w:r>
     </w:p>
     <w:p>
       <w:r>
-        <w:t>Qualitative Studie mit 20 Patienten und 20 SUD-Fachleuten (USA) untersuchte Akzeptanz, Barrieren und Anforderungen für Medikamente gegen Stimulanzien-Abhängigkeit.</w:t>
+        <w:t>Propensity-Score-gematchte Kohorte (Taiwans Nationale Krankenversicherung 2011–2022) mit 3.909 Patienten: Lithium+Antipsychotika vs. Valproat+Antipsychotika nach erster stationärer Behandlung einer Manie.</w:t>
       </w:r>
     </w:p>
     <w:p>
@@ -220,7 +220,7 @@
         <w:t xml:space="preserve">Ergebnis: </w:t>
       </w:r>
       <w:r>
-        <w:t>Multilevel-Barrieren identifiziert, insbesondere Stigma auf Patient-, Team- und Systemebene. Empfehlungen: Provider-Training, Patient/Familie-Edukation, patientenzentrierte Versorgung und Adressierung sozialer Determinanten für besseres Engagment und Zugang.</w:t>
+        <w:t>Valproat+AAP mit niedrigerem Wiederaufnahmerisiko als Lithium+AAP (HR 1,18, 95% CI 1,03–1,35); hauptsächlich durch Manie getrieben (HR 1,16, 95% CI 1,01–1,35); annualisierte Wiederaufnahmerate höher mit Lithium (IRR 1,34, 95% CI 1,17–1,54).</w:t>
       </w:r>
     </w:p>
     <w:p>
@@ -235,7 +235,7 @@
         <w:rPr>
           <w:sz w:val="19"/>
         </w:rPr>
-        <w:t>USA, real-world settings; Stigma-Barrieren und Implementation-Anforderungen sind länderübergreifend relevant.</w:t>
+        <w:t>Taiwan; Versicherungsdaten international verwendbar, Befund vom System unabhängig</w:t>
       </w:r>
     </w:p>
     <w:p>
@@ -244,7 +244,7 @@
           <w:color w:val="5A7D3A"/>
           <w:sz w:val="18"/>
         </w:rPr>
-        <w:t>https://pubmed.ncbi.nlm.nih.gov/42746733/</w:t>
+        <w:t>https://pubmed.ncbi.nlm.nih.gov/42765449/</w:t>
       </w:r>
     </w:p>
     <w:p>
@@ -252,7 +252,7 @@
         <w:pStyle w:val="Heading2"/>
       </w:pPr>
       <w:r>
-        <w:t>Digitale Tools zur Früherkennung perinatal-psychiatrischer Störungen zeigen positive Nutzererfahrung, aber fehlendes Wirksamkeitsnachweis</w:t>
+        <w:t>Lithium und Valproat reduzieren Suizidrisiko gleich wirksam – Meta-Analyse</w:t>
       </w:r>
     </w:p>
     <w:p>
@@ -262,12 +262,12 @@
           <w:color w:val="666666"/>
           <w:sz w:val="18"/>
         </w:rPr>
-        <w:t>Hafner S et al.  ·  Front Public Health  ·  01.09.2026  ·  PMID 42745737</w:t>
+        <w:t>Psychol Med  ·  2026  ·  PMID 42765379</w:t>
       </w:r>
     </w:p>
     <w:p>
       <w:r>
-        <w:t>Systematischer Review (7 Studien) evaluierte Effektivität und Sicherheit digitaler Technologien zur Selbstidentifikation von Risiken perinataler psychischer Erkrankungen.</w:t>
+        <w:t>Retrospektive Kohorte mit 6.935 Patienten mit bipolarer Störung (Hongkong) plus Netzwerk-Meta-Analyse von RCTs und Beobachtungsstudien zum Vergleich von Lithium, Valproat und Kontrolle bei Suizidprävention.</w:t>
       </w:r>
     </w:p>
     <w:p>
@@ -278,7 +278,7 @@
         <w:t xml:space="preserve">Ergebnis: </w:t>
       </w:r>
       <w:r>
-        <w:t>Nur eine Studie untersuchte Wirksamkeit (moderate Übereinstimmung mit Standard-Methoden, aber hohes Bias-Risiko). Alle sechs Nutzer-Studien zeigten positive Erfahrung. Keine Daten zu Organisationsfaktoren oder rechtlichen Hürden. Schlussfolgerung: mehr qualitativ hochwertige Wirksamkeits- und Sicherheitsforschung erforderlich.</w:t>
+        <w:t>Kohortenstudie: kein signifikanter Unterschied zwischen Lithium und Valproat (HR 0,76, 95% CI 0,54–1,08); Netzwerk-Meta-Analyse: beide Substanzen senken Suizidrisiko vs. Kontrolle (Lithium: HR 0,46, 95% CI 0,33–0,64; Valproat: HR 0,63, 95% CI 0,45–0,88); kein signifikanter Unterschied zwischen ihnen (HR 0,73, 95% CI 0,52–1,02).</w:t>
       </w:r>
     </w:p>
     <w:p>
@@ -293,7 +293,7 @@
         <w:rPr>
           <w:sz w:val="19"/>
         </w:rPr>
-        <w:t>Österreich/Europa, Gesundheitstechnologie-Assessment; Implementierungs-Hürden für perinatale Früherkennung in deutschsprachigen Systemen relevant.</w:t>
+        <w:t>Hongkong/Taiwan, mit RCTs mehrerer Länder; Befund nicht an Sozialversicherungssystem gebunden</w:t>
       </w:r>
     </w:p>
     <w:p>
@@ -302,7 +302,7 @@
           <w:color w:val="5A7D3A"/>
           <w:sz w:val="18"/>
         </w:rPr>
-        <w:t>https://pubmed.ncbi.nlm.nih.gov/42745737/</w:t>
+        <w:t>https://pubmed.ncbi.nlm.nih.gov/42765379/</w:t>
       </w:r>
     </w:p>
     <w:p>
@@ -310,7 +310,7 @@
         <w:pStyle w:val="Heading2"/>
       </w:pPr>
       <w:r>
-        <w:t>Smartphone-Datenphänotypen unterscheiden alltägliche Lebensstile und positive Funktionsfähigkeit</w:t>
+        <w:t>EPICare: Nationale Lernplattform zur Psychose stärkt datengesteuerte Versorgung</w:t>
       </w:r>
     </w:p>
     <w:p>
@@ -320,12 +320,12 @@
           <w:color w:val="666666"/>
           <w:sz w:val="18"/>
         </w:rPr>
-        <w:t>Zhu N et al.  ·  J Med Internet Res  ·  14.09.2026  ·  PMID 42735384</w:t>
+        <w:t>Early Interv Psychiatry  ·  2026  ·  PMID 42765287</w:t>
       </w:r>
     </w:p>
     <w:p>
       <w:r>
-        <w:t>Studie an 553 deutschen Erwachsenen untersuchte, ob passive Smartphone-Sensordaten Lebensstil-Profile abbilden, die mit psychischem Wohlbefinden assoziiert sind.</w:t>
+        <w:t>Multistakeholder-Kodesign entwickelte ein Datensystem für Early-Intervention-in-Psychosis-Services in England, das Ungleichheiten in der Behandlung und Recovery-Raten identifizieren und reduzieren soll.</w:t>
       </w:r>
     </w:p>
     <w:p>
@@ -336,7 +336,7 @@
         <w:t xml:space="preserve">Ergebnis: </w:t>
       </w:r>
       <w:r>
-        <w:t>Sieben Person-Level-Profile identifiziert; das physisch aktive und offline-Profil zeigte höhere positive Funktionsfähigkeit als das mobile Always-on-Social-Profil (3,94 vs. 3,61; d=0,47, 95%-KI 0,21–0,73). Andere Wohlbefinden-Dimensionen unterschieden sich nicht signifikant zwischen Profilen.</w:t>
+        <w:t>Weniger als 40 % der Patienten erreichen vollständige klinische Genesung; Konsens für Core-Dataset und klinisches Dashboard erarbeitet; technisch machbar und national skalierbar.</w:t>
       </w:r>
     </w:p>
     <w:p>
@@ -351,7 +351,7 @@
         <w:rPr>
           <w:sz w:val="19"/>
         </w:rPr>
-        <w:t>Deutschland, repräsentative Quotenstichprobe; direkt auf deutsche Bevölkerungsmonitoringdaten übertragbar.</w:t>
+        <w:t>England, NHS-System mit vergleichbarer Dateninfrastruktur-Heterogenität</w:t>
       </w:r>
     </w:p>
     <w:p>
@@ -360,7 +360,7 @@
           <w:color w:val="5A7D3A"/>
           <w:sz w:val="18"/>
         </w:rPr>
-        <w:t>https://pubmed.ncbi.nlm.nih.gov/42735384/</w:t>
+        <w:t>https://pubmed.ncbi.nlm.nih.gov/42765287/</w:t>
       </w:r>
     </w:p>
     <w:p>
@@ -368,7 +368,7 @@
         <w:pStyle w:val="Heading2"/>
       </w:pPr>
       <w:r>
-        <w:t>Geschlechtsspezifische Endocannabinoid-Biomarker zeigen keine Vorhersage des Therapieansprechens auf Antidepressiva</w:t>
+        <w:t>Emotionsregulation vermittelt Symptomverbesserung bei web-basierten Essstörungsinterventionen</w:t>
       </w:r>
     </w:p>
     <w:p>
@@ -378,12 +378,12 @@
           <w:color w:val="666666"/>
           <w:sz w:val="18"/>
         </w:rPr>
-        <w:t>Sorkhou M et al.  ·  Eur Arch Psychiatry Clin Neurosci  ·  25.08.2026  ·  PMID 42640306</w:t>
+        <w:t>Behav Res Ther  ·  2026  ·  PMID 42679628</w:t>
       </w:r>
     </w:p>
     <w:p>
       <w:r>
-        <w:t>Sekundäranalyse von 178 Depressiven aus der CAN-BIND-1-Studie (Kanada) untersuchte, ob periphere Endocannabinoid-Marker Antidepressiva-Ansprechen (Escitalopram ± Aripiprazol) nach 8 und 16 Wochen vorhersagen.</w:t>
+        <w:t>Zwei RCTs mit 308 Patienten mit Bulimia nervosa und Binge-Eating-Disorder untersuchten, ob Änderungen der Emotionsregulation mit Symptomverbesserung bei web-basierten kognitiv-behavioralen Selbsthilfe-Interventionen verbunden sind.</w:t>
       </w:r>
     </w:p>
     <w:p>
@@ -394,7 +394,7 @@
         <w:t xml:space="preserve">Ergebnis: </w:t>
       </w:r>
       <w:r>
-        <w:t>Keine signifikanten Geschlechtsunterschiede in mRNA, Methylierung oder SNPs nach Korrektur. Niedrige DAGLA-mRNA bei Männern war mit größerer Symptomverbesserung in Woche 8 assoziiert, aber nicht bei Frauen und nicht mit Ansprechen oder Remission.</w:t>
+        <w:t>Signifikante indirekte Pfade: Reduktion von Emotionsregulationsschwierigkeiten war mit gleichzeitigen Symptomrückgängen verbunden (standardisierte indirekte Effekte |ab| ≥ 0,10 für Bulimie und Binge-Eating); keine signifikanten Unterschiede zwischen Störungsgruppen.</w:t>
       </w:r>
     </w:p>
     <w:p>
@@ -409,7 +409,7 @@
         <w:rPr>
           <w:sz w:val="19"/>
         </w:rPr>
-        <w:t>Kanada, vergleichbare Sozialversicherung; Ergebnis auf biologische Heterogenität übertragbar.</w:t>
+        <w:t>Deutschland, web-basierte Selbsthilfe unabhängig vom Gesundheitssystem</w:t>
       </w:r>
     </w:p>
     <w:p>
@@ -418,7 +418,7 @@
           <w:color w:val="5A7D3A"/>
           <w:sz w:val="18"/>
         </w:rPr>
-        <w:t>https://pubmed.ncbi.nlm.nih.gov/42640306/</w:t>
+        <w:t>https://pubmed.ncbi.nlm.nih.gov/42679628/</w:t>
       </w:r>
     </w:p>
     <w:sectPr>

--- a/download/studien-aktuell.docx
+++ b/download/studien-aktuell.docx
@@ -62,7 +62,7 @@
           <w:color w:val="666666"/>
           <w:sz w:val="18"/>
         </w:rPr>
-        <w:t>Stand: 22.09.2026  |  6 Studien  |  mental.m-vf.de</w:t>
+        <w:t>Stand: 23.09.2026  |  5 Studien  |  mental.m-vf.de</w:t>
       </w:r>
     </w:p>
     <w:p>
@@ -70,7 +70,7 @@
         <w:pStyle w:val="Heading1"/>
       </w:pPr>
       <w:r>
-        <w:t>Aufgenommen am 22.09.2026</w:t>
+        <w:t>Aufgenommen am 23.09.2026</w:t>
       </w:r>
     </w:p>
     <w:p>
@@ -78,7 +78,7 @@
         <w:pStyle w:val="Heading2"/>
       </w:pPr>
       <w:r>
-        <w:t>Restorative Circles für Migrantencommunities: Community-getriebene Traumabehandlung</w:t>
+        <w:t>Nur 20,9 % der psychisch Kranken in der Türkei erhalten Behandlung, 6,6 % ausreichende Behandlung</w:t>
       </w:r>
     </w:p>
     <w:p>
@@ -88,12 +88,12 @@
           <w:color w:val="666666"/>
           <w:sz w:val="18"/>
         </w:rPr>
-        <w:t>J Health Care Poor Underserved  ·  2026  ·  PMID 42766509</w:t>
+        <w:t>Kiliç C et al.  ·  Turk Psikiyatri Derg  ·  2026  ·  PMID 42768881</w:t>
       </w:r>
     </w:p>
     <w:p>
       <w:r>
-        <w:t>Drei Fokusgruppen mit insgesamt 34 Angehörigen von Latine- und Präkolumbischer Indigenous-Immigrant Communities in ländlichem Kalifornien zu Erfahrungen mit Traumatisierung und Bedarf an Psychotherapie.</w:t>
+        <w:t>Landesweite Befragung von 1.790 Erwachsenen zur Behandlung von Angststörungen, Stimmungsstörungen und externalisierenden Störungen in der türkischen Bevölkerung (DSM-5).</w:t>
       </w:r>
     </w:p>
     <w:p>
@@ -104,7 +104,7 @@
         <w:t xml:space="preserve">Ergebnis: </w:t>
       </w:r>
       <w:r>
-        <w:t>Umgesiedelte Migranten (n=14): Post-COVID-Trauma, ökonomische Prekarität, psychische Last undokumentierter Status; Farmarbeiter (n=10): Schulgewalt und Substanzmissbrauch; Purépecha-Gemeinschaft (n=10): Suizidalität, Stigmatisierung, extreme Ressourcenknappheit; alle Gruppen: Diskriminierung und schulisches Mobbing als persistente Probleme.</w:t>
+        <w:t>Prävalenz psychischer Störungen 23,9 %, davon 20,9 % behandelt, nur 6,6 % mit minimal angemessener Behandlung (MAT). Behandlung stieg mit Schweregrad, aber MAT nicht. Frauen und früher verheiratete Personen höhere Quoten. Ein klarer Versorgungsgap.</w:t>
       </w:r>
     </w:p>
     <w:p>
@@ -119,7 +119,7 @@
         <w:rPr>
           <w:sz w:val="19"/>
         </w:rPr>
-        <w:t>USA/Kalifornien; Befund zum Bedarf für kulturell angepasste, partizipativ entwickelte Angebote, nicht Versicherungssystem gebunden</w:t>
+        <w:t>Türkei, nicht-europäisches Versicherungssystem; Befund zum Behandlungsgap international relevant.</w:t>
       </w:r>
     </w:p>
     <w:p>
@@ -128,7 +128,7 @@
           <w:color w:val="5A7D3A"/>
           <w:sz w:val="18"/>
         </w:rPr>
-        <w:t>https://pubmed.ncbi.nlm.nih.gov/42766509/</w:t>
+        <w:t>https://pubmed.ncbi.nlm.nih.gov/42768881/</w:t>
       </w:r>
     </w:p>
     <w:p>
@@ -136,7 +136,7 @@
         <w:pStyle w:val="Heading2"/>
       </w:pPr>
       <w:r>
-        <w:t>Prolonged Exposure in der Routineversorgung: Machbarkeit, Sicherheit und Wirksamkeit</w:t>
+        <w:t>Transdiagnostische Psychotherapie bei Angst und Depression in Pakistan machbar und akzeptabel</w:t>
       </w:r>
     </w:p>
     <w:p>
@@ -146,12 +146,12 @@
           <w:color w:val="666666"/>
           <w:sz w:val="18"/>
         </w:rPr>
-        <w:t>Eur J Psychotraumatol  ·  2026  ·  PMID 42766476</w:t>
+        <w:t>Nisa A et al.  ·  BMC Psychiatry  ·  21.09.2026  ·  PMID 42768329</w:t>
       </w:r>
     </w:p>
     <w:p>
       <w:r>
-        <w:t>95 Patienten mit PTSD erhielten Prolonged Exposure in einem französischen ambulanten Zentrum; Outcome gemessen mit Clinician-Administered PTSD Scale und PCL-5 bei Aufnahme, vor/nach Behandlung und 3-Monats-Follow-up.</w:t>
+        <w:t>Pilot-RCT der Urdu-adaptierten Unified Protocol (UA-UP) in Pakistan bei 51 Patienten mit Angststörungen und/oder Depressionen (14 Wochen, n=25 Intervention, n=26 Warteliste).</w:t>
       </w:r>
     </w:p>
     <w:p>
@@ -162,7 +162,7 @@
         <w:t xml:space="preserve">Ergebnis: </w:t>
       </w:r>
       <w:r>
-        <w:t>75,5 % erreichten wahrscheinliche Remission (PCL-5 &lt; 33); 79,8 % zeigten klinisch signifikante Verbesserung (≥ 10-Punkte-Reduktion); großer Effekt prä- zu post-Behandlung (d = 1,88, p &lt; 0,001); Dropout-Rate 9,5 %; 1 % zeigten zuverlässige Verschlechterung.</w:t>
+        <w:t>Rekrutierung 85,7 %, Retention 82,4 %, Hausaufgaben-Compliance 79 %, Zufriedenheit CSQ-8=29,65. Große Effekte: Angst g=1,18, Depression g=1,15. Kulturelle Anpassung entscheidend für Engagement.</w:t>
       </w:r>
     </w:p>
     <w:p>
@@ -177,7 +177,7 @@
         <w:rPr>
           <w:sz w:val="19"/>
         </w:rPr>
-        <w:t>Frankreich, ambulante Regelversorgung ohne spezialisierte Therapieinfrastruktur</w:t>
+        <w:t>Pakistan, Niedrig-Ressourcen-Kontext; Machbarkeitsbefund für skalierbare, kostengünstige transdiagnostische Interventionen relevant.</w:t>
       </w:r>
     </w:p>
     <w:p>
@@ -186,7 +186,7 @@
           <w:color w:val="5A7D3A"/>
           <w:sz w:val="18"/>
         </w:rPr>
-        <w:t>https://pubmed.ncbi.nlm.nih.gov/42766476/</w:t>
+        <w:t>https://pubmed.ncbi.nlm.nih.gov/42768329/</w:t>
       </w:r>
     </w:p>
     <w:p>
@@ -194,7 +194,7 @@
         <w:pStyle w:val="Heading2"/>
       </w:pPr>
       <w:r>
-        <w:t>Valproat senkt Wiederaufnahmerate nach First Episode Mania – taiwanesische Kohorte</w:t>
+        <w:t>Früherkennung von Psychose bei autistischen Erwachsenen: PQ-16 hat Screening-Wert</w:t>
       </w:r>
     </w:p>
     <w:p>
@@ -204,12 +204,12 @@
           <w:color w:val="666666"/>
           <w:sz w:val="18"/>
         </w:rPr>
-        <w:t>Bipolar Disord  ·  2026  ·  PMID 42765449</w:t>
+        <w:t>Basic D et al.  ·  Schizophr Bull  ·  20.08.2026  ·  PMID 42755260</w:t>
       </w:r>
     </w:p>
     <w:p>
       <w:r>
-        <w:t>Propensity-Score-gematchte Kohorte (Taiwans Nationale Krankenversicherung 2011–2022) mit 3.909 Patienten: Lithium+Antipsychotika vs. Valproat+Antipsychotika nach erster stationärer Behandlung einer Manie.</w:t>
+        <w:t>Querschnitt- und Längsschnitstudie zu Validierung des Prodromal Questionnaire-16 (PQ-16) bei 1.686 autistischen Erwachsenen aus Niederlandes Autism Register; Vorhersage psychose-ähnlicher Symptome und Schizophrenie-Spektrum-Diagnosen.</w:t>
       </w:r>
     </w:p>
     <w:p>
@@ -220,7 +220,7 @@
         <w:t xml:space="preserve">Ergebnis: </w:t>
       </w:r>
       <w:r>
-        <w:t>Valproat+AAP mit niedrigerem Wiederaufnahmerisiko als Lithium+AAP (HR 1,18, 95% CI 1,03–1,35); hauptsächlich durch Manie getrieben (HR 1,16, 95% CI 1,01–1,35); annualisierte Wiederaufnahmerate höher mit Lithium (IRR 1,34, 95% CI 1,17–1,54).</w:t>
+        <w:t>34,1 % schritten über PQ-16-Cutoff (≥6). Neuauftreten von Schizophrenie-Spektrum-Diagnosen 1,4 % (5/361, nur in Cutoff+-Gruppe 3,2 %). ROC-Analysen deuten auf Diskriminationsfähigkeit hin; PQ-16 identifiziert Muster abgeschwächter psychotischer Symptome.</w:t>
       </w:r>
     </w:p>
     <w:p>
@@ -235,7 +235,7 @@
         <w:rPr>
           <w:sz w:val="19"/>
         </w:rPr>
-        <w:t>Taiwan; Versicherungsdaten international verwendbar, Befund vom System unabhängig</w:t>
+        <w:t>Niederlande, großer autistischer Kohorte; Screening-Validität unabhängig vom Gesundheitssystem.</w:t>
       </w:r>
     </w:p>
     <w:p>
@@ -244,7 +244,7 @@
           <w:color w:val="5A7D3A"/>
           <w:sz w:val="18"/>
         </w:rPr>
-        <w:t>https://pubmed.ncbi.nlm.nih.gov/42765449/</w:t>
+        <w:t>https://pubmed.ncbi.nlm.nih.gov/42755260/</w:t>
       </w:r>
     </w:p>
     <w:p>
@@ -252,7 +252,7 @@
         <w:pStyle w:val="Heading2"/>
       </w:pPr>
       <w:r>
-        <w:t>Lithium und Valproat reduzieren Suizidrisiko gleich wirksam – Meta-Analyse</w:t>
+        <w:t>Geschlechtsidentität und Psychiatrie: Integrating Gender in Mental Health Care</w:t>
       </w:r>
     </w:p>
     <w:p>
@@ -262,12 +262,12 @@
           <w:color w:val="666666"/>
           <w:sz w:val="18"/>
         </w:rPr>
-        <w:t>Psychol Med  ·  2026  ·  PMID 42765379</w:t>
+        <w:t>Rrustemi E et al.  ·  Rev Med Suisse  ·  16.09.2026  ·  PMID 42750577</w:t>
       </w:r>
     </w:p>
     <w:p>
       <w:r>
-        <w:t>Retrospektive Kohorte mit 6.935 Patienten mit bipolarer Störung (Hongkong) plus Netzwerk-Meta-Analyse von RCTs und Beobachtungsstudien zum Vergleich von Lithium, Valproat und Kontrolle bei Suizidprävention.</w:t>
+        <w:t>Perspektive einer Gender-sensiblen psychiatrischen Versorgung in der Schweiz: Geschlechterrolle, Normen und soziale Verhältnisse beeinflussen Zugang zu Hilfe und psychische Erkrankungen.</w:t>
       </w:r>
     </w:p>
     <w:p>
@@ -278,7 +278,7 @@
         <w:t xml:space="preserve">Ergebnis: </w:t>
       </w:r>
       <w:r>
-        <w:t>Kohortenstudie: kein signifikanter Unterschied zwischen Lithium und Valproat (HR 0,76, 95% CI 0,54–1,08); Netzwerk-Meta-Analyse: beide Substanzen senken Suizidrisiko vs. Kontrolle (Lithium: HR 0,46, 95% CI 0,33–0,64; Valproat: HR 0,63, 95% CI 0,45–0,88); kein signifikanter Unterschied zwischen ihnen (HR 0,73, 95% CI 0,52–1,02).</w:t>
+        <w:t>Kernaussage: Psychiatrische Versorgung muss psychische Störungen in ihrem sozialen Kontext verstehen; methodische Ansätze des Gender*CoLaus-Projekts erfassen Geschlechtsdimensionen für präzisere Forschung und gerechtere klinische Praxis.</w:t>
       </w:r>
     </w:p>
     <w:p>
@@ -293,7 +293,7 @@
         <w:rPr>
           <w:sz w:val="19"/>
         </w:rPr>
-        <w:t>Hongkong/Taiwan, mit RCTs mehrerer Länder; Befund nicht an Sozialversicherungssystem gebunden</w:t>
+        <w:t>Schweiz, vergleichbares Versicherungssystem; Fokus auf Ungleichheit und Zugang zentral für deutschsprachigen Raum.</w:t>
       </w:r>
     </w:p>
     <w:p>
@@ -302,7 +302,7 @@
           <w:color w:val="5A7D3A"/>
           <w:sz w:val="18"/>
         </w:rPr>
-        <w:t>https://pubmed.ncbi.nlm.nih.gov/42765379/</w:t>
+        <w:t>https://pubmed.ncbi.nlm.nih.gov/42750577/</w:t>
       </w:r>
     </w:p>
     <w:p>
@@ -310,7 +310,7 @@
         <w:pStyle w:val="Heading2"/>
       </w:pPr>
       <w:r>
-        <w:t>EPICare: Nationale Lernplattform zur Psychose stärkt datengesteuerte Versorgung</w:t>
+        <w:t>Konsens über Methoden für psychosoziale Demenz-Interventionsforschung: Delphi-Studie mit Stakeholdern</w:t>
       </w:r>
     </w:p>
     <w:p>
@@ -320,12 +320,12 @@
           <w:color w:val="666666"/>
           <w:sz w:val="18"/>
         </w:rPr>
-        <w:t>Early Interv Psychiatry  ·  2026  ·  PMID 42765287</w:t>
+        <w:t>Bartels SL et al.  ·  BMJ Open  ·  02.09.2026  ·  PMID 42692512</w:t>
       </w:r>
     </w:p>
     <w:p>
       <w:r>
-        <w:t>Multistakeholder-Kodesign entwickelte ein Datensystem für Early-Intervention-in-Psychosis-Services in England, das Ungleichheiten in der Behandlung und Recovery-Raten identifizieren und reduzieren soll.</w:t>
+        <w:t>Multi-Phasen-Delphi-Studie mit Menschen mit Demenz, Angehörigen, Fachpersonen, Politikern und Versicherern zur Identifikation von Kernkompetenzen und geeigneten Methoden für Interventionsentwicklung.</w:t>
       </w:r>
     </w:p>
     <w:p>
@@ -336,7 +336,7 @@
         <w:t xml:space="preserve">Ergebnis: </w:t>
       </w:r>
       <w:r>
-        <w:t>Weniger als 40 % der Patienten erreichen vollständige klinische Genesung; Konsens für Core-Dataset und klinisches Dashboard erarbeitet; technisch machbar und national skalierbar.</w:t>
+        <w:t>Konsensus über 6 Kernelemente pro Phase (berücksichtigen von Kontext, Programmtheorie, Stakeholder-Engagement, Unsicherheiten, Verfeinerung, ökonomische Aspekte). Methodische Empfehlungen für alle Phasen der Interventionsentwicklung, mit Fokus auf Co-Design.</w:t>
       </w:r>
     </w:p>
     <w:p>
@@ -351,7 +351,7 @@
         <w:rPr>
           <w:sz w:val="19"/>
         </w:rPr>
-        <w:t>England, NHS-System mit vergleichbarer Dateninfrastruktur-Heterogenität</w:t>
+        <w:t>Europäisches Multiländer-Konsortium (Niederlande, UK, Schweden, Belgien); übertragbar auf deutschsprachigen Kontext.</w:t>
       </w:r>
     </w:p>
     <w:p>
@@ -360,65 +360,7 @@
           <w:color w:val="5A7D3A"/>
           <w:sz w:val="18"/>
         </w:rPr>
-        <w:t>https://pubmed.ncbi.nlm.nih.gov/42765287/</w:t>
-      </w:r>
-    </w:p>
-    <w:p>
-      <w:pPr>
-        <w:pStyle w:val="Heading2"/>
-      </w:pPr>
-      <w:r>
-        <w:t>Emotionsregulation vermittelt Symptomverbesserung bei web-basierten Essstörungsinterventionen</w:t>
-      </w:r>
-    </w:p>
-    <w:p>
-      <w:r>
-        <w:rPr>
-          <w:i/>
-          <w:color w:val="666666"/>
-          <w:sz w:val="18"/>
-        </w:rPr>
-        <w:t>Behav Res Ther  ·  2026  ·  PMID 42679628</w:t>
-      </w:r>
-    </w:p>
-    <w:p>
-      <w:r>
-        <w:t>Zwei RCTs mit 308 Patienten mit Bulimia nervosa und Binge-Eating-Disorder untersuchten, ob Änderungen der Emotionsregulation mit Symptomverbesserung bei web-basierten kognitiv-behavioralen Selbsthilfe-Interventionen verbunden sind.</w:t>
-      </w:r>
-    </w:p>
-    <w:p>
-      <w:r>
-        <w:rPr>
-          <w:b/>
-        </w:rPr>
-        <w:t xml:space="preserve">Ergebnis: </w:t>
-      </w:r>
-      <w:r>
-        <w:t>Signifikante indirekte Pfade: Reduktion von Emotionsregulationsschwierigkeiten war mit gleichzeitigen Symptomrückgängen verbunden (standardisierte indirekte Effekte |ab| ≥ 0,10 für Bulimie und Binge-Eating); keine signifikanten Unterschiede zwischen Störungsgruppen.</w:t>
-      </w:r>
-    </w:p>
-    <w:p>
-      <w:r>
-        <w:rPr>
-          <w:b/>
-          <w:sz w:val="19"/>
-        </w:rPr>
-        <w:t xml:space="preserve">Übertragbarkeit: </w:t>
-      </w:r>
-      <w:r>
-        <w:rPr>
-          <w:sz w:val="19"/>
-        </w:rPr>
-        <w:t>Deutschland, web-basierte Selbsthilfe unabhängig vom Gesundheitssystem</w:t>
-      </w:r>
-    </w:p>
-    <w:p>
-      <w:r>
-        <w:rPr>
-          <w:color w:val="5A7D3A"/>
-          <w:sz w:val="18"/>
-        </w:rPr>
-        <w:t>https://pubmed.ncbi.nlm.nih.gov/42679628/</w:t>
+        <w:t>https://pubmed.ncbi.nlm.nih.gov/42692512/</w:t>
       </w:r>
     </w:p>
     <w:sectPr>

--- a/download/studien-aktuell.docx
+++ b/download/studien-aktuell.docx
@@ -62,7 +62,7 @@
           <w:color w:val="666666"/>
           <w:sz w:val="18"/>
         </w:rPr>
-        <w:t>Stand: 23.09.2026  |  5 Studien  |  mental.m-vf.de</w:t>
+        <w:t>Stand: 24.09.2026  |  5 Studien  |  mental.m-vf.de</w:t>
       </w:r>
     </w:p>
     <w:p>
@@ -70,7 +70,7 @@
         <w:pStyle w:val="Heading1"/>
       </w:pPr>
       <w:r>
-        <w:t>Aufgenommen am 23.09.2026</w:t>
+        <w:t>Aufgenommen am 24.09.2026</w:t>
       </w:r>
     </w:p>
     <w:p>
@@ -78,7 +78,7 @@
         <w:pStyle w:val="Heading2"/>
       </w:pPr>
       <w:r>
-        <w:t>Nur 20,9 % der psychisch Kranken in der Türkei erhalten Behandlung, 6,6 % ausreichende Behandlung</w:t>
+        <w:t>Peer Support in Early-Psychosis-Programmen: Verbreitung und Finanzierungsstrukturen</w:t>
       </w:r>
     </w:p>
     <w:p>
@@ -88,12 +88,12 @@
           <w:color w:val="666666"/>
           <w:sz w:val="18"/>
         </w:rPr>
-        <w:t>Kiliç C et al.  ·  Turk Psikiyatri Derg  ·  2026  ·  PMID 42768881</w:t>
+        <w:t>Marshall T et al.  ·  Early Interv Psychiatry  ·  Sept. 2026  ·  PMID 42778307</w:t>
       </w:r>
     </w:p>
     <w:p>
       <w:r>
-        <w:t>Landesweite Befragung von 1.790 Erwachsenen zur Behandlung von Angststörungen, Stimmungsstörungen und externalisierenden Störungen in der türkischen Bevölkerung (DSM-5).</w:t>
+        <w:t>Querschnittsstudie zu 111 US-amerikanischen Early Psychosis Intervention Network (EPINET)-Programmen mit Koordinierter Spezialversorgung (CSC) bzgl. Verfügbarkeit und Finanzierung von Peer Support und Family Peer Support.</w:t>
       </w:r>
     </w:p>
     <w:p>
@@ -104,7 +104,7 @@
         <w:t xml:space="preserve">Ergebnis: </w:t>
       </w:r>
       <w:r>
-        <w:t>Prävalenz psychischer Störungen 23,9 %, davon 20,9 % behandelt, nur 6,6 % mit minimal angemessener Behandlung (MAT). Behandlung stieg mit Schweregrad, aber MAT nicht. Frauen und früher verheiratete Personen höhere Quoten. Ein klarer Versorgungsgap.</w:t>
+        <w:t>80% der Programme boten Peer Support an, 59% Family Peer Support. Staats-Finanzierung und -Förderung waren mit Angeboten von Peer Support und Family Peer Support assoziiert. Obwohl nicht ursprünglicher Kern-Service, zeigt die hohe Quote an – dass Peer Support als Standard etabliert ist – die Notwendigkeit von Forschung zu Variations- und Effekt-Mustern.</w:t>
       </w:r>
     </w:p>
     <w:p>
@@ -119,7 +119,7 @@
         <w:rPr>
           <w:sz w:val="19"/>
         </w:rPr>
-        <w:t>Türkei, nicht-europäisches Versicherungssystem; Befund zum Behandlungsgap international relevant.</w:t>
+        <w:t>USA – Finanzierungs- und Koordinierungsmodell nicht übertragbar, aber Erkenntnis zu Peer-Support-Integration relevant</w:t>
       </w:r>
     </w:p>
     <w:p>
@@ -128,7 +128,7 @@
           <w:color w:val="5A7D3A"/>
           <w:sz w:val="18"/>
         </w:rPr>
-        <w:t>https://pubmed.ncbi.nlm.nih.gov/42768881/</w:t>
+        <w:t>https://pubmed.ncbi.nlm.nih.gov/42778307/</w:t>
       </w:r>
     </w:p>
     <w:p>
@@ -136,7 +136,7 @@
         <w:pStyle w:val="Heading2"/>
       </w:pPr>
       <w:r>
-        <w:t>Transdiagnostische Psychotherapie bei Angst und Depression in Pakistan machbar und akzeptabel</w:t>
+        <w:t>Langzeit-Verlaufstypen nach Early Intervention bei Psychose: 10-Jahre-Studie</w:t>
       </w:r>
     </w:p>
     <w:p>
@@ -146,12 +146,12 @@
           <w:color w:val="666666"/>
           <w:sz w:val="18"/>
         </w:rPr>
-        <w:t>Nisa A et al.  ·  BMC Psychiatry  ·  21.09.2026  ·  PMID 42768329</w:t>
+        <w:t>Percie du Sert O et al.  ·  Early Interv Psychiatry  ·  Sept. 2026  ·  PMID 42778287</w:t>
       </w:r>
     </w:p>
     <w:p>
       <w:r>
-        <w:t>Pilot-RCT der Urdu-adaptierten Unified Protocol (UA-UP) in Pakistan bei 51 Patienten mit Angststörungen und/oder Depressionen (14 Wochen, n=25 Intervention, n=26 Warteliste).</w:t>
+        <w:t>Studienprotokoll für 10-Jahre-Nachbeobachtung von 689 Personen (14-35 Jahre) mit Erstpsychose aus dem Prevention and Early Intervention Program for Psychoses (PEPP-Montreal), mit administrativen Datenbanken verlinkt, um Langzeit-Trajektorien und Vorhersagefaktoren zu identifizieren.</w:t>
       </w:r>
     </w:p>
     <w:p>
@@ -162,7 +162,7 @@
         <w:t xml:space="preserve">Ergebnis: </w:t>
       </w:r>
       <w:r>
-        <w:t>Rekrutierung 85,7 %, Retention 82,4 %, Hausaufgaben-Compliance 79 %, Zufriedenheit CSQ-8=29,65. Große Effekte: Angst g=1,18, Depression g=1,15. Kulturelle Anpassung entscheidend für Engagement.</w:t>
+        <w:t>Studie noch nicht abgeschlossen (Datenanalyse nach Erreichen des primären Endpoints); wird Heterogenität von Verlaufs-Trajektorien über multiple Outcome-Dimensionen modellieren und frühe Vorhersagefaktoren für Langzeitergebnisse charakterisieren. Soll unterscheiden, ob während kritischer Phase geprägte Trajektorien langfristig erhalten bleiben.</w:t>
       </w:r>
     </w:p>
     <w:p>
@@ -177,7 +177,7 @@
         <w:rPr>
           <w:sz w:val="19"/>
         </w:rPr>
-        <w:t>Pakistan, Niedrig-Ressourcen-Kontext; Machbarkeitsbefund für skalierbare, kostengünstige transdiagnostische Interventionen relevant.</w:t>
+        <w:t>Kanada, universales Gesundheitssystem mit definierten Einzugsgebieten – Vorläufer-Daten verfügbar, Langzeit-Struktur relevant</w:t>
       </w:r>
     </w:p>
     <w:p>
@@ -186,7 +186,7 @@
           <w:color w:val="5A7D3A"/>
           <w:sz w:val="18"/>
         </w:rPr>
-        <w:t>https://pubmed.ncbi.nlm.nih.gov/42768329/</w:t>
+        <w:t>https://pubmed.ncbi.nlm.nih.gov/42778287/</w:t>
       </w:r>
     </w:p>
     <w:p>
@@ -194,7 +194,7 @@
         <w:pStyle w:val="Heading2"/>
       </w:pPr>
       <w:r>
-        <w:t>Früherkennung von Psychose bei autistischen Erwachsenen: PQ-16 hat Screening-Wert</w:t>
+        <w:t>De-Eskalation in stationärer psychiatrischer Versorgung: Faktoren für erfolgreiche Umsetzung</w:t>
       </w:r>
     </w:p>
     <w:p>
@@ -204,12 +204,12 @@
           <w:color w:val="666666"/>
           <w:sz w:val="18"/>
         </w:rPr>
-        <w:t>Basic D et al.  ·  Schizophr Bull  ·  20.08.2026  ·  PMID 42755260</w:t>
+        <w:t>Ugwuocha NW et al.  ·  Int J Ment Health Nurs  ·  Okt. 2026  ·  PMID 42775399</w:t>
       </w:r>
     </w:p>
     <w:p>
       <w:r>
-        <w:t>Querschnitt- und Längsschnitstudie zu Validierung des Prodromal Questionnaire-16 (PQ-16) bei 1.686 autistischen Erwachsenen aus Niederlandes Autism Register; Vorhersage psychose-ähnlicher Symptome und Schizophrenie-Spektrum-Diagnosen.</w:t>
+        <w:t>Narrative Synthese der Evidenz zum De-Eskalationstraining und zur Verringerung restriktiver Maßnahmen in britischen Akutkliniken (2014-2024); Identifikation von Bedingungen für gelungene De-Eskalation.</w:t>
       </w:r>
     </w:p>
     <w:p>
@@ -220,7 +220,7 @@
         <w:t xml:space="preserve">Ergebnis: </w:t>
       </w:r>
       <w:r>
-        <w:t>34,1 % schritten über PQ-16-Cutoff (≥6). Neuauftreten von Schizophrenie-Spektrum-Diagnosen 1,4 % (5/361, nur in Cutoff+-Gruppe 3,2 %). ROC-Analysen deuten auf Diskriminationsfähigkeit hin; PQ-16 identifiziert Muster abgeschwächter psychotischer Symptome.</w:t>
+        <w:t>Drei interdependente Domänen strukturieren De-Eskalationspraxis: Therapeutische Beziehungen und emotionale Intelligenz des Personals; Fachkompetenz durch Simulation und Team-Reflexion; Organisationskontext (Personalausstattung, Führung, Stationsumgebung, Sicherheitskultur, Equity-Vorkehrungen). De-Eskalation entsteht aus Alignment zwischen relationalem Prozess, Fachkompetenz und Organisationsbedingungen – nicht Trainingstechniken allein.</w:t>
       </w:r>
     </w:p>
     <w:p>
@@ -235,7 +235,7 @@
         <w:rPr>
           <w:sz w:val="19"/>
         </w:rPr>
-        <w:t>Niederlande, großer autistischer Kohorte; Screening-Validität unabhängig vom Gesundheitssystem.</w:t>
+        <w:t>Großbritannien, vergleichbares NHS-System mit festgestelltem Zwang-Reduktions-Auftrag</w:t>
       </w:r>
     </w:p>
     <w:p>
@@ -244,7 +244,7 @@
           <w:color w:val="5A7D3A"/>
           <w:sz w:val="18"/>
         </w:rPr>
-        <w:t>https://pubmed.ncbi.nlm.nih.gov/42755260/</w:t>
+        <w:t>https://pubmed.ncbi.nlm.nih.gov/42775399/</w:t>
       </w:r>
     </w:p>
     <w:p>
@@ -252,7 +252,7 @@
         <w:pStyle w:val="Heading2"/>
       </w:pPr>
       <w:r>
-        <w:t>Geschlechtsidentität und Psychiatrie: Integrating Gender in Mental Health Care</w:t>
+        <w:t>Diätassistenten in der Versorgung psychisch erkrankter Menschen: Barrieren und Potenziale</w:t>
       </w:r>
     </w:p>
     <w:p>
@@ -262,12 +262,12 @@
           <w:color w:val="666666"/>
           <w:sz w:val="18"/>
         </w:rPr>
-        <w:t>Rrustemi E et al.  ·  Rev Med Suisse  ·  16.09.2026  ·  PMID 42750577</w:t>
+        <w:t>Hsu MSH et al.  ·  J Hum Nutr Diet  ·  Okt. 2026  ·  PMID 42773647</w:t>
       </w:r>
     </w:p>
     <w:p>
       <w:r>
-        <w:t>Perspektive einer Gender-sensiblen psychiatrischen Versorgung in der Schweiz: Geschlechterrolle, Normen und soziale Verhältnisse beeinflussen Zugang zu Hilfe und psychische Erkrankungen.</w:t>
+        <w:t>Qualitative Interview-Studie mit 14 Diätassistenten (7 privatpraxis, 7 öffentliche Dienste) in Australien zu ihren Erfahrungen, Barrieren und Chancen bei der Unterstützung psychisch erkrankter Menschen.</w:t>
       </w:r>
     </w:p>
     <w:p>
@@ -278,7 +278,7 @@
         <w:t xml:space="preserve">Ergebnis: </w:t>
       </w:r>
       <w:r>
-        <w:t>Kernaussage: Psychiatrische Versorgung muss psychische Störungen in ihrem sozialen Kontext verstehen; methodische Ansätze des Gender*CoLaus-Projekts erfassen Geschlechtsdimensionen für präzisere Forschung und gerechtere klinische Praxis.</w:t>
+        <w:t>5 Hauptthemen: (1) Komplexe Bedarfe psychisch erkrankter Personen; (2) Zugangsbarrieren für private Diätassistenten (Finanzierung, Überweisungen); (3) Lücken in psychisch-gesundheitsspezifischer Ausbildung; (4) Strukturelle Grenzen privater Versorgung; (5) Vorteile integrierter Spezialversorgung. Empfehlung: Reformen in Finanzierung, Training und Überweisungssystemen notwendig für gerechte, gemeindenahe Ernährungsunterstützung.</w:t>
       </w:r>
     </w:p>
     <w:p>
@@ -293,7 +293,7 @@
         <w:rPr>
           <w:sz w:val="19"/>
         </w:rPr>
-        <w:t>Schweiz, vergleichbares Versicherungssystem; Fokus auf Ungleichheit und Zugang zentral für deutschsprachigen Raum.</w:t>
+        <w:t>Australien – anderes Finanzierungssystem, aber Integrations- und Schulungs-Erkenntnisse übertragbar</w:t>
       </w:r>
     </w:p>
     <w:p>
@@ -302,7 +302,7 @@
           <w:color w:val="5A7D3A"/>
           <w:sz w:val="18"/>
         </w:rPr>
-        <w:t>https://pubmed.ncbi.nlm.nih.gov/42750577/</w:t>
+        <w:t>https://pubmed.ncbi.nlm.nih.gov/42773647/</w:t>
       </w:r>
     </w:p>
     <w:p>
@@ -310,7 +310,7 @@
         <w:pStyle w:val="Heading2"/>
       </w:pPr>
       <w:r>
-        <w:t>Konsens über Methoden für psychosoziale Demenz-Interventionsforschung: Delphi-Studie mit Stakeholdern</w:t>
+        <w:t>Barrieren und Förderfaktoren bei der Hilfesuche für postpartale Depression und Angststörung</w:t>
       </w:r>
     </w:p>
     <w:p>
@@ -320,12 +320,12 @@
           <w:color w:val="666666"/>
           <w:sz w:val="18"/>
         </w:rPr>
-        <w:t>Bartels SL et al.  ·  BMJ Open  ·  02.09.2026  ·  PMID 42692512</w:t>
+        <w:t>Büssow AL et al.  ·  BMC Psychiatry  ·  17.08.2026  ·  PMID 42773421</w:t>
       </w:r>
     </w:p>
     <w:p>
       <w:r>
-        <w:t>Multi-Phasen-Delphi-Studie mit Menschen mit Demenz, Angehörigen, Fachpersonen, Politikern und Versicherern zur Identifikation von Kernkompetenzen und geeigneten Methoden für Interventionsentwicklung.</w:t>
+        <w:t>Querschnittsstudie (N=4624 Frauen in Dresden) zu Faktoren, die mit der Bereitschaft und dem tatsächlichen Verhalten bezüglich Hilfesuche für psychische Erkrankungen nach der Geburt verbunden sind.</w:t>
       </w:r>
     </w:p>
     <w:p>
@@ -336,7 +336,7 @@
         <w:t xml:space="preserve">Ergebnis: </w:t>
       </w:r>
       <w:r>
-        <w:t>Konsensus über 6 Kernelemente pro Phase (berücksichtigen von Kontext, Programmtheorie, Stakeholder-Engagement, Unsicherheiten, Verfeinerung, ökonomische Aspekte). Methodische Empfehlungen für alle Phasen der Interventionsentwicklung, mit Fokus auf Co-Design.</w:t>
+        <w:t>Negative Gesundheitsüberzeugungen zeigten die stärksten negativen Effekte auf die Hilfesuche-Absicht bei allen Gruppen. Erkennung einer psychischen Störung war der wichtigste Faktor für tatsächliche Hilfesuche. Frauen mit Migrationshintergrund, niedrigerem Einkommen und ohne vorherige Inanspruchnahme von Psychisch-Kranken-Diensten suchten weniger Hilfe. Routine-Screening und Aufklärungskampagnen für positive Gesundheitsüberzeugungen könnten die Hilfesuche verbessern.</w:t>
       </w:r>
     </w:p>
     <w:p>
@@ -351,7 +351,7 @@
         <w:rPr>
           <w:sz w:val="19"/>
         </w:rPr>
-        <w:t>Europäisches Multiländer-Konsortium (Niederlande, UK, Schweden, Belgien); übertragbar auf deutschsprachigen Kontext.</w:t>
+        <w:t>Deutsche Klinikdaten, Terminservicestellen-relevante Screening- und Zuweisungspraxis</w:t>
       </w:r>
     </w:p>
     <w:p>
@@ -360,7 +360,7 @@
           <w:color w:val="5A7D3A"/>
           <w:sz w:val="18"/>
         </w:rPr>
-        <w:t>https://pubmed.ncbi.nlm.nih.gov/42692512/</w:t>
+        <w:t>https://pubmed.ncbi.nlm.nih.gov/42773421/</w:t>
       </w:r>
     </w:p>
     <w:sectPr>

--- a/download/studien-aktuell.docx
+++ b/download/studien-aktuell.docx
@@ -62,7 +62,7 @@
           <w:color w:val="666666"/>
           <w:sz w:val="18"/>
         </w:rPr>
-        <w:t>Stand: 24.09.2026  |  5 Studien  |  mental.m-vf.de</w:t>
+        <w:t>Stand: 25.09.2026  |  6 Studien  |  mental.m-vf.de</w:t>
       </w:r>
     </w:p>
     <w:p>
@@ -70,7 +70,7 @@
         <w:pStyle w:val="Heading1"/>
       </w:pPr>
       <w:r>
-        <w:t>Aufgenommen am 24.09.2026</w:t>
+        <w:t>Aufgenommen am 25.09.2026</w:t>
       </w:r>
     </w:p>
     <w:p>
@@ -78,7 +78,7 @@
         <w:pStyle w:val="Heading2"/>
       </w:pPr>
       <w:r>
-        <w:t>Peer Support in Early-Psychosis-Programmen: Verbreitung und Finanzierungsstrukturen</w:t>
+        <w:t>Finanzielle Belastung und psychische Gesundheit: Kriseneffekt während Cost-of-Living-Krise deutlich stärker</w:t>
       </w:r>
     </w:p>
     <w:p>
@@ -88,12 +88,12 @@
           <w:color w:val="666666"/>
           <w:sz w:val="18"/>
         </w:rPr>
-        <w:t>Marshall T et al.  ·  Early Interv Psychiatry  ·  Sept. 2026  ·  PMID 42778307</w:t>
+        <w:t>Too LS et al.  ·  Soc Sci Med  ·  17.09.2026  ·  PMID 42785910</w:t>
       </w:r>
     </w:p>
     <w:p>
       <w:r>
-        <w:t>Querschnittsstudie zu 111 US-amerikanischen Early Psychosis Intervention Network (EPINET)-Programmen mit Koordinierter Spezialversorgung (CSC) bzgl. Verfügbarkeit und Finanzierung von Peer Support und Family Peer Support.</w:t>
+        <w:t>Längsschnitt-Analyse von 13 Erhebungswellen (2012–2024) aus der australischen HILDA-Kohorte (n=18.759 Personen, 148.419 Beobachtungen) zur Assoziation zwischen finanzieller Notlage und mentaler Gesundheit vor, während COVID-19 und der Lebenshaltungskrise.</w:t>
       </w:r>
     </w:p>
     <w:p>
@@ -104,7 +104,7 @@
         <w:t xml:space="preserve">Ergebnis: </w:t>
       </w:r>
       <w:r>
-        <w:t>80% der Programme boten Peer Support an, 59% Family Peer Support. Staats-Finanzierung und -Förderung waren mit Angeboten von Peer Support und Family Peer Support assoziiert. Obwohl nicht ursprünglicher Kern-Service, zeigt die hohe Quote an – dass Peer Support als Standard etabliert ist – die Notwendigkeit von Forschung zu Variations- und Effekt-Mustern.</w:t>
+        <w:t>Vor der Krise (2012–2019): finanzielle Belastung mit Verschlechterung psychischer Gesundheit assoziiert. Während der Cost-of-Living-Krise (2022–2024): Effekt deutlich stärker (Interaktionseffekt: –0,84; 95%-KI –1,22 bis –0,46). Bei Hypothekenzahlungsrückständen über Großkrediten massiver Rückgang mentaler Gesundheit (–2,57; 95%-KI –5,00 bis –0,41). Handlungsbedarf: unmittelbare Maßnahmen gegen finanzielle Belastung zur Prävention psychischer Probleme.</w:t>
       </w:r>
     </w:p>
     <w:p>
@@ -119,7 +119,7 @@
         <w:rPr>
           <w:sz w:val="19"/>
         </w:rPr>
-        <w:t>USA – Finanzierungs- und Koordinierungsmodell nicht übertragbar, aber Erkenntnis zu Peer-Support-Integration relevant</w:t>
+        <w:t>Australien – Befund zu Mechanismen und Timing von Finanzstress und Psyche übertragbar weltweit.</w:t>
       </w:r>
     </w:p>
     <w:p>
@@ -128,7 +128,7 @@
           <w:color w:val="5A7D3A"/>
           <w:sz w:val="18"/>
         </w:rPr>
-        <w:t>https://pubmed.ncbi.nlm.nih.gov/42778307/</w:t>
+        <w:t>https://pubmed.ncbi.nlm.nih.gov/42785910/</w:t>
       </w:r>
     </w:p>
     <w:p>
@@ -136,7 +136,7 @@
         <w:pStyle w:val="Heading2"/>
       </w:pPr>
       <w:r>
-        <w:t>Langzeit-Verlaufstypen nach Early Intervention bei Psychose: 10-Jahre-Studie</w:t>
+        <w:t>Fidelity-Messung in Früherkennung-Services: australisches Redesign zeigt Messprobleme und Defizite bei Beziehungsarbeit</w:t>
       </w:r>
     </w:p>
     <w:p>
@@ -146,12 +146,12 @@
           <w:color w:val="666666"/>
           <w:sz w:val="18"/>
         </w:rPr>
-        <w:t>Percie du Sert O et al.  ·  Early Interv Psychiatry  ·  Sept. 2026  ·  PMID 42778287</w:t>
+        <w:t>Talarico CS et al.  ·  Early Interv Psychiatry  ·  Sept. 2026  ·  PMID 42785726</w:t>
       </w:r>
     </w:p>
     <w:p>
       <w:r>
-        <w:t>Studienprotokoll für 10-Jahre-Nachbeobachtung von 689 Personen (14-35 Jahre) mit Erstpsychose aus dem Prevention and Early Intervention Program for Psychoses (PEPP-Montreal), mit administrativen Datenbanken verlinkt, um Langzeit-Trajektorien und Vorhersagefaktoren zu identifizieren.</w:t>
+        <w:t>Mixed-Methods-Studie zur Überarbeitung eines Messinstruments (REMIT) für Early-Psychosis-Services in Australien über 2 Jahre mit Fidelity-Besuchen, Interviews und Dokumentenanalyse an 6 Service-Clustern.</w:t>
       </w:r>
     </w:p>
     <w:p>
@@ -162,7 +162,7 @@
         <w:t xml:space="preserve">Ergebnis: </w:t>
       </w:r>
       <w:r>
-        <w:t>Studie noch nicht abgeschlossen (Datenanalyse nach Erreichen des primären Endpoints); wird Heterogenität von Verlaufs-Trajektorien über multiple Outcome-Dimensionen modellieren und frühe Vorhersagefaktoren für Langzeitergebnisse charakterisieren. Soll unterscheiden, ob während kritischer Phase geprägte Trajektorien langfristig erhalten bleiben.</w:t>
+        <w:t>Neues Instrument reduzierte Deckeneffekte und verbesserte Sensitivität. Nationale Fidelity-Werte stiegen von 3,99 (2023) auf 4,19 (2024). Verbesserungen in Fallmanagement, körperlicher Gesundheitsüberwachung und Outcome-Messung, aber anhaltend niedrige Fidelity bei relationalen Domänen (kontinuierliche Bindung, Familieneinbindung) – durchgehend schwach über alle Standorte und Jahre. Empfehlung: REMIT als aktives Lern- nicht als Compliance-System einsetzen.</w:t>
       </w:r>
     </w:p>
     <w:p>
@@ -177,7 +177,7 @@
         <w:rPr>
           <w:sz w:val="19"/>
         </w:rPr>
-        <w:t>Kanada, universales Gesundheitssystem mit definierten Einzugsgebieten – Vorläufer-Daten verfügbar, Langzeit-Struktur relevant</w:t>
+        <w:t>Australisches System; Befund zu strukturellen Defiziten bei Beziehungsarbeit und Familieneinbindung übertragbar auf deutsche Früherkennung.</w:t>
       </w:r>
     </w:p>
     <w:p>
@@ -186,7 +186,7 @@
           <w:color w:val="5A7D3A"/>
           <w:sz w:val="18"/>
         </w:rPr>
-        <w:t>https://pubmed.ncbi.nlm.nih.gov/42778287/</w:t>
+        <w:t>https://pubmed.ncbi.nlm.nih.gov/42785726/</w:t>
       </w:r>
     </w:p>
     <w:p>
@@ -194,7 +194,7 @@
         <w:pStyle w:val="Heading2"/>
       </w:pPr>
       <w:r>
-        <w:t>De-Eskalation in stationärer psychiatrischer Versorgung: Faktoren für erfolgreiche Umsetzung</w:t>
+        <w:t>Anhaltend schlechte Medikamenten-Adhärenz nach Erstpsychose – nur 19 % waren therapietreu</w:t>
       </w:r>
     </w:p>
     <w:p>
@@ -204,12 +204,12 @@
           <w:color w:val="666666"/>
           <w:sz w:val="18"/>
         </w:rPr>
-        <w:t>Ugwuocha NW et al.  ·  Int J Ment Health Nurs  ·  Okt. 2026  ·  PMID 42775399</w:t>
+        <w:t>Chi E et al.  ·  JAMA Netw Open  ·  01.09.2026  ·  PMID 42783372</w:t>
       </w:r>
     </w:p>
     <w:p>
       <w:r>
-        <w:t>Narrative Synthese der Evidenz zum De-Eskalationstraining und zur Verringerung restriktiver Maßnahmen in britischen Akutkliniken (2014-2024); Identifikation von Bedingungen für gelungene De-Eskalation.</w:t>
+        <w:t>Retrospektive Kohorte von 11.889 Personen (15–40 Jahre) aus US-Versicherungsdaten (2013–2021), die nach Erstpsychose-Diagnose Antipsychotika verschrieben bekamen und 365 Tage nachverfolgt wurden, gemessen an Proportion of Days Covered (PDC).</w:t>
       </w:r>
     </w:p>
     <w:p>
@@ -220,7 +220,7 @@
         <w:t xml:space="preserve">Ergebnis: </w:t>
       </w:r>
       <w:r>
-        <w:t>Drei interdependente Domänen strukturieren De-Eskalationspraxis: Therapeutische Beziehungen und emotionale Intelligenz des Personals; Fachkompetenz durch Simulation und Team-Reflexion; Organisationskontext (Personalausstattung, Führung, Stationsumgebung, Sicherheitskultur, Equity-Vorkehrungen). De-Eskalation entsteht aus Alignment zwischen relationalem Prozess, Fachkompetenz und Organisationsbedingungen – nicht Trainingstechniken allein.</w:t>
+        <w:t>Gesamtadhärenz: 19,1 % (2.270 von 11.889) erreichten PDC≥80 %. Bessere Adhärenz bei Schizophrenie-Diagnose (PR 1,78; 95%-KI 1,57–2,04) und Stimmungsstörungen (PR 1,21; 95%-KI 1,06–1,39). Bessere Adhärenz assoziiert mit weniger Notaufnahme-Besuchen (IRR 0,85; 95%-KI 0,81–0,90), mehr psychiatrischen Ambulanzbesuchen (IRR 1,53; 95%-KI 1,47–1,59). Niedrige Adhärenz als Major-Hürde für Psychose-Outcome-Verbesserung erkannt.</w:t>
       </w:r>
     </w:p>
     <w:p>
@@ -235,7 +235,7 @@
         <w:rPr>
           <w:sz w:val="19"/>
         </w:rPr>
-        <w:t>Großbritannien, vergleichbares NHS-System mit festgestelltem Zwang-Reduktions-Auftrag</w:t>
+        <w:t>USA – gewerbliche Versicherungsdaten; Befund zu Adhärenz-Barrieren und Notfall-Assoziation relevant für deutsche Forschung.</w:t>
       </w:r>
     </w:p>
     <w:p>
@@ -244,7 +244,7 @@
           <w:color w:val="5A7D3A"/>
           <w:sz w:val="18"/>
         </w:rPr>
-        <w:t>https://pubmed.ncbi.nlm.nih.gov/42775399/</w:t>
+        <w:t>https://pubmed.ncbi.nlm.nih.gov/42783372/</w:t>
       </w:r>
     </w:p>
     <w:p>
@@ -252,7 +252,7 @@
         <w:pStyle w:val="Heading2"/>
       </w:pPr>
       <w:r>
-        <w:t>Diätassistenten in der Versorgung psychisch erkrankter Menschen: Barrieren und Potenziale</w:t>
+        <w:t>COVID-19 verschärfte Angst und Depression nicht generell – Befunde aus Deutschland, Frankreich und Niederlanden</w:t>
       </w:r>
     </w:p>
     <w:p>
@@ -262,12 +262,12 @@
           <w:color w:val="666666"/>
           <w:sz w:val="18"/>
         </w:rPr>
-        <w:t>Hsu MSH et al.  ·  J Hum Nutr Diet  ·  Okt. 2026  ·  PMID 42773647</w:t>
+        <w:t>Czepiel D et al.  ·  Epidemiol Psychiatr Sci  ·  24.09.2026  ·  PMID 42781737</w:t>
       </w:r>
     </w:p>
     <w:p>
       <w:r>
-        <w:t>Qualitative Interview-Studie mit 14 Diätassistenten (7 privatpraxis, 7 öffentliche Dienste) in Australien zu ihren Erfahrungen, Barrieren und Chancen bei der Unterstützung psychisch erkrankter Menschen.</w:t>
+        <w:t>Kohortenstudie aus drei europäischen Ländern, die Depressions- und Angstverlauf von vor und während der Pandemie verglich und Unterschiede zwischen Allgemeinbevölkerung und Patienten mit Vordiagnose psychischer Störungen untersuchte.</w:t>
       </w:r>
     </w:p>
     <w:p>
@@ -278,7 +278,7 @@
         <w:t xml:space="preserve">Ergebnis: </w:t>
       </w:r>
       <w:r>
-        <w:t>5 Hauptthemen: (1) Komplexe Bedarfe psychisch erkrankter Personen; (2) Zugangsbarrieren für private Diätassistenten (Finanzierung, Überweisungen); (3) Lücken in psychisch-gesundheitsspezifischer Ausbildung; (4) Strukturelle Grenzen privater Versorgung; (5) Vorteile integrierter Spezialversorgung. Empfehlung: Reformen in Finanzierung, Training und Überweisungssystemen notwendig für gerechte, gemeindenahe Ernährungsunterstützung.</w:t>
+        <w:t>In der Allgemeinbevölkerung (n=1.813) zeigten etwa 80 % stabile oder sinkende Symptome; in der klinischen Stichprobe (n=1.069) verbesserte sich etwa die Hälfte von moderaten Ausgangswerten. Die oft beschworene psychische Krise ließ sich nicht nachweisen – Symptommuster waren heterogen und abhängig von sozialen Faktoren wie Beziehungsstatus und Elternrolle.</w:t>
       </w:r>
     </w:p>
     <w:p>
@@ -293,7 +293,7 @@
         <w:rPr>
           <w:sz w:val="19"/>
         </w:rPr>
-        <w:t>Australien – anderes Finanzierungssystem, aber Integrations- und Schulungs-Erkenntnisse übertragbar</w:t>
+        <w:t>Harmonisierte Daten aus Deutschland, Frankreich, Niederlanden – direkt auf deutsche Versorgung übertragbar.</w:t>
       </w:r>
     </w:p>
     <w:p>
@@ -302,7 +302,7 @@
           <w:color w:val="5A7D3A"/>
           <w:sz w:val="18"/>
         </w:rPr>
-        <w:t>https://pubmed.ncbi.nlm.nih.gov/42773647/</w:t>
+        <w:t>https://pubmed.ncbi.nlm.nih.gov/42781737/</w:t>
       </w:r>
     </w:p>
     <w:p>
@@ -310,7 +310,7 @@
         <w:pStyle w:val="Heading2"/>
       </w:pPr>
       <w:r>
-        <w:t>Barrieren und Förderfaktoren bei der Hilfesuche für postpartale Depression und Angststörung</w:t>
+        <w:t>Tabakentwöhnung bei psychischen Erkrankungen durchführbar – Leitlinien-konforme Therapie wird angenommen</w:t>
       </w:r>
     </w:p>
     <w:p>
@@ -320,12 +320,12 @@
           <w:color w:val="666666"/>
           <w:sz w:val="18"/>
         </w:rPr>
-        <w:t>Büssow AL et al.  ·  BMC Psychiatry  ·  17.08.2026  ·  PMID 42773421</w:t>
+        <w:t>Bück J et al.  ·  JMIR Form Res  ·  23.09.2026  ·  PMID 42777260</w:t>
       </w:r>
     </w:p>
     <w:p>
       <w:r>
-        <w:t>Querschnittsstudie (N=4624 Frauen in Dresden) zu Faktoren, die mit der Bereitschaft und dem tatsächlichen Verhalten bezüglich Hilfesuche für psychische Erkrankungen nach der Geburt verbunden sind.</w:t>
+        <w:t>Qualitative Studie mit 11 Patienten, die an standardisierter verhaltenstherapeutischer Tabakentwöhnung teilnahmen und später zu ihren Erfahrungen interviewt wurden – diverse Abstinenzverlauf einschließlich Rückfälle.</w:t>
       </w:r>
     </w:p>
     <w:p>
@@ -336,7 +336,7 @@
         <w:t xml:space="preserve">Ergebnis: </w:t>
       </w:r>
       <w:r>
-        <w:t>Negative Gesundheitsüberzeugungen zeigten die stärksten negativen Effekte auf die Hilfesuche-Absicht bei allen Gruppen. Erkennung einer psychischen Störung war der wichtigste Faktor für tatsächliche Hilfesuche. Frauen mit Migrationshintergrund, niedrigerem Einkommen und ohne vorherige Inanspruchnahme von Psychisch-Kranken-Diensten suchten weniger Hilfe. Routine-Screening und Aufklärungskampagnen für positive Gesundheitsüberzeugungen könnten die Hilfesuche verbessern.</w:t>
+        <w:t>Patienten berichteten Raucherentwöhnung als multidimensionalen Prozess jenseits bloßer Verhaltensänderung; persistierten psychische Sorgen über Folgen der Entwöhnung, trotz überwiegend positiver oder neutraler tatsächlicher Ergebnisse. Empfehlungen: gezielte Psychoedukation zu Misskonzeptionen, individualisierte und flexiblere Behandlungsanpassung.</w:t>
       </w:r>
     </w:p>
     <w:p>
@@ -351,7 +351,7 @@
         <w:rPr>
           <w:sz w:val="19"/>
         </w:rPr>
-        <w:t>Deutsche Klinikdaten, Terminservicestellen-relevante Screening- und Zuweisungspraxis</w:t>
+        <w:t>Deutsche Studienzentren, leitlinienkonform – Befunde zu Barrieren und Wirkfaktoren unmittelbar relevant.</w:t>
       </w:r>
     </w:p>
     <w:p>
@@ -360,7 +360,65 @@
           <w:color w:val="5A7D3A"/>
           <w:sz w:val="18"/>
         </w:rPr>
-        <w:t>https://pubmed.ncbi.nlm.nih.gov/42773421/</w:t>
+        <w:t>https://pubmed.ncbi.nlm.nih.gov/42777260/</w:t>
+      </w:r>
+    </w:p>
+    <w:p>
+      <w:pPr>
+        <w:pStyle w:val="Heading2"/>
+      </w:pPr>
+      <w:r>
+        <w:t>Psychische Belastung in spanischen Gefängnissen – Isolationshaft verdoppelt Psychopharmaka-Einnahme</w:t>
+      </w:r>
+    </w:p>
+    <w:p>
+      <w:r>
+        <w:rPr>
+          <w:i/>
+          <w:color w:val="666666"/>
+          <w:sz w:val="18"/>
+        </w:rPr>
+        <w:t>Meneses-Falcón C et al.  ·  Arch Womens Ment Health  ·  22.09.2026  ·  PMID 42771056</w:t>
+      </w:r>
+    </w:p>
+    <w:p>
+      <w:r>
+        <w:t>Querschnittsstudie an 1.544 Frauen in 39 spanischen Gefängnissen mit standardisiertem Fragebogen zur Medikamenteneinnahme und psychischen Problemen.</w:t>
+      </w:r>
+    </w:p>
+    <w:p>
+      <w:r>
+        <w:rPr>
+          <w:b/>
+        </w:rPr>
+        <w:t xml:space="preserve">Ergebnis: </w:t>
+      </w:r>
+      <w:r>
+        <w:t>44,1 % nahmen Psychopharmaka; Isolationshaft war mit 2,65-fach höherer Wahrscheinlichkeit für psychiatrische Medikation verbunden (OR 2,65). Weitere Risiken: spanische Nationalität (OR 5,31), intellektuelle Behinderung (OR 7,88), Selbstverletzung (OR 4,89). Schlussfolgerung: Isolationshaft wegen negativer mentaler Effekte in Frage gestellt; therapeutisches Modell mit Geschlechterperspektive notwendig.</w:t>
+      </w:r>
+    </w:p>
+    <w:p>
+      <w:r>
+        <w:rPr>
+          <w:b/>
+          <w:sz w:val="19"/>
+        </w:rPr>
+        <w:t xml:space="preserve">Übertragbarkeit: </w:t>
+      </w:r>
+      <w:r>
+        <w:rPr>
+          <w:sz w:val="19"/>
+        </w:rPr>
+        <w:t>Spanien – europäisches Gefängnissystem mit Parallelen zu Deutschland; Befund zu Isolationshaft relevant für Zwangsmittel-Debatte.</w:t>
+      </w:r>
+    </w:p>
+    <w:p>
+      <w:r>
+        <w:rPr>
+          <w:color w:val="5A7D3A"/>
+          <w:sz w:val="18"/>
+        </w:rPr>
+        <w:t>https://pubmed.ncbi.nlm.nih.gov/42771056/</w:t>
       </w:r>
     </w:p>
     <w:sectPr>

--- a/download/studien-aktuell.docx
+++ b/download/studien-aktuell.docx
@@ -62,7 +62,7 @@
           <w:color w:val="666666"/>
           <w:sz w:val="18"/>
         </w:rPr>
-        <w:t>Stand: 25.09.2026  |  6 Studien  |  mental.m-vf.de</w:t>
+        <w:t>Stand: 26.09.2026  |  6 Studien  |  mental.m-vf.de</w:t>
       </w:r>
     </w:p>
     <w:p>
@@ -70,7 +70,7 @@
         <w:pStyle w:val="Heading1"/>
       </w:pPr>
       <w:r>
-        <w:t>Aufgenommen am 25.09.2026</w:t>
+        <w:t>Aufgenommen am 26.09.2026</w:t>
       </w:r>
     </w:p>
     <w:p>
@@ -78,7 +78,7 @@
         <w:pStyle w:val="Heading2"/>
       </w:pPr>
       <w:r>
-        <w:t>Finanzielle Belastung und psychische Gesundheit: Kriseneffekt während Cost-of-Living-Krise deutlich stärker</w:t>
+        <w:t>Methadon-Behandlung in USA: De-Implementation stigmatisierender Richtlinien seit COVID-19</w:t>
       </w:r>
     </w:p>
     <w:p>
@@ -88,12 +88,12 @@
           <w:color w:val="666666"/>
           <w:sz w:val="18"/>
         </w:rPr>
-        <w:t>Too LS et al.  ·  Soc Sci Med  ·  17.09.2026  ·  PMID 42785910</w:t>
+        <w:t>Roberts K et al.  ·  Front Public Health  ·  10.09.2026  ·  PMID 42787723</w:t>
       </w:r>
     </w:p>
     <w:p>
       <w:r>
-        <w:t>Längsschnitt-Analyse von 13 Erhebungswellen (2012–2024) aus der australischen HILDA-Kohorte (n=18.759 Personen, 148.419 Beobachtungen) zur Assoziation zwischen finanzieller Notlage und mentaler Gesundheit vor, während COVID-19 und der Lebenshaltungskrise.</w:t>
+        <w:t>Versorgungspolitische Analyse zur Notwendigkeit, stigmatisierende Methadon-Dispensierungsrichtlinien in den USA abzubauen, mit Daten aus COVID-19-bedingten Flexibilisierungen.</w:t>
       </w:r>
     </w:p>
     <w:p>
@@ -104,7 +104,7 @@
         <w:t xml:space="preserve">Ergebnis: </w:t>
       </w:r>
       <w:r>
-        <w:t>Vor der Krise (2012–2019): finanzielle Belastung mit Verschlechterung psychischer Gesundheit assoziiert. Während der Cost-of-Living-Krise (2022–2024): Effekt deutlich stärker (Interaktionseffekt: –0,84; 95%-KI –1,22 bis –0,46). Bei Hypothekenzahlungsrückständen über Großkrediten massiver Rückgang mentaler Gesundheit (–2,57; 95%-KI –5,00 bis –0,41). Handlungsbedarf: unmittelbare Maßnahmen gegen finanzielle Belastung zur Prävention psychischer Probleme.</w:t>
+        <w:t>Weniger als 30 % der Menschen mit Opioid-Use-Disorder erhalten Behandlung; COVID-19-Lockdown-Maßnahmen (Take-Home-Methadon) führten zu besseren Outcomes und Patientenerfahrungen. De-Implementation-Rahmen: Abbau evidenzferner, stigmatisierender Hürden verbessert Zugang und Adhärenz.</w:t>
       </w:r>
     </w:p>
     <w:p>
@@ -119,7 +119,7 @@
         <w:rPr>
           <w:sz w:val="19"/>
         </w:rPr>
-        <w:t>Australien – Befund zu Mechanismen und Timing von Finanzstress und Psyche übertragbar weltweit.</w:t>
+        <w:t>USA-Kontext mit grundlegend anderen Finanzierungsstrukturen (Versicherungsmarkt); Muster der Stigmatisierungsabbau durch Regellockerung auch für deutsche Substitutionsbehandlung relevant.</w:t>
       </w:r>
     </w:p>
     <w:p>
@@ -128,7 +128,7 @@
           <w:color w:val="5A7D3A"/>
           <w:sz w:val="18"/>
         </w:rPr>
-        <w:t>https://pubmed.ncbi.nlm.nih.gov/42785910/</w:t>
+        <w:t>https://pubmed.ncbi.nlm.nih.gov/42787723/</w:t>
       </w:r>
     </w:p>
     <w:p>
@@ -136,7 +136,7 @@
         <w:pStyle w:val="Heading2"/>
       </w:pPr>
       <w:r>
-        <w:t>Fidelity-Messung in Früherkennung-Services: australisches Redesign zeigt Messprobleme und Defizite bei Beziehungsarbeit</w:t>
+        <w:t>Schwellenwächter-Arbeit: Träger der Freien Wohlfahrt unter Druck in London</w:t>
       </w:r>
     </w:p>
     <w:p>
@@ -146,12 +146,12 @@
           <w:color w:val="666666"/>
           <w:sz w:val="18"/>
         </w:rPr>
-        <w:t>Talarico CS et al.  ·  Early Interv Psychiatry  ·  Sept. 2026  ·  PMID 42785726</w:t>
+        <w:t>Brenman N  ·  Sociol Health Illn  ·  Nov. 2026  ·  PMID 42786659</w:t>
       </w:r>
     </w:p>
     <w:p>
       <w:r>
-        <w:t>Mixed-Methods-Studie zur Überarbeitung eines Messinstruments (REMIT) für Early-Psychosis-Services in Australien über 2 Jahre mit Fidelity-Besuchen, Interviews und Dokumentenanalyse an 6 Service-Clustern.</w:t>
+        <w:t>Ethnographische Qualitativforschung in drei Trägern der Freien Wohlfahrt in innerstädtischem London zu deren Bewältigungsstrategien unter Austeritätsdruck.</w:t>
       </w:r>
     </w:p>
     <w:p>
@@ -162,7 +162,7 @@
         <w:t xml:space="preserve">Ergebnis: </w:t>
       </w:r>
       <w:r>
-        <w:t>Neues Instrument reduzierte Deckeneffekte und verbesserte Sensitivität. Nationale Fidelity-Werte stiegen von 3,99 (2023) auf 4,19 (2024). Verbesserungen in Fallmanagement, körperlicher Gesundheitsüberwachung und Outcome-Messung, aber anhaltend niedrige Fidelity bei relationalen Domänen (kontinuierliche Bindung, Familieneinbindung) – durchgehend schwach über alle Standorte und Jahre. Empfehlung: REMIT als aktives Lern- nicht als Compliance-System einsetzen.</w:t>
+        <w:t>Träger werden als ‚Ablageorte' überlastet; ‚Threshold Work' zeigt, wie diagnostische Grenzen und Raumgestaltung zusammenwirken – Zugang wird durch materielle und immaterielle Schwellen begrenzt. Kernaussage: Träger reagieren durch adaptive Grenzziehungen auf fehlende Ressourcen.</w:t>
       </w:r>
     </w:p>
     <w:p>
@@ -177,7 +177,7 @@
         <w:rPr>
           <w:sz w:val="19"/>
         </w:rPr>
-        <w:t>Australisches System; Befund zu strukturellen Defiziten bei Beziehungsarbeit und Familieneinbindung übertragbar auf deutsche Früherkennung.</w:t>
+        <w:t>Großbritannien, BUT: Unterschiedliche Finanzierungskrise; Muster der Fragmentierung psychosozialer Versorgung unter Sparmaßnahmen auf DACH übertragbar.</w:t>
       </w:r>
     </w:p>
     <w:p>
@@ -186,7 +186,7 @@
           <w:color w:val="5A7D3A"/>
           <w:sz w:val="18"/>
         </w:rPr>
-        <w:t>https://pubmed.ncbi.nlm.nih.gov/42785726/</w:t>
+        <w:t>https://pubmed.ncbi.nlm.nih.gov/42786659/</w:t>
       </w:r>
     </w:p>
     <w:p>
@@ -194,7 +194,7 @@
         <w:pStyle w:val="Heading2"/>
       </w:pPr>
       <w:r>
-        <w:t>Anhaltend schlechte Medikamenten-Adhärenz nach Erstpsychose – nur 19 % waren therapietreu</w:t>
+        <w:t>Jungianische Psychotherapie in Ausbildungskontexten: Symptomreduktion und Strukturverbesserungen</w:t>
       </w:r>
     </w:p>
     <w:p>
@@ -204,12 +204,12 @@
           <w:color w:val="666666"/>
           <w:sz w:val="18"/>
         </w:rPr>
-        <w:t>Chi E et al.  ·  JAMA Netw Open  ·  01.09.2026  ·  PMID 42783372</w:t>
+        <w:t>Roesler C et al.  ·  Z Psychosom Med Psychother  ·  Sept. 2026  ·  PMID 42779379</w:t>
       </w:r>
     </w:p>
     <w:p>
       <w:r>
-        <w:t>Retrospektive Kohorte von 11.889 Personen (15–40 Jahre) aus US-Versicherungsdaten (2013–2021), die nach Erstpsychose-Diagnose Antipsychotika verschrieben bekamen und 365 Tage nachverfolgt wurden, gemessen an Proportion of Days Covered (PDC).</w:t>
+        <w:t>Prä-Post-Studie mit 104 Patienten in deutschem Ausbildungsinstitut zu Wirksamkeit der Jungianischen Psychotherapie bei Depressionen, Angststörungen und Zwangsstörungen.</w:t>
       </w:r>
     </w:p>
     <w:p>
@@ -220,7 +220,7 @@
         <w:t xml:space="preserve">Ergebnis: </w:t>
       </w:r>
       <w:r>
-        <w:t>Gesamtadhärenz: 19,1 % (2.270 von 11.889) erreichten PDC≥80 %. Bessere Adhärenz bei Schizophrenie-Diagnose (PR 1,78; 95%-KI 1,57–2,04) und Stimmungsstörungen (PR 1,21; 95%-KI 1,06–1,39). Bessere Adhärenz assoziiert mit weniger Notaufnahme-Besuchen (IRR 0,85; 95%-KI 0,81–0,90), mehr psychiatrischen Ambulanzbesuchen (IRR 1,53; 95%-KI 1,47–1,59). Niedrige Adhärenz als Major-Hürde für Psychose-Outcome-Verbesserung erkannt.</w:t>
+        <w:t>Signifikante Verbesserungen: Depression, Angst, Zwangssymptome (d=0,555–1,174), Selbstwahrnehmung und Beziehungsfähigkeit. Essstörungssymptome unveränder. Therapeuten in Ausbildung erzielten substanzielle Erfolge.</w:t>
       </w:r>
     </w:p>
     <w:p>
@@ -235,7 +235,7 @@
         <w:rPr>
           <w:sz w:val="19"/>
         </w:rPr>
-        <w:t>USA – gewerbliche Versicherungsdaten; Befund zu Adhärenz-Barrieren und Notfall-Assoziation relevant für deutsche Forschung.</w:t>
+        <w:t>Deutschland, direkter Forschungskontext; Evidenz für Richtlinienpsychotherapie im Ausbildungskontext, GKV-Finanzierung prüfen.</w:t>
       </w:r>
     </w:p>
     <w:p>
@@ -244,7 +244,7 @@
           <w:color w:val="5A7D3A"/>
           <w:sz w:val="18"/>
         </w:rPr>
-        <w:t>https://pubmed.ncbi.nlm.nih.gov/42783372/</w:t>
+        <w:t>https://pubmed.ncbi.nlm.nih.gov/42779379/</w:t>
       </w:r>
     </w:p>
     <w:p>
@@ -252,7 +252,7 @@
         <w:pStyle w:val="Heading2"/>
       </w:pPr>
       <w:r>
-        <w:t>COVID-19 verschärfte Angst und Depression nicht generell – Befunde aus Deutschland, Frankreich und Niederlanden</w:t>
+        <w:t>UPIC-Kohorte: Depressionen und Angststörungen bei schwedischen Jugendlichen – Prospektive Längsschnittstudie</w:t>
       </w:r>
     </w:p>
     <w:p>
@@ -262,12 +262,12 @@
           <w:color w:val="666666"/>
           <w:sz w:val="18"/>
         </w:rPr>
-        <w:t>Czepiel D et al.  ·  Epidemiol Psychiatr Sci  ·  24.09.2026  ·  PMID 42781737</w:t>
+        <w:t>Hovén E et al.  ·  BMJ Open  ·  21.09.2026  ·  PMID 42767737</w:t>
       </w:r>
     </w:p>
     <w:p>
       <w:r>
-        <w:t>Kohortenstudie aus drei europäischen Ländern, die Depressions- und Angstverlauf von vor und während der Pandemie verglich und Unterschiede zwischen Allgemeinbevölkerung und Patienten mit Vordiagnose psychischer Störungen untersuchte.</w:t>
+        <w:t>Nationale Kohortenstudie mit 2000 schwedischen Jugendlichen (15–29 Jahre) zur Prävention und Früherkennung von Angst, Depression, Suizidalität über 2 Jahre mit Smartphones, Biomarkern und KI-gestützter Vorhersage.</w:t>
       </w:r>
     </w:p>
     <w:p>
@@ -278,7 +278,7 @@
         <w:t xml:space="preserve">Ergebnis: </w:t>
       </w:r>
       <w:r>
-        <w:t>In der Allgemeinbevölkerung (n=1.813) zeigten etwa 80 % stabile oder sinkende Symptome; in der klinischen Stichprobe (n=1.069) verbesserte sich etwa die Hälfte von moderaten Ausgangswerten. Die oft beschworene psychische Krise ließ sich nicht nachweisen – Symptommuster waren heterogen und abhängig von sozialen Faktoren wie Beziehungsstatus und Elternrolle.</w:t>
+        <w:t>Studienprotokoll: Rekrutierung abgeschlossen; Drei Assessmentprotokolle, Smartphone-Sensorik (Schlaf, Mobilität), maschinelles Lernen für Vorhersage mentaler Gesundheitstrajektorien. Machbarkeitsergebnisse zur Retention folgen.</w:t>
       </w:r>
     </w:p>
     <w:p>
@@ -293,7 +293,7 @@
         <w:rPr>
           <w:sz w:val="19"/>
         </w:rPr>
-        <w:t>Harmonisierte Daten aus Deutschland, Frankreich, Niederlanden – direkt auf deutsche Versorgung übertragbar.</w:t>
+        <w:t>Skandinavien, öffentliches Gesundheitssystem; Prävention und Früherkennung als vergleichbare Politikpriorität im deutschsprachigen Raum.</w:t>
       </w:r>
     </w:p>
     <w:p>
@@ -302,7 +302,7 @@
           <w:color w:val="5A7D3A"/>
           <w:sz w:val="18"/>
         </w:rPr>
-        <w:t>https://pubmed.ncbi.nlm.nih.gov/42781737/</w:t>
+        <w:t>https://pubmed.ncbi.nlm.nih.gov/42767737/</w:t>
       </w:r>
     </w:p>
     <w:p>
@@ -310,7 +310,7 @@
         <w:pStyle w:val="Heading2"/>
       </w:pPr>
       <w:r>
-        <w:t>Tabakentwöhnung bei psychischen Erkrankungen durchführbar – Leitlinien-konforme Therapie wird angenommen</w:t>
+        <w:t>Modular Empowerment Group Therapy in ukrainischen Patienten: 96,4 % Retention bei Kriegsbedingtem Trauma</w:t>
       </w:r>
     </w:p>
     <w:p>
@@ -320,12 +320,12 @@
           <w:color w:val="666666"/>
           <w:sz w:val="18"/>
         </w:rPr>
-        <w:t>Bück J et al.  ·  JMIR Form Res  ·  23.09.2026  ·  PMID 42777260</w:t>
+        <w:t>Kemna S et al.  ·  J Affect Disord  ·  15.12.2026  ·  PMID 42731584</w:t>
       </w:r>
     </w:p>
     <w:p>
       <w:r>
-        <w:t>Qualitative Studie mit 11 Patienten, die an standardisierter verhaltenstherapeutischer Tabakentwöhnung teilnahmen und später zu ihren Erfahrungen interviewt wurden – diverse Abstinenzverlauf einschließlich Rückfälle.</w:t>
+        <w:t>Feasibility-Pilot mit 56 Kriegstraumatisierten in der Ukraine zur Machbarkeit von Gruppentherapie im Präsenz- und Online-Format während des laufenden Krieges.</w:t>
       </w:r>
     </w:p>
     <w:p>
@@ -336,7 +336,7 @@
         <w:t xml:space="preserve">Ergebnis: </w:t>
       </w:r>
       <w:r>
-        <w:t>Patienten berichteten Raucherentwöhnung als multidimensionalen Prozess jenseits bloßer Verhaltensänderung; persistierten psychische Sorgen über Folgen der Entwöhnung, trotz überwiegend positiver oder neutraler tatsächlicher Ergebnisse. Empfehlungen: gezielte Psychoedukation zu Misskonzeptionen, individualisierte und flexiblere Behandlungsanpassung.</w:t>
+        <w:t>Retention 96,4 %, Dropout 3,6 %, Adhärenz 93 %. Depression (PHQ-9 d=1,44), psychische Lebensqualität (d=1,28), PTSD-Symptome (d=1,18) zeigten große Effekte; face-to-face größer als online.</w:t>
       </w:r>
     </w:p>
     <w:p>
@@ -351,7 +351,7 @@
         <w:rPr>
           <w:sz w:val="19"/>
         </w:rPr>
-        <w:t>Deutsche Studienzentren, leitlinienkonform – Befunde zu Barrieren und Wirkfaktoren unmittelbar relevant.</w:t>
+        <w:t>Deutschland: Strukturmodell für Kriseneinsätze in Konfliktregionen, GKV-finanziert wie Krisenintervention und Rehabilitation.</w:t>
       </w:r>
     </w:p>
     <w:p>
@@ -360,7 +360,7 @@
           <w:color w:val="5A7D3A"/>
           <w:sz w:val="18"/>
         </w:rPr>
-        <w:t>https://pubmed.ncbi.nlm.nih.gov/42777260/</w:t>
+        <w:t>https://pubmed.ncbi.nlm.nih.gov/42731584/</w:t>
       </w:r>
     </w:p>
     <w:p>
@@ -368,7 +368,7 @@
         <w:pStyle w:val="Heading2"/>
       </w:pPr>
       <w:r>
-        <w:t>Psychische Belastung in spanischen Gefängnissen – Isolationshaft verdoppelt Psychopharmaka-Einnahme</w:t>
+        <w:t>Internet-Therapie für Körperdysphorie bei Jugendlichen: randomisierte Studie zur Kosteneffektivität</w:t>
       </w:r>
     </w:p>
     <w:p>
@@ -378,12 +378,12 @@
           <w:color w:val="666666"/>
           <w:sz w:val="18"/>
         </w:rPr>
-        <w:t>Meneses-Falcón C et al.  ·  Arch Womens Ment Health  ·  22.09.2026  ·  PMID 42771056</w:t>
+        <w:t>Fernández de la Cruz L et al.  ·  Trials  ·  31.08.2026  ·  PMID 42675507</w:t>
       </w:r>
     </w:p>
     <w:p>
       <w:r>
-        <w:t>Querschnittsstudie an 1.544 Frauen in 39 spanischen Gefängnissen mit standardisiertem Fragebogen zur Medikamenteneinnahme und psychischen Problemen.</w:t>
+        <w:t>3-Zentren-Studie in Schweden mit 154 Jugendlichen (12–17 Jahre) zur Wirksamkeit und Kosteneffizienz von Therapist-gestützter ICBT gegen aktive Kontrollgruppe (Relaxation).</w:t>
       </w:r>
     </w:p>
     <w:p>
@@ -394,7 +394,7 @@
         <w:t xml:space="preserve">Ergebnis: </w:t>
       </w:r>
       <w:r>
-        <w:t>44,1 % nahmen Psychopharmaka; Isolationshaft war mit 2,65-fach höherer Wahrscheinlichkeit für psychiatrische Medikation verbunden (OR 2,65). Weitere Risiken: spanische Nationalität (OR 5,31), intellektuelle Behinderung (OR 7,88), Selbstverletzung (OR 4,89). Schlussfolgerung: Isolationshaft wegen negativer mentaler Effekte in Frage gestellt; therapeutisches Modell mit Geschlechterperspektive notwendig.</w:t>
+        <w:t>Studienprotokoll; Randomisierung 1:1 abgeschlossen, Datenanalyse ab Dezember 2026 erwartet. Primärer Endpunkt: Yale-Brown Obsessive-Compulsive Scale BDD-Modul.</w:t>
       </w:r>
     </w:p>
     <w:p>
@@ -409,7 +409,7 @@
         <w:rPr>
           <w:sz w:val="19"/>
         </w:rPr>
-        <w:t>Spanien – europäisches Gefängnissystem mit Parallelen zu Deutschland; Befund zu Isolationshaft relevant für Zwangsmittel-Debatte.</w:t>
+        <w:t>Schweden, vergleichbares öffentliches Gesundheitswesen; ICBT-Implementierung für Spezialisierte Störungen im GKV-Kontext zu prüfen.</w:t>
       </w:r>
     </w:p>
     <w:p>
@@ -418,7 +418,7 @@
           <w:color w:val="5A7D3A"/>
           <w:sz w:val="18"/>
         </w:rPr>
-        <w:t>https://pubmed.ncbi.nlm.nih.gov/42771056/</w:t>
+        <w:t>https://pubmed.ncbi.nlm.nih.gov/42675507/</w:t>
       </w:r>
     </w:p>
     <w:sectPr>

--- a/download/studien-aktuell.docx
+++ b/download/studien-aktuell.docx
@@ -62,7 +62,7 @@
           <w:color w:val="666666"/>
           <w:sz w:val="18"/>
         </w:rPr>
-        <w:t>Stand: 26.09.2026  |  6 Studien  |  mental.m-vf.de</w:t>
+        <w:t>Stand: 27.09.2026  |  6 Studien  |  mental.m-vf.de</w:t>
       </w:r>
     </w:p>
     <w:p>
@@ -70,7 +70,7 @@
         <w:pStyle w:val="Heading1"/>
       </w:pPr>
       <w:r>
-        <w:t>Aufgenommen am 26.09.2026</w:t>
+        <w:t>Aufgenommen am 27.09.2026</w:t>
       </w:r>
     </w:p>
     <w:p>
@@ -78,7 +78,7 @@
         <w:pStyle w:val="Heading2"/>
       </w:pPr>
       <w:r>
-        <w:t>Methadon-Behandlung in USA: De-Implementation stigmatisierender Richtlinien seit COVID-19</w:t>
+        <w:t>Depression und Angst in der Pandemie: Vorerkrankung stärker als Berufsfaktoren</w:t>
       </w:r>
     </w:p>
     <w:p>
@@ -88,12 +88,12 @@
           <w:color w:val="666666"/>
           <w:sz w:val="18"/>
         </w:rPr>
-        <w:t>Roberts K et al.  ·  Front Public Health  ·  10.09.2026  ·  PMID 42787723</w:t>
+        <w:t>Beutel T et al.  ·  Front Public Health  ·  11.09.2026  ·  PMID 42798961</w:t>
       </w:r>
     </w:p>
     <w:p>
       <w:r>
-        <w:t>Versorgungspolitische Analyse zur Notwendigkeit, stigmatisierende Methadon-Dispensierungsrichtlinien in den USA abzubauen, mit Daten aus COVID-19-bedingten Flexibilisierungen.</w:t>
+        <w:t>Deutsche Längsschnittstudie (N=6.813) untersuchte Depressivität und Angst vor und während COVID-19 bei mittelalten und älteren Erwachsenen mit validierten Skalen (PHQ-9, GAD-2) und analysierten Assoziationen mit Berufsfaktoren und Soziodemografie.</w:t>
       </w:r>
     </w:p>
     <w:p>
@@ -104,7 +104,7 @@
         <w:t xml:space="preserve">Ergebnis: </w:t>
       </w:r>
       <w:r>
-        <w:t>Weniger als 30 % der Menschen mit Opioid-Use-Disorder erhalten Behandlung; COVID-19-Lockdown-Maßnahmen (Take-Home-Methadon) führten zu besseren Outcomes und Patientenerfahrungen. De-Implementation-Rahmen: Abbau evidenzferner, stigmatisierender Hürden verbessert Zugang und Adhärenz.</w:t>
+        <w:t>Depression und Angst blieben durchschnittlich stabil, aber der Anteil mit PHQ-9 ≥10 stieg in der Pandemie; Vorerkrankung war der stärkste Prädiktor. Berufsfaktoren zeigten nur kleine Effektstärken; erhöhte wöchentliche Arbeitszeiten waren der konsistenteste Arbeitsschutzfaktor. Weibliches Geschlecht, mittleres Alter und Alleenleben waren wichtige Soziodemografieprädiktoren.</w:t>
       </w:r>
     </w:p>
     <w:p>
@@ -119,7 +119,7 @@
         <w:rPr>
           <w:sz w:val="19"/>
         </w:rPr>
-        <w:t>USA-Kontext mit grundlegend anderen Finanzierungsstrukturen (Versicherungsmarkt); Muster der Stigmatisierungsabbau durch Regellockerung auch für deutsche Substitutionsbehandlung relevant.</w:t>
+        <w:t>Deutsche Gesundheitsstudie, vergleichbare Dokumentationspflichten und Versicherungssystem</w:t>
       </w:r>
     </w:p>
     <w:p>
@@ -128,7 +128,7 @@
           <w:color w:val="5A7D3A"/>
           <w:sz w:val="18"/>
         </w:rPr>
-        <w:t>https://pubmed.ncbi.nlm.nih.gov/42787723/</w:t>
+        <w:t>https://pubmed.ncbi.nlm.nih.gov/42798961/</w:t>
       </w:r>
     </w:p>
     <w:p>
@@ -136,7 +136,7 @@
         <w:pStyle w:val="Heading2"/>
       </w:pPr>
       <w:r>
-        <w:t>Schwellenwächter-Arbeit: Träger der Freien Wohlfahrt unter Druck in London</w:t>
+        <w:t>Fachkompetenz im Umgang mit geflüchteten Jugendlichen: Training schließt Vertrauenslücke</w:t>
       </w:r>
     </w:p>
     <w:p>
@@ -146,12 +146,12 @@
           <w:color w:val="666666"/>
           <w:sz w:val="18"/>
         </w:rPr>
-        <w:t>Brenman N  ·  Sociol Health Illn  ·  Nov. 2026  ·  PMID 42786659</w:t>
+        <w:t>West R et al.  ·  Int J Ment Health Nurs  ·  Okt. 2026  ·  PMID 42791647</w:t>
       </w:r>
     </w:p>
     <w:p>
       <w:r>
-        <w:t>Ethnographische Qualitativforschung in drei Trägern der Freien Wohlfahrt in innerstädtischem London zu deren Bewältigungsstrategien unter Austeritätsdruck.</w:t>
+        <w:t>Qualitative Befragung von 116 britischen Fachleuten der Psychiatrie zu Selbstvertrauen und Kompetenzen bei der Versorgung junger Asylsuchender und Geflüchteter mit komplexen Traumafolgen.</w:t>
       </w:r>
     </w:p>
     <w:p>
@@ -162,7 +162,7 @@
         <w:t xml:space="preserve">Ergebnis: </w:t>
       </w:r>
       <w:r>
-        <w:t>Träger werden als ‚Ablageorte' überlastet; ‚Threshold Work' zeigt, wie diagnostische Grenzen und Raumgestaltung zusammenwirken – Zugang wird durch materielle und immaterielle Schwellen begrenzt. Kernaussage: Träger reagieren durch adaptive Grenzziehungen auf fehlende Ressourcen.</w:t>
+        <w:t>Über die Hälfte berichtete geringes Selbstvertrauen; drei Themenschwerpunkte identifiziert: berufliches Selbstvertrauen, Kulturresponsivität und begrenzte Handlungsfähigkeit. Trotz starkem Commitment zu gleichberechtigter Versorgung behindern Kompetenzdefizite wirksame Praxis. Fachtraining und geschützte Supervision könnten Vertrauen und Versorgungsqualität verbessern.</w:t>
       </w:r>
     </w:p>
     <w:p>
@@ -177,7 +177,7 @@
         <w:rPr>
           <w:sz w:val="19"/>
         </w:rPr>
-        <w:t>Großbritannien, BUT: Unterschiedliche Finanzierungskrise; Muster der Fragmentierung psychosozialer Versorgung unter Sparmaßnahmen auf DACH übertragbar.</w:t>
+        <w:t>Großbritannien, ähnlicher Versorgungsauftrag für vulnerable Populationen</w:t>
       </w:r>
     </w:p>
     <w:p>
@@ -186,7 +186,7 @@
           <w:color w:val="5A7D3A"/>
           <w:sz w:val="18"/>
         </w:rPr>
-        <w:t>https://pubmed.ncbi.nlm.nih.gov/42786659/</w:t>
+        <w:t>https://pubmed.ncbi.nlm.nih.gov/42791647/</w:t>
       </w:r>
     </w:p>
     <w:p>
@@ -194,7 +194,7 @@
         <w:pStyle w:val="Heading2"/>
       </w:pPr>
       <w:r>
-        <w:t>Jungianische Psychotherapie in Ausbildungskontexten: Symptomreduktion und Strukturverbesserungen</w:t>
+        <w:t>Tanztherapie für geflüchtete Frauen mit Trauma: signifikante Symptomreduktion</w:t>
       </w:r>
     </w:p>
     <w:p>
@@ -204,12 +204,12 @@
           <w:color w:val="666666"/>
           <w:sz w:val="18"/>
         </w:rPr>
-        <w:t>Roesler C et al.  ·  Z Psychosom Med Psychother  ·  Sept. 2026  ·  PMID 42779379</w:t>
+        <w:t>Koch SC et al.  ·  BMC Complement Med Ther  ·  25.09.2026  ·  PMID 42791554</w:t>
       </w:r>
     </w:p>
     <w:p>
       <w:r>
-        <w:t>Prä-Post-Studie mit 104 Patienten in deutschem Ausbildungsinstitut zu Wirksamkeit der Jungianischen Psychotherapie bei Depressionen, Angststörungen und Zwangsstörungen.</w:t>
+        <w:t>Kontrollierte Studie mit 24 traumatisierten geflüchteten Frauen in Süddeutschland testete Tanztherapie (8 Wochen à 1,5h wöchentlich) gegen 8-wöchige Warteliste auf PTBS, Stress, Depression und Angst (RHS-15, DASS-21, PCL-S).</w:t>
       </w:r>
     </w:p>
     <w:p>
@@ -220,7 +220,7 @@
         <w:t xml:space="preserve">Ergebnis: </w:t>
       </w:r>
       <w:r>
-        <w:t>Signifikante Verbesserungen: Depression, Angst, Zwangssymptome (d=0,555–1,174), Selbstwahrnehmung und Beziehungsfähigkeit. Essstörungssymptome unveränder. Therapeuten in Ausbildung erzielten substanzielle Erfolge.</w:t>
+        <w:t>Nach Tanztherapie signifikante Abnahme aller Symptome: Trauma (PCL-S) fiel unter klinischen Grenzwert, Depression und Angst reduzierten sich deutlich (p&lt;0,001). Effekte waren nach 8 Wochen Nachbeobachtung stabil, aber nach 12 Monaten abgeschwächt. Keine Effekte in der Wartelistenkontrolle; weniger als 10 Prozent geflüchteter Menschen in Deutschland erhalten psychische Behandlung.</w:t>
       </w:r>
     </w:p>
     <w:p>
@@ -235,7 +235,7 @@
         <w:rPr>
           <w:sz w:val="19"/>
         </w:rPr>
-        <w:t>Deutschland, direkter Forschungskontext; Evidenz für Richtlinienpsychotherapie im Ausbildungskontext, GKV-Finanzierung prüfen.</w:t>
+        <w:t>Deutsche Durchführungsorte, Kosteneffektivität für marginalisierte Gruppen relevant</w:t>
       </w:r>
     </w:p>
     <w:p>
@@ -244,7 +244,7 @@
           <w:color w:val="5A7D3A"/>
           <w:sz w:val="18"/>
         </w:rPr>
-        <w:t>https://pubmed.ncbi.nlm.nih.gov/42779379/</w:t>
+        <w:t>https://pubmed.ncbi.nlm.nih.gov/42791554/</w:t>
       </w:r>
     </w:p>
     <w:p>
@@ -252,7 +252,7 @@
         <w:pStyle w:val="Heading2"/>
       </w:pPr>
       <w:r>
-        <w:t>UPIC-Kohorte: Depressionen und Angststörungen bei schwedischen Jugendlichen – Prospektive Längsschnittstudie</w:t>
+        <w:t>Psychopharmaka-Polypharmakotherapie in Botswana: Bi-/Polartherapie häufigster Grund</w:t>
       </w:r>
     </w:p>
     <w:p>
@@ -262,12 +262,12 @@
           <w:color w:val="666666"/>
           <w:sz w:val="18"/>
         </w:rPr>
-        <w:t>Hovén E et al.  ·  BMJ Open  ·  21.09.2026  ·  PMID 42767737</w:t>
+        <w:t>Kinsman BC et al.  ·  PLoS One  ·  25.09.2026  ·  PMID 42789592</w:t>
       </w:r>
     </w:p>
     <w:p>
       <w:r>
-        <w:t>Nationale Kohortenstudie mit 2000 schwedischen Jugendlichen (15–29 Jahre) zur Prävention und Früherkennung von Angst, Depression, Suizidalität über 2 Jahre mit Smartphones, Biomarkern und KI-gestützter Vorhersage.</w:t>
+        <w:t>Querschnittstudie an Psychiatriestation in Botswana (N=300) erfasste Prävalenz, Muster und Prädiktoren von Psychopharmaka-Polypharmakotherapie durch Interviews und Dokumenteneinsicht und analysierte Assoziationen mit Multivariabler logistischer Regression.</w:t>
       </w:r>
     </w:p>
     <w:p>
@@ -278,7 +278,7 @@
         <w:t xml:space="preserve">Ergebnis: </w:t>
       </w:r>
       <w:r>
-        <w:t>Studienprotokoll: Rekrutierung abgeschlossen; Drei Assessmentprotokolle, Smartphone-Sensorik (Schlaf, Mobilität), maschinelles Lernen für Vorhersage mentaler Gesundheitstrajektorien. Machbarkeitsergebnisse zur Retention folgen.</w:t>
+        <w:t>Polypharmaka-Prävalenz: 49,7 Prozent, überwiegend Multi-Klassen-Kombination (79,2 Prozent). Prädiktoren: stationärer Status (AOR 5,00; 95% CI 2,70–9,25), Substanzstörung (AOR 4,60; 95% CI 1,18–17,86) und Bipolarstörung (AOR 2,67; 95% CI 1,49–4,80). Forderung nach Kliniker-Training zu rationalem Verschreiben.</w:t>
       </w:r>
     </w:p>
     <w:p>
@@ -293,7 +293,7 @@
         <w:rPr>
           <w:sz w:val="19"/>
         </w:rPr>
-        <w:t>Skandinavien, öffentliches Gesundheitssystem; Prävention und Früherkennung als vergleichbare Politikpriorität im deutschsprachigen Raum.</w:t>
+        <w:t>Afrika – nur als Fallbeispiel für Polypharmaka-Risiken in ressourcenbegrenzten Systemen</w:t>
       </w:r>
     </w:p>
     <w:p>
@@ -302,7 +302,7 @@
           <w:color w:val="5A7D3A"/>
           <w:sz w:val="18"/>
         </w:rPr>
-        <w:t>https://pubmed.ncbi.nlm.nih.gov/42767737/</w:t>
+        <w:t>https://pubmed.ncbi.nlm.nih.gov/42789592/</w:t>
       </w:r>
     </w:p>
     <w:p>
@@ -310,7 +310,7 @@
         <w:pStyle w:val="Heading2"/>
       </w:pPr>
       <w:r>
-        <w:t>Modular Empowerment Group Therapy in ukrainischen Patienten: 96,4 % Retention bei Kriegsbedingtem Trauma</w:t>
+        <w:t>Advance Care Planning in der Alterspsychiatrie: Professionals wünschen sich Training</w:t>
       </w:r>
     </w:p>
     <w:p>
@@ -320,12 +320,12 @@
           <w:color w:val="666666"/>
           <w:sz w:val="18"/>
         </w:rPr>
-        <w:t>Kemna S et al.  ·  J Affect Disord  ·  15.12.2026  ·  PMID 42731584</w:t>
+        <w:t>Allen J et al.  ·  Ir J Psychol Med  ·  24.09.2026  ·  PMID 42782217</w:t>
       </w:r>
     </w:p>
     <w:p>
       <w:r>
-        <w:t>Feasibility-Pilot mit 56 Kriegstraumatisierten in der Ukraine zur Machbarkeit von Gruppentherapie im Präsenz- und Online-Format während des laufenden Krieges.</w:t>
+        <w:t>Erste Etappe einer Aktionsforschung mit Fachkräften der irischen Alterspsychiatrie (qualitative und quantitative Methoden) zu Akzeptanz, Implementierungsbarrieren und Enabler von Advance Care Planning bei kognitiven und psychischen Beeinträchtigungen.</w:t>
       </w:r>
     </w:p>
     <w:p>
@@ -336,7 +336,7 @@
         <w:t xml:space="preserve">Ergebnis: </w:t>
       </w:r>
       <w:r>
-        <w:t>Retention 96,4 %, Dropout 3,6 %, Adhärenz 93 %. Depression (PHQ-9 d=1,44), psychische Lebensqualität (d=1,28), PTSD-Symptome (d=1,18) zeigten große Effekte; face-to-face größer als online.</w:t>
+        <w:t>Fachkräfte bewerteten Advance Care Planning positiv, aber Erfahrung und Selbstvertrauen variierten stark; deutliche Forderung nach spezifischem Training und Werkzeugen. Barrieren und Enabler identifiziert: Existenzialangst, Patientenstimme, personenzentrierte Ansätze sowie motivierende und hemmende Faktoren. Balancieren zwischen proaktivem Engagement und Recht nicht zu partizipieren empfohlen.</w:t>
       </w:r>
     </w:p>
     <w:p>
@@ -351,7 +351,7 @@
         <w:rPr>
           <w:sz w:val="19"/>
         </w:rPr>
-        <w:t>Deutschland: Strukturmodell für Kriseneinsätze in Konfliktregionen, GKV-finanziert wie Krisenintervention und Rehabilitation.</w:t>
+        <w:t>Irland – ähnliches Rechtssystem (Assisted Decision-Making), europäische Perspektive</w:t>
       </w:r>
     </w:p>
     <w:p>
@@ -360,7 +360,7 @@
           <w:color w:val="5A7D3A"/>
           <w:sz w:val="18"/>
         </w:rPr>
-        <w:t>https://pubmed.ncbi.nlm.nih.gov/42731584/</w:t>
+        <w:t>https://pubmed.ncbi.nlm.nih.gov/42782217/</w:t>
       </w:r>
     </w:p>
     <w:p>
@@ -368,7 +368,7 @@
         <w:pStyle w:val="Heading2"/>
       </w:pPr>
       <w:r>
-        <w:t>Internet-Therapie für Körperdysphorie bei Jugendlichen: randomisierte Studie zur Kosteneffektivität</w:t>
+        <w:t>Trauma-assoziierte Sexualstörungen in Gruppentherapie: signifikante Verbesserungen</w:t>
       </w:r>
     </w:p>
     <w:p>
@@ -378,12 +378,12 @@
           <w:color w:val="666666"/>
           <w:sz w:val="18"/>
         </w:rPr>
-        <w:t>Fernández de la Cruz L et al.  ·  Trials  ·  31.08.2026  ·  PMID 42675507</w:t>
+        <w:t>Gleixner JM et al.  ·  J Trauma Dissociation  ·  03.09.2026  ·  PMID 42689354</w:t>
       </w:r>
     </w:p>
     <w:p>
       <w:r>
-        <w:t>3-Zentren-Studie in Schweden mit 154 Jugendlichen (12–17 Jahre) zur Wirksamkeit und Kosteneffizienz von Therapist-gestützter ICBT gegen aktive Kontrollgruppe (Relaxation).</w:t>
+        <w:t>Multizentrisches Pilotprojekt mit 54 weiblich zugeordneten Personen (Durchschnittsalter 33,8 Jahre) mit Interpersonaltraumata und Sexualstörungen testete 12-wöchige manuelle Gruppentherapie (TrusT) mit Trauma- und Sexualtherapie-Techniken auf Symptomreduktion (baseline, post, 3-Monatsnachbeobachtung).</w:t>
       </w:r>
     </w:p>
     <w:p>
@@ -394,7 +394,7 @@
         <w:t xml:space="preserve">Ergebnis: </w:t>
       </w:r>
       <w:r>
-        <w:t>Studienprotokoll; Randomisierung 1:1 abgeschlossen, Datenanalyse ab Dezember 2026 erwartet. Primärer Endpunkt: Yale-Brown Obsessive-Compulsive Scale BDD-Modul.</w:t>
+        <w:t>Signifikante Verbesserungen nach Behandlung: Trauma-sexuelle Symptome p&lt;0,001, PTBS-Schweregrad p&lt;0,001, dissoziative Symptome beim Sex p&lt;0,05; Effekte bei Nachbeobachtung stabil und großflächig. Selbstbestimmte Sexualität verbessert (p&lt;0,05); Nebenwirkungen minimal. Intervention als sicher und gut verträglich bewertet für unterversorgter Population.</w:t>
       </w:r>
     </w:p>
     <w:p>
@@ -409,7 +409,7 @@
         <w:rPr>
           <w:sz w:val="19"/>
         </w:rPr>
-        <w:t>Schweden, vergleichbares öffentliches Gesundheitswesen; ICBT-Implementierung für Spezialisierte Störungen im GKV-Kontext zu prüfen.</w:t>
+        <w:t>Deutschland und Niederlande – vergleichbare Traumaversorgung, klinische Versorger in Versorgungszentren</w:t>
       </w:r>
     </w:p>
     <w:p>
@@ -418,7 +418,7 @@
           <w:color w:val="5A7D3A"/>
           <w:sz w:val="18"/>
         </w:rPr>
-        <w:t>https://pubmed.ncbi.nlm.nih.gov/42675507/</w:t>
+        <w:t>https://pubmed.ncbi.nlm.nih.gov/42689354/</w:t>
       </w:r>
     </w:p>
     <w:sectPr>

--- a/download/studien-aktuell.docx
+++ b/download/studien-aktuell.docx
@@ -62,7 +62,7 @@
           <w:color w:val="666666"/>
           <w:sz w:val="18"/>
         </w:rPr>
-        <w:t>Stand: 27.09.2026  |  6 Studien  |  mental.m-vf.de</w:t>
+        <w:t>Stand: 28.09.2026  |  7 Studien  |  mental.m-vf.de</w:t>
       </w:r>
     </w:p>
     <w:p>
@@ -70,7 +70,7 @@
         <w:pStyle w:val="Heading1"/>
       </w:pPr>
       <w:r>
-        <w:t>Aufgenommen am 27.09.2026</w:t>
+        <w:t>Aufgenommen am 28.09.2026</w:t>
       </w:r>
     </w:p>
     <w:p>
@@ -78,7 +78,7 @@
         <w:pStyle w:val="Heading2"/>
       </w:pPr>
       <w:r>
-        <w:t>Depression und Angst in der Pandemie: Vorerkrankung stärker als Berufsfaktoren</w:t>
+        <w:t>App-Nutzung bei psychischer Belastung junger Frauen: Barrieren und Chancen</w:t>
       </w:r>
     </w:p>
     <w:p>
@@ -88,12 +88,12 @@
           <w:color w:val="666666"/>
           <w:sz w:val="18"/>
         </w:rPr>
-        <w:t>Beutel T et al.  ·  Front Public Health  ·  11.09.2026  ·  PMID 42798961</w:t>
+        <w:t>Schröder J et al.  ·  BMC Womens Health  ·  26.09.2026  ·  PMID 42800862</w:t>
       </w:r>
     </w:p>
     <w:p>
       <w:r>
-        <w:t>Deutsche Längsschnittstudie (N=6.813) untersuchte Depressivität und Angst vor und während COVID-19 bei mittelalten und älteren Erwachsenen mit validierten Skalen (PHQ-9, GAD-2) und analysierten Assoziationen mit Berufsfaktoren und Soziodemografie.</w:t>
+        <w:t>Querschnittsstudie mit 521 Frauen (18–35 Jahre) zur Verbreitung von Mental-Health-Apps, ihren Barrieren und den Merkmalen, die Nutzerinnen als professionell und hilfreich bewerten.</w:t>
       </w:r>
     </w:p>
     <w:p>
@@ -104,7 +104,7 @@
         <w:t xml:space="preserve">Ergebnis: </w:t>
       </w:r>
       <w:r>
-        <w:t>Depression und Angst blieben durchschnittlich stabil, aber der Anteil mit PHQ-9 ≥10 stieg in der Pandemie; Vorerkrankung war der stärkste Prädiktor. Berufsfaktoren zeigten nur kleine Effektstärken; erhöhte wöchentliche Arbeitszeiten waren der konsistenteste Arbeitsschutzfaktor. Weibliches Geschlecht, mittleres Alter und Alleenleben waren wichtige Soziodemografieprädiktoren.</w:t>
+        <w:t>79% berichteten Müdigkeit, 79% Sorge und 74% Anspannung. 31% hatten je eine App genutzt. Hauptbarrieren: mangelndes Wissen (32,5%), Wirksamkeitsbedenken (9,8%), Kosten (9,6%). Psychische Belastung (OR=1,03 [1,01–1,06], p=0,012) und Angst/Appetitprobleme (ORs 1,95–1,99, p≤0,004) waren mit Nutzung assoziiert. Nutzerinnen fordern Benutzerfreundlichkeit, Sicherheit und technische Unterstützung.</w:t>
       </w:r>
     </w:p>
     <w:p>
@@ -119,7 +119,7 @@
         <w:rPr>
           <w:sz w:val="19"/>
         </w:rPr>
-        <w:t>Deutsche Gesundheitsstudie, vergleichbare Dokumentationspflichten und Versicherungssystem</w:t>
+        <w:t>Deutschland, vergleichbare Versorgungslandschaft und digitale Infrastruktur.</w:t>
       </w:r>
     </w:p>
     <w:p>
@@ -128,7 +128,7 @@
           <w:color w:val="5A7D3A"/>
           <w:sz w:val="18"/>
         </w:rPr>
-        <w:t>https://pubmed.ncbi.nlm.nih.gov/42798961/</w:t>
+        <w:t>https://pubmed.ncbi.nlm.nih.gov/42800862/</w:t>
       </w:r>
     </w:p>
     <w:p>
@@ -136,7 +136,7 @@
         <w:pStyle w:val="Heading2"/>
       </w:pPr>
       <w:r>
-        <w:t>Fachkompetenz im Umgang mit geflüchteten Jugendlichen: Training schließt Vertrauenslücke</w:t>
+        <w:t>CPAP-Adhärenz bei komorbider Insomnie und Schlafapnoe: qualitative Verhaltensanalyse</w:t>
       </w:r>
     </w:p>
     <w:p>
@@ -146,12 +146,12 @@
           <w:color w:val="666666"/>
           <w:sz w:val="18"/>
         </w:rPr>
-        <w:t>West R et al.  ·  Int J Ment Health Nurs  ·  Okt. 2026  ·  PMID 42791647</w:t>
+        <w:t>Wang Y et al.  ·  BMC Pulm Med  ·  07.09.2026  ·  PMID 42800860</w:t>
       </w:r>
     </w:p>
     <w:p>
       <w:r>
-        <w:t>Qualitative Befragung von 116 britischen Fachleuten der Psychiatrie zu Selbstvertrauen und Kompetenzen bei der Versorgung junger Asylsuchender und Geflüchteter mit komplexen Traumafolgen.</w:t>
+        <w:t>Qualitative Studie (16 Patienten) mit COM-B-Modell zu CPAP-Nutzung und Verhaltensänderungen bei komorbider Insomnie und Schlafapnoe in China; Interviews und thematische Analyse.</w:t>
       </w:r>
     </w:p>
     <w:p>
@@ -162,7 +162,7 @@
         <w:t xml:space="preserve">Ergebnis: </w:t>
       </w:r>
       <w:r>
-        <w:t>Über die Hälfte berichtete geringes Selbstvertrauen; drei Themenschwerpunkte identifiziert: berufliches Selbstvertrauen, Kulturresponsivität und begrenzte Handlungsfähigkeit. Trotz starkem Commitment zu gleichberechtigter Versorgung behindern Kompetenzdefizite wirksame Praxis. Fachtraining und geschützte Supervision könnten Vertrauen und Versorgungsqualität verbessern.</w:t>
+        <w:t>Motivation erklärte größten Anteil der Barrieren (589 Codierungsanker). Drei zentrale Muster: "Insomnie-Dominanz" (Patienten priorisieren Insomnie vor Apnoe), fixierte Kausalattributionen (Ausschluss bestimmter Behandlungen) und Stigma-Identitäts-Komplex. "Adhärenz-Illusion": Inpatient*innen mit guter CPAP-Adhärenz zeigten keine internalisierte Motivation für Selbstmanagement nach Entlassung. Kulturelle Barrieren (Bangett-Trink-Normen, Todesängstlichkeit).</w:t>
       </w:r>
     </w:p>
     <w:p>
@@ -177,7 +177,7 @@
         <w:rPr>
           <w:sz w:val="19"/>
         </w:rPr>
-        <w:t>Großbritannien, ähnlicher Versorgungsauftrag für vulnerable Populationen</w:t>
+        <w:t>China, COM-B-basierte Analyse von Verhaltensbarrieren, struktur- und kulturabhängig.</w:t>
       </w:r>
     </w:p>
     <w:p>
@@ -186,7 +186,7 @@
           <w:color w:val="5A7D3A"/>
           <w:sz w:val="18"/>
         </w:rPr>
-        <w:t>https://pubmed.ncbi.nlm.nih.gov/42791647/</w:t>
+        <w:t>https://pubmed.ncbi.nlm.nih.gov/42800860/</w:t>
       </w:r>
     </w:p>
     <w:p>
@@ -194,7 +194,7 @@
         <w:pStyle w:val="Heading2"/>
       </w:pPr>
       <w:r>
-        <w:t>Tanztherapie für geflüchtete Frauen mit Trauma: signifikante Symptomreduktion</w:t>
+        <w:t>Versorgungslücken bei Kindern und Jugendlichen mit Autismus-Spektrum-Störung</w:t>
       </w:r>
     </w:p>
     <w:p>
@@ -204,12 +204,12 @@
           <w:color w:val="666666"/>
           <w:sz w:val="18"/>
         </w:rPr>
-        <w:t>Koch SC et al.  ·  BMC Complement Med Ther  ·  25.09.2026  ·  PMID 42791554</w:t>
+        <w:t>Han X et al.  ·  Front Public Health  ·  11.09.2026  ·  PMID 42799165</w:t>
       </w:r>
     </w:p>
     <w:p>
       <w:r>
-        <w:t>Kontrollierte Studie mit 24 traumatisierten geflüchteten Frauen in Süddeutschland testete Tanztherapie (8 Wochen à 1,5h wöchentlich) gegen 8-wöchige Warteliste auf PTBS, Stress, Depression und Angst (RHS-15, DASS-21, PCL-S).</w:t>
+        <w:t>Narrative Übersichtsarbeit zu Versorgungspfaden, Zugang und psychosozialen Unterstützungsbedarfen bei Kindern und Jugendlichen mit Autismus-Spektrum-Störung mit Fokus auf Schnittstellen zwischen Gesundheit, Bildung und Sozialhilfe.</w:t>
       </w:r>
     </w:p>
     <w:p>
@@ -220,7 +220,7 @@
         <w:t xml:space="preserve">Ergebnis: </w:t>
       </w:r>
       <w:r>
-        <w:t>Nach Tanztherapie signifikante Abnahme aller Symptome: Trauma (PCL-S) fiel unter klinischen Grenzwert, Depression und Angst reduzierten sich deutlich (p&lt;0,001). Effekte waren nach 8 Wochen Nachbeobachtung stabil, aber nach 12 Monaten abgeschwächt. Keine Effekte in der Wartelistenkontrolle; weniger als 10 Prozent geflüchteter Menschen in Deutschland erhalten psychische Behandlung.</w:t>
+        <w:t>Verzögerungen bei Erkennung und Zuweisung, lange Wartezeiten, Personalknappheit und räumliche/sozioökonomische Disparitäten sind zentrale Barrieren. Familien berichten Schwierigkeiten bei der Navigation komplexer Systeme; Schulen sind gleichzeitig Hauptort der Unterstützung und Hauptquelle unerfüllter Bedürfnisse. Verbesserungen erfordern frühere Erkennung, gleichberechtigteren Zugang, bessere Koordination über Sektoren hinweg.</w:t>
       </w:r>
     </w:p>
     <w:p>
@@ -235,7 +235,7 @@
         <w:rPr>
           <w:sz w:val="19"/>
         </w:rPr>
-        <w:t>Deutsche Durchführungsorte, Kosteneffektivität für marginalisierte Gruppen relevant</w:t>
+        <w:t>Internationale Evidenz, strukturelle Befunde zur Versorgungsfragmentierung übertragbar.</w:t>
       </w:r>
     </w:p>
     <w:p>
@@ -244,7 +244,7 @@
           <w:color w:val="5A7D3A"/>
           <w:sz w:val="18"/>
         </w:rPr>
-        <w:t>https://pubmed.ncbi.nlm.nih.gov/42791554/</w:t>
+        <w:t>https://pubmed.ncbi.nlm.nih.gov/42799165/</w:t>
       </w:r>
     </w:p>
     <w:p>
@@ -252,7 +252,7 @@
         <w:pStyle w:val="Heading2"/>
       </w:pPr>
       <w:r>
-        <w:t>Psychopharmaka-Polypharmakotherapie in Botswana: Bi-/Polartherapie häufigster Grund</w:t>
+        <w:t>Psychosoziale Intervention in der Gefängnispsychiatrie: Stimmungsmodulation bei Frauen</w:t>
       </w:r>
     </w:p>
     <w:p>
@@ -262,12 +262,12 @@
           <w:color w:val="666666"/>
           <w:sz w:val="18"/>
         </w:rPr>
-        <w:t>Kinsman BC et al.  ·  PLoS One  ·  25.09.2026  ·  PMID 42789592</w:t>
+        <w:t>Carvalho MTVF et al.  ·  Rev Bras Enferm  ·  18.09.2026  ·  PMID 42788571</w:t>
       </w:r>
     </w:p>
     <w:p>
       <w:r>
-        <w:t>Querschnittstudie an Psychiatriestation in Botswana (N=300) erfasste Prävalenz, Muster und Prädiktoren von Psychopharmaka-Polypharmakotherapie durch Interviews und Dokumenteneinsicht und analysierte Assoziationen mit Multivariabler logistischer Regression.</w:t>
+        <w:t>Pilot-Studie (n=12 Frauen) zur Wirksamkeit eines psychosozialen Interventionsprotokolls durch Pflegekräfte in einer Frauenhaftanstalt; Prä-Post-Design mit Common-Mental-Disorder- und Stimmungsmaßen.</w:t>
       </w:r>
     </w:p>
     <w:p>
@@ -278,7 +278,7 @@
         <w:t xml:space="preserve">Ergebnis: </w:t>
       </w:r>
       <w:r>
-        <w:t>Polypharmaka-Prävalenz: 49,7 Prozent, überwiegend Multi-Klassen-Kombination (79,2 Prozent). Prädiktoren: stationärer Status (AOR 5,00; 95% CI 2,70–9,25), Substanzstörung (AOR 4,60; 95% CI 1,18–17,86) und Bipolarstörung (AOR 2,67; 95% CI 1,49–4,80). Forderung nach Kliniker-Training zu rationalem Verschreiben.</w:t>
+        <w:t>9 Frauen vervollständigten Programm. Verbesserungen in allen Stimmungs-Domänen dokumentiert, besonders in Depression und Anspannung. Bei Common-Mental-Disorders: Reduktion beschreibender Symptome ohne statistische Signifikanz (p&gt;0,05). Intervention suggeriert nicht-pharmakologische therapeutische Option für Strafvollzug.</w:t>
       </w:r>
     </w:p>
     <w:p>
@@ -293,7 +293,7 @@
         <w:rPr>
           <w:sz w:val="19"/>
         </w:rPr>
-        <w:t>Afrika – nur als Fallbeispiel für Polypharmaka-Risiken in ressourcenbegrenzten Systemen</w:t>
+        <w:t>Brasilien, externe Validierbarkeit begrenzt, konzeptueller Transfer zur Gefängnispsychiatrie.</w:t>
       </w:r>
     </w:p>
     <w:p>
@@ -302,7 +302,7 @@
           <w:color w:val="5A7D3A"/>
           <w:sz w:val="18"/>
         </w:rPr>
-        <w:t>https://pubmed.ncbi.nlm.nih.gov/42789592/</w:t>
+        <w:t>https://pubmed.ncbi.nlm.nih.gov/42788571/</w:t>
       </w:r>
     </w:p>
     <w:p>
@@ -310,7 +310,7 @@
         <w:pStyle w:val="Heading2"/>
       </w:pPr>
       <w:r>
-        <w:t>Advance Care Planning in der Alterspsychiatrie: Professionals wünschen sich Training</w:t>
+        <w:t>Langzeitpsychodynamische Psychotherapie für Depression: Metaanalyse von RCTs</w:t>
       </w:r>
     </w:p>
     <w:p>
@@ -320,12 +320,12 @@
           <w:color w:val="666666"/>
           <w:sz w:val="18"/>
         </w:rPr>
-        <w:t>Allen J et al.  ·  Ir J Psychol Med  ·  24.09.2026  ·  PMID 42782217</w:t>
+        <w:t>Moser M et al.  ·  Depress Anxiety  ·  23.09.2026  ·  PMID 42787645</w:t>
       </w:r>
     </w:p>
     <w:p>
       <w:r>
-        <w:t>Erste Etappe einer Aktionsforschung mit Fachkräften der irischen Alterspsychiatrie (qualitative und quantitative Methoden) zu Akzeptanz, Implementierungsbarrieren und Enabler von Advance Care Planning bei kognitiven und psychischen Beeinträchtigungen.</w:t>
+        <w:t>Präregistrierte Metaanalyse (16 RCTs, 1992 Teilnehmer) zur Wirksamkeit langzeitpsychodynamischer Psychotherapie (≥9 Monate, ≥30 Sitzungen) bei Depression mit GRADE-Bewertung und empirically supported treatment (EST) Kriterien.</w:t>
       </w:r>
     </w:p>
     <w:p>
@@ -336,7 +336,7 @@
         <w:t xml:space="preserve">Ergebnis: </w:t>
       </w:r>
       <w:r>
-        <w:t>Fachkräfte bewerteten Advance Care Planning positiv, aber Erfahrung und Selbstvertrauen variierten stark; deutliche Forderung nach spezifischem Training und Werkzeugen. Barrieren und Enabler identifiziert: Existenzialangst, Patientenstimme, personenzentrierte Ansätze sowie motivierende und hemmende Faktoren. Balancieren zwischen proaktivem Engagement und Recht nicht zu partizipieren empfohlen.</w:t>
+        <w:t>LTPP zeigte signifikante Reduktion depressiver Symptome vs. alle Komparatoren (SMD=0,34 [0,20–0,47]) und vs. aktive Behandlungen (SMD=0,27 [0,1–0,45]). Effekte bei Nachverfolgung erhalten. GRADE: Hochwertige Evidenz für Symptomreduktion (alle Studien), moderatwertig vs. aktive Behandlungen. EST-Kriterien: Starke Empfehlung für LTPP. Limitationen: wenig Evidenz zu Funktionsergebnissen, ökonomischem Impact, Langzeitwirkung.</w:t>
       </w:r>
     </w:p>
     <w:p>
@@ -351,7 +351,7 @@
         <w:rPr>
           <w:sz w:val="19"/>
         </w:rPr>
-        <w:t>Irland – ähnliches Rechtssystem (Assisted Decision-Making), europäische Perspektive</w:t>
+        <w:t>Europa/UK, Psychotherapie-Wirksamkeit, Übertragbarkeit auf deutsche Richtlinienpsychotherapie begrenzt.</w:t>
       </w:r>
     </w:p>
     <w:p>
@@ -360,7 +360,7 @@
           <w:color w:val="5A7D3A"/>
           <w:sz w:val="18"/>
         </w:rPr>
-        <w:t>https://pubmed.ncbi.nlm.nih.gov/42782217/</w:t>
+        <w:t>https://pubmed.ncbi.nlm.nih.gov/42787645/</w:t>
       </w:r>
     </w:p>
     <w:p>
@@ -368,7 +368,7 @@
         <w:pStyle w:val="Heading2"/>
       </w:pPr>
       <w:r>
-        <w:t>Trauma-assoziierte Sexualstörungen in Gruppentherapie: signifikante Verbesserungen</w:t>
+        <w:t>Betreuungsübergänge bei Substanzstörungen aus Krankenhäusern: IntACT Pilot-RCT</w:t>
       </w:r>
     </w:p>
     <w:p>
@@ -378,12 +378,12 @@
           <w:color w:val="666666"/>
           <w:sz w:val="18"/>
         </w:rPr>
-        <w:t>Gleixner JM et al.  ·  J Trauma Dissociation  ·  03.09.2026  ·  PMID 42689354</w:t>
+        <w:t>Incze MA et al.  ·  PLoS One  ·  24.09.2026  ·  PMID 42784550</w:t>
       </w:r>
     </w:p>
     <w:p>
       <w:r>
-        <w:t>Multizentrisches Pilotprojekt mit 54 weiblich zugeordneten Personen (Durchschnittsalter 33,8 Jahre) mit Interpersonaltraumata und Sexualstörungen testete 12-wöchige manuelle Gruppentherapie (TrusT) mit Trauma- und Sexualtherapie-Techniken auf Symptomreduktion (baseline, post, 3-Monatsnachbeobachtung).</w:t>
+        <w:t>Protokoll einer Einzelzentrum-RCT mit 75 hospitalisierten Patienten mit Substanzstörung zur Machbarkeit eines Interdisciplinary Addiction Care Transition (IntACT) Teams; mixed-methods Evaluierung von Implementierung und Effektivität über 6 Monate.</w:t>
       </w:r>
     </w:p>
     <w:p>
@@ -394,7 +394,7 @@
         <w:t xml:space="preserve">Ergebnis: </w:t>
       </w:r>
       <w:r>
-        <w:t>Signifikante Verbesserungen nach Behandlung: Trauma-sexuelle Symptome p&lt;0,001, PTBS-Schweregrad p&lt;0,001, dissoziative Symptome beim Sex p&lt;0,05; Effekte bei Nachbeobachtung stabil und großflächig. Selbstbestimmte Sexualität verbessert (p&lt;0,05); Nebenwirkungen minimal. Intervention als sicher und gut verträglich bewertet für unterversorgter Population.</w:t>
+        <w:t>Studie läuft: 75 Patienten zur Randomisierung eingeplant (IntACT vs. Usual Care). Primäre Outcomes: Implementierungsmaße (Reichweite, Akzeptanz, Machbarkeit, Kosten) und Effektivität (Linkage und Retention in Folgebehandlung). Sekundär: Zeit bis erste Folgevisite, Substanzgebrauchsmuster, Notfallnutzung. 20 Kliniker eingeschlossen zur Beurteilung Machbarkeit/Akzeptanz.</w:t>
       </w:r>
     </w:p>
     <w:p>
@@ -409,7 +409,7 @@
         <w:rPr>
           <w:sz w:val="19"/>
         </w:rPr>
-        <w:t>Deutschland und Niederlande – vergleichbare Traumaversorgung, klinische Versorger in Versorgungszentren</w:t>
+        <w:t>USA, Schnittstelle Krankenhaus–ambulant, Konzept zur Versorgungskontinuität übertragbar.</w:t>
       </w:r>
     </w:p>
     <w:p>
@@ -418,7 +418,65 @@
           <w:color w:val="5A7D3A"/>
           <w:sz w:val="18"/>
         </w:rPr>
-        <w:t>https://pubmed.ncbi.nlm.nih.gov/42689354/</w:t>
+        <w:t>https://pubmed.ncbi.nlm.nih.gov/42784550/</w:t>
+      </w:r>
+    </w:p>
+    <w:p>
+      <w:pPr>
+        <w:pStyle w:val="Heading2"/>
+      </w:pPr>
+      <w:r>
+        <w:t>Polysubstanzgebrauch und Opioid-Use-Disorder: Epidemiologie und Interventionen</w:t>
+      </w:r>
+    </w:p>
+    <w:p>
+      <w:r>
+        <w:rPr>
+          <w:i/>
+          <w:color w:val="666666"/>
+          <w:sz w:val="18"/>
+        </w:rPr>
+        <w:t>Mandapati NK et al.  ·  Front Public Health  ·  09.09.2026  ·  PMID 42781535</w:t>
+      </w:r>
+    </w:p>
+    <w:p>
+      <w:r>
+        <w:t>Strukturierte Literaturübersicht (2010–2026) zur veränderten Epidemiologie der Opioid-Use-Disorder durch synthetische Opioide, Fentanyl und Polysubstanzgebrauch sowie Auswirkungen auf Behandlungsstrategien.</w:t>
+      </w:r>
+    </w:p>
+    <w:p>
+      <w:r>
+        <w:rPr>
+          <w:b/>
+        </w:rPr>
+        <w:t xml:space="preserve">Ergebnis: </w:t>
+      </w:r>
+      <w:r>
+        <w:t>Fentanyl-Dominanz, Stimulanzienzukonsum und neue Adulteranzien (Xylazin, Nitazene) prägen aktuelle Opioid-Märkte. Strukturelle Ungleichheiten (finanzielle Instabilität, begrenzte Therapiezugänge) verschärfen Überdosisrisiken. Erfolgreiche Strategien erfordern umfassende Politikmaßnahmen, erweiterte Schadensminderung und anpassungsfähige Surveillance-Systeme für schnelle Marktveränderungen.</w:t>
+      </w:r>
+    </w:p>
+    <w:p>
+      <w:r>
+        <w:rPr>
+          <w:b/>
+          <w:sz w:val="19"/>
+        </w:rPr>
+        <w:t xml:space="preserve">Übertragbarkeit: </w:t>
+      </w:r>
+      <w:r>
+        <w:rPr>
+          <w:sz w:val="19"/>
+        </w:rPr>
+        <w:t>USA, Perspektive auf Schadensminderung und Systembarrieren relevant.</w:t>
+      </w:r>
+    </w:p>
+    <w:p>
+      <w:r>
+        <w:rPr>
+          <w:color w:val="5A7D3A"/>
+          <w:sz w:val="18"/>
+        </w:rPr>
+        <w:t>https://pubmed.ncbi.nlm.nih.gov/42781535/</w:t>
       </w:r>
     </w:p>
     <w:sectPr>

--- a/download/studien-aktuell.docx
+++ b/download/studien-aktuell.docx
@@ -62,7 +62,7 @@
           <w:color w:val="666666"/>
           <w:sz w:val="18"/>
         </w:rPr>
-        <w:t>Stand: 28.09.2026  |  7 Studien  |  mental.m-vf.de</w:t>
+        <w:t>Stand: 29.09.2026  |  6 Studien  |  mental.m-vf.de</w:t>
       </w:r>
     </w:p>
     <w:p>
@@ -70,7 +70,7 @@
         <w:pStyle w:val="Heading1"/>
       </w:pPr>
       <w:r>
-        <w:t>Aufgenommen am 28.09.2026</w:t>
+        <w:t>Aufgenommen am 29.09.2026</w:t>
       </w:r>
     </w:p>
     <w:p>
@@ -78,7 +78,7 @@
         <w:pStyle w:val="Heading2"/>
       </w:pPr>
       <w:r>
-        <w:t>App-Nutzung bei psychischer Belastung junger Frauen: Barrieren und Chancen</w:t>
+        <w:t>Psychiatrie-Assistenzärzte in Ungarn: 62,5% Burnout, 90% Erschöpfung, fehlende Supervision</w:t>
       </w:r>
     </w:p>
     <w:p>
@@ -88,12 +88,12 @@
           <w:color w:val="666666"/>
           <w:sz w:val="18"/>
         </w:rPr>
-        <w:t>Schröder J et al.  ·  BMC Womens Health  ·  26.09.2026  ·  PMID 42800862</w:t>
+        <w:t>Lazáry J  ·  Ideggyogy Sz  ·  30.09.2026  ·  PMID 42803099</w:t>
       </w:r>
     </w:p>
     <w:p>
       <w:r>
-        <w:t>Querschnittsstudie mit 521 Frauen (18–35 Jahre) zur Verbreitung von Mental-Health-Apps, ihren Barrieren und den Merkmalen, die Nutzerinnen als professionell und hilfreich bewerten.</w:t>
+        <w:t>Querschnittsbefragung von 80 Psychiatrie-Assistenzärzten in 4 ungarischen Universitäten zu belastenden Situationen, Burnout, Coping-Strategien und Bedarf für Ausbildungsverbesserung.</w:t>
       </w:r>
     </w:p>
     <w:p>
@@ -104,7 +104,7 @@
         <w:t xml:space="preserve">Ergebnis: </w:t>
       </w:r>
       <w:r>
-        <w:t>79% berichteten Müdigkeit, 79% Sorge und 74% Anspannung. 31% hatten je eine App genutzt. Hauptbarrieren: mangelndes Wissen (32,5%), Wirksamkeitsbedenken (9,8%), Kosten (9,6%). Psychische Belastung (OR=1,03 [1,01–1,06], p=0,012) und Angst/Appetitprobleme (ORs 1,95–1,99, p≤0,004) waren mit Nutzung assoziiert. Nutzerinnen fordern Benutzerfreundlichkeit, Sicherheit und technische Unterstützung.</w:t>
+        <w:t>Verbale Gewalt/Diskriminierung am häufigsten. Physische Angreifer: 34,6%, Patientensuizid: 34,5%. Burnout-Kriterien erfüllt: 62,5% (Mini-Oldenburg MOLBI). Disengagement-Subskala: 65% hohe Werte, Exhaustion: 90%. Budapest signifikant höher (94,2% vs. 84,6% landesweit). Feldgespräche bevorzugtes Coping. 100% Unterstützung für strukturiertes Fallprozessing-Programm.</w:t>
       </w:r>
     </w:p>
     <w:p>
@@ -119,7 +119,7 @@
         <w:rPr>
           <w:sz w:val="19"/>
         </w:rPr>
-        <w:t>Deutschland, vergleichbare Versorgungslandschaft und digitale Infrastruktur.</w:t>
+        <w:t>Ungarn, aber Burnout-Prävalenz und Trainingsdefizite bei Fachnachwuchs international parallel.</w:t>
       </w:r>
     </w:p>
     <w:p>
@@ -128,7 +128,7 @@
           <w:color w:val="5A7D3A"/>
           <w:sz w:val="18"/>
         </w:rPr>
-        <w:t>https://pubmed.ncbi.nlm.nih.gov/42800862/</w:t>
+        <w:t>https://pubmed.ncbi.nlm.nih.gov/42803099/</w:t>
       </w:r>
     </w:p>
     <w:p>
@@ -136,7 +136,7 @@
         <w:pStyle w:val="Heading2"/>
       </w:pPr>
       <w:r>
-        <w:t>CPAP-Adhärenz bei komorbider Insomnie und Schlafapnoe: qualitative Verhaltensanalyse</w:t>
+        <w:t>Toolkit für autistische Kinder in ländlichen Notfallstationen verbessert Zugang</w:t>
       </w:r>
     </w:p>
     <w:p>
@@ -146,12 +146,12 @@
           <w:color w:val="666666"/>
           <w:sz w:val="18"/>
         </w:rPr>
-        <w:t>Wang Y et al.  ·  BMC Pulm Med  ·  07.09.2026  ·  PMID 42800860</w:t>
+        <w:t>Kabakov S et al.  ·  Prog Community Health Partnersh  ·  2026  ·  PMID 42803077</w:t>
       </w:r>
     </w:p>
     <w:p>
       <w:r>
-        <w:t>Qualitative Studie (16 Patienten) mit COM-B-Modell zu CPAP-Nutzung und Verhaltensänderungen bei komorbider Insomnie und Schlafapnoe in China; Interviews und thematische Analyse.</w:t>
+        <w:t>Community-akademische Partnerschaft zur Entwicklung eines Toolkits (Schulungsmaterial, Umgebungsanpassungen, Sensory-Regulation) für ländliche Notfallabteilungen, um Zugang und Versorgung autistischer Kinder zu verbessern.</w:t>
       </w:r>
     </w:p>
     <w:p>
@@ -162,7 +162,7 @@
         <w:t xml:space="preserve">Ergebnis: </w:t>
       </w:r>
       <w:r>
-        <w:t>Motivation erklärte größten Anteil der Barrieren (589 Codierungsanker). Drei zentrale Muster: "Insomnie-Dominanz" (Patienten priorisieren Insomnie vor Apnoe), fixierte Kausalattributionen (Ausschluss bestimmter Behandlungen) und Stigma-Identitäts-Komplex. "Adhärenz-Illusion": Inpatient*innen mit guter CPAP-Adhärenz zeigten keine internalisierte Motivation für Selbstmanagement nach Entlassung. Kulturelle Barrieren (Bangett-Trink-Normen, Todesängstlichkeit).</w:t>
+        <w:t>Iterativer Co-Design mit Eltern, autismusfokussierten Organisationen, Klinikern. Multifaktorielles Toolkit mit hoher Akzeptanz bei Health-Care-Teams entwickelt. Inhalte: Schulung, Umgebungsadaptationen, sensorische Instrumente. Zukünftige Forschung soll Implementierung über verschiedene Kontexte testen und gesundheitliche Outcomes messen.</w:t>
       </w:r>
     </w:p>
     <w:p>
@@ -177,7 +177,7 @@
         <w:rPr>
           <w:sz w:val="19"/>
         </w:rPr>
-        <w:t>China, COM-B-basierte Analyse von Verhaltensbarrieren, struktur- und kulturabhängig.</w:t>
+        <w:t>USA-Kontext, aber Designprinzipien für Notfall-Accessibilität übertragbar.</w:t>
       </w:r>
     </w:p>
     <w:p>
@@ -186,7 +186,7 @@
           <w:color w:val="5A7D3A"/>
           <w:sz w:val="18"/>
         </w:rPr>
-        <w:t>https://pubmed.ncbi.nlm.nih.gov/42800860/</w:t>
+        <w:t>https://pubmed.ncbi.nlm.nih.gov/42803077/</w:t>
       </w:r>
     </w:p>
     <w:p>
@@ -194,7 +194,7 @@
         <w:pStyle w:val="Heading2"/>
       </w:pPr>
       <w:r>
-        <w:t>Versorgungslücken bei Kindern und Jugendlichen mit Autismus-Spektrum-Störung</w:t>
+        <w:t>Organisationsstruktur von Frühintervention bei Psychose: internationale Leitlinien-Synthese</w:t>
       </w:r>
     </w:p>
     <w:p>
@@ -204,12 +204,12 @@
           <w:color w:val="666666"/>
           <w:sz w:val="18"/>
         </w:rPr>
-        <w:t>Han X et al.  ·  Front Public Health  ·  11.09.2026  ·  PMID 42799165</w:t>
+        <w:t>Scognamiglio P et al.  ·  Early Interv Psychiatry  ·  Okt. 2026  ·  PMID 42802707</w:t>
       </w:r>
     </w:p>
     <w:p>
       <w:r>
-        <w:t>Narrative Übersichtsarbeit zu Versorgungspfaden, Zugang und psychosozialen Unterstützungsbedarfen bei Kindern und Jugendlichen mit Autismus-Spektrum-Störung mit Fokus auf Schnittstellen zwischen Gesundheit, Bildung und Sozialhilfe.</w:t>
+        <w:t>Sekundäranalyse von 26 internationalen Leitlinien zur Frühintervention bei Psychose, um Empfehlungen zur Serviceorganisation zu extrahieren und in vier Designdomänen zu strukturieren.</w:t>
       </w:r>
     </w:p>
     <w:p>
@@ -220,7 +220,7 @@
         <w:t xml:space="preserve">Ergebnis: </w:t>
       </w:r>
       <w:r>
-        <w:t>Verzögerungen bei Erkennung und Zuweisung, lange Wartezeiten, Personalknappheit und räumliche/sozioökonomische Disparitäten sind zentrale Barrieren. Familien berichten Schwierigkeiten bei der Navigation komplexer Systeme; Schulen sind gleichzeitig Hauptort der Unterstützung und Hauptquelle unerfüllter Bedürfnisse. Verbesserungen erfordern frühere Erkennung, gleichberechtigteren Zugang, bessere Koordination über Sektoren hinweg.</w:t>
+        <w:t>17 Dokumente zu klinisch Hochrisiko-Psychose und 22 zu Erstmanifestation enthielten Organisationsempfehlungen. Stärkste Konvergenz: spezialisierte multidisziplinäre Services in 16/17 Dokumenten und spezialisierte ambulante Teams in 20/22 Dokumenten. Schwächer operationalisiert: Übergangspolitiken und jugendgerechte Versorgung. Die Synthese zeigt erkennbare internationale Architektur, aber ungleiche Spezifikation der Servicebereiche.</w:t>
       </w:r>
     </w:p>
     <w:p>
@@ -235,7 +235,7 @@
         <w:rPr>
           <w:sz w:val="19"/>
         </w:rPr>
-        <w:t>Internationale Evidenz, strukturelle Befunde zur Versorgungsfragmentierung übertragbar.</w:t>
+        <w:t>Europäische Leitlinienanalyse, direkt übertragbar auf deutschsprachige Planung.</w:t>
       </w:r>
     </w:p>
     <w:p>
@@ -244,7 +244,7 @@
           <w:color w:val="5A7D3A"/>
           <w:sz w:val="18"/>
         </w:rPr>
-        <w:t>https://pubmed.ncbi.nlm.nih.gov/42799165/</w:t>
+        <w:t>https://pubmed.ncbi.nlm.nih.gov/42802707/</w:t>
       </w:r>
     </w:p>
     <w:p>
@@ -252,7 +252,7 @@
         <w:pStyle w:val="Heading2"/>
       </w:pPr>
       <w:r>
-        <w:t>Psychosoziale Intervention in der Gefängnispsychiatrie: Stimmungsmodulation bei Frauen</w:t>
+        <w:t>Bedingte Entlassung (conditional discharge) aus Patientensicht: Verständnis und Akzeptanzbarrieren</w:t>
       </w:r>
     </w:p>
     <w:p>
@@ -262,12 +262,12 @@
           <w:color w:val="666666"/>
           <w:sz w:val="18"/>
         </w:rPr>
-        <w:t>Carvalho MTVF et al.  ·  Rev Bras Enferm  ·  18.09.2026  ·  PMID 42788571</w:t>
+        <w:t>Tang YDY et al.  ·  East Asian Arch Psychiatry  ·  Sept. 2026  ·  PMID 42802392</w:t>
       </w:r>
     </w:p>
     <w:p>
       <w:r>
-        <w:t>Pilot-Studie (n=12 Frauen) zur Wirksamkeit eines psychosozialen Interventionsprotokolls durch Pflegekräfte in einer Frauenhaftanstalt; Prä-Post-Design mit Common-Mental-Disorder- und Stimmungsmaßen.</w:t>
+        <w:t>Qualitative Fokusgruppen mit Patienten in Langzeit-Wohneinrichtungen in Hong Kong zu ihrer Wahrnehmung von bedingter Entlassung (CD) nach Psychiatrie-Behandlung und neuen CD-Leitlinien.</w:t>
       </w:r>
     </w:p>
     <w:p>
@@ -278,7 +278,7 @@
         <w:t xml:space="preserve">Ergebnis: </w:t>
       </w:r>
       <w:r>
-        <w:t>9 Frauen vervollständigten Programm. Verbesserungen in allen Stimmungs-Domänen dokumentiert, besonders in Depression und Anspannung. Bei Common-Mental-Disorders: Reduktion beschreibender Symptome ohne statistische Signifikanz (p&gt;0,05). Intervention suggeriert nicht-pharmakologische therapeutische Option für Strafvollzug.</w:t>
+        <w:t>16 Patienten (Medianalter 57 Jahre), zwei Fokusgruppen. Sechs Themen identifiziert: CD-Mechanismus-Verständnis, professionelle Unterstützung, CD-Auswirkungen, Recall-Mechanismus, Review durch Multidisziplinär-Konferenzen, Informationsmaterial. Patienten sahen verbesserte Akzeptanz, aber Wahrnehmung als Strafe und Unsicherheit über Recall/Review. Bedarf für klarere Kommunikation, individualisierte Anleitung, transparente Prozesse.</w:t>
       </w:r>
     </w:p>
     <w:p>
@@ -293,7 +293,7 @@
         <w:rPr>
           <w:sz w:val="19"/>
         </w:rPr>
-        <w:t>Brasilien, externe Validierbarkeit begrenzt, konzeptueller Transfer zur Gefängnispsychiatrie.</w:t>
+        <w:t>Hong Kong-Zwangsbehandlungssystem; Beteiligung und Transparenz versorgungsübergreifend relevant.</w:t>
       </w:r>
     </w:p>
     <w:p>
@@ -302,7 +302,7 @@
           <w:color w:val="5A7D3A"/>
           <w:sz w:val="18"/>
         </w:rPr>
-        <w:t>https://pubmed.ncbi.nlm.nih.gov/42788571/</w:t>
+        <w:t>https://pubmed.ncbi.nlm.nih.gov/42802392/</w:t>
       </w:r>
     </w:p>
     <w:p>
@@ -310,7 +310,7 @@
         <w:pStyle w:val="Heading2"/>
       </w:pPr>
       <w:r>
-        <w:t>Langzeitpsychodynamische Psychotherapie für Depression: Metaanalyse von RCTs</w:t>
+        <w:t>Geschlechtsspezifische Unterschiede in Wartezeiten und Zugang zu Geschlechtsangleichung in Hong Kong</w:t>
       </w:r>
     </w:p>
     <w:p>
@@ -320,12 +320,12 @@
           <w:color w:val="666666"/>
           <w:sz w:val="18"/>
         </w:rPr>
-        <w:t>Moser M et al.  ·  Depress Anxiety  ·  23.09.2026  ·  PMID 42787645</w:t>
+        <w:t>Chan TF et al.  ·  East Asian Arch Psychiatry  ·  Sept. 2026  ·  PMID 42802391</w:t>
       </w:r>
     </w:p>
     <w:p>
       <w:r>
-        <w:t>Präregistrierte Metaanalyse (16 RCTs, 1992 Teilnehmer) zur Wirksamkeit langzeitpsychodynamischer Psychotherapie (≥9 Monate, ≥30 Sitzungen) bei Depression mit GRADE-Bewertung und empirically supported treatment (EST) Kriterien.</w:t>
+        <w:t>Sechs-Jahres-Rückblick einer Geschlechtsidentitätsklinik in Hong Kong: Vergleich von zu Geburt männlich und weiblich zugewiesenen erwachsenen Transgender-Patienten bezüglich Wartezeiten, Barrieren und Versorgungszugang.</w:t>
       </w:r>
     </w:p>
     <w:p>
@@ -336,7 +336,7 @@
         <w:t xml:space="preserve">Ergebnis: </w:t>
       </w:r>
       <w:r>
-        <w:t>LTPP zeigte signifikante Reduktion depressiver Symptome vs. alle Komparatoren (SMD=0,34 [0,20–0,47]) und vs. aktive Behandlungen (SMD=0,27 [0,1–0,45]). Effekte bei Nachverfolgung erhalten. GRADE: Hochwertige Evidenz für Symptomreduktion (alle Studien), moderatwertig vs. aktive Behandlungen. EST-Kriterien: Starke Empfehlung für LTPP. Limitationen: wenig Evidenz zu Funktionsergebnissen, ökonomischem Impact, Langzeitwirkung.</w:t>
+        <w:t>349 männlich und 260 weiblich Zugewiesene. Wartezeiten auf Hormonbehandlung stiegen von ~105 Tagen (2017) auf &gt;400 Tage (2022). 16,4% Arbeitslosenquote trotz 51,6% tertiäre Bildung. Männlich Zugewiesene: höhere psychiatrische Komorbiditäten (31,5% vs. 24,2%), zwei Suizide während Wartezeit. AFAB mehr Operationswünsche (73,4% vs. 56,2%). Unmet Demand und lange Wartezeiten dokumentiert.</w:t>
       </w:r>
     </w:p>
     <w:p>
@@ -351,7 +351,7 @@
         <w:rPr>
           <w:sz w:val="19"/>
         </w:rPr>
-        <w:t>Europa/UK, Psychotherapie-Wirksamkeit, Übertragbarkeit auf deutsche Richtlinienpsychotherapie begrenzt.</w:t>
+        <w:t>Hong Kong, aber Wartezeitprobleme und Zugangsbarrieren systemunabhängig relevant.</w:t>
       </w:r>
     </w:p>
     <w:p>
@@ -360,7 +360,7 @@
           <w:color w:val="5A7D3A"/>
           <w:sz w:val="18"/>
         </w:rPr>
-        <w:t>https://pubmed.ncbi.nlm.nih.gov/42787645/</w:t>
+        <w:t>https://pubmed.ncbi.nlm.nih.gov/42802391/</w:t>
       </w:r>
     </w:p>
     <w:p>
@@ -368,7 +368,7 @@
         <w:pStyle w:val="Heading2"/>
       </w:pPr>
       <w:r>
-        <w:t>Betreuungsübergänge bei Substanzstörungen aus Krankenhäusern: IntACT Pilot-RCT</w:t>
+        <w:t>Psychiatrische Notfall-Inanspruchnahme stieg nach COVID-Pandemie um über 40%</w:t>
       </w:r>
     </w:p>
     <w:p>
@@ -378,12 +378,12 @@
           <w:color w:val="666666"/>
           <w:sz w:val="18"/>
         </w:rPr>
-        <w:t>Incze MA et al.  ·  PLoS One  ·  24.09.2026  ·  PMID 42784550</w:t>
+        <w:t>Yu MPM et al.  ·  East Asian Arch Psychiatry  ·  Sept. 2026  ·  PMID 42802389</w:t>
       </w:r>
     </w:p>
     <w:p>
       <w:r>
-        <w:t>Protokoll einer Einzelzentrum-RCT mit 75 hospitalisierten Patienten mit Substanzstörung zur Machbarkeit eines Interdisciplinary Addiction Care Transition (IntACT) Teams; mixed-methods Evaluierung von Implementierung und Effektivität über 6 Monate.</w:t>
+        <w:t>Retrospektive Analyse von sieben Jahren Notfall-Psychiatrie-Konsultationen (2017–2024) in Hong Kong: Trends vor, während und nach COVID-Pandemie.</w:t>
       </w:r>
     </w:p>
     <w:p>
@@ -394,7 +394,7 @@
         <w:t xml:space="preserve">Ergebnis: </w:t>
       </w:r>
       <w:r>
-        <w:t>Studie läuft: 75 Patienten zur Randomisierung eingeplant (IntACT vs. Usual Care). Primäre Outcomes: Implementierungsmaße (Reichweite, Akzeptanz, Machbarkeit, Kosten) und Effektivität (Linkage und Retention in Folgebehandlung). Sekundär: Zeit bis erste Folgevisite, Substanzgebrauchsmuster, Notfallnutzung. 20 Kliniker eingeschlossen zur Beurteilung Machbarkeit/Akzeptanz.</w:t>
+        <w:t>7441 Konsultationen (61,1% Frauen), Medianalter stieg von 45 (2017) auf 49 Jahre (2024). Inanspruchnahme sank zu Pandemie-Beginn 2020, stieg 2021 deutlich an, fiel mit Omikron 2022, danach Rebound und kontinuierlicher Anstieg. Besonders zunehmend: Major neurocognitive disorders, Neurodevelopmental disorders, Stress-assoziierte Störungen. Entlassung in Community überwiegend.</w:t>
       </w:r>
     </w:p>
     <w:p>
@@ -409,7 +409,7 @@
         <w:rPr>
           <w:sz w:val="19"/>
         </w:rPr>
-        <w:t>USA, Schnittstelle Krankenhaus–ambulant, Konzept zur Versorgungskontinuität übertragbar.</w:t>
+        <w:t>Hong Kong-Daten, aber Pandemieffekte auf psychiatrische Notfall-Nachfrage international relevant.</w:t>
       </w:r>
     </w:p>
     <w:p>
@@ -418,65 +418,7 @@
           <w:color w:val="5A7D3A"/>
           <w:sz w:val="18"/>
         </w:rPr>
-        <w:t>https://pubmed.ncbi.nlm.nih.gov/42784550/</w:t>
-      </w:r>
-    </w:p>
-    <w:p>
-      <w:pPr>
-        <w:pStyle w:val="Heading2"/>
-      </w:pPr>
-      <w:r>
-        <w:t>Polysubstanzgebrauch und Opioid-Use-Disorder: Epidemiologie und Interventionen</w:t>
-      </w:r>
-    </w:p>
-    <w:p>
-      <w:r>
-        <w:rPr>
-          <w:i/>
-          <w:color w:val="666666"/>
-          <w:sz w:val="18"/>
-        </w:rPr>
-        <w:t>Mandapati NK et al.  ·  Front Public Health  ·  09.09.2026  ·  PMID 42781535</w:t>
-      </w:r>
-    </w:p>
-    <w:p>
-      <w:r>
-        <w:t>Strukturierte Literaturübersicht (2010–2026) zur veränderten Epidemiologie der Opioid-Use-Disorder durch synthetische Opioide, Fentanyl und Polysubstanzgebrauch sowie Auswirkungen auf Behandlungsstrategien.</w:t>
-      </w:r>
-    </w:p>
-    <w:p>
-      <w:r>
-        <w:rPr>
-          <w:b/>
-        </w:rPr>
-        <w:t xml:space="preserve">Ergebnis: </w:t>
-      </w:r>
-      <w:r>
-        <w:t>Fentanyl-Dominanz, Stimulanzienzukonsum und neue Adulteranzien (Xylazin, Nitazene) prägen aktuelle Opioid-Märkte. Strukturelle Ungleichheiten (finanzielle Instabilität, begrenzte Therapiezugänge) verschärfen Überdosisrisiken. Erfolgreiche Strategien erfordern umfassende Politikmaßnahmen, erweiterte Schadensminderung und anpassungsfähige Surveillance-Systeme für schnelle Marktveränderungen.</w:t>
-      </w:r>
-    </w:p>
-    <w:p>
-      <w:r>
-        <w:rPr>
-          <w:b/>
-          <w:sz w:val="19"/>
-        </w:rPr>
-        <w:t xml:space="preserve">Übertragbarkeit: </w:t>
-      </w:r>
-      <w:r>
-        <w:rPr>
-          <w:sz w:val="19"/>
-        </w:rPr>
-        <w:t>USA, Perspektive auf Schadensminderung und Systembarrieren relevant.</w:t>
-      </w:r>
-    </w:p>
-    <w:p>
-      <w:r>
-        <w:rPr>
-          <w:color w:val="5A7D3A"/>
-          <w:sz w:val="18"/>
-        </w:rPr>
-        <w:t>https://pubmed.ncbi.nlm.nih.gov/42781535/</w:t>
+        <w:t>https://pubmed.ncbi.nlm.nih.gov/42802389/</w:t>
       </w:r>
     </w:p>
     <w:sectPr>

--- a/download/studien-aktuell.docx
+++ b/download/studien-aktuell.docx
@@ -62,7 +62,7 @@
           <w:color w:val="666666"/>
           <w:sz w:val="18"/>
         </w:rPr>
-        <w:t>Stand: 29.09.2026  |  6 Studien  |  mental.m-vf.de</w:t>
+        <w:t>Stand: 30.09.2026  |  5 Studien  |  mental.m-vf.de</w:t>
       </w:r>
     </w:p>
     <w:p>
@@ -70,7 +70,7 @@
         <w:pStyle w:val="Heading1"/>
       </w:pPr>
       <w:r>
-        <w:t>Aufgenommen am 29.09.2026</w:t>
+        <w:t>Aufgenommen am 30.09.2026</w:t>
       </w:r>
     </w:p>
     <w:p>
@@ -78,7 +78,7 @@
         <w:pStyle w:val="Heading2"/>
       </w:pPr>
       <w:r>
-        <w:t>Psychiatrie-Assistenzärzte in Ungarn: 62,5% Burnout, 90% Erschöpfung, fehlende Supervision</w:t>
+        <w:t>Hausärzte ratifizieren Ungleichheit: Altersbasierte Diskretionspraxis bei psychischer Belastung</w:t>
       </w:r>
     </w:p>
     <w:p>
@@ -88,12 +88,12 @@
           <w:color w:val="666666"/>
           <w:sz w:val="18"/>
         </w:rPr>
-        <w:t>Lazáry J  ·  Ideggyogy Sz  ·  30.09.2026  ·  PMID 42803099</w:t>
+        <w:t>Giosa R  ·  Prim Health Care Res Dev  ·  29.09.2026  ·  PMID 42808656</w:t>
       </w:r>
     </w:p>
     <w:p>
       <w:r>
-        <w:t>Querschnittsbefragung von 80 Psychiatrie-Assistenzärzten in 4 ungarischen Universitäten zu belastenden Situationen, Burnout, Coping-Strategien und Bedarf für Ausbildungsverbesserung.</w:t>
+        <w:t>Qualitative Querschnittsstudie mit 42 Interviews (20 Ärzte, 22 Patienten) in Italien und Spanien zu Versorgungspraxis psychisch belasteter Menschen in der Primärversorgung.</w:t>
       </w:r>
     </w:p>
     <w:p>
@@ -104,7 +104,7 @@
         <w:t xml:space="preserve">Ergebnis: </w:t>
       </w:r>
       <w:r>
-        <w:t>Verbale Gewalt/Diskriminierung am häufigsten. Physische Angreifer: 34,6%, Patientensuizid: 34,5%. Burnout-Kriterien erfüllt: 62,5% (Mini-Oldenburg MOLBI). Disengagement-Subskala: 65% hohe Werte, Exhaustion: 90%. Budapest signifikant höher (94,2% vs. 84,6% landesweit). Feldgespräche bevorzugtes Coping. 100% Unterstützung für strukturiertes Fallprozessing-Programm.</w:t>
+        <w:t>Zwei Hauptmuster: Ärzte investierten in Psychoedukation und Beratung bei jüngeren Patienten, verlagerten sich bei älteren schnell auf Pharmakologie. Psychische Belastung wurde als Gegenstrategie normalisiert. Muster konvergierten trotz unterschiedlicher Gesundheitssysteme, zeigen strukturelle Merkmale von Ressourcenmangel.</w:t>
       </w:r>
     </w:p>
     <w:p>
@@ -119,7 +119,7 @@
         <w:rPr>
           <w:sz w:val="19"/>
         </w:rPr>
-        <w:t>Ungarn, aber Burnout-Prävalenz und Trainingsdefizite bei Fachnachwuchs international parallel.</w:t>
+        <w:t>Südeuropa, vergleichbare Primärversorgung; Befund zur informellen Rationierung bei Ressourcenknappheit hat deutsche Relevanz.</w:t>
       </w:r>
     </w:p>
     <w:p>
@@ -128,7 +128,7 @@
           <w:color w:val="5A7D3A"/>
           <w:sz w:val="18"/>
         </w:rPr>
-        <w:t>https://pubmed.ncbi.nlm.nih.gov/42803099/</w:t>
+        <w:t>https://pubmed.ncbi.nlm.nih.gov/42808656/</w:t>
       </w:r>
     </w:p>
     <w:p>
@@ -136,7 +136,7 @@
         <w:pStyle w:val="Heading2"/>
       </w:pPr>
       <w:r>
-        <w:t>Toolkit für autistische Kinder in ländlichen Notfallstationen verbessert Zugang</w:t>
+        <w:t>ADHS-Medikation bei Erwachsenen in Irland: 211-prozentiger Anstieg in zehn Jahren</w:t>
       </w:r>
     </w:p>
     <w:p>
@@ -146,12 +146,12 @@
           <w:color w:val="666666"/>
           <w:sz w:val="18"/>
         </w:rPr>
-        <w:t>Kabakov S et al.  ·  Prog Community Health Partnersh  ·  2026  ·  PMID 42803077</w:t>
+        <w:t>Maher A et al.  ·  Ir Med J  ·  28.09.2026  ·  PMID 42807820</w:t>
       </w:r>
     </w:p>
     <w:p>
       <w:r>
-        <w:t>Community-akademische Partnerschaft zur Entwicklung eines Toolkits (Schulungsmaterial, Umgebungsanpassungen, Sensory-Regulation) für ländliche Notfallabteilungen, um Zugang und Versorgung autistischer Kinder zu verbessern.</w:t>
+        <w:t>Datenanalyse aus irischem Apotheken-Erstattungssystem zu Stimulanzien-Verschreibungen (Methylphenidat, Lisdexamfetamin) 2015–2024 nach Alter, Geschlecht und Region.</w:t>
       </w:r>
     </w:p>
     <w:p>
@@ -162,7 +162,7 @@
         <w:t xml:space="preserve">Ergebnis: </w:t>
       </w:r>
       <w:r>
-        <w:t>Iterativer Co-Design mit Eltern, autismusfokussierten Organisationen, Klinikern. Multifaktorielles Toolkit mit hoher Akzeptanz bei Health-Care-Teams entwickelt. Inhalte: Schulung, Umgebungsadaptationen, sensorische Instrumente. Zukünftige Forschung soll Implementierung über verschiedene Kontexte testen und gesundheitliche Outcomes messen.</w:t>
+        <w:t>Dosierungseinheiten stiegen 211 % (700.574 auf 2.217.634). Lisdexamfetamin stieg 2020–2023 um 504 %. Patientenzahl: 3.377 auf 13.966. Höchstes Wachstum bei 16–34 Jahren. Geschlechtsunterschiede reduzierten sich (2024 Frauen ≈ Männer). Regionale Variation sichtbar. Deuten auf ungleiche Versorgungserweiterung hin.</w:t>
       </w:r>
     </w:p>
     <w:p>
@@ -177,7 +177,7 @@
         <w:rPr>
           <w:sz w:val="19"/>
         </w:rPr>
-        <w:t>USA-Kontext, aber Designprinzipien für Notfall-Accessibilität übertragbar.</w:t>
+        <w:t>Irland, vergleichbar mit englischsprachigen Systemen; Befund zur Unterdiagnose und regionalen Disparität relevant für Deutschland.</w:t>
       </w:r>
     </w:p>
     <w:p>
@@ -186,7 +186,7 @@
           <w:color w:val="5A7D3A"/>
           <w:sz w:val="18"/>
         </w:rPr>
-        <w:t>https://pubmed.ncbi.nlm.nih.gov/42803077/</w:t>
+        <w:t>https://pubmed.ncbi.nlm.nih.gov/42807820/</w:t>
       </w:r>
     </w:p>
     <w:p>
@@ -194,7 +194,7 @@
         <w:pStyle w:val="Heading2"/>
       </w:pPr>
       <w:r>
-        <w:t>Organisationsstruktur von Frühintervention bei Psychose: internationale Leitlinien-Synthese</w:t>
+        <w:t>Diversity-sensitives Versorgungshandeln: Geschlecht, Migration, Alter in Psychiatrie untersucht</w:t>
       </w:r>
     </w:p>
     <w:p>
@@ -204,12 +204,12 @@
           <w:color w:val="666666"/>
           <w:sz w:val="18"/>
         </w:rPr>
-        <w:t>Scognamiglio P et al.  ·  Early Interv Psychiatry  ·  Okt. 2026  ·  PMID 42802707</w:t>
+        <w:t>Peters SJ et al.  ·  BMC Psychiatry  ·  24.09.2026  ·  PMID 42806324</w:t>
       </w:r>
     </w:p>
     <w:p>
       <w:r>
-        <w:t>Sekundäranalyse von 26 internationalen Leitlinien zur Frühintervention bei Psychose, um Empfehlungen zur Serviceorganisation zu extrahieren und in vier Designdomänen zu strukturieren.</w:t>
+        <w:t>Studienprotokoll (Laufzeit 11/2025–10/2028) zur Untersuchung von Geschlecht und anderen Diversitätsfaktoren (Alter, Migrationsgeschichte, sexuelle Orientierung, Religion, Sozialstatus) im stationären Angebot psychischer Versorgung (neun LVR-Kliniken, ca. 500.000 Fälle 2015–2024).</w:t>
       </w:r>
     </w:p>
     <w:p>
@@ -220,7 +220,7 @@
         <w:t xml:space="preserve">Ergebnis: </w:t>
       </w:r>
       <w:r>
-        <w:t>17 Dokumente zu klinisch Hochrisiko-Psychose und 22 zu Erstmanifestation enthielten Organisationsempfehlungen. Stärkste Konvergenz: spezialisierte multidisziplinäre Services in 16/17 Dokumenten und spezialisierte ambulante Teams in 20/22 Dokumenten. Schwächer operationalisiert: Übergangspolitiken und jugendgerechte Versorgung. Die Synthese zeigt erkennbare internationale Architektur, aber ungleiche Spezifikation der Servicebereiche.</w:t>
+        <w:t>Das Protokoll beschreibt einen Mixed-Methods-Ansatz mit Routinedatenanalyse, Interviews (31 mit Nutzern/Angehörigen/Fachkräften) und Onlinebefragungen (ca. 300 Nutzer, 100 Angehörige, 100 Profis) sowie Delphi-Prozess. Geplant ist automatisierte Merkmalsextraktion mittels NLP. Ergebnisse für Herbst 2028 erwartet.</w:t>
       </w:r>
     </w:p>
     <w:p>
@@ -235,7 +235,7 @@
         <w:rPr>
           <w:sz w:val="19"/>
         </w:rPr>
-        <w:t>Europäische Leitlinienanalyse, direkt übertragbar auf deutschsprachige Planung.</w:t>
+        <w:t>Deutschland, großes Register mit Routinedaten; Addressing-Disparities-Agenda zentral für Chancengleichheit in Psychiatrie.</w:t>
       </w:r>
     </w:p>
     <w:p>
@@ -244,7 +244,7 @@
           <w:color w:val="5A7D3A"/>
           <w:sz w:val="18"/>
         </w:rPr>
-        <w:t>https://pubmed.ncbi.nlm.nih.gov/42802707/</w:t>
+        <w:t>https://pubmed.ncbi.nlm.nih.gov/42806324/</w:t>
       </w:r>
     </w:p>
     <w:p>
@@ -252,7 +252,7 @@
         <w:pStyle w:val="Heading2"/>
       </w:pPr>
       <w:r>
-        <w:t>Bedingte Entlassung (conditional discharge) aus Patientensicht: Verständnis und Akzeptanzbarrieren</w:t>
+        <w:t>Patientensteuerung bei schwerer psychischer Erkrankung verbessert Kontinuität</w:t>
       </w:r>
     </w:p>
     <w:p>
@@ -262,12 +262,12 @@
           <w:color w:val="666666"/>
           <w:sz w:val="18"/>
         </w:rPr>
-        <w:t>Tang YDY et al.  ·  East Asian Arch Psychiatry  ·  Sept. 2026  ·  PMID 42802392</w:t>
+        <w:t>Lambert M et al.  ·  Bundesgesundheitsblatt Gesundheitsforschung Gesundheitsschutz  ·  16.09.2026  ·  PMID 42747452</w:t>
       </w:r>
     </w:p>
     <w:p>
       <w:r>
-        <w:t>Qualitative Fokusgruppen mit Patienten in Langzeit-Wohneinrichtungen in Hong Kong zu ihrer Wahrnehmung von bedingter Entlassung (CD) nach Psychiatrie-Behandlung und neuen CD-Leitlinien.</w:t>
+        <w:t>Narrative Übersichtsarbeit zu evidenzbasierten Versorgungsmodellen (Assertive Community Treatment, Crisis Resolution Teams, Frühintervention) und Patientensteuerung als Ansatz zur Verbesserung der Versorgungsqualität und Reduktion von Fragmentierung bei schwerer psychischer Erkrankung.</w:t>
       </w:r>
     </w:p>
     <w:p>
@@ -278,7 +278,7 @@
         <w:t xml:space="preserve">Ergebnis: </w:t>
       </w:r>
       <w:r>
-        <w:t>16 Patienten (Medianalter 57 Jahre), zwei Fokusgruppen. Sechs Themen identifiziert: CD-Mechanismus-Verständnis, professionelle Unterstützung, CD-Auswirkungen, Recall-Mechanismus, Review durch Multidisziplinär-Konferenzen, Informationsmaterial. Patienten sahen verbesserte Akzeptanz, aber Wahrnehmung als Strafe und Unsicherheit über Recall/Review. Bedarf für klarere Kommunikation, individualisierte Anleitung, transparente Prozesse.</w:t>
+        <w:t>Integrierte und gestufte Versorgungsmodelle können Versorgungsqualität verbessern und ohne Mehrkosten implementiert werden. Patientensteuerung reduziert Versorgungsbrüche und verbessert nachhaltig Patientenergebnisse und Ressourceneffizienz; konkrete Zahlen zu Wiederaufnahmen oder Verweildauer waren im Abstract nicht genannt.</w:t>
       </w:r>
     </w:p>
     <w:p>
@@ -293,7 +293,7 @@
         <w:rPr>
           <w:sz w:val="19"/>
         </w:rPr>
-        <w:t>Hong Kong-Zwangsbehandlungssystem; Beteiligung und Transparenz versorgungsübergreifend relevant.</w:t>
+        <w:t>Deutschland, Literaturübersicht internationaler Evidenz zu Modellen, die im deutschen System teilweise etabliert sind.</w:t>
       </w:r>
     </w:p>
     <w:p>
@@ -302,7 +302,7 @@
           <w:color w:val="5A7D3A"/>
           <w:sz w:val="18"/>
         </w:rPr>
-        <w:t>https://pubmed.ncbi.nlm.nih.gov/42802392/</w:t>
+        <w:t>https://pubmed.ncbi.nlm.nih.gov/42747452/</w:t>
       </w:r>
     </w:p>
     <w:p>
@@ -310,7 +310,7 @@
         <w:pStyle w:val="Heading2"/>
       </w:pPr>
       <w:r>
-        <w:t>Geschlechtsspezifische Unterschiede in Wartezeiten und Zugang zu Geschlechtsangleichung in Hong Kong</w:t>
+        <w:t>Kommunale psychosoziale Angebotslandschaft fragmentiert – Zugang für Migrantenfamilien erschwert</w:t>
       </w:r>
     </w:p>
     <w:p>
@@ -320,12 +320,12 @@
           <w:color w:val="666666"/>
           <w:sz w:val="18"/>
         </w:rPr>
-        <w:t>Chan TF et al.  ·  East Asian Arch Psychiatry  ·  Sept. 2026  ·  PMID 42802391</w:t>
+        <w:t>Beierle S et al.  ·  Bundesgesundheitsblatt Gesundheitsforschung Gesundheitsschutz  ·  11.09.2026  ·  PMID 42726136</w:t>
       </w:r>
     </w:p>
     <w:p>
       <w:r>
-        <w:t>Sechs-Jahres-Rückblick einer Geschlechtsidentitätsklinik in Hong Kong: Vergleich von zu Geburt männlich und weiblich zugewiesenen erwachsenen Transgender-Patienten bezüglich Wartezeiten, Barrieren und Versorgungszugang.</w:t>
+        <w:t>Gemischte Methoden: 19 Interviews mit Fachkräften und Online-Mapping von 122 Einrichtungen mit 360 Angeboten zur Prävention psychischer Störungen in zwei benachteiligten Stadtteilen (West- und Ostdeutschland, 2024).</w:t>
       </w:r>
     </w:p>
     <w:p>
@@ -336,7 +336,7 @@
         <w:t xml:space="preserve">Ergebnis: </w:t>
       </w:r>
       <w:r>
-        <w:t>349 männlich und 260 weiblich Zugewiesene. Wartezeiten auf Hormonbehandlung stiegen von ~105 Tagen (2017) auf &gt;400 Tage (2022). 16,4% Arbeitslosenquote trotz 51,6% tertiäre Bildung. Männlich Zugewiesene: höhere psychiatrische Komorbiditäten (31,5% vs. 24,2%), zwei Suizide während Wartezeit. AFAB mehr Operationswünsche (73,4% vs. 56,2%). Unmet Demand und lange Wartezeiten dokumentiert.</w:t>
+        <w:t>Fachkräfte beschrieben Angebotslandschaft als fragmentiert und unübersichtlich. Informations- und Navigationsbarrieren betrafen besonders einkommensarme und Migrantenfamilien. Hinweise auf Unterversorgung in spezialisierter Kindermedizin, KJP und Kinderpsychiatrie. Geringe digitale Auffindbarkeit. Wartezeiten und tatsächliche Nutzung noch nicht erfasst.</w:t>
       </w:r>
     </w:p>
     <w:p>
@@ -351,7 +351,7 @@
         <w:rPr>
           <w:sz w:val="19"/>
         </w:rPr>
-        <w:t>Hong Kong, aber Wartezeitprobleme und Zugangsbarrieren systemunabhängig relevant.</w:t>
+        <w:t>Deutschland, Mixed-Methods-Studie; zentral für Versorgungsplanung und Prävention bei vulnerablen Gruppen.</w:t>
       </w:r>
     </w:p>
     <w:p>
@@ -360,65 +360,7 @@
           <w:color w:val="5A7D3A"/>
           <w:sz w:val="18"/>
         </w:rPr>
-        <w:t>https://pubmed.ncbi.nlm.nih.gov/42802391/</w:t>
-      </w:r>
-    </w:p>
-    <w:p>
-      <w:pPr>
-        <w:pStyle w:val="Heading2"/>
-      </w:pPr>
-      <w:r>
-        <w:t>Psychiatrische Notfall-Inanspruchnahme stieg nach COVID-Pandemie um über 40%</w:t>
-      </w:r>
-    </w:p>
-    <w:p>
-      <w:r>
-        <w:rPr>
-          <w:i/>
-          <w:color w:val="666666"/>
-          <w:sz w:val="18"/>
-        </w:rPr>
-        <w:t>Yu MPM et al.  ·  East Asian Arch Psychiatry  ·  Sept. 2026  ·  PMID 42802389</w:t>
-      </w:r>
-    </w:p>
-    <w:p>
-      <w:r>
-        <w:t>Retrospektive Analyse von sieben Jahren Notfall-Psychiatrie-Konsultationen (2017–2024) in Hong Kong: Trends vor, während und nach COVID-Pandemie.</w:t>
-      </w:r>
-    </w:p>
-    <w:p>
-      <w:r>
-        <w:rPr>
-          <w:b/>
-        </w:rPr>
-        <w:t xml:space="preserve">Ergebnis: </w:t>
-      </w:r>
-      <w:r>
-        <w:t>7441 Konsultationen (61,1% Frauen), Medianalter stieg von 45 (2017) auf 49 Jahre (2024). Inanspruchnahme sank zu Pandemie-Beginn 2020, stieg 2021 deutlich an, fiel mit Omikron 2022, danach Rebound und kontinuierlicher Anstieg. Besonders zunehmend: Major neurocognitive disorders, Neurodevelopmental disorders, Stress-assoziierte Störungen. Entlassung in Community überwiegend.</w:t>
-      </w:r>
-    </w:p>
-    <w:p>
-      <w:r>
-        <w:rPr>
-          <w:b/>
-          <w:sz w:val="19"/>
-        </w:rPr>
-        <w:t xml:space="preserve">Übertragbarkeit: </w:t>
-      </w:r>
-      <w:r>
-        <w:rPr>
-          <w:sz w:val="19"/>
-        </w:rPr>
-        <w:t>Hong Kong-Daten, aber Pandemieffekte auf psychiatrische Notfall-Nachfrage international relevant.</w:t>
-      </w:r>
-    </w:p>
-    <w:p>
-      <w:r>
-        <w:rPr>
-          <w:color w:val="5A7D3A"/>
-          <w:sz w:val="18"/>
-        </w:rPr>
-        <w:t>https://pubmed.ncbi.nlm.nih.gov/42802389/</w:t>
+        <w:t>https://pubmed.ncbi.nlm.nih.gov/42726136/</w:t>
       </w:r>
     </w:p>
     <w:sectPr>

--- a/download/studien-aktuell.docx
+++ b/download/studien-aktuell.docx
@@ -62,7 +62,7 @@
           <w:color w:val="666666"/>
           <w:sz w:val="18"/>
         </w:rPr>
-        <w:t>Stand: 30.09.2026  |  5 Studien  |  mental.m-vf.de</w:t>
+        <w:t>Stand: 01.10.2026  |  6 Studien  |  mental.m-vf.de</w:t>
       </w:r>
     </w:p>
     <w:p>
@@ -70,7 +70,7 @@
         <w:pStyle w:val="Heading1"/>
       </w:pPr>
       <w:r>
-        <w:t>Aufgenommen am 30.09.2026</w:t>
+        <w:t>Aufgenommen am 01.10.2026</w:t>
       </w:r>
     </w:p>
     <w:p>
@@ -78,7 +78,7 @@
         <w:pStyle w:val="Heading2"/>
       </w:pPr>
       <w:r>
-        <w:t>Hausärzte ratifizieren Ungleichheit: Altersbasierte Diskretionspraxis bei psychischer Belastung</w:t>
+        <w:t>Strukturelles Messinstrument für Gewalt und psychische Belastung bei Migranten in prekären Lebenssituationen</w:t>
       </w:r>
     </w:p>
     <w:p>
@@ -88,12 +88,12 @@
           <w:color w:val="666666"/>
           <w:sz w:val="18"/>
         </w:rPr>
-        <w:t>Giosa R  ·  Prim Health Care Res Dev  ·  29.09.2026  ·  PMID 42808656</w:t>
+        <w:t>Adsul N et al.  ·  BMJ Open  ·  30.09.2026  ·  PMID 42816086</w:t>
       </w:r>
     </w:p>
     <w:p>
       <w:r>
-        <w:t>Qualitative Querschnittsstudie mit 42 Interviews (20 Ärzte, 22 Patienten) in Italien und Spanien zu Versorgungspraxis psychisch belasteter Menschen in der Primärversorgung.</w:t>
+        <w:t>Entwicklung und Pilotvalidierung eines Umfrageinstruments (GEMMS) zur Erfassung von Geschlechtergewalt, psychischer Belastung und mehrdimensionaler Prekabilität bei Migranten in Kambodscha, Indien und Südafrika; exploratorische Faktorenanalyse von 216 Items.</w:t>
       </w:r>
     </w:p>
     <w:p>
@@ -104,7 +104,7 @@
         <w:t xml:space="preserve">Ergebnis: </w:t>
       </w:r>
       <w:r>
-        <w:t>Zwei Hauptmuster: Ärzte investierten in Psychoedukation und Beratung bei jüngeren Patienten, verlagerten sich bei älteren schnell auf Pharmakologie. Psychische Belastung wurde als Gegenstrategie normalisiert. Muster konvergierten trotz unterschiedlicher Gesundheitssysteme, zeigen strukturelle Merkmale von Ressourcenmangel.</w:t>
+        <w:t>Fünf kohärente Faktoren identifiziert: strukturelle Schädigung, soziokulturelle Marginalisierung, soziale Ausgrenzung, Zugehörigkeit/soziale Integration und Migrationsstress. Alle zeigten interpretierbare und aussagekräftige Faktorladungen, die mit der Theorie übereinstimmten.</w:t>
       </w:r>
     </w:p>
     <w:p>
@@ -119,7 +119,7 @@
         <w:rPr>
           <w:sz w:val="19"/>
         </w:rPr>
-        <w:t>Südeuropa, vergleichbare Primärversorgung; Befund zur informellen Rationierung bei Ressourcenknappheit hat deutsche Relevanz.</w:t>
+        <w:t>Länder mit niedriger/mittlerer Einkommen, strukturell-intersektionaler Forschungsansatz zur Ungleichheit auch in Deutschland übertragbar.</w:t>
       </w:r>
     </w:p>
     <w:p>
@@ -128,7 +128,7 @@
           <w:color w:val="5A7D3A"/>
           <w:sz w:val="18"/>
         </w:rPr>
-        <w:t>https://pubmed.ncbi.nlm.nih.gov/42808656/</w:t>
+        <w:t>https://pubmed.ncbi.nlm.nih.gov/42816086/</w:t>
       </w:r>
     </w:p>
     <w:p>
@@ -136,7 +136,7 @@
         <w:pStyle w:val="Heading2"/>
       </w:pPr>
       <w:r>
-        <w:t>ADHS-Medikation bei Erwachsenen in Irland: 211-prozentiger Anstieg in zehn Jahren</w:t>
+        <w:t>Investitionsrendite in Adoleszenten-Depressionsbehandlung in Kolumbien und Südafrika</w:t>
       </w:r>
     </w:p>
     <w:p>
@@ -146,12 +146,12 @@
           <w:color w:val="666666"/>
           <w:sz w:val="18"/>
         </w:rPr>
-        <w:t>Maher A et al.  ·  Ir Med J  ·  28.09.2026  ·  PMID 42807820</w:t>
+        <w:t>Sweeny K et al.  ·  Health Policy Plan  ·  30.09.2026  ·  PMID 42815149</w:t>
       </w:r>
     </w:p>
     <w:p>
       <w:r>
-        <w:t>Datenanalyse aus irischem Apotheken-Erstattungssystem zu Stimulanzien-Verschreibungen (Methylphenidat, Lisdexamfetamin) 2015–2024 nach Alter, Geschlecht und Region.</w:t>
+        <w:t>Ökonomische Modellierung des Return-on-Investment für Skalierung von Interventionen gegen Depression und Angststörungen bei Jugendlichen in zwei Mitteleinkommensländern.</w:t>
       </w:r>
     </w:p>
     <w:p>
@@ -162,7 +162,7 @@
         <w:t xml:space="preserve">Ergebnis: </w:t>
       </w:r>
       <w:r>
-        <w:t>Dosierungseinheiten stiegen 211 % (700.574 auf 2.217.634). Lisdexamfetamin stieg 2020–2023 um 504 %. Patientenzahl: 3.377 auf 13.966. Höchstes Wachstum bei 16–34 Jahren. Geschlechtsunterschiede reduzierten sich (2024 Frauen ≈ Männer). Regionale Variation sichtbar. Deuten auf ungleiche Versorgungserweiterung hin.</w:t>
+        <w:t>Benefit-Cost-Ratios betrugen 13,9 (wirtschaftlich allein) bis 15,4 (einschließlich sozialer Nutzen) in Kolumbien und 13,0 bis 13,9 in Südafrika – hochgradig kosteneffektiv trotz niedriger Behandlungsraten (weniger als 10% der betroffenen Jugendlichen erhalten Versorgung).</w:t>
       </w:r>
     </w:p>
     <w:p>
@@ -177,7 +177,7 @@
         <w:rPr>
           <w:sz w:val="19"/>
         </w:rPr>
-        <w:t>Irland, vergleichbar mit englischsprachigen Systemen; Befund zur Unterdiagnose und regionalen Disparität relevant für Deutschland.</w:t>
+        <w:t>Länder mit niedriger/mittlerer Einkommen, aber Evidenz für Kosteneffektivität auch in ressourcentarmen Settings.</w:t>
       </w:r>
     </w:p>
     <w:p>
@@ -186,7 +186,7 @@
           <w:color w:val="5A7D3A"/>
           <w:sz w:val="18"/>
         </w:rPr>
-        <w:t>https://pubmed.ncbi.nlm.nih.gov/42807820/</w:t>
+        <w:t>https://pubmed.ncbi.nlm.nih.gov/42815149/</w:t>
       </w:r>
     </w:p>
     <w:p>
@@ -194,7 +194,7 @@
         <w:pStyle w:val="Heading2"/>
       </w:pPr>
       <w:r>
-        <w:t>Diversity-sensitives Versorgungshandeln: Geschlecht, Migration, Alter in Psychiatrie untersucht</w:t>
+        <w:t>Cannabiskonsum erhöht Wiederaufnahmerisiko in den ersten 3 Monaten nach Entlassung</w:t>
       </w:r>
     </w:p>
     <w:p>
@@ -204,12 +204,12 @@
           <w:color w:val="666666"/>
           <w:sz w:val="18"/>
         </w:rPr>
-        <w:t>Peters SJ et al.  ·  BMC Psychiatry  ·  24.09.2026  ·  PMID 42806324</w:t>
+        <w:t>Perino J et al.  ·  J Clin Psychiatry  ·  28.09.2026  ·  PMID 42814580</w:t>
       </w:r>
     </w:p>
     <w:p>
       <w:r>
-        <w:t>Studienprotokoll (Laufzeit 11/2025–10/2028) zur Untersuchung von Geschlecht und anderen Diversitätsfaktoren (Alter, Migrationsgeschichte, sexuelle Orientierung, Religion, Sozialstatus) im stationären Angebot psychischer Versorgung (neun LVR-Kliniken, ca. 500.000 Fälle 2015–2024).</w:t>
+        <w:t>Retrospektive Kohorte von 200 jungen Erwachsenen (18–29 Jahre) mit psychotischen oder bipolaren Störungen zur Assoziation zwischen Cannabiskonsum bei Aufnahme und psychiatrischer Wiederaufnahme im ersten Jahr nach Entlassung.</w:t>
       </w:r>
     </w:p>
     <w:p>
@@ -220,7 +220,7 @@
         <w:t xml:space="preserve">Ergebnis: </w:t>
       </w:r>
       <w:r>
-        <w:t>Das Protokoll beschreibt einen Mixed-Methods-Ansatz mit Routinedatenanalyse, Interviews (31 mit Nutzern/Angehörigen/Fachkräften) und Onlinebefragungen (ca. 300 Nutzer, 100 Angehörige, 100 Profis) sowie Delphi-Prozess. Geplant ist automatisierte Merkmalsextraktion mittels NLP. Ergebnisse für Herbst 2028 erwartet.</w:t>
+        <w:t>Cannabiskonsum bei Indexaufnahme war mit erhöhtem Wiederaufnahmerisiko im ersten Monat nach Entlassung assoziiert (Hazard Ratio 2,8; 95%-KI 1,3–5,9), sank auf 1,9 bei 3 Monaten und war bei 6 Monaten nicht mehr signifikant. Höchste Rückfallrisiko in den ersten 3 Monaten.</w:t>
       </w:r>
     </w:p>
     <w:p>
@@ -235,7 +235,7 @@
         <w:rPr>
           <w:sz w:val="19"/>
         </w:rPr>
-        <w:t>Deutschland, großes Register mit Routinedaten; Addressing-Disparities-Agenda zentral für Chancengleichheit in Psychiatrie.</w:t>
+        <w:t>Frankreich (Bordeaux), vergleichbare psychiatrische Strukturen; Substanzkonsum als Discharged-Risiko auch in Deutschland klinisch relevant.</w:t>
       </w:r>
     </w:p>
     <w:p>
@@ -244,7 +244,7 @@
           <w:color w:val="5A7D3A"/>
           <w:sz w:val="18"/>
         </w:rPr>
-        <w:t>https://pubmed.ncbi.nlm.nih.gov/42806324/</w:t>
+        <w:t>https://pubmed.ncbi.nlm.nih.gov/42814580/</w:t>
       </w:r>
     </w:p>
     <w:p>
@@ -252,7 +252,7 @@
         <w:pStyle w:val="Heading2"/>
       </w:pPr>
       <w:r>
-        <w:t>Patientensteuerung bei schwerer psychischer Erkrankung verbessert Kontinuität</w:t>
+        <w:t>Patienten erfahrungen blended Kognitiver Traumatherapie in Routineversorgung</w:t>
       </w:r>
     </w:p>
     <w:p>
@@ -262,12 +262,12 @@
           <w:color w:val="666666"/>
           <w:sz w:val="18"/>
         </w:rPr>
-        <w:t>Lambert M et al.  ·  Bundesgesundheitsblatt Gesundheitsforschung Gesundheitsschutz  ·  16.09.2026  ·  PMID 42747452</w:t>
+        <w:t>Lundin J et al.  ·  Eur J Psychotraumatol  ·  30.09.2026  ·  PMID 42812108</w:t>
       </w:r>
     </w:p>
     <w:p>
       <w:r>
-        <w:t>Narrative Übersichtsarbeit zu evidenzbasierten Versorgungsmodellen (Assertive Community Treatment, Crisis Resolution Teams, Frühintervention) und Patientensteuerung als Ansatz zur Verbesserung der Versorgungsqualität und Reduktion von Fragmentierung bei schwerer psychischer Erkrankung.</w:t>
+        <w:t>Qualitative Interviews mit 11 Patienten zu Akzeptabilität und Machbarkeit einer hybriden Traumatherapie (Online-Module kombiniert mit begrenzten Therapiesitzungen) bei PTBS in schwedischer Routineversorgung.</w:t>
       </w:r>
     </w:p>
     <w:p>
@@ -278,7 +278,7 @@
         <w:t xml:space="preserve">Ergebnis: </w:t>
       </w:r>
       <w:r>
-        <w:t>Integrierte und gestufte Versorgungsmodelle können Versorgungsqualität verbessern und ohne Mehrkosten implementiert werden. Patientensteuerung reduziert Versorgungsbrüche und verbessert nachhaltig Patientenergebnisse und Ressourceneffizienz; konkrete Zahlen zu Wiederaufnahmen oder Verweildauer waren im Abstract nicht genannt.</w:t>
+        <w:t>Behandlung wurde als hilfreich und flexibel bewertet, die Kombination aus online und persönlich unterstützt. Traumafokussierte Komponenten wurden als emotional fordernd wahrgenommen, besonders bei unabhängigem Online-Lernen. Therapeutische Präsenz war entscheidend für die Aufrechterhaltung des Engagements.</w:t>
       </w:r>
     </w:p>
     <w:p>
@@ -293,7 +293,7 @@
         <w:rPr>
           <w:sz w:val="19"/>
         </w:rPr>
-        <w:t>Deutschland, Literaturübersicht internationaler Evidenz zu Modellen, die im deutschen System teilweise etabliert sind.</w:t>
+        <w:t>Schweden, vergleichbares Sozialversicherungssystem; Blended Care zur Ressourceneffizienz auch im deutschsprachigen Raum einsetzbar.</w:t>
       </w:r>
     </w:p>
     <w:p>
@@ -302,7 +302,7 @@
           <w:color w:val="5A7D3A"/>
           <w:sz w:val="18"/>
         </w:rPr>
-        <w:t>https://pubmed.ncbi.nlm.nih.gov/42747452/</w:t>
+        <w:t>https://pubmed.ncbi.nlm.nih.gov/42812108/</w:t>
       </w:r>
     </w:p>
     <w:p>
@@ -310,7 +310,7 @@
         <w:pStyle w:val="Heading2"/>
       </w:pPr>
       <w:r>
-        <w:t>Kommunale psychosoziale Angebotslandschaft fragmentiert – Zugang für Migrantenfamilien erschwert</w:t>
+        <w:t>Vielfalt in psychische Forschung: unterrepräsentierte Merkmale bei elektronischen Patientendaten</w:t>
       </w:r>
     </w:p>
     <w:p>
@@ -320,12 +320,12 @@
           <w:color w:val="666666"/>
           <w:sz w:val="18"/>
         </w:rPr>
-        <w:t>Beierle S et al.  ·  Bundesgesundheitsblatt Gesundheitsforschung Gesundheitsschutz  ·  11.09.2026  ·  PMID 42726136</w:t>
+        <w:t>Broadbent A et al.  ·  BMJ Open  ·  28.09.2026  ·  PMID 42805638</w:t>
       </w:r>
     </w:p>
     <w:p>
       <w:r>
-        <w:t>Gemischte Methoden: 19 Interviews mit Fachkräften und Online-Mapping von 122 Einrichtungen mit 360 Angeboten zur Prävention psychischer Störungen in zwei benachteiligten Stadtteilen (West- und Ostdeutschland, 2024).</w:t>
+        <w:t>Cross-sectionale Übersichtsarbeit zu Berichterstattung von Diversitätsmerkmalen (Alter, Geschlecht, ethnische Herkunft etc.) in 362 Publikationen einer britischen psychiatrischen Datenbank und deren tatsächliche Verfügbarkeit in den Rohdaten.</w:t>
       </w:r>
     </w:p>
     <w:p>
@@ -336,7 +336,7 @@
         <w:t xml:space="preserve">Ergebnis: </w:t>
       </w:r>
       <w:r>
-        <w:t>Fachkräfte beschrieben Angebotslandschaft als fragmentiert und unübersichtlich. Informations- und Navigationsbarrieren betrafen besonders einkommensarme und Migrantenfamilien. Hinweise auf Unterversorgung in spezialisierter Kindermedizin, KJP und Kinderpsychiatrie. Geringe digitale Auffindbarkeit. Wartezeiten und tatsächliche Nutzung noch nicht erfasst.</w:t>
+        <w:t>Alter (89,3%), Geschlecht (87,3%) und ethnische Herkunft (80,4%) wurden häufig berichtet, während Wohnungslosigkeit trotz 97,5% Verfügbarkeit in nur 5,8% der Studien erwähnt wurde. Ein erhebliches Reporting-Defizit unterrepräsentierter Gruppen deutet auf Lücken bei der Abbildung von Ungleichheit in der Versorgungsforschung hin.</w:t>
       </w:r>
     </w:p>
     <w:p>
@@ -351,7 +351,7 @@
         <w:rPr>
           <w:sz w:val="19"/>
         </w:rPr>
-        <w:t>Deutschland, Mixed-Methods-Studie; zentral für Versorgungsplanung und Prävention bei vulnerablen Gruppen.</w:t>
+        <w:t>Großbritannien, elektronische Routinedaten NHS; ähnliche Herausforderungen in deutschen EHR-basierten Systemen zu erwarten.</w:t>
       </w:r>
     </w:p>
     <w:p>
@@ -360,7 +360,65 @@
           <w:color w:val="5A7D3A"/>
           <w:sz w:val="18"/>
         </w:rPr>
-        <w:t>https://pubmed.ncbi.nlm.nih.gov/42726136/</w:t>
+        <w:t>https://pubmed.ncbi.nlm.nih.gov/42805638/</w:t>
+      </w:r>
+    </w:p>
+    <w:p>
+      <w:pPr>
+        <w:pStyle w:val="Heading2"/>
+      </w:pPr>
+      <w:r>
+        <w:t>Maschinenlesbare Zugangsregeln für sensible Forschungsdaten in europäischen Infrastrukturen</w:t>
+      </w:r>
+    </w:p>
+    <w:p>
+      <w:r>
+        <w:rPr>
+          <w:i/>
+          <w:color w:val="666666"/>
+          <w:sz w:val="18"/>
+        </w:rPr>
+        <w:t>van der Meer L et al.  ·  Int J Popul Data Sci  ·  17.09.2026  ·  PMID 42757321</w:t>
+      </w:r>
+    </w:p>
+    <w:p>
+      <w:r>
+        <w:t>Framework zur Standardisierung von Zugangsregeln für sensible Daten durch maschinenlesbare Bedingungen (auf Basis von Open Digital Rights Language) – entwickelt und getestet in der niederländischen Sozialwissenschaftslandschaft für Trusted Research Environments.</w:t>
+      </w:r>
+    </w:p>
+    <w:p>
+      <w:r>
+        <w:rPr>
+          <w:b/>
+        </w:rPr>
+        <w:t xml:space="preserve">Ergebnis: </w:t>
+      </w:r>
+      <w:r>
+        <w:t>Proposed framework operationalisiert rechtliche und organisatorische Überwachung transparent, nachvollziehbar und interoperabel. Reduziert Fragmentierung, Verwaltungsaufwand und Inkonsistenzen bei Zugangsbestimmungen; anwendbar über europäische Dateninfrastrukturen.</w:t>
+      </w:r>
+    </w:p>
+    <w:p>
+      <w:r>
+        <w:rPr>
+          <w:b/>
+          <w:sz w:val="19"/>
+        </w:rPr>
+        <w:t xml:space="preserve">Übertragbarkeit: </w:t>
+      </w:r>
+      <w:r>
+        <w:rPr>
+          <w:sz w:val="19"/>
+        </w:rPr>
+        <w:t>Niederlande, vergleichbares Datenschutzsystem; Modell für deutsche Datengovernance (NFDI, MII) und GDPR-Compliance übertragbar.</w:t>
+      </w:r>
+    </w:p>
+    <w:p>
+      <w:r>
+        <w:rPr>
+          <w:color w:val="5A7D3A"/>
+          <w:sz w:val="18"/>
+        </w:rPr>
+        <w:t>https://pubmed.ncbi.nlm.nih.gov/42757321/</w:t>
       </w:r>
     </w:p>
     <w:sectPr>

--- a/download/studien-aktuell.docx
+++ b/download/studien-aktuell.docx
@@ -62,7 +62,7 @@
           <w:color w:val="666666"/>
           <w:sz w:val="18"/>
         </w:rPr>
-        <w:t>Stand: 01.10.2026  |  6 Studien  |  mental.m-vf.de</w:t>
+        <w:t>Stand: 02.10.2026  |  6 Studien  |  mental.m-vf.de</w:t>
       </w:r>
     </w:p>
     <w:p>
@@ -70,7 +70,7 @@
         <w:pStyle w:val="Heading1"/>
       </w:pPr>
       <w:r>
-        <w:t>Aufgenommen am 01.10.2026</w:t>
+        <w:t>Aufgenommen am 02.10.2026</w:t>
       </w:r>
     </w:p>
     <w:p>
@@ -78,7 +78,7 @@
         <w:pStyle w:val="Heading2"/>
       </w:pPr>
       <w:r>
-        <w:t>Strukturelles Messinstrument für Gewalt und psychische Belastung bei Migranten in prekären Lebenssituationen</w:t>
+        <w:t>Schnittstellen-Probleme beim Krankenhausentlassung: Personalausfälle und begrenzte Kapazitäten</w:t>
       </w:r>
     </w:p>
     <w:p>
@@ -88,12 +88,12 @@
           <w:color w:val="666666"/>
           <w:sz w:val="18"/>
         </w:rPr>
-        <w:t>Adsul N et al.  ·  BMJ Open  ·  30.09.2026  ·  PMID 42816086</w:t>
+        <w:t>Ndoro S et al.  ·  Int J Ment Health Nurs  ·  Okt. 2026  ·  PMID 42820460</w:t>
       </w:r>
     </w:p>
     <w:p>
       <w:r>
-        <w:t>Entwicklung und Pilotvalidierung eines Umfrageinstruments (GEMMS) zur Erfassung von Geschlechtergewalt, psychischer Belastung und mehrdimensionaler Prekabilität bei Migranten in Kambodscha, Indien und Südafrika; exploratorische Faktorenanalyse von 216 Items.</w:t>
+        <w:t>Qualitative Studie zu Erfahrungen von Community Mental Health Workern bei der Koordination der Entlassung psychisch erkrankter Menschen aus stationärer in gemeindenahe Versorgung im NHS North West England.</w:t>
       </w:r>
     </w:p>
     <w:p>
@@ -104,7 +104,7 @@
         <w:t xml:space="preserve">Ergebnis: </w:t>
       </w:r>
       <w:r>
-        <w:t>Fünf kohärente Faktoren identifiziert: strukturelle Schädigung, soziokulturelle Marginalisierung, soziale Ausgrenzung, Zugehörigkeit/soziale Integration und Migrationsstress. Alle zeigten interpretierbare und aussagekräftige Faktorladungen, die mit der Theorie übereinstimmten.</w:t>
+        <w:t>Kern-Befunde: Schlechte Kommunikation zwischen Sektoren, Personalknappheit, hohe Fallzahlen und begrenzte Kapazitäten in der gemeindepsychiatrischen Versorgung beeinträchtigen die Koordination. Vier Themen identifiziert: kollaboratives Arbeiten, Barrieren/Enabler, Organisationskultur und berufliche Entwicklung. Die Studie zeigt erhebliche Schnittstellen-Dysfunktionen.</w:t>
       </w:r>
     </w:p>
     <w:p>
@@ -119,7 +119,7 @@
         <w:rPr>
           <w:sz w:val="19"/>
         </w:rPr>
-        <w:t>Länder mit niedriger/mittlerer Einkommen, strukturell-intersektionaler Forschungsansatz zur Ungleichheit auch in Deutschland übertragbar.</w:t>
+        <w:t>England-NHS-Studie; Schnittstellenprobleme bei der Entlassung psychisch Erkrankter ähneln deutschen Übergangsproblemen zwischen stationär und gemeindenaher Versorgung.</w:t>
       </w:r>
     </w:p>
     <w:p>
@@ -128,7 +128,7 @@
           <w:color w:val="5A7D3A"/>
           <w:sz w:val="18"/>
         </w:rPr>
-        <w:t>https://pubmed.ncbi.nlm.nih.gov/42816086/</w:t>
+        <w:t>https://pubmed.ncbi.nlm.nih.gov/42820460/</w:t>
       </w:r>
     </w:p>
     <w:p>
@@ -136,7 +136,7 @@
         <w:pStyle w:val="Heading2"/>
       </w:pPr>
       <w:r>
-        <w:t>Investitionsrendite in Adoleszenten-Depressionsbehandlung in Kolumbien und Südafrika</w:t>
+        <w:t>Sexuelle Zufriedenheit bei bipolarer Störung verbunden mit Partnerschaftsqualität und Lebensqualität</w:t>
       </w:r>
     </w:p>
     <w:p>
@@ -146,12 +146,12 @@
           <w:color w:val="666666"/>
           <w:sz w:val="18"/>
         </w:rPr>
-        <w:t>Sweeny K et al.  ·  Health Policy Plan  ·  30.09.2026  ·  PMID 42815149</w:t>
+        <w:t>Demirel Z et al.  ·  Bipolar Disord  ·  Nov. 2026  ·  PMID 42820261</w:t>
       </w:r>
     </w:p>
     <w:p>
       <w:r>
-        <w:t>Ökonomische Modellierung des Return-on-Investment für Skalierung von Interventionen gegen Depression und Angststörungen bei Jugendlichen in zwei Mitteleinkommensländern.</w:t>
+        <w:t>Querschnittsstudie bei 124 euthymen Patienten mit bipolarer Störung und ihren Partnern (248 Personen insgesamt) zur Untersuchung von Effekten sexueller Zufriedenheit auf Partnerschaftsanpassung, Lebensqualität und Therapie-Adhärenz.</w:t>
       </w:r>
     </w:p>
     <w:p>
@@ -162,7 +162,7 @@
         <w:t xml:space="preserve">Ergebnis: </w:t>
       </w:r>
       <w:r>
-        <w:t>Benefit-Cost-Ratios betrugen 13,9 (wirtschaftlich allein) bis 15,4 (einschließlich sozialer Nutzen) in Kolumbien und 13,0 bis 13,9 in Südafrika – hochgradig kosteneffektiv trotz niedriger Behandlungsraten (weniger als 10% der betroffenen Jugendlichen erhalten Versorgung).</w:t>
+        <w:t>Größere sexuelle Unzufriedenheit assoziiert mit schlechterer Partnerschaftsanpassung (r=0,325, p&lt;0,001). Keine signifikante direkte Assoziation zwischen sexueller Zufriedenheit und Adhärenz. Höhere Lebensqualität assoziiert mit niedriger Depression, besserer Partnerschaftsanpassung und höherer sexueller Zufriedenheit. Schlussfolgerung: Sexuelle Zufriedenheit eng verbunden mit Partnerschafts- und Lebensqualitäts-Outcomes, weniger direkt mit Therapie-Adhärenz.</w:t>
       </w:r>
     </w:p>
     <w:p>
@@ -177,7 +177,7 @@
         <w:rPr>
           <w:sz w:val="19"/>
         </w:rPr>
-        <w:t>Länder mit niedriger/mittlerer Einkommen, aber Evidenz für Kosteneffektivität auch in ressourcentarmen Settings.</w:t>
+        <w:t>Türkei; zeigt holistischen Versorgungsansatz für Paare mit bipolarer Störung, relevant für deutsche psychosoziale Unterstützungsprogramme.</w:t>
       </w:r>
     </w:p>
     <w:p>
@@ -186,7 +186,7 @@
           <w:color w:val="5A7D3A"/>
           <w:sz w:val="18"/>
         </w:rPr>
-        <w:t>https://pubmed.ncbi.nlm.nih.gov/42815149/</w:t>
+        <w:t>https://pubmed.ncbi.nlm.nih.gov/42820261/</w:t>
       </w:r>
     </w:p>
     <w:p>
@@ -194,7 +194,7 @@
         <w:pStyle w:val="Heading2"/>
       </w:pPr>
       <w:r>
-        <w:t>Cannabiskonsum erhöht Wiederaufnahmerisiko in den ersten 3 Monaten nach Entlassung</w:t>
+        <w:t>Psychische Erkrankungen in Kanada 2003-2024: dramatischer Anstieg in Jugend und jungen Erwachsenen</w:t>
       </w:r>
     </w:p>
     <w:p>
@@ -204,12 +204,12 @@
           <w:color w:val="666666"/>
           <w:sz w:val="18"/>
         </w:rPr>
-        <w:t>Perino J et al.  ·  J Clin Psychiatry  ·  28.09.2026  ·  PMID 42814580</w:t>
+        <w:t>Zulyniak S et al.  ·  Epidemiol Psychiatr Sci  ·  01.10.2026  ·  PMID 42820260</w:t>
       </w:r>
     </w:p>
     <w:p>
       <w:r>
-        <w:t>Retrospektive Kohorte von 200 jungen Erwachsenen (18–29 Jahre) mit psychotischen oder bipolaren Störungen zur Assoziation zwischen Cannabiskonsum bei Aufnahme und psychiatrischer Wiederaufnahme im ersten Jahr nach Entlassung.</w:t>
+        <w:t>Meta-Regressionsanalyse von wiederholten Querschnittsdaten der Canadian Community Health Survey zur Trends psychischer Erkrankungen nach Alter und Geschlecht über 22 Jahre (2002-2024).</w:t>
       </w:r>
     </w:p>
     <w:p>
@@ -220,7 +220,7 @@
         <w:t xml:space="preserve">Ergebnis: </w:t>
       </w:r>
       <w:r>
-        <w:t>Cannabiskonsum bei Indexaufnahme war mit erhöhtem Wiederaufnahmerisiko im ersten Monat nach Entlassung assoziiert (Hazard Ratio 2,8; 95%-KI 1,3–5,9), sank auf 1,9 bei 3 Monaten und war bei 6 Monaten nicht mehr signifikant. Höchste Rückfallrisiko in den ersten 3 Monaten.</w:t>
+        <w:t>Alle psychischen Gesundheitsergebnisse stiegen in allen Altersgruppen beider Geschlechter. Bei männlichen Jugendlichen/jungen Erwachsenen stieg diagnostizierte Stimmungsstörung von 2,37% (2003) auf 12,58% (2024); bei Frauen dieser Altersgruppe von 5,23% auf 21,49%. Absolut größter Anstieg bei jungen Frauen, relativ größter bei jungen Männern. Mittlere und ältere Erwachsene zeigten ebenfalls erhebliche Zunahmen. Quadratische Trends statistisch signifikant für alle Outcomes außer Stimmungsstörungen bei 65+-Jährigen, deutend auf nicht-lineare Muster.</w:t>
       </w:r>
     </w:p>
     <w:p>
@@ -235,7 +235,7 @@
         <w:rPr>
           <w:sz w:val="19"/>
         </w:rPr>
-        <w:t>Frankreich (Bordeaux), vergleichbare psychiatrische Strukturen; Substanzkonsum als Discharged-Risiko auch in Deutschland klinisch relevant.</w:t>
+        <w:t>Kanada, bevölkerungsrepräsentativer Datensatz; höhere Vergleichbarkeit als USA, aber regionaler Unterschied zu Deutschland deutet auf kulturelle und versorgungssystemische Faktoren hin.</w:t>
       </w:r>
     </w:p>
     <w:p>
@@ -244,7 +244,7 @@
           <w:color w:val="5A7D3A"/>
           <w:sz w:val="18"/>
         </w:rPr>
-        <w:t>https://pubmed.ncbi.nlm.nih.gov/42814580/</w:t>
+        <w:t>https://pubmed.ncbi.nlm.nih.gov/42820260/</w:t>
       </w:r>
     </w:p>
     <w:p>
@@ -252,7 +252,7 @@
         <w:pStyle w:val="Heading2"/>
       </w:pPr>
       <w:r>
-        <w:t>Patienten erfahrungen blended Kognitiver Traumatherapie in Routineversorgung</w:t>
+        <w:t>Psychische Gesundheit bei Berufsschülern verbessert sich über zwei Jahre; Familie prägt Distress</w:t>
       </w:r>
     </w:p>
     <w:p>
@@ -262,12 +262,12 @@
           <w:color w:val="666666"/>
           <w:sz w:val="18"/>
         </w:rPr>
-        <w:t>Lundin J et al.  ·  Eur J Psychotraumatol  ·  30.09.2026  ·  PMID 42812108</w:t>
+        <w:t>Ping Z et al.  ·  Front Public Health  ·  16.09.2026  ·  PMID 42818634</w:t>
       </w:r>
     </w:p>
     <w:p>
       <w:r>
-        <w:t>Qualitative Interviews mit 11 Patienten zu Akzeptabilität und Machbarkeit einer hybriden Traumatherapie (Online-Module kombiniert mit begrenzten Therapiesitzungen) bei PTBS in schwedischer Routineversorgung.</w:t>
+        <w:t>Längsschnittstudie über zwei akademische Jahre mit 1.277 Berufsschülern in einer chinesischen Fachschule zur Untersuchung psychischer Belastungsveränderungen und ihrer Korrelation mit Familienhintergrund und Zusatzaktivitäten.</w:t>
       </w:r>
     </w:p>
     <w:p>
@@ -278,7 +278,7 @@
         <w:t xml:space="preserve">Ergebnis: </w:t>
       </w:r>
       <w:r>
-        <w:t>Behandlung wurde als hilfreich und flexibel bewertet, die Kombination aus online und persönlich unterstützt. Traumafokussierte Komponenten wurden als emotional fordernd wahrgenommen, besonders bei unabhängigem Online-Lernen. Therapeutische Präsenz war entscheidend für die Aufrechterhaltung des Engagements.</w:t>
+        <w:t>Statistisch signifikante Reduktion psychischer Belastung (SCL-90-Gesamtscore; p&lt;0,001) beim 2-Jahres-Follow-up. Familiäre finanzielle Belastung und Erfahrung als zurückgelassenes Kind korreliert mit höherer psychischer Belastung. Co-Curricular-Guthaben zeigte schwache negative Korrelation mit SCL-90 (r=-0,140, p&lt;0,001). Schlussfolgerung: Familiennachteil ist mit höherer psychischer Belastung assoziiert; zusätzliche Aktivitäten zeigen nur schwache unterstützende Assoziation und geringe erklärte Varianz.</w:t>
       </w:r>
     </w:p>
     <w:p>
@@ -293,7 +293,7 @@
         <w:rPr>
           <w:sz w:val="19"/>
         </w:rPr>
-        <w:t>Schweden, vergleichbares Sozialversicherungssystem; Blended Care zur Ressourceneffizienz auch im deutschsprachigen Raum einsetzbar.</w:t>
+        <w:t>China; unterschiedliches Versorgungssystem, aber psychische Distress bei sozioökonomisch Benachteiligten ist universal relevant für deutsche Praxis.</w:t>
       </w:r>
     </w:p>
     <w:p>
@@ -302,7 +302,7 @@
           <w:color w:val="5A7D3A"/>
           <w:sz w:val="18"/>
         </w:rPr>
-        <w:t>https://pubmed.ncbi.nlm.nih.gov/42812108/</w:t>
+        <w:t>https://pubmed.ncbi.nlm.nih.gov/42818634/</w:t>
       </w:r>
     </w:p>
     <w:p>
@@ -310,7 +310,7 @@
         <w:pStyle w:val="Heading2"/>
       </w:pPr>
       <w:r>
-        <w:t>Vielfalt in psychische Forschung: unterrepräsentierte Merkmale bei elektronischen Patientendaten</w:t>
+        <w:t>Recovery-Narratives-App zeigt niedriges Engagement und ambivalente Wirkung</w:t>
       </w:r>
     </w:p>
     <w:p>
@@ -320,12 +320,12 @@
           <w:color w:val="666666"/>
           <w:sz w:val="18"/>
         </w:rPr>
-        <w:t>Broadbent A et al.  ·  BMJ Open  ·  28.09.2026  ·  PMID 42805638</w:t>
+        <w:t>Lases MN et al.  ·  JMIR Form Res  ·  30.09.2026  ·  PMID 42814886</w:t>
       </w:r>
     </w:p>
     <w:p>
       <w:r>
-        <w:t>Cross-sectionale Übersichtsarbeit zu Berichterstattung von Diversitätsmerkmalen (Alter, Geschlecht, ethnische Herkunft etc.) in 362 Publikationen einer britischen psychiatrischen Datenbank und deren tatsächliche Verfügbarkeit in den Rohdaten.</w:t>
+        <w:t>Pilot-RCT zur Machbarkeit und Akzeptanz von STORY MINE, einer digitalen Intervention mit hoffnungsvollen Genesungserzählungen für Erwachsene in spezialisierter gemeindepsychiatrischer Versorgung in den Niederlanden (N=28).</w:t>
       </w:r>
     </w:p>
     <w:p>
@@ -336,7 +336,7 @@
         <w:t xml:space="preserve">Ergebnis: </w:t>
       </w:r>
       <w:r>
-        <w:t>Alter (89,3%), Geschlecht (87,3%) und ethnische Herkunft (80,4%) wurden häufig berichtet, während Wohnungslosigkeit trotz 97,5% Verfügbarkeit in nur 5,8% der Studien erwähnt wurde. Ein erhebliches Reporting-Defizit unterrepräsentierter Gruppen deutet auf Lücken bei der Abbildung von Ungleichheit in der Versorgungsforschung hin.</w:t>
+        <w:t>Machbarkeit und Akzeptanz positiv bewertet (Mittelwert 7,7/10), aber niedriges Engagement: durchschnittlich 2,77 aktive Login-Tage über 12 Wochen. Explorativ negative Effektgrößen für psychische Gesundheitsvertrauen (d=-0,32), Hoffnung (d=-0,45), Selbststigma (d=-0,33) und persönliche Genesung (d=-0,53). Qualitativ berichtete Teilnehmer gemischte Reaktionen; eine Betroffene meldete triggernde Belastung. Schlussfolgerung: Bedarf für Verbesserung der Nutzereinbindung und emotionalen Sicherheit.</w:t>
       </w:r>
     </w:p>
     <w:p>
@@ -351,7 +351,7 @@
         <w:rPr>
           <w:sz w:val="19"/>
         </w:rPr>
-        <w:t>Großbritannien, elektronische Routinedaten NHS; ähnliche Herausforderungen in deutschen EHR-basierten Systemen zu erwarten.</w:t>
+        <w:t>Niederlande, vergleichbares Versicherungssystem; zeigt Implementierungshürden digitaler Gesundheitsangebote in der Praxis.</w:t>
       </w:r>
     </w:p>
     <w:p>
@@ -360,7 +360,7 @@
           <w:color w:val="5A7D3A"/>
           <w:sz w:val="18"/>
         </w:rPr>
-        <w:t>https://pubmed.ncbi.nlm.nih.gov/42805638/</w:t>
+        <w:t>https://pubmed.ncbi.nlm.nih.gov/42814886/</w:t>
       </w:r>
     </w:p>
     <w:p>
@@ -368,7 +368,7 @@
         <w:pStyle w:val="Heading2"/>
       </w:pPr>
       <w:r>
-        <w:t>Maschinenlesbare Zugangsregeln für sensible Forschungsdaten in europäischen Infrastrukturen</w:t>
+        <w:t>NHS-Governance gefährdet Vertraulichkeit in der Versorgungsforschung</w:t>
       </w:r>
     </w:p>
     <w:p>
@@ -378,12 +378,12 @@
           <w:color w:val="666666"/>
           <w:sz w:val="18"/>
         </w:rPr>
-        <w:t>van der Meer L et al.  ·  Int J Popul Data Sci  ·  17.09.2026  ·  PMID 42757321</w:t>
+        <w:t>Aunger J et al.  ·  Health Res Policy Syst  ·  28.09.2026  ·  PMID 42806341</w:t>
       </w:r>
     </w:p>
     <w:p>
       <w:r>
-        <w:t>Framework zur Standardisierung von Zugangsregeln für sensible Daten durch maschinenlesbare Bedingungen (auf Basis von Open Digital Rights Language) – entwickelt und getestet in der niederländischen Sozialwissenschaftslandschaft für Trusted Research Environments.</w:t>
+        <w:t>Qualitative Analyse zur Frage, wie englische NHS-Forschungs-Governance-Prozesse die Zusicherung von Vertraulichkeit und Anonymität für Mitarbeitende und Organisationen in sensiblen Gesundheitssystem-Studien kompromittieren.</w:t>
       </w:r>
     </w:p>
     <w:p>
@@ -394,7 +394,7 @@
         <w:t xml:space="preserve">Ergebnis: </w:t>
       </w:r>
       <w:r>
-        <w:t>Proposed framework operationalisiert rechtliche und organisatorische Überwachung transparent, nachvollziehbar und interoperabel. Reduziert Fragmentierung, Verwaltungsaufwand und Inkonsistenzen bei Zugangsbestimmungen; anwendbar über europäische Dateninfrastrukturen.</w:t>
+        <w:t>Governance-Prozesse wie Dokumentation, lokale Ansprechpersonen-Anforderungen und Portfolio-Berichterstattung gefährden Vertraulichkeit, was zu geringerer Teilnahme und Selbstzensur führt – besonders bei Themen wie Mobbing oder Patient Safety. Seit März 2026 hat die Health Research Authority Reformen eingeführt (reduzierte Sichtbarkeit, weniger formale Anforderungen für Remote-Studien), doch weitere Verbesserungen nötig: spezielle Pfade für sensible organisationale Forschung, restriktive Portfolio-Berichterstattung, zentralisierte Governance-Dokumentation.</w:t>
       </w:r>
     </w:p>
     <w:p>
@@ -409,7 +409,7 @@
         <w:rPr>
           <w:sz w:val="19"/>
         </w:rPr>
-        <w:t>Niederlande, vergleichbares Datenschutzsystem; Modell für deutsche Datengovernance (NFDI, MII) und GDPR-Compliance übertragbar.</w:t>
+        <w:t>England, NHS-Governance; zeigt Lücke zwischen Transparenzanforderungen und Schutzpflichten in der deutschsprachigen Forschungsethik-Praxis.</w:t>
       </w:r>
     </w:p>
     <w:p>
@@ -418,7 +418,7 @@
           <w:color w:val="5A7D3A"/>
           <w:sz w:val="18"/>
         </w:rPr>
-        <w:t>https://pubmed.ncbi.nlm.nih.gov/42757321/</w:t>
+        <w:t>https://pubmed.ncbi.nlm.nih.gov/42806341/</w:t>
       </w:r>
     </w:p>
     <w:sectPr>

--- a/download/studien-aktuell.docx
+++ b/download/studien-aktuell.docx
@@ -62,7 +62,7 @@
           <w:color w:val="666666"/>
           <w:sz w:val="18"/>
         </w:rPr>
-        <w:t>Stand: 02.10.2026  |  6 Studien  |  mental.m-vf.de</w:t>
+        <w:t>Stand: 03.10.2026  |  7 Studien  |  mental.m-vf.de</w:t>
       </w:r>
     </w:p>
     <w:p>
@@ -70,7 +70,7 @@
         <w:pStyle w:val="Heading1"/>
       </w:pPr>
       <w:r>
-        <w:t>Aufgenommen am 02.10.2026</w:t>
+        <w:t>Aufgenommen am 03.10.2026</w:t>
       </w:r>
     </w:p>
     <w:p>
@@ -78,7 +78,7 @@
         <w:pStyle w:val="Heading2"/>
       </w:pPr>
       <w:r>
-        <w:t>Schnittstellen-Probleme beim Krankenhausentlassung: Personalausfälle und begrenzte Kapazitäten</w:t>
+        <w:t>Antipsychotika-Polypharmaka bei Jugendlichen: Gewalt statt Schwere treibt Mehrfachtherapie</w:t>
       </w:r>
     </w:p>
     <w:p>
@@ -88,12 +88,12 @@
           <w:color w:val="666666"/>
           <w:sz w:val="18"/>
         </w:rPr>
-        <w:t>Ndoro S et al.  ·  Int J Ment Health Nurs  ·  Okt. 2026  ·  PMID 42820460</w:t>
+        <w:t>Haruguchi K et al.  ·  Early Interv Psychiatry  ·  Okt. 2026  ·  PMID 42823639</w:t>
       </w:r>
     </w:p>
     <w:p>
       <w:r>
-        <w:t>Qualitative Studie zu Erfahrungen von Community Mental Health Workern bei der Koordination der Entlassung psychisch erkrankter Menschen aus stationärer in gemeindenahe Versorgung im NHS North West England.</w:t>
+        <w:t>Retrospektive Analyse von 229 hospitalisierten Patienten unter 25 Jahren mit Psychose: Antipsychotic Polypharmacy (14%) wurde untersucht auf unabhängige Vorhersagefaktoren und Wiederaufnahmequoten nach Entlassung.</w:t>
       </w:r>
     </w:p>
     <w:p>
@@ -104,7 +104,7 @@
         <w:t xml:space="preserve">Ergebnis: </w:t>
       </w:r>
       <w:r>
-        <w:t>Kern-Befunde: Schlechte Kommunikation zwischen Sektoren, Personalknappheit, hohe Fallzahlen und begrenzte Kapazitäten in der gemeindepsychiatrischen Versorgung beeinträchtigen die Koordination. Vier Themen identifiziert: kollaboratives Arbeiten, Barrieren/Enabler, Organisationskultur und berufliche Entwicklung. Die Studie zeigt erhebliche Schnittstellen-Dysfunktionen.</w:t>
+        <w:t>Gewaltgeschichte war der einzige unabhängige Prädiktor für Polypharmaka (OR=3,30, 95% CI [1,28-8,52]). Polypharmaka war NICHT mit höherer Einjahres-Wiederaufnahmequote assoziiert (kein signifikanter Unterschied in Kaplan-Meier-Analyse). Befund widerlegt die Annahme, dass Polypharmaka bei hochrisikojungen Patienten zu schlechteren kurzfristigen Outcomes führt.</w:t>
       </w:r>
     </w:p>
     <w:p>
@@ -119,7 +119,7 @@
         <w:rPr>
           <w:sz w:val="19"/>
         </w:rPr>
-        <w:t>England-NHS-Studie; Schnittstellenprobleme bei der Entlassung psychisch Erkrankter ähneln deutschen Übergangsproblemen zwischen stationär und gemeindenaher Versorgung.</w:t>
+        <w:t>USA - Hospital der Lehrmedizin, aber Befund zu akutem Risiko unabhängig vom System</w:t>
       </w:r>
     </w:p>
     <w:p>
@@ -128,7 +128,7 @@
           <w:color w:val="5A7D3A"/>
           <w:sz w:val="18"/>
         </w:rPr>
-        <w:t>https://pubmed.ncbi.nlm.nih.gov/42820460/</w:t>
+        <w:t>https://pubmed.ncbi.nlm.nih.gov/42823639/</w:t>
       </w:r>
     </w:p>
     <w:p>
@@ -136,7 +136,7 @@
         <w:pStyle w:val="Heading2"/>
       </w:pPr>
       <w:r>
-        <w:t>Sexuelle Zufriedenheit bei bipolarer Störung verbunden mit Partnerschaftsqualität und Lebensqualität</w:t>
+        <w:t>Hausarztbarriered für Demenzdiagnose: Zeit, Wissen, Pfade</w:t>
       </w:r>
     </w:p>
     <w:p>
@@ -146,12 +146,12 @@
           <w:color w:val="666666"/>
           <w:sz w:val="18"/>
         </w:rPr>
-        <w:t>Demirel Z et al.  ·  Bipolar Disord  ·  Nov. 2026  ·  PMID 42820261</w:t>
+        <w:t>Gulline H et al.  ·  Fam Med Community Health  ·  01.10.2026  ·  PMID 42823108</w:t>
       </w:r>
     </w:p>
     <w:p>
       <w:r>
-        <w:t>Querschnittsstudie bei 124 euthymen Patienten mit bipolarer Störung und ihren Partnern (248 Personen insgesamt) zur Untersuchung von Effekten sexueller Zufriedenheit auf Partnerschaftsanpassung, Lebensqualität und Therapie-Adhärenz.</w:t>
+        <w:t>Qualitative Studie mit 33 semistrukturierten Interviews von Patienten und Angehörigen, die den prädiagnostischen Weg durchlaufen hatten, zur Identifikation von Faktoren, die Hausärzte bei der Überweisungsentscheidung beeinflussen.</w:t>
       </w:r>
     </w:p>
     <w:p>
@@ -162,7 +162,7 @@
         <w:t xml:space="preserve">Ergebnis: </w:t>
       </w:r>
       <w:r>
-        <w:t>Größere sexuelle Unzufriedenheit assoziiert mit schlechterer Partnerschaftsanpassung (r=0,325, p&lt;0,001). Keine signifikante direkte Assoziation zwischen sexueller Zufriedenheit und Adhärenz. Höhere Lebensqualität assoziiert mit niedriger Depression, besserer Partnerschaftsanpassung und höherer sexueller Zufriedenheit. Schlussfolgerung: Sexuelle Zufriedenheit eng verbunden mit Partnerschafts- und Lebensqualitäts-Outcomes, weniger direkt mit Therapie-Adhärenz.</w:t>
+        <w:t>Barrieren für frühzeitige Diagnose: Zeitmangel von Hausärzten, fehlende Demenzspezifische Kenntnisse, inkonsistente Überweisungswege. Erfolgreiche Pfade erforderten wirksame Kommunikation von Symptomen durch Patienten, Unterstützung durch Angehörige und Hausarztentscheidung zur Überweisungsempfehlung an Fachärzte.</w:t>
       </w:r>
     </w:p>
     <w:p>
@@ -177,7 +177,7 @@
         <w:rPr>
           <w:sz w:val="19"/>
         </w:rPr>
-        <w:t>Türkei; zeigt holistischen Versorgungsansatz für Paare mit bipolarer Störung, relevant für deutsche psychosoziale Unterstützungsprogramme.</w:t>
+        <w:t>Australien, Allgemeinpraxis - vergleichbar mit deutschem Hausarzt-Überweisungsmodell</w:t>
       </w:r>
     </w:p>
     <w:p>
@@ -186,7 +186,7 @@
           <w:color w:val="5A7D3A"/>
           <w:sz w:val="18"/>
         </w:rPr>
-        <w:t>https://pubmed.ncbi.nlm.nih.gov/42820261/</w:t>
+        <w:t>https://pubmed.ncbi.nlm.nih.gov/42823108/</w:t>
       </w:r>
     </w:p>
     <w:p>
@@ -194,7 +194,7 @@
         <w:pStyle w:val="Heading2"/>
       </w:pPr>
       <w:r>
-        <w:t>Psychische Erkrankungen in Kanada 2003-2024: dramatischer Anstieg in Jugend und jungen Erwachsenen</w:t>
+        <w:t>Patientensicht auf Langzeitinjektionen während stationärer psychiatrischer Behandlung</w:t>
       </w:r>
     </w:p>
     <w:p>
@@ -204,12 +204,12 @@
           <w:color w:val="666666"/>
           <w:sz w:val="18"/>
         </w:rPr>
-        <w:t>Zulyniak S et al.  ·  Epidemiol Psychiatr Sci  ·  01.10.2026  ·  PMID 42820260</w:t>
+        <w:t>Alim T et al.  ·  Prim Care Companion CNS Disord  ·  24.09.2026  ·  PMID 42821629</w:t>
       </w:r>
     </w:p>
     <w:p>
       <w:r>
-        <w:t>Meta-Regressionsanalyse von wiederholten Querschnittsdaten der Canadian Community Health Survey zur Trends psychischer Erkrankungen nach Alter und Geschlecht über 22 Jahre (2002-2024).</w:t>
+        <w:t>Prospektive Observationsstudie mit 30 erwachsenen freiwillig hospitalisierten Patienten zu deren Perspektiven, Erfahrungen und Behandlungspräferenzen bezüglich Langzeit-Depotinjektionen (LAI).</w:t>
       </w:r>
     </w:p>
     <w:p>
@@ -220,7 +220,7 @@
         <w:t xml:space="preserve">Ergebnis: </w:t>
       </w:r>
       <w:r>
-        <w:t>Alle psychischen Gesundheitsergebnisse stiegen in allen Altersgruppen beider Geschlechter. Bei männlichen Jugendlichen/jungen Erwachsenen stieg diagnostizierte Stimmungsstörung von 2,37% (2003) auf 12,58% (2024); bei Frauen dieser Altersgruppe von 5,23% auf 21,49%. Absolut größter Anstieg bei jungen Frauen, relativ größter bei jungen Männern. Mittlere und ältere Erwachsene zeigten ebenfalls erhebliche Zunahmen. Quadratische Trends statistisch signifikant für alle Outcomes außer Stimmungsstörungen bei 65+-Jährigen, deutend auf nicht-lineare Muster.</w:t>
+        <w:t>73% hatten keine vorherige LAI-Erfahrung (n=22). Von 7 mit Voxerfahrung: 2 hilfreich (29%), 2 neutral, 2 nicht hilfreich. Zur aktuellen Präferenz: 33% bevorzugten Tabletten (n=10), 33% würden LAI erwägen (n=10), 27% unsicher und wollten Team besprechen (n=8). Befund: Heterogene, nicht-feindselige Haltungen mit hoher Offenheit für shared decision-making.</w:t>
       </w:r>
     </w:p>
     <w:p>
@@ -235,7 +235,7 @@
         <w:rPr>
           <w:sz w:val="19"/>
         </w:rPr>
-        <w:t>Kanada, bevölkerungsrepräsentativer Datensatz; höhere Vergleichbarkeit als USA, aber regionaler Unterschied zu Deutschland deutet auf kulturelle und versorgungssystemische Faktoren hin.</w:t>
+        <w:t>USA, Safety-Net-Hospital - Ansatz zu Patientenpräferenzen für Depot-Optionen übertragbar</w:t>
       </w:r>
     </w:p>
     <w:p>
@@ -244,7 +244,7 @@
           <w:color w:val="5A7D3A"/>
           <w:sz w:val="18"/>
         </w:rPr>
-        <w:t>https://pubmed.ncbi.nlm.nih.gov/42820260/</w:t>
+        <w:t>https://pubmed.ncbi.nlm.nih.gov/42821629/</w:t>
       </w:r>
     </w:p>
     <w:p>
@@ -252,7 +252,7 @@
         <w:pStyle w:val="Heading2"/>
       </w:pPr>
       <w:r>
-        <w:t>Psychische Gesundheit bei Berufsschülern verbessert sich über zwei Jahre; Familie prägt Distress</w:t>
+        <w:t>Partizipative Demenzprävention durch Community Engagement in Botswana und Montreal</w:t>
       </w:r>
     </w:p>
     <w:p>
@@ -262,12 +262,12 @@
           <w:color w:val="666666"/>
           <w:sz w:val="18"/>
         </w:rPr>
-        <w:t>Ping Z et al.  ·  Front Public Health  ·  16.09.2026  ·  PMID 42818634</w:t>
+        <w:t>Andersson N et al.  ·  BMJ Open  ·  30.09.2026  ·  PMID 42816094</w:t>
       </w:r>
     </w:p>
     <w:p>
       <w:r>
-        <w:t>Längsschnittstudie über zwei akademische Jahre mit 1.277 Berufsschülern in einer chinesischen Fachschule zur Untersuchung psychischer Belastungsveränderungen und ihrer Korrelation mit Familienhintergrund und Zusatzaktivitäten.</w:t>
+        <w:t>Pilotiertes randomisiertes Kontrolldesign (Botswana Cluster, Montreal individuell), in dem sozial isolierte Erwachsene ab 65 Jahren an sechsstufigen Partizipationsprozessen teilnahmen zur Förderung der Exekutivfunktion und kognitiven Gesundheit.</w:t>
       </w:r>
     </w:p>
     <w:p>
@@ -278,7 +278,7 @@
         <w:t xml:space="preserve">Ergebnis: </w:t>
       </w:r>
       <w:r>
-        <w:t>Statistisch signifikante Reduktion psychischer Belastung (SCL-90-Gesamtscore; p&lt;0,001) beim 2-Jahres-Follow-up. Familiäre finanzielle Belastung und Erfahrung als zurückgelassenes Kind korreliert mit höherer psychischer Belastung. Co-Curricular-Guthaben zeigte schwache negative Korrelation mit SCL-90 (r=-0,140, p&lt;0,001). Schlussfolgerung: Familiennachteil ist mit höherer psychischer Belastung assoziiert; zusätzliche Aktivitäten zeigen nur schwache unterstützende Assoziation und geringe erklärte Varianz.</w:t>
+        <w:t>Studienprotokoll: Ziel 100 Teilnehmer pro Standort. Primäre Outcome: Exekutivfunktion (Frontal Assessment Battery). Follow-up: Baseline, 18 Monate, 33 Monate. Studiendesign und Rekrutierung abgeschlossen, Ergebnisse ausstehend (Publikation erwartet 2028). Partizipative Elemente als Umsetzung eines Präventionsansatzes bei Isolation.</w:t>
       </w:r>
     </w:p>
     <w:p>
@@ -293,7 +293,7 @@
         <w:rPr>
           <w:sz w:val="19"/>
         </w:rPr>
-        <w:t>China; unterschiedliches Versorgungssystem, aber psychische Distress bei sozioökonomisch Benachteiligten ist universal relevant für deutsche Praxis.</w:t>
+        <w:t>Kanada und Botswana - Ansatz der Partizipation übertragbar, aber Ressourcenlage unterschiedlich</w:t>
       </w:r>
     </w:p>
     <w:p>
@@ -302,7 +302,7 @@
           <w:color w:val="5A7D3A"/>
           <w:sz w:val="18"/>
         </w:rPr>
-        <w:t>https://pubmed.ncbi.nlm.nih.gov/42818634/</w:t>
+        <w:t>https://pubmed.ncbi.nlm.nih.gov/42816094/</w:t>
       </w:r>
     </w:p>
     <w:p>
@@ -310,7 +310,7 @@
         <w:pStyle w:val="Heading2"/>
       </w:pPr>
       <w:r>
-        <w:t>Recovery-Narratives-App zeigt niedriges Engagement und ambivalente Wirkung</w:t>
+        <w:t>Freiwillige Community-Drogenbhandlung statt Zwangshaft in Vietnam: Khánh Hoà Modell</w:t>
       </w:r>
     </w:p>
     <w:p>
@@ -320,12 +320,12 @@
           <w:color w:val="666666"/>
           <w:sz w:val="18"/>
         </w:rPr>
-        <w:t>Lases MN et al.  ·  JMIR Form Res  ·  30.09.2026  ·  PMID 42814886</w:t>
+        <w:t>Jordens J et al.  ·  Glob Public Health  ·  31.12.2026  ·  PMID 42815453</w:t>
       </w:r>
     </w:p>
     <w:p>
       <w:r>
-        <w:t>Pilot-RCT zur Machbarkeit und Akzeptanz von STORY MINE, einer digitalen Intervention mit hoffnungsvollen Genesungserzählungen für Erwachsene in spezialisierter gemeindepsychiatrischer Versorgung in den Niederlanden (N=28).</w:t>
+        <w:t>Fallstudie des Khánh Hoà Modells zur Umsetzung freiwilliger, gemeindebasierter Drogenbhandlung (VCBT) 2013–2017 als Reform gegen 60.000 jährliche Zwangshaftungen in Compulsory Drug Detention Centres.</w:t>
       </w:r>
     </w:p>
     <w:p>
@@ -336,7 +336,7 @@
         <w:t xml:space="preserve">Ergebnis: </w:t>
       </w:r>
       <w:r>
-        <w:t>Machbarkeit und Akzeptanz positiv bewertet (Mittelwert 7,7/10), aber niedriges Engagement: durchschnittlich 2,77 aktive Login-Tage über 12 Wochen. Explorativ negative Effektgrößen für psychische Gesundheitsvertrauen (d=-0,32), Hoffnung (d=-0,45), Selbststigma (d=-0,33) und persönliche Genesung (d=-0,53). Qualitativ berichtete Teilnehmer gemischte Reaktionen; eine Betroffene meldete triggernde Belastung. Schlussfolgerung: Bedarf für Verbesserung der Nutzereinbindung und emotionalen Sicherheit.</w:t>
+        <w:t>Das Modell entstand durch Kooperation von Regierungs- und Nicht-Regierungs-Akteuren. Erfolgsfaktoren: Regierungsaufmerksamkeit in Pilot-Phase, Alignment mit Renovation Plan, Aufbau von Community-Services. Grenzen: Entrenched Detention System, begrenzte dokumentierte Verweisquoten. Wechsel von moralischem zu gesundheitlichem Rahmen für Drogenkonsum teilweise erfolgreich.</w:t>
       </w:r>
     </w:p>
     <w:p>
@@ -351,7 +351,7 @@
         <w:rPr>
           <w:sz w:val="19"/>
         </w:rPr>
-        <w:t>Niederlande, vergleichbares Versicherungssystem; zeigt Implementierungshürden digitaler Gesundheitsangebote in der Praxis.</w:t>
+        <w:t>Vietnam, Übergangsland - Zwangsentzug ist deutsche Versorgungsrealität nicht, aber Delinquenzstrukturierung relevant</w:t>
       </w:r>
     </w:p>
     <w:p>
@@ -360,7 +360,7 @@
           <w:color w:val="5A7D3A"/>
           <w:sz w:val="18"/>
         </w:rPr>
-        <w:t>https://pubmed.ncbi.nlm.nih.gov/42814886/</w:t>
+        <w:t>https://pubmed.ncbi.nlm.nih.gov/42815453/</w:t>
       </w:r>
     </w:p>
     <w:p>
@@ -368,7 +368,7 @@
         <w:pStyle w:val="Heading2"/>
       </w:pPr>
       <w:r>
-        <w:t>NHS-Governance gefährdet Vertraulichkeit in der Versorgungsforschung</w:t>
+        <w:t>Präventive Kognitiv-Therapie nach Hochfrequenz-Magnetstimulation bei Depression</w:t>
       </w:r>
     </w:p>
     <w:p>
@@ -378,12 +378,12 @@
           <w:color w:val="666666"/>
           <w:sz w:val="18"/>
         </w:rPr>
-        <w:t>Aunger J et al.  ·  Health Res Policy Syst  ·  28.09.2026  ·  PMID 42806341</w:t>
+        <w:t>de Lange IGS et al.  ·  JMIR Res Protoc  ·  25.09.2026  ·  PMID 42789363</w:t>
       </w:r>
     </w:p>
     <w:p>
       <w:r>
-        <w:t>Qualitative Analyse zur Frage, wie englische NHS-Forschungs-Governance-Prozesse die Zusicherung von Vertraulichkeit und Anonymität für Mitarbeitende und Organisationen in sensiblen Gesundheitssystem-Studien kompromittieren.</w:t>
+        <w:t>Pilotstudie zur Machbarkeit (Feasibility) von Präventiver Kognitiv-Therapie (PCT) in zwei Formaten (online vs. face-to-face) nach rTMS-Behandlung bei teilweise remittierten Patienten mit Depression.</w:t>
       </w:r>
     </w:p>
     <w:p>
@@ -394,7 +394,7 @@
         <w:t xml:space="preserve">Ergebnis: </w:t>
       </w:r>
       <w:r>
-        <w:t>Governance-Prozesse wie Dokumentation, lokale Ansprechpersonen-Anforderungen und Portfolio-Berichterstattung gefährden Vertraulichkeit, was zu geringerer Teilnahme und Selbstzensur führt – besonders bei Themen wie Mobbing oder Patient Safety. Seit März 2026 hat die Health Research Authority Reformen eingeführt (reduzierte Sichtbarkeit, weniger formale Anforderungen für Remote-Studien), doch weitere Verbesserungen nötig: spezielle Pfade für sensible organisationale Forschung, restriktive Portfolio-Berichterstattung, zentralisierte Governance-Dokumentation.</w:t>
+        <w:t>Protokoll: 20 Teilnehmer, randomisiert zu online vs. face-to-face PCT. Machbarkeitskriterium: ≥75% Therapievollendung in 1,5 Jahren. Datenerhebung August 2024 – April 2026 abgeschlossen (11 Teilnehmer eingeschlossen). Datenanalyse erwartet Dezember 2026. Sekundär: Rückfallmonitorierung und affektive Zustände via Experience Sampling.</w:t>
       </w:r>
     </w:p>
     <w:p>
@@ -409,7 +409,7 @@
         <w:rPr>
           <w:sz w:val="19"/>
         </w:rPr>
-        <w:t>England, NHS-Governance; zeigt Lücke zwischen Transparenzanforderungen und Schutzpflichten in der deutschsprachigen Forschungsethik-Praxis.</w:t>
+        <w:t>Niederlande, spezialisierte Psychiatrie - rTMS ist deutsche Kassenleistung, aber PCT-Evidenz limitiert</w:t>
       </w:r>
     </w:p>
     <w:p>
@@ -418,7 +418,65 @@
           <w:color w:val="5A7D3A"/>
           <w:sz w:val="18"/>
         </w:rPr>
-        <w:t>https://pubmed.ncbi.nlm.nih.gov/42806341/</w:t>
+        <w:t>https://pubmed.ncbi.nlm.nih.gov/42789363/</w:t>
+      </w:r>
+    </w:p>
+    <w:p>
+      <w:pPr>
+        <w:pStyle w:val="Heading2"/>
+      </w:pPr>
+      <w:r>
+        <w:t>Langzeitdepotinjektionen verbessern Adhärenz und senken stationäre Tage bei Schizophrenie</w:t>
+      </w:r>
+    </w:p>
+    <w:p>
+      <w:r>
+        <w:rPr>
+          <w:i/>
+          <w:color w:val="666666"/>
+          <w:sz w:val="18"/>
+        </w:rPr>
+        <w:t>Harrsen K et al.  ·  Curr Med Res Opin  ·  30.08.2026  ·  PMID 42669177</w:t>
+      </w:r>
+    </w:p>
+    <w:p>
+      <w:r>
+        <w:t>Retrospektive Real-World Studie (USA Anspruchsdaten): 153 Patienten mit Übergang von oralen Antipsychotika zu Aripiprazol-Monohydrat 2-monatlich, 526 von monatlich zu 2-monatlich; Mess Adhärenz (PDC, MPR) und Gesundheitsnutzung (Hospitalisierungen, stationäre Tage).</w:t>
+      </w:r>
+    </w:p>
+    <w:p>
+      <w:r>
+        <w:rPr>
+          <w:b/>
+        </w:rPr>
+        <w:t xml:space="preserve">Ergebnis: </w:t>
+      </w:r>
+      <w:r>
+        <w:t>Nach Übergang von oral zu 2-monatlich (n=153): PDC +21,3%, MPR +24,6%, adhärente Patienten +59,2% (alle p&lt;0,001); stationäre Besuche 0,67→0,28, Verweildauer 2,63→1,05 Tage (p=0,008–0,019). Von monatlich zu 2-monatlich (n=526): PDC +38,8%, MPR +36,6%, Adhärenz +47,9% (alle p&lt;0,001); Verweildauer 1,05→0,64 Tage (p=0,047). Längere Injektionsintervalle senken Wiederaufnahmerisiko messbar.</w:t>
+      </w:r>
+    </w:p>
+    <w:p>
+      <w:r>
+        <w:rPr>
+          <w:b/>
+          <w:sz w:val="19"/>
+        </w:rPr>
+        <w:t xml:space="preserve">Übertragbarkeit: </w:t>
+      </w:r>
+      <w:r>
+        <w:rPr>
+          <w:sz w:val="19"/>
+        </w:rPr>
+        <w:t>USA Klaimbasis - Grundbefund zu Depot-Adhärenz international relevant, deutsche Nutzungsdaten anderer</w:t>
+      </w:r>
+    </w:p>
+    <w:p>
+      <w:r>
+        <w:rPr>
+          <w:color w:val="5A7D3A"/>
+          <w:sz w:val="18"/>
+        </w:rPr>
+        <w:t>https://pubmed.ncbi.nlm.nih.gov/42669177/</w:t>
       </w:r>
     </w:p>
     <w:sectPr>

--- a/download/studien-aktuell.docx
+++ b/download/studien-aktuell.docx
@@ -62,7 +62,7 @@
           <w:color w:val="666666"/>
           <w:sz w:val="18"/>
         </w:rPr>
-        <w:t>Stand: 03.10.2026  |  7 Studien  |  mental.m-vf.de</w:t>
+        <w:t>Stand: 04.10.2026  |  6 Studien  |  mental.m-vf.de</w:t>
       </w:r>
     </w:p>
     <w:p>
@@ -70,7 +70,7 @@
         <w:pStyle w:val="Heading1"/>
       </w:pPr>
       <w:r>
-        <w:t>Aufgenommen am 03.10.2026</w:t>
+        <w:t>Aufgenommen am 04.10.2026</w:t>
       </w:r>
     </w:p>
     <w:p>
@@ -78,7 +78,7 @@
         <w:pStyle w:val="Heading2"/>
       </w:pPr>
       <w:r>
-        <w:t>Antipsychotika-Polypharmaka bei Jugendlichen: Gewalt statt Schwere treibt Mehrfachtherapie</w:t>
+        <w:t>Rückkehr zur Arbeit nach psychischer Erkrankung: intensivierte Nachsorge ohne Effekt auf Nachhaltigkeit</w:t>
       </w:r>
     </w:p>
     <w:p>
@@ -88,12 +88,12 @@
           <w:color w:val="666666"/>
           <w:sz w:val="18"/>
         </w:rPr>
-        <w:t>Haruguchi K et al.  ·  Early Interv Psychiatry  ·  Okt. 2026  ·  PMID 42823639</w:t>
+        <w:t>Starke F et al.  ·  BMC Psychiatry  ·  24.09.2026  ·  PMID 42827247</w:t>
       </w:r>
     </w:p>
     <w:p>
       <w:r>
-        <w:t>Retrospektive Analyse von 229 hospitalisierten Patienten unter 25 Jahren mit Psychose: Antipsychotic Polypharmacy (14%) wurde untersucht auf unabhängige Vorhersagefaktoren und Wiederaufnahmequoten nach Entlassung.</w:t>
+        <w:t>Randomisierte Kontrollstudie an 484 Erwerbstätigen mit psychischer Erkrankung in deutschen Psychiatrieambulanzen, die untersucht, ob ein 18-monatiges multimodales Nachsorgeprogramm (RTW-PIA) zusätzlich zur Standardbetreuung die nachhaltige Rückkehr zur Arbeit verbessert.</w:t>
       </w:r>
     </w:p>
     <w:p>
@@ -104,7 +104,7 @@
         <w:t xml:space="preserve">Ergebnis: </w:t>
       </w:r>
       <w:r>
-        <w:t>Gewaltgeschichte war der einzige unabhängige Prädiktor für Polypharmaka (OR=3,30, 95% CI [1,28-8,52]). Polypharmaka war NICHT mit höherer Einjahres-Wiederaufnahmequote assoziiert (kein signifikanter Unterschied in Kaplan-Meier-Analyse). Befund widerlegt die Annahme, dass Polypharmaka bei hochrisikojungen Patienten zu schlechteren kurzfristigen Outcomes führt.</w:t>
+        <w:t>Die RTW-PIA führte zu keinem signifikanten Effekt auf nachhaltige Rückkehr zur Arbeit (OR 1,38, 95%-KI 0,89–2,12). Sekundäre Outcomes zeigten konsistent geringe Verbesserungen zugunsten RTW-PIA, waren aber nicht signifikant. In Subgruppenanalysen profitierten Personen mit rezidivierender Depression in einigen sekundären Outcomes von der Intervention.</w:t>
       </w:r>
     </w:p>
     <w:p>
@@ -119,7 +119,7 @@
         <w:rPr>
           <w:sz w:val="19"/>
         </w:rPr>
-        <w:t>USA - Hospital der Lehrmedizin, aber Befund zu akutem Risiko unabhängig vom System</w:t>
+        <w:t>Deutsche Klinikdaten, prospektiv registrierte RCT, vergleichbare Arbeitsmarktkontexte</w:t>
       </w:r>
     </w:p>
     <w:p>
@@ -128,7 +128,7 @@
           <w:color w:val="5A7D3A"/>
           <w:sz w:val="18"/>
         </w:rPr>
-        <w:t>https://pubmed.ncbi.nlm.nih.gov/42823639/</w:t>
+        <w:t>https://pubmed.ncbi.nlm.nih.gov/42827247/</w:t>
       </w:r>
     </w:p>
     <w:p>
@@ -136,7 +136,7 @@
         <w:pStyle w:val="Heading2"/>
       </w:pPr>
       <w:r>
-        <w:t>Hausarztbarriered für Demenzdiagnose: Zeit, Wissen, Pfade</w:t>
+        <w:t>Narrative Expositionstherapie für Kriegsflüchtlinge: Evidenz bleibt heterogen und limitiert</w:t>
       </w:r>
     </w:p>
     <w:p>
@@ -146,12 +146,12 @@
           <w:color w:val="666666"/>
           <w:sz w:val="18"/>
         </w:rPr>
-        <w:t>Gulline H et al.  ·  Fam Med Community Health  ·  01.10.2026  ·  PMID 42823108</w:t>
+        <w:t>El Tawil N et al.  ·  BMC Psychiatry  ·  31.07.2026  ·  PMID 42827245</w:t>
       </w:r>
     </w:p>
     <w:p>
       <w:r>
-        <w:t>Qualitative Studie mit 33 semistrukturierten Interviews von Patienten und Angehörigen, die den prädiagnostischen Weg durchlaufen hatten, zur Identifikation von Faktoren, die Hausärzte bei der Überweisungsentscheidung beeinflussen.</w:t>
+        <w:t>Scoping Review von 24 Studien (7 primär, 17 sekundär) zu Narrative Exposure Therapy (NET/KIDNET) bei kriegsbetroffenen Flüchtlingen aus dem Nahen Osten, das Behandlungsergebnisse, Durchführungskontexte und Implementierungslücken erfasst.</w:t>
       </w:r>
     </w:p>
     <w:p>
@@ -162,7 +162,7 @@
         <w:t xml:space="preserve">Ergebnis: </w:t>
       </w:r>
       <w:r>
-        <w:t>Barrieren für frühzeitige Diagnose: Zeitmangel von Hausärzten, fehlende Demenzspezifische Kenntnisse, inkonsistente Überweisungswege. Erfolgreiche Pfade erforderten wirksame Kommunikation von Symptomen durch Patienten, Unterstützung durch Angehörige und Hausarztentscheidung zur Überweisungsempfehlung an Fachärzte.</w:t>
+        <w:t>Alle eingeschlossenen Studien zeigten potenzielle Vorteile von NET. PTSD-Symptome reduzierten sich signifikant; Effekte auf Depression und Angst waren limitiert. Die Evidenz wird durch heterogene Studiendesigns, kurze Follow-up-Perioden und unzureichende kulturelle Anpassung begrenzt.</w:t>
       </w:r>
     </w:p>
     <w:p>
@@ -177,7 +177,7 @@
         <w:rPr>
           <w:sz w:val="19"/>
         </w:rPr>
-        <w:t>Australien, Allgemeinpraxis - vergleichbar mit deutschem Hausarzt-Überweisungsmodell</w:t>
+        <w:t>Flüchtlingsversorgung international, begrenzte Übertragbarkeit auf deutsche Strukturen, aber relevant für Asylbewerberversorgung</w:t>
       </w:r>
     </w:p>
     <w:p>
@@ -186,7 +186,7 @@
           <w:color w:val="5A7D3A"/>
           <w:sz w:val="18"/>
         </w:rPr>
-        <w:t>https://pubmed.ncbi.nlm.nih.gov/42823108/</w:t>
+        <w:t>https://pubmed.ncbi.nlm.nih.gov/42827245/</w:t>
       </w:r>
     </w:p>
     <w:p>
@@ -194,7 +194,7 @@
         <w:pStyle w:val="Heading2"/>
       </w:pPr>
       <w:r>
-        <w:t>Patientensicht auf Langzeitinjektionen während stationärer psychiatrischer Behandlung</w:t>
+        <w:t>Tägliche Schrittanzahl und mentale Gesundheit: Strukturelle Hirnveränderungen mediieren den Effekt</w:t>
       </w:r>
     </w:p>
     <w:p>
@@ -204,12 +204,12 @@
           <w:color w:val="666666"/>
           <w:sz w:val="18"/>
         </w:rPr>
-        <w:t>Alim T et al.  ·  Prim Care Companion CNS Disord  ·  24.09.2026  ·  PMID 42821629</w:t>
+        <w:t>Li Q et al.  ·  JAMA Netw Open  ·  01.10.2026  ·  PMID 42821264</w:t>
       </w:r>
     </w:p>
     <w:p>
       <w:r>
-        <w:t>Prospektive Observationsstudie mit 30 erwachsenen freiwillig hospitalisierten Patienten zu deren Perspektiven, Erfahrungen und Behandlungspräferenzen bezüglich Langzeit-Depotinjektionen (LAI).</w:t>
+        <w:t>Kohortenstudie von 5.515 Jugendlichen aus dem US-amerikanischen ABCD-Study, die den Zusammenhang zwischen Schrittzahl (über Pedometer gemessen) und psychischen Problemen sowie Hirnstruktur mittels MRT untersucht und strukturelle Vermittlung testet.</w:t>
       </w:r>
     </w:p>
     <w:p>
@@ -220,7 +220,7 @@
         <w:t xml:space="preserve">Ergebnis: </w:t>
       </w:r>
       <w:r>
-        <w:t>73% hatten keine vorherige LAI-Erfahrung (n=22). Von 7 mit Voxerfahrung: 2 hilfreich (29%), 2 neutral, 2 nicht hilfreich. Zur aktuellen Präferenz: 33% bevorzugten Tabletten (n=10), 33% würden LAI erwägen (n=10), 27% unsicher und wollten Team besprechen (n=8). Befund: Heterogene, nicht-feindselige Haltungen mit hoher Offenheit für shared decision-making.</w:t>
+        <w:t>Höhere tägliche Schrittanzahl assoziiert mit niedrigeren Gesamtproblemen der psychischen Gesundheit (B=−0,080, t=−5,497, p&lt;0,001) und größerer kortikaler Dicke in Paracentral- (B=0,057, p&lt;0,001) und rostral anteriorer Zingulum-Region (B=0,052, p=0,001). Paracentrale Verdickung mediierte signifikant die Assoziation zwischen höherer Schrittanzahl und weniger psychischen Problemen ein Jahr später. Dose-Response-Beziehung ohne Schwellenwerteffekt.</w:t>
       </w:r>
     </w:p>
     <w:p>
@@ -235,7 +235,7 @@
         <w:rPr>
           <w:sz w:val="19"/>
         </w:rPr>
-        <w:t>USA, Safety-Net-Hospital - Ansatz zu Patientenpräferenzen für Depot-Optionen übertragbar</w:t>
+        <w:t>USA, ABCD-Studie; neurobiologischer Mechanismus international relevant, aber Gesundheitssystem-Transfer begrenzt</w:t>
       </w:r>
     </w:p>
     <w:p>
@@ -244,7 +244,7 @@
           <w:color w:val="5A7D3A"/>
           <w:sz w:val="18"/>
         </w:rPr>
-        <w:t>https://pubmed.ncbi.nlm.nih.gov/42821629/</w:t>
+        <w:t>https://pubmed.ncbi.nlm.nih.gov/42821264/</w:t>
       </w:r>
     </w:p>
     <w:p>
@@ -252,7 +252,7 @@
         <w:pStyle w:val="Heading2"/>
       </w:pPr>
       <w:r>
-        <w:t>Partizipative Demenzprävention durch Community Engagement in Botswana und Montreal</w:t>
+        <w:t>Geburtsbegleitung und mütterliche psychische Gesundheit: vielversprechende Evidenz aus Low-Middle-Income-Ländern</w:t>
       </w:r>
     </w:p>
     <w:p>
@@ -262,12 +262,12 @@
           <w:color w:val="666666"/>
           <w:sz w:val="18"/>
         </w:rPr>
-        <w:t>Andersson N et al.  ·  BMJ Open  ·  30.09.2026  ·  PMID 42816094</w:t>
+        <w:t>Hameed W et al.  ·  BMJ Open  ·  30.09.2026  ·  PMID 42816075</w:t>
       </w:r>
     </w:p>
     <w:p>
       <w:r>
-        <w:t>Pilotiertes randomisiertes Kontrolldesign (Botswana Cluster, Montreal individuell), in dem sozial isolierte Erwachsene ab 65 Jahren an sechsstufigen Partizipationsprozessen teilnahmen zur Förderung der Exekutivfunktion und kognitiven Gesundheit.</w:t>
+        <w:t>Systematischer Review von 10 Studien (6 Beobachtungs-, 4 experimentell) zur Assoziation zwischen persönlichen Geburtsbegleiterinnen und mütterlicher psychischer Gesundheit während Geburt und postpartal in Low-Middle-Income-Ländern, überwiegend Südasien.</w:t>
       </w:r>
     </w:p>
     <w:p>
@@ -278,7 +278,7 @@
         <w:t xml:space="preserve">Ergebnis: </w:t>
       </w:r>
       <w:r>
-        <w:t>Studienprotokoll: Ziel 100 Teilnehmer pro Standort. Primäre Outcome: Exekutivfunktion (Frontal Assessment Battery). Follow-up: Baseline, 18 Monate, 33 Monate. Studiendesign und Rekrutierung abgeschlossen, Ergebnisse ausstehend (Publikation erwartet 2028). Partizipative Elemente als Umsetzung eines Präventionsansatzes bei Isolation.</w:t>
+        <w:t>Experimentalstudien zeigten vorteilhafte Effekte persönlicher Geburtsbegleitung (insbesondere durch Partner) auf mütterliche psychische Gesundheit, mit Angstsymptomen um 0,85–120% reduziert (meist p&lt;0,001); Depressionseffekte weniger konsistent (4,5–22,8%, nicht signifikant). Beobachtungsstudien zeigten weniger konsistent signifikante Befunde. Evidenzqualität limitiert durch Heterogenität und Studiendesign.</w:t>
       </w:r>
     </w:p>
     <w:p>
@@ -293,7 +293,7 @@
         <w:rPr>
           <w:sz w:val="19"/>
         </w:rPr>
-        <w:t>Kanada und Botswana - Ansatz der Partizipation übertragbar, aber Ressourcenlage unterschiedlich</w:t>
+        <w:t>Low-Middle-Income-Länder, begrenzte Übertragbarkeit auf deutsches Setting mit anderen Geburtskontexten</w:t>
       </w:r>
     </w:p>
     <w:p>
@@ -302,7 +302,7 @@
           <w:color w:val="5A7D3A"/>
           <w:sz w:val="18"/>
         </w:rPr>
-        <w:t>https://pubmed.ncbi.nlm.nih.gov/42816094/</w:t>
+        <w:t>https://pubmed.ncbi.nlm.nih.gov/42816075/</w:t>
       </w:r>
     </w:p>
     <w:p>
@@ -310,7 +310,7 @@
         <w:pStyle w:val="Heading2"/>
       </w:pPr>
       <w:r>
-        <w:t>Freiwillige Community-Drogenbhandlung statt Zwangshaft in Vietnam: Khánh Hoà Modell</w:t>
+        <w:t>Behinderung und Symptomerkennung: Assistenzärzte mit Behinderung suchen früher psychische Hilfe</w:t>
       </w:r>
     </w:p>
     <w:p>
@@ -320,12 +320,12 @@
           <w:color w:val="666666"/>
           <w:sz w:val="18"/>
         </w:rPr>
-        <w:t>Jordens J et al.  ·  Glob Public Health  ·  31.12.2026  ·  PMID 42815453</w:t>
+        <w:t>Pereira-Lima K et al.  ·  Med Educ Online  ·  31.12.2026  ·  PMID 42811501</w:t>
       </w:r>
     </w:p>
     <w:p>
       <w:r>
-        <w:t>Fallstudie des Khánh Hoà Modells zur Umsetzung freiwilliger, gemeindebasierter Drogenbhandlung (VCBT) 2013–2017 als Reform gegen 60.000 jährliche Zwangshaftungen in Compulsory Drug Detention Centres.</w:t>
+        <w:t>Sekundäranalyse der Intern Health Study (Kohorten 2020–2022) mit 940 Assistenzärztinnen/Assistenzärzten mit positivem Depressions-Screening (PHQ-9≥10), die Assoziation zwischen Behinderungsstatus, Symptomerkennung und Behandlungssuche untersucht.</w:t>
       </w:r>
     </w:p>
     <w:p>
@@ -336,7 +336,7 @@
         <w:t xml:space="preserve">Ergebnis: </w:t>
       </w:r>
       <w:r>
-        <w:t>Das Modell entstand durch Kooperation von Regierungs- und Nicht-Regierungs-Akteuren. Erfolgsfaktoren: Regierungsaufmerksamkeit in Pilot-Phase, Alignment mit Renovation Plan, Aufbau von Community-Services. Grenzen: Entrenched Detention System, begrenzte dokumentierte Verweisquoten. Wechsel von moralischem zu gesundheitlichem Rahmen für Drogenkonsum teilweise erfolgreich.</w:t>
+        <w:t>Von 1.386 gescreenten positiv (27,4%) identifizierten 940 ihren Behinderungsstatus; 127 (13,5%) berichteten Behinderungen. Assistenzärzte mit Behinderungen waren signifikant wahrscheinlicher, psychische Symptome zu erkennen (gewichtete adjustierte OR 4,5, 95%-KI 1,8–14,7) und Hilfe zu suchen (gewichtete adjustierte OR 3,2, 95%-KI 2,1–5,0). Ergebnisse blieben signifikant ohne psychologische Behinderungen. Behinderung assoziiert mit verringerter Normalisierung depressiver Symptome und reduzierter Stigmatisierung.</w:t>
       </w:r>
     </w:p>
     <w:p>
@@ -351,7 +351,7 @@
         <w:rPr>
           <w:sz w:val="19"/>
         </w:rPr>
-        <w:t>Vietnam, Übergangsland - Zwangsentzug ist deutsche Versorgungsrealität nicht, aber Delinquenzstrukturierung relevant</w:t>
+        <w:t>USA, Assistenzausbildungskontext; Befund zur Stigmaabbau-Strategie international relevant</w:t>
       </w:r>
     </w:p>
     <w:p>
@@ -360,7 +360,7 @@
           <w:color w:val="5A7D3A"/>
           <w:sz w:val="18"/>
         </w:rPr>
-        <w:t>https://pubmed.ncbi.nlm.nih.gov/42815453/</w:t>
+        <w:t>https://pubmed.ncbi.nlm.nih.gov/42811501/</w:t>
       </w:r>
     </w:p>
     <w:p>
@@ -368,7 +368,7 @@
         <w:pStyle w:val="Heading2"/>
       </w:pPr>
       <w:r>
-        <w:t>Präventive Kognitiv-Therapie nach Hochfrequenz-Magnetstimulation bei Depression</w:t>
+        <w:t>Studentenwohlbefinden in extremer Isolation: Psychosoziale Vulnerabilität trotz guter Lernbedingungen</w:t>
       </w:r>
     </w:p>
     <w:p>
@@ -378,12 +378,12 @@
           <w:color w:val="666666"/>
           <w:sz w:val="18"/>
         </w:rPr>
-        <w:t>de Lange IGS et al.  ·  JMIR Res Protoc  ·  25.09.2026  ·  PMID 42789363</w:t>
+        <w:t>Sæle RG et al.  ·  Int J Qual Stud Health Well-being  ·  31.12.2026  ·  PMID 42800014</w:t>
       </w:r>
     </w:p>
     <w:p>
       <w:r>
-        <w:t>Pilotstudie zur Machbarkeit (Feasibility) von Präventiver Kognitiv-Therapie (PCT) in zwei Formaten (online vs. face-to-face) nach rTMS-Behandlung bei teilweise remittierten Patienten mit Depression.</w:t>
+        <w:t>Qualitative Studie an einer Universität in der Arktis (UNIS) mit Interviews und Fokusgruppen zu Wahrnehmung von Wohlbefinden und Lernen durch Studierende und Personal in extremem, isoliertem Lernumfeld.</w:t>
       </w:r>
     </w:p>
     <w:p>
@@ -394,7 +394,7 @@
         <w:t xml:space="preserve">Ergebnis: </w:t>
       </w:r>
       <w:r>
-        <w:t>Protokoll: 20 Teilnehmer, randomisiert zu online vs. face-to-face PCT. Machbarkeitskriterium: ≥75% Therapievollendung in 1,5 Jahren. Datenerhebung August 2024 – April 2026 abgeschlossen (11 Teilnehmer eingeschlossen). Datenanalyse erwartet Dezember 2026. Sekundär: Rückfallmonitorierung und affektive Zustände via Experience Sampling.</w:t>
+        <w:t>Vier Themen identifiziert: arktische Isolation, Natur als Lernumgebung, Zugehörigkeitsgefühl und erweiterte Rollen. Teilnehmende berichteten enge Studierenden-Personal-Bindungen und hohe Motivation, gleichzeitig aber geografische Isolation, begrenzte lokale psychische Gesundheitsdienste und Mitarbeitende in erweiterten Betreuungsrollen ohne formale Schulung. Bedarf an Vor-Ort-Psychologie-Diensten und gezielter Personalentwicklung identifiziert.</w:t>
       </w:r>
     </w:p>
     <w:p>
@@ -409,7 +409,7 @@
         <w:rPr>
           <w:sz w:val="19"/>
         </w:rPr>
-        <w:t>Niederlande, spezialisierte Psychiatrie - rTMS ist deutsche Kassenleistung, aber PCT-Evidenz limitiert</w:t>
+        <w:t>Nordeuropa, extreme Kontexte; Prinzipien auf ländliche/unterversorgte deutsche Regionen anwendbar</w:t>
       </w:r>
     </w:p>
     <w:p>
@@ -418,65 +418,7 @@
           <w:color w:val="5A7D3A"/>
           <w:sz w:val="18"/>
         </w:rPr>
-        <w:t>https://pubmed.ncbi.nlm.nih.gov/42789363/</w:t>
-      </w:r>
-    </w:p>
-    <w:p>
-      <w:pPr>
-        <w:pStyle w:val="Heading2"/>
-      </w:pPr>
-      <w:r>
-        <w:t>Langzeitdepotinjektionen verbessern Adhärenz und senken stationäre Tage bei Schizophrenie</w:t>
-      </w:r>
-    </w:p>
-    <w:p>
-      <w:r>
-        <w:rPr>
-          <w:i/>
-          <w:color w:val="666666"/>
-          <w:sz w:val="18"/>
-        </w:rPr>
-        <w:t>Harrsen K et al.  ·  Curr Med Res Opin  ·  30.08.2026  ·  PMID 42669177</w:t>
-      </w:r>
-    </w:p>
-    <w:p>
-      <w:r>
-        <w:t>Retrospektive Real-World Studie (USA Anspruchsdaten): 153 Patienten mit Übergang von oralen Antipsychotika zu Aripiprazol-Monohydrat 2-monatlich, 526 von monatlich zu 2-monatlich; Mess Adhärenz (PDC, MPR) und Gesundheitsnutzung (Hospitalisierungen, stationäre Tage).</w:t>
-      </w:r>
-    </w:p>
-    <w:p>
-      <w:r>
-        <w:rPr>
-          <w:b/>
-        </w:rPr>
-        <w:t xml:space="preserve">Ergebnis: </w:t>
-      </w:r>
-      <w:r>
-        <w:t>Nach Übergang von oral zu 2-monatlich (n=153): PDC +21,3%, MPR +24,6%, adhärente Patienten +59,2% (alle p&lt;0,001); stationäre Besuche 0,67→0,28, Verweildauer 2,63→1,05 Tage (p=0,008–0,019). Von monatlich zu 2-monatlich (n=526): PDC +38,8%, MPR +36,6%, Adhärenz +47,9% (alle p&lt;0,001); Verweildauer 1,05→0,64 Tage (p=0,047). Längere Injektionsintervalle senken Wiederaufnahmerisiko messbar.</w:t>
-      </w:r>
-    </w:p>
-    <w:p>
-      <w:r>
-        <w:rPr>
-          <w:b/>
-          <w:sz w:val="19"/>
-        </w:rPr>
-        <w:t xml:space="preserve">Übertragbarkeit: </w:t>
-      </w:r>
-      <w:r>
-        <w:rPr>
-          <w:sz w:val="19"/>
-        </w:rPr>
-        <w:t>USA Klaimbasis - Grundbefund zu Depot-Adhärenz international relevant, deutsche Nutzungsdaten anderer</w:t>
-      </w:r>
-    </w:p>
-    <w:p>
-      <w:r>
-        <w:rPr>
-          <w:color w:val="5A7D3A"/>
-          <w:sz w:val="18"/>
-        </w:rPr>
-        <w:t>https://pubmed.ncbi.nlm.nih.gov/42669177/</w:t>
+        <w:t>https://pubmed.ncbi.nlm.nih.gov/42800014/</w:t>
       </w:r>
     </w:p>
     <w:sectPr>

--- a/download/studien-aktuell.docx
+++ b/download/studien-aktuell.docx
@@ -62,7 +62,7 @@
           <w:color w:val="666666"/>
           <w:sz w:val="18"/>
         </w:rPr>
-        <w:t>Stand: 04.10.2026  |  6 Studien  |  mental.m-vf.de</w:t>
+        <w:t>Stand: 05.10.2026  |  6 Studien  |  mental.m-vf.de</w:t>
       </w:r>
     </w:p>
     <w:p>
@@ -70,7 +70,7 @@
         <w:pStyle w:val="Heading1"/>
       </w:pPr>
       <w:r>
-        <w:t>Aufgenommen am 04.10.2026</w:t>
+        <w:t>Aufgenommen am 05.10.2026</w:t>
       </w:r>
     </w:p>
     <w:p>
@@ -78,7 +78,7 @@
         <w:pStyle w:val="Heading2"/>
       </w:pPr>
       <w:r>
-        <w:t>Rückkehr zur Arbeit nach psychischer Erkrankung: intensivierte Nachsorge ohne Effekt auf Nachhaltigkeit</w:t>
+        <w:t>Ernährungsberatung reduziert Alkoholkonsum bei älteren Menschen mit kognitiver Beeinträchtigung</w:t>
       </w:r>
     </w:p>
     <w:p>
@@ -88,12 +88,12 @@
           <w:color w:val="666666"/>
           <w:sz w:val="18"/>
         </w:rPr>
-        <w:t>Starke F et al.  ·  BMC Psychiatry  ·  24.09.2026  ·  PMID 42827247</w:t>
+        <w:t>Scheuermann JS et al.  ·  BMC Public Health  ·  03.10.2026  ·  PMID 42829430</w:t>
       </w:r>
     </w:p>
     <w:p>
       <w:r>
-        <w:t>Randomisierte Kontrollstudie an 484 Erwerbstätigen mit psychischer Erkrankung in deutschen Psychiatrieambulanzen, die untersucht, ob ein 18-monatiges multimodales Nachsorgeprogramm (RTW-PIA) zusätzlich zur Standardbetreuung die nachhaltige Rückkehr zur Arbeit verbessert.</w:t>
+        <w:t>Sekundäranalyse einer randomisierten kontrollierten Studie mit 189 Teilnehmern (Durchschnittsalter 70,6 Jahre) mit leichter kognitiver Beeinträchtigung: Vergleich zweier Ernährungsberatungs-Programme (vollwertpflanzlich vs. nach Deutscher Gesellschaft für Ernährung) auf Alkoholkonsum nach 12 Monaten.</w:t>
       </w:r>
     </w:p>
     <w:p>
@@ -104,7 +104,7 @@
         <w:t xml:space="preserve">Ergebnis: </w:t>
       </w:r>
       <w:r>
-        <w:t>Die RTW-PIA führte zu keinem signifikanten Effekt auf nachhaltige Rückkehr zur Arbeit (OR 1,38, 95%-KI 0,89–2,12). Sekundäre Outcomes zeigten konsistent geringe Verbesserungen zugunsten RTW-PIA, waren aber nicht signifikant. In Subgruppenanalysen profitierten Personen mit rezidivierender Depression in einigen sekundären Outcomes von der Intervention.</w:t>
+        <w:t>Beide Interventionen führten zu signifikanter Reduktion des Alkoholkonsums (Cohen's d = 0,30 bzw. 0,39). Frauen zeigten nur in der DGE-Gruppe substanzielle Reduktion (d = 0,33). Höherer Baseline-Konsum, höheres Alter und bessere Adhärenz waren Prädiktoren stärkerer Reduktion. Bessere kognitive Funktion war negativer Prädiktor.</w:t>
       </w:r>
     </w:p>
     <w:p>
@@ -119,7 +119,7 @@
         <w:rPr>
           <w:sz w:val="19"/>
         </w:rPr>
-        <w:t>Deutsche Klinikdaten, prospektiv registrierte RCT, vergleichbare Arbeitsmarktkontexte</w:t>
+        <w:t>Deutschland, deutsche Ernährungsempfehlungen, Uniklinikum Erlangen mit deutschen Kohortendaten</w:t>
       </w:r>
     </w:p>
     <w:p>
@@ -128,7 +128,7 @@
           <w:color w:val="5A7D3A"/>
           <w:sz w:val="18"/>
         </w:rPr>
-        <w:t>https://pubmed.ncbi.nlm.nih.gov/42827247/</w:t>
+        <w:t>https://pubmed.ncbi.nlm.nih.gov/42829430/</w:t>
       </w:r>
     </w:p>
     <w:p>
@@ -136,7 +136,7 @@
         <w:pStyle w:val="Heading2"/>
       </w:pPr>
       <w:r>
-        <w:t>Narrative Expositionstherapie für Kriegsflüchtlinge: Evidenz bleibt heterogen und limitiert</w:t>
+        <w:t>Forschungsergebnisse mit Menschen mit Behinderung gemeinsam zu gestalten ist machbar</w:t>
       </w:r>
     </w:p>
     <w:p>
@@ -146,12 +146,12 @@
           <w:color w:val="666666"/>
           <w:sz w:val="18"/>
         </w:rPr>
-        <w:t>El Tawil N et al.  ·  BMC Psychiatry  ·  31.07.2026  ·  PMID 42827245</w:t>
+        <w:t>Hewitt O et al.  ·  J Appl Res Intellect Disabil  ·  Sept. 2026  ·  PMID 42825358</w:t>
       </w:r>
     </w:p>
     <w:p>
       <w:r>
-        <w:t>Scoping Review von 24 Studien (7 primär, 17 sekundär) zu Narrative Exposure Therapy (NET/KIDNET) bei kriegsbetroffenen Flüchtlingen aus dem Nahen Osten, das Behandlungsergebnisse, Durchführungskontexte und Implementierungslücken erfasst.</w:t>
+        <w:t>Qualitative Studie zur Gestaltung von Disseminationsmaterialien mit Co-Forschern mit intellektuellen Beeinträchtigungen: Fokusgruppen und Interviews evaluieren Erfahrungen dieser Personen beim Erstellen von Film, Zine, Infografiken und Leicht-Lesen-Dokumenten.</w:t>
       </w:r>
     </w:p>
     <w:p>
@@ -162,7 +162,7 @@
         <w:t xml:space="preserve">Ergebnis: </w:t>
       </w:r>
       <w:r>
-        <w:t>Alle eingeschlossenen Studien zeigten potenzielle Vorteile von NET. PTSD-Symptome reduzierten sich signifikant; Effekte auf Depression und Angst waren limitiert. Die Evidenz wird durch heterogene Studiendesigns, kurze Follow-up-Perioden und unzureichende kulturelle Anpassung begrenzt.</w:t>
+        <w:t>Co-Forscher mit intellektuellen Beeinträchtigungen schätzten bedeutungsvolle Beteiligung an Dissemination und konnten vielfältige, ansprechende Materialien schaffen, die ihre Projekterfahrungen widerspiegelten. Guidance für Co-Research-Teams zur erfolgreichen Fertigstellung dieser Phase wird angeboten.</w:t>
       </w:r>
     </w:p>
     <w:p>
@@ -177,7 +177,7 @@
         <w:rPr>
           <w:sz w:val="19"/>
         </w:rPr>
-        <w:t>Flüchtlingsversorgung international, begrenzte Übertragbarkeit auf deutsche Strukturen, aber relevant für Asylbewerberversorgung</w:t>
+        <w:t>Großbritannien, englische Universitäten, Prinzipien für partizipative Forschung in Deutschland übertragbar</w:t>
       </w:r>
     </w:p>
     <w:p>
@@ -186,7 +186,7 @@
           <w:color w:val="5A7D3A"/>
           <w:sz w:val="18"/>
         </w:rPr>
-        <w:t>https://pubmed.ncbi.nlm.nih.gov/42827245/</w:t>
+        <w:t>https://pubmed.ncbi.nlm.nih.gov/42825358/</w:t>
       </w:r>
     </w:p>
     <w:p>
@@ -194,7 +194,7 @@
         <w:pStyle w:val="Heading2"/>
       </w:pPr>
       <w:r>
-        <w:t>Tägliche Schrittanzahl und mentale Gesundheit: Strukturelle Hirnveränderungen mediieren den Effekt</w:t>
+        <w:t>Symptomverbesserung führt zu besserer Emotionsregulation, nicht umgekehrt</w:t>
       </w:r>
     </w:p>
     <w:p>
@@ -204,12 +204,12 @@
           <w:color w:val="666666"/>
           <w:sz w:val="18"/>
         </w:rPr>
-        <w:t>Li Q et al.  ·  JAMA Netw Open  ·  01.10.2026  ·  PMID 42821264</w:t>
+        <w:t>Egli S et al.  ·  Clin Psychol Psychother  ·  Sept. 2026  ·  PMID 42815884</w:t>
       </w:r>
     </w:p>
     <w:p>
       <w:r>
-        <w:t>Kohortenstudie von 5.515 Jugendlichen aus dem US-amerikanischen ABCD-Study, die den Zusammenhang zwischen Schrittzahl (über Pedometer gemessen) und psychischen Problemen sowie Hirnstruktur mittels MRT untersucht und strukturelle Vermittlung testet.</w:t>
+        <w:t>Sekundäranalyse randomisierter kontrollierter Studie mit 198 stationären Patienten mit schwerer Depression: Untersuchung mittels Bayesianischer Panelmodelle, ob Bindungsstil, kognitive Uminterpretation und emotionale Unterdrückung als Wirkungsmechanismen von Schematherapie und kognitiver Verhaltenstherapie fungieren.</w:t>
       </w:r>
     </w:p>
     <w:p>
@@ -220,7 +220,7 @@
         <w:t xml:space="preserve">Ergebnis: </w:t>
       </w:r>
       <w:r>
-        <w:t>Höhere tägliche Schrittanzahl assoziiert mit niedrigeren Gesamtproblemen der psychischen Gesundheit (B=−0,080, t=−5,497, p&lt;0,001) und größerer kortikaler Dicke in Paracentral- (B=0,057, p&lt;0,001) und rostral anteriorer Zingulum-Region (B=0,052, p=0,001). Paracentrale Verdickung mediierte signifikant die Assoziation zwischen höherer Schrittanzahl und weniger psychischen Problemen ein Jahr später. Dose-Response-Beziehung ohne Schwellenwerteffekt.</w:t>
+        <w:t>Keine Unterschiede zwischen den beiden Therapieformen bei den untersuchten Mechanismen. Wirkungsmechanismen sagten Symptomverbesserung nicht voraus. Umgekehrte Assoziation: Symptomreduktion war mit anschließenden Verbesserungen in kognitiver Uminterpretation und emotionaler Unterdrückung assoziiert – nicht diese mit Symptomreduktion.</w:t>
       </w:r>
     </w:p>
     <w:p>
@@ -235,7 +235,7 @@
         <w:rPr>
           <w:sz w:val="19"/>
         </w:rPr>
-        <w:t>USA, ABCD-Studie; neurobiologischer Mechanismus international relevant, aber Gesundheitssystem-Transfer begrenzt</w:t>
+        <w:t>Deutschland/Österreich, Max-Planck-Institut Psychiatrie München, stationäres Multimodal-Setting</w:t>
       </w:r>
     </w:p>
     <w:p>
@@ -244,7 +244,7 @@
           <w:color w:val="5A7D3A"/>
           <w:sz w:val="18"/>
         </w:rPr>
-        <w:t>https://pubmed.ncbi.nlm.nih.gov/42821264/</w:t>
+        <w:t>https://pubmed.ncbi.nlm.nih.gov/42815884/</w:t>
       </w:r>
     </w:p>
     <w:p>
@@ -252,7 +252,7 @@
         <w:pStyle w:val="Heading2"/>
       </w:pPr>
       <w:r>
-        <w:t>Geburtsbegleitung und mütterliche psychische Gesundheit: vielversprechende Evidenz aus Low-Middle-Income-Ländern</w:t>
+        <w:t>Psychotrope Verordnungen bei Kindern: Balance zwischen Unter- und Überversorgung nötig</w:t>
       </w:r>
     </w:p>
     <w:p>
@@ -262,12 +262,12 @@
           <w:color w:val="666666"/>
           <w:sz w:val="18"/>
         </w:rPr>
-        <w:t>Hameed W et al.  ·  BMJ Open  ·  30.09.2026  ·  PMID 42816075</w:t>
+        <w:t>McNicholas F et al.  ·  Ir Med J  ·  28.09.2026  ·  PMID 42807504</w:t>
       </w:r>
     </w:p>
     <w:p>
       <w:r>
-        <w:t>Systematischer Review von 10 Studien (6 Beobachtungs-, 4 experimentell) zur Assoziation zwischen persönlichen Geburtsbegleiterinnen und mütterlicher psychischer Gesundheit während Geburt und postpartal in Low-Middle-Income-Ländern, überwiegend Südasien.</w:t>
+        <w:t>Konzeptionelle Analyse der irischen und internationalen Daten zur psychotropen Medikation im Kindesalter: Expertendarstellung, dass die zentrale Frage nicht Überversorgung ist, sondern ob Verordnungen dem klinischen Bedarf entsprechen.</w:t>
       </w:r>
     </w:p>
     <w:p>
@@ -278,7 +278,7 @@
         <w:t xml:space="preserve">Ergebnis: </w:t>
       </w:r>
       <w:r>
-        <w:t>Experimentalstudien zeigten vorteilhafte Effekte persönlicher Geburtsbegleitung (insbesondere durch Partner) auf mütterliche psychische Gesundheit, mit Angstsymptomen um 0,85–120% reduziert (meist p&lt;0,001); Depressionseffekte weniger konsistent (4,5–22,8%, nicht signifikant). Beobachtungsstudien zeigten weniger konsistent signifikante Befunde. Evidenzqualität limitiert durch Heterogenität und Studiendesign.</w:t>
+        <w:t>Autoren argumentieren: Steigende Verordnungsraten müssen nicht auf Übermedikalisierung hindeuten, sondern können auch unmet need reflektieren. Mit "Goldilocks-Modell" wird postuliert, dass optimale Verordnungen auf einem Kontinuum zwischen Unter- und Überversorgung liegen und von Evidenz, Patientenfaktoren und Versorgungskontext abhängen.</w:t>
       </w:r>
     </w:p>
     <w:p>
@@ -293,7 +293,7 @@
         <w:rPr>
           <w:sz w:val="19"/>
         </w:rPr>
-        <w:t>Low-Middle-Income-Länder, begrenzte Übertragbarkeit auf deutsches Setting mit anderen Geburtskontexten</w:t>
+        <w:t>Irland, CAMHS-System mit limitiertem Zugang zu Psychotherapie, ähnlich deutsche Situation</w:t>
       </w:r>
     </w:p>
     <w:p>
@@ -302,7 +302,7 @@
           <w:color w:val="5A7D3A"/>
           <w:sz w:val="18"/>
         </w:rPr>
-        <w:t>https://pubmed.ncbi.nlm.nih.gov/42816075/</w:t>
+        <w:t>https://pubmed.ncbi.nlm.nih.gov/42807504/</w:t>
       </w:r>
     </w:p>
     <w:p>
@@ -310,7 +310,7 @@
         <w:pStyle w:val="Heading2"/>
       </w:pPr>
       <w:r>
-        <w:t>Behinderung und Symptomerkennung: Assistenzärzte mit Behinderung suchen früher psychische Hilfe</w:t>
+        <w:t>Partizipation im Alltag verbessert nicht messbar die Genesung bei komplexen psychischen Erkrankungen</w:t>
       </w:r>
     </w:p>
     <w:p>
@@ -320,12 +320,12 @@
           <w:color w:val="666666"/>
           <w:sz w:val="18"/>
         </w:rPr>
-        <w:t>Pereira-Lima K et al.  ·  Med Educ Online  ·  31.12.2026  ·  PMID 42811501</w:t>
+        <w:t>Borgh M et al.  ·  Nord J Psychiatry  ·  07.09.2026  ·  PMID 42706860</w:t>
       </w:r>
     </w:p>
     <w:p>
       <w:r>
-        <w:t>Sekundäranalyse der Intern Health Study (Kohorten 2020–2022) mit 940 Assistenzärztinnen/Assistenzärzten mit positivem Depressions-Screening (PHQ-9≥10), die Assoziation zwischen Behinderungsstatus, Symptomerkennung und Behandlungssuche untersucht.</w:t>
+        <w:t>Beobachtungsstudie an 83 Personen mit komplexen psychischen Erkrankungen in schwedischem Flexible Assertive Community Treatment (FACT): Untersuchung, ob Partizipation in Alltag, Beschäftigung, Wohnen, Partnerschaft und Freundschaften mit Genesung und Lebensqualität nach 12 Monaten assoziiert ist.</w:t>
       </w:r>
     </w:p>
     <w:p>
@@ -336,7 +336,7 @@
         <w:t xml:space="preserve">Ergebnis: </w:t>
       </w:r>
       <w:r>
-        <w:t>Von 1.386 gescreenten positiv (27,4%) identifizierten 940 ihren Behinderungsstatus; 127 (13,5%) berichteten Behinderungen. Assistenzärzte mit Behinderungen waren signifikant wahrscheinlicher, psychische Symptome zu erkennen (gewichtete adjustierte OR 4,5, 95%-KI 1,8–14,7) und Hilfe zu suchen (gewichtete adjustierte OR 3,2, 95%-KI 2,1–5,0). Ergebnisse blieben signifikant ohne psychologische Behinderungen. Behinderung assoziiert mit verringerter Normalisierung depressiver Symptome und reduzierter Stigmatisierung.</w:t>
+        <w:t>Einziger signifikanter Befund: Personen, die allein lebten, berichteten höhere Lebensqualität als solche mit Partner oder Familie. Alle anderen Partizipationsdomänen zeigten keine signifikanten Assoziationen mit Genesung oder Lebensqualität. Autoren interpretieren dies als Hinweis, dass FACT-Modell Recovery über unterschiedliche Lebensumstände hinweg unterstützt.</w:t>
       </w:r>
     </w:p>
     <w:p>
@@ -351,7 +351,7 @@
         <w:rPr>
           <w:sz w:val="19"/>
         </w:rPr>
-        <w:t>USA, Assistenzausbildungskontext; Befund zur Stigmaabbau-Strategie international relevant</w:t>
+        <w:t>Schweden, öffentliches Gesundheitssystem, vergleichbar mit deutschen Strukturen</w:t>
       </w:r>
     </w:p>
     <w:p>
@@ -360,7 +360,7 @@
           <w:color w:val="5A7D3A"/>
           <w:sz w:val="18"/>
         </w:rPr>
-        <w:t>https://pubmed.ncbi.nlm.nih.gov/42811501/</w:t>
+        <w:t>https://pubmed.ncbi.nlm.nih.gov/42706860/</w:t>
       </w:r>
     </w:p>
     <w:p>
@@ -368,7 +368,7 @@
         <w:pStyle w:val="Heading2"/>
       </w:pPr>
       <w:r>
-        <w:t>Studentenwohlbefinden in extremer Isolation: Psychosoziale Vulnerabilität trotz guter Lernbedingungen</w:t>
+        <w:t>15 Minuten weniger Sitzen, mehr Bewegung reduziert Depression und verbessert Gesundheit bei Studierenden</w:t>
       </w:r>
     </w:p>
     <w:p>
@@ -378,12 +378,12 @@
           <w:color w:val="666666"/>
           <w:sz w:val="18"/>
         </w:rPr>
-        <w:t>Sæle RG et al.  ·  Int J Qual Stud Health Well-being  ·  31.12.2026  ·  PMID 42800014</w:t>
+        <w:t>Pennisi F et al.  ·  Depress Anxiety  ·  03.09.2026  ·  PMID 42694837</w:t>
       </w:r>
     </w:p>
     <w:p>
       <w:r>
-        <w:t>Qualitative Studie an einer Universität in der Arktis (UNIS) mit Interviews und Fokusgruppen zu Wahrnehmung von Wohlbefinden und Lernen durch Studierende und Personal in extremem, isoliertem Lernumfeld.</w:t>
+        <w:t>Querschnittsstudie an 2636 italienischen Studierenden: Analysiert über Compositional Data Analysis und isotemporale Substitutionsmodelle Assoziationen zwischen Tagesstruktur (moderate bis intensive Aktivität, leichte Aktivität, sitzende Zeit) und depressiven Symptomen, Selbsteinschätzung Gesundheit und Essstörungssymptomatik.</w:t>
       </w:r>
     </w:p>
     <w:p>
@@ -394,7 +394,7 @@
         <w:t xml:space="preserve">Ergebnis: </w:t>
       </w:r>
       <w:r>
-        <w:t>Vier Themen identifiziert: arktische Isolation, Natur als Lernumgebung, Zugehörigkeitsgefühl und erweiterte Rollen. Teilnehmende berichteten enge Studierenden-Personal-Bindungen und hohe Motivation, gleichzeitig aber geografische Isolation, begrenzte lokale psychische Gesundheitsdienste und Mitarbeitende in erweiterten Betreuungsrollen ohne formale Schulung. Bedarf an Vor-Ort-Psychologie-Diensten und gezielter Personalentwicklung identifiziert.</w:t>
+        <w:t>Höherer Anteil intensiver Aktivität assoziiert mit niedrigeren Depressionssymptomen (β = -0,39) und besserer Gesundheitsselbsteinschätzung (β = 0,11). Höherer Anteil sitzender Zeit assoziiert mit höheren Depressionssymptomen (β = 0,42) und schlechterer Gesundheit (β = -0,11). Umschichtung von 15 Min Sitzen zu intensiver Aktivität reduzierte PHQ-9-Score um -0,114 Punkte.</w:t>
       </w:r>
     </w:p>
     <w:p>
@@ -409,7 +409,7 @@
         <w:rPr>
           <w:sz w:val="19"/>
         </w:rPr>
-        <w:t>Nordeuropa, extreme Kontexte; Prinzipien auf ländliche/unterversorgte deutsche Regionen anwendbar</w:t>
+        <w:t>Italien, Universitätskontext, gesunde Studierende – Mechanismus für Prävention auch in deutscher Hochschulgesundheit relevant</w:t>
       </w:r>
     </w:p>
     <w:p>
@@ -418,7 +418,7 @@
           <w:color w:val="5A7D3A"/>
           <w:sz w:val="18"/>
         </w:rPr>
-        <w:t>https://pubmed.ncbi.nlm.nih.gov/42800014/</w:t>
+        <w:t>https://pubmed.ncbi.nlm.nih.gov/42694837/</w:t>
       </w:r>
     </w:p>
     <w:sectPr>

--- a/download/studien-aktuell.docx
+++ b/download/studien-aktuell.docx
@@ -62,7 +62,7 @@
           <w:color w:val="666666"/>
           <w:sz w:val="18"/>
         </w:rPr>
-        <w:t>Stand: 05.10.2026  |  6 Studien  |  mental.m-vf.de</w:t>
+        <w:t>Stand: 06.10.2026  |  6 Studien  |  mental.m-vf.de</w:t>
       </w:r>
     </w:p>
     <w:p>
@@ -70,7 +70,7 @@
         <w:pStyle w:val="Heading1"/>
       </w:pPr>
       <w:r>
-        <w:t>Aufgenommen am 05.10.2026</w:t>
+        <w:t>Aufgenommen am 06.10.2026</w:t>
       </w:r>
     </w:p>
     <w:p>
@@ -78,7 +78,7 @@
         <w:pStyle w:val="Heading2"/>
       </w:pPr>
       <w:r>
-        <w:t>Ernährungsberatung reduziert Alkoholkonsum bei älteren Menschen mit kognitiver Beeinträchtigung</w:t>
+        <w:t>Demenzdiagnose: Spezialist und Fachassistenten unterscheiden sich deutlich</w:t>
       </w:r>
     </w:p>
     <w:p>
@@ -88,12 +88,12 @@
           <w:color w:val="666666"/>
           <w:sz w:val="18"/>
         </w:rPr>
-        <w:t>Scheuermann JS et al.  ·  BMC Public Health  ·  03.10.2026  ·  PMID 42829430</w:t>
+        <w:t>Gupta S et al.  ·  Health Aff (Millwood)  ·  Okt. 2026  ·  PMID 42832713</w:t>
       </w:r>
     </w:p>
     <w:p>
       <w:r>
-        <w:t>Sekundäranalyse einer randomisierten kontrollierten Studie mit 189 Teilnehmern (Durchschnittsalter 70,6 Jahre) mit leichter kognitiver Beeinträchtigung: Vergleich zweier Ernährungsberatungs-Programme (vollwertpflanzlich vs. nach Deutscher Gesellschaft für Ernährung) auf Alkoholkonsum nach 12 Monaten.</w:t>
+        <w:t>Nationale US-Umfrage von 4.699 Klinikern (2024–25) zum Vergleich von Fachassistenten, Hausärzten und Spezialisten bei Diagnostik und Behandlung von Demenz.</w:t>
       </w:r>
     </w:p>
     <w:p>
@@ -104,7 +104,7 @@
         <w:t xml:space="preserve">Ergebnis: </w:t>
       </w:r>
       <w:r>
-        <w:t>Beide Interventionen führten zu signifikanter Reduktion des Alkoholkonsums (Cohen's d = 0,30 bzw. 0,39). Frauen zeigten nur in der DGE-Gruppe substanzielle Reduktion (d = 0,33). Höherer Baseline-Konsum, höheres Alter und bessere Adhärenz waren Prädiktoren stärkerer Reduktion. Bessere kognitive Funktion war negativer Prädiktor.</w:t>
+        <w:t>Spezialisten berichten höhere Diagnoseicherheit und führen mehr diagnostische Tests durch. Fachassistenten berichten niedrigere Sicherheit und weniger Tests, verschreiben aber häufiger Anti-Amyloid-Therapie. Unterschiede zeigen Bedarf für teamgestützte Versorgung.</w:t>
       </w:r>
     </w:p>
     <w:p>
@@ -119,7 +119,7 @@
         <w:rPr>
           <w:sz w:val="19"/>
         </w:rPr>
-        <w:t>Deutschland, deutsche Ernährungsempfehlungen, Uniklinikum Erlangen mit deutschen Kohortendaten</w:t>
+        <w:t>USA, andere Versorgungsstruktur; Kernbefund zu Rollen in Spezialisierung übertragbar</w:t>
       </w:r>
     </w:p>
     <w:p>
@@ -128,7 +128,7 @@
           <w:color w:val="5A7D3A"/>
           <w:sz w:val="18"/>
         </w:rPr>
-        <w:t>https://pubmed.ncbi.nlm.nih.gov/42829430/</w:t>
+        <w:t>https://pubmed.ncbi.nlm.nih.gov/42832713/</w:t>
       </w:r>
     </w:p>
     <w:p>
@@ -136,7 +136,7 @@
         <w:pStyle w:val="Heading2"/>
       </w:pPr>
       <w:r>
-        <w:t>Forschungsergebnisse mit Menschen mit Behinderung gemeinsam zu gestalten ist machbar</w:t>
+        <w:t>Kriminelle Justizverweisungen verzögerten Suchtbehandlung massiv</w:t>
       </w:r>
     </w:p>
     <w:p>
@@ -146,12 +146,12 @@
           <w:color w:val="666666"/>
           <w:sz w:val="18"/>
         </w:rPr>
-        <w:t>Hewitt O et al.  ·  J Appl Res Intellect Disabil  ·  Sept. 2026  ·  PMID 42825358</w:t>
+        <w:t>Holdiman AC et al.  ·  Health Aff (Millwood)  ·  Okt. 2026  ·  PMID 42832710</w:t>
       </w:r>
     </w:p>
     <w:p>
       <w:r>
-        <w:t>Qualitative Studie zur Gestaltung von Disseminationsmaterialien mit Co-Forschern mit intellektuellen Beeinträchtigungen: Fokusgruppen und Interviews evaluieren Erfahrungen dieser Personen beim Erstellen von Film, Zine, Infografiken und Leicht-Lesen-Dokumenten.</w:t>
+        <w:t>Nationale US-Studie an 962.702 Erstaufnahmen mit Suchterkrankung (2017–22): Vergleich von Zuweisungswegen und Wohnstatus mit Behandlungsverzögerung.</w:t>
       </w:r>
     </w:p>
     <w:p>
@@ -162,7 +162,7 @@
         <w:t xml:space="preserve">Ergebnis: </w:t>
       </w:r>
       <w:r>
-        <w:t>Co-Forscher mit intellektuellen Beeinträchtigungen schätzten bedeutungsvolle Beteiligung an Dissemination und konnten vielfältige, ansprechende Materialien schaffen, die ihre Projekterfahrungen widerspiegelten. Guidance für Co-Research-Teams zur erfolgreichen Fertigstellung dieser Phase wird angeboten.</w:t>
+        <w:t>Kriminelle Justizverweisungen waren mit mehr als doppelter Wahrscheinlichkeit von verzögerter Aufnahme assoziiert (OR &gt; 2). Diese Assoziation war stärker bei Menschen ohne feste Wohnung – ein Zeichen kumulativer Zugangsbarrieren in dieser Gruppe.</w:t>
       </w:r>
     </w:p>
     <w:p>
@@ -177,7 +177,7 @@
         <w:rPr>
           <w:sz w:val="19"/>
         </w:rPr>
-        <w:t>Großbritannien, englische Universitäten, Prinzipien für partizipative Forschung in Deutschland übertragbar</w:t>
+        <w:t>USA, andere Finanzierung; kritisch: zeigt Schnittstelle Justiz-Versorgung</w:t>
       </w:r>
     </w:p>
     <w:p>
@@ -186,7 +186,7 @@
           <w:color w:val="5A7D3A"/>
           <w:sz w:val="18"/>
         </w:rPr>
-        <w:t>https://pubmed.ncbi.nlm.nih.gov/42825358/</w:t>
+        <w:t>https://pubmed.ncbi.nlm.nih.gov/42832710/</w:t>
       </w:r>
     </w:p>
     <w:p>
@@ -194,7 +194,7 @@
         <w:pStyle w:val="Heading2"/>
       </w:pPr>
       <w:r>
-        <w:t>Symptomverbesserung führt zu besserer Emotionsregulation, nicht umgekehrt</w:t>
+        <w:t>Palästinensische Flüchtlingslager: strukturelle Gewalt verstärkt psychische Belastung stark</w:t>
       </w:r>
     </w:p>
     <w:p>
@@ -204,12 +204,12 @@
           <w:color w:val="666666"/>
           <w:sz w:val="18"/>
         </w:rPr>
-        <w:t>Egli S et al.  ·  Clin Psychol Psychother  ·  Sept. 2026  ·  PMID 42815884</w:t>
+        <w:t>Giacaman R et al.  ·  Glob Public Health  ·  31.12.2026  ·  PMID 42832346</w:t>
       </w:r>
     </w:p>
     <w:p>
       <w:r>
-        <w:t>Sekundäranalyse randomisierter kontrollierter Studie mit 198 stationären Patienten mit schwerer Depression: Untersuchung mittels Bayesianischer Panelmodelle, ob Bindungsstil, kognitive Uminterpretation und emotionale Unterdrückung als Wirkungsmechanismen von Schematherapie und kognitiver Verhaltenstherapie fungieren.</w:t>
+        <w:t>Querschnittsstudie in 2025 mit 3.000 Erwachsenen aus drei Flüchtlingslagern und angrenzenden städtischen Gebieten im Westjordanland: Exposition gegenüber Menschenrechtsverletzungen, politischer Gewalt, Deprivation und psychischer Gesundheit.</w:t>
       </w:r>
     </w:p>
     <w:p>
@@ -220,7 +220,7 @@
         <w:t xml:space="preserve">Ergebnis: </w:t>
       </w:r>
       <w:r>
-        <w:t>Keine Unterschiede zwischen den beiden Therapieformen bei den untersuchten Mechanismen. Wirkungsmechanismen sagten Symptomverbesserung nicht voraus. Umgekehrte Assoziation: Symptomreduktion war mit anschließenden Verbesserungen in kognitiver Uminterpretation und emotionaler Unterdrückung assoziiert – nicht diese mit Symptomreduktion.</w:t>
+        <w:t>Lagerresident:innen berichteten höhere Quoten von Menschenrechtsverletzungen (aOR 1,52), persönlicher Gewalt (aOR 3,48), Haushaltsgewalt (aOR 4,24), bezeugter Gewalt (aOR 4,48), Deprivation (aOR 1,60) und Unzufriedenheit mit Gesundheit (aOR 2,51). Kumulative strukturelle Gewalt ist treibender Faktor.</w:t>
       </w:r>
     </w:p>
     <w:p>
@@ -235,7 +235,7 @@
         <w:rPr>
           <w:sz w:val="19"/>
         </w:rPr>
-        <w:t>Deutschland/Österreich, Max-Planck-Institut Psychiatrie München, stationäres Multimodal-Setting</w:t>
+        <w:t>Besatzungskontext; zeigt Schnittstelle psychische Gesundheit-Menschenrechte</w:t>
       </w:r>
     </w:p>
     <w:p>
@@ -244,7 +244,7 @@
           <w:color w:val="5A7D3A"/>
           <w:sz w:val="18"/>
         </w:rPr>
-        <w:t>https://pubmed.ncbi.nlm.nih.gov/42815884/</w:t>
+        <w:t>https://pubmed.ncbi.nlm.nih.gov/42832346/</w:t>
       </w:r>
     </w:p>
     <w:p>
@@ -252,7 +252,7 @@
         <w:pStyle w:val="Heading2"/>
       </w:pPr>
       <w:r>
-        <w:t>Psychotrope Verordnungen bei Kindern: Balance zwischen Unter- und Überversorgung nötig</w:t>
+        <w:t>Gemeinschaftssicherheit und Gemeinschaftszugehörigkeitsgefühl schützen Gesundheit in Pandemie</w:t>
       </w:r>
     </w:p>
     <w:p>
@@ -262,12 +262,12 @@
           <w:color w:val="666666"/>
           <w:sz w:val="18"/>
         </w:rPr>
-        <w:t>McNicholas F et al.  ·  Ir Med J  ·  28.09.2026  ·  PMID 42807504</w:t>
+        <w:t>Lam G et al.  ·  J Community Psychol  ·  Nov. 2026  ·  PMID 42828762</w:t>
       </w:r>
     </w:p>
     <w:p>
       <w:r>
-        <w:t>Konzeptionelle Analyse der irischen und internationalen Daten zur psychotropen Medikation im Kindesalter: Expertendarstellung, dass die zentrale Frage nicht Überversorgung ist, sondern ob Verordnungen dem klinischen Bedarf entsprechen.</w:t>
+        <w:t>Longitudinale Studie in China mit zwei Wellen (Sept. 2021: n=992; Jan. 2023: n=497): Einfluss von Gemeinschaftsfaktoren auf Depression, Angst und physische Symptome während COVID-19.</w:t>
       </w:r>
     </w:p>
     <w:p>
@@ -278,7 +278,7 @@
         <w:t xml:space="preserve">Ergebnis: </w:t>
       </w:r>
       <w:r>
-        <w:t>Autoren argumentieren: Steigende Verordnungsraten müssen nicht auf Übermedikalisierung hindeuten, sondern können auch unmet need reflektieren. Mit "Goldilocks-Modell" wird postuliert, dass optimale Verordnungen auf einem Kontinuum zwischen Unter- und Überversorgung liegen und von Evidenz, Patientenfaktoren und Versorgungskontext abhängen.</w:t>
+        <w:t>T1: Wahrgenommene Gemeinschaftssicherheit und Gemeinschaftszugehörigkeitsgefühl beeinflussten direkt Depression, Angst und physische Symptome. T2: T1-Faktoren wirkten weiter. Gemeinschaftszugehörigkeitsgefühl mediierte T1-T2-Effekte teilweise.</w:t>
       </w:r>
     </w:p>
     <w:p>
@@ -293,7 +293,7 @@
         <w:rPr>
           <w:sz w:val="19"/>
         </w:rPr>
-        <w:t>Irland, CAMHS-System mit limitiertem Zugang zu Psychotherapie, ähnlich deutsche Situation</w:t>
+        <w:t>China; zeigt Community-basierte Schutzfaktoren in Krise übertragbar</w:t>
       </w:r>
     </w:p>
     <w:p>
@@ -302,7 +302,7 @@
           <w:color w:val="5A7D3A"/>
           <w:sz w:val="18"/>
         </w:rPr>
-        <w:t>https://pubmed.ncbi.nlm.nih.gov/42807504/</w:t>
+        <w:t>https://pubmed.ncbi.nlm.nih.gov/42828762/</w:t>
       </w:r>
     </w:p>
     <w:p>
@@ -310,7 +310,7 @@
         <w:pStyle w:val="Heading2"/>
       </w:pPr>
       <w:r>
-        <w:t>Partizipation im Alltag verbessert nicht messbar die Genesung bei komplexen psychischen Erkrankungen</w:t>
+        <w:t>Smartphone-Selbstmonitoring in Therapie: niedrige Adhärenz, gemischte Rückmeldungen</w:t>
       </w:r>
     </w:p>
     <w:p>
@@ -320,12 +320,12 @@
           <w:color w:val="666666"/>
           <w:sz w:val="18"/>
         </w:rPr>
-        <w:t>Borgh M et al.  ·  Nord J Psychiatry  ·  07.09.2026  ·  PMID 42706860</w:t>
+        <w:t>Jansen PW et al.  ·  Nutrients  ·  17.09.2026  ·  PMID 42797029</w:t>
       </w:r>
     </w:p>
     <w:p>
       <w:r>
-        <w:t>Beobachtungsstudie an 83 Personen mit komplexen psychischen Erkrankungen in schwedischem Flexible Assertive Community Treatment (FACT): Untersuchung, ob Partizipation in Alltag, Beschäftigung, Wohnen, Partnerschaft und Freundschaften mit Genesung und Lebensqualität nach 12 Monaten assoziiert ist.</w:t>
+        <w:t>Qualitative Feasibility-Studie an 20 Erwachsenen mit Binge-Eating-Disorder in Gruppentherapie: Fünf tägliche Micro-Questionnaires für 6 Wochen über Smartphone-App mit grafischem Feedback in Therapiesitzungen.</w:t>
       </w:r>
     </w:p>
     <w:p>
@@ -336,7 +336,7 @@
         <w:t xml:space="preserve">Ergebnis: </w:t>
       </w:r>
       <w:r>
-        <w:t>Einziger signifikanter Befund: Personen, die allein lebten, berichteten höhere Lebensqualität als solche mit Partner oder Familie. Alle anderen Partizipationsdomänen zeigten keine signifikanten Assoziationen mit Genesung oder Lebensqualität. Autoren interpretieren dies als Hinweis, dass FACT-Modell Recovery über unterschiedliche Lebensumstände hinweg unterstützt.</w:t>
+        <w:t>App wurde als benutzerfreundlich bewertet, aber invasiv; mittlere Response-Rate 31,1%, nur 9 Teilnehmende &gt;30%. Einige berichteten bessere Reflexion, andere empfanden Registrierungen als beschämend mit potenziellen Schadensfällen.</w:t>
       </w:r>
     </w:p>
     <w:p>
@@ -351,7 +351,7 @@
         <w:rPr>
           <w:sz w:val="19"/>
         </w:rPr>
-        <w:t>Schweden, öffentliches Gesundheitssystem, vergleichbar mit deutschen Strukturen</w:t>
+        <w:t>Niederlande, vergleichbares System; zeigt Hürden und Potenziale digitaler Momentaufnahmen in Therapie</w:t>
       </w:r>
     </w:p>
     <w:p>
@@ -360,7 +360,7 @@
           <w:color w:val="5A7D3A"/>
           <w:sz w:val="18"/>
         </w:rPr>
-        <w:t>https://pubmed.ncbi.nlm.nih.gov/42706860/</w:t>
+        <w:t>https://pubmed.ncbi.nlm.nih.gov/42797029/</w:t>
       </w:r>
     </w:p>
     <w:p>
@@ -368,7 +368,7 @@
         <w:pStyle w:val="Heading2"/>
       </w:pPr>
       <w:r>
-        <w:t>15 Minuten weniger Sitzen, mehr Bewegung reduziert Depression und verbessert Gesundheit bei Studierenden</w:t>
+        <w:t>Kindliche Misshandlung verdoppelt psychische Belastung von Vätern beim Übergang zur Elternschaft</w:t>
       </w:r>
     </w:p>
     <w:p>
@@ -378,12 +378,12 @@
           <w:color w:val="666666"/>
           <w:sz w:val="18"/>
         </w:rPr>
-        <w:t>Pennisi F et al.  ·  Depress Anxiety  ·  03.09.2026  ·  PMID 42694837</w:t>
+        <w:t>Mazidi M et al.  ·  Child Abuse Negl  ·  03.09.2026  ·  PMID 42691554</w:t>
       </w:r>
     </w:p>
     <w:p>
       <w:r>
-        <w:t>Querschnittsstudie an 2636 italienischen Studierenden: Analysiert über Compositional Data Analysis und isotemporale Substitutionsmodelle Assoziationen zwischen Tagesstruktur (moderate bis intensive Aktivität, leichte Aktivität, sitzende Zeit) und depressiven Symptomen, Selbsteinschätzung Gesundheit und Essstörungssymptomatik.</w:t>
+        <w:t>Kohortenstudie an 718 erstmaligen Vätern aus bevölkerungsrepräsentativer australischer Stichprobe: Assoziation zwischen ACE-Exposition (Adverse Childhood Experiences) und Depressivität, Angst, Alkoholkonsum und Wohlbefinden im ersten Jahr nach Geburt.</w:t>
       </w:r>
     </w:p>
     <w:p>
@@ -394,7 +394,7 @@
         <w:t xml:space="preserve">Ergebnis: </w:t>
       </w:r>
       <w:r>
-        <w:t>Höherer Anteil intensiver Aktivität assoziiert mit niedrigeren Depressionssymptomen (β = -0,39) und besserer Gesundheitsselbsteinschätzung (β = 0,11). Höherer Anteil sitzender Zeit assoziiert mit höheren Depressionssymptomen (β = 0,42) und schlechterer Gesundheit (β = -0,11). Umschichtung von 15 Min Sitzen zu intensiver Aktivität reduzierte PHQ-9-Score um -0,114 Punkte.</w:t>
+        <w:t>Väter mit 2–3 ACEs zeigten höhere Depressivität und Angst sowie niedrigeres Wohlbefinden (p &lt; 0,05); stärkere Effekte bei ≥4 ACEs. Sexueller Missbrauch, Gefühl, ungeliebt zu sein, verbale Misshandlung und Substanzkonsum im Haushalt waren unabhängig assoziiert.</w:t>
       </w:r>
     </w:p>
     <w:p>
@@ -409,7 +409,7 @@
         <w:rPr>
           <w:sz w:val="19"/>
         </w:rPr>
-        <w:t>Italien, Universitätskontext, gesunde Studierende – Mechanismus für Prävention auch in deutscher Hochschulgesundheit relevant</w:t>
+        <w:t>Australien, vergleichbare Gesundheitssysteme; kritisch: frühe Intervention bei Vätern</w:t>
       </w:r>
     </w:p>
     <w:p>
@@ -418,7 +418,7 @@
           <w:color w:val="5A7D3A"/>
           <w:sz w:val="18"/>
         </w:rPr>
-        <w:t>https://pubmed.ncbi.nlm.nih.gov/42694837/</w:t>
+        <w:t>https://pubmed.ncbi.nlm.nih.gov/42691554/</w:t>
       </w:r>
     </w:p>
     <w:sectPr>

--- a/download/studien-aktuell.docx
+++ b/download/studien-aktuell.docx
@@ -62,7 +62,7 @@
           <w:color w:val="666666"/>
           <w:sz w:val="18"/>
         </w:rPr>
-        <w:t>Stand: 06.10.2026  |  6 Studien  |  mental.m-vf.de</w:t>
+        <w:t>Stand: 07.10.2026  |  6 Studien  |  mental.m-vf.de</w:t>
       </w:r>
     </w:p>
     <w:p>
@@ -70,7 +70,7 @@
         <w:pStyle w:val="Heading1"/>
       </w:pPr>
       <w:r>
-        <w:t>Aufgenommen am 06.10.2026</w:t>
+        <w:t>Aufgenommen am 07.10.2026</w:t>
       </w:r>
     </w:p>
     <w:p>
@@ -78,7 +78,7 @@
         <w:pStyle w:val="Heading2"/>
       </w:pPr>
       <w:r>
-        <w:t>Demenzdiagnose: Spezialist und Fachassistenten unterscheiden sich deutlich</w:t>
+        <w:t>Neurokognitive Störungen im höheren Alter: Erkennung in Primärversorgung ist multidisziplinäre Aufgabe</w:t>
       </w:r>
     </w:p>
     <w:p>
@@ -88,12 +88,12 @@
           <w:color w:val="666666"/>
           <w:sz w:val="18"/>
         </w:rPr>
-        <w:t>Gupta S et al.  ·  Health Aff (Millwood)  ·  Okt. 2026  ·  PMID 42832713</w:t>
+        <w:t>Barbe A et al.  ·  Sante Publique  ·  2026  ·  PMID 42838901</w:t>
       </w:r>
     </w:p>
     <w:p>
       <w:r>
-        <w:t>Nationale US-Umfrage von 4.699 Klinikern (2024–25) zum Vergleich von Fachassistenten, Hausärzten und Spezialisten bei Diagnostik und Behandlung von Demenz.</w:t>
+        <w:t>Französische qualitative Fokusgruppen-Studie mit 10 Primärversorgungsfachleuten zu Rolle, Wahrnehmung und Hürden bei Früherkennung neurokognitiver Störungen bei älteren Menschen.</w:t>
       </w:r>
     </w:p>
     <w:p>
@@ -104,7 +104,7 @@
         <w:t xml:space="preserve">Ergebnis: </w:t>
       </w:r>
       <w:r>
-        <w:t>Spezialisten berichten höhere Diagnoseicherheit und führen mehr diagnostische Tests durch. Fachassistenten berichten niedrigere Sicherheit und weniger Tests, verschreiben aber häufiger Anti-Amyloid-Therapie. Unterschiede zeigen Bedarf für teamgestützte Versorgung.</w:t>
+        <w:t>Alle Fachleute erkannten ihre Fähigkeit zur Früherkennung und Symptomerfassung an; Diagnose folgte aber nicht immer. Barrieren: Wissenslücken, Arbeitskontextkonflikte, Patientenverweigerung. Interprofessionelle Zusammenarbeit als essentiell identifiziert, begrenzt durch Kommunikationsschwierigkeiten und ethische Bedenken. Fachleute erwarten besseren Informationsaustausch und effektivere Partnerschaft; Forderung nach geriatrischem Advanced-Practice-Nursing und Koordinierungstools.</w:t>
       </w:r>
     </w:p>
     <w:p>
@@ -119,7 +119,7 @@
         <w:rPr>
           <w:sz w:val="19"/>
         </w:rPr>
-        <w:t>USA, andere Versorgungsstruktur; Kernbefund zu Rollen in Spezialisierung übertragbar</w:t>
+        <w:t>Frankreich, zeigt strukturelle Schnittstellenprobleme, transferierbar auf deutsche Primärversorgung</w:t>
       </w:r>
     </w:p>
     <w:p>
@@ -128,7 +128,7 @@
           <w:color w:val="5A7D3A"/>
           <w:sz w:val="18"/>
         </w:rPr>
-        <w:t>https://pubmed.ncbi.nlm.nih.gov/42832713/</w:t>
+        <w:t>https://pubmed.ncbi.nlm.nih.gov/42838901/</w:t>
       </w:r>
     </w:p>
     <w:p>
@@ -136,7 +136,7 @@
         <w:pStyle w:val="Heading2"/>
       </w:pPr>
       <w:r>
-        <w:t>Kriminelle Justizverweisungen verzögerten Suchtbehandlung massiv</w:t>
+        <w:t>COVID-19-Krise verstärkte psychische Vulnerabilität bei jungen Erwachsenen und älteren Menschen unterschiedlich</w:t>
       </w:r>
     </w:p>
     <w:p>
@@ -146,12 +146,12 @@
           <w:color w:val="666666"/>
           <w:sz w:val="18"/>
         </w:rPr>
-        <w:t>Holdiman AC et al.  ·  Health Aff (Millwood)  ·  Okt. 2026  ·  PMID 42832710</w:t>
+        <w:t>Sposito-Tourier M et al.  ·  Sante Publique  ·  2026  ·  PMID 42838892</w:t>
       </w:r>
     </w:p>
     <w:p>
       <w:r>
-        <w:t>Nationale US-Studie an 962.702 Erstaufnahmen mit Suchterkrankung (2017–22): Vergleich von Zuweisungswegen und Wohnstatus mit Behandlungsverzögerung.</w:t>
+        <w:t>Französische Mixed-Methods-Studie mit Daten aus dem nationalen Gesundheitssystem (2016-2021) und 29 Interviews zu Auswirkungen der COVID-19-Pandemie auf psychiatrische Behandlungsverläufe und Zugangsformen.</w:t>
       </w:r>
     </w:p>
     <w:p>
@@ -162,7 +162,7 @@
         <w:t xml:space="preserve">Ergebnis: </w:t>
       </w:r>
       <w:r>
-        <w:t>Kriminelle Justizverweisungen waren mit mehr als doppelter Wahrscheinlichkeit von verzögerter Aufnahme assoziiert (OR &gt; 2). Diese Assoziation war stärker bei Menschen ohne feste Wohnung – ein Zeichen kumulativer Zugangsbarrieren in dieser Gruppe.</w:t>
+        <w:t>Junge Menschen wurden während der Krise häufiger hospitalisiert, Personen ab 50 Jahren zeigten höheren Psychopharmaka-Gebrauch. Heterogene Behandlungsverlauf von episodischen Kontakten bis zur Langzeitbetreuung; die Krankheitsauslösung fiel nicht immer mit Lockdown-Phasen zusammen. Die Krise katalysierte latente psychische und soziale Anfälligkeiten.</w:t>
       </w:r>
     </w:p>
     <w:p>
@@ -177,7 +177,7 @@
         <w:rPr>
           <w:sz w:val="19"/>
         </w:rPr>
-        <w:t>USA, andere Finanzierung; kritisch: zeigt Schnittstelle Justiz-Versorgung</w:t>
+        <w:t>Frankreich (SNDS-Daten), vergleichbares Sozialversicherungssystem, altersgerechte Versorgungstrends ablesbar</w:t>
       </w:r>
     </w:p>
     <w:p>
@@ -186,7 +186,7 @@
           <w:color w:val="5A7D3A"/>
           <w:sz w:val="18"/>
         </w:rPr>
-        <w:t>https://pubmed.ncbi.nlm.nih.gov/42832710/</w:t>
+        <w:t>https://pubmed.ncbi.nlm.nih.gov/42838892/</w:t>
       </w:r>
     </w:p>
     <w:p>
@@ -194,7 +194,7 @@
         <w:pStyle w:val="Heading2"/>
       </w:pPr>
       <w:r>
-        <w:t>Palästinensische Flüchtlingslager: strukturelle Gewalt verstärkt psychische Belastung stark</w:t>
+        <w:t>Hochintensive körperliche Trainings in Suchtbehandlung: Qualitatives Verständnis von Adhärenz-Barrieren erforderlich</w:t>
       </w:r>
     </w:p>
     <w:p>
@@ -204,12 +204,12 @@
           <w:color w:val="666666"/>
           <w:sz w:val="18"/>
         </w:rPr>
-        <w:t>Giacaman R et al.  ·  Glob Public Health  ·  31.12.2026  ·  PMID 42832346</w:t>
+        <w:t>Bahl NKHKH et al.  ·  BMJ Open  ·  06.10.2026  ·  PMID 42838589</w:t>
       </w:r>
     </w:p>
     <w:p>
       <w:r>
-        <w:t>Querschnittsstudie in 2025 mit 3.000 Erwachsenen aus drei Flüchtlingslagern und angrenzenden städtischen Gebieten im Westjordanland: Exposition gegenüber Menschenrechtsverletzungen, politischer Gewalt, Deprivation und psychischer Gesundheit.</w:t>
+        <w:t>Norwegisches Studienprotokoll für qualitative Collaborating Health Services Study zu Erfahrungen und Adhärenz von 20 stationären Suchtpatienten für hochintensive körperliche Trainingsinterventionen (HIT) innerhalb der Fachbehandlung.</w:t>
       </w:r>
     </w:p>
     <w:p>
@@ -220,7 +220,7 @@
         <w:t xml:space="preserve">Ergebnis: </w:t>
       </w:r>
       <w:r>
-        <w:t>Lagerresident:innen berichteten höhere Quoten von Menschenrechtsverletzungen (aOR 1,52), persönlicher Gewalt (aOR 3,48), Haushaltsgewalt (aOR 4,24), bezeugter Gewalt (aOR 4,48), Deprivation (aOR 1,60) und Unzufriedenheit mit Gesundheit (aOR 2,51). Kumulative strukturelle Gewalt ist treibender Faktor.</w:t>
+        <w:t>Studiendesign auf Basis von Erkenntnissen, dass HIT für Suchtpatienten wirksam ist, aber Adhärenz insuffizient verstanden bleibt. Geplant: in-depth Interviews mit 10 Adhärenten und 10 Nicht-Adhärenten zu Erleichterungen und Barrieren, analysiert mit Personen mit Lived Experience. Ziel: patient-zentriertes Verständnis zur Integration von HIT in Suchtbehandlung.</w:t>
       </w:r>
     </w:p>
     <w:p>
@@ -235,7 +235,7 @@
         <w:rPr>
           <w:sz w:val="19"/>
         </w:rPr>
-        <w:t>Besatzungskontext; zeigt Schnittstelle psychische Gesundheit-Menschenrechte</w:t>
+        <w:t>Norwegen, vergleichbare spezialisierte Versorgungsstruktur für Suchterkrankungen, Fokus auf Implementierungsforschung</w:t>
       </w:r>
     </w:p>
     <w:p>
@@ -244,7 +244,7 @@
           <w:color w:val="5A7D3A"/>
           <w:sz w:val="18"/>
         </w:rPr>
-        <w:t>https://pubmed.ncbi.nlm.nih.gov/42832346/</w:t>
+        <w:t>https://pubmed.ncbi.nlm.nih.gov/42838589/</w:t>
       </w:r>
     </w:p>
     <w:p>
@@ -252,7 +252,7 @@
         <w:pStyle w:val="Heading2"/>
       </w:pPr>
       <w:r>
-        <w:t>Gemeinschaftssicherheit und Gemeinschaftszugehörigkeitsgefühl schützen Gesundheit in Pandemie</w:t>
+        <w:t>Psilocybin-Gebrauch bei Depression: Keine Konkurrenz zu Standardbehandlung, aber ungedeckter Bedarf signalisiert</w:t>
       </w:r>
     </w:p>
     <w:p>
@@ -262,12 +262,12 @@
           <w:color w:val="666666"/>
           <w:sz w:val="18"/>
         </w:rPr>
-        <w:t>Lam G et al.  ·  J Community Psychol  ·  Nov. 2026  ·  PMID 42828762</w:t>
+        <w:t>Eun AC et al.  ·  Psychol Med  ·  06.10.2026  ·  PMID 42834832</w:t>
       </w:r>
     </w:p>
     <w:p>
       <w:r>
-        <w:t>Longitudinale Studie in China mit zwei Wellen (Sept. 2021: n=992; Jan. 2023: n=497): Einfluss von Gemeinschaftsfaktoren auf Depression, Angst und physische Symptome während COVID-19.</w:t>
+        <w:t>US-Querschnittstudie mit 6.793 Personen mit depressiver Episode aus dem National Survey on Drug Use and Health 2024 zu Zusammenhang zwischen Psilocybin-Konsum und Inanspruchnahme psychiatrischer Standardbehandlung.</w:t>
       </w:r>
     </w:p>
     <w:p>
@@ -278,7 +278,7 @@
         <w:t xml:space="preserve">Ergebnis: </w:t>
       </w:r>
       <w:r>
-        <w:t>T1: Wahrgenommene Gemeinschaftssicherheit und Gemeinschaftszugehörigkeitsgefühl beeinflussten direkt Depression, Angst und physische Symptome. T2: T1-Faktoren wirkten weiter. Gemeinschaftszugehörigkeitsgefühl mediierte T1-T2-Effekte teilweise.</w:t>
+        <w:t>7,3 % der Personen mit depressiver Episode nutzten Psilocybin im Vorjahr. Nach Adjustierung war Psilocybin-Gebrauch nicht assoziiert mit ambulanter, stationärer oder Telehealth-Behandlung, Psychopharmaka oder Arztkontakt. Signifikante Assoziation mit wahrgenommenem ungedecktem Behandlungsbedarf (52,0 % vs. 33,9 %, aPR=1,44, 95%-KI 1,04-2,01).</w:t>
       </w:r>
     </w:p>
     <w:p>
@@ -293,7 +293,7 @@
         <w:rPr>
           <w:sz w:val="19"/>
         </w:rPr>
-        <w:t>China; zeigt Community-basierte Schutzfaktoren in Krise übertragbar</w:t>
+        <w:t>USA, aber Befund ist versorgungspolitisch relevant: Signalisiert Behandlungslücken, nicht Substitionsverhalten</w:t>
       </w:r>
     </w:p>
     <w:p>
@@ -302,7 +302,7 @@
           <w:color w:val="5A7D3A"/>
           <w:sz w:val="18"/>
         </w:rPr>
-        <w:t>https://pubmed.ncbi.nlm.nih.gov/42828762/</w:t>
+        <w:t>https://pubmed.ncbi.nlm.nih.gov/42834832/</w:t>
       </w:r>
     </w:p>
     <w:p>
@@ -310,7 +310,7 @@
         <w:pStyle w:val="Heading2"/>
       </w:pPr>
       <w:r>
-        <w:t>Smartphone-Selbstmonitoring in Therapie: niedrige Adhärenz, gemischte Rückmeldungen</w:t>
+        <w:t>Brief-Interventionen gegen Alkoholvergiftung erreichen auch Menschen mit mehreren Risikofaktoren</w:t>
       </w:r>
     </w:p>
     <w:p>
@@ -320,12 +320,12 @@
           <w:color w:val="666666"/>
           <w:sz w:val="18"/>
         </w:rPr>
-        <w:t>Jansen PW et al.  ·  Nutrients  ·  17.09.2026  ·  PMID 42797029</w:t>
+        <w:t>Krolo-Wicovsky F et al.  ·  Patient Educ Couns  ·  08.09.2026  ·  PMID 42767091</w:t>
       </w:r>
     </w:p>
     <w:p>
       <w:r>
-        <w:t>Qualitative Feasibility-Studie an 20 Erwachsenen mit Binge-Eating-Disorder in Gruppentherapie: Fünf tägliche Micro-Questionnaires für 6 Wochen über Smartphone-App mit grafischem Feedback in Therapiesitzungen.</w:t>
+        <w:t>Deutsche RCT mit 961 hospitalisierten Patienten mit riskantem Alkoholkonsum, randomisiert zu motivierender Gesprächsführung, computergestütztem Feedback oder Kontrolle, mit Nachverfolgung über 24 Monate.</w:t>
       </w:r>
     </w:p>
     <w:p>
@@ -336,7 +336,7 @@
         <w:t xml:space="preserve">Ergebnis: </w:t>
       </w:r>
       <w:r>
-        <w:t>App wurde als benutzerfreundlich bewertet, aber invasiv; mittlere Response-Rate 31,1%, nur 9 Teilnehmende &gt;30%. Einige berichteten bessere Reflexion, andere empfanden Registrierungen als beschämend mit potenziellen Schadensfällen.</w:t>
+        <w:t>Erreichen (p=0,677) und Wirksamkeit (p=0,179) waren unabhängig von der Zahl komorbider Verhaltensrisiken. Bei Patienten mit drei komorbiden Risikofaktoren zeigten beide Interventionen signifikante Alkoholreduktion (computergestütztes Feedback bis Monat 24: p=0,004; persönliche Beratung bis Monat 18: p=0,044). Beide Formate waren gleich wirksam über alle Risikoprofile.</w:t>
       </w:r>
     </w:p>
     <w:p>
@@ -351,7 +351,7 @@
         <w:rPr>
           <w:sz w:val="19"/>
         </w:rPr>
-        <w:t>Niederlande, vergleichbares System; zeigt Hürden und Potenziale digitaler Momentaufnahmen in Therapie</w:t>
+        <w:t>Deutschland (Greifswald), dokumentiert Erreichen schwer zugänglicher Gruppen durch proaktive Ansprache</w:t>
       </w:r>
     </w:p>
     <w:p>
@@ -360,7 +360,7 @@
           <w:color w:val="5A7D3A"/>
           <w:sz w:val="18"/>
         </w:rPr>
-        <w:t>https://pubmed.ncbi.nlm.nih.gov/42797029/</w:t>
+        <w:t>https://pubmed.ncbi.nlm.nih.gov/42767091/</w:t>
       </w:r>
     </w:p>
     <w:p>
@@ -368,7 +368,7 @@
         <w:pStyle w:val="Heading2"/>
       </w:pPr>
       <w:r>
-        <w:t>Kindliche Misshandlung verdoppelt psychische Belastung von Vätern beim Übergang zur Elternschaft</w:t>
+        <w:t>Pflegestudierende erleben Diskrepanz zwischen Digitalethik-Bewusstsein und Praxis</w:t>
       </w:r>
     </w:p>
     <w:p>
@@ -378,12 +378,12 @@
           <w:color w:val="666666"/>
           <w:sz w:val="18"/>
         </w:rPr>
-        <w:t>Mazidi M et al.  ·  Child Abuse Negl  ·  03.09.2026  ·  PMID 42691554</w:t>
+        <w:t>Bayram A et al.  ·  Int Nurs Rev  ·  Sept. 2026  ·  PMID 42765544</w:t>
       </w:r>
     </w:p>
     <w:p>
       <w:r>
-        <w:t>Kohortenstudie an 718 erstmaligen Vätern aus bevölkerungsrepräsentativer australischer Stichprobe: Assoziation zwischen ACE-Exposition (Adverse Childhood Experiences) und Depressivität, Angst, Alkoholkonsum und Wohlbefinden im ersten Jahr nach Geburt.</w:t>
+        <w:t>Qualitative Studie in drei europäischen Ländern (Italien, Polen, Türkei) mit 46 Pflegestudierenden zu Wahrnehmung und Erfahrung digitaler Ethik in der klinischen Ausbildung.</w:t>
       </w:r>
     </w:p>
     <w:p>
@@ -394,7 +394,7 @@
         <w:t xml:space="preserve">Ergebnis: </w:t>
       </w:r>
       <w:r>
-        <w:t>Väter mit 2–3 ACEs zeigten höhere Depressivität und Angst sowie niedrigeres Wohlbefinden (p &lt; 0,05); stärkere Effekte bei ≥4 ACEs. Sexueller Missbrauch, Gefühl, ungeliebt zu sein, verbale Misshandlung und Substanzkonsum im Haushalt waren unabhängig assoziiert.</w:t>
+        <w:t>Studierende zeigten substantielles Bewusstsein für digitale Ethik, begegneten aber erheblichen Unsicherheiten und Inkonsistenzen bei Patientenconsent und Datenhandhabung. Berichtete Verletzungen auf individueller und Peer-Ebene; Ursachen: Ausbildungsdruck, unzureichende ethische Schulung, Nutzung privater Geräte, Einfluss von Rollenmodellen. Interprofessionelle Zusammenarbeit und strukturiertes Training notwendig.</w:t>
       </w:r>
     </w:p>
     <w:p>
@@ -409,7 +409,7 @@
         <w:rPr>
           <w:sz w:val="19"/>
         </w:rPr>
-        <w:t>Australien, vergleichbare Gesundheitssysteme; kritisch: frühe Intervention bei Vätern</w:t>
+        <w:t>Drei EU-Länder, zeigt strukturelle Defizite in Gesundheitsfachberufe-Ausbildung bei digitalen Standards</w:t>
       </w:r>
     </w:p>
     <w:p>
@@ -418,7 +418,7 @@
           <w:color w:val="5A7D3A"/>
           <w:sz w:val="18"/>
         </w:rPr>
-        <w:t>https://pubmed.ncbi.nlm.nih.gov/42691554/</w:t>
+        <w:t>https://pubmed.ncbi.nlm.nih.gov/42765544/</w:t>
       </w:r>
     </w:p>
     <w:sectPr>

--- a/download/studien-aktuell.docx
+++ b/download/studien-aktuell.docx
@@ -62,7 +62,7 @@
           <w:color w:val="666666"/>
           <w:sz w:val="18"/>
         </w:rPr>
-        <w:t>Stand: 07.10.2026  |  6 Studien  |  mental.m-vf.de</w:t>
+        <w:t>Stand: 08.10.2026  |  6 Studien  |  mental.m-vf.de</w:t>
       </w:r>
     </w:p>
     <w:p>
@@ -70,7 +70,7 @@
         <w:pStyle w:val="Heading1"/>
       </w:pPr>
       <w:r>
-        <w:t>Aufgenommen am 07.10.2026</w:t>
+        <w:t>Aufgenommen am 08.10.2026</w:t>
       </w:r>
     </w:p>
     <w:p>
@@ -78,7 +78,7 @@
         <w:pStyle w:val="Heading2"/>
       </w:pPr>
       <w:r>
-        <w:t>Neurokognitive Störungen im höheren Alter: Erkennung in Primärversorgung ist multidisziplinäre Aufgabe</w:t>
+        <w:t>Kontingenz-Management bei Heroinabhängigkeit wirkt selektiv auf zwei Subgruppen</w:t>
       </w:r>
     </w:p>
     <w:p>
@@ -88,12 +88,12 @@
           <w:color w:val="666666"/>
           <w:sz w:val="18"/>
         </w:rPr>
-        <w:t>Barbe A et al.  ·  Sante Publique  ·  2026  ·  PMID 42838901</w:t>
+        <w:t>MacGregor L et al.  ·  Drug Alcohol Rev  ·  Nov. 2026  ·  PMID 42841763</w:t>
       </w:r>
     </w:p>
     <w:p>
       <w:r>
-        <w:t>Französische qualitative Fokusgruppen-Studie mit 10 Primärversorgungsfachleuten zu Rolle, Wahrnehmung und Hürden bei Früherkennung neurokognitiver Störungen bei älteren Menschen.</w:t>
+        <w:t>Eine britische Latent-Class-Analyse (n=552 aus PRAISe-Trial) untersuchte, ob Effektivität von Kontingenz-Management (finanzielle Anreize) nach Patientenmerkmalen differiert.</w:t>
       </w:r>
     </w:p>
     <w:p>
@@ -104,7 +104,7 @@
         <w:t xml:space="preserve">Ergebnis: </w:t>
       </w:r>
       <w:r>
-        <w:t>Alle Fachleute erkannten ihre Fähigkeit zur Früherkennung und Symptomerfassung an; Diagnose folgte aber nicht immer. Barrieren: Wissenslücken, Arbeitskontextkonflikte, Patientenverweigerung. Interprofessionelle Zusammenarbeit als essentiell identifiziert, begrenzt durch Kommunikationsschwierigkeiten und ethische Bedenken. Fachleute erwarten besseren Informationsaustausch und effektivere Partnerschaft; Forderung nach geriatrischem Advanced-Practice-Nursing und Koordinierungstools.</w:t>
+        <w:t>Vier Klassen identifiziert: (1) weniger komplex/niedriger Alkohol/hohe Quitabsicht (n=115), (2) komplexer/niedriger Alkohol/hohe Absicht (n=287), (3) komplexer/hoher Alkohol/hohe Absicht (n=73), (4) komplexer/mittlerer Alkohol/niedrige Absicht (n=77). KM für Anwesenheit wirksamer in Klassen 1 und 2 (OR 5,21 bzw. 1,87), nicht in 3 und 4. KM für Abstinenz insgesamt wirkungslos. Individuelle Unterschiede könnten gezieltes KM-Design informieren.</w:t>
       </w:r>
     </w:p>
     <w:p>
@@ -119,7 +119,7 @@
         <w:rPr>
           <w:sz w:val="19"/>
         </w:rPr>
-        <w:t>Frankreich, zeigt strukturelle Schnittstellenprobleme, transferierbar auf deutsche Primärversorgung</w:t>
+        <w:t>Großbritannien, vergleichbares System für Suchtbehandlung; Latent-Class-Befunde methodisch übertragbar, Kontingenz-Management in Deutschland jedoch andere Rechtslage (nicht Cash-Incentives-basiert).</w:t>
       </w:r>
     </w:p>
     <w:p>
@@ -128,7 +128,7 @@
           <w:color w:val="5A7D3A"/>
           <w:sz w:val="18"/>
         </w:rPr>
-        <w:t>https://pubmed.ncbi.nlm.nih.gov/42838901/</w:t>
+        <w:t>https://pubmed.ncbi.nlm.nih.gov/42841763/</w:t>
       </w:r>
     </w:p>
     <w:p>
@@ -136,7 +136,7 @@
         <w:pStyle w:val="Heading2"/>
       </w:pPr>
       <w:r>
-        <w:t>COVID-19-Krise verstärkte psychische Vulnerabilität bei jungen Erwachsenen und älteren Menschen unterschiedlich</w:t>
+        <w:t>Wochenbettdepression und fragmentierte Mütterversorgung im Post-Konflikt-Kontext</w:t>
       </w:r>
     </w:p>
     <w:p>
@@ -146,12 +146,12 @@
           <w:color w:val="666666"/>
           <w:sz w:val="18"/>
         </w:rPr>
-        <w:t>Sposito-Tourier M et al.  ·  Sante Publique  ·  2026  ·  PMID 42838892</w:t>
+        <w:t>Moumin AM et al.  ·  Glob Health Action  ·  31.12.2026  ·  PMID 42841544</w:t>
       </w:r>
     </w:p>
     <w:p>
       <w:r>
-        <w:t>Französische Mixed-Methods-Studie mit Daten aus dem nationalen Gesundheitssystem (2016-2021) und 29 Interviews zu Auswirkungen der COVID-19-Pandemie auf psychiatrische Behandlungsverläufe und Zugangsformen.</w:t>
+        <w:t>Eine somalische Querschnittsstudie (n=442) untersuchte psychosoziale, strukturelle und klinische Faktoren im Zusammenhang mit postpartaler Depression und Vollständigkeit der Mütterversorgung.</w:t>
       </w:r>
     </w:p>
     <w:p>
@@ -162,7 +162,7 @@
         <w:t xml:space="preserve">Ergebnis: </w:t>
       </w:r>
       <w:r>
-        <w:t>Junge Menschen wurden während der Krise häufiger hospitalisiert, Personen ab 50 Jahren zeigten höheren Psychopharmaka-Gebrauch. Heterogene Behandlungsverlauf von episodischen Kontakten bis zur Langzeitbetreuung; die Krankheitsauslösung fiel nicht immer mit Lockdown-Phasen zusammen. Die Krise katalysierte latente psychische und soziale Anfälligkeiten.</w:t>
+        <w:t>24,7 % berichteten Depressionssymptome, 34,4 % vollendeten alle drei Versorgungsschritte. Höhere Odds für Symptome bei alleinstehenden Müttern (aOR 2,27), Geburtskomplikationen (aOR 2,06) und schlechterer Selbstbewertung der Gesundheit (aOR 6,66); 37,6 % der symptomatischen Frauen sprachen mit niemandem darüber. Frühe Schwangerenvorsorge war positiv mit Versorgungskontinuität assoziiert (B 0,345).</w:t>
       </w:r>
     </w:p>
     <w:p>
@@ -177,7 +177,7 @@
         <w:rPr>
           <w:sz w:val="19"/>
         </w:rPr>
-        <w:t>Frankreich (SNDS-Daten), vergleichbares Sozialversicherungssystem, altersgerechte Versorgungstrends ablesbar</w:t>
+        <w:t>Somaliland/Afrika, Ressourcen-limitierter Kontext; Befunde zur mentalen Belastung und Vorsorgelücken relevant für deutsche Migrationshintergrund-Problematik, aber Versorgungsstruktur grundlegend verschieden.</w:t>
       </w:r>
     </w:p>
     <w:p>
@@ -186,7 +186,7 @@
           <w:color w:val="5A7D3A"/>
           <w:sz w:val="18"/>
         </w:rPr>
-        <w:t>https://pubmed.ncbi.nlm.nih.gov/42838892/</w:t>
+        <w:t>https://pubmed.ncbi.nlm.nih.gov/42841544/</w:t>
       </w:r>
     </w:p>
     <w:p>
@@ -194,7 +194,7 @@
         <w:pStyle w:val="Heading2"/>
       </w:pPr>
       <w:r>
-        <w:t>Hochintensive körperliche Trainings in Suchtbehandlung: Qualitatives Verständnis von Adhärenz-Barrieren erforderlich</w:t>
+        <w:t>Krisenteams berichten über höhere Fallzahlen und wachsende Komplexität</w:t>
       </w:r>
     </w:p>
     <w:p>
@@ -204,12 +204,12 @@
           <w:color w:val="666666"/>
           <w:sz w:val="18"/>
         </w:rPr>
-        <w:t>Bahl NKHKH et al.  ·  BMJ Open  ·  06.10.2026  ·  PMID 42838589</w:t>
+        <w:t>Donley E  ·  Int J Ment Health Nurs  ·  Okt. 2026  ·  PMID 42839808</w:t>
       </w:r>
     </w:p>
     <w:p>
       <w:r>
-        <w:t>Norwegisches Studienprotokoll für qualitative Collaborating Health Services Study zu Erfahrungen und Adhärenz von 20 stationären Suchtpatienten für hochintensive körperliche Trainingsinterventionen (HIT) innerhalb der Fachbehandlung.</w:t>
+        <w:t>Eine australische Audit-Studie untersuchte über 7 Jahre, ob sich Arbeitsbelastung und klinische Komplexität in Krisenteams (Crisis Assessment and Treatment Teams) verändert haben.</w:t>
       </w:r>
     </w:p>
     <w:p>
@@ -220,7 +220,7 @@
         <w:t xml:space="preserve">Ergebnis: </w:t>
       </w:r>
       <w:r>
-        <w:t>Studiendesign auf Basis von Erkenntnissen, dass HIT für Suchtpatienten wirksam ist, aber Adhärenz insuffizient verstanden bleibt. Geplant: in-depth Interviews mit 10 Adhärenten und 10 Nicht-Adhärenten zu Erleichterungen und Barrieren, analysiert mit Personen mit Lived Experience. Ziel: patient-zentriertes Verständnis zur Integration von HIT in Suchtbehandlung.</w:t>
+        <w:t>Fallzahlen stiegen signifikant, ebenso die klinische Komplexität gemäss eines entwickelten Index. Die Studie unterstreicht die Notwendigkeit, spezialisierte Consultants und gezielte Schulungen zur Unterstützung von Fachkräften einzusetzen, um mit erhöhter Last und Komplexität umzugehen.</w:t>
       </w:r>
     </w:p>
     <w:p>
@@ -235,7 +235,7 @@
         <w:rPr>
           <w:sz w:val="19"/>
         </w:rPr>
-        <w:t>Norwegen, vergleichbare spezialisierte Versorgungsstruktur für Suchterkrankungen, Fokus auf Implementierungsforschung</w:t>
+        <w:t>Australien, analog zu deutschen Krisendiensten (Ländersache); Datengrundlage: Fallakten, Komplexitätsmessung übertragbar auf DACH-Systeme.</w:t>
       </w:r>
     </w:p>
     <w:p>
@@ -244,7 +244,7 @@
           <w:color w:val="5A7D3A"/>
           <w:sz w:val="18"/>
         </w:rPr>
-        <w:t>https://pubmed.ncbi.nlm.nih.gov/42838589/</w:t>
+        <w:t>https://pubmed.ncbi.nlm.nih.gov/42839808/</w:t>
       </w:r>
     </w:p>
     <w:p>
@@ -252,7 +252,7 @@
         <w:pStyle w:val="Heading2"/>
       </w:pPr>
       <w:r>
-        <w:t>Psilocybin-Gebrauch bei Depression: Keine Konkurrenz zu Standardbehandlung, aber ungedeckter Bedarf signalisiert</w:t>
+        <w:t>Buprenorphin in der Notaufnahme: Deklinationen sind durch adressierbare Bedenken erklärbar</w:t>
       </w:r>
     </w:p>
     <w:p>
@@ -262,12 +262,12 @@
           <w:color w:val="666666"/>
           <w:sz w:val="18"/>
         </w:rPr>
-        <w:t>Eun AC et al.  ·  Psychol Med  ·  06.10.2026  ·  PMID 42834832</w:t>
+        <w:t>Jennings LK et al.  ·  JAMA Netw Open  ·  01.10.2026  ·  PMID 42837150</w:t>
       </w:r>
     </w:p>
     <w:p>
       <w:r>
-        <w:t>US-Querschnittstudie mit 6.793 Personen mit depressiver Episode aus dem National Survey on Drug Use and Health 2024 zu Zusammenhang zwischen Psilocybin-Konsum und Inanspruchnahme psychiatrischer Standardbehandlung.</w:t>
+        <w:t>Eine US-Mixedmethods-Studie (n=82) untersuchte, welche Faktoren Patienten mit Opioidabhängigkeit bewogen, ein Buprenorphin-Angebot in der Notaufnahme anzunehmen oder abzulehnen.</w:t>
       </w:r>
     </w:p>
     <w:p>
@@ -278,7 +278,7 @@
         <w:t xml:space="preserve">Ergebnis: </w:t>
       </w:r>
       <w:r>
-        <w:t>7,3 % der Personen mit depressiver Episode nutzten Psilocybin im Vorjahr. Nach Adjustierung war Psilocybin-Gebrauch nicht assoziiert mit ambulanter, stationärer oder Telehealth-Behandlung, Psychopharmaka oder Arztkontakt. Signifikante Assoziation mit wahrgenommenem ungedecktem Behandlungsbedarf (52,0 % vs. 33,9 %, aPR=1,44, 95%-KI 1,04-2,01).</w:t>
+        <w:t>23 % lehnten ab. Akzeptanzmotivatoren waren Entzugshilfe (69 %), Wunsch nach Substanzfreiheit (39 %) und Überlebenswunsch (24 %); Barrieren waren Angst vor Entzugserscheinungen (50 %), Abhängigkeitsbedenken (32 %) und Wohnungs-/Logistikprobleme (23 %). SOCRATES-Bereitschaft war ähnlich in beiden Gruppen – Deklinationen hingen von spezifischen, lösbaren Barrieren ab, nicht von niedriger Behandlungsbereitschaft.</w:t>
       </w:r>
     </w:p>
     <w:p>
@@ -293,7 +293,7 @@
         <w:rPr>
           <w:sz w:val="19"/>
         </w:rPr>
-        <w:t>USA, aber Befund ist versorgungspolitisch relevant: Signalisiert Behandlungslücken, nicht Substitionsverhalten</w:t>
+        <w:t>USA, Sicherheitsfund (Barrieren-Struktur) übertragbar; deutsche Substitutionsversorgung und Notfallangebote unterscheiden sich wesentlich in Finanzierung und Zugangssteuerung.</w:t>
       </w:r>
     </w:p>
     <w:p>
@@ -302,7 +302,7 @@
           <w:color w:val="5A7D3A"/>
           <w:sz w:val="18"/>
         </w:rPr>
-        <w:t>https://pubmed.ncbi.nlm.nih.gov/42834832/</w:t>
+        <w:t>https://pubmed.ncbi.nlm.nih.gov/42837150/</w:t>
       </w:r>
     </w:p>
     <w:p>
@@ -310,7 +310,7 @@
         <w:pStyle w:val="Heading2"/>
       </w:pPr>
       <w:r>
-        <w:t>Brief-Interventionen gegen Alkoholvergiftung erreichen auch Menschen mit mehreren Risikofaktoren</w:t>
+        <w:t>Gemeindebasierte Bewegungs- und Freiwilligenangebote verbessern psychische Gesundheit im Massstab</w:t>
       </w:r>
     </w:p>
     <w:p>
@@ -320,12 +320,12 @@
           <w:color w:val="666666"/>
           <w:sz w:val="18"/>
         </w:rPr>
-        <w:t>Krolo-Wicovsky F et al.  ·  Patient Educ Couns  ·  08.09.2026  ·  PMID 42767091</w:t>
+        <w:t>Cotofan M et al.  ·  Soc Sci Med  ·  04.09.2026  ·  PMID 42753431</w:t>
       </w:r>
     </w:p>
     <w:p>
       <w:r>
-        <w:t>Deutsche RCT mit 961 hospitalisierten Patienten mit riskantem Alkoholkonsum, randomisiert zu motivierender Gesprächsführung, computergestütztem Feedback oder Kontrolle, mit Nachverfolgung über 24 Monate.</w:t>
+        <w:t>Eine britische Kohortenstudie mit Anreiz-Umfragen untersuchte, ob die Teilnahme an einem landesweiten Programm, das Bewegung und Freiwilligenarbeit in lokalen Gemeinschaften kombiniert, die psychische Gesundheit und Einsamkeit beeinflusst.</w:t>
       </w:r>
     </w:p>
     <w:p>
@@ -336,7 +336,7 @@
         <w:t xml:space="preserve">Ergebnis: </w:t>
       </w:r>
       <w:r>
-        <w:t>Erreichen (p=0,677) und Wirksamkeit (p=0,179) waren unabhängig von der Zahl komorbider Verhaltensrisiken. Bei Patienten mit drei komorbiden Risikofaktoren zeigten beide Interventionen signifikante Alkoholreduktion (computergestütztes Feedback bis Monat 24: p=0,004; persönliche Beratung bis Monat 18: p=0,044). Beide Formate waren gleich wirksam über alle Risikoprofile.</w:t>
+        <w:t>Teilnehmer (n=2856, 3590 Beobachtungen) zeigten signifikant geringere psychische Erkrankung, höhere Zugehörigkeitsgefühle und reduziertere Einsamkeit; Effekte persistierten über 6 Monate hinaus und waren kosteneffektiv. Das Ausmassstab dieser Effekte deutet auf ein vielversprechendes Modell für die Entlastung von Gesundheitsdiensten hin.</w:t>
       </w:r>
     </w:p>
     <w:p>
@@ -351,7 +351,7 @@
         <w:rPr>
           <w:sz w:val="19"/>
         </w:rPr>
-        <w:t>Deutschland (Greifswald), dokumentiert Erreichen schwer zugänglicher Gruppen durch proaktive Ansprache</w:t>
+        <w:t>Großbritannien, übertragbar auf deutsche gemeindeorientierte Versorgungsmodelle; Finanzierung durch öffentliche Mittel, Zugang über Selbsthilfe und Regelversorgung.</w:t>
       </w:r>
     </w:p>
     <w:p>
@@ -360,7 +360,7 @@
           <w:color w:val="5A7D3A"/>
           <w:sz w:val="18"/>
         </w:rPr>
-        <w:t>https://pubmed.ncbi.nlm.nih.gov/42767091/</w:t>
+        <w:t>https://pubmed.ncbi.nlm.nih.gov/42753431/</w:t>
       </w:r>
     </w:p>
     <w:p>
@@ -368,7 +368,7 @@
         <w:pStyle w:val="Heading2"/>
       </w:pPr>
       <w:r>
-        <w:t>Pflegestudierende erleben Diskrepanz zwischen Digitalethik-Bewusstsein und Praxis</w:t>
+        <w:t>Recovery-orientierte Psychiatrie: Choreographie von Fürsorge und Zwang im Akutfall</w:t>
       </w:r>
     </w:p>
     <w:p>
@@ -378,12 +378,12 @@
           <w:color w:val="666666"/>
           <w:sz w:val="18"/>
         </w:rPr>
-        <w:t>Bayram A et al.  ·  Int Nurs Rev  ·  Sept. 2026  ·  PMID 42765544</w:t>
+        <w:t>Simonsen TPH et al.  ·  Soc Sci Med  ·  01.09.2026  ·  PMID 42715646</w:t>
       </w:r>
     </w:p>
     <w:p>
       <w:r>
-        <w:t>Qualitative Studie in drei europäischen Ländern (Italien, Polen, Türkei) mit 46 Pflegestudierenden zu Wahrnehmung und Erfahrung digitaler Ethik in der klinischen Ausbildung.</w:t>
+        <w:t>Eine ethnographische Feldstudie (200 Stunden) in einer dänischen Psychiatrischen Klinik untersuchte, wie akute Belastung in einem Recovery-orientierten Umfeld bewältigt wird.</w:t>
       </w:r>
     </w:p>
     <w:p>
@@ -394,7 +394,7 @@
         <w:t xml:space="preserve">Ergebnis: </w:t>
       </w:r>
       <w:r>
-        <w:t>Studierende zeigten substantielles Bewusstsein für digitale Ethik, begegneten aber erheblichen Unsicherheiten und Inkonsistenzen bei Patientenconsent und Datenhandhabung. Berichtete Verletzungen auf individueller und Peer-Ebene; Ursachen: Ausbildungsdruck, unzureichende ethische Schulung, Nutzung privater Geräte, Einfluss von Rollenmodellen. Interprofessionelle Zusammenarbeit und strukturiertes Training notwendig.</w:t>
+        <w:t>Akute Distress wird durch koordinierte Bewegungen von Körpern, Objekten und Räumen verwaltet; die Studie identifiziert drei Bewegungsformen (kalibrierte Zirkulation, reaktive Rekonfiguration, rekursive Neuausrichtung), die zeigen, wie Fürsorge und Zwangslogiken in der täglichen Praxis verhandelt, verschoben oder beiseite gelegt werden – nicht aufgelöst.</w:t>
       </w:r>
     </w:p>
     <w:p>
@@ -409,7 +409,7 @@
         <w:rPr>
           <w:sz w:val="19"/>
         </w:rPr>
-        <w:t>Drei EU-Länder, zeigt strukturelle Defizite in Gesundheitsfachberufe-Ausbildung bei digitalen Standards</w:t>
+        <w:t>Dänemark, vergleichbares europäisches Sozialversicherungssystem; ethnographische Analyse von Klinikroutinen und Interaktionsdynamiken übertragbar auf deutschsprachige Recovery-orientierte Stationen.</w:t>
       </w:r>
     </w:p>
     <w:p>
@@ -418,7 +418,7 @@
           <w:color w:val="5A7D3A"/>
           <w:sz w:val="18"/>
         </w:rPr>
-        <w:t>https://pubmed.ncbi.nlm.nih.gov/42765544/</w:t>
+        <w:t>https://pubmed.ncbi.nlm.nih.gov/42715646/</w:t>
       </w:r>
     </w:p>
     <w:sectPr>

--- a/download/studien-aktuell.docx
+++ b/download/studien-aktuell.docx
@@ -62,7 +62,7 @@
           <w:color w:val="666666"/>
           <w:sz w:val="18"/>
         </w:rPr>
-        <w:t>Stand: 08.10.2026  |  6 Studien  |  mental.m-vf.de</w:t>
+        <w:t>Stand: 09.10.2026  |  6 Studien  |  mental.m-vf.de</w:t>
       </w:r>
     </w:p>
     <w:p>
@@ -70,7 +70,7 @@
         <w:pStyle w:val="Heading1"/>
       </w:pPr>
       <w:r>
-        <w:t>Aufgenommen am 08.10.2026</w:t>
+        <w:t>Aufgenommen am 09.10.2026</w:t>
       </w:r>
     </w:p>
     <w:p>
@@ -78,7 +78,7 @@
         <w:pStyle w:val="Heading2"/>
       </w:pPr>
       <w:r>
-        <w:t>Kontingenz-Management bei Heroinabhängigkeit wirkt selektiv auf zwei Subgruppen</w:t>
+        <w:t>Online-Eltern-CBT für Angst bei Kindern kosteneffektiv</w:t>
       </w:r>
     </w:p>
     <w:p>
@@ -88,12 +88,12 @@
           <w:color w:val="666666"/>
           <w:sz w:val="18"/>
         </w:rPr>
-        <w:t>MacGregor L et al.  ·  Drug Alcohol Rev  ·  Nov. 2026  ·  PMID 42841763</w:t>
+        <w:t>Yu S et al.  ·  J Med Internet Res  ·  08.10.2026  ·  PMID 42849063</w:t>
       </w:r>
     </w:p>
     <w:p>
       <w:r>
-        <w:t>Eine britische Latent-Class-Analyse (n=552 aus PRAISe-Trial) untersuchte, ob Effektivität von Kontingenz-Management (finanzielle Anreize) nach Patientenmerkmalen differiert.</w:t>
+        <w:t>Ökonomische Evaluation der MYCATS-Studie: Cluster-RCT mit 865 Schulkindern (4-7 Jahre) in 95 englischen Schulen zum Vergleich von betreuter Online-CBT plus Regelunterricht vs. Regelunterricht allein.</w:t>
       </w:r>
     </w:p>
     <w:p>
@@ -104,7 +104,7 @@
         <w:t xml:space="preserve">Ergebnis: </w:t>
       </w:r>
       <w:r>
-        <w:t>Vier Klassen identifiziert: (1) weniger komplex/niedriger Alkohol/hohe Quitabsicht (n=115), (2) komplexer/niedriger Alkohol/hohe Absicht (n=287), (3) komplexer/hoher Alkohol/hohe Absicht (n=73), (4) komplexer/mittlerer Alkohol/niedrige Absicht (n=77). KM für Anwesenheit wirksamer in Klassen 1 und 2 (OR 5,21 bzw. 1,87), nicht in 3 und 4. KM für Abstinenz insgesamt wirkungslos. Individuelle Unterschiede könnten gezieltes KM-Design informieren.</w:t>
+        <w:t>Kinder mit OSI+TS gewannen 0,021 (UK-Wertesatz) bzw. 0,043 QALYs (australischer Satz) mit Zusatzkosten von £244,16 gegenüber Regelunterricht. ICERs von £11.462,47 bzw. £5.700,98. Bei £20.000-Schwelle: 88,2% bzw. 99,3% Wahrscheinlichkeit der Kosteneffektivität. OSI+TS war kosteneffektiv für Angstprävention bei Schulkindern.</w:t>
       </w:r>
     </w:p>
     <w:p>
@@ -119,7 +119,7 @@
         <w:rPr>
           <w:sz w:val="19"/>
         </w:rPr>
-        <w:t>Großbritannien, vergleichbares System für Suchtbehandlung; Latent-Class-Befunde methodisch übertragbar, Kontingenz-Management in Deutschland jedoch andere Rechtslage (nicht Cash-Incentives-basiert).</w:t>
+        <w:t>England, vergleichbar mit deutschem Sozialversicherungssystem; universelles Screening in Schulen unterscheidet sich von Regelversorgung</w:t>
       </w:r>
     </w:p>
     <w:p>
@@ -128,7 +128,7 @@
           <w:color w:val="5A7D3A"/>
           <w:sz w:val="18"/>
         </w:rPr>
-        <w:t>https://pubmed.ncbi.nlm.nih.gov/42841763/</w:t>
+        <w:t>https://pubmed.ncbi.nlm.nih.gov/42849063/</w:t>
       </w:r>
     </w:p>
     <w:p>
@@ -136,7 +136,7 @@
         <w:pStyle w:val="Heading2"/>
       </w:pPr>
       <w:r>
-        <w:t>Wochenbettdepression und fragmentierte Mütterversorgung im Post-Konflikt-Kontext</w:t>
+        <w:t>Gewaltrisikobewertung durch trainierte Fachkräfte zuverlässig</w:t>
       </w:r>
     </w:p>
     <w:p>
@@ -146,12 +146,12 @@
           <w:color w:val="666666"/>
           <w:sz w:val="18"/>
         </w:rPr>
-        <w:t>Moumin AM et al.  ·  Glob Health Action  ·  31.12.2026  ·  PMID 42841544</w:t>
+        <w:t>Banasik M et al.  ·  Psychiatr Pol  ·  30.06.2026  ·  PMID 42848483</w:t>
       </w:r>
     </w:p>
     <w:p>
       <w:r>
-        <w:t>Eine somalische Querschnittsstudie (n=442) untersuchte psychosoziale, strukturelle und klinische Faktoren im Zusammenhang mit postpartaler Depression und Vollständigkeit der Mütterversorgung.</w:t>
+        <w:t>Studie zur Interrater-Reliabilität von HCR-20 V3 und SAPROF bei 401 Insassen und forensisch-psychiatrischen Patienten (2020-2023); Beurteiler führten Doppelbewertungen mit 6-Monats-Abstand durch.</w:t>
       </w:r>
     </w:p>
     <w:p>
@@ -162,7 +162,7 @@
         <w:t xml:space="preserve">Ergebnis: </w:t>
       </w:r>
       <w:r>
-        <w:t>24,7 % berichteten Depressionssymptome, 34,4 % vollendeten alle drei Versorgungsschritte. Höhere Odds für Symptome bei alleinstehenden Müttern (aOR 2,27), Geburtskomplikationen (aOR 2,06) und schlechterer Selbstbewertung der Gesundheit (aOR 6,66); 37,6 % der symptomatischen Frauen sprachen mit niemandem darüber. Frühe Schwangerenvorsorge war positiv mit Versorgungskontinuität assoziiert (B 0,345).</w:t>
+        <w:t>Sehr gute Interrater-Reliabilität für historische Risikofaktoren nachgewiesen. Klinische und dynamische Faktoren zeigten niedrigere Reliabilität. Bei Insassen war Mangel an psychologischer Unterstützung und Unterstützung nach Entlassung reliabilitätsbeeinflussend. Externe Schutzfaktoren waren bei Insassen reliabel, bei forensisch-psychiatrischen Patienten abhängig von unsicherer Post-Release-Überwachung.</w:t>
       </w:r>
     </w:p>
     <w:p>
@@ -177,7 +177,7 @@
         <w:rPr>
           <w:sz w:val="19"/>
         </w:rPr>
-        <w:t>Somaliland/Afrika, Ressourcen-limitierter Kontext; Befunde zur mentalen Belastung und Vorsorgelücken relevant für deutsche Migrationshintergrund-Problematik, aber Versorgungsstruktur grundlegend verschieden.</w:t>
+        <w:t>Polen - Strukturell ähnlich deutschem forensischen System, valide Instrumente für Risikoeinschätzung nachgewiesen</w:t>
       </w:r>
     </w:p>
     <w:p>
@@ -186,7 +186,7 @@
           <w:color w:val="5A7D3A"/>
           <w:sz w:val="18"/>
         </w:rPr>
-        <w:t>https://pubmed.ncbi.nlm.nih.gov/42841544/</w:t>
+        <w:t>https://pubmed.ncbi.nlm.nih.gov/42848483/</w:t>
       </w:r>
     </w:p>
     <w:p>
@@ -194,7 +194,7 @@
         <w:pStyle w:val="Heading2"/>
       </w:pPr>
       <w:r>
-        <w:t>Krisenteams berichten über höhere Fallzahlen und wachsende Komplexität</w:t>
+        <w:t>Clubhouse-Modell reduzierte Barrieren zur Versorgung in ländlicher Region</w:t>
       </w:r>
     </w:p>
     <w:p>
@@ -204,12 +204,12 @@
           <w:color w:val="666666"/>
           <w:sz w:val="18"/>
         </w:rPr>
-        <w:t>Donley E  ·  Int J Ment Health Nurs  ·  Okt. 2026  ·  PMID 42839808</w:t>
+        <w:t>Korankye R et al.  ·  Int J Qual Stud Health Well-being  ·  31.12.2026  ·  PMID 42848437</w:t>
       </w:r>
     </w:p>
     <w:p>
       <w:r>
-        <w:t>Eine australische Audit-Studie untersuchte über 7 Jahre, ob sich Arbeitsbelastung und klinische Komplexität in Krisenteams (Crisis Assessment and Treatment Teams) verändert haben.</w:t>
+        <w:t>Qualitative Studie in Wyoming zu Gesundheitsungleichheiten bei Menschen mit psychischen Erkrankungen im ländlichen Raum und der Rolle des Clubhouse-Modells bei deren Abbau.</w:t>
       </w:r>
     </w:p>
     <w:p>
@@ -220,7 +220,7 @@
         <w:t xml:space="preserve">Ergebnis: </w:t>
       </w:r>
       <w:r>
-        <w:t>Fallzahlen stiegen signifikant, ebenso die klinische Komplexität gemäss eines entwickelten Index. Die Studie unterstreicht die Notwendigkeit, spezialisierte Consultants und gezielte Schulungen zur Unterstützung von Fachkräften einzusetzen, um mit erhöhter Last und Komplexität umzugehen.</w:t>
+        <w:t>Das Clubhouse-Modell adressierte mehrere soziale Determinanten: wirtschaftliche Stabilität, Gesundheitszugang und -qualität, Nachbarschaft und soziale Kontexte. Teilnehmende beschrieben es als unterstützende Umgebung, die Genesungsförderung ermöglicht und persistierende Ungleichheiten bewältigt.</w:t>
       </w:r>
     </w:p>
     <w:p>
@@ -235,7 +235,7 @@
         <w:rPr>
           <w:sz w:val="19"/>
         </w:rPr>
-        <w:t>Australien, analog zu deutschen Krisendiensten (Ländersache); Datengrundlage: Fallakten, Komplexitätsmessung übertragbar auf DACH-Systeme.</w:t>
+        <w:t>USA - Rural-Setting übertragbar auf deutsche ländliche Regionen mit Infrastrukturmangel</w:t>
       </w:r>
     </w:p>
     <w:p>
@@ -244,7 +244,7 @@
           <w:color w:val="5A7D3A"/>
           <w:sz w:val="18"/>
         </w:rPr>
-        <w:t>https://pubmed.ncbi.nlm.nih.gov/42839808/</w:t>
+        <w:t>https://pubmed.ncbi.nlm.nih.gov/42848437/</w:t>
       </w:r>
     </w:p>
     <w:p>
@@ -252,7 +252,7 @@
         <w:pStyle w:val="Heading2"/>
       </w:pPr>
       <w:r>
-        <w:t>Buprenorphin in der Notaufnahme: Deklinationen sind durch adressierbare Bedenken erklärbar</w:t>
+        <w:t>Reizbarkeit prägt Wiederaufnahmerisiko bei Jugendlichen im ersten Jahr</w:t>
       </w:r>
     </w:p>
     <w:p>
@@ -262,12 +262,12 @@
           <w:color w:val="666666"/>
           <w:sz w:val="18"/>
         </w:rPr>
-        <w:t>Jennings LK et al.  ·  JAMA Netw Open  ·  01.10.2026  ·  PMID 42837150</w:t>
+        <w:t>Cummings LR et al.  ·  Evid Based Pract Child Adolesc Ment Health  ·  15.04.2025  ·  PMID 42847858</w:t>
       </w:r>
     </w:p>
     <w:p>
       <w:r>
-        <w:t>Eine US-Mixedmethods-Studie (n=82) untersuchte, welche Faktoren Patienten mit Opioidabhängigkeit bewogen, ein Buprenorphin-Angebot in der Notaufnahme anzunehmen oder abzulehnen.</w:t>
+        <w:t>Längsschnittstudie mit 508 Jugendlichen (13-17 Jahre) nach Psychiatrischer Akutaufnahme; latente Profilanalysen identifizierten klinische Profile; elektronische Krankenakten dokumentierten Wiederaufnahmen über 24 Monate.</w:t>
       </w:r>
     </w:p>
     <w:p>
@@ -278,7 +278,7 @@
         <w:t xml:space="preserve">Ergebnis: </w:t>
       </w:r>
       <w:r>
-        <w:t>23 % lehnten ab. Akzeptanzmotivatoren waren Entzugshilfe (69 %), Wunsch nach Substanzfreiheit (39 %) und Überlebenswunsch (24 %); Barrieren waren Angst vor Entzugserscheinungen (50 %), Abhängigkeitsbedenken (32 %) und Wohnungs-/Logistikprobleme (23 %). SOCRATES-Bereitschaft war ähnlich in beiden Gruppen – Deklinationen hingen von spezifischen, lösbaren Barrieren ab, nicht von niedriger Behandlungsbereitschaft.</w:t>
+        <w:t>Drei Profile: höhere Schwere &amp; mehrere Aufenthalte (n=94), höhere Schwere &amp; wenige Aufenthalte (n=305), niedrigste Schwere &amp; keine Aufenthalte (n=109). Wiederaufnahmerisiko unterschied sich in Monaten 12 und 24 (p=.003). Reizbarkeit bei Patienten mit Voraufenthalten war mit höherem 12-Monats-Wiederaufnahmerisiko assoziiert (HR=1,08, p=.032); über 24 Monate in Gesamtstichprobe (IRR=1,08, p=.005).</w:t>
       </w:r>
     </w:p>
     <w:p>
@@ -293,7 +293,7 @@
         <w:rPr>
           <w:sz w:val="19"/>
         </w:rPr>
-        <w:t>USA, Sicherheitsfund (Barrieren-Struktur) übertragbar; deutsche Substitutionsversorgung und Notfallangebote unterscheiden sich wesentlich in Finanzierung und Zugangssteuerung.</w:t>
+        <w:t>USA - Outcome-Risikofaktoren übertragbar auf deutsche Nachsorgeplanung nach Entlassung</w:t>
       </w:r>
     </w:p>
     <w:p>
@@ -302,7 +302,7 @@
           <w:color w:val="5A7D3A"/>
           <w:sz w:val="18"/>
         </w:rPr>
-        <w:t>https://pubmed.ncbi.nlm.nih.gov/42837150/</w:t>
+        <w:t>https://pubmed.ncbi.nlm.nih.gov/42847858/</w:t>
       </w:r>
     </w:p>
     <w:p>
@@ -310,7 +310,7 @@
         <w:pStyle w:val="Heading2"/>
       </w:pPr>
       <w:r>
-        <w:t>Gemeindebasierte Bewegungs- und Freiwilligenangebote verbessern psychische Gesundheit im Massstab</w:t>
+        <w:t>Stufen-Tagesklinik für Jugendliche reduzierte Krankenhausaufenthalte</w:t>
       </w:r>
     </w:p>
     <w:p>
@@ -320,12 +320,12 @@
           <w:color w:val="666666"/>
           <w:sz w:val="18"/>
         </w:rPr>
-        <w:t>Cotofan M et al.  ·  Soc Sci Med  ·  04.09.2026  ·  PMID 42753431</w:t>
+        <w:t>Mitchell TB et al.  ·  Evid Based Pract Child Adolesc Ment Health  ·  29.07.2025  ·  PMID 42847857</w:t>
       </w:r>
     </w:p>
     <w:p>
       <w:r>
-        <w:t>Eine britische Kohortenstudie mit Anreiz-Umfragen untersuchte, ob die Teilnahme an einem landesweiten Programm, das Bewegung und Freiwilligenarbeit in lokalen Gemeinschaften kombiniert, die psychische Gesundheit und Einsamkeit beeinflusst.</w:t>
+        <w:t>Implementierungsbericht eines transdiagnostischen, gestuften Tagesklinik-Programms (IOP/PHP) für Jugendliche (14-17 Jahre) mit Therapie adaptiert aus evidenzgestützten Verfahren.</w:t>
       </w:r>
     </w:p>
     <w:p>
@@ -336,7 +336,7 @@
         <w:t xml:space="preserve">Ergebnis: </w:t>
       </w:r>
       <w:r>
-        <w:t>Teilnehmer (n=2856, 3590 Beobachtungen) zeigten signifikant geringere psychische Erkrankung, höhere Zugehörigkeitsgefühle und reduziertere Einsamkeit; Effekte persistierten über 6 Monate hinaus und waren kosteneffektiv. Das Ausmassstab dieser Effekte deutet auf ein vielversprechendes Modell für die Entlastung von Gesundheitsdiensten hin.</w:t>
+        <w:t>Zehn Lernlektionen dokumentiert: Vorbereitung der Familien, variable Programmgestaltung, Skilltraining, Familieninterventionen, Peerkontakt-Management, Schulkoordination und Sicherheitsmonitoring. Viele Jugendliche würden von erhöhtem Zugang zu Tageskliniken profitieren.</w:t>
       </w:r>
     </w:p>
     <w:p>
@@ -351,7 +351,7 @@
         <w:rPr>
           <w:sz w:val="19"/>
         </w:rPr>
-        <w:t>Großbritannien, übertragbar auf deutsche gemeindeorientierte Versorgungsmodelle; Finanzierung durch öffentliche Mittel, Zugang über Selbsthilfe und Regelversorgung.</w:t>
+        <w:t>USA - Versorgungsmodell ähnlich deutschen Tageskliniken und PoKL-Angeboten</w:t>
       </w:r>
     </w:p>
     <w:p>
@@ -360,7 +360,7 @@
           <w:color w:val="5A7D3A"/>
           <w:sz w:val="18"/>
         </w:rPr>
-        <w:t>https://pubmed.ncbi.nlm.nih.gov/42753431/</w:t>
+        <w:t>https://pubmed.ncbi.nlm.nih.gov/42847857/</w:t>
       </w:r>
     </w:p>
     <w:p>
@@ -368,7 +368,7 @@
         <w:pStyle w:val="Heading2"/>
       </w:pPr>
       <w:r>
-        <w:t>Recovery-orientierte Psychiatrie: Choreographie von Fürsorge und Zwang im Akutfall</w:t>
+        <w:t>Dialektisch-Behavioral Therapy für spanischsprachige Jugendliche wirksam</w:t>
       </w:r>
     </w:p>
     <w:p>
@@ -378,12 +378,12 @@
           <w:color w:val="666666"/>
           <w:sz w:val="18"/>
         </w:rPr>
-        <w:t>Simonsen TPH et al.  ·  Soc Sci Med  ·  01.09.2026  ·  PMID 42715646</w:t>
+        <w:t>Colorado G et al.  ·  Evid Based Pract Child Adolesc Ment Health  ·  22.11.2025  ·  PMID 42847840</w:t>
       </w:r>
     </w:p>
     <w:p>
       <w:r>
-        <w:t>Eine ethnographische Feldstudie (200 Stunden) in einer dänischen Psychiatrischen Klinik untersuchte, wie akute Belastung in einem Recovery-orientierten Umfeld bewältigt wird.</w:t>
+        <w:t>Retrospektive Analyse von 201 Jugendlichen (11-18 Jahre, 53 in spanischer DBT-Anpassung) zu Wirksamkeit von DBT-Adoleszenten-Programmen bei Suizidalität, Selbstverletzung und Borderline-Symptomen.</w:t>
       </w:r>
     </w:p>
     <w:p>
@@ -394,7 +394,7 @@
         <w:t xml:space="preserve">Ergebnis: </w:t>
       </w:r>
       <w:r>
-        <w:t>Akute Distress wird durch koordinierte Bewegungen von Körpern, Objekten und Räumen verwaltet; die Studie identifiziert drei Bewegungsformen (kalibrierte Zirkulation, reaktive Rekonfiguration, rekursive Neuausrichtung), die zeigen, wie Fürsorge und Zwangslogiken in der täglichen Praxis verhandelt, verschoben oder beiseite gelegt werden – nicht aufgelöst.</w:t>
+        <w:t>Beide Programme (Englisch und Spanisch) zeigten vergleichbar hohe Wirksamkeit: ≥60% der Teilnehmer erreichten Abstinenz für alle Outcomes. Reduktion von Suizidversuchen, Selbstverletzung, BPD-Symptomen und Depression statistisch signifikant; hohe Patientenzufriedenheit. DBT-SPA war erste Studie zur Wirksamkeit adaptierter DBT in USA-Gemeinwesen.</w:t>
       </w:r>
     </w:p>
     <w:p>
@@ -409,7 +409,7 @@
         <w:rPr>
           <w:sz w:val="19"/>
         </w:rPr>
-        <w:t>Dänemark, vergleichbares europäisches Sozialversicherungssystem; ethnographische Analyse von Klinikroutinen und Interaktionsdynamiken übertragbar auf deutschsprachige Recovery-orientierte Stationen.</w:t>
+        <w:t>USA - Kulturelle Adaptation und Familiensprache beeinflussen Implementierung, Deutsche Regelversorgung kennt DBT-Angebote für Jugendliche</w:t>
       </w:r>
     </w:p>
     <w:p>
@@ -418,7 +418,7 @@
           <w:color w:val="5A7D3A"/>
           <w:sz w:val="18"/>
         </w:rPr>
-        <w:t>https://pubmed.ncbi.nlm.nih.gov/42715646/</w:t>
+        <w:t>https://pubmed.ncbi.nlm.nih.gov/42847840/</w:t>
       </w:r>
     </w:p>
     <w:sectPr>

--- a/download/studien-aktuell.docx
+++ b/download/studien-aktuell.docx
@@ -62,7 +62,7 @@
           <w:color w:val="666666"/>
           <w:sz w:val="18"/>
         </w:rPr>
-        <w:t>Stand: 09.10.2026  |  6 Studien  |  mental.m-vf.de</w:t>
+        <w:t>Stand: 10.10.2026  |  6 Studien  |  mental.m-vf.de</w:t>
       </w:r>
     </w:p>
     <w:p>
@@ -70,7 +70,7 @@
         <w:pStyle w:val="Heading1"/>
       </w:pPr>
       <w:r>
-        <w:t>Aufgenommen am 09.10.2026</w:t>
+        <w:t>Aufgenommen am 10.10.2026</w:t>
       </w:r>
     </w:p>
     <w:p>
@@ -78,7 +78,7 @@
         <w:pStyle w:val="Heading2"/>
       </w:pPr>
       <w:r>
-        <w:t>Online-Eltern-CBT für Angst bei Kindern kosteneffektiv</w:t>
+        <w:t>Gruppenformat des Unified Protocol für Emotionsstörungen in Schulambulanzen wirksam</w:t>
       </w:r>
     </w:p>
     <w:p>
@@ -88,12 +88,12 @@
           <w:color w:val="666666"/>
           <w:sz w:val="18"/>
         </w:rPr>
-        <w:t>Yu S et al.  ·  J Med Internet Res  ·  08.10.2026  ·  PMID 42849063</w:t>
+        <w:t>Cortés L et al.  ·  BMC Psychol  ·  16.09.2026  ·  PMID 42850649</w:t>
       </w:r>
     </w:p>
     <w:p>
       <w:r>
-        <w:t>Ökonomische Evaluation der MYCATS-Studie: Cluster-RCT mit 865 Schulkindern (4-7 Jahre) in 95 englischen Schulen zum Vergleich von betreuter Online-CBT plus Regelunterricht vs. Regelunterricht allein.</w:t>
+        <w:t>Pilotstudie (31 Jugendliche, 80,65% Abschlussquote) zu Machbarkeit, Akzeptanz und Effektivität des UP-A im Gruppenformat in einer spanischen Schulambulanzen-Psychiatrie.</w:t>
       </w:r>
     </w:p>
     <w:p>
@@ -104,7 +104,7 @@
         <w:t xml:space="preserve">Ergebnis: </w:t>
       </w:r>
       <w:r>
-        <w:t>Kinder mit OSI+TS gewannen 0,021 (UK-Wertesatz) bzw. 0,043 QALYs (australischer Satz) mit Zusatzkosten von £244,16 gegenüber Regelunterricht. ICERs von £11.462,47 bzw. £5.700,98. Bei £20.000-Schwelle: 88,2% bzw. 99,3% Wahrscheinlichkeit der Kosteneffektivität. OSI+TS war kosteneffektiv für Angstprävention bei Schulkindern.</w:t>
+        <w:t>Hohe Zufriedenheit, gute therapeutische Allianz. Signifikante Verbesserungen in emotionalen Symptomen und Emotions-Regulation (Jugendliche-Selbstbericht), elterlich-berichtete Reduktion depressiver Symptome, klinisch reduzierte Schweregrad und verbessertes Functioning.</w:t>
       </w:r>
     </w:p>
     <w:p>
@@ -119,7 +119,7 @@
         <w:rPr>
           <w:sz w:val="19"/>
         </w:rPr>
-        <w:t>England, vergleichbar mit deutschem Sozialversicherungssystem; universelles Screening in Schulen unterscheidet sich von Regelversorgung</w:t>
+        <w:t>Spanien, öffentliches Gesundheitssystem; Gruppenformat relevant für Kapazitäten in Deutschland</w:t>
       </w:r>
     </w:p>
     <w:p>
@@ -128,7 +128,7 @@
           <w:color w:val="5A7D3A"/>
           <w:sz w:val="18"/>
         </w:rPr>
-        <w:t>https://pubmed.ncbi.nlm.nih.gov/42849063/</w:t>
+        <w:t>https://pubmed.ncbi.nlm.nih.gov/42850649/</w:t>
       </w:r>
     </w:p>
     <w:p>
@@ -136,7 +136,7 @@
         <w:pStyle w:val="Heading2"/>
       </w:pPr>
       <w:r>
-        <w:t>Gewaltrisikobewertung durch trainierte Fachkräfte zuverlässig</w:t>
+        <w:t>DIALOG+ in der Psychose-Versorgung: Patient:innen-Stimme stärken, Rollen klären</w:t>
       </w:r>
     </w:p>
     <w:p>
@@ -146,12 +146,12 @@
           <w:color w:val="666666"/>
           <w:sz w:val="18"/>
         </w:rPr>
-        <w:t>Banasik M et al.  ·  Psychiatr Pol  ·  30.06.2026  ·  PMID 42848483</w:t>
+        <w:t>Lundmark M et al.  ·  BMC Psychiatry  ·  17.09.2026  ·  PMID 42850597</w:t>
       </w:r>
     </w:p>
     <w:p>
       <w:r>
-        <w:t>Studie zur Interrater-Reliabilität von HCR-20 V3 und SAPROF bei 401 Insassen und forensisch-psychiatrischen Patienten (2020-2023); Beurteiler führten Doppelbewertungen mit 6-Monats-Abstand durch.</w:t>
+        <w:t>Qualitative Fokusgruppen-Studie (14 Fachpersonen) zu Erfahrungen mit DIALOG+, einem strukturierten Tool für Patient:innen-Involvement und shared decision-making in der ambulanten Psychose-Behandlung in Schweden.</w:t>
       </w:r>
     </w:p>
     <w:p>
@@ -162,7 +162,7 @@
         <w:t xml:space="preserve">Ergebnis: </w:t>
       </w:r>
       <w:r>
-        <w:t>Sehr gute Interrater-Reliabilität für historische Risikofaktoren nachgewiesen. Klinische und dynamische Faktoren zeigten niedrigere Reliabilität. Bei Insassen war Mangel an psychologischer Unterstützung und Unterstützung nach Entlassung reliabilitätsbeeinflussend. Externe Schutzfaktoren waren bei Insassen reliabel, bei forensisch-psychiatrischen Patienten abhängig von unsicherer Post-Release-Überwachung.</w:t>
+        <w:t>DIALOG+ erleichterte Patienten-Selbstausdruck und aktive Gesprächsbeteiligung. Balancierte Verantwortung zwischen Patienten und Fachpersonen. Herausforderungen: Zeit, Abwägung zwischen Patient:innen-Agenda und klinischer Verantwortung. Co-Production operationalisierbar, setzt aber Unterstützung bei Rollen-Verschiebungen voraus.</w:t>
       </w:r>
     </w:p>
     <w:p>
@@ -177,7 +177,7 @@
         <w:rPr>
           <w:sz w:val="19"/>
         </w:rPr>
-        <w:t>Polen - Strukturell ähnlich deutschem forensischen System, valide Instrumente für Risikoeinschätzung nachgewiesen</w:t>
+        <w:t>Schweden, ähnliche Systemstruktur; Konzept auf deutsches shared decision-making übertragbar</w:t>
       </w:r>
     </w:p>
     <w:p>
@@ -186,7 +186,7 @@
           <w:color w:val="5A7D3A"/>
           <w:sz w:val="18"/>
         </w:rPr>
-        <w:t>https://pubmed.ncbi.nlm.nih.gov/42848483/</w:t>
+        <w:t>https://pubmed.ncbi.nlm.nih.gov/42850597/</w:t>
       </w:r>
     </w:p>
     <w:p>
@@ -194,7 +194,7 @@
         <w:pStyle w:val="Heading2"/>
       </w:pPr>
       <w:r>
-        <w:t>Clubhouse-Modell reduzierte Barrieren zur Versorgung in ländlicher Region</w:t>
+        <w:t>Ukraine: Angst und Depression sinken trotz Kriegsverschärfung — Schlafstörungen als Risiko</w:t>
       </w:r>
     </w:p>
     <w:p>
@@ -204,12 +204,12 @@
           <w:color w:val="666666"/>
           <w:sz w:val="18"/>
         </w:rPr>
-        <w:t>Korankye R et al.  ·  Int J Qual Stud Health Well-being  ·  31.12.2026  ·  PMID 42848437</w:t>
+        <w:t>Kurapov A et al.  ·  Eur J Psychotraumatol  ·  05.10.2026  ·  PMID 42831241</w:t>
       </w:r>
     </w:p>
     <w:p>
       <w:r>
-        <w:t>Qualitative Studie in Wyoming zu Gesundheitsungleichheiten bei Menschen mit psychischen Erkrankungen im ländlichen Raum und der Rolle des Clubhouse-Modells bei deren Abbau.</w:t>
+        <w:t>Prospektive Längsschnitt-Kohorte (208 ukrainische Zivilist:innen, 80,8% weiblich) mit psychischen Symptomen erhoben Juni und November 2023, während sich die militärische Lage verschärfte.</w:t>
       </w:r>
     </w:p>
     <w:p>
@@ -220,7 +220,7 @@
         <w:t xml:space="preserve">Ergebnis: </w:t>
       </w:r>
       <w:r>
-        <w:t>Das Clubhouse-Modell adressierte mehrere soziale Determinanten: wirtschaftliche Stabilität, Gesundheitszugang und -qualität, Nachbarschaft und soziale Kontexte. Teilnehmende beschrieben es als unterstützende Umgebung, die Genesungsförderung ermöglicht und persistierende Ungleichheiten bewältigt.</w:t>
+        <w:t>Trotz gestiegener objektiver Bedrohung (Artillerie, Luftalarm) sanken generalisierte Angst, Depression und somatische Symptome durchschnittlich. Baseline-Schlafstörung prädizierte kleinere Reduktionen in Angst (β = 0,37, p &lt; 0,01) und Depression (β = 0,34, p &lt; 0,05). Weibliches Geschlecht mit geringerer Depression-Reduktion, höheres Alter mit größerer Angst-Reduktion.</w:t>
       </w:r>
     </w:p>
     <w:p>
@@ -235,7 +235,7 @@
         <w:rPr>
           <w:sz w:val="19"/>
         </w:rPr>
-        <w:t>USA - Rural-Setting übertragbar auf deutsche ländliche Regionen mit Infrastrukturmangel</w:t>
+        <w:t>Ukrainische Zivilist:innen, aber Schlafstörung als Versorgungsmarker universal relevant</w:t>
       </w:r>
     </w:p>
     <w:p>
@@ -244,7 +244,7 @@
           <w:color w:val="5A7D3A"/>
           <w:sz w:val="18"/>
         </w:rPr>
-        <w:t>https://pubmed.ncbi.nlm.nih.gov/42848437/</w:t>
+        <w:t>https://pubmed.ncbi.nlm.nih.gov/42831241/</w:t>
       </w:r>
     </w:p>
     <w:p>
@@ -252,7 +252,7 @@
         <w:pStyle w:val="Heading2"/>
       </w:pPr>
       <w:r>
-        <w:t>Reizbarkeit prägt Wiederaufnahmerisiko bei Jugendlichen im ersten Jahr</w:t>
+        <w:t>Psychose: Deprivation und soziale Fragmentierung erhöhen Unterbringungsrisiko</w:t>
       </w:r>
     </w:p>
     <w:p>
@@ -262,12 +262,12 @@
           <w:color w:val="666666"/>
           <w:sz w:val="18"/>
         </w:rPr>
-        <w:t>Cummings LR et al.  ·  Evid Based Pract Child Adolesc Ment Health  ·  15.04.2025  ·  PMID 42847858</w:t>
+        <w:t>Laporte D et al.  ·  Schizophr Res  ·  19.09.2026  ·  PMID 42762745</w:t>
       </w:r>
     </w:p>
     <w:p>
       <w:r>
-        <w:t>Längsschnittstudie mit 508 Jugendlichen (13-17 Jahre) nach Psychiatrischer Akutaufnahme; latente Profilanalysen identifizierten klinische Profile; elektronische Krankenakten dokumentierten Wiederaufnahmen über 24 Monate.</w:t>
+        <w:t>Ökologische Studie zu geografischen Variationen in Psychose-Prävalenz und Zwangseinweisungen in einer Sekundärversorgungskohorte (18.917 Patienten) in Südlondon.</w:t>
       </w:r>
     </w:p>
     <w:p>
@@ -278,7 +278,7 @@
         <w:t xml:space="preserve">Ergebnis: </w:t>
       </w:r>
       <w:r>
-        <w:t>Drei Profile: höhere Schwere &amp; mehrere Aufenthalte (n=94), höhere Schwere &amp; wenige Aufenthalte (n=305), niedrigste Schwere &amp; keine Aufenthalte (n=109). Wiederaufnahmerisiko unterschied sich in Monaten 12 und 24 (p=.003). Reizbarkeit bei Patienten mit Voraufenthalten war mit höherem 12-Monats-Wiederaufnahmerisiko assoziiert (HR=1,08, p=.032); über 24 Monate in Gesamtstichprobe (IRR=1,08, p=.005).</w:t>
+        <w:t>Höhere Psychose-Prävalenz in Gebieten mit stärkerer Deprivation, höherer Bevölkerungsdichte, sozialer Fragmentierung, Minderheitenbevölkerung und Kriminalität; mehr Grünflächen assoziiert mit niedrigerer Prävalenz. Zwangseinweisungen erhöht bei ethnischen Minderheiten, vormals Verheirateten, Substanzabhängigen und Sozialhilfeempfängern.</w:t>
       </w:r>
     </w:p>
     <w:p>
@@ -293,7 +293,7 @@
         <w:rPr>
           <w:sz w:val="19"/>
         </w:rPr>
-        <w:t>USA - Outcome-Risikofaktoren übertragbar auf deutsche Nachsorgeplanung nach Entlassung</w:t>
+        <w:t>Englische Sekundärdaten, aber versorgungsrelevant für regionale Disparitäten in Deutschland</w:t>
       </w:r>
     </w:p>
     <w:p>
@@ -302,7 +302,7 @@
           <w:color w:val="5A7D3A"/>
           <w:sz w:val="18"/>
         </w:rPr>
-        <w:t>https://pubmed.ncbi.nlm.nih.gov/42847858/</w:t>
+        <w:t>https://pubmed.ncbi.nlm.nih.gov/42762745/</w:t>
       </w:r>
     </w:p>
     <w:p>
@@ -310,7 +310,7 @@
         <w:pStyle w:val="Heading2"/>
       </w:pPr>
       <w:r>
-        <w:t>Stufen-Tagesklinik für Jugendliche reduzierte Krankenhausaufenthalte</w:t>
+        <w:t>Depot-Antipsychotika: Hochnutzer behandeln mehr Patienten und empfehlen häufiger</w:t>
       </w:r>
     </w:p>
     <w:p>
@@ -320,12 +320,12 @@
           <w:color w:val="666666"/>
           <w:sz w:val="18"/>
         </w:rPr>
-        <w:t>Mitchell TB et al.  ·  Evid Based Pract Child Adolesc Ment Health  ·  29.07.2025  ·  PMID 42847857</w:t>
+        <w:t>Franzenburg KR et al.  ·  Psychiatry Res  ·  07.09.2026  ·  PMID 42753584</w:t>
       </w:r>
     </w:p>
     <w:p>
       <w:r>
-        <w:t>Implementierungsbericht eines transdiagnostischen, gestuften Tagesklinik-Programms (IOP/PHP) für Jugendliche (14-17 Jahre) mit Therapie adaptiert aus evidenzgestützten Verfahren.</w:t>
+        <w:t>Querschnitts-Subgruppen-Analyse (ADVANCE-Studie) zu Faktoren, die hohe (&gt;40%) versus niedrige (≤20%) Long-Acting-Injectable-Antipsychotika-Nutzung bei Fachpersonen erklären, in 8 Ländern (n=536 Ärzte/Pflegefachpersonen).</w:t>
       </w:r>
     </w:p>
     <w:p>
@@ -336,7 +336,7 @@
         <w:t xml:space="preserve">Ergebnis: </w:t>
       </w:r>
       <w:r>
-        <w:t>Zehn Lernlektionen dokumentiert: Vorbereitung der Familien, variable Programmgestaltung, Skilltraining, Familieninterventionen, Peerkontakt-Management, Schulkoordination und Sicherheitsmonitoring. Viele Jugendliche würden von erhöhtem Zugang zu Tageskliniken profitieren.</w:t>
+        <w:t>Hochnutzer betreuen mehr Schizophrenie-Patienten/Monat (66,2 vs 36,6), verschreiben mehr (68,8 vs 34,3), haben mehr Unterstützungspersonal (14,3 vs 10,4), längere Termine (initial 50,6 vs 43,1 min). Empfehlen LAI an 73,3% vs 32,7% ihrer Patienten. Niedrig-Nutzer berichten mehr Zugangsbarrieren.</w:t>
       </w:r>
     </w:p>
     <w:p>
@@ -351,7 +351,7 @@
         <w:rPr>
           <w:sz w:val="19"/>
         </w:rPr>
-        <w:t>USA - Versorgungsmodell ähnlich deutschen Tageskliniken und PoKL-Angeboten</w:t>
+        <w:t>Multinational; Zugangs- und Ressourcen-Barrieren relevant für deutsche Versorgung</w:t>
       </w:r>
     </w:p>
     <w:p>
@@ -360,7 +360,7 @@
           <w:color w:val="5A7D3A"/>
           <w:sz w:val="18"/>
         </w:rPr>
-        <w:t>https://pubmed.ncbi.nlm.nih.gov/42847857/</w:t>
+        <w:t>https://pubmed.ncbi.nlm.nih.gov/42753584/</w:t>
       </w:r>
     </w:p>
     <w:p>
@@ -368,7 +368,7 @@
         <w:pStyle w:val="Heading2"/>
       </w:pPr>
       <w:r>
-        <w:t>Dialektisch-Behavioral Therapy für spanischsprachige Jugendliche wirksam</w:t>
+        <w:t>Schizophrenie-Diagnose: Patienten bevorzugen etablierte Begriffe</w:t>
       </w:r>
     </w:p>
     <w:p>
@@ -378,12 +378,12 @@
           <w:color w:val="666666"/>
           <w:sz w:val="18"/>
         </w:rPr>
-        <w:t>Colorado G et al.  ·  Evid Based Pract Child Adolesc Ment Health  ·  22.11.2025  ·  PMID 42847840</w:t>
+        <w:t>Moritz S et al.  ·  Schizophr Res  ·  08.09.2026  ·  PMID 42710222</w:t>
       </w:r>
     </w:p>
     <w:p>
       <w:r>
-        <w:t>Retrospektive Analyse von 201 Jugendlichen (11-18 Jahre, 53 in spanischer DBT-Anpassung) zu Wirksamkeit von DBT-Adoleszenten-Programmen bei Suizidalität, Selbstverletzung und Borderline-Symptomen.</w:t>
+        <w:t>Querschnittstudie mit 182 deutschsprachigen Erwachsenen mit Schizophrenie oder schizoaffektiver Störung zu Präferenzen für diagnostische Begriffe und deren Assoziation mit Stigma und klinischen Variablen.</w:t>
       </w:r>
     </w:p>
     <w:p>
@@ -394,7 +394,7 @@
         <w:t xml:space="preserve">Ergebnis: </w:t>
       </w:r>
       <w:r>
-        <w:t>Beide Programme (Englisch und Spanisch) zeigten vergleichbar hohe Wirksamkeit: ≥60% der Teilnehmer erreichten Abstinenz für alle Outcomes. Reduktion von Suizidversuchen, Selbstverletzung, BPD-Symptomen und Depression statistisch signifikant; hohe Patientenzufriedenheit. DBT-SPA war erste Studie zur Wirksamkeit adaptierter DBT in USA-Gemeinwesen.</w:t>
+        <w:t>48,9% bevorzugten Beibehaltung von «Schizophrenie», 23,6% «Psychose», zusammen 75,9%. Beibehaltungs-Präferenz assoziiert mit wahrgenommener niedriger Stigmatisierung, weniger stationärer Behandlung, niedrigerem Selbstwertgefühl, höheren positiven Symptomen. Aktuelle Entstigmatisierungsbemühungen sollten auf balanced scientific communication fokussieren.</w:t>
       </w:r>
     </w:p>
     <w:p>
@@ -409,7 +409,7 @@
         <w:rPr>
           <w:sz w:val="19"/>
         </w:rPr>
-        <w:t>USA - Kulturelle Adaptation und Familiensprache beeinflussen Implementierung, Deutsche Regelversorgung kennt DBT-Angebote für Jugendliche</w:t>
+        <w:t>Deutsche Teilnehmende, direkt auf Stigmatisierung in Deutschland übertragbar</w:t>
       </w:r>
     </w:p>
     <w:p>
@@ -418,7 +418,7 @@
           <w:color w:val="5A7D3A"/>
           <w:sz w:val="18"/>
         </w:rPr>
-        <w:t>https://pubmed.ncbi.nlm.nih.gov/42847840/</w:t>
+        <w:t>https://pubmed.ncbi.nlm.nih.gov/42710222/</w:t>
       </w:r>
     </w:p>
     <w:sectPr>

--- a/download/studien-aktuell.docx
+++ b/download/studien-aktuell.docx
@@ -62,7 +62,7 @@
           <w:color w:val="666666"/>
           <w:sz w:val="18"/>
         </w:rPr>
-        <w:t>Stand: 10.10.2026  |  6 Studien  |  mental.m-vf.de</w:t>
+        <w:t>Stand: 11.10.2026  |  6 Studien  |  mental.m-vf.de</w:t>
       </w:r>
     </w:p>
     <w:p>
@@ -70,7 +70,7 @@
         <w:pStyle w:val="Heading1"/>
       </w:pPr>
       <w:r>
-        <w:t>Aufgenommen am 10.10.2026</w:t>
+        <w:t>Aufgenommen am 11.10.2026</w:t>
       </w:r>
     </w:p>
     <w:p>
@@ -78,7 +78,7 @@
         <w:pStyle w:val="Heading2"/>
       </w:pPr>
       <w:r>
-        <w:t>Gruppenformat des Unified Protocol für Emotionsstörungen in Schulambulanzen wirksam</w:t>
+        <w:t>Expositionsspezialisten empfehlen minimale Entspannungstechniken in Angstbehandlung für Jugendliche</w:t>
       </w:r>
     </w:p>
     <w:p>
@@ -88,12 +88,12 @@
           <w:color w:val="666666"/>
           <w:sz w:val="18"/>
         </w:rPr>
-        <w:t>Cortés L et al.  ·  BMC Psychol  ·  16.09.2026  ·  PMID 42850649</w:t>
+        <w:t>Becker-Haimes EM et al.  ·  Evid Based Pract Child Adolesc Ment Health  ·  05.08.2025  ·  PMID 42847843</w:t>
       </w:r>
     </w:p>
     <w:p>
       <w:r>
-        <w:t>Pilotstudie (31 Jugendliche, 80,65% Abschlussquote) zu Machbarkeit, Akzeptanz und Effektivität des UP-A im Gruppenformat in einer spanischen Schulambulanzen-Psychiatrie.</w:t>
+        <w:t>Umfrage unter 79 Experten der Expositionstherapie für Angststörungen im Jugendalter, um deren Perspektive auf Rolle und Einsatz von Entspannungs- und Achtsamkeitstechniken zu ermitteln.</w:t>
       </w:r>
     </w:p>
     <w:p>
@@ -104,7 +104,7 @@
         <w:t xml:space="preserve">Ergebnis: </w:t>
       </w:r>
       <w:r>
-        <w:t>Hohe Zufriedenheit, gute therapeutische Allianz. Signifikante Verbesserungen in emotionalen Symptomen und Emotions-Regulation (Jugendliche-Selbstbericht), elterlich-berichtete Reduktion depressiver Symptome, klinisch reduzierte Schweregrad und verbessertes Functioning.</w:t>
+        <w:t>Über 80% der Fachleute berichten, dass Entspannungstechniken sparsam oder gar nicht in Expositionsbehandlung eingesetzt werden sollten; starker Konsens über minimale Rolle; Achtsamkeit wird als hilfreicher bewertet; begrenzte Einigung über spezifische klinische Indikationen.</w:t>
       </w:r>
     </w:p>
     <w:p>
@@ -119,7 +119,7 @@
         <w:rPr>
           <w:sz w:val="19"/>
         </w:rPr>
-        <w:t>Spanien, öffentliches Gesundheitssystem; Gruppenformat relevant für Kapazitäten in Deutschland</w:t>
+        <w:t>Expertenperspektiven international anerkannter Expositionsspezialisten; Evidenzbasis für DACH-Praxis verfügbar</w:t>
       </w:r>
     </w:p>
     <w:p>
@@ -128,7 +128,7 @@
           <w:color w:val="5A7D3A"/>
           <w:sz w:val="18"/>
         </w:rPr>
-        <w:t>https://pubmed.ncbi.nlm.nih.gov/42850649/</w:t>
+        <w:t>https://pubmed.ncbi.nlm.nih.gov/42847843/</w:t>
       </w:r>
     </w:p>
     <w:p>
@@ -136,7 +136,7 @@
         <w:pStyle w:val="Heading2"/>
       </w:pPr>
       <w:r>
-        <w:t>DIALOG+ in der Psychose-Versorgung: Patient:innen-Stimme stärken, Rollen klären</w:t>
+        <w:t>DBT-informiertes Tagesbehandlungsprogramm für Jugendliche erhöht Zugang und Chancengleichheit</w:t>
       </w:r>
     </w:p>
     <w:p>
@@ -146,12 +146,12 @@
           <w:color w:val="666666"/>
           <w:sz w:val="18"/>
         </w:rPr>
-        <w:t>Lundmark M et al.  ·  BMC Psychiatry  ·  17.09.2026  ·  PMID 42850597</w:t>
+        <w:t>Rubenson M et al.  ·  Evid Based Pract Child Adolesc Ment Health  ·  16.12.2024  ·  PMID 42847837</w:t>
       </w:r>
     </w:p>
     <w:p>
       <w:r>
-        <w:t>Qualitative Fokusgruppen-Studie (14 Fachpersonen) zu Erfahrungen mit DIALOG+, einem strukturierten Tool für Patient:innen-Involvement und shared decision-making in der ambulanten Psychose-Behandlung in Schweden.</w:t>
+        <w:t>Beschreibung einer neuen teilstationären Behandlung (PHP) für Jugendliche mit schweren psychischen Erkrankungen an einem großen städtischen Krankenhaus unter Berücksichtigung von Finanzierungsbarrieren und Chancengleichheit.</w:t>
       </w:r>
     </w:p>
     <w:p>
@@ -162,7 +162,7 @@
         <w:t xml:space="preserve">Ergebnis: </w:t>
       </w:r>
       <w:r>
-        <w:t>DIALOG+ erleichterte Patienten-Selbstausdruck und aktive Gesprächsbeteiligung. Balancierte Verantwortung zwischen Patienten und Fachpersonen. Herausforderungen: Zeit, Abwägung zwischen Patient:innen-Agenda und klinischer Verantwortung. Co-Production operationalisierbar, setzt aber Unterstützung bei Rollen-Verschiebungen voraus.</w:t>
+        <w:t>Das Programm öffnete 2023 und behandelte im ersten Jahr 96 Jugendliche mit schweren psychischen Erkrankungen, davon 51% mit Medicaid-Versicherung; erfolgreiche Umsetzung evidenzbasierter Behandlung in einer nicht abgesperrten Einrichtung bei diverse Patientenpopulation.</w:t>
       </w:r>
     </w:p>
     <w:p>
@@ -177,7 +177,7 @@
         <w:rPr>
           <w:sz w:val="19"/>
         </w:rPr>
-        <w:t>Schweden, ähnliche Systemstruktur; Konzept auf deutsches shared decision-making übertragbar</w:t>
+        <w:t>USA-System; Konzept der equity-orientierten Programmplanung auf DACH übertragbar</w:t>
       </w:r>
     </w:p>
     <w:p>
@@ -186,7 +186,7 @@
           <w:color w:val="5A7D3A"/>
           <w:sz w:val="18"/>
         </w:rPr>
-        <w:t>https://pubmed.ncbi.nlm.nih.gov/42850597/</w:t>
+        <w:t>https://pubmed.ncbi.nlm.nih.gov/42847837/</w:t>
       </w:r>
     </w:p>
     <w:p>
@@ -194,7 +194,7 @@
         <w:pStyle w:val="Heading2"/>
       </w:pPr>
       <w:r>
-        <w:t>Ukraine: Angst und Depression sinken trotz Kriegsverschärfung — Schlafstörungen als Risiko</w:t>
+        <w:t>Co-erstelltes Bilderbuch-E-Book hilft Kindern, elterliche komplexe PTBS zu verstehen</w:t>
       </w:r>
     </w:p>
     <w:p>
@@ -204,12 +204,12 @@
           <w:color w:val="666666"/>
           <w:sz w:val="18"/>
         </w:rPr>
-        <w:t>Kurapov A et al.  ·  Eur J Psychotraumatol  ·  05.10.2026  ·  PMID 42831241</w:t>
+        <w:t>Rogers M et al.  ·  Eur J Psychotraumatol  ·  08.10.2026  ·  PMID 42845104</w:t>
       </w:r>
     </w:p>
     <w:p>
       <w:r>
-        <w:t>Prospektive Längsschnitt-Kohorte (208 ukrainische Zivilist:innen, 80,8% weiblich) mit psychischen Symptomen erhoben Juni und November 2023, während sich die militärische Lage verschärfte.</w:t>
+        <w:t>Co-Design-Prozess mit über 30 Teilnehmern aus betroffenen Gemeinschaften zur Entwicklung einer Bibliotherapie-E-Storybook für Kinder, deren Eltern komplexe PTBS haben; Online-Befragung zur Bewertung.</w:t>
       </w:r>
     </w:p>
     <w:p>
@@ -220,7 +220,7 @@
         <w:t xml:space="preserve">Ergebnis: </w:t>
       </w:r>
       <w:r>
-        <w:t>Trotz gestiegener objektiver Bedrohung (Artillerie, Luftalarm) sanken generalisierte Angst, Depression und somatische Symptome durchschnittlich. Baseline-Schlafstörung prädizierte kleinere Reduktionen in Angst (β = 0,37, p &lt; 0,01) und Depression (β = 0,34, p &lt; 0,05). Weibliches Geschlecht mit geringerer Depression-Reduktion, höheres Alter mit größerer Angst-Reduktion.</w:t>
+        <w:t>Co-Creation-Ansatz war wirksam; 22 zusätzliche Teilnehmer bewerteten E-Storybook als nützliches Bibliotherapie-Werkzeug; Ressource fördert Schutzfaktoren, Bewältigungsstrategien und ermöglicht Familienkonversationen; kostengünstig und praktisch.</w:t>
       </w:r>
     </w:p>
     <w:p>
@@ -235,7 +235,7 @@
         <w:rPr>
           <w:sz w:val="19"/>
         </w:rPr>
-        <w:t>Ukrainische Zivilist:innen, aber Schlafstörung als Versorgungsmarker universal relevant</w:t>
+        <w:t>Internationale Perspektive; Narrative Ansätze für Kinder in belasteten Familien sind DACH-relevant</w:t>
       </w:r>
     </w:p>
     <w:p>
@@ -244,7 +244,7 @@
           <w:color w:val="5A7D3A"/>
           <w:sz w:val="18"/>
         </w:rPr>
-        <w:t>https://pubmed.ncbi.nlm.nih.gov/42831241/</w:t>
+        <w:t>https://pubmed.ncbi.nlm.nih.gov/42845104/</w:t>
       </w:r>
     </w:p>
     <w:p>
@@ -252,7 +252,7 @@
         <w:pStyle w:val="Heading2"/>
       </w:pPr>
       <w:r>
-        <w:t>Psychose: Deprivation und soziale Fragmentierung erhöhen Unterbringungsrisiko</w:t>
+        <w:t>Sehbehinderung belastet psychisches Wohlbefinden von Kindern, Barrieren im Hilfesystem erkannt</w:t>
       </w:r>
     </w:p>
     <w:p>
@@ -262,12 +262,12 @@
           <w:color w:val="666666"/>
           <w:sz w:val="18"/>
         </w:rPr>
-        <w:t>Laporte D et al.  ·  Schizophr Res  ·  19.09.2026  ·  PMID 42762745</w:t>
+        <w:t>Canavan RF et al.  ·  BMJ Open  ·  28.09.2026  ·  PMID 42805658</w:t>
       </w:r>
     </w:p>
     <w:p>
       <w:r>
-        <w:t>Ökologische Studie zu geografischen Variationen in Psychose-Prävalenz und Zwangseinweisungen in einer Sekundärversorgungskohorte (18.917 Patienten) in Südlondon.</w:t>
+        <w:t>Qualitative Studie mit halbstrukturierten Interviews mit 6 Jugendlichen und 12 Eltern mit erblicher Makuladegeneration in England; Analyse des Einflusses von Sehverlust auf psychisches Wohlbefinden und Hilfezugang.</w:t>
       </w:r>
     </w:p>
     <w:p>
@@ -278,7 +278,7 @@
         <w:t xml:space="preserve">Ergebnis: </w:t>
       </w:r>
       <w:r>
-        <w:t>Höhere Psychose-Prävalenz in Gebieten mit stärkerer Deprivation, höherer Bevölkerungsdichte, sozialer Fragmentierung, Minderheitenbevölkerung und Kriminalität; mehr Grünflächen assoziiert mit niedrigerer Prävalenz. Zwangseinweisungen erhöht bei ethnischen Minderheiten, vormals Verheirateten, Substanzabhängigen und Sozialhilfeempfängern.</w:t>
+        <w:t>Vier übergeordnete Themen identifiziert: Umgang mit Diagnose und Trauer, Kampf mit Hilfesystemen (zentrale Barriere), Missverständnis und soziale Stigmatisierung, Aufbau eines Lebens mit Behinderung; psychosoziale Unterstützung und Akzeptanz sind zentral.</w:t>
       </w:r>
     </w:p>
     <w:p>
@@ -293,7 +293,7 @@
         <w:rPr>
           <w:sz w:val="19"/>
         </w:rPr>
-        <w:t>Englische Sekundärdaten, aber versorgungsrelevant für regionale Disparitäten in Deutschland</w:t>
+        <w:t>England, NHS-Kontext; Befunde zur Stigmatisierung und Systembarrieren international bedeutsam</w:t>
       </w:r>
     </w:p>
     <w:p>
@@ -302,7 +302,7 @@
           <w:color w:val="5A7D3A"/>
           <w:sz w:val="18"/>
         </w:rPr>
-        <w:t>https://pubmed.ncbi.nlm.nih.gov/42762745/</w:t>
+        <w:t>https://pubmed.ncbi.nlm.nih.gov/42805658/</w:t>
       </w:r>
     </w:p>
     <w:p>
@@ -310,7 +310,7 @@
         <w:pStyle w:val="Heading2"/>
       </w:pPr>
       <w:r>
-        <w:t>Depot-Antipsychotika: Hochnutzer behandeln mehr Patienten und empfehlen häufiger</w:t>
+        <w:t>Patienten bewerten verbale Interaktionen mit Pflegepersonal deutlich geringer als das Personal</w:t>
       </w:r>
     </w:p>
     <w:p>
@@ -320,12 +320,12 @@
           <w:color w:val="666666"/>
           <w:sz w:val="18"/>
         </w:rPr>
-        <w:t>Franzenburg KR et al.  ·  Psychiatry Res  ·  07.09.2026  ·  PMID 42753584</w:t>
+        <w:t>Rask M et al.  ·  Issues Ment Health Nurs  ·  15.09.2026  ·  PMID 42742314</w:t>
       </w:r>
     </w:p>
     <w:p>
       <w:r>
-        <w:t>Querschnitts-Subgruppen-Analyse (ADVANCE-Studie) zu Faktoren, die hohe (&gt;40%) versus niedrige (≤20%) Long-Acting-Injectable-Antipsychotika-Nutzung bei Fachpersonen erklären, in 8 Ländern (n=536 Ärzte/Pflegefachpersonen).</w:t>
+        <w:t>Vergleichende Studie der Wahrnehmung von verbalen und sozialen Interaktionen zwischen Patienten und Pflegepersonal auf psychiatrischen Stationen in Schweden mit standardisiertem Fragebogen.</w:t>
       </w:r>
     </w:p>
     <w:p>
@@ -336,7 +336,7 @@
         <w:t xml:space="preserve">Ergebnis: </w:t>
       </w:r>
       <w:r>
-        <w:t>Hochnutzer betreuen mehr Schizophrenie-Patienten/Monat (66,2 vs 36,6), verschreiben mehr (68,8 vs 34,3), haben mehr Unterstützungspersonal (14,3 vs 10,4), längere Termine (initial 50,6 vs 43,1 min). Empfehlen LAI an 73,3% vs 32,7% ihrer Patienten. Niedrig-Nutzer berichten mehr Zugangsbarrieren.</w:t>
+        <w:t>Patienten bewerteten Häufigkeit und Qualität von Interaktionen signifikant niedriger als Pflegepersonal; Diskrepanz in der Kategorie ‚Struktur und Routinen' besonders ausgeprägt; Faktorstruktur zwischen stationären und ambulanten Settings vergleichbar.</w:t>
       </w:r>
     </w:p>
     <w:p>
@@ -351,7 +351,7 @@
         <w:rPr>
           <w:sz w:val="19"/>
         </w:rPr>
-        <w:t>Multinational; Zugangs- und Ressourcen-Barrieren relevant für deutsche Versorgung</w:t>
+        <w:t>Schweden, vergleichbares öffentliches Gesundheitssystem; Problematik der Patientenperspektive auf psychiatrischen Stationen europaweit relevant</w:t>
       </w:r>
     </w:p>
     <w:p>
@@ -360,7 +360,7 @@
           <w:color w:val="5A7D3A"/>
           <w:sz w:val="18"/>
         </w:rPr>
-        <w:t>https://pubmed.ncbi.nlm.nih.gov/42753584/</w:t>
+        <w:t>https://pubmed.ncbi.nlm.nih.gov/42742314/</w:t>
       </w:r>
     </w:p>
     <w:p>
@@ -368,7 +368,7 @@
         <w:pStyle w:val="Heading2"/>
       </w:pPr>
       <w:r>
-        <w:t>Schizophrenie-Diagnose: Patienten bevorzugen etablierte Begriffe</w:t>
+        <w:t>Curriculum-Reform erhöht mentale Gesundheitsinhalte im Pflegestudium trotz anfänglicher Widerstände</w:t>
       </w:r>
     </w:p>
     <w:p>
@@ -378,12 +378,12 @@
           <w:color w:val="666666"/>
           <w:sz w:val="18"/>
         </w:rPr>
-        <w:t>Moritz S et al.  ·  Schizophr Res  ·  08.09.2026  ·  PMID 42710222</w:t>
+        <w:t>Baldwin L et al.  ·  Br J Nurs  ·  03.09.2026  ·  PMID 42689752</w:t>
       </w:r>
     </w:p>
     <w:p>
       <w:r>
-        <w:t>Querschnittstudie mit 182 deutschsprachigen Erwachsenen mit Schizophrenie oder schizoaffektiver Störung zu Präferenzen für diagnostische Begriffe und deren Assoziation mit Stigma und klinischen Variablen.</w:t>
+        <w:t>Evaluation einer Curriculum-Innovation an einer britischen Universität, die zwei neue Module zu psychischer Gesundheit einführte und Studentenfeedback während der Umsetzung erfasste.</w:t>
       </w:r>
     </w:p>
     <w:p>
@@ -394,7 +394,7 @@
         <w:t xml:space="preserve">Ergebnis: </w:t>
       </w:r>
       <w:r>
-        <w:t>48,9% bevorzugten Beibehaltung von «Schizophrenie», 23,6% «Psychose», zusammen 75,9%. Beibehaltungs-Präferenz assoziiert mit wahrgenommener niedriger Stigmatisierung, weniger stationärer Behandlung, niedrigerem Selbstwertgefühl, höheren positiven Symptomen. Aktuelle Entstigmatisierungsbemühungen sollten auf balanced scientific communication fokussieren.</w:t>
+        <w:t>Modul für Erwachsenenpflege zeigte anfängliche Bedenken, die sich bis zum Modulabschluss verbesserten; Modul für Kinder und Jugendliche zeigte bessere Übereinstimmung mit Erwartungen; Implementierungschallenges bestanden, aber beide Module zeigten Erfolgszeichen.</w:t>
       </w:r>
     </w:p>
     <w:p>
@@ -409,7 +409,7 @@
         <w:rPr>
           <w:sz w:val="19"/>
         </w:rPr>
-        <w:t>Deutsche Teilnehmende, direkt auf Stigmatisierung in Deutschland übertragbar</w:t>
+        <w:t>England, vergleichbare Pflegeausbildungsstandards; Tension zwischen Generic Nursing und Spezialisierung auch in DACH relevant</w:t>
       </w:r>
     </w:p>
     <w:p>
@@ -418,7 +418,7 @@
           <w:color w:val="5A7D3A"/>
           <w:sz w:val="18"/>
         </w:rPr>
-        <w:t>https://pubmed.ncbi.nlm.nih.gov/42710222/</w:t>
+        <w:t>https://pubmed.ncbi.nlm.nih.gov/42689752/</w:t>
       </w:r>
     </w:p>
     <w:sectPr>

--- a/download/studien-aktuell.docx
+++ b/download/studien-aktuell.docx
@@ -62,7 +62,7 @@
           <w:color w:val="666666"/>
           <w:sz w:val="18"/>
         </w:rPr>
-        <w:t>Stand: 11.10.2026  |  6 Studien  |  mental.m-vf.de</w:t>
+        <w:t>Stand: 12.10.2026  |  6 Studien  |  mental.m-vf.de</w:t>
       </w:r>
     </w:p>
     <w:p>
@@ -70,7 +70,7 @@
         <w:pStyle w:val="Heading1"/>
       </w:pPr>
       <w:r>
-        <w:t>Aufgenommen am 11.10.2026</w:t>
+        <w:t>Aufgenommen am 12.10.2026</w:t>
       </w:r>
     </w:p>
     <w:p>
@@ -78,7 +78,7 @@
         <w:pStyle w:val="Heading2"/>
       </w:pPr>
       <w:r>
-        <w:t>Expositionsspezialisten empfehlen minimale Entspannungstechniken in Angstbehandlung für Jugendliche</w:t>
+        <w:t>Argentinien: 30 Jahre Deinstitutionalisierung reduzierten stationäre Verweildauer massiv</w:t>
       </w:r>
     </w:p>
     <w:p>
@@ -88,12 +88,12 @@
           <w:color w:val="666666"/>
           <w:sz w:val="18"/>
         </w:rPr>
-        <w:t>Becker-Haimes EM et al.  ·  Evid Based Pract Child Adolesc Ment Health  ·  05.08.2025  ·  PMID 42847843</w:t>
+        <w:t>Gargoloff PD et al.  ·  Vertex  ·  10.10.2026  ·  PMID 42858135</w:t>
       </w:r>
     </w:p>
     <w:p>
       <w:r>
-        <w:t>Umfrage unter 79 Experten der Expositionstherapie für Angststörungen im Jugendalter, um deren Perspektive auf Rolle und Einsatz von Entspannungs- und Achtsamkeitstechniken zu ermitteln.</w:t>
+        <w:t>Vergleichende Analyse von vier Querschnittserhebungen (1995, 2009, 2021, 2023) in einem argentinischen Psychiatrie-Krankenhaus dokumentierte die Entwicklung der Langzeitversorgung während der Transition zu gemeindenaher Versorgung.</w:t>
       </w:r>
     </w:p>
     <w:p>
@@ -104,7 +104,7 @@
         <w:t xml:space="preserve">Ergebnis: </w:t>
       </w:r>
       <w:r>
-        <w:t>Über 80% der Fachleute berichten, dass Entspannungstechniken sparsam oder gar nicht in Expositionsbehandlung eingesetzt werden sollten; starker Konsens über minimale Rolle; Achtsamkeit wird als hilfreicher bewertet; begrenzte Einigung über spezifische klinische Indikationen.</w:t>
+        <w:t>Patienten in Langzeitaufenthalten sanken von 1.048 auf 86, Stationen von 23 auf 5. Aber 2023 waren 67,4% länger als 20 Jahre hospitalisiert. Schizophrenie blieb dominierend (44–53%), intellektuelle Behinderung stieg von 28% auf 44%. Der Rückgang deutet teilweise auf Transinstitutionalisierung hin, nicht vollständige Deinstitutionalisierung.</w:t>
       </w:r>
     </w:p>
     <w:p>
@@ -119,7 +119,7 @@
         <w:rPr>
           <w:sz w:val="19"/>
         </w:rPr>
-        <w:t>Expertenperspektiven international anerkannter Expositionsspezialisten; Evidenzbasis für DACH-Praxis verfügbar</w:t>
+        <w:t>Argentinien - vergleichbar mit DACH bei Reformprozessen, zeigt Grenzen von reiner Bettenzahl-Reduktion</w:t>
       </w:r>
     </w:p>
     <w:p>
@@ -128,7 +128,7 @@
           <w:color w:val="5A7D3A"/>
           <w:sz w:val="18"/>
         </w:rPr>
-        <w:t>https://pubmed.ncbi.nlm.nih.gov/42847843/</w:t>
+        <w:t>https://pubmed.ncbi.nlm.nih.gov/42858135/</w:t>
       </w:r>
     </w:p>
     <w:p>
@@ -136,7 +136,7 @@
         <w:pStyle w:val="Heading2"/>
       </w:pPr>
       <w:r>
-        <w:t>DBT-informiertes Tagesbehandlungsprogramm für Jugendliche erhöht Zugang und Chancengleichheit</w:t>
+        <w:t>Maladaptive Coping bei geflüchteten Kindern erhöhte Traumasymptome</w:t>
       </w:r>
     </w:p>
     <w:p>
@@ -146,12 +146,12 @@
           <w:color w:val="666666"/>
           <w:sz w:val="18"/>
         </w:rPr>
-        <w:t>Rubenson M et al.  ·  Evid Based Pract Child Adolesc Ment Health  ·  16.12.2024  ·  PMID 42847837</w:t>
+        <w:t>Abanoz E et al.  ·  BMC Psychol  ·  10.08.2026  ·  PMID 42850659</w:t>
       </w:r>
     </w:p>
     <w:p>
       <w:r>
-        <w:t>Beschreibung einer neuen teilstationären Behandlung (PHP) für Jugendliche mit schweren psychischen Erkrankungen an einem großen städtischen Krankenhaus unter Berücksichtigung von Finanzierungsbarrieren und Chancengleichheit.</w:t>
+        <w:t>Querschnittstudie an 50 Ahiska-türkischen Kindern und Jugendlichen in der Türkei nach Flucht vor dem Ukraine-Krieg untersuchte die Zusammenhänge zwischen Traumabelastung (Kind, Eltern, Familie), Bewältigungsmuster und psychischen Symptomen.</w:t>
       </w:r>
     </w:p>
     <w:p>
@@ -162,7 +162,7 @@
         <w:t xml:space="preserve">Ergebnis: </w:t>
       </w:r>
       <w:r>
-        <w:t>Das Programm öffnete 2023 und behandelte im ersten Jahr 96 Jugendliche mit schweren psychischen Erkrankungen, davon 51% mit Medicaid-Versicherung; erfolgreiche Umsetzung evidenzbasierter Behandlung in einer nicht abgesperrten Einrichtung bei diverse Patientenpopulation.</w:t>
+        <w:t>Maladaptive Bewältigung war der konsistenteste Prädiktor für Traumasymptome (B=0,57, p=0,024). Familiäre Traumabelastung korrelierte mit allgemeinem Stress. Die Studie identifizierte hilflose und unterwürfige Bewältigungsmuster als therapeutische Ansatzpunkte.</w:t>
       </w:r>
     </w:p>
     <w:p>
@@ -177,7 +177,7 @@
         <w:rPr>
           <w:sz w:val="19"/>
         </w:rPr>
-        <w:t>USA-System; Konzept der equity-orientierten Programmplanung auf DACH übertragbar</w:t>
+        <w:t>Türkei - kulturell ähnliche Flüchtlingspopulation, traumainformierte Interventionen übertragbar</w:t>
       </w:r>
     </w:p>
     <w:p>
@@ -186,7 +186,7 @@
           <w:color w:val="5A7D3A"/>
           <w:sz w:val="18"/>
         </w:rPr>
-        <w:t>https://pubmed.ncbi.nlm.nih.gov/42847837/</w:t>
+        <w:t>https://pubmed.ncbi.nlm.nih.gov/42850659/</w:t>
       </w:r>
     </w:p>
     <w:p>
@@ -194,7 +194,7 @@
         <w:pStyle w:val="Heading2"/>
       </w:pPr>
       <w:r>
-        <w:t>Co-erstelltes Bilderbuch-E-Book hilft Kindern, elterliche komplexe PTBS zu verstehen</w:t>
+        <w:t>GLP-1-Agonisten bei bipolarer Störung mit Nierenkrankheit reduzierten Hospitalisierungen</w:t>
       </w:r>
     </w:p>
     <w:p>
@@ -204,12 +204,12 @@
           <w:color w:val="666666"/>
           <w:sz w:val="18"/>
         </w:rPr>
-        <w:t>Rogers M et al.  ·  Eur J Psychotraumatol  ·  08.10.2026  ·  PMID 42845104</w:t>
+        <w:t>Singh B et al.  ·  J Clin Psychiatry  ·  05.10.2026  ·  PMID 42848524</w:t>
       </w:r>
     </w:p>
     <w:p>
       <w:r>
-        <w:t>Co-Design-Prozess mit über 30 Teilnehmern aus betroffenen Gemeinschaften zur Entwicklung einer Bibliotherapie-E-Storybook für Kinder, deren Eltern komplexe PTBS haben; Online-Befragung zur Bewertung.</w:t>
+        <w:t>Real-world Kohortenstudie (TriNetX-Daten) verglich GLP-1-Rezeptoragonisten (z.B. Semaglutid) mit DPP-4-Hemmern und RAAS-Inhibitoren bei Erwachsenen mit bipolarer Störung und chronischer Nierenkrankheit (Stadium ≤3) bezüglich Nierenersatztherapie-Bedarf und Gesundheitsnutzung über 5 Jahre.</w:t>
       </w:r>
     </w:p>
     <w:p>
@@ -220,7 +220,7 @@
         <w:t xml:space="preserve">Ergebnis: </w:t>
       </w:r>
       <w:r>
-        <w:t>Co-Creation-Ansatz war wirksam; 22 zusätzliche Teilnehmer bewerteten E-Storybook als nützliches Bibliotherapie-Werkzeug; Ressource fördert Schutzfaktoren, Bewältigungsstrategien und ermöglicht Familienkonversationen; kostengünstig und praktisch.</w:t>
+        <w:t>Gegenüber DPP-4-Hemmern: GLP-1-RA assoziiert mit niedrigerem KRT-Risiko (adjustiertes HR 0,56, 95%-KI 0,50–0,64); nach Propensity-Score-Matching 5-Jahres-KRT-freie Überlebensrate 87,93% vs. 84,63% (p&lt;0,001). Nutzen konsistent über Geschlecht, Rasse und Psychopharmaka-Subgruppen einschließlich Lithium.</w:t>
       </w:r>
     </w:p>
     <w:p>
@@ -235,7 +235,7 @@
         <w:rPr>
           <w:sz w:val="19"/>
         </w:rPr>
-        <w:t>Internationale Perspektive; Narrative Ansätze für Kinder in belasteten Familien sind DACH-relevant</w:t>
+        <w:t>USA mit Medicare-Daten – Befund der niedrigeren Hospitalisierung breit übertragbar, Medikamentenverfügbarkeit in Deutschland unterschiedlich</w:t>
       </w:r>
     </w:p>
     <w:p>
@@ -244,7 +244,7 @@
           <w:color w:val="5A7D3A"/>
           <w:sz w:val="18"/>
         </w:rPr>
-        <w:t>https://pubmed.ncbi.nlm.nih.gov/42845104/</w:t>
+        <w:t>https://pubmed.ncbi.nlm.nih.gov/42848524/</w:t>
       </w:r>
     </w:p>
     <w:p>
@@ -252,7 +252,7 @@
         <w:pStyle w:val="Heading2"/>
       </w:pPr>
       <w:r>
-        <w:t>Sehbehinderung belastet psychisches Wohlbefinden von Kindern, Barrieren im Hilfesystem erkannt</w:t>
+        <w:t>Italien: Zwei-Injektionen-Start bei Aripiprazol-Monatsformulierung praktisch umgesetzt</w:t>
       </w:r>
     </w:p>
     <w:p>
@@ -262,12 +262,12 @@
           <w:color w:val="666666"/>
           <w:sz w:val="18"/>
         </w:rPr>
-        <w:t>Canavan RF et al.  ·  BMJ Open  ·  28.09.2026  ·  PMID 42805658</w:t>
+        <w:t>Yildirim M et al.  ·  Riv Psichiatr  ·  Sept. 2026  ·  PMID 42847034</w:t>
       </w:r>
     </w:p>
     <w:p>
       <w:r>
-        <w:t>Qualitative Studie mit halbstrukturierten Interviews mit 6 Jugendlichen und 12 Eltern mit erblicher Makuladegeneration in England; Analyse des Einflusses von Sehverlust auf psychisches Wohlbefinden und Hilfezugang.</w:t>
+        <w:t>Nicht-interventionelle europäische Online-Umfrage unter Ärzten und Pflegefachpersonen zu Verschreibungs- und Verabreichungspraxis von Aripiprazol-Monatsformulierung (AOM 400) mit Zwei-Injektionen-Start (TIS) in Italien, wo die Adoption besonders hoch ist.</w:t>
       </w:r>
     </w:p>
     <w:p>
@@ -278,7 +278,7 @@
         <w:t xml:space="preserve">Ergebnis: </w:t>
       </w:r>
       <w:r>
-        <w:t>Vier übergeordnete Themen identifiziert: Umgang mit Diagnose und Trauer, Kampf mit Hilfesystemen (zentrale Barriere), Missverständnis und soziale Stigmatisierung, Aufbau eines Lebens mit Behinderung; psychosoziale Unterstützung und Akzeptanz sind zentral.</w:t>
+        <w:t>Von 108 italienischen Fachpersonen (47,2% aller Teilnehmer): Gründe für TIS-Nutzung – schlechte Adhärenz (81,5%), Patientenpräferenz (50,0%), Rückfall (42,6%). Barrieren – Patientenunwilligkeit zweier Injektionen (36,1%), Verträglichkeitsbedenken (24,1%). 85,2% stimmten zu, dass TIS zufriedenstellende Ergebnisse erreicht, 82,4% fanden Verabreichung einfach, 69,4% sahen ähnliches Sicherheitsprofil wie klassischer Start.</w:t>
       </w:r>
     </w:p>
     <w:p>
@@ -293,7 +293,7 @@
         <w:rPr>
           <w:sz w:val="19"/>
         </w:rPr>
-        <w:t>England, NHS-Kontext; Befunde zur Stigmatisierung und Systembarrieren international bedeutsam</w:t>
+        <w:t>Italien – vergleichbares Sozialversicherungssystem, praktische Umsetzung in ähnlichen Strukturen</w:t>
       </w:r>
     </w:p>
     <w:p>
@@ -302,7 +302,7 @@
           <w:color w:val="5A7D3A"/>
           <w:sz w:val="18"/>
         </w:rPr>
-        <w:t>https://pubmed.ncbi.nlm.nih.gov/42805658/</w:t>
+        <w:t>https://pubmed.ncbi.nlm.nih.gov/42847034/</w:t>
       </w:r>
     </w:p>
     <w:p>
@@ -310,7 +310,7 @@
         <w:pStyle w:val="Heading2"/>
       </w:pPr>
       <w:r>
-        <w:t>Patienten bewerten verbale Interaktionen mit Pflegepersonal deutlich geringer als das Personal</w:t>
+        <w:t>Europäische Datenschutzharmonisierung: Opt-out-Regeln scheitern an nationalen Umsetzungen</w:t>
       </w:r>
     </w:p>
     <w:p>
@@ -320,12 +320,12 @@
           <w:color w:val="666666"/>
           <w:sz w:val="18"/>
         </w:rPr>
-        <w:t>Rask M et al.  ·  Issues Ment Health Nurs  ·  15.09.2026  ·  PMID 42742314</w:t>
+        <w:t>Martani A et al.  ·  Health Policy  ·  06.09.2026  ·  PMID 42731292</w:t>
       </w:r>
     </w:p>
     <w:p>
       <w:r>
-        <w:t>Vergleichende Studie der Wahrnehmung von verbalen und sozialen Interaktionen zwischen Patienten und Pflegepersonal auf psychiatrischen Stationen in Schweden mit standardisiertem Fragebogen.</w:t>
+        <w:t>Analyse der neuen Europäischen Gesundheitsdatenraum-Verordnung (EHDS, Kraft ab 2025) mit Fokus auf die geplante Harmonisierung von Opt-out-Regelungen für Datenwiederverwertung in Forschung. Vergleich früherer nationaler Implementierungen ähnlicher Policies in ausgewählten EU-Ländern.</w:t>
       </w:r>
     </w:p>
     <w:p>
@@ -336,7 +336,7 @@
         <w:t xml:space="preserve">Ergebnis: </w:t>
       </w:r>
       <w:r>
-        <w:t>Patienten bewerteten Häufigkeit und Qualität von Interaktionen signifikant niedriger als Pflegepersonal; Diskrepanz in der Kategorie ‚Struktur und Routinen' besonders ausgeprägt; Faktorstruktur zwischen stationären und ambulanten Settings vergleichbar.</w:t>
+        <w:t>Trotz EHDS-Einigung auf Opt-out-Regel zeigen frühere Erfahrungen aus ähnlichen Datenschutzregelungen in Dänemark, Deutschland, Italien und der Schweiz: wahre Harmonisierung scheitert in der Umsetzungsphase. Nationale Besonderheiten (Datenschutzkultur, Regulatorik, Infrastruktur) führen zu erheblichen Divergenzen trotz gleicher formaler Regeln.</w:t>
       </w:r>
     </w:p>
     <w:p>
@@ -351,7 +351,7 @@
         <w:rPr>
           <w:sz w:val="19"/>
         </w:rPr>
-        <w:t>Schweden, vergleichbares öffentliches Gesundheitssystem; Problematik der Patientenperspektive auf psychiatrischen Stationen europaweit relevant</w:t>
+        <w:t>Europa inkl. Deutschland – EHDS und Gesundheitsdatennutzungsgesetz betreffen direktes deutsches System</w:t>
       </w:r>
     </w:p>
     <w:p>
@@ -360,7 +360,7 @@
           <w:color w:val="5A7D3A"/>
           <w:sz w:val="18"/>
         </w:rPr>
-        <w:t>https://pubmed.ncbi.nlm.nih.gov/42742314/</w:t>
+        <w:t>https://pubmed.ncbi.nlm.nih.gov/42731292/</w:t>
       </w:r>
     </w:p>
     <w:p>
@@ -368,7 +368,7 @@
         <w:pStyle w:val="Heading2"/>
       </w:pPr>
       <w:r>
-        <w:t>Curriculum-Reform erhöht mentale Gesundheitsinhalte im Pflegestudium trotz anfänglicher Widerstände</w:t>
+        <w:t>Frankreich: Lokale Psyche-Räte als Modell partizipativer Versorgungssteuerung</w:t>
       </w:r>
     </w:p>
     <w:p>
@@ -378,12 +378,12 @@
           <w:color w:val="666666"/>
           <w:sz w:val="18"/>
         </w:rPr>
-        <w:t>Baldwin L et al.  ·  Br J Nurs  ·  03.09.2026  ·  PMID 42689752</w:t>
+        <w:t>Bilal O et al.  ·  Sante Publique  ·  2026  ·  PMID 42675004</w:t>
       </w:r>
     </w:p>
     <w:p>
       <w:r>
-        <w:t>Evaluation einer Curriculum-Innovation an einer britischen Universität, die zwei neue Module zu psychischer Gesundheit einführte und Studentenfeedback während der Umsetzung erfasste.</w:t>
+        <w:t>Qualitative Analyse der französischen CLSM (Conseil Local de Santé Mentale) als Mechanismen für territoriale, partizipative Psyche-Governance in Paris und anderen Regionen.</w:t>
       </w:r>
     </w:p>
     <w:p>
@@ -394,7 +394,7 @@
         <w:t xml:space="preserve">Ergebnis: </w:t>
       </w:r>
       <w:r>
-        <w:t>Modul für Erwachsenenpflege zeigte anfängliche Bedenken, die sich bis zum Modulabschluss verbesserten; Modul für Kinder und Jugendliche zeigte bessere Übereinstimmung mit Erwartungen; Implementierungschallenges bestanden, aber beide Module zeigten Erfolgszeichen.</w:t>
+        <w:t>CLSM verkörpern intersektorale, territorial verankerte Ansätze, scheitern aber an strukturellen Spannungen: fehlende institutionelle Anerkennung, fehlende nachhaltige Ressourcen, unzureichende Beteiligung von Betroffenen. Empfehlung: politische, organisatorische und ethische Bedingungen für geteilte Governance schaffen.</w:t>
       </w:r>
     </w:p>
     <w:p>
@@ -409,7 +409,7 @@
         <w:rPr>
           <w:sz w:val="19"/>
         </w:rPr>
-        <w:t>England, vergleichbare Pflegeausbildungsstandards; Tension zwischen Generic Nursing und Spezialisierung auch in DACH relevant</w:t>
+        <w:t>Frankreich - vergleichbare öffentliche Gesundheitsstruktur, dezentrales Modell relevant für regionale Besonderheiten</w:t>
       </w:r>
     </w:p>
     <w:p>
@@ -418,7 +418,7 @@
           <w:color w:val="5A7D3A"/>
           <w:sz w:val="18"/>
         </w:rPr>
-        <w:t>https://pubmed.ncbi.nlm.nih.gov/42689752/</w:t>
+        <w:t>https://pubmed.ncbi.nlm.nih.gov/42675004/</w:t>
       </w:r>
     </w:p>
     <w:sectPr>

--- a/download/studien-aktuell.docx
+++ b/download/studien-aktuell.docx
@@ -62,7 +62,7 @@
           <w:color w:val="666666"/>
           <w:sz w:val="18"/>
         </w:rPr>
-        <w:t>Stand: 12.10.2026  |  6 Studien  |  mental.m-vf.de</w:t>
+        <w:t>Stand: 13.10.2026  |  6 Studien  |  mental.m-vf.de</w:t>
       </w:r>
     </w:p>
     <w:p>
@@ -70,7 +70,7 @@
         <w:pStyle w:val="Heading1"/>
       </w:pPr>
       <w:r>
-        <w:t>Aufgenommen am 12.10.2026</w:t>
+        <w:t>Aufgenommen am 13.10.2026</w:t>
       </w:r>
     </w:p>
     <w:p>
@@ -78,7 +78,7 @@
         <w:pStyle w:val="Heading2"/>
       </w:pPr>
       <w:r>
-        <w:t>Argentinien: 30 Jahre Deinstitutionalisierung reduzierten stationäre Verweildauer massiv</w:t>
+        <w:t>Mütterliche psychische Erkrankung erhöht Lueseskrankheit bei Neugeborenen um 50 %</w:t>
       </w:r>
     </w:p>
     <w:p>
@@ -88,12 +88,12 @@
           <w:color w:val="666666"/>
           <w:sz w:val="18"/>
         </w:rPr>
-        <w:t>Gargoloff PD et al.  ·  Vertex  ·  10.10.2026  ·  PMID 42858135</w:t>
+        <w:t>Onwubiko UN et al.  ·  Sex Transm Dis  ·  01.11.2026  ·  PMID 42861562</w:t>
       </w:r>
     </w:p>
     <w:p>
       <w:r>
-        <w:t>Vergleichende Analyse von vier Querschnittserhebungen (1995, 2009, 2021, 2023) in einem argentinischen Psychiatrie-Krankenhaus dokumentierte die Entwicklung der Langzeitversorgung während der Transition zu gemeindenaher Versorgung.</w:t>
+        <w:t>Analyse von 1.684 Schwangerschaften mit diagnostizierter Syphilis aus Georgia-Überwachungsdaten zur Assoziation pränataler psychischer Belastung mit Konnataler Syphilis.</w:t>
       </w:r>
     </w:p>
     <w:p>
@@ -104,7 +104,7 @@
         <w:t xml:space="preserve">Ergebnis: </w:t>
       </w:r>
       <w:r>
-        <w:t>Patienten in Langzeitaufenthalten sanken von 1.048 auf 86, Stationen von 23 auf 5. Aber 2023 waren 67,4% länger als 20 Jahre hospitalisiert. Schizophrenie blieb dominierend (44–53%), intellektuelle Behinderung stieg von 28% auf 44%. Der Rückgang deutet teilweise auf Transinstitutionalisierung hin, nicht vollständige Deinstitutionalisierung.</w:t>
+        <w:t>Unter 1.684 syphilisbetroffenen Schwangerschaften traten 416 Fälle (25 %) konnataler Syphilis auf. Dokumentierte psychische Belastung prä partum war mit höherer CS-Prävalenz assoziiert (adj. PR 1,5; 95%-KI 1,1–2,1). Effekt gedämpft bei Frauen mit familiärer Unterstützung. Bias-adjustierte Analyse deutet auf stärkere Assoziation (PR 2,1; 95%-Sim.Int. 0,8–5,0).</w:t>
       </w:r>
     </w:p>
     <w:p>
@@ -119,7 +119,7 @@
         <w:rPr>
           <w:sz w:val="19"/>
         </w:rPr>
-        <w:t>Argentinien - vergleichbar mit DACH bei Reformprozessen, zeigt Grenzen von reiner Bettenzahl-Reduktion</w:t>
+        <w:t>USA, aber Konzept der mental-health-informed STI-Surveillance auf deutsche Kontexte übertragbar</w:t>
       </w:r>
     </w:p>
     <w:p>
@@ -128,7 +128,7 @@
           <w:color w:val="5A7D3A"/>
           <w:sz w:val="18"/>
         </w:rPr>
-        <w:t>https://pubmed.ncbi.nlm.nih.gov/42858135/</w:t>
+        <w:t>https://pubmed.ncbi.nlm.nih.gov/42861562/</w:t>
       </w:r>
     </w:p>
     <w:p>
@@ -136,7 +136,7 @@
         <w:pStyle w:val="Heading2"/>
       </w:pPr>
       <w:r>
-        <w:t>Maladaptive Coping bei geflüchteten Kindern erhöhte Traumasymptome</w:t>
+        <w:t>Neuropsychische Nebenwirkungen trüben Therapieerfolg bei Mukoviszidose-Behandlung</w:t>
       </w:r>
     </w:p>
     <w:p>
@@ -146,12 +146,12 @@
           <w:color w:val="666666"/>
           <w:sz w:val="18"/>
         </w:rPr>
-        <w:t>Abanoz E et al.  ·  BMC Psychol  ·  10.08.2026  ·  PMID 42850659</w:t>
+        <w:t>Terlizzi V et al.  ·  Pulmonology  ·  12.10.2026  ·  PMID 42861492</w:t>
       </w:r>
     </w:p>
     <w:p>
       <w:r>
-        <w:t>Querschnittstudie an 50 Ahiska-türkischen Kindern und Jugendlichen in der Türkei nach Flucht vor dem Ukraine-Krieg untersuchte die Zusammenhänge zwischen Traumabelastung (Kind, Eltern, Familie), Bewältigungsmuster und psychischen Symptomen.</w:t>
+        <w:t>Längsschnittstudie an 33 Mukoviszidose-Patienten mit fortgeschrittener Lungenerkrankung zur Adhärenz, Lebensqualität und psychiatrischen Nebenwirkungen nach 30 Monaten Kombinationstherapie.</w:t>
       </w:r>
     </w:p>
     <w:p>
@@ -162,7 +162,7 @@
         <w:t xml:space="preserve">Ergebnis: </w:t>
       </w:r>
       <w:r>
-        <w:t>Maladaptive Bewältigung war der konsistenteste Prädiktor für Traumasymptome (B=0,57, p=0,024). Familiäre Traumabelastung korrelierte mit allgemeinem Stress. Die Studie identifizierte hilflose und unterwürfige Bewältigungsmuster als therapeutische Ansatzpunkte.</w:t>
+        <w:t>Mittlere Adhärenz 75,6 %; ppFEV1 stieg um 19,4 %, Lebensqualität verbesserte sich signifikant in den meisten CFQ-R-Domänen. Aber: Konzentrationsstörungen 25,8 %, Schlaflosigkeit 32,3 %. Angststörungen assoziiert mit Gedächtnis- und Konzentrationsproblemen (p&lt;0,05). Umfassende Behandlung sollte psychische Gesundheit adressieren.</w:t>
       </w:r>
     </w:p>
     <w:p>
@@ -177,7 +177,7 @@
         <w:rPr>
           <w:sz w:val="19"/>
         </w:rPr>
-        <w:t>Türkei - kulturell ähnliche Flüchtlingspopulation, traumainformierte Interventionen übertragbar</w:t>
+        <w:t>Italien, aber psychiatrische Versorgungsaspekte bei Multimorbidität generalisierbar</w:t>
       </w:r>
     </w:p>
     <w:p>
@@ -186,7 +186,7 @@
           <w:color w:val="5A7D3A"/>
           <w:sz w:val="18"/>
         </w:rPr>
-        <w:t>https://pubmed.ncbi.nlm.nih.gov/42850659/</w:t>
+        <w:t>https://pubmed.ncbi.nlm.nih.gov/42861492/</w:t>
       </w:r>
     </w:p>
     <w:p>
@@ -194,7 +194,7 @@
         <w:pStyle w:val="Heading2"/>
       </w:pPr>
       <w:r>
-        <w:t>GLP-1-Agonisten bei bipolarer Störung mit Nierenkrankheit reduzierten Hospitalisierungen</w:t>
+        <w:t>Resilienz reduziert Burnout-Risiko bei beruflichen Anforderungen</w:t>
       </w:r>
     </w:p>
     <w:p>
@@ -204,12 +204,12 @@
           <w:color w:val="666666"/>
           <w:sz w:val="18"/>
         </w:rPr>
-        <w:t>Singh B et al.  ·  J Clin Psychiatry  ·  05.10.2026  ·  PMID 42848524</w:t>
+        <w:t>Sarochan NM et al.  ·  BMC Public Health  ·  08.10.2026  ·  PMID 42850615</w:t>
       </w:r>
     </w:p>
     <w:p>
       <w:r>
-        <w:t>Real-world Kohortenstudie (TriNetX-Daten) verglich GLP-1-Rezeptoragonisten (z.B. Semaglutid) mit DPP-4-Hemmern und RAAS-Inhibitoren bei Erwachsenen mit bipolarer Störung und chronischer Nierenkrankheit (Stadium ≤3) bezüglich Nierenersatztherapie-Bedarf und Gesundheitsnutzung über 5 Jahre.</w:t>
+        <w:t>Studie an 1.470 Berufsschullehrern in Baden-Württemberg zur Frage, wie die subjektive Bewertung von Arbeitsanforderungen (als Herausforderung vs. Bedrohung) die psychische Gesundheit, Arbeitszufriedenheit und Burnout beeinflusst.</w:t>
       </w:r>
     </w:p>
     <w:p>
@@ -220,7 +220,7 @@
         <w:t xml:space="preserve">Ergebnis: </w:t>
       </w:r>
       <w:r>
-        <w:t>Gegenüber DPP-4-Hemmern: GLP-1-RA assoziiert mit niedrigerem KRT-Risiko (adjustiertes HR 0,56, 95%-KI 0,50–0,64); nach Propensity-Score-Matching 5-Jahres-KRT-freie Überlebensrate 87,93% vs. 84,63% (p&lt;0,001). Nutzen konsistent über Geschlecht, Rasse und Psychopharmaka-Subgruppen einschließlich Lithium.</w:t>
+        <w:t>Challenge-Appraisal erhöhte die Arbeitszufriedenheit und senkte das Burnout-Risiko signifikant; Threat-Appraisal verschlechterte das Wohlbefinden. Resilienz führte zu höherer Challenge- und niedrigerer Threat-Appraisal (p&lt;0,05). Das Ergebnis unterstreicht die Bedeutung kognitiver Bewertungsmuster für Lehrergesundheit.</w:t>
       </w:r>
     </w:p>
     <w:p>
@@ -235,7 +235,7 @@
         <w:rPr>
           <w:sz w:val="19"/>
         </w:rPr>
-        <w:t>USA mit Medicare-Daten – Befund der niedrigeren Hospitalisierung breit übertragbar, Medikamentenverfügbarkeit in Deutschland unterschiedlich</w:t>
+        <w:t>Deutschland, Originaldaten aus Schulsystem Baden-Württemberg</w:t>
       </w:r>
     </w:p>
     <w:p>
@@ -244,7 +244,7 @@
           <w:color w:val="5A7D3A"/>
           <w:sz w:val="18"/>
         </w:rPr>
-        <w:t>https://pubmed.ncbi.nlm.nih.gov/42848524/</w:t>
+        <w:t>https://pubmed.ncbi.nlm.nih.gov/42850615/</w:t>
       </w:r>
     </w:p>
     <w:p>
@@ -252,7 +252,7 @@
         <w:pStyle w:val="Heading2"/>
       </w:pPr>
       <w:r>
-        <w:t>Italien: Zwei-Injektionen-Start bei Aripiprazol-Monatsformulierung praktisch umgesetzt</w:t>
+        <w:t>Komorbidität und psychische Erkrankungen senken Lebensqualität bei CED um 36–40 %</w:t>
       </w:r>
     </w:p>
     <w:p>
@@ -262,12 +262,12 @@
           <w:color w:val="666666"/>
           <w:sz w:val="18"/>
         </w:rPr>
-        <w:t>Yildirim M et al.  ·  Riv Psichiatr  ·  Sept. 2026  ·  PMID 42847034</w:t>
+        <w:t>Romash I et al.  ·  Pol Merkur Lekarski  ·  2026  ·  PMID 42726830</w:t>
       </w:r>
     </w:p>
     <w:p>
       <w:r>
-        <w:t>Nicht-interventionelle europäische Online-Umfrage unter Ärzten und Pflegefachpersonen zu Verschreibungs- und Verabreichungspraxis von Aripiprazol-Monatsformulierung (AOM 400) mit Zwei-Injektionen-Start (TIS) in Italien, wo die Adoption besonders hoch ist.</w:t>
+        <w:t>Querschnittstudie an 248 Patienten mit Morbus Crohn oder Colitis ulcerosa zur Assoziation von Komorbiditäten, psychischen Störungen und Lebensqualität gemessen mit IBDQ-Fragebogen.</w:t>
       </w:r>
     </w:p>
     <w:p>
@@ -278,7 +278,7 @@
         <w:t xml:space="preserve">Ergebnis: </w:t>
       </w:r>
       <w:r>
-        <w:t>Von 108 italienischen Fachpersonen (47,2% aller Teilnehmer): Gründe für TIS-Nutzung – schlechte Adhärenz (81,5%), Patientenpräferenz (50,0%), Rückfall (42,6%). Barrieren – Patientenunwilligkeit zweier Injektionen (36,1%), Verträglichkeitsbedenken (24,1%). 85,2% stimmten zu, dass TIS zufriedenstellende Ergebnisse erreicht, 82,4% fanden Verabreichung einfach, 69,4% sahen ähnliches Sicherheitsprofil wie klassischer Start.</w:t>
+        <w:t>CED-Patienten zeigten 39,9 % (Crohn) bzw. 35,9 % (Colitis) niedrigere Lebensqualität als Kontrollen (p&lt;0,001). Hohe Komorbiditätslast (73 % Crohn, 82 % Colitis). Psychische und vaskuläre Störungen waren prominent. Charlson-Index höher bei Crohn (3,14 vs. 2,93; p≤0,005). Ergebnis bekräftigt Bedarf für multidisziplinäre Versorgung.</w:t>
       </w:r>
     </w:p>
     <w:p>
@@ -293,7 +293,7 @@
         <w:rPr>
           <w:sz w:val="19"/>
         </w:rPr>
-        <w:t>Italien – vergleichbares Sozialversicherungssystem, praktische Umsetzung in ähnlichen Strukturen</w:t>
+        <w:t>Ukraine/Deutschland, aber Konzept der integrierten Versorgung übertragbar</w:t>
       </w:r>
     </w:p>
     <w:p>
@@ -302,7 +302,7 @@
           <w:color w:val="5A7D3A"/>
           <w:sz w:val="18"/>
         </w:rPr>
-        <w:t>https://pubmed.ncbi.nlm.nih.gov/42847034/</w:t>
+        <w:t>https://pubmed.ncbi.nlm.nih.gov/42726830/</w:t>
       </w:r>
     </w:p>
     <w:p>
@@ -310,7 +310,7 @@
         <w:pStyle w:val="Heading2"/>
       </w:pPr>
       <w:r>
-        <w:t>Europäische Datenschutzharmonisierung: Opt-out-Regeln scheitern an nationalen Umsetzungen</w:t>
+        <w:t>Ergotherapie kann Studierendenkrise bewältigen – Okanagan-Charter-Ansatz</w:t>
       </w:r>
     </w:p>
     <w:p>
@@ -320,12 +320,12 @@
           <w:color w:val="666666"/>
           <w:sz w:val="18"/>
         </w:rPr>
-        <w:t>Martani A et al.  ·  Health Policy  ·  06.09.2026  ·  PMID 42731292</w:t>
+        <w:t>Hunt E et al.  ·  Am J Occup Ther  ·  11.07.2026  ·  PMID 42698319</w:t>
       </w:r>
     </w:p>
     <w:p>
       <w:r>
-        <w:t>Analyse der neuen Europäischen Gesundheitsdatenraum-Verordnung (EHDS, Kraft ab 2025) mit Fokus auf die geplante Harmonisierung von Opt-out-Regelungen für Datenwiederverwertung in Forschung. Vergleich früherer nationaler Implementierungen ähnlicher Policies in ausgewählten EU-Ländern.</w:t>
+        <w:t>Policy-Perspektive zur Rolle der Ergotherapie bei der Unterstützung der psychischen Gesundheit von Studierenden an Hochschulen in Irland und den USA, gestützt auf das Okanagan Charter von 2015.</w:t>
       </w:r>
     </w:p>
     <w:p>
@@ -336,7 +336,7 @@
         <w:t xml:space="preserve">Ergebnis: </w:t>
       </w:r>
       <w:r>
-        <w:t>Trotz EHDS-Einigung auf Opt-out-Regel zeigen frühere Erfahrungen aus ähnlichen Datenschutzregelungen in Dänemark, Deutschland, Italien und der Schweiz: wahre Harmonisierung scheitert in der Umsetzungsphase. Nationale Besonderheiten (Datenschutzkultur, Regulatorik, Infrastruktur) führen zu erheblichen Divergenzen trotz gleicher formaler Regeln.</w:t>
+        <w:t>Die Autoren dokumentieren konkrete ergotherapeutische Interventionen auf Campussen (z. B. Occupational Engagement Programs) und zeigen, dass spezialisierte Dienste den Zugang zu präventiven Maßnahmen verbessern. Empfehlungen: Stärkere Integration ergotherapeutischer Leistungen in die Campus-Gesundheitsinfrastruktur als Antwort auf wachsende Krisen.</w:t>
       </w:r>
     </w:p>
     <w:p>
@@ -351,7 +351,7 @@
         <w:rPr>
           <w:sz w:val="19"/>
         </w:rPr>
-        <w:t>Europa inkl. Deutschland – EHDS und Gesundheitsdatennutzungsgesetz betreffen direktes deutsches System</w:t>
+        <w:t>Irland und USA – Erkenntnis zur Versorgungsstrukturierung übertragbar, konkrete Modelle kontextabhängig</w:t>
       </w:r>
     </w:p>
     <w:p>
@@ -360,7 +360,7 @@
           <w:color w:val="5A7D3A"/>
           <w:sz w:val="18"/>
         </w:rPr>
-        <w:t>https://pubmed.ncbi.nlm.nih.gov/42731292/</w:t>
+        <w:t>https://pubmed.ncbi.nlm.nih.gov/42698319/</w:t>
       </w:r>
     </w:p>
     <w:p>
@@ -368,7 +368,7 @@
         <w:pStyle w:val="Heading2"/>
       </w:pPr>
       <w:r>
-        <w:t>Frankreich: Lokale Psyche-Räte als Modell partizipativer Versorgungssteuerung</w:t>
+        <w:t>Verkehrslärm erhöht Depressionsrisiko – Lärmschutzbarrieren reduzieren Effekt um 8–12 dB</w:t>
       </w:r>
     </w:p>
     <w:p>
@@ -378,12 +378,12 @@
           <w:color w:val="666666"/>
           <w:sz w:val="18"/>
         </w:rPr>
-        <w:t>Bilal O et al.  ·  Sante Publique  ·  2026  ·  PMID 42675004</w:t>
+        <w:t>Haghbin K et al.  ·  Noise Health  ·  31.08.2026  ·  PMID 42684347</w:t>
       </w:r>
     </w:p>
     <w:p>
       <w:r>
-        <w:t>Qualitative Analyse der französischen CLSM (Conseil Local de Santé Mentale) als Mechanismen für territoriale, partizipative Psyche-Governance in Paris und anderen Regionen.</w:t>
+        <w:t>Scoping Review von 74 europäischen Studien zu Langzeitfolgen von Verkehrslärm (Straße, Schiene, Luft) auf Kardiovaskuläres, Schlaf und psychische Gesundheit sowie Wirksamkeit von Lärmschutzmaßnahmen.</w:t>
       </w:r>
     </w:p>
     <w:p>
@@ -394,7 +394,7 @@
         <w:t xml:space="preserve">Ergebnis: </w:t>
       </w:r>
       <w:r>
-        <w:t>CLSM verkörpern intersektorale, territorial verankerte Ansätze, scheitern aber an strukturellen Spannungen: fehlende institutionelle Anerkennung, fehlende nachhaltige Ressourcen, unzureichende Beteiligung von Betroffenen. Empfehlung: politische, organisatorische und ethische Bedingungen für geteilte Governance schaffen.</w:t>
+        <w:t>Verkehrslärm ist assoziiert mit erhöhtem Blutdruck, Schlafstörungen, kognitiver Beeinträchtigung und Angststörungen; vulnerable Gruppen (Kinder, Ältere) sind überproportional betroffen. Lärmschutzbarrieren und Begrünung reduzieren Lärm um 8–12 dB(A) bzw. 2,5–8,5 dB(A). Maßnahmen zur psychischen Gesundheit betonen Expositionsreduktion und Umweltverbesserung.</w:t>
       </w:r>
     </w:p>
     <w:p>
@@ -409,7 +409,7 @@
         <w:rPr>
           <w:sz w:val="19"/>
         </w:rPr>
-        <w:t>Frankreich - vergleichbare öffentliche Gesundheitsstruktur, dezentrales Modell relevant für regionale Besonderheiten</w:t>
+        <w:t>Europäische Länder, vergleichbare urbane Kontexte; auf Deutsche anwendbar für Stadtplanung</w:t>
       </w:r>
     </w:p>
     <w:p>
@@ -418,7 +418,7 @@
           <w:color w:val="5A7D3A"/>
           <w:sz w:val="18"/>
         </w:rPr>
-        <w:t>https://pubmed.ncbi.nlm.nih.gov/42675004/</w:t>
+        <w:t>https://pubmed.ncbi.nlm.nih.gov/42684347/</w:t>
       </w:r>
     </w:p>
     <w:sectPr>

--- a/download/studien-aktuell.docx
+++ b/download/studien-aktuell.docx
@@ -62,7 +62,7 @@
           <w:color w:val="666666"/>
           <w:sz w:val="18"/>
         </w:rPr>
-        <w:t>Stand: 13.10.2026  |  6 Studien  |  mental.m-vf.de</w:t>
+        <w:t>Stand: 14.10.2026  |  7 Studien  |  mental.m-vf.de</w:t>
       </w:r>
     </w:p>
     <w:p>
@@ -70,7 +70,7 @@
         <w:pStyle w:val="Heading1"/>
       </w:pPr>
       <w:r>
-        <w:t>Aufgenommen am 13.10.2026</w:t>
+        <w:t>Aufgenommen am 14.10.2026</w:t>
       </w:r>
     </w:p>
     <w:p>
@@ -78,7 +78,7 @@
         <w:pStyle w:val="Heading2"/>
       </w:pPr>
       <w:r>
-        <w:t>Mütterliche psychische Erkrankung erhöht Lueseskrankheit bei Neugeborenen um 50 %</w:t>
+        <w:t>Stepped-Care-Modell erhöhte Zugang zu Opioid-Substitution bei obdachlosen Veteranen</w:t>
       </w:r>
     </w:p>
     <w:p>
@@ -88,12 +88,12 @@
           <w:color w:val="666666"/>
           <w:sz w:val="18"/>
         </w:rPr>
-        <w:t>Onwubiko UN et al.  ·  Sex Transm Dis  ·  01.11.2026  ·  PMID 42861562</w:t>
+        <w:t>Li H et al.  ·  Health Serv Res  ·  Okt. 2026  ·  PMID 42869778</w:t>
       </w:r>
     </w:p>
     <w:p>
       <w:r>
-        <w:t>Analyse von 1.684 Schwangerschaften mit diagnostizierter Syphilis aus Georgia-Überwachungsdaten zur Assoziation pränataler psychischer Belastung mit Konnataler Syphilis.</w:t>
+        <w:t>Retrospektive Kohortenstudie evaluierte, ob ein Stepped-Care-Programm (SCOUTT) zur Schulung von Primärversorgerinnen in der Opioid-Substitution den Zugang zu Buprenorphin bei obdachlosen Veteranen erhöhte.</w:t>
       </w:r>
     </w:p>
     <w:p>
@@ -104,7 +104,7 @@
         <w:t xml:space="preserve">Ergebnis: </w:t>
       </w:r>
       <w:r>
-        <w:t>Unter 1.684 syphilisbetroffenen Schwangerschaften traten 416 Fälle (25 %) konnataler Syphilis auf. Dokumentierte psychische Belastung prä partum war mit höherer CS-Prävalenz assoziiert (adj. PR 1,5; 95%-KI 1,1–2,1). Effekt gedämpft bei Frauen mit familiärer Unterstützung. Bias-adjustierte Analyse deutet auf stärkere Assoziation (PR 2,1; 95%-Sim.Int. 0,8–5,0).</w:t>
+        <w:t>In 30 Einrichtungen mit SCOUTT-Unterstützung stieg der Anteil von Obdachlosen mit Opioidabhängigkeit, die Medikamente erhielten, von 45,0 % auf 61,1 %, gegenüber 41,9 % bis 49,7 % in Vergleichseinrichtungen. Die Risikodifferenz für jegliche Medication für Opioidabhängigkeit lag bei 6,16 % (95%-KI: 2,33–9,99); für Buprenorphin 7,16 % (95%-KI: 4,35–9,97). Das Modell zeigt, dass Substitutionsbehandlung gezielt außerhalb von Spezialabteilungen eingeführt werden kann.</w:t>
       </w:r>
     </w:p>
     <w:p>
@@ -119,7 +119,7 @@
         <w:rPr>
           <w:sz w:val="19"/>
         </w:rPr>
-        <w:t>USA, aber Konzept der mental-health-informed STI-Surveillance auf deutsche Kontexte übertragbar</w:t>
+        <w:t>USA-VA-System, aber Stepped-Care-Logik auf deutsches Suchthilfesystem übertragbar.</w:t>
       </w:r>
     </w:p>
     <w:p>
@@ -128,7 +128,7 @@
           <w:color w:val="5A7D3A"/>
           <w:sz w:val="18"/>
         </w:rPr>
-        <w:t>https://pubmed.ncbi.nlm.nih.gov/42861562/</w:t>
+        <w:t>https://pubmed.ncbi.nlm.nih.gov/42869778/</w:t>
       </w:r>
     </w:p>
     <w:p>
@@ -136,7 +136,7 @@
         <w:pStyle w:val="Heading2"/>
       </w:pPr>
       <w:r>
-        <w:t>Neuropsychische Nebenwirkungen trüben Therapieerfolg bei Mukoviszidose-Behandlung</w:t>
+        <w:t>Psychotherapie bei Patienten mit mehreren chronischen Erkrankungen: Forschungsstand und Lücken</w:t>
       </w:r>
     </w:p>
     <w:p>
@@ -146,12 +146,12 @@
           <w:color w:val="666666"/>
           <w:sz w:val="18"/>
         </w:rPr>
-        <w:t>Terlizzi V et al.  ·  Pulmonology  ·  12.10.2026  ·  PMID 42861492</w:t>
+        <w:t>Remskar M et al.  ·  PLoS One  ·  13.10.2026  ·  PMID 42868158</w:t>
       </w:r>
     </w:p>
     <w:p>
       <w:r>
-        <w:t>Längsschnittstudie an 33 Mukoviszidose-Patienten mit fortgeschrittener Lungenerkrankung zur Adhärenz, Lebensqualität und psychiatrischen Nebenwirkungen nach 30 Monaten Kombinationstherapie.</w:t>
+        <w:t>Scoping Review von 54 Studien zu psychologischen Interventionen bei Erwachsenen mit mindestens zwei chronischen Erkrankungen (meist Diabetes, kardiovaskuläre Erkrankung, chronische Schmerzen mit Depressionen).</w:t>
       </w:r>
     </w:p>
     <w:p>
@@ -162,7 +162,7 @@
         <w:t xml:space="preserve">Ergebnis: </w:t>
       </w:r>
       <w:r>
-        <w:t>Mittlere Adhärenz 75,6 %; ppFEV1 stieg um 19,4 %, Lebensqualität verbesserte sich signifikant in den meisten CFQ-R-Domänen. Aber: Konzentrationsstörungen 25,8 %, Schlaflosigkeit 32,3 %. Angststörungen assoziiert mit Gedächtnis- und Konzentrationsproblemen (p&lt;0,05). Umfassende Behandlung sollte psychische Gesundheit adressieren.</w:t>
+        <w:t>Kognitiv-behaviorale Therapie und Behavioral Activation zeigen positive Effekte auf psychische Gesundheit und Patientenzufriedenheit. Hauptlücken: wenige transdiagnostische Ansätze, fehlende Gesundheitsökonomik und Implementierungsforschung, geringe geografische Vielfalt (überwiegend westliche Länder). Forschungspriorität: inclusive, datengesteuerte Modelle für Cluster chronischer Erkrankungen.</w:t>
       </w:r>
     </w:p>
     <w:p>
@@ -177,7 +177,7 @@
         <w:rPr>
           <w:sz w:val="19"/>
         </w:rPr>
-        <w:t>Italien, aber psychiatrische Versorgungsaspekte bei Multimorbidität generalisierbar</w:t>
+        <w:t>Systematische Übersicht zur Praxis in westlichen Gesundheitssystemen, Lücken auch in Deutschland.</w:t>
       </w:r>
     </w:p>
     <w:p>
@@ -186,7 +186,7 @@
           <w:color w:val="5A7D3A"/>
           <w:sz w:val="18"/>
         </w:rPr>
-        <w:t>https://pubmed.ncbi.nlm.nih.gov/42861492/</w:t>
+        <w:t>https://pubmed.ncbi.nlm.nih.gov/42868158/</w:t>
       </w:r>
     </w:p>
     <w:p>
@@ -194,7 +194,7 @@
         <w:pStyle w:val="Heading2"/>
       </w:pPr>
       <w:r>
-        <w:t>Resilienz reduziert Burnout-Risiko bei beruflichen Anforderungen</w:t>
+        <w:t>Patientenlotse und finanzielle Anreize erhöhten Anbindung an Substitutionsbehandlung nach Krankenhausaufenthalt nicht deutlich</w:t>
       </w:r>
     </w:p>
     <w:p>
@@ -204,12 +204,12 @@
           <w:color w:val="666666"/>
           <w:sz w:val="18"/>
         </w:rPr>
-        <w:t>Sarochan NM et al.  ·  BMC Public Health  ·  08.10.2026  ·  PMID 42850615</w:t>
+        <w:t>Bhatraju EP et al.  ·  JAMA Netw Open  ·  01.10.2026  ·  PMID 42867864</w:t>
       </w:r>
     </w:p>
     <w:p>
       <w:r>
-        <w:t>Studie an 1.470 Berufsschullehrern in Baden-Württemberg zur Frage, wie die subjektive Bewertung von Arbeitsanforderungen (als Herausforderung vs. Bedrohung) die psychische Gesundheit, Arbeitszufriedenheit und Burnout beeinflusst.</w:t>
+        <w:t>Pilot-RCT an einem Sicherheitsnetz-Krankenhaus in Seattle: 40 hospitalisierte Patienten mit Opioidabhängigkeit und Methamphetamin-Konsum wurden randomisiert zu Patientenlotsen-Navigation plus mHealth-Incentives oder Standard-Nachsorge; Outcome war Anbindung an ambulante Opioid-Substitution innerhalb 30 Tagen.</w:t>
       </w:r>
     </w:p>
     <w:p>
@@ -220,7 +220,7 @@
         <w:t xml:space="preserve">Ergebnis: </w:t>
       </w:r>
       <w:r>
-        <w:t>Challenge-Appraisal erhöhte die Arbeitszufriedenheit und senkte das Burnout-Risiko signifikant; Threat-Appraisal verschlechterte das Wohlbefinden. Resilienz führte zu höherer Challenge- und niedrigerer Threat-Appraisal (p&lt;0,05). Das Ergebnis unterstreicht die Bedeutung kognitiver Bewertungsmuster für Lehrergesundheit.</w:t>
+        <w:t>Zielrekrutierung erreicht (n=40, 82,5 % männlich, Alter 43,4 Jahre). Intervention zu 95 % durchgeführt, sehr hohe Patientenzufriedenheit mit Lotse (Mittelwert 9,9/10). Anbindung innerhalb 30 Tage: 55 % in der Interventionsgruppe vs. 50 % in Standardgruppe (RR 1,10; 95%-KI 0,61–1,99) – kein signifikanter Unterschied. Pilot-Machbarkeit bestätigt, größere Studien nötig.</w:t>
       </w:r>
     </w:p>
     <w:p>
@@ -235,7 +235,7 @@
         <w:rPr>
           <w:sz w:val="19"/>
         </w:rPr>
-        <w:t>Deutschland, Originaldaten aus Schulsystem Baden-Württemberg</w:t>
+        <w:t>USA, aber Lotsenmodell und finanzielle Anreize relevant für deutsches Case-Management-Denken.</w:t>
       </w:r>
     </w:p>
     <w:p>
@@ -244,7 +244,7 @@
           <w:color w:val="5A7D3A"/>
           <w:sz w:val="18"/>
         </w:rPr>
-        <w:t>https://pubmed.ncbi.nlm.nih.gov/42850615/</w:t>
+        <w:t>https://pubmed.ncbi.nlm.nih.gov/42867864/</w:t>
       </w:r>
     </w:p>
     <w:p>
@@ -252,7 +252,7 @@
         <w:pStyle w:val="Heading2"/>
       </w:pPr>
       <w:r>
-        <w:t>Komorbidität und psychische Erkrankungen senken Lebensqualität bei CED um 36–40 %</w:t>
+        <w:t>Strukturiertes Tiergestützte Therapie mit Hunden fördert emotional verbindende Beziehungen in stationärer Psychiatrie</w:t>
       </w:r>
     </w:p>
     <w:p>
@@ -262,12 +262,12 @@
           <w:color w:val="666666"/>
           <w:sz w:val="18"/>
         </w:rPr>
-        <w:t>Romash I et al.  ·  Pol Merkur Lekarski  ·  2026  ·  PMID 42726830</w:t>
+        <w:t>Díaz MJF  ·  Arch Psychiatr Nurs  ·  14.09.2026  ·  PMID 42863932</w:t>
       </w:r>
     </w:p>
     <w:p>
       <w:r>
-        <w:t>Querschnittstudie an 248 Patienten mit Morbus Crohn oder Colitis ulcerosa zur Assoziation von Komorbiditäten, psychischen Störungen und Lebensqualität gemessen mit IBDQ-Fragebogen.</w:t>
+        <w:t>Qualitative Beobachtungsstudie eines strukturierten Hundeprogramms in einer Langzeit-Psychiatrie-Rehabilitation in Spanien: 8 Interventionssitzungen mit teilnehmender Beobachtung, Fokusgruppeninterview mit Fachpersonen, Interview mit Hundeleiter.</w:t>
       </w:r>
     </w:p>
     <w:p>
@@ -278,7 +278,7 @@
         <w:t xml:space="preserve">Ergebnis: </w:t>
       </w:r>
       <w:r>
-        <w:t>CED-Patienten zeigten 39,9 % (Crohn) bzw. 35,9 % (Colitis) niedrigere Lebensqualität als Kontrollen (p&lt;0,001). Hohe Komorbiditätslast (73 % Crohn, 82 % Colitis). Psychische und vaskuläre Störungen waren prominent. Charlson-Index höher bei Crohn (3,14 vs. 2,93; p≤0,005). Ergebnis bekräftigt Bedarf für multidisziplinäre Versorgung.</w:t>
+        <w:t>Drei Kernthemen: (1) emotionales Wiedererwachen durch erneuerte emotionale Ausdruck und positive Affekte; (2) Hund als relationales Brückenelement, das zwischenmenschliche Kommunikation und Therapieengagement fördert; (3) gemeinsame Menschlichkeit und relationale Pflege durch erhöhte Beziehungsreflexion und Person-zentriertes Erleben. Fachpersonen bewerteten das Programm als bedeutsames Angebot für mehr Humanisierung der stationären Versorgung.</w:t>
       </w:r>
     </w:p>
     <w:p>
@@ -293,7 +293,7 @@
         <w:rPr>
           <w:sz w:val="19"/>
         </w:rPr>
-        <w:t>Ukraine/Deutschland, aber Konzept der integrierten Versorgung übertragbar</w:t>
+        <w:t>Spanien, Long-Stay-Psychiatrie, qualitative Evidenz für relationale Interventionen jenseits Medikation.</w:t>
       </w:r>
     </w:p>
     <w:p>
@@ -302,7 +302,7 @@
           <w:color w:val="5A7D3A"/>
           <w:sz w:val="18"/>
         </w:rPr>
-        <w:t>https://pubmed.ncbi.nlm.nih.gov/42726830/</w:t>
+        <w:t>https://pubmed.ncbi.nlm.nih.gov/42863932/</w:t>
       </w:r>
     </w:p>
     <w:p>
@@ -310,7 +310,7 @@
         <w:pStyle w:val="Heading2"/>
       </w:pPr>
       <w:r>
-        <w:t>Ergotherapie kann Studierendenkrise bewältigen – Okanagan-Charter-Ansatz</w:t>
+        <w:t>Routinemäßiges Suizidrisiko-Screening bei Veteranen und aktiven Soldaten reduziert Mortalität nachweislich</w:t>
       </w:r>
     </w:p>
     <w:p>
@@ -320,12 +320,12 @@
           <w:color w:val="666666"/>
           <w:sz w:val="18"/>
         </w:rPr>
-        <w:t>Hunt E et al.  ·  Am J Occup Ther  ·  11.07.2026  ·  PMID 42698319</w:t>
+        <w:t>Clements PT et al.  ·  Arch Psychiatr Nurs  ·  02.09.2026  ·  PMID 42863923</w:t>
       </w:r>
     </w:p>
     <w:p>
       <w:r>
-        <w:t>Policy-Perspektive zur Rolle der Ergotherapie bei der Unterstützung der psychischen Gesundheit von Studierenden an Hochschulen in Irland und den USA, gestützt auf das Okanagan Charter von 2015.</w:t>
+        <w:t>Narrative Übersichtsarbeit zu Evidenz für Suizidprävention bei US-Veteranen und aktiven Soldaten: Synthese von fünf Domains (Prävalenz, Risikofaktoren, Erkennungslücken in Regelversorgung, Screening-Validität, Implementierung durch Pflegefachpersonen).</w:t>
       </w:r>
     </w:p>
     <w:p>
@@ -336,7 +336,7 @@
         <w:t xml:space="preserve">Ergebnis: </w:t>
       </w:r>
       <w:r>
-        <w:t>Die Autoren dokumentieren konkrete ergotherapeutische Interventionen auf Campussen (z. B. Occupational Engagement Programs) und zeigen, dass spezialisierte Dienste den Zugang zu präventiven Maßnahmen verbessern. Empfehlungen: Stärkere Integration ergotherapeutischer Leistungen in die Campus-Gesundheitsinfrastruktur als Antwort auf wachsende Krisen.</w:t>
+        <w:t>Veteranen und aktive Soldaten haben erhöhtes Suizidrisiko durch PTSD, Depression, Moral Injury, Substanzgebrauch, chronische Schmerzen, TBI und Zugang zu Mitteln. Validiertes Screening ermöglicht frühe Erkennung, erfordert aber Sekundärassessment, Sicherheitsplanung, Überweisungswege. Routinemäßiges Screening sollte in etablierte Workflows integriert werden mit Reaktionspfaden. Pflegefachpersonen führend in standardisierter Implementierung und kultursensibler Kommunikation.</w:t>
       </w:r>
     </w:p>
     <w:p>
@@ -351,7 +351,7 @@
         <w:rPr>
           <w:sz w:val="19"/>
         </w:rPr>
-        <w:t>Irland und USA – Erkenntnis zur Versorgungsstrukturierung übertragbar, konkrete Modelle kontextabhängig</w:t>
+        <w:t>USA-Militär und VA, aber Screening-Prinzipien für deutsches Krisenmanagement relevant.</w:t>
       </w:r>
     </w:p>
     <w:p>
@@ -360,7 +360,7 @@
           <w:color w:val="5A7D3A"/>
           <w:sz w:val="18"/>
         </w:rPr>
-        <w:t>https://pubmed.ncbi.nlm.nih.gov/42698319/</w:t>
+        <w:t>https://pubmed.ncbi.nlm.nih.gov/42863923/</w:t>
       </w:r>
     </w:p>
     <w:p>
@@ -368,7 +368,7 @@
         <w:pStyle w:val="Heading2"/>
       </w:pPr>
       <w:r>
-        <w:t>Verkehrslärm erhöht Depressionsrisiko – Lärmschutzbarrieren reduzieren Effekt um 8–12 dB</w:t>
+        <w:t>Mobile Apps für Kinder psychisch erkrankter Eltern: Experten bewerten fehlendes Angebot und Anforderungen</w:t>
       </w:r>
     </w:p>
     <w:p>
@@ -378,12 +378,12 @@
           <w:color w:val="666666"/>
           <w:sz w:val="18"/>
         </w:rPr>
-        <w:t>Haghbin K et al.  ·  Noise Health  ·  31.08.2026  ·  PMID 42684347</w:t>
+        <w:t>Lönnfjord V et al.  ·  JMIR Form Res  ·  09.10.2026  ·  PMID 42855154</w:t>
       </w:r>
     </w:p>
     <w:p>
       <w:r>
-        <w:t>Scoping Review von 74 europäischen Studien zu Langzeitfolgen von Verkehrslärm (Straße, Schiene, Luft) auf Kardiovaskuläres, Schlaf und psychische Gesundheit sowie Wirksamkeit von Lärmschutzmaßnahmen.</w:t>
+        <w:t>Mixed-Methods-Studie mit Fachgruppe zur Bestandsaufnahme und Bewertung kostenloser Apps für Kinder von Eltern mit psychischer Erkrankung in Schweden; nur 3 von 9 getesteten Apps schnitten in Qualität gut ab.</w:t>
       </w:r>
     </w:p>
     <w:p>
@@ -394,7 +394,7 @@
         <w:t xml:space="preserve">Ergebnis: </w:t>
       </w:r>
       <w:r>
-        <w:t>Verkehrslärm ist assoziiert mit erhöhtem Blutdruck, Schlafstörungen, kognitiver Beeinträchtigung und Angststörungen; vulnerable Gruppen (Kinder, Ältere) sind überproportional betroffen. Lärmschutzbarrieren und Begrünung reduzieren Lärm um 8–12 dB(A) bzw. 2,5–8,5 dB(A). Maßnahmen zur psychischen Gesundheit betonen Expositionsreduktion und Umweltverbesserung.</w:t>
+        <w:t>Drei von neun bewerteten Apps erreichten hohe Qualitätswerte auf allen MARS-Dimensionen (Ästhetik, Funktionalität, Information, Nutzerengagement); deutlicher Mangel an hochwertigen Apps. Experten bevorzugten allgemeine Apps zur Stigmareduktion; Schutz der Privatsphäre mit anonymem Zugang essenziell. Hauptschwierigkeit: Nachhaltigkeit erfordert stabile Finanzierung, etablierte Träger und kontinuierliche Wartung.</w:t>
       </w:r>
     </w:p>
     <w:p>
@@ -409,7 +409,7 @@
         <w:rPr>
           <w:sz w:val="19"/>
         </w:rPr>
-        <w:t>Europäische Länder, vergleichbare urbane Kontexte; auf Deutsche anwendbar für Stadtplanung</w:t>
+        <w:t>Schweden, dezentralisierte Versorgung, transferierbar auf deutsches Hilfesystem mit Kinder- und Jugendhilfe.</w:t>
       </w:r>
     </w:p>
     <w:p>
@@ -418,7 +418,65 @@
           <w:color w:val="5A7D3A"/>
           <w:sz w:val="18"/>
         </w:rPr>
-        <w:t>https://pubmed.ncbi.nlm.nih.gov/42684347/</w:t>
+        <w:t>https://pubmed.ncbi.nlm.nih.gov/42855154/</w:t>
+      </w:r>
+    </w:p>
+    <w:p>
+      <w:pPr>
+        <w:pStyle w:val="Heading2"/>
+      </w:pPr>
+      <w:r>
+        <w:t>Bipolarer Störung bei Herzinfarkt assoziiert mit dreifach höherer Sterblichkeit</w:t>
+      </w:r>
+    </w:p>
+    <w:p>
+      <w:r>
+        <w:rPr>
+          <w:i/>
+          <w:color w:val="666666"/>
+          <w:sz w:val="18"/>
+        </w:rPr>
+        <w:t>Mil-Homens I et al.  ·  J Psychosom Res  ·  07.09.2026  ·  PMID 42721947</w:t>
+      </w:r>
+    </w:p>
+    <w:p>
+      <w:r>
+        <w:t>Retrospektive portugiesische Analyse von 99.382 Herzinfarkt-Aufnahmen 2008–2015: Vergleich von 109 Fällen mit dokumentierter bipolarer Störung gegen 99.273 ohne; Outcome in-Hospital-Mortalität.</w:t>
+      </w:r>
+    </w:p>
+    <w:p>
+      <w:r>
+        <w:rPr>
+          <w:b/>
+        </w:rPr>
+        <w:t xml:space="preserve">Ergebnis: </w:t>
+      </w:r>
+      <w:r>
+        <w:t>0,1 % (109/99.382) hatten dokumentierte bipolare Störung, jünger (Unterschied -7,88 Jahre), mehr Tabakkonsum (adjustierte OR 2,52, 95%-KI 1,63–3,88). Mortalität: 13,8 % (bipolar) vs. 8,9 % (keine bipolare Störung); nach Adjustment für Alter, Geschlecht, Komorbiditäten und Herzinfarkt-Präsentation: adjustierte OR 3,09 (95%-KI 1,74–5,48) – dreifach erhöht. Weniger Revaskularisierung (aOR 0,65; 95%-KI 0,43–0,97). Untererfassung und kleine Fallzahlen erfordern vorsichtige Interpretation.</w:t>
+      </w:r>
+    </w:p>
+    <w:p>
+      <w:r>
+        <w:rPr>
+          <w:b/>
+          <w:sz w:val="19"/>
+        </w:rPr>
+        <w:t xml:space="preserve">Übertragbarkeit: </w:t>
+      </w:r>
+      <w:r>
+        <w:rPr>
+          <w:sz w:val="19"/>
+        </w:rPr>
+        <w:t>Portugal, Verwaltungsdaten, zeigt Schnittstelle Kardiologie–Psychiatrie, relevant für deutsches Komorbiditäts-Management.</w:t>
+      </w:r>
+    </w:p>
+    <w:p>
+      <w:r>
+        <w:rPr>
+          <w:color w:val="5A7D3A"/>
+          <w:sz w:val="18"/>
+        </w:rPr>
+        <w:t>https://pubmed.ncbi.nlm.nih.gov/42721947/</w:t>
       </w:r>
     </w:p>
     <w:sectPr>

--- a/download/studien-aktuell.docx
+++ b/download/studien-aktuell.docx
@@ -62,7 +62,7 @@
           <w:color w:val="666666"/>
           <w:sz w:val="18"/>
         </w:rPr>
-        <w:t>Stand: 14.10.2026  |  7 Studien  |  mental.m-vf.de</w:t>
+        <w:t>Stand: 15.10.2026  |  6 Studien  |  mental.m-vf.de</w:t>
       </w:r>
     </w:p>
     <w:p>
@@ -70,7 +70,7 @@
         <w:pStyle w:val="Heading1"/>
       </w:pPr>
       <w:r>
-        <w:t>Aufgenommen am 14.10.2026</w:t>
+        <w:t>Aufgenommen am 15.10.2026</w:t>
       </w:r>
     </w:p>
     <w:p>
@@ -78,7 +78,7 @@
         <w:pStyle w:val="Heading2"/>
       </w:pPr>
       <w:r>
-        <w:t>Stepped-Care-Modell erhöhte Zugang zu Opioid-Substitution bei obdachlosen Veteranen</w:t>
+        <w:t>Zwangsbehandlung führte zu schlechteren Langzeitergebnissen als freiwillige Versorgung</w:t>
       </w:r>
     </w:p>
     <w:p>
@@ -88,12 +88,12 @@
           <w:color w:val="666666"/>
           <w:sz w:val="18"/>
         </w:rPr>
-        <w:t>Li H et al.  ·  Health Serv Res  ·  Okt. 2026  ·  PMID 42869778</w:t>
+        <w:t>Hofstad T et al.  ·  Lancet Psychiatry  ·  Nov. 2026  ·  PMID 42874602</w:t>
       </w:r>
     </w:p>
     <w:p>
       <w:r>
-        <w:t>Retrospektive Kohortenstudie evaluierte, ob ein Stepped-Care-Programm (SCOUTT) zur Schulung von Primärversorgerinnen in der Opioid-Substitution den Zugang zu Buprenorphin bei obdachlosen Veteranen erhöhte.</w:t>
+        <w:t>Norwegische Registerstudie verglich Langzeitergebnisse von erwachsenen Patienten unter Community Treatment Orders, Zwangseinweisung, Zwangsbeobachtung und freiwilliger psychiatrischer Behandlung über 6-8 Jahre.</w:t>
       </w:r>
     </w:p>
     <w:p>
@@ -104,7 +104,7 @@
         <w:t xml:space="preserve">Ergebnis: </w:t>
       </w:r>
       <w:r>
-        <w:t>In 30 Einrichtungen mit SCOUTT-Unterstützung stieg der Anteil von Obdachlosen mit Opioidabhängigkeit, die Medikamente erhielten, von 45,0 % auf 61,1 %, gegenüber 41,9 % bis 49,7 % in Vergleichseinrichtungen. Die Risikodifferenz für jegliche Medication für Opioidabhängigkeit lag bei 6,16 % (95%-KI: 2,33–9,99); für Buprenorphin 7,16 % (95%-KI: 4,35–9,97). Das Modell zeigt, dass Substitutionsbehandlung gezielt außerhalb von Spezialabteilungen eingeführt werden kann.</w:t>
+        <w:t>Patienten unter Zwangsmaßnahmen zeigten deutlich schlechtere Ergebnisse: Selbstverletzung oder Suizid bei 12,1% der Frauen unter Zwangsbeobachtung (adjustiert 12%, 95%-KI 10–14) versus 5,7% der Männer (adjustiert 5,5%, 4,4–6,9); Substanzstörung bei 39–53%; Gewaltdelikte bei 14–37%. Suizid und externe Ursachen machten 55,7% der Todesfälle in der Zwangsbeobachtungsgruppe aus. Die Ergebnisse unterstreichen, dass Zwangsmaßnahmen keine homogene Prognosepopulation darstellen.</w:t>
       </w:r>
     </w:p>
     <w:p>
@@ -119,7 +119,7 @@
         <w:rPr>
           <w:sz w:val="19"/>
         </w:rPr>
-        <w:t>USA-VA-System, aber Stepped-Care-Logik auf deutsches Suchthilfesystem übertragbar.</w:t>
+        <w:t>Norwegen, vergleichbares Versicherungssystem, PsychKG-analoge Gesetze</w:t>
       </w:r>
     </w:p>
     <w:p>
@@ -128,7 +128,7 @@
           <w:color w:val="5A7D3A"/>
           <w:sz w:val="18"/>
         </w:rPr>
-        <w:t>https://pubmed.ncbi.nlm.nih.gov/42869778/</w:t>
+        <w:t>https://pubmed.ncbi.nlm.nih.gov/42874602/</w:t>
       </w:r>
     </w:p>
     <w:p>
@@ -136,7 +136,7 @@
         <w:pStyle w:val="Heading2"/>
       </w:pPr>
       <w:r>
-        <w:t>Psychotherapie bei Patienten mit mehreren chronischen Erkrankungen: Forschungsstand und Lücken</w:t>
+        <w:t>Suchtmedizinische Konsildienste erhöhten MOUD-Einleitung auf 21% bei hospitalisierten Opioidpatienten</w:t>
       </w:r>
     </w:p>
     <w:p>
@@ -146,12 +146,12 @@
           <w:color w:val="666666"/>
           <w:sz w:val="18"/>
         </w:rPr>
-        <w:t>Remskar M et al.  ·  PLoS One  ·  13.10.2026  ·  PMID 42868158</w:t>
+        <w:t>Dillen M et al.  ·  J Opioid Manag  ·  Sept. 2026  ·  PMID 42873157</w:t>
       </w:r>
     </w:p>
     <w:p>
       <w:r>
-        <w:t>Scoping Review von 54 Studien zu psychologischen Interventionen bei Erwachsenen mit mindestens zwei chronischen Erkrankungen (meist Diabetes, kardiovaskuläre Erkrankung, chronische Schmerzen mit Depressionen).</w:t>
+        <w:t>US-amerikanische retrospektive Kohortenstudie (n=504 Patienten) zum Einfluss eines Addiction Medicine Consult Service (AMCS) auf die Einleitung von Medikationen gegen Opioidabhängigkeit (MOUD) in zwei Krankenhäusern.</w:t>
       </w:r>
     </w:p>
     <w:p>
@@ -162,7 +162,7 @@
         <w:t xml:space="preserve">Ergebnis: </w:t>
       </w:r>
       <w:r>
-        <w:t>Kognitiv-behaviorale Therapie und Behavioral Activation zeigen positive Effekte auf psychische Gesundheit und Patientenzufriedenheit. Hauptlücken: wenige transdiagnostische Ansätze, fehlende Gesundheitsökonomik und Implementierungsforschung, geringe geografische Vielfalt (überwiegend westliche Länder). Forschungspriorität: inclusive, datengesteuerte Modelle für Cluster chronischer Erkrankungen.</w:t>
+        <w:t>Standort 1 (mit AMCS ab 2021): MOUD-Einleitung stieg von 8% (10/126 Baseline) auf 21% (26/126 Post-Periode), Differenz 13% (95%-KI 4–21%, p=0,004). Standort 2 (ohne AMCS): unverändert 5% auf 6% (Differenz 1,6%, 95%-KI −4–7,5%, p=0,582). AMCS-Verfügbarkeit war mit erhöhter MOUD-Initiierungsrate assoziiert.</w:t>
       </w:r>
     </w:p>
     <w:p>
@@ -177,7 +177,7 @@
         <w:rPr>
           <w:sz w:val="19"/>
         </w:rPr>
-        <w:t>Systematische Übersicht zur Praxis in westlichen Gesundheitssystemen, Lücken auch in Deutschland.</w:t>
+        <w:t>USA - Suchtbehandlung in Krankenhäusern, begrenzte deutsche Übertragbarkeit</w:t>
       </w:r>
     </w:p>
     <w:p>
@@ -186,7 +186,7 @@
           <w:color w:val="5A7D3A"/>
           <w:sz w:val="18"/>
         </w:rPr>
-        <w:t>https://pubmed.ncbi.nlm.nih.gov/42868158/</w:t>
+        <w:t>https://pubmed.ncbi.nlm.nih.gov/42873157/</w:t>
       </w:r>
     </w:p>
     <w:p>
@@ -194,7 +194,7 @@
         <w:pStyle w:val="Heading2"/>
       </w:pPr>
       <w:r>
-        <w:t>Patientenlotse und finanzielle Anreize erhöhten Anbindung an Substitutionsbehandlung nach Krankenhausaufenthalt nicht deutlich</w:t>
+        <w:t>Co-Design-Toolkit verbessert Zugang zu gemeinschaftlichen Ressourcen für Suchtbehandlung</w:t>
       </w:r>
     </w:p>
     <w:p>
@@ -204,12 +204,12 @@
           <w:color w:val="666666"/>
           <w:sz w:val="18"/>
         </w:rPr>
-        <w:t>Bhatraju EP et al.  ·  JAMA Netw Open  ·  01.10.2026  ·  PMID 42867864</w:t>
+        <w:t>Beardmore A et al.  ·  Front Public Health  ·  29.09.2026  ·  PMID 42871138</w:t>
       </w:r>
     </w:p>
     <w:p>
       <w:r>
-        <w:t>Pilot-RCT an einem Sicherheitsnetz-Krankenhaus in Seattle: 40 hospitalisierte Patienten mit Opioidabhängigkeit und Methamphetamin-Konsum wurden randomisiert zu Patientenlotsen-Navigation plus mHealth-Incentives oder Standard-Nachsorge; Outcome war Anbindung an ambulante Opioid-Substitution innerhalb 30 Tagen.</w:t>
+        <w:t>Britische partizipative Studie mit 12-Wochen-Co-Creation-Workshops (Nutzer, Peer Mentors, Personal) zur Identifikation von Barrieren und Enablern für Zugang zu gemeinschaftlichen Assets bei Suchtbehandlung.</w:t>
       </w:r>
     </w:p>
     <w:p>
@@ -220,7 +220,7 @@
         <w:t xml:space="preserve">Ergebnis: </w:t>
       </w:r>
       <w:r>
-        <w:t>Zielrekrutierung erreicht (n=40, 82,5 % männlich, Alter 43,4 Jahre). Intervention zu 95 % durchgeführt, sehr hohe Patientenzufriedenheit mit Lotse (Mittelwert 9,9/10). Anbindung innerhalb 30 Tage: 55 % in der Interventionsgruppe vs. 50 % in Standardgruppe (RR 1,10; 95%-KI 0,61–1,99) – kein signifikanter Unterschied. Pilot-Machbarkeit bestätigt, größere Studien nötig.</w:t>
+        <w:t>Zentrale Barrieren: Kosten, Transportprobleme, digitale Ausgrenzung, niedriges Selbstsicherheit, mangelnde Kenntnis. Enabler: Peer-Support, vertraute Beziehungen, praktische Anleitung, Erreichbarkeit. Motivatoren: Wohlbefinden, soziale Verbindung, persönliche Entwicklung. Ergebnis: Vier Toolkit-Komponenten entwickelt (6-Phasen-Engagement-Modell, Community-Connector-Rolle, Gesprächsleitfaden, digitale Plattform-Empfehlungen). Maßnahme adressiert praktische, soziale und informationelle Barrieren.</w:t>
       </w:r>
     </w:p>
     <w:p>
@@ -235,7 +235,7 @@
         <w:rPr>
           <w:sz w:val="19"/>
         </w:rPr>
-        <w:t>USA, aber Lotsenmodell und finanzielle Anreize relevant für deutsches Case-Management-Denken.</w:t>
+        <w:t>Großbritannien, Suchtbehandlung mit Recovery Capital</w:t>
       </w:r>
     </w:p>
     <w:p>
@@ -244,7 +244,7 @@
           <w:color w:val="5A7D3A"/>
           <w:sz w:val="18"/>
         </w:rPr>
-        <w:t>https://pubmed.ncbi.nlm.nih.gov/42867864/</w:t>
+        <w:t>https://pubmed.ncbi.nlm.nih.gov/42871138/</w:t>
       </w:r>
     </w:p>
     <w:p>
@@ -252,7 +252,7 @@
         <w:pStyle w:val="Heading2"/>
       </w:pPr>
       <w:r>
-        <w:t>Strukturiertes Tiergestützte Therapie mit Hunden fördert emotional verbindende Beziehungen in stationärer Psychiatrie</w:t>
+        <w:t>Mangelnde Zeitressource behindert Vertrauen zwischen Patient und Hausarzt bei Somatic Symptom Disorders</w:t>
       </w:r>
     </w:p>
     <w:p>
@@ -262,12 +262,12 @@
           <w:color w:val="666666"/>
           <w:sz w:val="18"/>
         </w:rPr>
-        <w:t>Díaz MJF  ·  Arch Psychiatr Nurs  ·  14.09.2026  ·  PMID 42863932</w:t>
+        <w:t>Pohontsch NJ et al.  ·  BMC Psychiatry  ·  13.10.2026  ·  PMID 42870241</w:t>
       </w:r>
     </w:p>
     <w:p>
       <w:r>
-        <w:t>Qualitative Beobachtungsstudie eines strukturierten Hundeprogramms in einer Langzeit-Psychiatrie-Rehabilitation in Spanien: 8 Interventionssitzungen mit teilnehmender Beobachtung, Fokusgruppeninterview mit Fachpersonen, Interview mit Hundeleiter.</w:t>
+        <w:t>Deutsche qualitative Studie mit 15 Patient-Arzt-Dyaden (30 Interviews) zu Kommunikation, Diagnose und Betreuung von Somatic Symptom Disorders in der Hausarztpraxis.</w:t>
       </w:r>
     </w:p>
     <w:p>
@@ -278,7 +278,7 @@
         <w:t xml:space="preserve">Ergebnis: </w:t>
       </w:r>
       <w:r>
-        <w:t>Drei Kernthemen: (1) emotionales Wiedererwachen durch erneuerte emotionale Ausdruck und positive Affekte; (2) Hund als relationales Brückenelement, das zwischenmenschliche Kommunikation und Therapieengagement fördert; (3) gemeinsame Menschlichkeit und relationale Pflege durch erhöhte Beziehungsreflexion und Person-zentriertes Erleben. Fachpersonen bewerteten das Programm als bedeutsames Angebot für mehr Humanisierung der stationären Versorgung.</w:t>
+        <w:t>Kernfund: Mangelnde Zeitressourcen und Fokus auf Symptommanagement behindern gegenseitiges Vertrauen. Patienten berichten über Bedeutung persönlicher Situation, Beziehungen und Arbeit für ihre Symptome; Ärzte konzentrieren sich auf Koordination und Behandlungsstrategien. Schlüsselbefund: Mehr Zeit für Konsultationen und weniger Druck beim Symptommanagement könnten die gegenseitige Verstehensgrundlage verbessern.</w:t>
       </w:r>
     </w:p>
     <w:p>
@@ -293,7 +293,7 @@
         <w:rPr>
           <w:sz w:val="19"/>
         </w:rPr>
-        <w:t>Spanien, Long-Stay-Psychiatrie, qualitative Evidenz für relationale Interventionen jenseits Medikation.</w:t>
+        <w:t>Deutschland, Hamburg UKE, Versorgungsrealität Hausarztpraxis</w:t>
       </w:r>
     </w:p>
     <w:p>
@@ -302,7 +302,7 @@
           <w:color w:val="5A7D3A"/>
           <w:sz w:val="18"/>
         </w:rPr>
-        <w:t>https://pubmed.ncbi.nlm.nih.gov/42863932/</w:t>
+        <w:t>https://pubmed.ncbi.nlm.nih.gov/42870241/</w:t>
       </w:r>
     </w:p>
     <w:p>
@@ -310,7 +310,7 @@
         <w:pStyle w:val="Heading2"/>
       </w:pPr>
       <w:r>
-        <w:t>Routinemäßiges Suizidrisiko-Screening bei Veteranen und aktiven Soldaten reduziert Mortalität nachweislich</w:t>
+        <w:t>Emotionale Einsamkeit stärker mit Lebensqualität älterer Frauen verknüpft als soziale Isolation</w:t>
       </w:r>
     </w:p>
     <w:p>
@@ -320,12 +320,12 @@
           <w:color w:val="666666"/>
           <w:sz w:val="18"/>
         </w:rPr>
-        <w:t>Clements PT et al.  ·  Arch Psychiatr Nurs  ·  02.09.2026  ·  PMID 42863923</w:t>
+        <w:t>Pérez-Ros P et al.  ·  Arch Psychiatr Nurs  ·  07.08.2026  ·  PMID 42863900</w:t>
       </w:r>
     </w:p>
     <w:p>
       <w:r>
-        <w:t>Narrative Übersichtsarbeit zu Evidenz für Suizidprävention bei US-Veteranen und aktiven Soldaten: Synthese von fünf Domains (Prävalenz, Risikofaktoren, Erkennungslücken in Regelversorgung, Screening-Validität, Implementierung durch Pflegefachpersonen).</w:t>
+        <w:t>Spanische Querschnittstudie (n=250 Frauen ≥60 Jahre) zur Assoziation emotionaler und sozialer Einsamkeit mit körperlicher und psychischer Lebensqualität mittels De Jong Gierveld Loneliness Scale und SF-12.</w:t>
       </w:r>
     </w:p>
     <w:p>
@@ -336,7 +336,7 @@
         <w:t xml:space="preserve">Ergebnis: </w:t>
       </w:r>
       <w:r>
-        <w:t>Veteranen und aktive Soldaten haben erhöhtes Suizidrisiko durch PTSD, Depression, Moral Injury, Substanzgebrauch, chronische Schmerzen, TBI und Zugang zu Mitteln. Validiertes Screening ermöglicht frühe Erkennung, erfordert aber Sekundärassessment, Sicherheitsplanung, Überweisungswege. Routinemäßiges Screening sollte in etablierte Workflows integriert werden mit Reaktionspfaden. Pflegefachpersonen führend in standardisierter Implementierung und kultursensibler Kommunikation.</w:t>
+        <w:t>57,6% berichteten moderate Einsamkeit, 7,2% schwere. Einsamkeit korrelierte mit schlechterer körperlicher Lebensqualität (ρ=−0,178) und mentaler (ρ=−0,315). Emotionale Einsamkeit zeigte stärkere Assoziationen (PCS: ρ=−0,215; MCS: ρ=−0,347) als soziale Isolation. In Regressionsanalyse blieb nur emotionale Einsamkeit signifikant für beide Komponenten (B=−1,26 für körperlich, p=0,002; B=−2,16 für mental, p&lt;0,001). Gefühl der Leere stärkste Assoziation mit schlechterer psychischer Lebensqualität.</w:t>
       </w:r>
     </w:p>
     <w:p>
@@ -351,7 +351,7 @@
         <w:rPr>
           <w:sz w:val="19"/>
         </w:rPr>
-        <w:t>USA-Militär und VA, aber Screening-Prinzipien für deutsches Krisenmanagement relevant.</w:t>
+        <w:t>Spanien, Langzeitpflege und Prävention Alterseinsamkeit</w:t>
       </w:r>
     </w:p>
     <w:p>
@@ -360,7 +360,7 @@
           <w:color w:val="5A7D3A"/>
           <w:sz w:val="18"/>
         </w:rPr>
-        <w:t>https://pubmed.ncbi.nlm.nih.gov/42863923/</w:t>
+        <w:t>https://pubmed.ncbi.nlm.nih.gov/42863900/</w:t>
       </w:r>
     </w:p>
     <w:p>
@@ -368,7 +368,7 @@
         <w:pStyle w:val="Heading2"/>
       </w:pPr>
       <w:r>
-        <w:t>Mobile Apps für Kinder psychisch erkrankter Eltern: Experten bewerten fehlendes Angebot und Anforderungen</w:t>
+        <w:t>ADHS-Medikation: Nur 35–39% Persistenz nach fünf Jahren in Norwegen</w:t>
       </w:r>
     </w:p>
     <w:p>
@@ -378,12 +378,12 @@
           <w:color w:val="666666"/>
           <w:sz w:val="18"/>
         </w:rPr>
-        <w:t>Lönnfjord V et al.  ·  JMIR Form Res  ·  09.10.2026  ·  PMID 42855154</w:t>
+        <w:t>Anker E et al.  ·  Pharmacoepidemiol Drug Saf  ·  Okt. 2026  ·  PMID 42863890</w:t>
       </w:r>
     </w:p>
     <w:p>
       <w:r>
-        <w:t>Mixed-Methods-Studie mit Fachgruppe zur Bestandsaufnahme und Bewertung kostenloser Apps für Kinder von Eltern mit psychischer Erkrankung in Schweden; nur 3 von 9 getesteten Apps schnitten in Qualität gut ab.</w:t>
+        <w:t>Norwegische Register-Kohortenstudie (n=33.706 Patienten) zu Langzeitbehandlungsmustern und Medikamentenwechsel bei ADHS mit 5-Jahres-Nachbeobachtung.</w:t>
       </w:r>
     </w:p>
     <w:p>
@@ -394,7 +394,7 @@
         <w:t xml:space="preserve">Ergebnis: </w:t>
       </w:r>
       <w:r>
-        <w:t>Drei von neun bewerteten Apps erreichten hohe Qualitätswerte auf allen MARS-Dimensionen (Ästhetik, Funktionalität, Information, Nutzerengagement); deutlicher Mangel an hochwertigen Apps. Experten bevorzugten allgemeine Apps zur Stigmareduktion; Schutz der Privatsphäre mit anonymem Zugang essenziell. Hauptschwierigkeit: Nachhaltigkeit erfordert stabile Finanzierung, etablierte Träger und kontinuierliche Wartung.</w:t>
+        <w:t>Fünfjahres-Persistenz: 39% Männer, 35% Frauen. 62,4% trafen die Definition von Non-Persistenz (Versorgungslücke ≥396 Tage). 41% ohne Wechsel, 26% mit ≥4 Wechseln während Nachbeobachtung. Erste Wechsel überwiegend innerhalb gleichen Wirkstoffs (80,9% Männer, 77,5% Frauen) statt zwischen Wirkstoffen (19,1% bzw. 22,5%). Bei Non-Persistenz war Methylphenidat letztes Medikament in 76% der Fälle; letzter Verordner war Hausarzt in 51,9% und Facharzt in 48,1%.</w:t>
       </w:r>
     </w:p>
     <w:p>
@@ -409,7 +409,7 @@
         <w:rPr>
           <w:sz w:val="19"/>
         </w:rPr>
-        <w:t>Schweden, dezentralisierte Versorgung, transferierbar auf deutsches Hilfesystem mit Kinder- und Jugendhilfe.</w:t>
+        <w:t>Norwegen, Arzneimittelregister, Versorgungskontinuität bei ADHS</w:t>
       </w:r>
     </w:p>
     <w:p>
@@ -418,65 +418,7 @@
           <w:color w:val="5A7D3A"/>
           <w:sz w:val="18"/>
         </w:rPr>
-        <w:t>https://pubmed.ncbi.nlm.nih.gov/42855154/</w:t>
-      </w:r>
-    </w:p>
-    <w:p>
-      <w:pPr>
-        <w:pStyle w:val="Heading2"/>
-      </w:pPr>
-      <w:r>
-        <w:t>Bipolarer Störung bei Herzinfarkt assoziiert mit dreifach höherer Sterblichkeit</w:t>
-      </w:r>
-    </w:p>
-    <w:p>
-      <w:r>
-        <w:rPr>
-          <w:i/>
-          <w:color w:val="666666"/>
-          <w:sz w:val="18"/>
-        </w:rPr>
-        <w:t>Mil-Homens I et al.  ·  J Psychosom Res  ·  07.09.2026  ·  PMID 42721947</w:t>
-      </w:r>
-    </w:p>
-    <w:p>
-      <w:r>
-        <w:t>Retrospektive portugiesische Analyse von 99.382 Herzinfarkt-Aufnahmen 2008–2015: Vergleich von 109 Fällen mit dokumentierter bipolarer Störung gegen 99.273 ohne; Outcome in-Hospital-Mortalität.</w:t>
-      </w:r>
-    </w:p>
-    <w:p>
-      <w:r>
-        <w:rPr>
-          <w:b/>
-        </w:rPr>
-        <w:t xml:space="preserve">Ergebnis: </w:t>
-      </w:r>
-      <w:r>
-        <w:t>0,1 % (109/99.382) hatten dokumentierte bipolare Störung, jünger (Unterschied -7,88 Jahre), mehr Tabakkonsum (adjustierte OR 2,52, 95%-KI 1,63–3,88). Mortalität: 13,8 % (bipolar) vs. 8,9 % (keine bipolare Störung); nach Adjustment für Alter, Geschlecht, Komorbiditäten und Herzinfarkt-Präsentation: adjustierte OR 3,09 (95%-KI 1,74–5,48) – dreifach erhöht. Weniger Revaskularisierung (aOR 0,65; 95%-KI 0,43–0,97). Untererfassung und kleine Fallzahlen erfordern vorsichtige Interpretation.</w:t>
-      </w:r>
-    </w:p>
-    <w:p>
-      <w:r>
-        <w:rPr>
-          <w:b/>
-          <w:sz w:val="19"/>
-        </w:rPr>
-        <w:t xml:space="preserve">Übertragbarkeit: </w:t>
-      </w:r>
-      <w:r>
-        <w:rPr>
-          <w:sz w:val="19"/>
-        </w:rPr>
-        <w:t>Portugal, Verwaltungsdaten, zeigt Schnittstelle Kardiologie–Psychiatrie, relevant für deutsches Komorbiditäts-Management.</w:t>
-      </w:r>
-    </w:p>
-    <w:p>
-      <w:r>
-        <w:rPr>
-          <w:color w:val="5A7D3A"/>
-          <w:sz w:val="18"/>
-        </w:rPr>
-        <w:t>https://pubmed.ncbi.nlm.nih.gov/42721947/</w:t>
+        <w:t>https://pubmed.ncbi.nlm.nih.gov/42863890/</w:t>
       </w:r>
     </w:p>
     <w:sectPr>

--- a/download/studien-aktuell.docx
+++ b/download/studien-aktuell.docx
@@ -62,7 +62,7 @@
           <w:color w:val="666666"/>
           <w:sz w:val="18"/>
         </w:rPr>
-        <w:t>Stand: 15.10.2026  |  6 Studien  |  mental.m-vf.de</w:t>
+        <w:t>Stand: 16.10.2026  |  6 Studien  |  mental.m-vf.de</w:t>
       </w:r>
     </w:p>
     <w:p>
@@ -70,7 +70,7 @@
         <w:pStyle w:val="Heading1"/>
       </w:pPr>
       <w:r>
-        <w:t>Aufgenommen am 15.10.2026</w:t>
+        <w:t>Aufgenommen am 16.10.2026</w:t>
       </w:r>
     </w:p>
     <w:p>
@@ -78,7 +78,7 @@
         <w:pStyle w:val="Heading2"/>
       </w:pPr>
       <w:r>
-        <w:t>Zwangsbehandlung führte zu schlechteren Langzeitergebnissen als freiwillige Versorgung</w:t>
+        <w:t>Fehlende Zwangsbehandlungs-Daten als Versorgungsproblem erkannt</w:t>
       </w:r>
     </w:p>
     <w:p>
@@ -88,12 +88,12 @@
           <w:color w:val="666666"/>
           <w:sz w:val="18"/>
         </w:rPr>
-        <w:t>Hofstad T et al.  ·  Lancet Psychiatry  ·  Nov. 2026  ·  PMID 42874602</w:t>
+        <w:t>Kirby MLN et al.  ·  J Law Med Ethics  ·  15.10.2026  ·  PMID 42878508</w:t>
       </w:r>
     </w:p>
     <w:p>
       <w:r>
-        <w:t>Norwegische Registerstudie verglich Langzeitergebnisse von erwachsenen Patienten unter Community Treatment Orders, Zwangseinweisung, Zwangsbeobachtung und freiwilliger psychiatrischer Behandlung über 6-8 Jahre.</w:t>
+        <w:t>Agnotologische Analyse der US-amerikanischen Datenreporting-Lücken bei Unterbringungen und Zwangsbehandlungen – wie Ignoranz durch konzeptuelle Rahmen, Ausschluss von Betroffenen, Methodiken und Anreize passiv und aktiv erzeugt wird.</w:t>
       </w:r>
     </w:p>
     <w:p>
@@ -104,7 +104,7 @@
         <w:t xml:space="preserve">Ergebnis: </w:t>
       </w:r>
       <w:r>
-        <w:t>Patienten unter Zwangsmaßnahmen zeigten deutlich schlechtere Ergebnisse: Selbstverletzung oder Suizid bei 12,1% der Frauen unter Zwangsbeobachtung (adjustiert 12%, 95%-KI 10–14) versus 5,7% der Männer (adjustiert 5,5%, 4,4–6,9); Substanzstörung bei 39–53%; Gewaltdelikte bei 14–37%. Suizid und externe Ursachen machten 55,7% der Todesfälle in der Zwangsbeobachtungsgruppe aus. Die Ergebnisse unterstreichen, dass Zwangsmaßnahmen keine homogene Prognosepopulation darstellen.</w:t>
+        <w:t>Vier passive Mechanismen identifiziert, durch die Ignoranz entsteht: Konzeptionalisierung (Patient vs. Sicherheitsrisiko), Ausschluss von Betroffenen (epistemische Ungerechtigkeit), Methodiken (Datendashboards nicht neutral) und Anreize; aktive Agnotologie kann schädlich oder heilsam sein; Datenschutz als bewusst konstruierte Ignoranz.</w:t>
       </w:r>
     </w:p>
     <w:p>
@@ -119,7 +119,7 @@
         <w:rPr>
           <w:sz w:val="19"/>
         </w:rPr>
-        <w:t>Norwegen, vergleichbares Versicherungssystem, PsychKG-analoge Gesetze</w:t>
+        <w:t>USA, Ansatz übertragbar auf deutsche PsychKG-Diskurse und Transparenzanforderungen zu Unterbringung und Zwang</w:t>
       </w:r>
     </w:p>
     <w:p>
@@ -128,7 +128,7 @@
           <w:color w:val="5A7D3A"/>
           <w:sz w:val="18"/>
         </w:rPr>
-        <w:t>https://pubmed.ncbi.nlm.nih.gov/42874602/</w:t>
+        <w:t>https://pubmed.ncbi.nlm.nih.gov/42878508/</w:t>
       </w:r>
     </w:p>
     <w:p>
@@ -136,7 +136,7 @@
         <w:pStyle w:val="Heading2"/>
       </w:pPr>
       <w:r>
-        <w:t>Suchtmedizinische Konsildienste erhöhten MOUD-Einleitung auf 21% bei hospitalisierten Opioidpatienten</w:t>
+        <w:t>Partizipative Evaluation von Demenzforschung: Rahmenwerk mit Betroffenen entwickelt</w:t>
       </w:r>
     </w:p>
     <w:p>
@@ -146,12 +146,12 @@
           <w:color w:val="666666"/>
           <w:sz w:val="18"/>
         </w:rPr>
-        <w:t>Dillen M et al.  ·  J Opioid Manag  ·  Sept. 2026  ·  PMID 42873157</w:t>
+        <w:t>Rizai M et al.  ·  Health Expect  ·  Okt. 2026  ·  PMID 42878207</w:t>
       </w:r>
     </w:p>
     <w:p>
       <w:r>
-        <w:t>US-amerikanische retrospektive Kohortenstudie (n=504 Patienten) zum Einfluss eines Addiction Medicine Consult Service (AMCS) auf die Einleitung von Medikationen gegen Opioidabhängigkeit (MOUD) in zwei Krankenhäusern.</w:t>
+        <w:t>Kanadische Studie zur Entwicklung eines Evaluationsrahmens für Patientenbeteiligung in einem nationalen Demenzforschungsnetzwerk durch Co-Design mit Menschen mit Demenz und pflegenden Angehörigen.</w:t>
       </w:r>
     </w:p>
     <w:p>
@@ -162,7 +162,7 @@
         <w:t xml:space="preserve">Ergebnis: </w:t>
       </w:r>
       <w:r>
-        <w:t>Standort 1 (mit AMCS ab 2021): MOUD-Einleitung stieg von 8% (10/126 Baseline) auf 21% (26/126 Post-Periode), Differenz 13% (95%-KI 4–21%, p=0,004). Standort 2 (ohne AMCS): unverändert 5% auf 6% (Differenz 1,6%, 95%-KI −4–7,5%, p=0,582). AMCS-Verfügbarkeit war mit erhöhter MOUD-Initiierungsrate assoziiert.</w:t>
+        <w:t>Das Programm-Logikmodell identifizierte vier Evaluationsfragen mit Indikatoren und Methoden; kunstbasierte Evaluationsdesigns förderten Inklusion und Engagement; Daten werden durch verschiedene Medien und ein digitales Gemeinschaftsmural verbreitet.</w:t>
       </w:r>
     </w:p>
     <w:p>
@@ -177,7 +177,7 @@
         <w:rPr>
           <w:sz w:val="19"/>
         </w:rPr>
-        <w:t>USA - Suchtbehandlung in Krankenhäusern, begrenzte deutsche Übertragbarkeit</w:t>
+        <w:t>Kanada, übertragbar auf deutschsprachige Länder mit vergleichbarem Versicherungssystem und Partizipationsanspruch</w:t>
       </w:r>
     </w:p>
     <w:p>
@@ -186,7 +186,7 @@
           <w:color w:val="5A7D3A"/>
           <w:sz w:val="18"/>
         </w:rPr>
-        <w:t>https://pubmed.ncbi.nlm.nih.gov/42873157/</w:t>
+        <w:t>https://pubmed.ncbi.nlm.nih.gov/42878207/</w:t>
       </w:r>
     </w:p>
     <w:p>
@@ -194,7 +194,7 @@
         <w:pStyle w:val="Heading2"/>
       </w:pPr>
       <w:r>
-        <w:t>Co-Design-Toolkit verbessert Zugang zu gemeinschaftlichen Ressourcen für Suchtbehandlung</w:t>
+        <w:t>Essanfälle bei US-Schülern mit Social-Media-Nutzung und Suizidrisiko verbunden</w:t>
       </w:r>
     </w:p>
     <w:p>
@@ -204,12 +204,12 @@
           <w:color w:val="666666"/>
           <w:sz w:val="18"/>
         </w:rPr>
-        <w:t>Beardmore A et al.  ·  Front Public Health  ·  29.09.2026  ·  PMID 42871138</w:t>
+        <w:t>Saelee R et al.  ·  MMWR Suppl  ·  15.10.2026  ·  PMID 42868189</w:t>
       </w:r>
     </w:p>
     <w:p>
       <w:r>
-        <w:t>Britische partizipative Studie mit 12-Wochen-Co-Creation-Workshops (Nutzer, Peer Mentors, Personal) zur Identifikation von Barrieren und Enablern für Zugang zu gemeinschaftlichen Assets bei Suchtbehandlung.</w:t>
+        <w:t>Nationale US-Prävalenzstudie (YRBS 2025) mit 6.898 High-School-Schülern zur Häufigkeit und Korrelaten von Essanfällen.</w:t>
       </w:r>
     </w:p>
     <w:p>
@@ -220,7 +220,7 @@
         <w:t xml:space="preserve">Ergebnis: </w:t>
       </w:r>
       <w:r>
-        <w:t>Zentrale Barrieren: Kosten, Transportprobleme, digitale Ausgrenzung, niedriges Selbstsicherheit, mangelnde Kenntnis. Enabler: Peer-Support, vertraute Beziehungen, praktische Anleitung, Erreichbarkeit. Motivatoren: Wohlbefinden, soziale Verbindung, persönliche Entwicklung. Ergebnis: Vier Toolkit-Komponenten entwickelt (6-Phasen-Engagement-Modell, Community-Connector-Rolle, Gesprächsleitfaden, digitale Plattform-Empfehlungen). Maßnahme adressiert praktische, soziale und informationelle Barrieren.</w:t>
+        <w:t>40,5% berichteten Essanfälle an ≥1 Tag im letzten Monat, 17,2% an ≥3 Tagen; höher bei Mädchen (18,6%) als Jungen (15,9%); höher bei Hispanic (20,5%) und Schwarzen (18,7%) als Weißen (14,6%) Schülern; stündliche oder häufigere Social-Media-Nutzung, schlechte psychische Gesundheit, Traurigkeit/Hoffnungslosigkeit und Suizidideen mit höherer Prävalenz assoziiert; Muster bei beiden Geschlechtern.</w:t>
       </w:r>
     </w:p>
     <w:p>
@@ -235,7 +235,7 @@
         <w:rPr>
           <w:sz w:val="19"/>
         </w:rPr>
-        <w:t>Großbritannien, Suchtbehandlung mit Recovery Capital</w:t>
+        <w:t>USA, begrenzte Übertragbarkeit; Disparitäten-Befund relevant für deutsche Diskurse zu Suizidprävention bei Jugendlichen</w:t>
       </w:r>
     </w:p>
     <w:p>
@@ -244,7 +244,7 @@
           <w:color w:val="5A7D3A"/>
           <w:sz w:val="18"/>
         </w:rPr>
-        <w:t>https://pubmed.ncbi.nlm.nih.gov/42871138/</w:t>
+        <w:t>https://pubmed.ncbi.nlm.nih.gov/42868189/</w:t>
       </w:r>
     </w:p>
     <w:p>
@@ -252,7 +252,7 @@
         <w:pStyle w:val="Heading2"/>
       </w:pPr>
       <w:r>
-        <w:t>Mangelnde Zeitressource behindert Vertrauen zwischen Patient und Hausarzt bei Somatic Symptom Disorders</w:t>
+        <w:t>Digitale Technologien in Autismus-Versorgung: Chancen und Equity-Risiken</w:t>
       </w:r>
     </w:p>
     <w:p>
@@ -262,12 +262,12 @@
           <w:color w:val="666666"/>
           <w:sz w:val="18"/>
         </w:rPr>
-        <w:t>Pohontsch NJ et al.  ·  BMC Psychiatry  ·  13.10.2026  ·  PMID 42870241</w:t>
+        <w:t>Han X et al.  ·  Front Public Health  ·  28.09.2026  ·  PMID 42865917</w:t>
       </w:r>
     </w:p>
     <w:p>
       <w:r>
-        <w:t>Deutsche qualitative Studie mit 15 Patient-Arzt-Dyaden (30 Interviews) zu Kommunikation, Diagnose und Betreuung von Somatic Symptom Disorders in der Hausarztpraxis.</w:t>
+        <w:t>Narrative Übersicht über KI, Wearables, Telehealth, VR und digitale Therapeutika in Autismus-Screening, -Diagnose und -Behandlung mit Fokus auf Chancen und Equity-Lücken.</w:t>
       </w:r>
     </w:p>
     <w:p>
@@ -278,7 +278,7 @@
         <w:t xml:space="preserve">Ergebnis: </w:t>
       </w:r>
       <w:r>
-        <w:t>Kernfund: Mangelnde Zeitressourcen und Fokus auf Symptommanagement behindern gegenseitiges Vertrauen. Patienten berichten über Bedeutung persönlicher Situation, Beziehungen und Arbeit für ihre Symptome; Ärzte konzentrieren sich auf Koordination und Behandlungsstrategien. Schlüsselbefund: Mehr Zeit für Konsultationen und weniger Druck beim Symptommanagement könnten die gegenseitige Verstehensgrundlage verbessern.</w:t>
+        <w:t>Technologien zeigen Potenzial zur Schließung von Versorgungslücken in unterversorgten Settings; wiederkehrende Grenzen: kleine Stichproben, Datensatz-Bias, schwache externe Validität, kurzes Follow-up, ungleiche regulatorische Reife; Erfolg erfordert Equity-Design, Validierung in diversen Settings, größere Studien, Interoperabilität und Einbeziehung autistischer Menschen.</w:t>
       </w:r>
     </w:p>
     <w:p>
@@ -293,7 +293,7 @@
         <w:rPr>
           <w:sz w:val="19"/>
         </w:rPr>
-        <w:t>Deutschland, Hamburg UKE, Versorgungsrealität Hausarztpraxis</w:t>
+        <w:t>Internationale Übersicht; deutsche Anwendung abhängig von Kassenzulassung und Regulierung digitaler Gesundheitsanwendungen (DiGA)</w:t>
       </w:r>
     </w:p>
     <w:p>
@@ -302,7 +302,7 @@
           <w:color w:val="5A7D3A"/>
           <w:sz w:val="18"/>
         </w:rPr>
-        <w:t>https://pubmed.ncbi.nlm.nih.gov/42870241/</w:t>
+        <w:t>https://pubmed.ncbi.nlm.nih.gov/42865917/</w:t>
       </w:r>
     </w:p>
     <w:p>
@@ -310,7 +310,7 @@
         <w:pStyle w:val="Heading2"/>
       </w:pPr>
       <w:r>
-        <w:t>Emotionale Einsamkeit stärker mit Lebensqualität älterer Frauen verknüpft als soziale Isolation</w:t>
+        <w:t>Frühe Fördereinrichtungen für Kinder mit Entwicklungsbeeinträchtigungen kaum genutzt</w:t>
       </w:r>
     </w:p>
     <w:p>
@@ -320,12 +320,12 @@
           <w:color w:val="666666"/>
           <w:sz w:val="18"/>
         </w:rPr>
-        <w:t>Pérez-Ros P et al.  ·  Arch Psychiatr Nurs  ·  07.08.2026  ·  PMID 42863900</w:t>
+        <w:t>Iskenderli HS et al.  ·  Child Care Health Dev  ·  Nov. 2026  ·  PMID 42865113</w:t>
       </w:r>
     </w:p>
     <w:p>
       <w:r>
-        <w:t>Spanische Querschnittstudie (n=250 Frauen ≥60 Jahre) zur Assoziation emotionaler und sozialer Einsamkeit mit körperlicher und psychischer Lebensqualität mittels De Jong Gierveld Loneliness Scale und SF-12.</w:t>
+        <w:t>Querschnittsstudie zur Nutzung von Frühförderung bei 482 Kindern mit Entwicklungsbeeinträchtigungen in der Türkei (Mitteleinkommen-Land).</w:t>
       </w:r>
     </w:p>
     <w:p>
@@ -336,7 +336,7 @@
         <w:t xml:space="preserve">Ergebnis: </w:t>
       </w:r>
       <w:r>
-        <w:t>57,6% berichteten moderate Einsamkeit, 7,2% schwere. Einsamkeit korrelierte mit schlechterer körperlicher Lebensqualität (ρ=−0,178) und mentaler (ρ=−0,315). Emotionale Einsamkeit zeigte stärkere Assoziationen (PCS: ρ=−0,215; MCS: ρ=−0,347) als soziale Isolation. In Regressionsanalyse blieb nur emotionale Einsamkeit signifikant für beide Komponenten (B=−1,26 für körperlich, p=0,002; B=−2,16 für mental, p&lt;0,001). Gefühl der Leere stärkste Assoziation mit schlechterer psychischer Lebensqualität.</w:t>
+        <w:t>Nur 14,9% (72/482) der Kinder besuchten eine Frühfördereinrichtung; unabhängige Faktoren für Besuch: Alter ≥36 Monate (OR 5,84) und erwerbstätige Mutter (OR 3,63); besonders Kinder unter 3 Jahren und Kinder von Haushalterinnen unterversorgt.</w:t>
       </w:r>
     </w:p>
     <w:p>
@@ -351,7 +351,7 @@
         <w:rPr>
           <w:sz w:val="19"/>
         </w:rPr>
-        <w:t>Spanien, Langzeitpflege und Prävention Alterseinsamkeit</w:t>
+        <w:t>Türkei/LMIC-Setting, zeigt Disparitäten beim Zugang zu Früherkennung und Frühförderung</w:t>
       </w:r>
     </w:p>
     <w:p>
@@ -360,7 +360,7 @@
           <w:color w:val="5A7D3A"/>
           <w:sz w:val="18"/>
         </w:rPr>
-        <w:t>https://pubmed.ncbi.nlm.nih.gov/42863900/</w:t>
+        <w:t>https://pubmed.ncbi.nlm.nih.gov/42865113/</w:t>
       </w:r>
     </w:p>
     <w:p>
@@ -368,7 +368,7 @@
         <w:pStyle w:val="Heading2"/>
       </w:pPr>
       <w:r>
-        <w:t>ADHS-Medikation: Nur 35–39% Persistenz nach fünf Jahren in Norwegen</w:t>
+        <w:t>Achtsamkeit puffert Zusammenhang zwischen Stress und emotionalem Essen ab</w:t>
       </w:r>
     </w:p>
     <w:p>
@@ -378,12 +378,12 @@
           <w:color w:val="666666"/>
           <w:sz w:val="18"/>
         </w:rPr>
-        <w:t>Anker E et al.  ·  Pharmacoepidemiol Drug Saf  ·  Okt. 2026  ·  PMID 42863890</w:t>
+        <w:t>Marinelli L et al.  ·  J Psychiatr Res  ·  03.09.2026  ·  PMID 42710441</w:t>
       </w:r>
     </w:p>
     <w:p>
       <w:r>
-        <w:t>Norwegische Register-Kohortenstudie (n=33.706 Patienten) zu Langzeitbehandlungsmustern und Medikamentenwechsel bei ADHS mit 5-Jahres-Nachbeobachtung.</w:t>
+        <w:t>Französische Querschnittsstudie mit 381 Erwachsenen zu Interozeptions- und Achtsamkeitsprofilen und deren Verbindung zu Essstörungsrisiko und psychischer Belastung.</w:t>
       </w:r>
     </w:p>
     <w:p>
@@ -394,7 +394,7 @@
         <w:t xml:space="preserve">Ergebnis: </w:t>
       </w:r>
       <w:r>
-        <w:t>Fünfjahres-Persistenz: 39% Männer, 35% Frauen. 62,4% trafen die Definition von Non-Persistenz (Versorgungslücke ≥396 Tage). 41% ohne Wechsel, 26% mit ≥4 Wechseln während Nachbeobachtung. Erste Wechsel überwiegend innerhalb gleichen Wirkstoffs (80,9% Männer, 77,5% Frauen) statt zwischen Wirkstoffen (19,1% bzw. 22,5%). Bei Non-Persistenz war Methylphenidat letztes Medikament in 76% der Fälle; letzter Verordner war Hausarzt in 51,9% und Facharzt in 48,1%.</w:t>
+        <w:t>Vier Cluster identifiziert: höhere Achtsamkeit konsistent mit adaptiverem Essen und besseren psychologischen Ergebnissen assoziiert, unabhängig von Interozeptions-Level; niedrige Achtsamkeit mit höherem emotionalem Essen und psychischer Belastung; hohe Interozeption in Low-Mindfulness-Profilen mit niedrigeren depressiven Symptomen und Essstörungsrisiko.</w:t>
       </w:r>
     </w:p>
     <w:p>
@@ -409,7 +409,7 @@
         <w:rPr>
           <w:sz w:val="19"/>
         </w:rPr>
-        <w:t>Norwegen, Arzneimittelregister, Versorgungskontinuität bei ADHS</w:t>
+        <w:t>Frankreich, vergleichbares Gesundheitssystem und Psychotherapie-Zugang</w:t>
       </w:r>
     </w:p>
     <w:p>
@@ -418,7 +418,7 @@
           <w:color w:val="5A7D3A"/>
           <w:sz w:val="18"/>
         </w:rPr>
-        <w:t>https://pubmed.ncbi.nlm.nih.gov/42863890/</w:t>
+        <w:t>https://pubmed.ncbi.nlm.nih.gov/42710441/</w:t>
       </w:r>
     </w:p>
     <w:sectPr>

--- a/download/studien-aktuell.docx
+++ b/download/studien-aktuell.docx
@@ -62,7 +62,7 @@
           <w:color w:val="666666"/>
           <w:sz w:val="18"/>
         </w:rPr>
-        <w:t>Stand: 16.10.2026  |  6 Studien  |  mental.m-vf.de</w:t>
+        <w:t>Stand: 17.10.2026  |  6 Studien  |  mental.m-vf.de</w:t>
       </w:r>
     </w:p>
     <w:p>
@@ -70,7 +70,7 @@
         <w:pStyle w:val="Heading1"/>
       </w:pPr>
       <w:r>
-        <w:t>Aufgenommen am 16.10.2026</w:t>
+        <w:t>Aufgenommen am 17.10.2026</w:t>
       </w:r>
     </w:p>
     <w:p>
@@ -78,7 +78,7 @@
         <w:pStyle w:val="Heading2"/>
       </w:pPr>
       <w:r>
-        <w:t>Fehlende Zwangsbehandlungs-Daten als Versorgungsproblem erkannt</w:t>
+        <w:t>Psychose-Frühintervention: Motivierendes Engagement der Bezugspersonen verbessert Ergebnisse</w:t>
       </w:r>
     </w:p>
     <w:p>
@@ -88,12 +88,12 @@
           <w:color w:val="666666"/>
           <w:sz w:val="18"/>
         </w:rPr>
-        <w:t>Kirby MLN et al.  ·  J Law Med Ethics  ·  15.10.2026  ·  PMID 42878508</w:t>
+        <w:t>Greenwood K et al.  ·  Early Interv Psychiatry  ·  Okt. 2026  ·  PMID 42886668</w:t>
       </w:r>
     </w:p>
     <w:p>
       <w:r>
-        <w:t>Agnotologische Analyse der US-amerikanischen Datenreporting-Lücken bei Unterbringungen und Zwangsbehandlungen – wie Ignoranz durch konzeptuelle Rahmen, Ausschluss von Betroffenen, Methodiken und Anreize passiv und aktiv erzeugt wird.</w:t>
+        <w:t>Qualitative Studie mit 15 Klinikerinnen aus Early-Intervention-in-Psychosis-Services (EIP) zur Identifikation der Kernkomponenten eines therapeutischen Motivierungs- und Engagementmodells für Bezugspersonen.</w:t>
       </w:r>
     </w:p>
     <w:p>
@@ -104,7 +104,7 @@
         <w:t xml:space="preserve">Ergebnis: </w:t>
       </w:r>
       <w:r>
-        <w:t>Vier passive Mechanismen identifiziert, durch die Ignoranz entsteht: Konzeptionalisierung (Patient vs. Sicherheitsrisiko), Ausschluss von Betroffenen (epistemische Ungerechtigkeit), Methodiken (Datendashboards nicht neutral) und Anreize; aktive Agnotologie kann schädlich oder heilsam sein; Datenschutz als bewusst konstruierte Ignoranz.</w:t>
+        <w:t>Das EYE-2-Modell definiert drei therapeutische Prozessthemen (Psychoedukation, motivierendes-Engagementbeziehung, frühe systemische Ansätze) und ein Ergebnis-Thema (bedeutungsvolle Recovery-Ergebnisse). 14 Implementierungs-Subthemen wurden auf Normalisierungsprozesstheorie-Konstrukte abgebildet. Das Modell wird als leicht umsetzbar bewertet und ist mit dem EIP-Ansatz hochgradig kompatibel, erfordert aber organisatorische Unterstützung und Schulung für Langzeithaltbarkeit.</w:t>
       </w:r>
     </w:p>
     <w:p>
@@ -119,7 +119,7 @@
         <w:rPr>
           <w:sz w:val="19"/>
         </w:rPr>
-        <w:t>USA, Ansatz übertragbar auf deutsche PsychKG-Diskurse und Transparenzanforderungen zu Unterbringung und Zwang</w:t>
+        <w:t>Großbritannien, NHS-Trusts, Struktur der Frühinterventionsdienste vergleichbar mit deutschen Psychose-Spezialistenteams</w:t>
       </w:r>
     </w:p>
     <w:p>
@@ -128,7 +128,7 @@
           <w:color w:val="5A7D3A"/>
           <w:sz w:val="18"/>
         </w:rPr>
-        <w:t>https://pubmed.ncbi.nlm.nih.gov/42878508/</w:t>
+        <w:t>https://pubmed.ncbi.nlm.nih.gov/42886668/</w:t>
       </w:r>
     </w:p>
     <w:p>
@@ -136,7 +136,7 @@
         <w:pStyle w:val="Heading2"/>
       </w:pPr>
       <w:r>
-        <w:t>Partizipative Evaluation von Demenzforschung: Rahmenwerk mit Betroffenen entwickelt</w:t>
+        <w:t>Supported Employment für traumatisierte junge Menschen: Vertrauen in Bezugsperson fördert Engagement</w:t>
       </w:r>
     </w:p>
     <w:p>
@@ -146,12 +146,12 @@
           <w:color w:val="666666"/>
           <w:sz w:val="18"/>
         </w:rPr>
-        <w:t>Rizai M et al.  ·  Health Expect  ·  Okt. 2026  ·  PMID 42878207</w:t>
+        <w:t>Peters W et al.  ·  Early Interv Psychiatry  ·  Okt. 2026  ·  PMID 42885398</w:t>
       </w:r>
     </w:p>
     <w:p>
       <w:r>
-        <w:t>Kanadische Studie zur Entwicklung eines Evaluationsrahmens für Patientenbeteiligung in einem nationalen Demenzforschungsnetzwerk durch Co-Design mit Menschen mit Demenz und pflegenden Angehörigen.</w:t>
+        <w:t>Qualitative Studie mit zehn traumaexponierten jungen Menschen, die Trauma-informed Individual Placement and Support (TI-IPS) in einem australischen regionalen Jugenddienst erhalten haben; Interviews zu ihren Erfahrungen.</w:t>
       </w:r>
     </w:p>
     <w:p>
@@ -162,7 +162,7 @@
         <w:t xml:space="preserve">Ergebnis: </w:t>
       </w:r>
       <w:r>
-        <w:t>Das Programm-Logikmodell identifizierte vier Evaluationsfragen mit Indikatoren und Methoden; kunstbasierte Evaluationsdesigns förderten Inklusion und Engagement; Daten werden durch verschiedene Medien und ein digitales Gemeinschaftsmural verbreitet.</w:t>
+        <w:t>Junge Menschen beschrieben Vertrauen in den TI-IPS-Mitarbeiter als entscheidend für Arbeitsmotivation. Sie berichteten, sich im Kontakt mit dem Mitarbeiter sicher zu fühlen. Sie sprachen kurz und fokussiert über Trauma mit ihrem IPS-Mitarbeiter und erlebten dies als hilfreich und unterstützend. Das Modell kann erfolgreich in Jugenddiensten integriert werden.</w:t>
       </w:r>
     </w:p>
     <w:p>
@@ -177,7 +177,7 @@
         <w:rPr>
           <w:sz w:val="19"/>
         </w:rPr>
-        <w:t>Kanada, übertragbar auf deutschsprachige Länder mit vergleichbarem Versicherungssystem und Partizipationsanspruch</w:t>
+        <w:t>Australien, aber Modell der Trauma-informierten Unterstützung bei Arbeitsintegration für deutsche Fachverbünde zwischen Psychischen-Hilfen und Eingliederung relevant</w:t>
       </w:r>
     </w:p>
     <w:p>
@@ -186,7 +186,7 @@
           <w:color w:val="5A7D3A"/>
           <w:sz w:val="18"/>
         </w:rPr>
-        <w:t>https://pubmed.ncbi.nlm.nih.gov/42878207/</w:t>
+        <w:t>https://pubmed.ncbi.nlm.nih.gov/42885398/</w:t>
       </w:r>
     </w:p>
     <w:p>
@@ -194,7 +194,7 @@
         <w:pStyle w:val="Heading2"/>
       </w:pPr>
       <w:r>
-        <w:t>Essanfälle bei US-Schülern mit Social-Media-Nutzung und Suizidrisiko verbunden</w:t>
+        <w:t>Demenz-Versicherungsmodelle: Medicare Advantage und Standardversicherung zeigen ähnliche Nutzung</w:t>
       </w:r>
     </w:p>
     <w:p>
@@ -204,12 +204,12 @@
           <w:color w:val="666666"/>
           <w:sz w:val="18"/>
         </w:rPr>
-        <w:t>Saelee R et al.  ·  MMWR Suppl  ·  15.10.2026  ·  PMID 42868189</w:t>
+        <w:t>Joseph JM et al.  ·  Health Serv Res  ·  Okt. 2026  ·  PMID 42885186</w:t>
       </w:r>
     </w:p>
     <w:p>
       <w:r>
-        <w:t>Nationale US-Prävalenzstudie (YRBS 2025) mit 6.898 High-School-Schülern zur Häufigkeit und Korrelaten von Essanfällen.</w:t>
+        <w:t>Analyse der Gesundheitsleistungsnutzung in zwei US-amerikanischen Versicherungsmodellen (Medicare Advantage vs. Traditional Medicare) stratifiziert nach Demenzstatus anhand der Medicare-Current-Beneficiary-Survey 2018–2022 (N=43.995).</w:t>
       </w:r>
     </w:p>
     <w:p>
@@ -220,7 +220,7 @@
         <w:t xml:space="preserve">Ergebnis: </w:t>
       </w:r>
       <w:r>
-        <w:t>40,5% berichteten Essanfälle an ≥1 Tag im letzten Monat, 17,2% an ≥3 Tagen; höher bei Mädchen (18,6%) als Jungen (15,9%); höher bei Hispanic (20,5%) und Schwarzen (18,7%) als Weißen (14,6%) Schülern; stündliche oder häufigere Social-Media-Nutzung, schlechte psychische Gesundheit, Traurigkeit/Hoffnungslosigkeit und Suizidideen mit höherer Prävalenz assoziiert; Muster bei beiden Geschlechtern.</w:t>
+        <w:t>Bei Personen mit Demenz unterschied sich die Gesundheitsleistungsnutzung zwischen Versicherungsmodellen nicht signifikant für 7 von 8 Outcome-Maßen. Facharztbesuche waren in Medicare Advantage häufiger (5,2 Prozentpunkte; 95%-KI −0,1 bis 10,2). Bei Personen ohne Demenz war Medicare Advantage mit weniger Krankenhausambulanzbesuchen (−2,6; −3,7 bis −1,6) und geringerem berichtetem Bedarf für Pflegebesuche verbunden (−0,9; −1,5 bis −0,3). Effektmodifikation durch Demenzstatus nur signifikant für Facharztbesuche.</w:t>
       </w:r>
     </w:p>
     <w:p>
@@ -235,7 +235,7 @@
         <w:rPr>
           <w:sz w:val="19"/>
         </w:rPr>
-        <w:t>USA, begrenzte Übertragbarkeit; Disparitäten-Befund relevant für deutsche Diskurse zu Suizidprävention bei Jugendlichen</w:t>
+        <w:t>USA, aber Befund zur vergleichbaren Nutzung unter verschiedenen Versicherungsmodellen informiert deutsche Debatte über Leistungssteuerung</w:t>
       </w:r>
     </w:p>
     <w:p>
@@ -244,7 +244,7 @@
           <w:color w:val="5A7D3A"/>
           <w:sz w:val="18"/>
         </w:rPr>
-        <w:t>https://pubmed.ncbi.nlm.nih.gov/42868189/</w:t>
+        <w:t>https://pubmed.ncbi.nlm.nih.gov/42885186/</w:t>
       </w:r>
     </w:p>
     <w:p>
@@ -252,7 +252,7 @@
         <w:pStyle w:val="Heading2"/>
       </w:pPr>
       <w:r>
-        <w:t>Digitale Technologien in Autismus-Versorgung: Chancen und Equity-Risiken</w:t>
+        <w:t>Nachtschicht im Gastgewerbe: Depression und Burnout verdreifachen Fehlzeitmeldungen</w:t>
       </w:r>
     </w:p>
     <w:p>
@@ -262,12 +262,12 @@
           <w:color w:val="666666"/>
           <w:sz w:val="18"/>
         </w:rPr>
-        <w:t>Han X et al.  ·  Front Public Health  ·  28.09.2026  ·  PMID 42865917</w:t>
+        <w:t>Todorova Y et al.  ·  BMC Public Health  ·  22.07.2026  ·  PMID 42881435</w:t>
       </w:r>
     </w:p>
     <w:p>
       <w:r>
-        <w:t>Narrative Übersicht über KI, Wearables, Telehealth, VR und digitale Therapeutika in Autismus-Screening, -Diagnose und -Behandlung mit Fokus auf Chancen und Equity-Lücken.</w:t>
+        <w:t>Querschnittstudie zur psychischen Gesundheit und Organisationsergebnissen bei 181 Arbeitskräften in Bristols Nachtgastronomie (66% unter 34 Jahren, 54% Frauen).</w:t>
       </w:r>
     </w:p>
     <w:p>
@@ -278,7 +278,7 @@
         <w:t xml:space="preserve">Ergebnis: </w:t>
       </w:r>
       <w:r>
-        <w:t>Technologien zeigen Potenzial zur Schließung von Versorgungslücken in unterversorgten Settings; wiederkehrende Grenzen: kleine Stichproben, Datensatz-Bias, schwache externe Validität, kurzes Follow-up, ungleiche regulatorische Reife; Erfolg erfordert Equity-Design, Validierung in diversen Settings, größere Studien, Interoperabilität und Einbeziehung autistischer Menschen.</w:t>
+        <w:t>Über die Hälfte berichtete Anzeichen von Depression und/oder Burnout, ein Drittel moderate bis schwere Angststörungen. Präsentismus (bei Krankheit arbeiten) 85%, Kündigungsabsicht 40%. Angststörung (adjustierte OR 4,00; 95%-KI 1,59–10,65; p=0,004), Depression (aOR 3,44; 95%-KI 1,40–8,83; p=0,008) und Burnout (aOR 2,85; 95%-KI 1,17–7,36; p=0,024) waren mit höherer Wahrscheinlichkeit für Präsentismus assoziiert. Depression, schlechtes Wohlbefinden und Burnout waren mit niedrigerem Arbeitsengagement verbunden und erhöhten die Kündigungsabsicht.</w:t>
       </w:r>
     </w:p>
     <w:p>
@@ -293,7 +293,7 @@
         <w:rPr>
           <w:sz w:val="19"/>
         </w:rPr>
-        <w:t>Internationale Übersicht; deutsche Anwendung abhängig von Kassenzulassung und Regulierung digitaler Gesundheitsanwendungen (DiGA)</w:t>
+        <w:t>Großbritannien, aber Nachtschichteffekte und Präventionsbedarf in vulnerable Erwerbstätigengruppen international vergleichbar</w:t>
       </w:r>
     </w:p>
     <w:p>
@@ -302,7 +302,7 @@
           <w:color w:val="5A7D3A"/>
           <w:sz w:val="18"/>
         </w:rPr>
-        <w:t>https://pubmed.ncbi.nlm.nih.gov/42865917/</w:t>
+        <w:t>https://pubmed.ncbi.nlm.nih.gov/42881435/</w:t>
       </w:r>
     </w:p>
     <w:p>
@@ -310,7 +310,7 @@
         <w:pStyle w:val="Heading2"/>
       </w:pPr>
       <w:r>
-        <w:t>Frühe Fördereinrichtungen für Kinder mit Entwicklungsbeeinträchtigungen kaum genutzt</w:t>
+        <w:t>Beschäftigungstherapie in Suchtbehandlung: Teilnahme erhöht Verweildauer und Behandlungsabschluss</w:t>
       </w:r>
     </w:p>
     <w:p>
@@ -320,12 +320,12 @@
           <w:color w:val="666666"/>
           <w:sz w:val="18"/>
         </w:rPr>
-        <w:t>Iskenderli HS et al.  ·  Child Care Health Dev  ·  Nov. 2026  ·  PMID 42865113</w:t>
+        <w:t>Bardakçı MR et al.  ·  Drug Alcohol Rev  ·  Nov. 2026  ·  PMID 42881139</w:t>
       </w:r>
     </w:p>
     <w:p>
       <w:r>
-        <w:t>Querschnittsstudie zur Nutzung von Frühförderung bei 482 Kindern mit Entwicklungsbeeinträchtigungen in der Türkei (Mitteleinkommen-Land).</w:t>
+        <w:t>Retrospektive Analyse von 332 stationär aufgenommenen Patienten mit Alkohol- oder Substanzkonsumstörungen in der Türkei, verglichen nach Verfügbarkeit von Beschäftigungstherapie-Angeboten (Musik, Malen, Sport).</w:t>
       </w:r>
     </w:p>
     <w:p>
@@ -336,7 +336,7 @@
         <w:t xml:space="preserve">Ergebnis: </w:t>
       </w:r>
       <w:r>
-        <w:t>Nur 14,9% (72/482) der Kinder besuchten eine Frühfördereinrichtung; unabhängige Faktoren für Besuch: Alter ≥36 Monate (OR 5,84) und erwerbstätige Mutter (OR 3,63); besonders Kinder unter 3 Jahren und Kinder von Haushalterinnen unterversorgt.</w:t>
+        <w:t>In der Trainingsphase (mit Beschäftigungstherapie) zeigten Patienten signifikant längere Krankenhausaufenthalte (15,75 vs. 12,86 Tage; p&lt;0,005) und höhere Behandlungsabschlussraten (50,3% vs. 34,2%; p&lt;0,005). Die Gruppe ohne Therapieangebote hatte höhere Behandlungsmotivationswerte (p&lt;0,05), aber dies korrelierte nicht mit längerem Aufenthalt oder höheren Abschlussraten.</w:t>
       </w:r>
     </w:p>
     <w:p>
@@ -351,7 +351,7 @@
         <w:rPr>
           <w:sz w:val="19"/>
         </w:rPr>
-        <w:t>Türkei/LMIC-Setting, zeigt Disparitäten beim Zugang zu Früherkennung und Frühförderung</w:t>
+        <w:t>Türkei, aber strukturelle Befunde zu Retention und Abschlussraten durch Aktivierungsangebote für deutsche Suchtfachverbünde übertragbar</w:t>
       </w:r>
     </w:p>
     <w:p>
@@ -360,7 +360,7 @@
           <w:color w:val="5A7D3A"/>
           <w:sz w:val="18"/>
         </w:rPr>
-        <w:t>https://pubmed.ncbi.nlm.nih.gov/42865113/</w:t>
+        <w:t>https://pubmed.ncbi.nlm.nih.gov/42881139/</w:t>
       </w:r>
     </w:p>
     <w:p>
@@ -368,7 +368,7 @@
         <w:pStyle w:val="Heading2"/>
       </w:pPr>
       <w:r>
-        <w:t>Achtsamkeit puffert Zusammenhang zwischen Stress und emotionalem Essen ab</w:t>
+        <w:t>Antipsychotika-Zugang in Brasilien: Systematische Risikoanalyse in Pharmazie-Versorgung</w:t>
       </w:r>
     </w:p>
     <w:p>
@@ -378,12 +378,12 @@
           <w:color w:val="666666"/>
           <w:sz w:val="18"/>
         </w:rPr>
-        <w:t>Marinelli L et al.  ·  J Psychiatr Res  ·  03.09.2026  ·  PMID 42710441</w:t>
+        <w:t>Felício LR et al.  ·  Cien Saude Colet  ·  09.10.2026  ·  PMID 42879620</w:t>
       </w:r>
     </w:p>
     <w:p>
       <w:r>
-        <w:t>Französische Querschnittsstudie mit 381 Erwachsenen zu Interozeptions- und Achtsamkeitsprofilen und deren Verbindung zu Essstörungsrisiko und psychischer Belastung.</w:t>
+        <w:t>Risikomanagement-Analyse der Prozesse, die den Zugang zu Antipsychotika im brasilianischen SUS beeinflussen, verglichen zwischen Basis- und Spezialisierter Pharmazie-Versorgung.</w:t>
       </w:r>
     </w:p>
     <w:p>
@@ -394,7 +394,7 @@
         <w:t xml:space="preserve">Ergebnis: </w:t>
       </w:r>
       <w:r>
-        <w:t>Vier Cluster identifiziert: höhere Achtsamkeit konsistent mit adaptiverem Essen und besseren psychologischen Ergebnissen assoziiert, unabhängig von Interozeptions-Level; niedrige Achtsamkeit mit höherem emotionalem Essen und psychischer Belastung; hohe Interozeption in Low-Mindfulness-Profilen mit niedrigeren depressiven Symptomen und Essstörungsrisiko.</w:t>
+        <w:t>20 Risikoereignisse wurden im Pharmazie-Versorgungszyklus identifiziert. Beide Komponenten zeigen hohe und sehr hohe Risiken (12 im Basis-komponenten 60%, 11 in der spezialisierten 55%, 7 geteilt). Die Analyse zeigt, dass beide Komponenten Risikominderung und Verbesserungsmöglichkeiten erfordern. Umgang und Übergänge zwischen Komponenten sollten von der Fähigkeit zur Risikominderung geleitet werden.</w:t>
       </w:r>
     </w:p>
     <w:p>
@@ -409,7 +409,7 @@
         <w:rPr>
           <w:sz w:val="19"/>
         </w:rPr>
-        <w:t>Frankreich, vergleichbares Gesundheitssystem und Psychotherapie-Zugang</w:t>
+        <w:t>Brasilien, Struktur vergleichbar mit deutschen Kassenleistungen und Fachambulatorien, Risikofrühwarnung relevant für Arzneimittellogistik</w:t>
       </w:r>
     </w:p>
     <w:p>
@@ -418,7 +418,7 @@
           <w:color w:val="5A7D3A"/>
           <w:sz w:val="18"/>
         </w:rPr>
-        <w:t>https://pubmed.ncbi.nlm.nih.gov/42710441/</w:t>
+        <w:t>https://pubmed.ncbi.nlm.nih.gov/42879620/</w:t>
       </w:r>
     </w:p>
     <w:sectPr>

--- a/download/studien-aktuell.docx
+++ b/download/studien-aktuell.docx
@@ -62,7 +62,7 @@
           <w:color w:val="666666"/>
           <w:sz w:val="18"/>
         </w:rPr>
-        <w:t>Stand: 17.10.2026  |  6 Studien  |  mental.m-vf.de</w:t>
+        <w:t>Stand: 18.10.2026  |  7 Studien  |  mental.m-vf.de</w:t>
       </w:r>
     </w:p>
     <w:p>
@@ -70,7 +70,7 @@
         <w:pStyle w:val="Heading1"/>
       </w:pPr>
       <w:r>
-        <w:t>Aufgenommen am 17.10.2026</w:t>
+        <w:t>Aufgenommen am 18.10.2026</w:t>
       </w:r>
     </w:p>
     <w:p>
@@ -78,7 +78,7 @@
         <w:pStyle w:val="Heading2"/>
       </w:pPr>
       <w:r>
-        <w:t>Psychose-Frühintervention: Motivierendes Engagement der Bezugspersonen verbessert Ergebnisse</w:t>
+        <w:t>Cybermobbing als Mediator: Warum Social Media für Minderheitsgeschlecht gefährlicher ist</w:t>
       </w:r>
     </w:p>
     <w:p>
@@ -88,12 +88,12 @@
           <w:color w:val="666666"/>
           <w:sz w:val="18"/>
         </w:rPr>
-        <w:t>Greenwood K et al.  ·  Early Interv Psychiatry  ·  Okt. 2026  ·  PMID 42886668</w:t>
+        <w:t>Pu Y et al.  ·  J Res Adolesc  ·  Dez. 2026  ·  PMID 42888917</w:t>
       </w:r>
     </w:p>
     <w:p>
       <w:r>
-        <w:t>Qualitative Studie mit 15 Klinikerinnen aus Early-Intervention-in-Psychosis-Services (EIP) zur Identifikation der Kernkomponenten eines therapeutischen Motivierungs- und Engagementmodells für Bezugspersonen.</w:t>
+        <w:t>US-Querschnittstudie mit 12.773 Jugendlichen aus der Youth Risk Behavior Survey 2023 zu Assoziation zwischen Social-Media-Nutzung, Cybermobbing und psychischen Belastungen (Traurigkeit, Suizidgedanken), stratifiziert nach sexueller Orientierung und Geschlechtsidentität.</w:t>
       </w:r>
     </w:p>
     <w:p>
@@ -104,7 +104,7 @@
         <w:t xml:space="preserve">Ergebnis: </w:t>
       </w:r>
       <w:r>
-        <w:t>Das EYE-2-Modell definiert drei therapeutische Prozessthemen (Psychoedukation, motivierendes-Engagementbeziehung, frühe systemische Ansätze) und ein Ergebnis-Thema (bedeutungsvolle Recovery-Ergebnisse). 14 Implementierungs-Subthemen wurden auf Normalisierungsprozesstheorie-Konstrukte abgebildet. Das Modell wird als leicht umsetzbar bewertet und ist mit dem EIP-Ansatz hochgradig kompatibel, erfordert aber organisatorische Unterstützung und Schulung für Langzeithaltbarkeit.</w:t>
+        <w:t>Assoziation zwischen höherer Social-Media-Nutzung und Suizidgedanken wurde größtenteils durch Cybermobbing erklärt. Sexuelle und geschlechtliche Minderheiten erlebten trotz gleicher Nutzungshäufigkeit mehr Cybermobbing und stärkere mentale Auswirkungen (Minoritäts-Stress-Prozess): Das Risiko psychischer Belastung war bei identischem Online-Verhalten für diese Gruppen höher.</w:t>
       </w:r>
     </w:p>
     <w:p>
@@ -119,7 +119,7 @@
         <w:rPr>
           <w:sz w:val="19"/>
         </w:rPr>
-        <w:t>Großbritannien, NHS-Trusts, Struktur der Frühinterventionsdienste vergleichbar mit deutschen Psychose-Spezialistenteams</w:t>
+        <w:t>USA, aber Mechanismus (Minderheits-Stress durch Diskriminierung) ist universell und relevant für deutsche Prävention bei vulnerablen Jugendlichen online.</w:t>
       </w:r>
     </w:p>
     <w:p>
@@ -128,7 +128,7 @@
           <w:color w:val="5A7D3A"/>
           <w:sz w:val="18"/>
         </w:rPr>
-        <w:t>https://pubmed.ncbi.nlm.nih.gov/42886668/</w:t>
+        <w:t>https://pubmed.ncbi.nlm.nih.gov/42888917/</w:t>
       </w:r>
     </w:p>
     <w:p>
@@ -136,7 +136,7 @@
         <w:pStyle w:val="Heading2"/>
       </w:pPr>
       <w:r>
-        <w:t>Supported Employment für traumatisierte junge Menschen: Vertrauen in Bezugsperson fördert Engagement</w:t>
+        <w:t>Glücksspielstörung: Komorbidität und Behandlungszugang in Schweden</w:t>
       </w:r>
     </w:p>
     <w:p>
@@ -146,12 +146,12 @@
           <w:color w:val="666666"/>
           <w:sz w:val="18"/>
         </w:rPr>
-        <w:t>Peters W et al.  ·  Early Interv Psychiatry  ·  Okt. 2026  ·  PMID 42885398</w:t>
+        <w:t>Håkansson A et al.  ·  Harm Reduct J  ·  16.10.2026  ·  PMID 42888425</w:t>
       </w:r>
     </w:p>
     <w:p>
       <w:r>
-        <w:t>Qualitative Studie mit zehn traumaexponierten jungen Menschen, die Trauma-informed Individual Placement and Support (TI-IPS) in einem australischen regionalen Jugenddienst erhalten haben; Interviews zu ihren Erfahrungen.</w:t>
+        <w:t>Retrospektive Register- und Klinikkartenstudie zu 1.200 Patienten an einer spezialisierten Behandlungseinheit für Glücksspielstörung in Malmö (2015–2025), die physische und psychiatrische Komorbiditäten sowie vorherige Kontakte zum Gesundheitssystem dokumentiert.</w:t>
       </w:r>
     </w:p>
     <w:p>
@@ -162,7 +162,7 @@
         <w:t xml:space="preserve">Ergebnis: </w:t>
       </w:r>
       <w:r>
-        <w:t>Junge Menschen beschrieben Vertrauen in den TI-IPS-Mitarbeiter als entscheidend für Arbeitsmotivation. Sie berichteten, sich im Kontakt mit dem Mitarbeiter sicher zu fühlen. Sie sprachen kurz und fokussiert über Trauma mit ihrem IPS-Mitarbeiter und erlebten dies als hilfreich und unterstützend. Das Modell kann erfolgreich in Jugenddiensten integriert werden.</w:t>
+        <w:t>Etwa 32 % der Patienten hatten zuvor formale Ausbildung in psychischer Gesundheitsversorgung für kritisch Kranke erhalten; 79 % berichteten, besser auf solche Situationen vorbereitet sein zu könnten durch zusätzliche Ausbildung. Die Studie wird Kontaktmuster vor Behandlung abbilden, um frühere Erkennung in anderen Versorgungssettings zu ermöglichen.</w:t>
       </w:r>
     </w:p>
     <w:p>
@@ -177,7 +177,7 @@
         <w:rPr>
           <w:sz w:val="19"/>
         </w:rPr>
-        <w:t>Australien, aber Modell der Trauma-informierten Unterstützung bei Arbeitsintegration für deutsche Fachverbünde zwischen Psychischen-Hilfen und Eingliederung relevant</w:t>
+        <w:t>Schweden, ähnliches Versicherungssystem; Glücksspiel ist Suchtversorgung mit Eigenfinanzierung.</w:t>
       </w:r>
     </w:p>
     <w:p>
@@ -186,7 +186,7 @@
           <w:color w:val="5A7D3A"/>
           <w:sz w:val="18"/>
         </w:rPr>
-        <w:t>https://pubmed.ncbi.nlm.nih.gov/42885398/</w:t>
+        <w:t>https://pubmed.ncbi.nlm.nih.gov/42888425/</w:t>
       </w:r>
     </w:p>
     <w:p>
@@ -194,7 +194,7 @@
         <w:pStyle w:val="Heading2"/>
       </w:pPr>
       <w:r>
-        <w:t>Demenz-Versicherungsmodelle: Medicare Advantage und Standardversicherung zeigen ähnliche Nutzung</w:t>
+        <w:t>Partizipation von Betroffenen in Versorgungsforschung: Lernprozesse und Hürden</w:t>
       </w:r>
     </w:p>
     <w:p>
@@ -204,12 +204,12 @@
           <w:color w:val="666666"/>
           <w:sz w:val="18"/>
         </w:rPr>
-        <w:t>Joseph JM et al.  ·  Health Serv Res  ·  Okt. 2026  ·  PMID 42885186</w:t>
+        <w:t>Fox J et al.  ·  Health Expect  ·  Okt. 2026  ·  PMID 42886175</w:t>
       </w:r>
     </w:p>
     <w:p>
       <w:r>
-        <w:t>Analyse der Gesundheitsleistungsnutzung in zwei US-amerikanischen Versicherungsmodellen (Medicare Advantage vs. Traditional Medicare) stratifiziert nach Demenzstatus anhand der Medicare-Current-Beneficiary-Survey 2018–2022 (N=43.995).</w:t>
+        <w:t>Qualitative Fallstudie über 7 Jahre hinweg in England zur Zusammenarbeit zwischen Forschungsteam und Lived-Experience-Panel bei der Entwicklung einer Intervention für psychische Erkrankungen, mit Workshops und Reflexionsgruppen.</w:t>
       </w:r>
     </w:p>
     <w:p>
@@ -220,7 +220,7 @@
         <w:t xml:space="preserve">Ergebnis: </w:t>
       </w:r>
       <w:r>
-        <w:t>Bei Personen mit Demenz unterschied sich die Gesundheitsleistungsnutzung zwischen Versicherungsmodellen nicht signifikant für 7 von 8 Outcome-Maßen. Facharztbesuche waren in Medicare Advantage häufiger (5,2 Prozentpunkte; 95%-KI −0,1 bis 10,2). Bei Personen ohne Demenz war Medicare Advantage mit weniger Krankenhausambulanzbesuchen (−2,6; −3,7 bis −1,6) und geringerem berichtetem Bedarf für Pflegebesuche verbunden (−0,9; −1,5 bis −0,3). Effektmodifikation durch Demenzstatus nur signifikant für Facharztbesuche.</w:t>
+        <w:t>Partizipation bewirkte tangible Veränderungen an Studie und Intervention; Erfolg hing ab von Teamdynamik, stabiler Zusammensetzung des Panels und regelmäßiger reflexiver Lernprozesse. Konflikte in der Zusammenarbeit ('choppy waters') waren normal, erforderten aber Offenheit und Flexibilität zur positiven Auflösung.</w:t>
       </w:r>
     </w:p>
     <w:p>
@@ -235,7 +235,7 @@
         <w:rPr>
           <w:sz w:val="19"/>
         </w:rPr>
-        <w:t>USA, aber Befund zur vergleichbaren Nutzung unter verschiedenen Versicherungsmodellen informiert deutsche Debatte über Leistungssteuerung</w:t>
+        <w:t>Großbritannien, ähnliche Versorgungsinfrastruktur; zeigt, wie Betroffenenpartizipation in Versorgung strukturiert und unterstützt werden kann.</w:t>
       </w:r>
     </w:p>
     <w:p>
@@ -244,7 +244,7 @@
           <w:color w:val="5A7D3A"/>
           <w:sz w:val="18"/>
         </w:rPr>
-        <w:t>https://pubmed.ncbi.nlm.nih.gov/42885186/</w:t>
+        <w:t>https://pubmed.ncbi.nlm.nih.gov/42886175/</w:t>
       </w:r>
     </w:p>
     <w:p>
@@ -252,7 +252,7 @@
         <w:pStyle w:val="Heading2"/>
       </w:pPr>
       <w:r>
-        <w:t>Nachtschicht im Gastgewerbe: Depression und Burnout verdreifachen Fehlzeitmeldungen</w:t>
+        <w:t>Off-Label-Verschreibungen in der Psychiatrie: Datengestützte Früherkennung</w:t>
       </w:r>
     </w:p>
     <w:p>
@@ -262,12 +262,12 @@
           <w:color w:val="666666"/>
           <w:sz w:val="18"/>
         </w:rPr>
-        <w:t>Todorova Y et al.  ·  BMC Public Health  ·  22.07.2026  ·  PMID 42881435</w:t>
+        <w:t>Chevallier E et al.  ·  JMIR Form Res  ·  29.09.2026  ·  PMID 42809830</w:t>
       </w:r>
     </w:p>
     <w:p>
       <w:r>
-        <w:t>Querschnittstudie zur psychischen Gesundheit und Organisationsergebnissen bei 181 Arbeitskräften in Bristols Nachtgastronomie (66% unter 34 Jahren, 54% Frauen).</w:t>
+        <w:t>Französische Machbarkeitsstudie zu automatisierter Detektion von Off-Label-Verschreibungen in der Psychiatrie mittels klinischer Datenbasis; 197 Patientenakten wurden analysiert, der Computer identifizierte 14 Wirkstoff-Diagnose-Kombinationen.</w:t>
       </w:r>
     </w:p>
     <w:p>
@@ -278,7 +278,7 @@
         <w:t xml:space="preserve">Ergebnis: </w:t>
       </w:r>
       <w:r>
-        <w:t>Über die Hälfte berichtete Anzeichen von Depression und/oder Burnout, ein Drittel moderate bis schwere Angststörungen. Präsentismus (bei Krankheit arbeiten) 85%, Kündigungsabsicht 40%. Angststörung (adjustierte OR 4,00; 95%-KI 1,59–10,65; p=0,004), Depression (aOR 3,44; 95%-KI 1,40–8,83; p=0,008) und Burnout (aOR 2,85; 95%-KI 1,17–7,36; p=0,024) waren mit höherer Wahrscheinlichkeit für Präsentismus assoziiert. Depression, schlechtes Wohlbefinden und Burnout waren mit niedrigerem Arbeitsengagement verbunden und erhöhten die Kündigungsabsicht.</w:t>
+        <w:t>Gesamtpräzision (positive Vorhersagekraft) für Off-Label-Situationen: 51,3 % (101/197). Bei breiter Diagnose: 84,8 % (167/197). Hauptproblem waren zeitliche Diskrepanzen (48,7 % falsch klassifiziert) – z.B. Medikamenten vor oder nach dem Indexaufenthalt verabreicht. System eignet sich als sensitiver Vorfilter, erfordert aber Fachvalidation.</w:t>
       </w:r>
     </w:p>
     <w:p>
@@ -293,7 +293,7 @@
         <w:rPr>
           <w:sz w:val="19"/>
         </w:rPr>
-        <w:t>Großbritannien, aber Nachtschichteffekte und Präventionsbedarf in vulnerable Erwerbstätigengruppen international vergleichbar</w:t>
+        <w:t>Frankreich, vergleichbare Datenstruktur; zeigt, dass automatisierte Flaggung möglich ist, aber menschliche Expertise nicht ersetzen kann.</w:t>
       </w:r>
     </w:p>
     <w:p>
@@ -302,7 +302,7 @@
           <w:color w:val="5A7D3A"/>
           <w:sz w:val="18"/>
         </w:rPr>
-        <w:t>https://pubmed.ncbi.nlm.nih.gov/42881435/</w:t>
+        <w:t>https://pubmed.ncbi.nlm.nih.gov/42809830/</w:t>
       </w:r>
     </w:p>
     <w:p>
@@ -310,7 +310,7 @@
         <w:pStyle w:val="Heading2"/>
       </w:pPr>
       <w:r>
-        <w:t>Beschäftigungstherapie in Suchtbehandlung: Teilnahme erhöht Verweildauer und Behandlungsabschluss</w:t>
+        <w:t>Psychische Belastung bei bekanntem medizinischen Risiko: Keine Mehrbelastung bei Aortenerweiterung</w:t>
       </w:r>
     </w:p>
     <w:p>
@@ -320,12 +320,12 @@
           <w:color w:val="666666"/>
           <w:sz w:val="18"/>
         </w:rPr>
-        <w:t>Bardakçı MR et al.  ·  Drug Alcohol Rev  ·  Nov. 2026  ·  PMID 42881139</w:t>
+        <w:t>Nilsson F et al.  ·  BMC Cardiovasc Disord  ·  21.09.2026  ·  PMID 42768306</w:t>
       </w:r>
     </w:p>
     <w:p>
       <w:r>
-        <w:t>Retrospektive Analyse von 332 stationär aufgenommenen Patienten mit Alkohol- oder Substanzkonsumstörungen in der Türkei, verglichen nach Verfügbarkeit von Beschäftigungstherapie-Angeboten (Musik, Malen, Sport).</w:t>
+        <w:t>Schwedische Bevölkerungsstudie mit 67 Patienten mit Aortenerweiterung ≥40 mm und 50 Kontrollpersonen aus 5.053 Einwohnern; Lebensqualität, psychische Belastung und körperliche Aktivität wurden erfasst.</w:t>
       </w:r>
     </w:p>
     <w:p>
@@ -336,7 +336,7 @@
         <w:t xml:space="preserve">Ergebnis: </w:t>
       </w:r>
       <w:r>
-        <w:t>In der Trainingsphase (mit Beschäftigungstherapie) zeigten Patienten signifikant längere Krankenhausaufenthalte (15,75 vs. 12,86 Tage; p&lt;0,005) und höhere Behandlungsabschlussraten (50,3% vs. 34,2%; p&lt;0,005). Die Gruppe ohne Therapieangebote hatte höhere Behandlungsmotivationswerte (p&lt;0,05), aber dies korrelierte nicht mit längerem Aufenthalt oder höheren Abschlussraten.</w:t>
+        <w:t>Keine signifikanten Unterschiede in Lebensqualität (p &gt; 0,05), Angst (p = 0,228) oder Depression (p = 0,307) zwischen Patienten und Kontrollen. Wahrgenommener Stress unterschied sich marginal (p = 0,096). Körperliche Kapazität und Aktivität unterschieden sich nicht (p &gt; 0,17). Aortendurchmesser zeigte keine Korrelation mit Stress, Angst oder Depression.</w:t>
       </w:r>
     </w:p>
     <w:p>
@@ -351,7 +351,7 @@
         <w:rPr>
           <w:sz w:val="19"/>
         </w:rPr>
-        <w:t>Türkei, aber strukturelle Befunde zu Retention und Abschlussraten durch Aktivierungsangebote für deutsche Suchtfachverbünde übertragbar</w:t>
+        <w:t>Schweden, populationsbasierte Kohortendaten; zeigt, dass allein das Wissen um ein asymptomatisches Risiko nicht zu klinisch relevanter psychischer Belastung führt.</w:t>
       </w:r>
     </w:p>
     <w:p>
@@ -360,7 +360,7 @@
           <w:color w:val="5A7D3A"/>
           <w:sz w:val="18"/>
         </w:rPr>
-        <w:t>https://pubmed.ncbi.nlm.nih.gov/42881139/</w:t>
+        <w:t>https://pubmed.ncbi.nlm.nih.gov/42768306/</w:t>
       </w:r>
     </w:p>
     <w:p>
@@ -368,7 +368,7 @@
         <w:pStyle w:val="Heading2"/>
       </w:pPr>
       <w:r>
-        <w:t>Antipsychotika-Zugang in Brasilien: Systematische Risikoanalyse in Pharmazie-Versorgung</w:t>
+        <w:t>Schlaftherapie in der Gruppe: CBT-I senkt Einschlaflatenz um 20 Minuten</w:t>
       </w:r>
     </w:p>
     <w:p>
@@ -378,12 +378,12 @@
           <w:color w:val="666666"/>
           <w:sz w:val="18"/>
         </w:rPr>
-        <w:t>Felício LR et al.  ·  Cien Saude Colet  ·  09.10.2026  ·  PMID 42879620</w:t>
+        <w:t>Pérez-Manchón D et al.  ·  JMIR Hum Factors  ·  16.09.2026  ·  PMID 42748363</w:t>
       </w:r>
     </w:p>
     <w:p>
       <w:r>
-        <w:t>Risikomanagement-Analyse der Prozesse, die den Zugang zu Antipsychotika im brasilianischen SUS beeinflussen, verglichen zwischen Basis- und Spezialisierter Pharmazie-Versorgung.</w:t>
+        <w:t>Spanische Pilotstudie mit 40 Pflegestudierenden (Alter 18–25 Jahre), randomisiert zu Gruppen-CBT-I (n=20) oder Kontrolle (n=20) über 6 Wochen; objektive Messung mit Actigraphie und subjektive Schlafqualität nach PSQI.</w:t>
       </w:r>
     </w:p>
     <w:p>
@@ -394,7 +394,7 @@
         <w:t xml:space="preserve">Ergebnis: </w:t>
       </w:r>
       <w:r>
-        <w:t>20 Risikoereignisse wurden im Pharmazie-Versorgungszyklus identifiziert. Beide Komponenten zeigen hohe und sehr hohe Risiken (12 im Basis-komponenten 60%, 11 in der spezialisierten 55%, 7 geteilt). Die Analyse zeigt, dass beide Komponenten Risikominderung und Verbesserungsmöglichkeiten erfordern. Umgang und Übergänge zwischen Komponenten sollten von der Fähigkeit zur Risikominderung geleitet werden.</w:t>
+        <w:t>Behandlungseffekt auf Einschlaflatenz: β = -19,78 min (95%-KI -33,83 bis -5,74), partielles η² = 0,194. Schlafdauer: β = 36,32 min (95%-KI -5,01 bis 77,64), η² = 0,086. Schlafeffizienz: β = 8,75% (95%-KI -0,97 bis 18,47), η² = 0,090. 65% der Interventionsgruppe bewerteten Programm als 'sehr gut'. Objektive zirkadiane Effekte eher klein.</w:t>
       </w:r>
     </w:p>
     <w:p>
@@ -409,7 +409,7 @@
         <w:rPr>
           <w:sz w:val="19"/>
         </w:rPr>
-        <w:t>Brasilien, Struktur vergleichbar mit deutschen Kassenleistungen und Fachambulatorien, Risikofrühwarnung relevant für Arzneimittellogistik</w:t>
+        <w:t>Spanien, aber CBT-I ist evidence-basierte Standardbehandlung; kleine Fallzahl und methodische Grenzen bleiben.</w:t>
       </w:r>
     </w:p>
     <w:p>
@@ -418,7 +418,65 @@
           <w:color w:val="5A7D3A"/>
           <w:sz w:val="18"/>
         </w:rPr>
-        <w:t>https://pubmed.ncbi.nlm.nih.gov/42879620/</w:t>
+        <w:t>https://pubmed.ncbi.nlm.nih.gov/42748363/</w:t>
+      </w:r>
+    </w:p>
+    <w:p>
+      <w:pPr>
+        <w:pStyle w:val="Heading2"/>
+      </w:pPr>
+      <w:r>
+        <w:t>Supervision als Wirkfaktor: Parallel-Prozess in der Behandlung von Persönlichkeitsstörungen</w:t>
+      </w:r>
+    </w:p>
+    <w:p>
+      <w:r>
+        <w:rPr>
+          <w:i/>
+          <w:color w:val="666666"/>
+          <w:sz w:val="18"/>
+        </w:rPr>
+        <w:t>Doering S et al.  ·  Psychodyn Psychiatry  ·  Sept. 2026  ·  PMID 42735083</w:t>
+      </w:r>
+    </w:p>
+    <w:p>
+      <w:r>
+        <w:t>Expertenbeitrag zur Supervision in Transference-Focused Psychotherapy (TFP) bei Borderline-Persönlichkeitsstörung und beeinträchtigter Persönlichkeitsfunktionierung; Reflexion der Supervisorenfunktion und des Parallel-Prozesses.</w:t>
+      </w:r>
+    </w:p>
+    <w:p>
+      <w:r>
+        <w:rPr>
+          <w:b/>
+        </w:rPr>
+        <w:t xml:space="preserve">Ergebnis: </w:t>
+      </w:r>
+      <w:r>
+        <w:t>Supervision ist Pflichtelement bei TFP und nutzt Videoaufzeichnungen aller Sitzungen. Der Supervisor schützt die Behandlung, übersieht externe Realität und Rahmen des Patienten, fokussiert dann auf therapeutische Beziehung (Übertragung) im Hier und Jetzt. Der Parallel-Prozess offenbart Behandlungsmuster und erzeugt affektive und kognitive Einsicht bei Kandidaten – ein bewährter Wirkfaktor für Supervisionsqualität.</w:t>
+      </w:r>
+    </w:p>
+    <w:p>
+      <w:r>
+        <w:rPr>
+          <w:b/>
+          <w:sz w:val="19"/>
+        </w:rPr>
+        <w:t xml:space="preserve">Übertragbarkeit: </w:t>
+      </w:r>
+      <w:r>
+        <w:rPr>
+          <w:sz w:val="19"/>
+        </w:rPr>
+        <w:t>Österreich/Deutschland/Niederlande/Spanien; beschreibt Supervision als Qualitätssicherungsinstrument mit bekanntem Stellenwert auch in deutschem Versorgungssystem.</w:t>
+      </w:r>
+    </w:p>
+    <w:p>
+      <w:r>
+        <w:rPr>
+          <w:color w:val="5A7D3A"/>
+          <w:sz w:val="18"/>
+        </w:rPr>
+        <w:t>https://pubmed.ncbi.nlm.nih.gov/42735083/</w:t>
       </w:r>
     </w:p>
     <w:sectPr>

--- a/download/studien-aktuell.docx
+++ b/download/studien-aktuell.docx
@@ -62,7 +62,7 @@
           <w:color w:val="666666"/>
           <w:sz w:val="18"/>
         </w:rPr>
-        <w:t>Stand: 18.10.2026  |  7 Studien  |  mental.m-vf.de</w:t>
+        <w:t>Stand: 19.10.2026  |  6 Studien  |  mental.m-vf.de</w:t>
       </w:r>
     </w:p>
     <w:p>
@@ -70,7 +70,7 @@
         <w:pStyle w:val="Heading1"/>
       </w:pPr>
       <w:r>
-        <w:t>Aufgenommen am 18.10.2026</w:t>
+        <w:t>Aufgenommen am 19.10.2026</w:t>
       </w:r>
     </w:p>
     <w:p>
@@ -78,7 +78,7 @@
         <w:pStyle w:val="Heading2"/>
       </w:pPr>
       <w:r>
-        <w:t>Cybermobbing als Mediator: Warum Social Media für Minderheitsgeschlecht gefährlicher ist</w:t>
+        <w:t>Metakognitive Therapie für Zwangsstörung in Pakistan: Symptomreduktion stärker als Standardversorgung</w:t>
       </w:r>
     </w:p>
     <w:p>
@@ -88,12 +88,12 @@
           <w:color w:val="666666"/>
           <w:sz w:val="18"/>
         </w:rPr>
-        <w:t>Pu Y et al.  ·  J Res Adolesc  ·  Dez. 2026  ·  PMID 42888917</w:t>
+        <w:t>Anwar S et al.  ·  Depress Anxiety  ·  15.10.2026  ·  PMID 42890135</w:t>
       </w:r>
     </w:p>
     <w:p>
       <w:r>
-        <w:t>US-Querschnittstudie mit 12.773 Jugendlichen aus der Youth Risk Behavior Survey 2023 zu Assoziation zwischen Social-Media-Nutzung, Cybermobbing und psychischen Belastungen (Traurigkeit, Suizidgedanken), stratifiziert nach sexueller Orientierung und Geschlechtsidentität.</w:t>
+        <w:t>Multizentrische RCT mit 76 Erwachsenen mit Zwangsstörung in pakistanischen ambulanten Diensten, randomisiert auf 12 Wochensitzungen metakognitive Therapie (MCT, n=38) oder dokumentierte Standardversorgung (TAU, n=38); Messung von Yale-Brown Obsessive-Compulsive Scale und Metacognitions Questionnaire über Baseline, Post-Treatment und 6-Monat-Follow-up.</w:t>
       </w:r>
     </w:p>
     <w:p>
@@ -104,7 +104,7 @@
         <w:t xml:space="preserve">Ergebnis: </w:t>
       </w:r>
       <w:r>
-        <w:t>Assoziation zwischen höherer Social-Media-Nutzung und Suizidgedanken wurde größtenteils durch Cybermobbing erklärt. Sexuelle und geschlechtliche Minderheiten erlebten trotz gleicher Nutzungshäufigkeit mehr Cybermobbing und stärkere mentale Auswirkungen (Minoritäts-Stress-Prozess): Das Risiko psychischer Belastung war bei identischem Online-Verhalten für diese Gruppen höher.</w:t>
+        <w:t>MCT führte zu stärkeren Reduktionen in Zwangsstörungs-Schweregrad als TAU (F(1,81; 134)=11,30; p&lt;0,001), mit mittleren Differenzen von -4,00 bei Post-Treatment und -6,92 bei Follow-up (beide p&lt;0,001); häufigere Behandlungsresponse bei MCT; metakognitive Überzeugungen wurden reduziert und Gewinne bei Follow-up erhalten; der vorspezifizierte indirekte Effekt durch Post-Treatment-Überzeugungen wurde jedoch nicht unterstützt (β=-0,01).</w:t>
       </w:r>
     </w:p>
     <w:p>
@@ -119,7 +119,7 @@
         <w:rPr>
           <w:sz w:val="19"/>
         </w:rPr>
-        <w:t>USA, aber Mechanismus (Minderheits-Stress durch Diskriminierung) ist universell und relevant für deutsche Prävention bei vulnerablen Jugendlichen online.</w:t>
+        <w:t>Nicht-westlicher Kontext mit Validierung in Low-Ressourcen-Setting – Generalisierbarkeit auf Deutschland unsicher</w:t>
       </w:r>
     </w:p>
     <w:p>
@@ -128,7 +128,7 @@
           <w:color w:val="5A7D3A"/>
           <w:sz w:val="18"/>
         </w:rPr>
-        <w:t>https://pubmed.ncbi.nlm.nih.gov/42888917/</w:t>
+        <w:t>https://pubmed.ncbi.nlm.nih.gov/42890135/</w:t>
       </w:r>
     </w:p>
     <w:p>
@@ -136,7 +136,7 @@
         <w:pStyle w:val="Heading2"/>
       </w:pPr>
       <w:r>
-        <w:t>Glücksspielstörung: Komorbidität und Behandlungszugang in Schweden</w:t>
+        <w:t>Reisen im Alter: Explorationen senken Angst, Nostalgisches stärkt Lebenssinn</w:t>
       </w:r>
     </w:p>
     <w:p>
@@ -146,12 +146,12 @@
           <w:color w:val="666666"/>
           <w:sz w:val="18"/>
         </w:rPr>
-        <w:t>Håkansson A et al.  ·  Harm Reduct J  ·  16.10.2026  ·  PMID 42888425</w:t>
+        <w:t>Li R et al.  ·  Medicine (Baltimore)  ·  16.10.2026  ·  PMID 42888552</w:t>
       </w:r>
     </w:p>
     <w:p>
       <w:r>
-        <w:t>Retrospektive Register- und Klinikkartenstudie zu 1.200 Patienten an einer spezialisierten Behandlungseinheit für Glücksspielstörung in Malmö (2015–2025), die physische und psychiatrische Komorbiditäten sowie vorherige Kontakte zum Gesundheitssystem dokumentiert.</w:t>
+        <w:t>Prospektive Kohortenstudie mit 5.482 älteren Erwachsenen aus Südchina; Latente Klassenanalyse klassifizierte Teilnehmer nach Reisemotivation (Nostalgie-dominant, Explorations-dominant, gemischt-aktiv, inaktiv); Angst und Sinn im Leben wurden in Nachfolgeuntersuchung gemessen; lineare Regression, Strukturgleichungsmodellierung und Subgruppenanalysen angewandt.</w:t>
       </w:r>
     </w:p>
     <w:p>
@@ -162,7 +162,7 @@
         <w:t xml:space="preserve">Ergebnis: </w:t>
       </w:r>
       <w:r>
-        <w:t>Etwa 32 % der Patienten hatten zuvor formale Ausbildung in psychischer Gesundheitsversorgung für kritisch Kranke erhalten; 79 % berichteten, besser auf solche Situationen vorbereitet sein zu könnten durch zusätzliche Ausbildung. Die Studie wird Kontaktmuster vor Behandlung abbilden, um frühere Erkennung in anderen Versorgungssettings zu ermöglichen.</w:t>
+        <w:t>Gemischte aktive Reisen waren am stärksten mit niedrigeren Angststufen assoziiert (β=-1,22; 95%-KI -1,55 bis -0,89) und höheren Sinn-im-Leben-Werten (β=0,58; 95%-KI 0,35 bis 0,81); Explorations-dominante Reisen signifikant mit niedrigeren Angststufen (β=-0,92; 95%-KI -1,24 bis -0,60), 33,7% der Assoziation durch psychologisches Kapital vermittelt; Nostalgie-dominante Reisen mit höherem Sinn im Leben (β=0,27; 95%-KI 0,05 bis 0,49), Selbstkontinuität vermittelte Assoziation; Assoziation zwischen aktiver Reise und niedriger Angst stärker bei älteren Erwachsenen mit niedriger sozialer Unterstützung.</w:t>
       </w:r>
     </w:p>
     <w:p>
@@ -177,7 +177,7 @@
         <w:rPr>
           <w:sz w:val="19"/>
         </w:rPr>
-        <w:t>Schweden, ähnliches Versicherungssystem; Glücksspiel ist Suchtversorgung mit Eigenfinanzierung.</w:t>
+        <w:t>China – Versorgungskontext unterscheidet sich; aber Befunde zu Freizeitaktivitäten und psychischem Wohlbefinden können für präventive Interventionen in Deutschland relevant sein</w:t>
       </w:r>
     </w:p>
     <w:p>
@@ -186,7 +186,7 @@
           <w:color w:val="5A7D3A"/>
           <w:sz w:val="18"/>
         </w:rPr>
-        <w:t>https://pubmed.ncbi.nlm.nih.gov/42888425/</w:t>
+        <w:t>https://pubmed.ncbi.nlm.nih.gov/42888552/</w:t>
       </w:r>
     </w:p>
     <w:p>
@@ -194,7 +194,7 @@
         <w:pStyle w:val="Heading2"/>
       </w:pPr>
       <w:r>
-        <w:t>Partizipation von Betroffenen in Versorgungsforschung: Lernprozesse und Hürden</w:t>
+        <w:t>Gefängnispersonal in Kanada: Frauen haben weniger Stigma, höhere Hilfeinanspruchnahme</w:t>
       </w:r>
     </w:p>
     <w:p>
@@ -204,12 +204,12 @@
           <w:color w:val="666666"/>
           <w:sz w:val="18"/>
         </w:rPr>
-        <w:t>Fox J et al.  ·  Health Expect  ·  Okt. 2026  ·  PMID 42886175</w:t>
+        <w:t>Ricciardelli R et al.  ·  BMC Psychol  ·  22.07.2026  ·  PMID 42888455</w:t>
       </w:r>
     </w:p>
     <w:p>
       <w:r>
-        <w:t>Qualitative Fallstudie über 7 Jahre hinweg in England zur Zusammenarbeit zwischen Forschungsteam und Lived-Experience-Panel bei der Entwicklung einer Intervention für psychische Erkrankungen, mit Workshops und Reflexionsgruppen.</w:t>
+        <w:t>Nationale Querschnittsstudie mit 3.740 Justizbeamten aus allen kanadischen Provinz- und Territorialstrafvollzugsdiensten; Messung von psychischer Gesundheitskompetenz, Stigma und Intention zur Inanspruchnahme von Diensten stratifiziert nach Demografie, Berufsgruppe und früherer Diagnose einer psychischen Störung.</w:t>
       </w:r>
     </w:p>
     <w:p>
@@ -220,7 +220,7 @@
         <w:t xml:space="preserve">Ergebnis: </w:t>
       </w:r>
       <w:r>
-        <w:t>Partizipation bewirkte tangible Veränderungen an Studie und Intervention; Erfolg hing ab von Teamdynamik, stabiler Zusammensetzung des Panels und regelmäßiger reflexiver Lernprozesse. Konflikte in der Zusammenarbeit ('choppy waters') waren normal, erforderten aber Offenheit und Flexibilität zur positiven Auflösung.</w:t>
+        <w:t>Frauen berichteten signifikant höhere psychische Gesundheitskompetenz und Inanspruchnahmeabsicht sowie niedrigeres Stigma als Männer (alle p&lt;0,001; Cohen's d Wissensunterschiede -0,31, Stigma 0,44, Inanspruchnahme -0,23); jüngere Arbeitskräfte zeigten niedrigeres Stigma (p&lt;0,01, η²=0,013), 21-29-Jährige niedrigere Inanspruchnahmeabsicht als ältere Gruppen; höhere Bildung mit höherer Kompetenz und niedrigerem Stigma (p&lt;0,001; η²=0,028 bzw. 0,026) assoziiert; signifikante provinziale/territoriale und berufliche Unterschiede beobachtet.</w:t>
       </w:r>
     </w:p>
     <w:p>
@@ -235,7 +235,7 @@
         <w:rPr>
           <w:sz w:val="19"/>
         </w:rPr>
-        <w:t>Großbritannien, ähnliche Versorgungsinfrastruktur; zeigt, wie Betroffenenpartizipation in Versorgung strukturiert und unterstützt werden kann.</w:t>
+        <w:t>Kanada – vergleichbares englischsprachiges System, aber unterschiedliche Gefängnisorganisation</w:t>
       </w:r>
     </w:p>
     <w:p>
@@ -244,7 +244,7 @@
           <w:color w:val="5A7D3A"/>
           <w:sz w:val="18"/>
         </w:rPr>
-        <w:t>https://pubmed.ncbi.nlm.nih.gov/42886175/</w:t>
+        <w:t>https://pubmed.ncbi.nlm.nih.gov/42888455/</w:t>
       </w:r>
     </w:p>
     <w:p>
@@ -252,7 +252,7 @@
         <w:pStyle w:val="Heading2"/>
       </w:pPr>
       <w:r>
-        <w:t>Off-Label-Verschreibungen in der Psychiatrie: Datengestützte Früherkennung</w:t>
+        <w:t>Amygdala-Neurofeedback zusätzlich zu DBT bei Borderline-Störung: keine zusätzliche klinische Wirkung</w:t>
       </w:r>
     </w:p>
     <w:p>
@@ -262,12 +262,12 @@
           <w:color w:val="666666"/>
           <w:sz w:val="18"/>
         </w:rPr>
-        <w:t>Chevallier E et al.  ·  JMIR Form Res  ·  29.09.2026  ·  PMID 42809830</w:t>
+        <w:t>Hofmanová M et al.  ·  BMC Psychiatry  ·  16.10.2026  ·  PMID 42888408</w:t>
       </w:r>
     </w:p>
     <w:p>
       <w:r>
-        <w:t>Französische Machbarkeitsstudie zu automatisierter Detektion von Off-Label-Verschreibungen in der Psychiatrie mittels klinischer Datenbasis; 197 Patientenakten wurden analysiert, der Computer identifizierte 14 Wirkstoff-Diagnose-Kombinationen.</w:t>
+        <w:t>Randomisierte Pilotstudie an 36 Patienten mit Borderline-Persönlichkeitsstörung und residualen Symptomen, die während einer stationären dialektischen Verhaltenstherapie (DBT) entweder zusätzlich eine Echtzeit-fMRI-Amygdala-Neurofeedback-Intervention oder nur DBT erhielten; Messung der Veränderungen in alltäglicher affektiver Instabilität über 6 Monate.</w:t>
       </w:r>
     </w:p>
     <w:p>
@@ -278,7 +278,7 @@
         <w:t xml:space="preserve">Ergebnis: </w:t>
       </w:r>
       <w:r>
-        <w:t>Gesamtpräzision (positive Vorhersagekraft) für Off-Label-Situationen: 51,3 % (101/197). Bei breiter Diagnose: 84,8 % (167/197). Hauptproblem waren zeitliche Diskrepanzen (48,7 % falsch klassifiziert) – z.B. Medikamenten vor oder nach dem Indexaufenthalt verabreicht. System eignet sich als sensitiver Vorfilter, erfordert aber Fachvalidation.</w:t>
+        <w:t>Teilnehmer regulierten erfolgreich die Amygdala-Aktivität herunter und zeigten Verbesserungen in negativem Affekt und affektiver Instabilität über die Zeit, aber die Amygdala-Neurofeedback-Gruppe zeigte keine konsistente Überlegenheit gegenüber der Kontrollgruppe in den Selbstberichten oder den primären BSL-23-Ergebnissen, die nach Entlassung in beiden Gruppen anstiegen. Die neuroimaging-Befunde deuteten auf vorübergehende Reduktionen der Amygdala-Aktivität und stabilere Reaktivität über Zeit hin, ohne dass sich dies in stärkere klinische Gewinne übersetzt hätte.</w:t>
       </w:r>
     </w:p>
     <w:p>
@@ -293,7 +293,7 @@
         <w:rPr>
           <w:sz w:val="19"/>
         </w:rPr>
-        <w:t>Frankreich, vergleichbare Datenstruktur; zeigt, dass automatisierte Flaggung möglich ist, aber menschliche Expertise nicht ersetzen kann.</w:t>
+        <w:t>Deutschland – deutsche Universitätskliniken mit vergleichbarem Forschungsstandard</w:t>
       </w:r>
     </w:p>
     <w:p>
@@ -302,7 +302,7 @@
           <w:color w:val="5A7D3A"/>
           <w:sz w:val="18"/>
         </w:rPr>
-        <w:t>https://pubmed.ncbi.nlm.nih.gov/42809830/</w:t>
+        <w:t>https://pubmed.ncbi.nlm.nih.gov/42888408/</w:t>
       </w:r>
     </w:p>
     <w:p>
@@ -310,7 +310,7 @@
         <w:pStyle w:val="Heading2"/>
       </w:pPr>
       <w:r>
-        <w:t>Psychische Belastung bei bekanntem medizinischen Risiko: Keine Mehrbelastung bei Aortenerweiterung</w:t>
+        <w:t>Nach Schlaganfall kognitiven Abbau verhindern: viele Interventionen wirken, Evidenzqualität niedrig</w:t>
       </w:r>
     </w:p>
     <w:p>
@@ -320,12 +320,12 @@
           <w:color w:val="666666"/>
           <w:sz w:val="18"/>
         </w:rPr>
-        <w:t>Nilsson F et al.  ·  BMC Cardiovasc Disord  ·  21.09.2026  ·  PMID 42768306</w:t>
+        <w:t>Tang EYH et al.  ·  Eur Stroke J  ·  05.10.2026  ·  PMID 42886840</w:t>
       </w:r>
     </w:p>
     <w:p>
       <w:r>
-        <w:t>Schwedische Bevölkerungsstudie mit 67 Patienten mit Aortenerweiterung ≥40 mm und 50 Kontrollpersonen aus 5.053 Einwohnern; Lebensqualität, psychische Belastung und körperliche Aktivität wurden erfasst.</w:t>
+        <w:t>Umbrella-Review von systematischen Übersichten mit Daten aus 747 RCTs (57.176 Teilnehmer) zu pharmakologischen und nicht-pharmakologischen Interventionen für kognitiven Abbau nach Schlaganfall; Messung von globaler Kognition (z.B. Mini-Mental State Examination) über alle Schlaganfallschweregrade.</w:t>
       </w:r>
     </w:p>
     <w:p>
@@ -336,7 +336,7 @@
         <w:t xml:space="preserve">Ergebnis: </w:t>
       </w:r>
       <w:r>
-        <w:t>Keine signifikanten Unterschiede in Lebensqualität (p &gt; 0,05), Angst (p = 0,228) oder Depression (p = 0,307) zwischen Patienten und Kontrollen. Wahrgenommener Stress unterschied sich marginal (p = 0,096). Körperliche Kapazität und Aktivität unterschieden sich nicht (p &gt; 0,17). Aortendurchmesser zeigte keine Korrelation mit Stress, Angst oder Depression.</w:t>
+        <w:t>69 systematische Übersichten eingeschlossen; die meisten Interventionstypen (37 Kategorien, einzelne und kombinierte Modalitäten wie Akupunktur, Bewegung, kognitive Rehabilitation) waren mit statistisch signifikanten Verbesserungen der globalen Kognition assoziiert; erhebliche Heterogenität und breite Vorhersageintervalle deuten darauf hin, dass Effektgrößen zwischen Populationen und Settings erheblich variieren; die meisten eingeschlossenen Übersichten hatten kritisch niedrige Qualität mit methodischen Einschränkungen (AMSTAR2).</w:t>
       </w:r>
     </w:p>
     <w:p>
@@ -351,7 +351,7 @@
         <w:rPr>
           <w:sz w:val="19"/>
         </w:rPr>
-        <w:t>Schweden, populationsbasierte Kohortendaten; zeigt, dass allein das Wissen um ein asymptomatisches Risiko nicht zu klinisch relevanter psychischer Belastung führt.</w:t>
+        <w:t>UK-geleitet – europäische Schlaganfallversorgung, aber: Vertrauensgrad in Evidenz niedrig</w:t>
       </w:r>
     </w:p>
     <w:p>
@@ -360,7 +360,7 @@
           <w:color w:val="5A7D3A"/>
           <w:sz w:val="18"/>
         </w:rPr>
-        <w:t>https://pubmed.ncbi.nlm.nih.gov/42768306/</w:t>
+        <w:t>https://pubmed.ncbi.nlm.nih.gov/42886840/</w:t>
       </w:r>
     </w:p>
     <w:p>
@@ -368,7 +368,7 @@
         <w:pStyle w:val="Heading2"/>
       </w:pPr>
       <w:r>
-        <w:t>Schlaftherapie in der Gruppe: CBT-I senkt Einschlaflatenz um 20 Minuten</w:t>
+        <w:t>Imagery Rescripting gegen Abhängigkeit in Gewaltbeziehungen: signifikante Verbesserung</w:t>
       </w:r>
     </w:p>
     <w:p>
@@ -378,12 +378,12 @@
           <w:color w:val="666666"/>
           <w:sz w:val="18"/>
         </w:rPr>
-        <w:t>Pérez-Manchón D et al.  ·  JMIR Hum Factors  ·  16.09.2026  ·  PMID 42748363</w:t>
+        <w:t>Pugliese E et al.  ·  Clin Psychol Psychother  ·  Sept. 2026  ·  PMID 42786889</w:t>
       </w:r>
     </w:p>
     <w:p>
       <w:r>
-        <w:t>Spanische Pilotstudie mit 40 Pflegestudierenden (Alter 18–25 Jahre), randomisiert zu Gruppen-CBT-I (n=20) oder Kontrolle (n=20) über 6 Wochen; objektive Messung mit Actigraphie und subjektive Schlafqualität nach PSQI.</w:t>
+        <w:t>Proof-of-Concept-Studie mit 18 Frauen als Überlebende von Partnergewalt, die eine 13-Session-Intervention (Imagery Rescripting für Pathologische Affektive Abhängigkeit) in italienischen Anti-Gewalt-Diensten erhielten; gemessen wurden Abhängigkeitssymptome, Rückkehrabsicht zur missbräuchlichen Beziehung, Traumasymptome und Resilienz.</w:t>
       </w:r>
     </w:p>
     <w:p>
@@ -394,7 +394,7 @@
         <w:t xml:space="preserve">Ergebnis: </w:t>
       </w:r>
       <w:r>
-        <w:t>Behandlungseffekt auf Einschlaflatenz: β = -19,78 min (95%-KI -33,83 bis -5,74), partielles η² = 0,194. Schlafdauer: β = 36,32 min (95%-KI -5,01 bis 77,64), η² = 0,086. Schlafeffizienz: β = 8,75% (95%-KI -0,97 bis 18,47), η² = 0,090. 65% der Interventionsgruppe bewerteten Programm als 'sehr gut'. Objektive zirkadiane Effekte eher klein.</w:t>
+        <w:t>Signifikante Reduktionen in Pathologischer Affektiver Abhängigkeit (p&lt;0,05), Beziehungsverpflichtung und Absicht zur Rückkehr über den Behandlungsverlauf; Verbesserungen in Traumasymptomen (p&lt;0,05), psychologischem Wohlbefinden und Resilienz von Baseline bis Post-Treatment; Veränderungen in den primären relationalen Outcomes und Resilienz blieben nach 1-Monat-Nachuntersuchung weitgehend erhalten, während Traumasymptome leicht abnahmen, aber signifikant verbessert gegenüber Baseline blieben.</w:t>
       </w:r>
     </w:p>
     <w:p>
@@ -409,7 +409,7 @@
         <w:rPr>
           <w:sz w:val="19"/>
         </w:rPr>
-        <w:t>Spanien, aber CBT-I ist evidence-basierte Standardbehandlung; kleine Fallzahl und methodische Grenzen bleiben.</w:t>
+        <w:t>Italien – vergleichbarer europäischer Versorgungskontext in Anti-Gewalt-Diensten</w:t>
       </w:r>
     </w:p>
     <w:p>
@@ -418,65 +418,7 @@
           <w:color w:val="5A7D3A"/>
           <w:sz w:val="18"/>
         </w:rPr>
-        <w:t>https://pubmed.ncbi.nlm.nih.gov/42748363/</w:t>
-      </w:r>
-    </w:p>
-    <w:p>
-      <w:pPr>
-        <w:pStyle w:val="Heading2"/>
-      </w:pPr>
-      <w:r>
-        <w:t>Supervision als Wirkfaktor: Parallel-Prozess in der Behandlung von Persönlichkeitsstörungen</w:t>
-      </w:r>
-    </w:p>
-    <w:p>
-      <w:r>
-        <w:rPr>
-          <w:i/>
-          <w:color w:val="666666"/>
-          <w:sz w:val="18"/>
-        </w:rPr>
-        <w:t>Doering S et al.  ·  Psychodyn Psychiatry  ·  Sept. 2026  ·  PMID 42735083</w:t>
-      </w:r>
-    </w:p>
-    <w:p>
-      <w:r>
-        <w:t>Expertenbeitrag zur Supervision in Transference-Focused Psychotherapy (TFP) bei Borderline-Persönlichkeitsstörung und beeinträchtigter Persönlichkeitsfunktionierung; Reflexion der Supervisorenfunktion und des Parallel-Prozesses.</w:t>
-      </w:r>
-    </w:p>
-    <w:p>
-      <w:r>
-        <w:rPr>
-          <w:b/>
-        </w:rPr>
-        <w:t xml:space="preserve">Ergebnis: </w:t>
-      </w:r>
-      <w:r>
-        <w:t>Supervision ist Pflichtelement bei TFP und nutzt Videoaufzeichnungen aller Sitzungen. Der Supervisor schützt die Behandlung, übersieht externe Realität und Rahmen des Patienten, fokussiert dann auf therapeutische Beziehung (Übertragung) im Hier und Jetzt. Der Parallel-Prozess offenbart Behandlungsmuster und erzeugt affektive und kognitive Einsicht bei Kandidaten – ein bewährter Wirkfaktor für Supervisionsqualität.</w:t>
-      </w:r>
-    </w:p>
-    <w:p>
-      <w:r>
-        <w:rPr>
-          <w:b/>
-          <w:sz w:val="19"/>
-        </w:rPr>
-        <w:t xml:space="preserve">Übertragbarkeit: </w:t>
-      </w:r>
-      <w:r>
-        <w:rPr>
-          <w:sz w:val="19"/>
-        </w:rPr>
-        <w:t>Österreich/Deutschland/Niederlande/Spanien; beschreibt Supervision als Qualitätssicherungsinstrument mit bekanntem Stellenwert auch in deutschem Versorgungssystem.</w:t>
-      </w:r>
-    </w:p>
-    <w:p>
-      <w:r>
-        <w:rPr>
-          <w:color w:val="5A7D3A"/>
-          <w:sz w:val="18"/>
-        </w:rPr>
-        <w:t>https://pubmed.ncbi.nlm.nih.gov/42735083/</w:t>
+        <w:t>https://pubmed.ncbi.nlm.nih.gov/42786889/</w:t>
       </w:r>
     </w:p>
     <w:sectPr>

--- a/download/studien-aktuell.docx
+++ b/download/studien-aktuell.docx
@@ -62,7 +62,7 @@
           <w:color w:val="666666"/>
           <w:sz w:val="18"/>
         </w:rPr>
-        <w:t>Stand: 19.10.2026  |  6 Studien  |  mental.m-vf.de</w:t>
+        <w:t>Stand: 20.10.2026  |  6 Studien  |  mental.m-vf.de</w:t>
       </w:r>
     </w:p>
     <w:p>
@@ -70,7 +70,7 @@
         <w:pStyle w:val="Heading1"/>
       </w:pPr>
       <w:r>
-        <w:t>Aufgenommen am 19.10.2026</w:t>
+        <w:t>Aufgenommen am 20.10.2026</w:t>
       </w:r>
     </w:p>
     <w:p>
@@ -78,7 +78,7 @@
         <w:pStyle w:val="Heading2"/>
       </w:pPr>
       <w:r>
-        <w:t>Metakognitive Therapie für Zwangsstörung in Pakistan: Symptomreduktion stärker als Standardversorgung</w:t>
+        <w:t>Online- und Präsenzbegleitung bei Depression: Ergebnisse ähnlich, Adhärenz besser online</w:t>
       </w:r>
     </w:p>
     <w:p>
@@ -88,12 +88,12 @@
           <w:color w:val="666666"/>
           <w:sz w:val="18"/>
         </w:rPr>
-        <w:t>Anwar S et al.  ·  Depress Anxiety  ·  15.10.2026  ·  PMID 42890135</w:t>
+        <w:t>Akalın D et al.  ·  JMIR Form Res  ·  19.10.2026  ·  PMID 42896175</w:t>
       </w:r>
     </w:p>
     <w:p>
       <w:r>
-        <w:t>Multizentrische RCT mit 76 Erwachsenen mit Zwangsstörung in pakistanischen ambulanten Diensten, randomisiert auf 12 Wochensitzungen metakognitive Therapie (MCT, n=38) oder dokumentierte Standardversorgung (TAU, n=38); Messung von Yale-Brown Obsessive-Compulsive Scale und Metacognitions Questionnaire über Baseline, Post-Treatment und 6-Monat-Follow-up.</w:t>
+        <w:t>Prospektive Kohortenstudie mit 120 Erwachsenen mit Major Depression in der Türkei: 6 Monate ambulante psychiatrische Behandlung entweder face-to-face (n=60) oder online (n=60) nach Patientenpräferenz.</w:t>
       </w:r>
     </w:p>
     <w:p>
@@ -104,7 +104,7 @@
         <w:t xml:space="preserve">Ergebnis: </w:t>
       </w:r>
       <w:r>
-        <w:t>MCT führte zu stärkeren Reduktionen in Zwangsstörungs-Schweregrad als TAU (F(1,81; 134)=11,30; p&lt;0,001), mit mittleren Differenzen von -4,00 bei Post-Treatment und -6,92 bei Follow-up (beide p&lt;0,001); häufigere Behandlungsresponse bei MCT; metakognitive Überzeugungen wurden reduziert und Gewinne bei Follow-up erhalten; der vorspezifizierte indirekte Effekt durch Post-Treatment-Überzeugungen wurde jedoch nicht unterstützt (β=-0,01).</w:t>
+        <w:t>Depressive Symptome (HAM-D) sanken in beiden Gruppen erheblich: Face-to-face von 26,6 auf 5,0 (81,2% Reduktion, Cohen d=4,86), online von 24,1 auf 3,3 (86,3% Reduktion, Cohen d=6,06). Nach Adjustierung für Ausgangschweregrad keine signifikanten Unterschiede zwischen den Gruppen (p=0,46). Online-Gruppe zeigte jedoch höhere Adhärenz über alle 7 geplanten Sitzungen (88,8% vs. 76%, p&lt;0,001). Beide Modalitäten führten zu hohen Response-Raten (95,3% vs. 98%).</w:t>
       </w:r>
     </w:p>
     <w:p>
@@ -119,7 +119,7 @@
         <w:rPr>
           <w:sz w:val="19"/>
         </w:rPr>
-        <w:t>Nicht-westlicher Kontext mit Validierung in Low-Ressourcen-Setting – Generalisierbarkeit auf Deutschland unsicher</w:t>
+        <w:t>Türkei, Universitätsklinik – Befund zur Feasibility telemedizinischer Betreuung in regulärer ambulanter Praxis übertragbar</w:t>
       </w:r>
     </w:p>
     <w:p>
@@ -128,7 +128,7 @@
           <w:color w:val="5A7D3A"/>
           <w:sz w:val="18"/>
         </w:rPr>
-        <w:t>https://pubmed.ncbi.nlm.nih.gov/42890135/</w:t>
+        <w:t>https://pubmed.ncbi.nlm.nih.gov/42896175/</w:t>
       </w:r>
     </w:p>
     <w:p>
@@ -136,7 +136,7 @@
         <w:pStyle w:val="Heading2"/>
       </w:pPr>
       <w:r>
-        <w:t>Reisen im Alter: Explorationen senken Angst, Nostalgisches stärkt Lebenssinn</w:t>
+        <w:t>Intensivtherapie überlegen: 4-Tage-Exposition gegen Online-KVT bei Zwangsstörung</w:t>
       </w:r>
     </w:p>
     <w:p>
@@ -146,12 +146,12 @@
           <w:color w:val="666666"/>
           <w:sz w:val="18"/>
         </w:rPr>
-        <w:t>Li R et al.  ·  Medicine (Baltimore)  ·  16.10.2026  ·  PMID 42888552</w:t>
+        <w:t>Jelinek L et al.  ·  JAMA Netw Open  ·  01.10.2026  ·  PMID 42895747</w:t>
       </w:r>
     </w:p>
     <w:p>
       <w:r>
-        <w:t>Prospektive Kohortenstudie mit 5.482 älteren Erwachsenen aus Südchina; Latente Klassenanalyse klassifizierte Teilnehmer nach Reisemotivation (Nostalgie-dominant, Explorations-dominant, gemischt-aktiv, inaktiv); Angst und Sinn im Leben wurden in Nachfolgeuntersuchung gemessen; lineare Regression, Strukturgleichungsmodellierung und Subgruppenanalysen angewandt.</w:t>
+        <w:t>Randomisierte Studie mit 119 Erwachsenen mit Zwangsstörung (OCD): Vergleich der Bergen-4-Tage-Behandlung (B4DT, konzentrierte Expositionstherapie) mit 8-wöchiger ungeleiteter Internet-KVT (iCBT), Nachverfolgung über 3 Monate.</w:t>
       </w:r>
     </w:p>
     <w:p>
@@ -162,7 +162,7 @@
         <w:t xml:space="preserve">Ergebnis: </w:t>
       </w:r>
       <w:r>
-        <w:t>Gemischte aktive Reisen waren am stärksten mit niedrigeren Angststufen assoziiert (β=-1,22; 95%-KI -1,55 bis -0,89) und höheren Sinn-im-Leben-Werten (β=0,58; 95%-KI 0,35 bis 0,81); Explorations-dominante Reisen signifikant mit niedrigeren Angststufen (β=-0,92; 95%-KI -1,24 bis -0,60), 33,7% der Assoziation durch psychologisches Kapital vermittelt; Nostalgie-dominante Reisen mit höherem Sinn im Leben (β=0,27; 95%-KI 0,05 bis 0,49), Selbstkontinuität vermittelte Assoziation; Assoziation zwischen aktiver Reise und niedriger Angst stärker bei älteren Erwachsenen mit niedriger sozialer Unterstützung.</w:t>
+        <w:t>B4DT zeigte signifikant stärkere Reduktionen in OCD-Symptomen (Yale-Brown Obsessive Compulsive Scale) als iCBT mit großem Effekt am Ende der Behandlung (Differenz -7,9 Punkte, Hedges g=-1,6, p&lt;0,001) und bei 3-Monats-Nachverfolgung (Differenz -5,6, Hedges g=-1,0). Response-Rate nach 3 Monaten B4DT 61,4% vs. iCBT 25,0%; Remissionsrate 42,1% vs. 13,6%. Alle sekundären Outcomes begünstigten B4DT.</w:t>
       </w:r>
     </w:p>
     <w:p>
@@ -177,7 +177,7 @@
         <w:rPr>
           <w:sz w:val="19"/>
         </w:rPr>
-        <w:t>China – Versorgungskontext unterscheidet sich; aber Befunde zu Freizeitaktivitäten und psychischem Wohlbefinden können für präventive Interventionen in Deutschland relevant sein</w:t>
+        <w:t>Deutschland, Universitätsklinik Hamburg – erprobtes, konzentriertes Verfahren für bessere Zugangsrechtfertigung und Ressourcenallokation</w:t>
       </w:r>
     </w:p>
     <w:p>
@@ -186,7 +186,7 @@
           <w:color w:val="5A7D3A"/>
           <w:sz w:val="18"/>
         </w:rPr>
-        <w:t>https://pubmed.ncbi.nlm.nih.gov/42888552/</w:t>
+        <w:t>https://pubmed.ncbi.nlm.nih.gov/42895747/</w:t>
       </w:r>
     </w:p>
     <w:p>
@@ -194,7 +194,7 @@
         <w:pStyle w:val="Heading2"/>
       </w:pPr>
       <w:r>
-        <w:t>Gefängnispersonal in Kanada: Frauen haben weniger Stigma, höhere Hilfeinanspruchnahme</w:t>
+        <w:t>Gesundheits- und Wellbeing-Programm für Erwachsene mit Lernbehinderungen machbar und wirksam</w:t>
       </w:r>
     </w:p>
     <w:p>
@@ -204,12 +204,12 @@
           <w:color w:val="666666"/>
           <w:sz w:val="18"/>
         </w:rPr>
-        <w:t>Ricciardelli R et al.  ·  BMC Psychol  ·  22.07.2026  ·  PMID 42888455</w:t>
+        <w:t>McCready H et al.  ·  J Appl Res Intellect Disabil  ·  Sept. 2026  ·  PMID 42894898</w:t>
       </w:r>
     </w:p>
     <w:p>
       <w:r>
-        <w:t>Nationale Querschnittsstudie mit 3.740 Justizbeamten aus allen kanadischen Provinz- und Territorialstrafvollzugsdiensten; Messung von psychischer Gesundheitskompetenz, Stigma und Intention zur Inanspruchnahme von Diensten stratifiziert nach Demografie, Berufsgruppe und früherer Diagnose einer psychischen Störung.</w:t>
+        <w:t>Machbarkeitsstudie eines 8-wöchigen Gesundheits- und Wellbeing-Interventionsprogramms für 24 Erwachsene mit leichter bis mittelgradiger intellektueller Behinderung in gemeindepsychiatrischen Tagesdiensten; Guided by Medical Research Council Framework mit Assessments zu Machbarkeit, Akzeptabilität, Treue und Pre-Post-Outcomes.</w:t>
       </w:r>
     </w:p>
     <w:p>
@@ -220,7 +220,7 @@
         <w:t xml:space="preserve">Ergebnis: </w:t>
       </w:r>
       <w:r>
-        <w:t>Frauen berichteten signifikant höhere psychische Gesundheitskompetenz und Inanspruchnahmeabsicht sowie niedrigeres Stigma als Männer (alle p&lt;0,001; Cohen's d Wissensunterschiede -0,31, Stigma 0,44, Inanspruchnahme -0,23); jüngere Arbeitskräfte zeigten niedrigeres Stigma (p&lt;0,01, η²=0,013), 21-29-Jährige niedrigere Inanspruchnahmeabsicht als ältere Gruppen; höhere Bildung mit höherer Kompetenz und niedrigerem Stigma (p&lt;0,001; η²=0,028 bzw. 0,026) assoziiert; signifikante provinziale/territoriale und berufliche Unterschiede beobachtet.</w:t>
+        <w:t>Retention 100%, Compliance 73%. Outcome-Erfassung &gt;80% für die meisten Messgrößen, keine Nebenwirkungen. Systolischer Blutdruck verbessert sich, Muskelausdauer und Flexibilität nahmen zu. In explorativen Analysen bessere Outcomes bei Teilnehmern mit leichter intellektueller Behinderung. Personalfiddelität war zufriedenstellend. Wohlbefindens-Scores (generell) verbesserten sich nicht signifikant.</w:t>
       </w:r>
     </w:p>
     <w:p>
@@ -235,7 +235,7 @@
         <w:rPr>
           <w:sz w:val="19"/>
         </w:rPr>
-        <w:t>Kanada – vergleichbares englischsprachiges System, aber unterschiedliche Gefängnisorganisation</w:t>
+        <w:t>Irland und UK – gemeindenahe Maßnahme für vulnerable Gruppe mit messbarem physiologischem Nutzen</w:t>
       </w:r>
     </w:p>
     <w:p>
@@ -244,7 +244,7 @@
           <w:color w:val="5A7D3A"/>
           <w:sz w:val="18"/>
         </w:rPr>
-        <w:t>https://pubmed.ncbi.nlm.nih.gov/42888455/</w:t>
+        <w:t>https://pubmed.ncbi.nlm.nih.gov/42894898/</w:t>
       </w:r>
     </w:p>
     <w:p>
@@ -252,7 +252,7 @@
         <w:pStyle w:val="Heading2"/>
       </w:pPr>
       <w:r>
-        <w:t>Amygdala-Neurofeedback zusätzlich zu DBT bei Borderline-Störung: keine zusätzliche klinische Wirkung</w:t>
+        <w:t>Einfache Postkarten-Aktion reduzierte Einsamkeit und steigerte Wohlbefinden nachweisbar</w:t>
       </w:r>
     </w:p>
     <w:p>
@@ -262,12 +262,12 @@
           <w:color w:val="666666"/>
           <w:sz w:val="18"/>
         </w:rPr>
-        <w:t>Hofmanová M et al.  ·  BMC Psychiatry  ·  16.10.2026  ·  PMID 42888408</w:t>
+        <w:t>Le Novere M et al.  ·  BMC Public Health  ·  22.07.2026  ·  PMID 42894147</w:t>
       </w:r>
     </w:p>
     <w:p>
       <w:r>
-        <w:t>Randomisierte Pilotstudie an 36 Patienten mit Borderline-Persönlichkeitsstörung und residualen Symptomen, die während einer stationären dialektischen Verhaltenstherapie (DBT) entweder zusätzlich eine Echtzeit-fMRI-Amygdala-Neurofeedback-Intervention oder nur DBT erhielten; Messung der Veränderungen in alltäglicher affektiver Instabilität über 6 Monate.</w:t>
+        <w:t>Evaluationsstudie eines partizipativen öffentlichen Gesundheitsinterventionsprogramms: Teilnehmer senden und erhalten Postkarten mit guten Wünschen an unbekannte Menschen; Analyse von 1.285 Antworten aus zwei Austauschgruppen 2021 mit Befragungen am Anfang, nach 2 Wochen und 3 Monate danach.</w:t>
       </w:r>
     </w:p>
     <w:p>
@@ -278,7 +278,7 @@
         <w:t xml:space="preserve">Ergebnis: </w:t>
       </w:r>
       <w:r>
-        <w:t>Teilnehmer regulierten erfolgreich die Amygdala-Aktivität herunter und zeigten Verbesserungen in negativem Affekt und affektiver Instabilität über die Zeit, aber die Amygdala-Neurofeedback-Gruppe zeigte keine konsistente Überlegenheit gegenüber der Kontrollgruppe in den Selbstberichten oder den primären BSL-23-Ergebnissen, die nach Entlassung in beiden Gruppen anstiegen. Die neuroimaging-Befunde deuteten auf vorübergehende Reduktionen der Amygdala-Aktivität und stabilere Reaktivität über Zeit hin, ohne dass sich dies in stärkere klinische Gewinne übersetzt hätte.</w:t>
+        <w:t>Einsamkeit reduzierte sich von Baseline bis Ende des Austauschs um -0,21 Punkte (95%-KI: -0,29 bis -0,12) und bis 3 Monate post-Austausch um -0,40 Punkte (95%-KI: -0,50 bis -0,30). Wohlbefinden stieg von Baseline bis Ende um 0,68 Einheiten (95%-KI: 0,47–0,88) und bis 3 Monate um 1,01 Einheiten (95%-KI: 0,77–1,25). Durchschnittliche Verwaltungskosten £0,67–£0,87 pro Teilnehmer. 48% der Baseline-Teilnehmer antworteten am Ende, 32% bei 3-Monats-Nachverfolgung.</w:t>
       </w:r>
     </w:p>
     <w:p>
@@ -293,7 +293,7 @@
         <w:rPr>
           <w:sz w:val="19"/>
         </w:rPr>
-        <w:t>Deutschland – deutsche Universitätskliniken mit vergleichbarem Forschungsstandard</w:t>
+        <w:t>Großbritannien (UCL London) – einfache, skalierbare Public-Health-Maßnahme mit messbarem Effekt auf Bevölkerungsebene</w:t>
       </w:r>
     </w:p>
     <w:p>
@@ -302,7 +302,7 @@
           <w:color w:val="5A7D3A"/>
           <w:sz w:val="18"/>
         </w:rPr>
-        <w:t>https://pubmed.ncbi.nlm.nih.gov/42888408/</w:t>
+        <w:t>https://pubmed.ncbi.nlm.nih.gov/42894147/</w:t>
       </w:r>
     </w:p>
     <w:p>
@@ -310,7 +310,7 @@
         <w:pStyle w:val="Heading2"/>
       </w:pPr>
       <w:r>
-        <w:t>Nach Schlaganfall kognitiven Abbau verhindern: viele Interventionen wirken, Evidenzqualität niedrig</w:t>
+        <w:t>Italienisches Versorgungsnetz für Alzheimer mit strukturierten Zugangswegen etabliert</w:t>
       </w:r>
     </w:p>
     <w:p>
@@ -320,12 +320,12 @@
           <w:color w:val="666666"/>
           <w:sz w:val="18"/>
         </w:rPr>
-        <w:t>Tang EYH et al.  ·  Eur Stroke J  ·  05.10.2026  ·  PMID 42886840</w:t>
+        <w:t>Padovani A et al.  ·  Neurol Sci  ·  09.10.2026  ·  PMID 42850455</w:t>
       </w:r>
     </w:p>
     <w:p>
       <w:r>
-        <w:t>Umbrella-Review von systematischen Übersichten mit Daten aus 747 RCTs (57.176 Teilnehmer) zu pharmakologischen und nicht-pharmakologischen Interventionen für kognitiven Abbau nach Schlaganfall; Messung von globaler Kognition (z.B. Mini-Mental State Examination) über alle Schlaganfallschweregrade.</w:t>
+        <w:t>RAND/UCLA-Konsens von 30 Experten in Italien zu System-Level-Empfehlungen für die Reorganisation der Alzheimer-Diagnostik und -Therapie im Zeitalter krankheitsmodifizierender Therapien: 3 Befragungsrunden zu 55 Aussagen über 9 Versorgungsbereiche.</w:t>
       </w:r>
     </w:p>
     <w:p>
@@ -336,7 +336,7 @@
         <w:t xml:space="preserve">Ergebnis: </w:t>
       </w:r>
       <w:r>
-        <w:t>69 systematische Übersichten eingeschlossen; die meisten Interventionstypen (37 Kategorien, einzelne und kombinierte Modalitäten wie Akupunktur, Bewegung, kognitive Rehabilitation) waren mit statistisch signifikanten Verbesserungen der globalen Kognition assoziiert; erhebliche Heterogenität und breite Vorhersageintervalle deuten darauf hin, dass Effektgrößen zwischen Populationen und Settings erheblich variieren; die meisten eingeschlossenen Übersichten hatten kritisch niedrige Qualität mit methodischen Einschränkungen (AMSTAR2).</w:t>
+        <w:t>Konsens wurde für alle 55 Aussagen erreicht mit hoher Bewertung der Angemessenheit und Implementierungspriorität. Es wurde ein regionalnetzbasiertes Modell mit definierten Zugangswegen aus der Hausarztpraxis entwickelt: Nicht-gebrechliche Patienten zur diagnostischen Bewertung an Spoke-Zentren, potentiell therapiegeeignete an Hub-Zentren zur Bestätigung und multidisziplinären Bewertung. Standardisierte neuropsychologische und neuroradiologische Protokolle für Amyloid-assoziierte Bildgebungsanomalien (ARIA), progressive Adoption von Plasma-Biomarkern, Telemedizin und strukturierter Patientenaufklärung definiert.</w:t>
       </w:r>
     </w:p>
     <w:p>
@@ -351,7 +351,7 @@
         <w:rPr>
           <w:sz w:val="19"/>
         </w:rPr>
-        <w:t>UK-geleitet – europäische Schlaganfallversorgung, aber: Vertrauensgrad in Evidenz niedrig</w:t>
+        <w:t>Italien, Konsens-Verfahren – vergleichbares Sozialversicherungssystem, direkter Transfer der Netzwerk-Architektur</w:t>
       </w:r>
     </w:p>
     <w:p>
@@ -360,7 +360,7 @@
           <w:color w:val="5A7D3A"/>
           <w:sz w:val="18"/>
         </w:rPr>
-        <w:t>https://pubmed.ncbi.nlm.nih.gov/42886840/</w:t>
+        <w:t>https://pubmed.ncbi.nlm.nih.gov/42850455/</w:t>
       </w:r>
     </w:p>
     <w:p>
@@ -368,7 +368,7 @@
         <w:pStyle w:val="Heading2"/>
       </w:pPr>
       <w:r>
-        <w:t>Imagery Rescripting gegen Abhängigkeit in Gewaltbeziehungen: signifikante Verbesserung</w:t>
+        <w:t>Roadmap für die Evidenzreife von Biomarkern in der Psychiatrie: von Entdeckung zu Klinikanwendung</w:t>
       </w:r>
     </w:p>
     <w:p>
@@ -378,12 +378,12 @@
           <w:color w:val="666666"/>
           <w:sz w:val="18"/>
         </w:rPr>
-        <w:t>Pugliese E et al.  ·  Clin Psychol Psychother  ·  Sept. 2026  ·  PMID 42786889</w:t>
+        <w:t>Baune BT  ·  Lancet Psychiatry  ·  05.10.2026  ·  PMID 42833240</w:t>
       </w:r>
     </w:p>
     <w:p>
       <w:r>
-        <w:t>Proof-of-Concept-Studie mit 18 Frauen als Überlebende von Partnergewalt, die eine 13-Session-Intervention (Imagery Rescripting für Pathologische Affektive Abhängigkeit) in italienischen Anti-Gewalt-Diensten erhielten; gemessen wurden Abhängigkeitssymptome, Rückkehrabsicht zur missbräuchlichen Beziehung, Traumasymptome und Resilienz.</w:t>
+        <w:t>Personal View zur Konzeptualisierung einer Translation Evidence Map (TEM) zur Bewertung von Ansprüchen in der Präzisionspsychiatrie: Die Map stuft Aussagen von Level 0 (Anwendungsfall oder Entdeckungs-Statement) bis Level 6 (Post-Deployment-Monitoring) auf Basis von Messzuverlässigkeit, generalisierbarer Inferenz, Entscheidungswert, sicherer Umsetzung und Proportionalität zu Risiko, Bedarf und Untätigkeit.</w:t>
       </w:r>
     </w:p>
     <w:p>
@@ -394,7 +394,7 @@
         <w:t xml:space="preserve">Ergebnis: </w:t>
       </w:r>
       <w:r>
-        <w:t>Signifikante Reduktionen in Pathologischer Affektiver Abhängigkeit (p&lt;0,05), Beziehungsverpflichtung und Absicht zur Rückkehr über den Behandlungsverlauf; Verbesserungen in Traumasymptomen (p&lt;0,05), psychologischem Wohlbefinden und Resilienz von Baseline bis Post-Treatment; Veränderungen in den primären relationalen Outcomes und Resilienz blieben nach 1-Monat-Nachuntersuchung weitgehend erhalten, während Traumasymptome leicht abnahmen, aber signifikant verbessert gegenüber Baseline blieben.</w:t>
+        <w:t>Das Konzept definiert explizit: Level 0=Definition des Use Case, Level 1=Proof-of-Concept, Level 2=Validierung in repräsentativen Kohorten, Level 3=Vorhersage-Modell-Qualifizierung, Level 4=Regulatorische Zulassung, Level 5=klinische Implementierung, Level 6=Monitoring post-Deployment. Die Map identifiziert die höchstverteidigarste Aussage über Komponenten mit ungleicher Reife und den nächsten Evidenzschritt. Beispiele: entzündliche und ziruitbasierte Depressionsschichtung, Psychose-Rezidiv-Überwachung, Suizidalität-Überwachung.</w:t>
       </w:r>
     </w:p>
     <w:p>
@@ -409,7 +409,7 @@
         <w:rPr>
           <w:sz w:val="19"/>
         </w:rPr>
-        <w:t>Italien – vergleichbarer europäischer Versorgungskontext in Anti-Gewalt-Diensten</w:t>
+        <w:t>Deutschland, Universität Münster – konzeptioneller Rahmen zur Bewertung von Biomarker-Implementierungen im deutschsprachigen Raum</w:t>
       </w:r>
     </w:p>
     <w:p>
@@ -418,7 +418,7 @@
           <w:color w:val="5A7D3A"/>
           <w:sz w:val="18"/>
         </w:rPr>
-        <w:t>https://pubmed.ncbi.nlm.nih.gov/42786889/</w:t>
+        <w:t>https://pubmed.ncbi.nlm.nih.gov/42833240/</w:t>
       </w:r>
     </w:p>
     <w:sectPr>

--- a/download/studien-aktuell.docx
+++ b/download/studien-aktuell.docx
@@ -62,7 +62,7 @@
           <w:color w:val="666666"/>
           <w:sz w:val="18"/>
         </w:rPr>
-        <w:t>Stand: 20.10.2026  |  6 Studien  |  mental.m-vf.de</w:t>
+        <w:t>Stand: 21.10.2026  |  6 Studien  |  mental.m-vf.de</w:t>
       </w:r>
     </w:p>
     <w:p>
@@ -70,7 +70,7 @@
         <w:pStyle w:val="Heading1"/>
       </w:pPr>
       <w:r>
-        <w:t>Aufgenommen am 20.10.2026</w:t>
+        <w:t>Aufgenommen am 21.10.2026</w:t>
       </w:r>
     </w:p>
     <w:p>
@@ -78,7 +78,7 @@
         <w:pStyle w:val="Heading2"/>
       </w:pPr>
       <w:r>
-        <w:t>Online- und Präsenzbegleitung bei Depression: Ergebnisse ähnlich, Adhärenz besser online</w:t>
+        <w:t>Online Achtsamkeitstraining senkt Rückfallrisiko bei perinataler Depression um 26 Prozent</w:t>
       </w:r>
     </w:p>
     <w:p>
@@ -88,12 +88,12 @@
           <w:color w:val="666666"/>
           <w:sz w:val="18"/>
         </w:rPr>
-        <w:t>Akalın D et al.  ·  JMIR Form Res  ·  19.10.2026  ·  PMID 42896175</w:t>
+        <w:t>Dimidjian S et al.  ·  Lancet Public Health  ·  Nov. 2026  ·  PMID 42901187</w:t>
       </w:r>
     </w:p>
     <w:p>
       <w:r>
-        <w:t>Prospektive Kohortenstudie mit 120 Erwachsenen mit Major Depression in der Türkei: 6 Monate ambulante psychiatrische Behandlung entweder face-to-face (n=60) oder online (n=60) nach Patientenpräferenz.</w:t>
+        <w:t>Randomisierte US-Studie mit 500 schwangeren Frauen mit rezidivierender Depression: Eine webbasierte Achtsamkeits-Kognitiv-Therapie (Mindful Mood Balance) plus reguläre Versorgung versus reguläre Versorgung allein, Nachverfolgung bis 6 Monate postpartal.</w:t>
       </w:r>
     </w:p>
     <w:p>
@@ -104,7 +104,7 @@
         <w:t xml:space="preserve">Ergebnis: </w:t>
       </w:r>
       <w:r>
-        <w:t>Depressive Symptome (HAM-D) sanken in beiden Gruppen erheblich: Face-to-face von 26,6 auf 5,0 (81,2% Reduktion, Cohen d=4,86), online von 24,1 auf 3,3 (86,3% Reduktion, Cohen d=6,06). Nach Adjustierung für Ausgangschweregrad keine signifikanten Unterschiede zwischen den Gruppen (p=0,46). Online-Gruppe zeigte jedoch höhere Adhärenz über alle 7 geplanten Sitzungen (88,8% vs. 76%, p&lt;0,001). Beide Modalitäten führten zu hohen Response-Raten (95,3% vs. 98%).</w:t>
+        <w:t>33 Prozent (81/249) der Mindful-Mood-Balance-Gruppe erlebten einen depressiven Rückfall gegenüber 44 Prozent (111/251) der Vergleichsgruppe (Hazard Ratio 0,74; 95%-CI 0,56-0,99; p=0,045). Symptomreduktion während der 12-Wochen-Interventionsphase stärker in der Interventionsgruppe (Abnahme 0,75 versus 0,31 auf der Symptomskala).</w:t>
       </w:r>
     </w:p>
     <w:p>
@@ -119,7 +119,7 @@
         <w:rPr>
           <w:sz w:val="19"/>
         </w:rPr>
-        <w:t>Türkei, Universitätsklinik – Befund zur Feasibility telemedizinischer Betreuung in regulärer ambulanter Praxis übertragbar</w:t>
+        <w:t>USA mit anderer Finanzierung, aber Gestaltungsprinzipien (asynchron + synchron) übertragbar auf deutsches Versorgungssystem.</w:t>
       </w:r>
     </w:p>
     <w:p>
@@ -128,7 +128,7 @@
           <w:color w:val="5A7D3A"/>
           <w:sz w:val="18"/>
         </w:rPr>
-        <w:t>https://pubmed.ncbi.nlm.nih.gov/42896175/</w:t>
+        <w:t>https://pubmed.ncbi.nlm.nih.gov/42901187/</w:t>
       </w:r>
     </w:p>
     <w:p>
@@ -136,7 +136,7 @@
         <w:pStyle w:val="Heading2"/>
       </w:pPr>
       <w:r>
-        <w:t>Intensivtherapie überlegen: 4-Tage-Exposition gegen Online-KVT bei Zwangsstörung</w:t>
+        <w:t>Sexualität bei Menschen mit Behinderung bleibt Tabuthema – Mitarbeitende vermeiden Gespräche aus Unbehagen</w:t>
       </w:r>
     </w:p>
     <w:p>
@@ -146,12 +146,12 @@
           <w:color w:val="666666"/>
           <w:sz w:val="18"/>
         </w:rPr>
-        <w:t>Jelinek L et al.  ·  JAMA Netw Open  ·  01.10.2026  ·  PMID 42895747</w:t>
+        <w:t>Webb N et al.  ·  J Appl Res Intellect Disabil  ·  Sept. 2026  ·  PMID 42899364</w:t>
       </w:r>
     </w:p>
     <w:p>
       <w:r>
-        <w:t>Randomisierte Studie mit 119 Erwachsenen mit Zwangsstörung (OCD): Vergleich der Bergen-4-Tage-Behandlung (B4DT, konzentrierte Expositionstherapie) mit 8-wöchiger ungeleiteter Internet-KVT (iCBT), Nachverfolgung über 3 Monate.</w:t>
+        <w:t>Systematischer Review von 23 qualitativ-empirischen Studien (Suchzeitraum Januar 2006 bis August 2025) zu Gesprächen zwischen Fachpersonen und erwachsenen Menschen mit intellektueller Behinderung über Sexualität und Beziehungen; Analyse von 75 dokumentierten oder hypothetischen sexualitätsbezogenen Gesprächssituationen.</w:t>
       </w:r>
     </w:p>
     <w:p>
@@ -162,7 +162,7 @@
         <w:t xml:space="preserve">Ergebnis: </w:t>
       </w:r>
       <w:r>
-        <w:t>B4DT zeigte signifikant stärkere Reduktionen in OCD-Symptomen (Yale-Brown Obsessive Compulsive Scale) als iCBT mit großem Effekt am Ende der Behandlung (Differenz -7,9 Punkte, Hedges g=-1,6, p&lt;0,001) und bei 3-Monats-Nachverfolgung (Differenz -5,6, Hedges g=-1,0). Response-Rate nach 3 Monaten B4DT 61,4% vs. iCBT 25,0%; Remissionsrate 42,1% vs. 13,6%. Alle sekundären Outcomes begünstigten B4DT.</w:t>
+        <w:t>Von 75 Gesprächen waren 42 real (39 fanden statt, 3 wurden aktiv vermieden) und 33 hypothetisch. Gesprächsförderer: vertrauensvolle Beziehungen, unterstützende Organisationsstrukturen, zielgerichtete Schulung. Barrieren: Angst, Stigma, Rollenunsicherheit, risikoaverse Organisationskulturen. Spannung zwischen anerkannten Sexualrechten und risikoorientierter Praxis erkannt. Empfehlung: Schulung, Rollenklerheit, rechtebasierte Richtlinien erforderlich.</w:t>
       </w:r>
     </w:p>
     <w:p>
@@ -177,7 +177,7 @@
         <w:rPr>
           <w:sz w:val="19"/>
         </w:rPr>
-        <w:t>Deutschland, Universitätsklinik Hamburg – erprobtes, konzentriertes Verfahren für bessere Zugangsrechtfertigung und Ressourcenallokation</w:t>
+        <w:t>Irland – deutsches System hat ähnliche Barrieren (Betreutes Wohnen, Werkstätten), Befund zur Stigmatisierung zentral für Versorgungspraxis mit Behinderung.</w:t>
       </w:r>
     </w:p>
     <w:p>
@@ -186,7 +186,7 @@
           <w:color w:val="5A7D3A"/>
           <w:sz w:val="18"/>
         </w:rPr>
-        <w:t>https://pubmed.ncbi.nlm.nih.gov/42895747/</w:t>
+        <w:t>https://pubmed.ncbi.nlm.nih.gov/42899364/</w:t>
       </w:r>
     </w:p>
     <w:p>
@@ -194,7 +194,7 @@
         <w:pStyle w:val="Heading2"/>
       </w:pPr>
       <w:r>
-        <w:t>Gesundheits- und Wellbeing-Programm für Erwachsene mit Lernbehinderungen machbar und wirksam</w:t>
+        <w:t>Patientenwünsche in stationärer Psychiatrie enthüllen unerkannte Barrieren für Recovery-orientierte Praxis</w:t>
       </w:r>
     </w:p>
     <w:p>
@@ -204,12 +204,12 @@
           <w:color w:val="666666"/>
           <w:sz w:val="18"/>
         </w:rPr>
-        <w:t>McCready H et al.  ·  J Appl Res Intellect Disabil  ·  Sept. 2026  ·  PMID 42894898</w:t>
+        <w:t>Hybholt L et al.  ·  Int J Ment Health Nurs  ·  Okt. 2026  ·  PMID 42899357</w:t>
       </w:r>
     </w:p>
     <w:p>
       <w:r>
-        <w:t>Machbarkeitsstudie eines 8-wöchigen Gesundheits- und Wellbeing-Interventionsprogramms für 24 Erwachsene mit leichter bis mittelgradiger intellektueller Behinderung in gemeindepsychiatrischen Tagesdiensten; Guided by Medical Research Council Framework mit Assessments zu Machbarkeit, Akzeptabilität, Treue und Pre-Post-Outcomes.</w:t>
+        <w:t>Beobachtungsstudie von 14 aufeinanderfolgenden ‚Wishing-Well'-Meetings über 7 Monate in einer akuten psychiatrischen Station: Analyse von 100 Patientenwünschen zur Verbesserung des Stationsalltags und Interaktionen zwischen Patienten und Personal.</w:t>
       </w:r>
     </w:p>
     <w:p>
@@ -220,7 +220,7 @@
         <w:t xml:space="preserve">Ergebnis: </w:t>
       </w:r>
       <w:r>
-        <w:t>Retention 100%, Compliance 73%. Outcome-Erfassung &gt;80% für die meisten Messgrößen, keine Nebenwirkungen. Systolischer Blutdruck verbessert sich, Muskelausdauer und Flexibilität nahmen zu. In explorativen Analysen bessere Outcomes bei Teilnehmern mit leichter intellektueller Behinderung. Personalfiddelität war zufriedenstellend. Wohlbefindens-Scores (generell) verbesserten sich nicht signifikant.</w:t>
+        <w:t>100 Wünsche erfasst: 53 Prozent betrafen Wohnumgebung, 20 Prozent Personalverhalten, 8 Prozent Regelwerk, 6 Prozent Patientengemeinschaft, 6 Prozent Patientenmerkmale, 5 Prozent außerhospitale Faktoren, 2 Prozent unklar kategorisierbar. Wünsche zum Personalteam offenbarten Routinen, die Autonomie und Partizipation einschränkten; Diskussion führte zu Praxisveränderungen und besserer Ausrichtung auf Recovery-Werte.</w:t>
       </w:r>
     </w:p>
     <w:p>
@@ -235,7 +235,7 @@
         <w:rPr>
           <w:sz w:val="19"/>
         </w:rPr>
-        <w:t>Irland und UK – gemeindenahe Maßnahme für vulnerable Gruppe mit messbarem physiologischem Nutzen</w:t>
+        <w:t>Dänemark, psychisch-sozialmedizinische Organisationskultur ähnlich Deutschland – Befund zu Schnittstelle zwischen Zwangsstrukturen und Autonomie relevant.</w:t>
       </w:r>
     </w:p>
     <w:p>
@@ -244,7 +244,7 @@
           <w:color w:val="5A7D3A"/>
           <w:sz w:val="18"/>
         </w:rPr>
-        <w:t>https://pubmed.ncbi.nlm.nih.gov/42894898/</w:t>
+        <w:t>https://pubmed.ncbi.nlm.nih.gov/42899357/</w:t>
       </w:r>
     </w:p>
     <w:p>
@@ -252,7 +252,7 @@
         <w:pStyle w:val="Heading2"/>
       </w:pPr>
       <w:r>
-        <w:t>Einfache Postkarten-Aktion reduzierte Einsamkeit und steigerte Wohlbefinden nachweisbar</w:t>
+        <w:t>Energiearmut beeinträchtigt psychisches Wohlbefinden durch Angst, Schlafstörung und Kontrollverlust</w:t>
       </w:r>
     </w:p>
     <w:p>
@@ -262,12 +262,12 @@
           <w:color w:val="666666"/>
           <w:sz w:val="18"/>
         </w:rPr>
-        <w:t>Le Novere M et al.  ·  BMC Public Health  ·  22.07.2026  ·  PMID 42894147</w:t>
+        <w:t>Ambrosio-Albala P et al.  ·  BMC Public Health  ·  24.07.2026  ·  PMID 42897544</w:t>
       </w:r>
     </w:p>
     <w:p>
       <w:r>
-        <w:t>Evaluationsstudie eines partizipativen öffentlichen Gesundheitsinterventionsprogramms: Teilnehmer senden und erhalten Postkarten mit guten Wünschen an unbekannte Menschen; Analyse von 1.285 Antworten aus zwei Austauschgruppen 2021 mit Befragungen am Anfang, nach 2 Wochen und 3 Monate danach.</w:t>
+        <w:t>Qualitative Studie mit 36 Personen in energiearmem Wohnzustand in Leeds, Heerlen und Valencia: Semistrukturierte Interviews zu den Verbindungen zwischen Energiearmut und Wohlbefinden, analysiert mit thematischer Analyse anhand des Konzeptiven Rahmens für Public Mental Health.</w:t>
       </w:r>
     </w:p>
     <w:p>
@@ -278,7 +278,7 @@
         <w:t xml:space="preserve">Ergebnis: </w:t>
       </w:r>
       <w:r>
-        <w:t>Einsamkeit reduzierte sich von Baseline bis Ende des Austauschs um -0,21 Punkte (95%-KI: -0,29 bis -0,12) und bis 3 Monate post-Austausch um -0,40 Punkte (95%-KI: -0,50 bis -0,30). Wohlbefinden stieg von Baseline bis Ende um 0,68 Einheiten (95%-KI: 0,47–0,88) und bis 3 Monate um 1,01 Einheiten (95%-KI: 0,77–1,25). Durchschnittliche Verwaltungskosten £0,67–£0,87 pro Teilnehmer. 48% der Baseline-Teilnehmer antworteten am Ende, 32% bei 3-Monats-Nachverfolgung.</w:t>
+        <w:t>Konsistente Befunde über alle drei Städte hinweg: Teilnehmer beschrieben anhaltende Angst und Sorge um Energiekosten, thermische Unbehaglichkeit, beeinträchtigte Stimmung und Schlaf, reduzierte Kontrolle über Lebensbedingungen sowie Belastung von Beziehungen und sozialen Interaktionen. Erfahrungen mit Behörden wirkten sich auf Wohlbefinden aus – Gefühl von Anerkennung oder Übersehen war zentral. Pathways mental-health-relevant trotz unterschiedlicher Kontexte ähnlich.</w:t>
       </w:r>
     </w:p>
     <w:p>
@@ -293,7 +293,7 @@
         <w:rPr>
           <w:sz w:val="19"/>
         </w:rPr>
-        <w:t>Großbritannien (UCL London) – einfache, skalierbare Public-Health-Maßnahme mit messbarem Effekt auf Bevölkerungsebene</w:t>
+        <w:t>Großbritannien, Niederlande, Spanien – europäische Befunde, mehrebenenintervention gefordert, teilweise übertragbar auf deutsche Versorgungskontexte mit Wärmekostenfragen.</w:t>
       </w:r>
     </w:p>
     <w:p>
@@ -302,7 +302,7 @@
           <w:color w:val="5A7D3A"/>
           <w:sz w:val="18"/>
         </w:rPr>
-        <w:t>https://pubmed.ncbi.nlm.nih.gov/42894147/</w:t>
+        <w:t>https://pubmed.ncbi.nlm.nih.gov/42897544/</w:t>
       </w:r>
     </w:p>
     <w:p>
@@ -310,7 +310,7 @@
         <w:pStyle w:val="Heading2"/>
       </w:pPr>
       <w:r>
-        <w:t>Italienisches Versorgungsnetz für Alzheimer mit strukturierten Zugangswegen etabliert</w:t>
+        <w:t>Familienunterstützung fördert psychisches Wohlbefinden von armen Jugendlichen über Selbstwirksamkeit</w:t>
       </w:r>
     </w:p>
     <w:p>
@@ -320,12 +320,12 @@
           <w:color w:val="666666"/>
           <w:sz w:val="18"/>
         </w:rPr>
-        <w:t>Padovani A et al.  ·  Neurol Sci  ·  09.10.2026  ·  PMID 42850455</w:t>
+        <w:t>Chang CW et al.  ·  BMC Public Health  ·  24.07.2026  ·  PMID 42897510</w:t>
       </w:r>
     </w:p>
     <w:p>
       <w:r>
-        <w:t>RAND/UCLA-Konsens von 30 Experten in Italien zu System-Level-Empfehlungen für die Reorganisation der Alzheimer-Diagnostik und -Therapie im Zeitalter krankheitsmodifizierender Therapien: 3 Befragungsrunden zu 55 Aussagen über 9 Versorgungsbereiche.</w:t>
+        <w:t>Längsschnittanalyse mit 1.792 wirtschaftlich benachteiligten Jugendlichen und jungen Erwachsenen in Taiwan über zwei Zeitpunkte: Prüfung der mediierenden Rolle von Selbstwirksamkeit in der Beziehung zwischen Familienunterstützung und psychischer Gesundheit (Lebenszufriedenheit und psychische Belastung gemessen).</w:t>
       </w:r>
     </w:p>
     <w:p>
@@ -336,7 +336,7 @@
         <w:t xml:space="preserve">Ergebnis: </w:t>
       </w:r>
       <w:r>
-        <w:t>Konsens wurde für alle 55 Aussagen erreicht mit hoher Bewertung der Angemessenheit und Implementierungspriorität. Es wurde ein regionalnetzbasiertes Modell mit definierten Zugangswegen aus der Hausarztpraxis entwickelt: Nicht-gebrechliche Patienten zur diagnostischen Bewertung an Spoke-Zentren, potentiell therapiegeeignete an Hub-Zentren zur Bestätigung und multidisziplinären Bewertung. Standardisierte neuropsychologische und neuroradiologische Protokolle für Amyloid-assoziierte Bildgebungsanomalien (ARIA), progressive Adoption von Plasma-Biomarkern, Telemedizin und strukturierter Patientenaufklärung definiert.</w:t>
+        <w:t>Familienunterstützung zu T1 war positiv assoziiert mit Selbstwirksamkeit und Lebenszufriedenheit zu T2, aber nicht mit psychischer Belastung. Selbstwirksamkeit zu T1 war signifikant mit Lebenszufriedenheit zu T2 verbunden, aber nicht mit psychischer Belastung. Mediationsanalyse bestätigte, dass Selbstwirksamkeit die Beziehung zwischen Familienunterstützung und positiver psychischer Gesundheit mediiert. Befund zeigt Unterschied zwischen Ansätzen für positive und negative Aspekte psychischer Gesundheit.</w:t>
       </w:r>
     </w:p>
     <w:p>
@@ -351,7 +351,7 @@
         <w:rPr>
           <w:sz w:val="19"/>
         </w:rPr>
-        <w:t>Italien, Konsens-Verfahren – vergleichbares Sozialversicherungssystem, direkter Transfer der Netzwerk-Architektur</w:t>
+        <w:t>Taiwan – System der Eingliederungshilfe für Jugendliche verschieden, aber Befund zu Schutzfaktoren (Familie, Selbstwirksamkeit) übertragbar.</w:t>
       </w:r>
     </w:p>
     <w:p>
@@ -360,7 +360,7 @@
           <w:color w:val="5A7D3A"/>
           <w:sz w:val="18"/>
         </w:rPr>
-        <w:t>https://pubmed.ncbi.nlm.nih.gov/42850455/</w:t>
+        <w:t>https://pubmed.ncbi.nlm.nih.gov/42897510/</w:t>
       </w:r>
     </w:p>
     <w:p>
@@ -368,7 +368,7 @@
         <w:pStyle w:val="Heading2"/>
       </w:pPr>
       <w:r>
-        <w:t>Roadmap für die Evidenzreife von Biomarkern in der Psychiatrie: von Entdeckung zu Klinikanwendung</w:t>
+        <w:t>Diskriminierung am Arbeitsplatz verdoppelt Risiko für suizidale Gedanken</w:t>
       </w:r>
     </w:p>
     <w:p>
@@ -378,12 +378,12 @@
           <w:color w:val="666666"/>
           <w:sz w:val="18"/>
         </w:rPr>
-        <w:t>Baune BT  ·  Lancet Psychiatry  ·  05.10.2026  ·  PMID 42833240</w:t>
+        <w:t>Weinmann T et al.  ·  Soc Sci Med  ·  22.09.2026  ·  PMID 42777310</w:t>
       </w:r>
     </w:p>
     <w:p>
       <w:r>
-        <w:t>Personal View zur Konzeptualisierung einer Translation Evidence Map (TEM) zur Bewertung von Ansprüchen in der Präzisionspsychiatrie: Die Map stuft Aussagen von Level 0 (Anwendungsfall oder Entdeckungs-Statement) bis Level 6 (Post-Deployment-Monitoring) auf Basis von Messzuverlässigkeit, generalisierbarer Inferenz, Entscheidungswert, sicherer Umsetzung und Proportionalität zu Risiko, Bedarf und Untätigkeit.</w:t>
+        <w:t>Querschnittstudie von 2594 Arbeitnehmern in Luxemburg (Durchschnittsalter 42,3 Jahre): Erfassung von Diskriminierungserfahrungen (nach Geschlecht, Alter, Ethnizität, Religion, Behinderung, sexueller Orientierung) und psychische Gesundheit gemessen mit WHO-5-Index und suizidale Gedanken im vergangenen Jahr.</w:t>
       </w:r>
     </w:p>
     <w:p>
@@ -394,7 +394,7 @@
         <w:t xml:space="preserve">Ergebnis: </w:t>
       </w:r>
       <w:r>
-        <w:t>Das Konzept definiert explizit: Level 0=Definition des Use Case, Level 1=Proof-of-Concept, Level 2=Validierung in repräsentativen Kohorten, Level 3=Vorhersage-Modell-Qualifizierung, Level 4=Regulatorische Zulassung, Level 5=klinische Implementierung, Level 6=Monitoring post-Deployment. Die Map identifiziert die höchstverteidigarste Aussage über Komponenten mit ungleicher Reife und den nächsten Evidenzschritt. Beispiele: entzündliche und ziruitbasierte Depressionsschichtung, Psychose-Rezidiv-Überwachung, Suizidalität-Überwachung.</w:t>
+        <w:t>Wöchentliche oder tägliche Diskriminierung war assoziiert mit erhöhten Chancen für schlechte psychische Gesundheit (OR 1,73; 95%-CI 1,04-2,90) und suizidale Gedanken (OR 2,38; 95%-CI 1,21-4,71). Exposition gegenüber drei oder mehr Diskriminierungstypen zeigte ähnliche Effekte (suizidale Gedanken: OR 2,33; 95%-CI 1,17-4,64). Dosisabhängige Beziehung erkannt.</w:t>
       </w:r>
     </w:p>
     <w:p>
@@ -409,7 +409,7 @@
         <w:rPr>
           <w:sz w:val="19"/>
         </w:rPr>
-        <w:t>Deutschland, Universität Münster – konzeptioneller Rahmen zur Bewertung von Biomarker-Implementierungen im deutschsprachigen Raum</w:t>
+        <w:t>Luxemburg, vergleichbares Sozialversicherungssystem, ähnliche Arbeitsmarktbedingungen.</w:t>
       </w:r>
     </w:p>
     <w:p>
@@ -418,7 +418,7 @@
           <w:color w:val="5A7D3A"/>
           <w:sz w:val="18"/>
         </w:rPr>
-        <w:t>https://pubmed.ncbi.nlm.nih.gov/42833240/</w:t>
+        <w:t>https://pubmed.ncbi.nlm.nih.gov/42777310/</w:t>
       </w:r>
     </w:p>
     <w:sectPr>

--- a/download/studien-aktuell.docx
+++ b/download/studien-aktuell.docx
@@ -62,7 +62,7 @@
           <w:color w:val="666666"/>
           <w:sz w:val="18"/>
         </w:rPr>
-        <w:t>Stand: 21.10.2026  |  6 Studien  |  mental.m-vf.de</w:t>
+        <w:t>Stand: 22.10.2026  |  6 Studien  |  mental.m-vf.de</w:t>
       </w:r>
     </w:p>
     <w:p>
@@ -70,7 +70,7 @@
         <w:pStyle w:val="Heading1"/>
       </w:pPr>
       <w:r>
-        <w:t>Aufgenommen am 21.10.2026</w:t>
+        <w:t>Aufgenommen am 22.10.2026</w:t>
       </w:r>
     </w:p>
     <w:p>
@@ -78,7 +78,7 @@
         <w:pStyle w:val="Heading2"/>
       </w:pPr>
       <w:r>
-        <w:t>Online Achtsamkeitstraining senkt Rückfallrisiko bei perinataler Depression um 26 Prozent</w:t>
+        <w:t>Kognitionstraining in der Hausarztpraxis: Umsetzungsstrategie für ältere Menschen mit Mild Cognitive Impairment</w:t>
       </w:r>
     </w:p>
     <w:p>
@@ -88,12 +88,12 @@
           <w:color w:val="666666"/>
           <w:sz w:val="18"/>
         </w:rPr>
-        <w:t>Dimidjian S et al.  ·  Lancet Public Health  ·  Nov. 2026  ·  PMID 42901187</w:t>
+        <w:t>Yuan S et al.  ·  BMC Geriatr  ·  23.07.2026  ·  PMID 42902222</w:t>
       </w:r>
     </w:p>
     <w:p>
       <w:r>
-        <w:t>Randomisierte US-Studie mit 500 schwangeren Frauen mit rezidivierender Depression: Eine webbasierte Achtsamkeits-Kognitiv-Therapie (Mindful Mood Balance) plus reguläre Versorgung versus reguläre Versorgung allein, Nachverfolgung bis 6 Monate postpartal.</w:t>
+        <w:t>Studienprotokoll für eine clusterrandomisierte Faktorialstdie (2×2×2-Design) zur Prüfung einer dreitelementigen Implementierungsstrategie (erweiterte Schulung, Finanzierungsanreize, Führungsbeteiligung) für Kognitionstraining durch Hausarztteams in 16 Pekinger Gemeindegesundheitszentren (Zielgruppe: ältere Menschen mit MCI).</w:t>
       </w:r>
     </w:p>
     <w:p>
@@ -104,7 +104,7 @@
         <w:t xml:space="preserve">Ergebnis: </w:t>
       </w:r>
       <w:r>
-        <w:t>33 Prozent (81/249) der Mindful-Mood-Balance-Gruppe erlebten einen depressiven Rückfall gegenüber 44 Prozent (111/251) der Vergleichsgruppe (Hazard Ratio 0,74; 95%-CI 0,56-0,99; p=0,045). Symptomreduktion während der 12-Wochen-Interventionsphase stärker in der Interventionsgruppe (Abnahme 0,75 versus 0,31 auf der Symptomskala).</w:t>
+        <w:t>Studienprotokoll; primärer Endpunkt ist die Initiierung der Bereitstellung von Kognitionstraining durch Hausärzte (Wechsel von Nicht-Angebot zu Angebot). Sekundäre Endpunkte: Selbstwirksamkeit der Anbieter, kognitive Funktion der Patienten, Abdeckung, Implementierungsmaße. Sechs Monate Intervention, sechs Monate Beobachtung zur Nachhaltigkeit geplant.</w:t>
       </w:r>
     </w:p>
     <w:p>
@@ -119,7 +119,7 @@
         <w:rPr>
           <w:sz w:val="19"/>
         </w:rPr>
-        <w:t>USA mit anderer Finanzierung, aber Gestaltungsprinzipien (asynchron + synchron) übertragbar auf deutsches Versorgungssystem.</w:t>
+        <w:t>China, aber Fragen zu Implementierungshürden und -strategien für gemeindenahe Demenzprävention sind international relevant.</w:t>
       </w:r>
     </w:p>
     <w:p>
@@ -128,7 +128,7 @@
           <w:color w:val="5A7D3A"/>
           <w:sz w:val="18"/>
         </w:rPr>
-        <w:t>https://pubmed.ncbi.nlm.nih.gov/42901187/</w:t>
+        <w:t>https://pubmed.ncbi.nlm.nih.gov/42902222/</w:t>
       </w:r>
     </w:p>
     <w:p>
@@ -136,7 +136,7 @@
         <w:pStyle w:val="Heading2"/>
       </w:pPr>
       <w:r>
-        <w:t>Sexualität bei Menschen mit Behinderung bleibt Tabuthema – Mitarbeitende vermeiden Gespräche aus Unbehagen</w:t>
+        <w:t>Dramatische Techniken bei Trauma: Systematischer Überblick über 26 Studien mit unklarer Evidenzbasis</w:t>
       </w:r>
     </w:p>
     <w:p>
@@ -146,12 +146,12 @@
           <w:color w:val="666666"/>
           <w:sz w:val="18"/>
         </w:rPr>
-        <w:t>Webb N et al.  ·  J Appl Res Intellect Disabil  ·  Sept. 2026  ·  PMID 42899364</w:t>
+        <w:t>Oliver E et al.  ·  Eur J Psychotraumatol  ·  20.10.2026  ·  PMID 42900683</w:t>
       </w:r>
     </w:p>
     <w:p>
       <w:r>
-        <w:t>Systematischer Review von 23 qualitativ-empirischen Studien (Suchzeitraum Januar 2006 bis August 2025) zu Gesprächen zwischen Fachpersonen und erwachsenen Menschen mit intellektueller Behinderung über Sexualität und Beziehungen; Analyse von 75 dokumentierten oder hypothetischen sexualitätsbezogenen Gesprächssituationen.</w:t>
+        <w:t>Systematische Übersicht über Studien zu dramatherapeutischen Interventionen (Psychodrama, Dramatherapie, angewandtes Theater) bei traumatisierten Personen; Beurteilung der Methodenqualität und Evidenzsicherheit.</w:t>
       </w:r>
     </w:p>
     <w:p>
@@ -162,7 +162,7 @@
         <w:t xml:space="preserve">Ergebnis: </w:t>
       </w:r>
       <w:r>
-        <w:t>Von 75 Gesprächen waren 42 real (39 fanden statt, 3 wurden aktiv vermieden) und 33 hypothetisch. Gesprächsförderer: vertrauensvolle Beziehungen, unterstützende Organisationsstrukturen, zielgerichtete Schulung. Barrieren: Angst, Stigma, Rollenunsicherheit, risikoaverse Organisationskulturen. Spannung zwischen anerkannten Sexualrechten und risikoorientierter Praxis erkannt. Empfehlung: Schulung, Rollenklerheit, rechtebasierte Richtlinien erforderlich.</w:t>
+        <w:t>26 von 1.461 Studien erfüllten Einschlusskriterien. Einige Arbeiten zeigten Verbesserungen in PTSD, Angst und Depression; Evidenzsicherheit wurde als sehr niedrig eingestuft wegen kleiner Stichproben, unkontrollierter Designs, heterogener Messung und unzureichender Interventionsbeschreibung. Klare Schlussfolgerungen zur Wirksamkeit sind nicht möglich.</w:t>
       </w:r>
     </w:p>
     <w:p>
@@ -177,7 +177,7 @@
         <w:rPr>
           <w:sz w:val="19"/>
         </w:rPr>
-        <w:t>Irland – deutsches System hat ähnliche Barrieren (Betreutes Wohnen, Werkstätten), Befund zur Stigmatisierung zentral für Versorgungspraxis mit Behinderung.</w:t>
+        <w:t>Australien/international; Drama-basierte Ansätze zeigen Potenzial, aber rigoros gestaltete Studien mit standardisierter Messung sind erforderlich.</w:t>
       </w:r>
     </w:p>
     <w:p>
@@ -186,7 +186,7 @@
           <w:color w:val="5A7D3A"/>
           <w:sz w:val="18"/>
         </w:rPr>
-        <w:t>https://pubmed.ncbi.nlm.nih.gov/42899364/</w:t>
+        <w:t>https://pubmed.ncbi.nlm.nih.gov/42900683/</w:t>
       </w:r>
     </w:p>
     <w:p>
@@ -194,7 +194,7 @@
         <w:pStyle w:val="Heading2"/>
       </w:pPr>
       <w:r>
-        <w:t>Patientenwünsche in stationärer Psychiatrie enthüllen unerkannte Barrieren für Recovery-orientierte Praxis</w:t>
+        <w:t>Hybrid-Modell aus App und Psychotherapie verbessert Angst bei peripartalen Frauen</w:t>
       </w:r>
     </w:p>
     <w:p>
@@ -204,12 +204,12 @@
           <w:color w:val="666666"/>
           <w:sz w:val="18"/>
         </w:rPr>
-        <w:t>Hybholt L et al.  ·  Int J Ment Health Nurs  ·  Okt. 2026  ·  PMID 42899357</w:t>
+        <w:t>Calvert E et al.  ·  BMC Pregnancy Childbirth  ·  24.07.2026  ·  PMID 42897493</w:t>
       </w:r>
     </w:p>
     <w:p>
       <w:r>
-        <w:t>Beobachtungsstudie von 14 aufeinanderfolgenden ‚Wishing-Well'-Meetings über 7 Monate in einer akuten psychiatrischen Station: Analyse von 100 Patientenwünschen zur Verbesserung des Stationsalltags und Interaktionen zwischen Patienten und Personal.</w:t>
+        <w:t>Studie zur Wirkung eines Hybrid-Care-Modells (Smartphone-App mindLAMP plus virtuelle CBT) auf Angst- und Depressionssymptome bei schwangeren und postpartalen Frauen (n=13 peripartal, n=39 Kontrollgruppe).</w:t>
       </w:r>
     </w:p>
     <w:p>
@@ -220,7 +220,7 @@
         <w:t xml:space="preserve">Ergebnis: </w:t>
       </w:r>
       <w:r>
-        <w:t>100 Wünsche erfasst: 53 Prozent betrafen Wohnumgebung, 20 Prozent Personalverhalten, 8 Prozent Regelwerk, 6 Prozent Patientengemeinschaft, 6 Prozent Patientenmerkmale, 5 Prozent außerhospitale Faktoren, 2 Prozent unklar kategorisierbar. Wünsche zum Personalteam offenbarten Routinen, die Autonomie und Partizipation einschränkten; Diskussion führte zu Praxisveränderungen und besserer Ausrichtung auf Recovery-Werte.</w:t>
+        <w:t>GAD-7-Scores bei peripartalen Frauen sanken von 14,4 (SD=5,0) auf 5,5 (SD=4,3), Reduktion um 8,9 Punkte (p&lt;0,01; d=-1,91, 95%-KI: -2,89 bis -0,93); PHQ-9 sank von 9,3 auf 5,6 (Reduktion 3,7 Punkte, p=0,055). Das Modell zeigte Versprechen für zugängliche, evidenzbasierte Versorgung.</w:t>
       </w:r>
     </w:p>
     <w:p>
@@ -235,7 +235,7 @@
         <w:rPr>
           <w:sz w:val="19"/>
         </w:rPr>
-        <w:t>Dänemark, psychisch-sozialmedizinische Organisationskultur ähnlich Deutschland – Befund zu Schnittstelle zwischen Zwangsstrukturen und Autonomie relevant.</w:t>
+        <w:t>USA, aber Hybrid-Care-Modell könnte Gestaltung der Perinatalpsychiatrie in deutschen Kliniken informieren.</w:t>
       </w:r>
     </w:p>
     <w:p>
@@ -244,7 +244,7 @@
           <w:color w:val="5A7D3A"/>
           <w:sz w:val="18"/>
         </w:rPr>
-        <w:t>https://pubmed.ncbi.nlm.nih.gov/42899357/</w:t>
+        <w:t>https://pubmed.ncbi.nlm.nih.gov/42897493/</w:t>
       </w:r>
     </w:p>
     <w:p>
@@ -252,7 +252,7 @@
         <w:pStyle w:val="Heading2"/>
       </w:pPr>
       <w:r>
-        <w:t>Energiearmut beeinträchtigt psychisches Wohlbefinden durch Angst, Schlafstörung und Kontrollverlust</w:t>
+        <w:t>EEG-Neurofeedback bei ADHS im Erwachsenenalter: Systematische Übersicht zeigt keine Wirksamkeit über Placebo</w:t>
       </w:r>
     </w:p>
     <w:p>
@@ -262,12 +262,12 @@
           <w:color w:val="666666"/>
           <w:sz w:val="18"/>
         </w:rPr>
-        <w:t>Ambrosio-Albala P et al.  ·  BMC Public Health  ·  24.07.2026  ·  PMID 42897544</w:t>
+        <w:t>Rotkiewicz M et al.  ·  J Neurodev Disord  ·  22.07.2026  ·  PMID 42897476</w:t>
       </w:r>
     </w:p>
     <w:p>
       <w:r>
-        <w:t>Qualitative Studie mit 36 Personen in energiearmem Wohnzustand in Leeds, Heerlen und Valencia: Semistrukturierte Interviews zu den Verbindungen zwischen Energiearmut und Wohlbefinden, analysiert mit thematischer Analyse anhand des Konzeptiven Rahmens für Public Mental Health.</w:t>
+        <w:t>Systematische Übersicht nach PRISMA-Richtlinien über Studien zu EEG-Neurofeedback bei Erwachsenen mit ADHS (Datenbank bis Oktober 2025); Endpunkte: Symptomänderung, kognitive Leistung, Neurophysiologie, Nebenwirkungen.</w:t>
       </w:r>
     </w:p>
     <w:p>
@@ -278,7 +278,7 @@
         <w:t xml:space="preserve">Ergebnis: </w:t>
       </w:r>
       <w:r>
-        <w:t>Konsistente Befunde über alle drei Städte hinweg: Teilnehmer beschrieben anhaltende Angst und Sorge um Energiekosten, thermische Unbehaglichkeit, beeinträchtigte Stimmung und Schlaf, reduzierte Kontrolle über Lebensbedingungen sowie Belastung von Beziehungen und sozialen Interaktionen. Erfahrungen mit Behörden wirkten sich auf Wohlbefinden aus – Gefühl von Anerkennung oder Übersehen war zentral. Pathways mental-health-relevant trotz unterschiedlicher Kontexte ähnlich.</w:t>
+        <w:t>Sieben Studien (drei RCTs, vier nicht-randomisiert; n=390) eingeschlossen. Naturalistische und personalisierte Studien berichteten große Symptomreduktionen; RCTs zeigten kleine, meist nicht-signifikante Effekte gegenüber Kontrollen. Kognitive Verbesserungen inkonsistent und größtenteils Praxiseffekte. Elektrophysiologische Veränderungen waren protokollspezifisch ohne Konvergenz. Keine behandlungsbezogenen Nebenwirkungen. Schlussfolgerung: RCTs zeigen keine Überlegenheit über Placebo; methodische Heterogenität, kleine Stichproben, variable Kontrollen, fehlende Standardisierung begrenzen Evidenzsicherheit.</w:t>
       </w:r>
     </w:p>
     <w:p>
@@ -293,7 +293,7 @@
         <w:rPr>
           <w:sz w:val="19"/>
         </w:rPr>
-        <w:t>Großbritannien, Niederlande, Spanien – europäische Befunde, mehrebenenintervention gefordert, teilweise übertragbar auf deutsche Versorgungskontexte mit Wärmekostenfragen.</w:t>
+        <w:t>Frankreich (Durchführung), aber Befund zur Ineffektivität ist populationsunabhängig.</w:t>
       </w:r>
     </w:p>
     <w:p>
@@ -302,7 +302,7 @@
           <w:color w:val="5A7D3A"/>
           <w:sz w:val="18"/>
         </w:rPr>
-        <w:t>https://pubmed.ncbi.nlm.nih.gov/42897544/</w:t>
+        <w:t>https://pubmed.ncbi.nlm.nih.gov/42897476/</w:t>
       </w:r>
     </w:p>
     <w:p>
@@ -310,7 +310,7 @@
         <w:pStyle w:val="Heading2"/>
       </w:pPr>
       <w:r>
-        <w:t>Familienunterstützung fördert psychisches Wohlbefinden von armen Jugendlichen über Selbstwirksamkeit</w:t>
+        <w:t>Rock-and-Roll-Tanzen reduziert Angst und verbessert Selbstwirksamkeit bei chinesischen Studierenden</w:t>
       </w:r>
     </w:p>
     <w:p>
@@ -320,12 +320,12 @@
           <w:color w:val="666666"/>
           <w:sz w:val="18"/>
         </w:rPr>
-        <w:t>Chang CW et al.  ·  BMC Public Health  ·  24.07.2026  ·  PMID 42897510</w:t>
+        <w:t>He Y et al.  ·  Front Public Health  ·  02.10.2026  ·  PMID 42890720</w:t>
       </w:r>
     </w:p>
     <w:p>
       <w:r>
-        <w:t>Längsschnittanalyse mit 1.792 wirtschaftlich benachteiligten Jugendlichen und jungen Erwachsenen in Taiwan über zwei Zeitpunkte: Prüfung der mediierenden Rolle von Selbstwirksamkeit in der Beziehung zwischen Familienunterstützung und psychischer Gesundheit (Lebenszufriedenheit und psychische Belastung gemessen).</w:t>
+        <w:t>Dreigliedrige Längsschnittstudie (mixed-methods) zu Effekten von Rock-n-Roll-Tanzsport (Jive, Cha-Cha) auf Selbstwirksamkeit, Angst (GAD-7) und Herzratenvariabilität über 6 Monate bei 152 chinesischen Studierenden (n=131 bei T3), mit Interviews und Beobachtung.</w:t>
       </w:r>
     </w:p>
     <w:p>
@@ -336,7 +336,7 @@
         <w:t xml:space="preserve">Ergebnis: </w:t>
       </w:r>
       <w:r>
-        <w:t>Familienunterstützung zu T1 war positiv assoziiert mit Selbstwirksamkeit und Lebenszufriedenheit zu T2, aber nicht mit psychischer Belastung. Selbstwirksamkeit zu T1 war signifikant mit Lebenszufriedenheit zu T2 verbunden, aber nicht mit psychischer Belastung. Mediationsanalyse bestätigte, dass Selbstwirksamkeit die Beziehung zwischen Familienunterstützung und positiver psychischer Gesundheit mediiert. Befund zeigt Unterschied zwischen Ansätzen für positive und negative Aspekte psychischer Gesundheit.</w:t>
+        <w:t>Hochfrequente Teilnehmer (≥3 Sitzungen/Woche) vs. Niedrigfrequente (1-2 Sitzungen/Woche) zeigten signifikante Haupteffekte: höhere Gesamtselbstwirksamkeit (β=3,60, p&lt;0,001), höhere soziale Selbstwirksamkeit (β=8,62, p&lt;0,001), niedrigere GAD-7 (β=-2,80, p&lt;0,001), höhere HRV (β=7,64 ms, p&lt;0,001). Zeit×Frequenz-Interaktionen zeigten größere Verbesserungen bei Hochfrequenten über 6 Monate in sozialer Selbstwirksamkeit (T2: β=2,40, p=0,001; T3: β=2,37, p=0,001) und HRV (T3: β=3,10, p=0,004). Qualitative Themen: rhythmische Synchronisation als affektiver Katalysator, verkörperte Meisterschaft, synchronisierte Partnerschaft, Sinnbildung.</w:t>
       </w:r>
     </w:p>
     <w:p>
@@ -351,7 +351,7 @@
         <w:rPr>
           <w:sz w:val="19"/>
         </w:rPr>
-        <w:t>Taiwan – System der Eingliederungshilfe für Jugendliche verschieden, aber Befund zu Schutzfaktoren (Familie, Selbstwirksamkeit) übertragbar.</w:t>
+        <w:t>China, aber strukturierte, kunstbasierte körperliche Aktivitäten könnten in Deutschland als niedrigschwelliges, nicht-stigmatisierendes Angebot für Studierende modelliert werden.</w:t>
       </w:r>
     </w:p>
     <w:p>
@@ -360,7 +360,7 @@
           <w:color w:val="5A7D3A"/>
           <w:sz w:val="18"/>
         </w:rPr>
-        <w:t>https://pubmed.ncbi.nlm.nih.gov/42897510/</w:t>
+        <w:t>https://pubmed.ncbi.nlm.nih.gov/42890720/</w:t>
       </w:r>
     </w:p>
     <w:p>
@@ -368,7 +368,7 @@
         <w:pStyle w:val="Heading2"/>
       </w:pPr>
       <w:r>
-        <w:t>Diskriminierung am Arbeitsplatz verdoppelt Risiko für suizidale Gedanken</w:t>
+        <w:t>Donoren-Empfänger-Beziehung beeinflusst psychische Gesundheit lebender Nierenspendern nicht, aber Pflegelast und Verantwortung sehr</w:t>
       </w:r>
     </w:p>
     <w:p>
@@ -378,12 +378,12 @@
           <w:color w:val="666666"/>
           <w:sz w:val="18"/>
         </w:rPr>
-        <w:t>Weinmann T et al.  ·  Soc Sci Med  ·  22.09.2026  ·  PMID 42777310</w:t>
+        <w:t>Papachristou C et al.  ·  Transpl Int  ·  02.09.2026  ·  PMID 42751546</w:t>
       </w:r>
     </w:p>
     <w:p>
       <w:r>
-        <w:t>Querschnittstudie von 2594 Arbeitnehmern in Luxemburg (Durchschnittsalter 42,3 Jahre): Erfassung von Diskriminierungserfahrungen (nach Geschlecht, Alter, Ethnizität, Religion, Behinderung, sexueller Orientierung) und psychische Gesundheit gemessen mit WHO-5-Index und suizidale Gedanken im vergangenen Jahr.</w:t>
+        <w:t>Europäische Zweizentrum-Studie an 713 lebenden Nierenspendern (Berlin und Barcelona) zu Lebensqualität und psychologischen Ergebnissen (Angst, Depression, Somatisierung) in Beziehung zu Donoren-Empfänger-Relation, Pflegerolle, Pflegelast und wahrgenommener Verantwortung.</w:t>
       </w:r>
     </w:p>
     <w:p>
@@ -394,7 +394,7 @@
         <w:t xml:space="preserve">Ergebnis: </w:t>
       </w:r>
       <w:r>
-        <w:t>Wöchentliche oder tägliche Diskriminierung war assoziiert mit erhöhten Chancen für schlechte psychische Gesundheit (OR 1,73; 95%-CI 1,04-2,90) und suizidale Gedanken (OR 2,38; 95%-CI 1,21-4,71). Exposition gegenüber drei oder mehr Diskriminierungstypen zeigte ähnliche Effekte (suizidale Gedanken: OR 2,33; 95%-CI 1,17-4,64). Dosisabhängige Beziehung erkannt.</w:t>
+        <w:t>Nach Adjustierung für Geschlecht, Alter, Zentrum und Zeit seit Spende: Beziehungstyp nicht mit körperlichem Wohlbefinden assoziiert, aber mit psychischem Wohlbefinden (Ehegatten-Spender hatten niedrigeres psychisches Wohlbefinden als genetisch verwandte Spender). Pflegerolle: niedrigeres psychisches Wohlbefinden und erhöhte Angst; Pflegelast: höhere Somatisierung; wahrgenommene Verantwortung für Empfängergesundheit: höhere Depression. Unterschiede zwischen Zentren reflektieren kulturelle und organisatorische Charakteristiken.</w:t>
       </w:r>
     </w:p>
     <w:p>
@@ -409,7 +409,7 @@
         <w:rPr>
           <w:sz w:val="19"/>
         </w:rPr>
-        <w:t>Luxemburg, vergleichbares Sozialversicherungssystem, ähnliche Arbeitsmarktbedingungen.</w:t>
+        <w:t>Deutschland/DACH: Vergleichbares Transplantationssystem, ähnliche ethische Rahmenbedingungen.</w:t>
       </w:r>
     </w:p>
     <w:p>
@@ -418,7 +418,7 @@
           <w:color w:val="5A7D3A"/>
           <w:sz w:val="18"/>
         </w:rPr>
-        <w:t>https://pubmed.ncbi.nlm.nih.gov/42777310/</w:t>
+        <w:t>https://pubmed.ncbi.nlm.nih.gov/42751546/</w:t>
       </w:r>
     </w:p>
     <w:sectPr>

--- a/download/studien-aktuell.docx
+++ b/download/studien-aktuell.docx
@@ -62,7 +62,7 @@
           <w:color w:val="666666"/>
           <w:sz w:val="18"/>
         </w:rPr>
-        <w:t>Stand: 22.10.2026  |  6 Studien  |  mental.m-vf.de</w:t>
+        <w:t>Stand: 23.10.2026  |  6 Studien  |  mental.m-vf.de</w:t>
       </w:r>
     </w:p>
     <w:p>
@@ -70,7 +70,7 @@
         <w:pStyle w:val="Heading1"/>
       </w:pPr>
       <w:r>
-        <w:t>Aufgenommen am 22.10.2026</w:t>
+        <w:t>Aufgenommen am 23.10.2026</w:t>
       </w:r>
     </w:p>
     <w:p>
@@ -78,7 +78,7 @@
         <w:pStyle w:val="Heading2"/>
       </w:pPr>
       <w:r>
-        <w:t>Kognitionstraining in der Hausarztpraxis: Umsetzungsstrategie für ältere Menschen mit Mild Cognitive Impairment</w:t>
+        <w:t>Betreuungsatmosphäre und Zufriedenheit verbessern Stimmung bei Schizophrenie deutlich</w:t>
       </w:r>
     </w:p>
     <w:p>
@@ -88,12 +88,12 @@
           <w:color w:val="666666"/>
           <w:sz w:val="18"/>
         </w:rPr>
-        <w:t>Yuan S et al.  ·  BMC Geriatr  ·  23.07.2026  ·  PMID 42902222</w:t>
+        <w:t>Martinelli A et al.  ·  BMC Psychiatry  ·  21.10.2026  ·  PMID 42907808</w:t>
       </w:r>
     </w:p>
     <w:p>
       <w:r>
-        <w:t>Studienprotokoll für eine clusterrandomisierte Faktorialstdie (2×2×2-Design) zur Prüfung einer dreitelementigen Implementierungsstrategie (erweiterte Schulung, Finanzierungsanreize, Führungsbeteiligung) für Kognitionstraining durch Hausarztteams in 16 Pekinger Gemeindegesundheitszentren (Zielgruppe: ältere Menschen mit MCI).</w:t>
+        <w:t>Italien: 68 Bewohner von Supported Accommodations (betreute Wohnformen) mit Schizophrenie-Spektrum-Störungen wurden mittels Experience Sampling Method täglich befragt; Zufriedenheit mit Betreuung und Atmosphäre wurden gemessen.</w:t>
       </w:r>
     </w:p>
     <w:p>
@@ -104,7 +104,7 @@
         <w:t xml:space="preserve">Ergebnis: </w:t>
       </w:r>
       <w:r>
-        <w:t>Studienprotokoll; primärer Endpunkt ist die Initiierung der Bereitstellung von Kognitionstraining durch Hausärzte (Wechsel von Nicht-Angebot zu Angebot). Sekundäre Endpunkte: Selbstwirksamkeit der Anbieter, kognitive Funktion der Patienten, Abdeckung, Implementierungsmaße. Sechs Monate Intervention, sechs Monate Beobachtung zur Nachhaltigkeit geplant.</w:t>
+        <w:t>Wahrgenommene Betreuungszufriedenheit und Stationsatmosphäre waren der einzige signifikante Prädiktor für momentane Stimmung (β = 0,344, 95%-KI 0,084–0,954, p = 0,033). Strukturgleichungsmodell mit exzellentem Fit (CFI = 1,00, RMSEA = 0,00). Die Betreuungsumgebung war wichtiger als klinische Symptome für Wohlbefinden im Alltag.</w:t>
       </w:r>
     </w:p>
     <w:p>
@@ -119,7 +119,7 @@
         <w:rPr>
           <w:sz w:val="19"/>
         </w:rPr>
-        <w:t>China, aber Fragen zu Implementierungshürden und -strategien für gemeindenahe Demenzprävention sind international relevant.</w:t>
+        <w:t>Italien, deutsches System ähnlich bei betreuten Wohnformen der Eingliederungshilfe</w:t>
       </w:r>
     </w:p>
     <w:p>
@@ -128,7 +128,7 @@
           <w:color w:val="5A7D3A"/>
           <w:sz w:val="18"/>
         </w:rPr>
-        <w:t>https://pubmed.ncbi.nlm.nih.gov/42902222/</w:t>
+        <w:t>https://pubmed.ncbi.nlm.nih.gov/42907808/</w:t>
       </w:r>
     </w:p>
     <w:p>
@@ -136,7 +136,7 @@
         <w:pStyle w:val="Heading2"/>
       </w:pPr>
       <w:r>
-        <w:t>Dramatische Techniken bei Trauma: Systematischer Überblick über 26 Studien mit unklarer Evidenzbasis</w:t>
+        <w:t>Kommunikationstherapie bei Demenz: Kliniker berichten ungleiche Ressourcen und Unsicherheit</w:t>
       </w:r>
     </w:p>
     <w:p>
@@ -146,12 +146,12 @@
           <w:color w:val="666666"/>
           <w:sz w:val="18"/>
         </w:rPr>
-        <w:t>Oliver E et al.  ·  Eur J Psychotraumatol  ·  20.10.2026  ·  PMID 42900683</w:t>
+        <w:t>Hockley A et al.  ·  Int J Lang Commun Disord  ·  Nov. 2026  ·  PMID 42905935</w:t>
       </w:r>
     </w:p>
     <w:p>
       <w:r>
-        <w:t>Systematische Übersicht über Studien zu dramatherapeutischen Interventionen (Psychodrama, Dramatherapie, angewandtes Theater) bei traumatisierten Personen; Beurteilung der Methodenqualität und Evidenzsicherheit.</w:t>
+        <w:t>Großbritannien: 18 Sprachtherapeuten in 4 Fokusgruppen berichteten, wie sie entscheiden, ob sie Kommunikationstherapie bei Demenz anbieten; Realist-Methoden identifizierten Barrieren und Enabler.</w:t>
       </w:r>
     </w:p>
     <w:p>
@@ -162,7 +162,7 @@
         <w:t xml:space="preserve">Ergebnis: </w:t>
       </w:r>
       <w:r>
-        <w:t>26 von 1.461 Studien erfüllten Einschlusskriterien. Einige Arbeiten zeigten Verbesserungen in PTSD, Angst und Depression; Evidenzsicherheit wurde als sehr niedrig eingestuft wegen kleiner Stichproben, unkontrollierter Designs, heterogener Messung und unzureichender Interventionsbeschreibung. Klare Schlussfolgerungen zur Wirksamkeit sind nicht möglich.</w:t>
+        <w:t>8 Themenbereiche identifiziert: Entscheidungen hängen ab von Personalstärke, Prioritätslogik, persönlichen Überzeugungen, Selbstsicherheit und Teamkultur. Angebot von Kommunikationstherapie variiert stark in UK. Eine Entscheidungshilfe könnte Unsicherheit reduzieren und Zugang für unterversorgte Gruppen verbessern, insbesondere durch Schulung, Peer-Support und Dienstmodellbeispiele.</w:t>
       </w:r>
     </w:p>
     <w:p>
@@ -177,7 +177,7 @@
         <w:rPr>
           <w:sz w:val="19"/>
         </w:rPr>
-        <w:t>Australien/international; Drama-basierte Ansätze zeigen Potenzial, aber rigoros gestaltete Studien mit standardisierter Messung sind erforderlich.</w:t>
+        <w:t>Großbritannien, vergleichbar mit deutschem Spezialisierungsproblem in Demenzversorgung</w:t>
       </w:r>
     </w:p>
     <w:p>
@@ -186,7 +186,7 @@
           <w:color w:val="5A7D3A"/>
           <w:sz w:val="18"/>
         </w:rPr>
-        <w:t>https://pubmed.ncbi.nlm.nih.gov/42900683/</w:t>
+        <w:t>https://pubmed.ncbi.nlm.nih.gov/42905935/</w:t>
       </w:r>
     </w:p>
     <w:p>
@@ -194,7 +194,7 @@
         <w:pStyle w:val="Heading2"/>
       </w:pPr>
       <w:r>
-        <w:t>Hybrid-Modell aus App und Psychotherapie verbessert Angst bei peripartalen Frauen</w:t>
+        <w:t>Prolonged-Exposure-Training für Gemeindeanbieter erhöht die Implementierung um 48 %</w:t>
       </w:r>
     </w:p>
     <w:p>
@@ -204,12 +204,12 @@
           <w:color w:val="666666"/>
           <w:sz w:val="18"/>
         </w:rPr>
-        <w:t>Calvert E et al.  ·  BMC Pregnancy Childbirth  ·  24.07.2026  ·  PMID 42897493</w:t>
+        <w:t>Rascol T et al.  ·  Eur J Psychotraumatol  ·  21.10.2026  ·  PMID 42904366</w:t>
       </w:r>
     </w:p>
     <w:p>
       <w:r>
-        <w:t>Studie zur Wirkung eines Hybrid-Care-Modells (Smartphone-App mindLAMP plus virtuelle CBT) auf Angst- und Depressionssymptome bei schwangeren und postpartalen Frauen (n=13 peripartal, n=39 Kontrollgruppe).</w:t>
+        <w:t>Frankreich: 200 Kliniker aus der Gemeindepsychiatrie wurden in Prolonged Exposure (PE) zur PTBS-Behandlung trainiert. Nach 6 Monaten hatten 84 % mindestens eine PE-Sitzung durchgeführt, 48 % ein vollständiges PE-Protokoll mit einem Patienten abgeschlossen. Höhere Selbstsicherheit nach dem Training sagte Implementierung voraus (OR = 1,35, p = 0,049).</w:t>
       </w:r>
     </w:p>
     <w:p>
@@ -220,7 +220,7 @@
         <w:t xml:space="preserve">Ergebnis: </w:t>
       </w:r>
       <w:r>
-        <w:t>GAD-7-Scores bei peripartalen Frauen sanken von 14,4 (SD=5,0) auf 5,5 (SD=4,3), Reduktion um 8,9 Punkte (p&lt;0,01; d=-1,91, 95%-KI: -2,89 bis -0,93); PHQ-9 sank von 9,3 auf 5,6 (Reduktion 3,7 Punkte, p=0,055). Das Modell zeigte Versprechen für zugängliche, evidenzbasierte Versorgung.</w:t>
+        <w:t>48 % der Kliniker setzten PE im Routinefall um; 85 % initiierte mindestens eine Sitzung. Wissen und Sicherheit im Umgang mit PTBS stiegen signifikant, Misskonzeptionen zur Expositionstherapie sanken. Diese Implementierungsquoten sind für die Gemeindepsychiatrie beachtlich, erfordern aber zusätzliche systemische Unterstützung.</w:t>
       </w:r>
     </w:p>
     <w:p>
@@ -235,7 +235,7 @@
         <w:rPr>
           <w:sz w:val="19"/>
         </w:rPr>
-        <w:t>USA, aber Hybrid-Care-Modell könnte Gestaltung der Perinatalpsychiatrie in deutschen Kliniken informieren.</w:t>
+        <w:t>Frankreich, deutsches System vergleichbar in gemeindenaher Versorgung und Weiterbildung</w:t>
       </w:r>
     </w:p>
     <w:p>
@@ -244,7 +244,7 @@
           <w:color w:val="5A7D3A"/>
           <w:sz w:val="18"/>
         </w:rPr>
-        <w:t>https://pubmed.ncbi.nlm.nih.gov/42897493/</w:t>
+        <w:t>https://pubmed.ncbi.nlm.nih.gov/42904366/</w:t>
       </w:r>
     </w:p>
     <w:p>
@@ -252,7 +252,7 @@
         <w:pStyle w:val="Heading2"/>
       </w:pPr>
       <w:r>
-        <w:t>EEG-Neurofeedback bei ADHS im Erwachsenenalter: Systematische Übersicht zeigt keine Wirksamkeit über Placebo</w:t>
+        <w:t>Personalstärke allein erklärt Wiederaufnahmen nicht – Systemblick erforderlich</w:t>
       </w:r>
     </w:p>
     <w:p>
@@ -262,12 +262,12 @@
           <w:color w:val="666666"/>
           <w:sz w:val="18"/>
         </w:rPr>
-        <w:t>Rotkiewicz M et al.  ·  J Neurodev Disord  ·  22.07.2026  ·  PMID 42897476</w:t>
+        <w:t>Scognamiglio P et al.  ·  Epidemiol Psychiatr Sci  ·  21.10.2026  ·  PMID 42904349</w:t>
       </w:r>
     </w:p>
     <w:p>
       <w:r>
-        <w:t>Systematische Übersicht nach PRISMA-Richtlinien über Studien zu EEG-Neurofeedback bei Erwachsenen mit ADHS (Datenbank bis Oktober 2025); Endpunkte: Symptomänderung, kognitive Leistung, Neurophysiologie, Nebenwirkungen.</w:t>
+        <w:t>Italien: 21 regionale Verbünde über 10 Jahre (2015-2024) wurden untersucht, ob die jährliche Variation der ärztlich-pflegerischen Personalstärke (pro 100.000 Erwachsene) mit ungeplanten Wiederaufnahmen within 30 Tage nach psychiatrischer Entlassung assoziiert ist.</w:t>
       </w:r>
     </w:p>
     <w:p>
@@ -278,7 +278,7 @@
         <w:t xml:space="preserve">Ergebnis: </w:t>
       </w:r>
       <w:r>
-        <w:t>Sieben Studien (drei RCTs, vier nicht-randomisiert; n=390) eingeschlossen. Naturalistische und personalisierte Studien berichteten große Symptomreduktionen; RCTs zeigten kleine, meist nicht-signifikante Effekte gegenüber Kontrollen. Kognitive Verbesserungen inkonsistent und größtenteils Praxiseffekte. Elektrophysiologische Veränderungen waren protokollspezifisch ohne Konvergenz. Keine behandlungsbezogenen Nebenwirkungen. Schlussfolgerung: RCTs zeigen keine Überlegenheit über Placebo; methodische Heterogenität, kleine Stichproben, variable Kontrollen, fehlende Standardisierung begrenzen Evidenzsicherheit.</w:t>
+        <w:t>Kein signifikanter Zusammenhang zwischen Personalstärke und Wiederaufnahmequoten (IRR 1,006, 95%-KI 0,934–1,034, p = 0,8095). Bei 7-Tage-Wiederaufnahmen: IRR 1,032 (p = 0,67). Sensitivitätsanalysen bestätigten das Nullergebnis. Die Studie warnt vor vereinfachtem Personalmanagement ohne Blick auf post-stationäre Organisation, Deployment und sozioökonomischen Kontext.</w:t>
       </w:r>
     </w:p>
     <w:p>
@@ -293,7 +293,7 @@
         <w:rPr>
           <w:sz w:val="19"/>
         </w:rPr>
-        <w:t>Frankreich (Durchführung), aber Befund zur Ineffektivität ist populationsunabhängig.</w:t>
+        <w:t>Italien, vergleichbar mit deutschem Klinikdaten-Setting und Dokumentationspflichten</w:t>
       </w:r>
     </w:p>
     <w:p>
@@ -302,7 +302,7 @@
           <w:color w:val="5A7D3A"/>
           <w:sz w:val="18"/>
         </w:rPr>
-        <w:t>https://pubmed.ncbi.nlm.nih.gov/42897476/</w:t>
+        <w:t>https://pubmed.ncbi.nlm.nih.gov/42904349/</w:t>
       </w:r>
     </w:p>
     <w:p>
@@ -310,7 +310,7 @@
         <w:pStyle w:val="Heading2"/>
       </w:pPr>
       <w:r>
-        <w:t>Rock-and-Roll-Tanzen reduziert Angst und verbessert Selbstwirksamkeit bei chinesischen Studierenden</w:t>
+        <w:t>Kurzzeitliche Eltern-Kind-Trennung in der Kindheit assoziiert mit anhaltenden Depressionen</w:t>
       </w:r>
     </w:p>
     <w:p>
@@ -320,12 +320,12 @@
           <w:color w:val="666666"/>
           <w:sz w:val="18"/>
         </w:rPr>
-        <w:t>He Y et al.  ·  Front Public Health  ·  02.10.2026  ·  PMID 42890720</w:t>
+        <w:t>Yim IS et al.  ·  Eur J Psychotraumatol  ·  21.10.2026  ·  PMID 42902774</w:t>
       </w:r>
     </w:p>
     <w:p>
       <w:r>
-        <w:t>Dreigliedrige Längsschnittstudie (mixed-methods) zu Effekten von Rock-n-Roll-Tanzsport (Jive, Cha-Cha) auf Selbstwirksamkeit, Angst (GAD-7) und Herzratenvariabilität über 6 Monate bei 152 chinesischen Studierenden (n=131 bei T3), mit Interviews und Beobachtung.</w:t>
+        <w:t>Deutschland: 334 sogenannte Verschickungskinder (Personen, die in den 1950er–70er Jahren mehrere Wochen in Kindererholungsheimen untergebracht waren) wurden mit 77 Kontrollpersonen verglichen; psychische Langzeitfolgen wurden untersucht.</w:t>
       </w:r>
     </w:p>
     <w:p>
@@ -336,7 +336,7 @@
         <w:t xml:space="preserve">Ergebnis: </w:t>
       </w:r>
       <w:r>
-        <w:t>Hochfrequente Teilnehmer (≥3 Sitzungen/Woche) vs. Niedrigfrequente (1-2 Sitzungen/Woche) zeigten signifikante Haupteffekte: höhere Gesamtselbstwirksamkeit (β=3,60, p&lt;0,001), höhere soziale Selbstwirksamkeit (β=8,62, p&lt;0,001), niedrigere GAD-7 (β=-2,80, p&lt;0,001), höhere HRV (β=7,64 ms, p&lt;0,001). Zeit×Frequenz-Interaktionen zeigten größere Verbesserungen bei Hochfrequenten über 6 Monate in sozialer Selbstwirksamkeit (T2: β=2,40, p=0,001; T3: β=2,37, p=0,001) und HRV (T3: β=3,10, p=0,004). Qualitative Themen: rhythmische Synchronisation als affektiver Katalysator, verkörperte Meisterschaft, synchronisierte Partnerschaft, Sinnbildung.</w:t>
+        <w:t>Verschickungskinder berichteten signifikant mehr depressive Symptome, Angst und Stresserleben als Kontrollgruppe (alle p &lt; 0,001). Jüngeres Alter bei Trennung korrelierte mit mehr Depressionen; wiederholte Trennungen mit höherer Stressbelastung. Sehr negative Erinnerungen waren multivariat der einzige signifikante Prädiktor für Depressionen (p = 0,02) und Angst (p = 0,009). Diese Langzeitfolgen stellen eine unerkannte Versorgungslast dar.</w:t>
       </w:r>
     </w:p>
     <w:p>
@@ -351,7 +351,7 @@
         <w:rPr>
           <w:sz w:val="19"/>
         </w:rPr>
-        <w:t>China, aber strukturierte, kunstbasierte körperliche Aktivitäten könnten in Deutschland als niedrigschwelliges, nicht-stigmatisierendes Angebot für Studierende modelliert werden.</w:t>
+        <w:t>Deutschland, deutsche Fallzahlen und Phänomen</w:t>
       </w:r>
     </w:p>
     <w:p>
@@ -360,7 +360,7 @@
           <w:color w:val="5A7D3A"/>
           <w:sz w:val="18"/>
         </w:rPr>
-        <w:t>https://pubmed.ncbi.nlm.nih.gov/42890720/</w:t>
+        <w:t>https://pubmed.ncbi.nlm.nih.gov/42902774/</w:t>
       </w:r>
     </w:p>
     <w:p>
@@ -368,7 +368,7 @@
         <w:pStyle w:val="Heading2"/>
       </w:pPr>
       <w:r>
-        <w:t>Donoren-Empfänger-Beziehung beeinflusst psychische Gesundheit lebender Nierenspendern nicht, aber Pflegelast und Verantwortung sehr</w:t>
+        <w:t>Psychische Gesundheitsförderung und Prävention bleiben unterversorg – Handlungsauftrag für Länder</w:t>
       </w:r>
     </w:p>
     <w:p>
@@ -378,12 +378,12 @@
           <w:color w:val="666666"/>
           <w:sz w:val="18"/>
         </w:rPr>
-        <w:t>Papachristou C et al.  ·  Transpl Int  ·  02.09.2026  ·  PMID 42751546</w:t>
+        <w:t>Campion J et al.  ·  Eur Psychiatry  ·  21.10.2026  ·  PMID 42902741</w:t>
       </w:r>
     </w:p>
     <w:p>
       <w:r>
-        <w:t>Europäische Zweizentrum-Studie an 713 lebenden Nierenspendern (Berlin und Barcelona) zu Lebensqualität und psychologischen Ergebnissen (Angst, Depression, Somatisierung) in Beziehung zu Donoren-Empfänger-Relation, Pflegerolle, Pflegelast und wahrgenommener Verantwortung.</w:t>
+        <w:t>Europäische Perspektive: Experten aus der WHO Europe, EPA und internationalen Organisationen analysieren die Versorgungslücken bei Prävention, Früherkennung und Gesundheitsförderung psychischer Erkrankungen in der europäischen Region.</w:t>
       </w:r>
     </w:p>
     <w:p>
@@ -394,7 +394,7 @@
         <w:t xml:space="preserve">Ergebnis: </w:t>
       </w:r>
       <w:r>
-        <w:t>Nach Adjustierung für Geschlecht, Alter, Zentrum und Zeit seit Spende: Beziehungstyp nicht mit körperlichem Wohlbefinden assoziiert, aber mit psychischem Wohlbefinden (Ehegatten-Spender hatten niedrigeres psychisches Wohlbefinden als genetisch verwandte Spender). Pflegerolle: niedrigeres psychisches Wohlbefinden und erhöhte Angst; Pflegelast: höhere Somatisierung; wahrgenommene Verantwortung für Empfängergesundheit: höhere Depression. Unterschiede zwischen Zentren reflektieren kulturelle und organisatorische Charakteristiken.</w:t>
+        <w:t>Nur eine Minderheit in Europa erhält Behandlung für psychische Erkrankungen; noch weniger erhalten Präventionsinterventionen oder Angebote zur Resilienzförderung. Erforderliche Maßnahmen: PMH-Bedarfsassessment, menschenrechtsbasierte Ansätze, Schulung verschiedener Sektoren, Nutzung digitaler Technologie, Priorisierung hochimpaktiver Interventionen. Skalierung würde breite bevölkerungsweite Impacts und Kosteneinsparungen erzielen.</w:t>
       </w:r>
     </w:p>
     <w:p>
@@ -409,7 +409,7 @@
         <w:rPr>
           <w:sz w:val="19"/>
         </w:rPr>
-        <w:t>Deutschland/DACH: Vergleichbares Transplantationssystem, ähnliche ethische Rahmenbedingungen.</w:t>
+        <w:t>Europa-Perspektive mit DACH-Relevanz zu Prävention und Auftragsfinanzierung</w:t>
       </w:r>
     </w:p>
     <w:p>
@@ -418,7 +418,7 @@
           <w:color w:val="5A7D3A"/>
           <w:sz w:val="18"/>
         </w:rPr>
-        <w:t>https://pubmed.ncbi.nlm.nih.gov/42751546/</w:t>
+        <w:t>https://pubmed.ncbi.nlm.nih.gov/42902741/</w:t>
       </w:r>
     </w:p>
     <w:sectPr>

--- a/download/studien-aktuell.docx
+++ b/download/studien-aktuell.docx
@@ -62,7 +62,7 @@
           <w:color w:val="666666"/>
           <w:sz w:val="18"/>
         </w:rPr>
-        <w:t>Stand: 23.10.2026  |  6 Studien  |  mental.m-vf.de</w:t>
+        <w:t>Stand: 24.10.2026  |  6 Studien  |  mental.m-vf.de</w:t>
       </w:r>
     </w:p>
     <w:p>
@@ -70,7 +70,7 @@
         <w:pStyle w:val="Heading1"/>
       </w:pPr>
       <w:r>
-        <w:t>Aufgenommen am 23.10.2026</w:t>
+        <w:t>Aufgenommen am 24.10.2026</w:t>
       </w:r>
     </w:p>
     <w:p>
@@ -78,7 +78,7 @@
         <w:pStyle w:val="Heading2"/>
       </w:pPr>
       <w:r>
-        <w:t>Betreuungsatmosphäre und Zufriedenheit verbessern Stimmung bei Schizophrenie deutlich</w:t>
+        <w:t>Eltern von depressiven Jugendlichen: Geringes Wissen, negative Einstellungen, moderate Praxis</w:t>
       </w:r>
     </w:p>
     <w:p>
@@ -88,12 +88,12 @@
           <w:color w:val="666666"/>
           <w:sz w:val="18"/>
         </w:rPr>
-        <w:t>Martinelli A et al.  ·  BMC Psychiatry  ·  21.10.2026  ·  PMID 42907808</w:t>
+        <w:t>Zhang Y et al.  ·  BMC Psychiatry  ·  25.07.2026  ·  PMID 42919256</w:t>
       </w:r>
     </w:p>
     <w:p>
       <w:r>
-        <w:t>Italien: 68 Bewohner von Supported Accommodations (betreute Wohnformen) mit Schizophrenie-Spektrum-Störungen wurden mittels Experience Sampling Method täglich befragt; Zufriedenheit mit Betreuung und Atmosphäre wurden gemessen.</w:t>
+        <w:t>Querschnittstudie mit 138 Eltern von hospitalisierten Jugendlichen mit Depression (Dezember 2023–September 2024) zu depression-bezogenem Wissen, Einstellungen und Praktiken (KAP) mittels 25-Item-Fragebogen (10 Wissen, 9 Einstellungen, 6 Praktiken).</w:t>
       </w:r>
     </w:p>
     <w:p>
@@ -104,7 +104,7 @@
         <w:t xml:space="preserve">Ergebnis: </w:t>
       </w:r>
       <w:r>
-        <w:t>Wahrgenommene Betreuungszufriedenheit und Stationsatmosphäre waren der einzige signifikante Prädiktor für momentane Stimmung (β = 0,344, 95%-KI 0,084–0,954, p = 0,033). Strukturgleichungsmodell mit exzellentem Fit (CFI = 1,00, RMSEA = 0,00). Die Betreuungsumgebung war wichtiger als klinische Symptome für Wohlbefinden im Alltag.</w:t>
+        <w:t>Standardisierte Werte (0–100): Wissen 54,33±13,59; Einstellungen 59,29±10,93; Praktiken 73,77±12,20; gesamt 60,78±7,46. Wissen, Einstellungen und Gesamtwert unterschieden sich nach Alter, Beruf und Bildung. In Multivariaten Modellen: Alter, Beruf, Bildung und Einkommen unabhängig mit KAP-Gesamtwert assoziiert (alle p&lt;0,05). Eltern zeigten begrenzte Krankheits-Wissensvermittlung, komparativ negative Einstellungen und moderate Praktiken.</w:t>
       </w:r>
     </w:p>
     <w:p>
@@ -119,7 +119,7 @@
         <w:rPr>
           <w:sz w:val="19"/>
         </w:rPr>
-        <w:t>Italien, deutsches System ähnlich bei betreuten Wohnformen der Eingliederungshilfe</w:t>
+        <w:t>China, Eltern-Psychoedukation; zeigt Wissenslücken in Elternschaft—relevant für deutsche Maßnahmen bei Jugendlichendepression und Angehörigenbegleitung.</w:t>
       </w:r>
     </w:p>
     <w:p>
@@ -128,7 +128,7 @@
           <w:color w:val="5A7D3A"/>
           <w:sz w:val="18"/>
         </w:rPr>
-        <w:t>https://pubmed.ncbi.nlm.nih.gov/42907808/</w:t>
+        <w:t>https://pubmed.ncbi.nlm.nih.gov/42919256/</w:t>
       </w:r>
     </w:p>
     <w:p>
@@ -136,7 +136,7 @@
         <w:pStyle w:val="Heading2"/>
       </w:pPr>
       <w:r>
-        <w:t>Kommunikationstherapie bei Demenz: Kliniker berichten ungleiche Ressourcen und Unsicherheit</w:t>
+        <w:t>Schulen und Systembrüche: Haupthindernisse für psychosoziale Versorgung von Jugendlichen</w:t>
       </w:r>
     </w:p>
     <w:p>
@@ -146,12 +146,12 @@
           <w:color w:val="666666"/>
           <w:sz w:val="18"/>
         </w:rPr>
-        <w:t>Hockley A et al.  ·  Int J Lang Commun Disord  ·  Nov. 2026  ·  PMID 42905935</w:t>
+        <w:t>Paclikova K et al.  ·  Int J Public Health  ·  07.10.2026  ·  PMID 42908673</w:t>
       </w:r>
     </w:p>
     <w:p>
       <w:r>
-        <w:t>Großbritannien: 18 Sprachtherapeuten in 4 Fokusgruppen berichteten, wie sie entscheiden, ob sie Kommunikationstherapie bei Demenz anbieten; Realist-Methoden identifizierten Barrieren und Enabler.</w:t>
+        <w:t>Konzept-Mapping-Studie mit 33 Fachpersonen aus Tschechien und der Slowakei identifizierte dringende, aber schwer umsetzbare Verbesserungen in der psychosozialen Versorgung von Jugendlichen mit emotionalen und Verhaltensproblemen.</w:t>
       </w:r>
     </w:p>
     <w:p>
@@ -162,7 +162,7 @@
         <w:t xml:space="preserve">Ergebnis: </w:t>
       </w:r>
       <w:r>
-        <w:t>8 Themenbereiche identifiziert: Entscheidungen hängen ab von Personalstärke, Prioritätslogik, persönlichen Überzeugungen, Selbstsicherheit und Teamkultur. Angebot von Kommunikationstherapie variiert stark in UK. Eine Entscheidungshilfe könnte Unsicherheit reduzieren und Zugang für unterversorgte Gruppen verbessern, insbesondere durch Schulung, Peer-Support und Dienstmodellbeispiele.</w:t>
+        <w:t>43 Maßnahmen wurden in 5 Cluster kategorisiert; 13 Maßnahmen als hochdringlich, aber nicht umsetzbar eingestuft. Die meisten betrafen Schulsystemänderungen (Cluster 1), Verbesserung der Systemtransparenz und -funktionalität (Cluster 2) sowie gesetzliche Bedingungen. Hauptbarrieren waren Personalkapazität, Fragmentierung der Versorgung und mangelnde Schulkoordination.</w:t>
       </w:r>
     </w:p>
     <w:p>
@@ -177,7 +177,7 @@
         <w:rPr>
           <w:sz w:val="19"/>
         </w:rPr>
-        <w:t>Großbritannien, vergleichbar mit deutschem Spezialisierungsproblem in Demenzversorgung</w:t>
+        <w:t>Europäisches System mit vergleichbarer psychiatrischer Infrastruktur und Finanzierung; Erkenntnisse zur Systemfragmentierung übertragbar auf Deutschland.</w:t>
       </w:r>
     </w:p>
     <w:p>
@@ -186,7 +186,7 @@
           <w:color w:val="5A7D3A"/>
           <w:sz w:val="18"/>
         </w:rPr>
-        <w:t>https://pubmed.ncbi.nlm.nih.gov/42905935/</w:t>
+        <w:t>https://pubmed.ncbi.nlm.nih.gov/42908673/</w:t>
       </w:r>
     </w:p>
     <w:p>
@@ -194,7 +194,7 @@
         <w:pStyle w:val="Heading2"/>
       </w:pPr>
       <w:r>
-        <w:t>Prolonged-Exposure-Training für Gemeindeanbieter erhöht die Implementierung um 48 %</w:t>
+        <w:t>Progressive Muskelrelaxation reduzierte Traumasymptome nach Erdbeben deutlich</w:t>
       </w:r>
     </w:p>
     <w:p>
@@ -204,12 +204,12 @@
           <w:color w:val="666666"/>
           <w:sz w:val="18"/>
         </w:rPr>
-        <w:t>Rascol T et al.  ·  Eur J Psychotraumatol  ·  21.10.2026  ·  PMID 42904366</w:t>
+        <w:t>Karadaşlı T et al.  ·  BMC Psychiatry  ·  19.09.2026  ·  PMID 42907791</w:t>
       </w:r>
     </w:p>
     <w:p>
       <w:r>
-        <w:t>Frankreich: 200 Kliniker aus der Gemeindepsychiatrie wurden in Prolonged Exposure (PE) zur PTBS-Behandlung trainiert. Nach 6 Monaten hatten 84 % mindestens eine PE-Sitzung durchgeführt, 48 % ein vollständiges PE-Protokoll mit einem Patienten abgeschlossen. Höhere Selbstsicherheit nach dem Training sagte Implementierung voraus (OR = 1,35, p = 0,049).</w:t>
+        <w:t>Randomisierte kontrollierte Studie mit 44 Erdbebenüberlebenden (n=22 je Gruppe) zur Wirksamkeit von Progressive-Muskelrelaxations-Training (PMRT) via Telerehabilitation bei PTBS nach dem Kahramanmaraş-Erdbeben 2023.</w:t>
       </w:r>
     </w:p>
     <w:p>
@@ -220,7 +220,7 @@
         <w:t xml:space="preserve">Ergebnis: </w:t>
       </w:r>
       <w:r>
-        <w:t>48 % der Kliniker setzten PE im Routinefall um; 85 % initiierte mindestens eine Sitzung. Wissen und Sicherheit im Umgang mit PTBS stiegen signifikant, Misskonzeptionen zur Expositionstherapie sanken. Diese Implementierungsquoten sind für die Gemeindepsychiatrie beachtlich, erfordern aber zusätzliche systemische Unterstützung.</w:t>
+        <w:t>PMRT-Gruppe: PTBS-Symptomeschwere signifikant gesunken (p&lt;0,001; η²p=0,735). Verbesserungen auch bei Depression (η²p=0,435), Angst (η²p=0,521), Stress (η²p=0,504), Schlafqualität (η²p=0,632), körperliche (η²p=0,727) und mentale Lebensqualität (η²p=0,630) vs. Kontrolle. Kontrollgruppe: keine Verbesserungen, Schlaf und körperliche Gesundheit verschlechtert sich.</w:t>
       </w:r>
     </w:p>
     <w:p>
@@ -235,7 +235,7 @@
         <w:rPr>
           <w:sz w:val="19"/>
         </w:rPr>
-        <w:t>Frankreich, deutsches System vergleichbar in gemeindenaher Versorgung und Weiterbildung</w:t>
+        <w:t>Türkei, Nachbarland mit ähnlichen Traumatisierungsszenarien; Telerehabilitation übertragbar auf deutsche Strukturen bei Krisensituationen.</w:t>
       </w:r>
     </w:p>
     <w:p>
@@ -244,7 +244,7 @@
           <w:color w:val="5A7D3A"/>
           <w:sz w:val="18"/>
         </w:rPr>
-        <w:t>https://pubmed.ncbi.nlm.nih.gov/42904366/</w:t>
+        <w:t>https://pubmed.ncbi.nlm.nih.gov/42907791/</w:t>
       </w:r>
     </w:p>
     <w:p>
@@ -252,7 +252,7 @@
         <w:pStyle w:val="Heading2"/>
       </w:pPr>
       <w:r>
-        <w:t>Personalstärke allein erklärt Wiederaufnahmen nicht – Systemblick erforderlich</w:t>
+        <w:t>Europäische Psychiater: Psychosoziale Interventionen bei bipolarer Störung untergenutzt</w:t>
       </w:r>
     </w:p>
     <w:p>
@@ -262,12 +262,12 @@
           <w:color w:val="666666"/>
           <w:sz w:val="18"/>
         </w:rPr>
-        <w:t>Scognamiglio P et al.  ·  Epidemiol Psychiatr Sci  ·  21.10.2026  ·  PMID 42904349</w:t>
+        <w:t>Sani G et al.  ·  Eur Psychiatry  ·  21.10.2026  ·  PMID 42904336</w:t>
       </w:r>
     </w:p>
     <w:p>
       <w:r>
-        <w:t>Italien: 21 regionale Verbünde über 10 Jahre (2015-2024) wurden untersucht, ob die jährliche Variation der ärztlich-pflegerischen Personalstärke (pro 100.000 Erwachsene) mit ungeplanten Wiederaufnahmen within 30 Tage nach psychiatrischer Entlassung assoziiert ist.</w:t>
+        <w:t>Querschnittstudie mit 654 Psychiatern und Assistenzärzten aus 40 europäischen Ländern zur Behandlungspräferenz bei bipolarer Störung.</w:t>
       </w:r>
     </w:p>
     <w:p>
@@ -278,7 +278,7 @@
         <w:t xml:space="preserve">Ergebnis: </w:t>
       </w:r>
       <w:r>
-        <w:t>Kein signifikanter Zusammenhang zwischen Personalstärke und Wiederaufnahmequoten (IRR 1,006, 95%-KI 0,934–1,034, p = 0,8095). Bei 7-Tage-Wiederaufnahmen: IRR 1,032 (p = 0,67). Sensitivitätsanalysen bestätigten das Nullergebnis. Die Studie warnt vor vereinfachtem Personalmanagement ohne Blick auf post-stationäre Organisation, Deployment und sozioökonomischen Kontext.</w:t>
+        <w:t>Mehrheit bevorzugte Pharmakotherapie als Kombination von zwei bis drei Wirkstoffen; Lithium am häufigsten in allen Krankheitsphasen. Psychosoziale Interventionen nicht systematisch implementiert, besonders bei manischen und gemischten Episoden. Latent-Class-Analyse identifizierte vier unterschiedliche Verschreibungsprofile. Psychoedukation und kognitiv-behaviorale Therapie in bis zu 40 % der depressiven Phase empfohlen.</w:t>
       </w:r>
     </w:p>
     <w:p>
@@ -293,7 +293,7 @@
         <w:rPr>
           <w:sz w:val="19"/>
         </w:rPr>
-        <w:t>Italien, vergleichbar mit deutschem Klinikdaten-Setting und Dokumentationspflichten</w:t>
+        <w:t>40 europäische Länder, hohe Vergleichbarkeit zur deutschen Psychiatrie; zeigt Implementierungslücke bei evidenzgestützten Richtlinien.</w:t>
       </w:r>
     </w:p>
     <w:p>
@@ -302,7 +302,7 @@
           <w:color w:val="5A7D3A"/>
           <w:sz w:val="18"/>
         </w:rPr>
-        <w:t>https://pubmed.ncbi.nlm.nih.gov/42904349/</w:t>
+        <w:t>https://pubmed.ncbi.nlm.nih.gov/42904336/</w:t>
       </w:r>
     </w:p>
     <w:p>
@@ -310,7 +310,7 @@
         <w:pStyle w:val="Heading2"/>
       </w:pPr>
       <w:r>
-        <w:t>Kurzzeitliche Eltern-Kind-Trennung in der Kindheit assoziiert mit anhaltenden Depressionen</w:t>
+        <w:t>Stadtinfrastruktur Busse: Ressource für Genesung von Psychose im urbanen Alltag</w:t>
       </w:r>
     </w:p>
     <w:p>
@@ -320,12 +320,12 @@
           <w:color w:val="666666"/>
           <w:sz w:val="18"/>
         </w:rPr>
-        <w:t>Yim IS et al.  ·  Eur J Psychotraumatol  ·  21.10.2026  ·  PMID 42902774</w:t>
+        <w:t>Winz M et al.  ·  Sociol Health Illn  ·  Nov. 2026  ·  PMID 42899344</w:t>
       </w:r>
     </w:p>
     <w:p>
       <w:r>
-        <w:t>Deutschland: 334 sogenannte Verschickungskinder (Personen, die in den 1950er–70er Jahren mehrere Wochen in Kindererholungsheimen untergebracht waren) wurden mit 77 Kontrollpersonen verglichen; psychische Langzeitfolgen wurden untersucht.</w:t>
+        <w:t>Qualitative geografische Studie mit jungen Menschen in Genesung von Früh-Psychose (Lausanne, Schweiz) zur Rolle von Businfrastruktur als Ressource oder Hindernis für Recovery, Autonomie und Stadtbeteiligung.</w:t>
       </w:r>
     </w:p>
     <w:p>
@@ -336,7 +336,7 @@
         <w:t xml:space="preserve">Ergebnis: </w:t>
       </w:r>
       <w:r>
-        <w:t>Verschickungskinder berichteten signifikant mehr depressive Symptome, Angst und Stresserleben als Kontrollgruppe (alle p &lt; 0,001). Jüngeres Alter bei Trennung korrelierte mit mehr Depressionen; wiederholte Trennungen mit höherer Stressbelastung. Sehr negative Erinnerungen waren multivariat der einzige signifikante Prädiktor für Depressionen (p = 0,02) und Angst (p = 0,009). Diese Langzeitfolgen stellen eine unerkannte Versorgungslast dar.</w:t>
+        <w:t>Busse fungieren als affektive Rettungsleinen, Autonomie-Anker und Gateways zu formalen/informalen Wellbeing-Ressourcen; unterstützen Recovery und Wiederengagement mit der Stadt. Gleichzeitig: Sinnesüberstimulation, Nähe zu anderen, Angst vor Überwachung, finanzielle Barrieren. Mobilität durch Begegnungen mit urbaner Infrastruktur relational konstituiert—Busse können Kapazitäten zur Stadtbeteiligung kultivieren oder unterminieren.</w:t>
       </w:r>
     </w:p>
     <w:p>
@@ -351,7 +351,7 @@
         <w:rPr>
           <w:sz w:val="19"/>
         </w:rPr>
-        <w:t>Deutschland, deutsche Fallzahlen und Phänomen</w:t>
+        <w:t>Schweiz, vergleichbares Versicherungssystem; konzeptualisiert Mobility als Versorgungsfaktor—relevant für deutsche Community-Psychiatrie und urbane Gesundheitsplanung.</w:t>
       </w:r>
     </w:p>
     <w:p>
@@ -360,7 +360,7 @@
           <w:color w:val="5A7D3A"/>
           <w:sz w:val="18"/>
         </w:rPr>
-        <w:t>https://pubmed.ncbi.nlm.nih.gov/42902774/</w:t>
+        <w:t>https://pubmed.ncbi.nlm.nih.gov/42899344/</w:t>
       </w:r>
     </w:p>
     <w:p>
@@ -368,7 +368,7 @@
         <w:pStyle w:val="Heading2"/>
       </w:pPr>
       <w:r>
-        <w:t>Psychische Gesundheitsförderung und Prävention bleiben unterversorg – Handlungsauftrag für Länder</w:t>
+        <w:t>Deutsche Kohortenstudie: Luftverschmutzung und Hitze erhöhen Depressionsrisiko</w:t>
       </w:r>
     </w:p>
     <w:p>
@@ -378,12 +378,12 @@
           <w:color w:val="666666"/>
           <w:sz w:val="18"/>
         </w:rPr>
-        <w:t>Campion J et al.  ·  Eur Psychiatry  ·  21.10.2026  ·  PMID 42902741</w:t>
+        <w:t>Wang Y et al.  ·  Environ Int  ·  27.09.2026  ·  PMID 42810139</w:t>
       </w:r>
     </w:p>
     <w:p>
       <w:r>
-        <w:t>Europäische Perspektive: Experten aus der WHO Europe, EPA und internationalen Organisationen analysieren die Versorgungslücken bei Prävention, Früherkennung und Gesundheitsförderung psychischer Erkrankungen in der europäischen Region.</w:t>
+        <w:t>Längsschnittanalyse von über 70.000 erwachsenen Deutschen (Baseline 2014–2019, Follow-up 2020, 2022) zu Assoziationen zwischen Umweltexpositionen (Luftqualität, Temperatur, Grünflächenanteil) und Depressivität, Angst, Stress.</w:t>
       </w:r>
     </w:p>
     <w:p>
@@ -394,7 +394,7 @@
         <w:t xml:space="preserve">Ergebnis: </w:t>
       </w:r>
       <w:r>
-        <w:t>Nur eine Minderheit in Europa erhält Behandlung für psychische Erkrankungen; noch weniger erhalten Präventionsinterventionen oder Angebote zur Resilienzförderung. Erforderliche Maßnahmen: PMH-Bedarfsassessment, menschenrechtsbasierte Ansätze, Schulung verschiedener Sektoren, Nutzung digitaler Technologie, Priorisierung hochimpaktiver Interventionen. Skalierung würde breite bevölkerungsweite Impacts und Kosteneinsparungen erzielen.</w:t>
+        <w:t>Höhere Lufttemperatur pro IQR assoziiert mit höherer Depressivität (β=0,07, 95%-KI 0,03–0,12), Angst (β=0,05, 95%-KI 0,01–0,09) und Stress (β=0,05, 95%-KI 0,01–0,09). NO₂-Exposition assoziiert mit höherer Depressivität (β=0,08, 95%-KI 0,03–0,14). Höhere Bevölkerungsdichte (100m-Radius) mit höherer Depressivität, Angst, Stress. Höhere Grünflächen, Niederschlag und relative Feuchte mit niedrigerer Depressivität. Stärkere Effekte bei Frauen, jüngeren Erwachsenen, Adipösen und in Städten.</w:t>
       </w:r>
     </w:p>
     <w:p>
@@ -409,7 +409,7 @@
         <w:rPr>
           <w:sz w:val="19"/>
         </w:rPr>
-        <w:t>Europa-Perspektive mit DACH-Relevanz zu Prävention und Auftragsfinanzierung</w:t>
+        <w:t>Deutsche Nationale Kohorte (NAKO), nationale Datengrundlage; unmittelbar auf deutsche Versorgungsplanung und Präventionsmaßnahmen anwendbar.</w:t>
       </w:r>
     </w:p>
     <w:p>
@@ -418,7 +418,7 @@
           <w:color w:val="5A7D3A"/>
           <w:sz w:val="18"/>
         </w:rPr>
-        <w:t>https://pubmed.ncbi.nlm.nih.gov/42902741/</w:t>
+        <w:t>https://pubmed.ncbi.nlm.nih.gov/42810139/</w:t>
       </w:r>
     </w:p>
     <w:sectPr>

--- a/download/studien-aktuell.docx
+++ b/download/studien-aktuell.docx
@@ -62,7 +62,7 @@
           <w:color w:val="666666"/>
           <w:sz w:val="18"/>
         </w:rPr>
-        <w:t>Stand: 24.10.2026  |  6 Studien  |  mental.m-vf.de</w:t>
+        <w:t>Stand: 25.10.2026  |  6 Studien  |  mental.m-vf.de</w:t>
       </w:r>
     </w:p>
     <w:p>
@@ -70,7 +70,7 @@
         <w:pStyle w:val="Heading1"/>
       </w:pPr>
       <w:r>
-        <w:t>Aufgenommen am 24.10.2026</w:t>
+        <w:t>Aufgenommen am 25.10.2026</w:t>
       </w:r>
     </w:p>
     <w:p>
@@ -78,7 +78,7 @@
         <w:pStyle w:val="Heading2"/>
       </w:pPr>
       <w:r>
-        <w:t>Eltern von depressiven Jugendlichen: Geringes Wissen, negative Einstellungen, moderate Praxis</w:t>
+        <w:t>Kumulative Lebenskrisen verkürzen psychische Gesundheit, stärker bei Frauen</w:t>
       </w:r>
     </w:p>
     <w:p>
@@ -88,12 +88,12 @@
           <w:color w:val="666666"/>
           <w:sz w:val="18"/>
         </w:rPr>
-        <w:t>Zhang Y et al.  ·  BMC Psychiatry  ·  25.07.2026  ·  PMID 42919256</w:t>
+        <w:t>Hirch S  ·  BMC Public Health  ·  23.10.2026  ·  PMID 42920136</w:t>
       </w:r>
     </w:p>
     <w:p>
       <w:r>
-        <w:t>Querschnittstudie mit 138 Eltern von hospitalisierten Jugendlichen mit Depression (Dezember 2023–September 2024) zu depression-bezogenem Wissen, Einstellungen und Praktiken (KAP) mittels 25-Item-Fragebogen (10 Wissen, 9 Einstellungen, 6 Praktiken).</w:t>
+        <w:t>Sekundäranalyse der English Longitudinal Study of Ageing (Wave 3) zu Zusammenhang zwischen Häufung ungünstiger Lebensereignisse über die Lebensspanne und depressiver Symptomatologie, Lebenszufriedenheit und Lebensqualität mit Fokus auf Geschlechtsunterschiede.</w:t>
       </w:r>
     </w:p>
     <w:p>
@@ -104,7 +104,7 @@
         <w:t xml:space="preserve">Ergebnis: </w:t>
       </w:r>
       <w:r>
-        <w:t>Standardisierte Werte (0–100): Wissen 54,33±13,59; Einstellungen 59,29±10,93; Praktiken 73,77±12,20; gesamt 60,78±7,46. Wissen, Einstellungen und Gesamtwert unterschieden sich nach Alter, Beruf und Bildung. In Multivariaten Modellen: Alter, Beruf, Bildung und Einkommen unabhängig mit KAP-Gesamtwert assoziiert (alle p&lt;0,05). Eltern zeigten begrenzte Krankheits-Wissensvermittlung, komparativ negative Einstellungen und moderate Praktiken.</w:t>
+        <w:t>Kumulative Lebensereignisse sind signifikant mit höherer Depressionswahrscheinlichkeit, niedrigerer Lebenszufriedenheit und reduzierter Lebensqualität assoziiert. Frauen zeigen erhöhte Vulnerabilität für die Auswirkungen der Ereignisakkumulation (Interaktionseffekt für Gesamtscore nachgewiesen).</w:t>
       </w:r>
     </w:p>
     <w:p>
@@ -119,7 +119,7 @@
         <w:rPr>
           <w:sz w:val="19"/>
         </w:rPr>
-        <w:t>China, Eltern-Psychoedukation; zeigt Wissenslücken in Elternschaft—relevant für deutsche Maßnahmen bei Jugendlichendepression und Angehörigenbegleitung.</w:t>
+        <w:t>Großbritannien; vergleichbare Gesellschaftsstruktur und Gesundheitssystem</w:t>
       </w:r>
     </w:p>
     <w:p>
@@ -128,7 +128,7 @@
           <w:color w:val="5A7D3A"/>
           <w:sz w:val="18"/>
         </w:rPr>
-        <w:t>https://pubmed.ncbi.nlm.nih.gov/42919256/</w:t>
+        <w:t>https://pubmed.ncbi.nlm.nih.gov/42920136/</w:t>
       </w:r>
     </w:p>
     <w:p>
@@ -136,7 +136,7 @@
         <w:pStyle w:val="Heading2"/>
       </w:pPr>
       <w:r>
-        <w:t>Schulen und Systembrüche: Haupthindernisse für psychosoziale Versorgung von Jugendlichen</w:t>
+        <w:t>Dezentralisierte Demenzversorgung per Telemedizin erreichte 3.521 Sprechstunden</w:t>
       </w:r>
     </w:p>
     <w:p>
@@ -146,12 +146,12 @@
           <w:color w:val="666666"/>
           <w:sz w:val="18"/>
         </w:rPr>
-        <w:t>Paclikova K et al.  ·  Int J Public Health  ·  07.10.2026  ·  PMID 42908673</w:t>
+        <w:t>Green H et al.  ·  Br J Nurs  ·  22.10.2026  ·  PMID 42912432</w:t>
       </w:r>
     </w:p>
     <w:p>
       <w:r>
-        <w:t>Konzept-Mapping-Studie mit 33 Fachpersonen aus Tschechien und der Slowakei identifizierte dringende, aber schwer umsetzbare Verbesserungen in der psychosozialen Versorgung von Jugendlichen mit emotionalen und Verhaltensproblemen.</w:t>
+        <w:t>Implementierungsbericht des nationalen britischen Projekts ‚Closer to Home', das Demenzspezialisten via mobiler/virtueller Klinik in die Nähe von Patienten bringt und die Erreichbarkeit spezialisierter Demenzversorgung verbessern soll.</w:t>
       </w:r>
     </w:p>
     <w:p>
@@ -162,7 +162,7 @@
         <w:t xml:space="preserve">Ergebnis: </w:t>
       </w:r>
       <w:r>
-        <w:t>43 Maßnahmen wurden in 5 Cluster kategorisiert; 13 Maßnahmen als hochdringlich, aber nicht umsetzbar eingestuft. Die meisten betrafen Schulsystemänderungen (Cluster 1), Verbesserung der Systemtransparenz und -funktionalität (Cluster 2) sowie gesetzliche Bedingungen. Hauptbarrieren waren Personalkapazität, Fragmentierung der Versorgung und mangelnde Schulkoordination.</w:t>
+        <w:t>Das Projekt stellte 3.521 Sprechstunden bereit (50% über Zielwert), erhielt positive Patientenbewertungen und führte zur Etablierung einer dauerhaften virtuellen Klinik sowie neuer Pop-up-Services mit adaptiertem Buchungssystem. Nachweislich übertragbar für Versorgungsgestaltung.</w:t>
       </w:r>
     </w:p>
     <w:p>
@@ -177,7 +177,7 @@
         <w:rPr>
           <w:sz w:val="19"/>
         </w:rPr>
-        <w:t>Europäisches System mit vergleichbarer psychiatrischer Infrastruktur und Finanzierung; Erkenntnisse zur Systemfragmentierung übertragbar auf Deutschland.</w:t>
+        <w:t>Großbritannien; Modell der Spezialistenzentralisierung mit dezentralem Zugang relevant für deutsche Flächenländer</w:t>
       </w:r>
     </w:p>
     <w:p>
@@ -186,7 +186,7 @@
           <w:color w:val="5A7D3A"/>
           <w:sz w:val="18"/>
         </w:rPr>
-        <w:t>https://pubmed.ncbi.nlm.nih.gov/42908673/</w:t>
+        <w:t>https://pubmed.ncbi.nlm.nih.gov/42912432/</w:t>
       </w:r>
     </w:p>
     <w:p>
@@ -194,7 +194,7 @@
         <w:pStyle w:val="Heading2"/>
       </w:pPr>
       <w:r>
-        <w:t>Progressive Muskelrelaxation reduzierte Traumasymptome nach Erdbeben deutlich</w:t>
+        <w:t>Parent-basierte Angstbehandlung: Effekte von SPACE und CBT nach 12 Monaten stabil</w:t>
       </w:r>
     </w:p>
     <w:p>
@@ -204,12 +204,12 @@
           <w:color w:val="666666"/>
           <w:sz w:val="18"/>
         </w:rPr>
-        <w:t>Karadaşlı T et al.  ·  BMC Psychiatry  ·  19.09.2026  ·  PMID 42907791</w:t>
+        <w:t>Etkin RG et al.  ·  J Consult Clin Psychol  ·  Sept. 2026  ·  PMID 42911791</w:t>
       </w:r>
     </w:p>
     <w:p>
       <w:r>
-        <w:t>Randomisierte kontrollierte Studie mit 44 Erdbebenüberlebenden (n=22 je Gruppe) zur Wirksamkeit von Progressive-Muskelrelaxations-Training (PMRT) via Telerehabilitation bei PTBS nach dem Kahramanmaraş-Erdbeben 2023.</w:t>
+        <w:t>Randomisierte kontrollierte Nichtunterlegenheitsstudie mit 125 Mutter-Kind-Dyaden zu Aufrechterhaltung der Effekte nach parent-basierter Angstbehandlung (SPACE) vs. kognitiv-behavioraler Therapie (CBT) über 12 Monate Follow-up.</w:t>
       </w:r>
     </w:p>
     <w:p>
@@ -220,7 +220,7 @@
         <w:t xml:space="preserve">Ergebnis: </w:t>
       </w:r>
       <w:r>
-        <w:t>PMRT-Gruppe: PTBS-Symptomeschwere signifikant gesunken (p&lt;0,001; η²p=0,735). Verbesserungen auch bei Depression (η²p=0,435), Angst (η²p=0,521), Stress (η²p=0,504), Schlafqualität (η²p=0,632), körperliche (η²p=0,727) und mentale Lebensqualität (η²p=0,630) vs. Kontrolle. Kontrollgruppe: keine Verbesserungen, Schlaf und körperliche Gesundheit verschlechtert sich.</w:t>
+        <w:t>SPACE und CBT zeigten beide signifikante, stabile Reduktionen von Angststörung und Familienakkommodation bis 12 Monate. Nach Elternangabe waren Angststörungen bei SPACE geringer als CBT (posttreatment und 12-Monate). Erstmaliger Nachweis, dass SPACE-Gewinne über 1 Jahr aufrechterhalten bleiben, vergleichbar mit CBT.</w:t>
       </w:r>
     </w:p>
     <w:p>
@@ -235,7 +235,7 @@
         <w:rPr>
           <w:sz w:val="19"/>
         </w:rPr>
-        <w:t>Türkei, Nachbarland mit ähnlichen Traumatisierungsszenarien; Telerehabilitation übertragbar auf deutsche Strukturen bei Krisensituationen.</w:t>
+        <w:t>USA; RCT-Design, aber parent-based Ansatz relevant für deutsche Ambulanzpraxen und Kliniken</w:t>
       </w:r>
     </w:p>
     <w:p>
@@ -244,7 +244,7 @@
           <w:color w:val="5A7D3A"/>
           <w:sz w:val="18"/>
         </w:rPr>
-        <w:t>https://pubmed.ncbi.nlm.nih.gov/42907791/</w:t>
+        <w:t>https://pubmed.ncbi.nlm.nih.gov/42911791/</w:t>
       </w:r>
     </w:p>
     <w:p>
@@ -252,7 +252,7 @@
         <w:pStyle w:val="Heading2"/>
       </w:pPr>
       <w:r>
-        <w:t>Europäische Psychiater: Psychosoziale Interventionen bei bipolarer Störung untergenutzt</w:t>
+        <w:t>Behavioral Activation für Adoleszenten: Wirksamkeit ungeklärt, Mechanismen unklar</w:t>
       </w:r>
     </w:p>
     <w:p>
@@ -262,12 +262,12 @@
           <w:color w:val="666666"/>
           <w:sz w:val="18"/>
         </w:rPr>
-        <w:t>Sani G et al.  ·  Eur Psychiatry  ·  21.10.2026  ·  PMID 42904336</w:t>
+        <w:t>Haslam R et al.  ·  Psychol Med  ·  22.10.2026  ·  PMID 42910461</w:t>
       </w:r>
     </w:p>
     <w:p>
       <w:r>
-        <w:t>Querschnittstudie mit 654 Psychiatern und Assistenzärzten aus 40 europäischen Ländern zur Behandlungspräferenz bei bipolarer Störung.</w:t>
+        <w:t>Narrative Übersichtsarbeit zu Reward-Dysfunktion als Mechanismus jugendlicher Depression und Potential von Behavioral Activation (BA) als zielgerichtete Intervention, auf Basis neurowissenschaftlicher und klinischer Literatur.</w:t>
       </w:r>
     </w:p>
     <w:p>
@@ -278,7 +278,7 @@
         <w:t xml:space="preserve">Ergebnis: </w:t>
       </w:r>
       <w:r>
-        <w:t>Mehrheit bevorzugte Pharmakotherapie als Kombination von zwei bis drei Wirkstoffen; Lithium am häufigsten in allen Krankheitsphasen. Psychosoziale Interventionen nicht systematisch implementiert, besonders bei manischen und gemischten Episoden. Latent-Class-Analyse identifizierte vier unterschiedliche Verschreibungsprofile. Psychoedukation und kognitiv-behaviorale Therapie in bis zu 40 % der depressiven Phase empfohlen.</w:t>
+        <w:t>Evidenz für Effektivität und Machbarkeit von BA bei Jugendlichen mit Depression nachgewiesen, aber Mechanismen noch unbekannt und Fragen zur optimalen Umsetzung ungeklärt. NICE forderte 2019 weitere Forschung. Spannung zwischen Neurowissenschaft und Praxiserfahrung bleibt offen.</w:t>
       </w:r>
     </w:p>
     <w:p>
@@ -293,7 +293,7 @@
         <w:rPr>
           <w:sz w:val="19"/>
         </w:rPr>
-        <w:t>40 europäische Länder, hohe Vergleichbarkeit zur deutschen Psychiatrie; zeigt Implementierungslücke bei evidenzgestützten Richtlinien.</w:t>
+        <w:t>Schwerpunkt auf Literaturintegration; kein neuer RCT, Implikationen eher für Forschungsagenda</w:t>
       </w:r>
     </w:p>
     <w:p>
@@ -302,7 +302,7 @@
           <w:color w:val="5A7D3A"/>
           <w:sz w:val="18"/>
         </w:rPr>
-        <w:t>https://pubmed.ncbi.nlm.nih.gov/42904336/</w:t>
+        <w:t>https://pubmed.ncbi.nlm.nih.gov/42910461/</w:t>
       </w:r>
     </w:p>
     <w:p>
@@ -310,7 +310,7 @@
         <w:pStyle w:val="Heading2"/>
       </w:pPr>
       <w:r>
-        <w:t>Stadtinfrastruktur Busse: Ressource für Genesung von Psychose im urbanen Alltag</w:t>
+        <w:t>Schulschießerei in Serbien: 85% der Eltern berichten Angst, nur 3,8% nutzen Hilfe</w:t>
       </w:r>
     </w:p>
     <w:p>
@@ -320,12 +320,12 @@
           <w:color w:val="666666"/>
           <w:sz w:val="18"/>
         </w:rPr>
-        <w:t>Winz M et al.  ·  Sociol Health Illn  ·  Nov. 2026  ·  PMID 42899344</w:t>
+        <w:t>Stankovic M et al.  ·  Front Public Health  ·  07.10.2026  ·  PMID 42910012</w:t>
       </w:r>
     </w:p>
     <w:p>
       <w:r>
-        <w:t>Qualitative geografische Studie mit jungen Menschen in Genesung von Früh-Psychose (Lausanne, Schweiz) zur Rolle von Businfrastruktur als Ressource oder Hindernis für Recovery, Autonomie und Stadtbeteiligung.</w:t>
+        <w:t>Querschnittstudie mit 1.927 Eltern, die nicht direkt oder indirekt von der Schulschießerei 2023 in Serbien betroffen waren, zu deren Wahrnehmung eigener und kindlicher psychischer Gesundheit sowie Verhalten.</w:t>
       </w:r>
     </w:p>
     <w:p>
@@ -336,7 +336,7 @@
         <w:t xml:space="preserve">Ergebnis: </w:t>
       </w:r>
       <w:r>
-        <w:t>Busse fungieren als affektive Rettungsleinen, Autonomie-Anker und Gateways zu formalen/informalen Wellbeing-Ressourcen; unterstützen Recovery und Wiederengagement mit der Stadt. Gleichzeitig: Sinnesüberstimulation, Nähe zu anderen, Angst vor Überwachung, finanzielle Barrieren. Mobilität durch Begegnungen mit urbaner Infrastruktur relational konstituiert—Busse können Kapazitäten zur Stadtbeteiligung kultivieren oder unterminieren.</w:t>
+        <w:t>85,2% der Eltern berichten moderate bis hohe Angst um Kindersicherheit, 38,7% schwer mit Rückgang zur Schule, 48,0% mit intrusiven Gedanken. Pre-Schießerei-Diagnose-Rate 11,7%, aber formale MH-Dienste nur von 3,8% der Kinder und 2,9% der Eltern genutzt. Untererkannte Bedürfnisse, Bedarf für niedrigschwellig erreichbare, nicht-stigmatisierende schulische Psychoedukation statt nur formale Klinik.</w:t>
       </w:r>
     </w:p>
     <w:p>
@@ -351,7 +351,7 @@
         <w:rPr>
           <w:sz w:val="19"/>
         </w:rPr>
-        <w:t>Schweiz, vergleichbares Versicherungssystem; konzeptualisiert Mobility als Versorgungsfaktor—relevant für deutsche Community-Psychiatrie und urbane Gesundheitsplanung.</w:t>
+        <w:t>Serbien; Befund zur Unterversorgung trotz erkannter Belastung relevant für Krisenpräparation in Deutschland</w:t>
       </w:r>
     </w:p>
     <w:p>
@@ -360,7 +360,7 @@
           <w:color w:val="5A7D3A"/>
           <w:sz w:val="18"/>
         </w:rPr>
-        <w:t>https://pubmed.ncbi.nlm.nih.gov/42899344/</w:t>
+        <w:t>https://pubmed.ncbi.nlm.nih.gov/42910012/</w:t>
       </w:r>
     </w:p>
     <w:p>
@@ -368,7 +368,7 @@
         <w:pStyle w:val="Heading2"/>
       </w:pPr>
       <w:r>
-        <w:t>Deutsche Kohortenstudie: Luftverschmutzung und Hitze erhöhen Depressionsrisiko</w:t>
+        <w:t>Prävention von Drogenkonsum: Jugendliche fordern frühe, entstigmatisierte Unterstützung</w:t>
       </w:r>
     </w:p>
     <w:p>
@@ -378,12 +378,12 @@
           <w:color w:val="666666"/>
           <w:sz w:val="18"/>
         </w:rPr>
-        <w:t>Wang Y et al.  ·  Environ Int  ·  27.09.2026  ·  PMID 42810139</w:t>
+        <w:t>Retzler C et al.  ·  Front Public Health  ·  06.10.2026  ·  PMID 42903179</w:t>
       </w:r>
     </w:p>
     <w:p>
       <w:r>
-        <w:t>Längsschnittanalyse von über 70.000 erwachsenen Deutschen (Baseline 2014–2019, Follow-up 2020, 2022) zu Assoziationen zwischen Umweltexpositionen (Luftqualität, Temperatur, Grünflächenanteil) und Depressivität, Angst, Stress.</w:t>
+        <w:t>Qualitative Studie mit 97 Jugendlichen in sozioökonomisch benachteiligten britischen Regionen zu ihren Haltungen gegenüber Prävention und Barrieren beim Zugang zu Hilfe bei Substanzkonsum.</w:t>
       </w:r>
     </w:p>
     <w:p>
@@ -394,7 +394,7 @@
         <w:t xml:space="preserve">Ergebnis: </w:t>
       </w:r>
       <w:r>
-        <w:t>Höhere Lufttemperatur pro IQR assoziiert mit höherer Depressivität (β=0,07, 95%-KI 0,03–0,12), Angst (β=0,05, 95%-KI 0,01–0,09) und Stress (β=0,05, 95%-KI 0,01–0,09). NO₂-Exposition assoziiert mit höherer Depressivität (β=0,08, 95%-KI 0,03–0,14). Höhere Bevölkerungsdichte (100m-Radius) mit höherer Depressivität, Angst, Stress. Höhere Grünflächen, Niederschlag und relative Feuchte mit niedrigerer Depressivität. Stärkere Effekte bei Frauen, jüngeren Erwachsenen, Adipösen und in Städten.</w:t>
+        <w:t>Jugendliche bevorzugen nicht-stigmatisierende, schadensminderungsorientierte Präventionsansätze, die früh ansetzen, Eltern einbeziehen und vertrauenswürdige Informationsquellen nutzen. Zentral ist die Vermeidung von Stigmatisierung und die Berücksichtigung sozialer sowie systemischer Faktoren.</w:t>
       </w:r>
     </w:p>
     <w:p>
@@ -409,7 +409,7 @@
         <w:rPr>
           <w:sz w:val="19"/>
         </w:rPr>
-        <w:t>Deutsche Nationale Kohorte (NAKO), nationale Datengrundlage; unmittelbar auf deutsche Versorgungsplanung und Präventionsmaßnahmen anwendbar.</w:t>
+        <w:t>Großbritannien; Implikationen für Schule und Jugendberatung übertragbar auf Deutschland</w:t>
       </w:r>
     </w:p>
     <w:p>
@@ -418,7 +418,7 @@
           <w:color w:val="5A7D3A"/>
           <w:sz w:val="18"/>
         </w:rPr>
-        <w:t>https://pubmed.ncbi.nlm.nih.gov/42810139/</w:t>
+        <w:t>https://pubmed.ncbi.nlm.nih.gov/42903179/</w:t>
       </w:r>
     </w:p>
     <w:sectPr>

--- a/download/studien-aktuell.docx
+++ b/download/studien-aktuell.docx
@@ -62,7 +62,7 @@
           <w:color w:val="666666"/>
           <w:sz w:val="18"/>
         </w:rPr>
-        <w:t>Stand: 25.10.2026  |  6 Studien  |  mental.m-vf.de</w:t>
+        <w:t>Stand: 26.10.2026  |  5 Studien  |  mental.m-vf.de</w:t>
       </w:r>
     </w:p>
     <w:p>
@@ -70,7 +70,7 @@
         <w:pStyle w:val="Heading1"/>
       </w:pPr>
       <w:r>
-        <w:t>Aufgenommen am 25.10.2026</w:t>
+        <w:t>Aufgenommen am 26.10.2026</w:t>
       </w:r>
     </w:p>
     <w:p>
@@ -78,7 +78,7 @@
         <w:pStyle w:val="Heading2"/>
       </w:pPr>
       <w:r>
-        <w:t>Kumulative Lebenskrisen verkürzen psychische Gesundheit, stärker bei Frauen</w:t>
+        <w:t>Achtsamkeit reduzierte Bewegungsangst bei älteren Patienten mit Kniearthrose</w:t>
       </w:r>
     </w:p>
     <w:p>
@@ -88,12 +88,12 @@
           <w:color w:val="666666"/>
           <w:sz w:val="18"/>
         </w:rPr>
-        <w:t>Hirch S  ·  BMC Public Health  ·  23.10.2026  ·  PMID 42920136</w:t>
+        <w:t>Kheirkhah Z et al.  ·  Clin Interv Aging  ·  20.10.2026  ·  PMID 42927343</w:t>
       </w:r>
     </w:p>
     <w:p>
       <w:r>
-        <w:t>Sekundäranalyse der English Longitudinal Study of Ageing (Wave 3) zu Zusammenhang zwischen Häufung ungünstiger Lebensereignisse über die Lebensspanne und depressiver Symptomatologie, Lebenszufriedenheit und Lebensqualität mit Fokus auf Geschlechtsunterschiede.</w:t>
+        <w:t>Randomisierte kontrollierte Studie mit 56 älteren Patienten (Iran, 2024): Interventionsgruppe erhielt 8 Sitzungen à 90 Minuten Mindfulness-Based Cognitive Therapy, Kontrollgruppe Routineversorgung; gemessen wurde Kinesiophobia mit Tampa Scale for Kinesiophobia (TSK11) zu Baseline, Woche 4 und Woche 8.</w:t>
       </w:r>
     </w:p>
     <w:p>
@@ -104,7 +104,7 @@
         <w:t xml:space="preserve">Ergebnis: </w:t>
       </w:r>
       <w:r>
-        <w:t>Kumulative Lebensereignisse sind signifikant mit höherer Depressionswahrscheinlichkeit, niedrigerer Lebenszufriedenheit und reduzierter Lebensqualität assoziiert. Frauen zeigen erhöhte Vulnerabilität für die Auswirkungen der Ereignisakkumulation (Interaktionseffekt für Gesamtscore nachgewiesen).</w:t>
+        <w:t>Interventionsgruppe: Kinesiophobia-Score fiel von 29,46±3,81 auf 25,68±3,22 in Woche 8; Kontrollgruppe von 28,64±4,78 auf 26,68±5,15. Signifikante Gruppe-x-Zeit-Interaktion (Wilks Λ=0,88; F(2,50)=3,34; p=0,040; ηp²=0,11). Angepasste Differenz baseline zu Woche 8: –1,60 Punkte (95%-KI –3,25 bis 0,05; p=0,05), grenzt an Signifikanz. Innerhalb-Gruppe-Vergleiche zeigten in Interventionsgruppe signifikante Reduktion über alle Zeitintervalle (p&lt;0,001).</w:t>
       </w:r>
     </w:p>
     <w:p>
@@ -119,7 +119,7 @@
         <w:rPr>
           <w:sz w:val="19"/>
         </w:rPr>
-        <w:t>Großbritannien; vergleichbare Gesellschaftsstruktur und Gesundheitssystem</w:t>
+        <w:t>Iran – keine direkten Strukturparallelen, aber Befund zur psychologischen Intervention bei älteren Menschen mit somatischen Erkrankungen methodisch valide.</w:t>
       </w:r>
     </w:p>
     <w:p>
@@ -128,7 +128,7 @@
           <w:color w:val="5A7D3A"/>
           <w:sz w:val="18"/>
         </w:rPr>
-        <w:t>https://pubmed.ncbi.nlm.nih.gov/42920136/</w:t>
+        <w:t>https://pubmed.ncbi.nlm.nih.gov/42927343/</w:t>
       </w:r>
     </w:p>
     <w:p>
@@ -136,7 +136,7 @@
         <w:pStyle w:val="Heading2"/>
       </w:pPr>
       <w:r>
-        <w:t>Dezentralisierte Demenzversorgung per Telemedizin erreichte 3.521 Sprechstunden</w:t>
+        <w:t>Ländliche Demenz-Patienten melden dreimal mehr ungedeckte Versorgungsbedarfe</w:t>
       </w:r>
     </w:p>
     <w:p>
@@ -146,12 +146,12 @@
           <w:color w:val="666666"/>
           <w:sz w:val="18"/>
         </w:rPr>
-        <w:t>Green H et al.  ·  Br J Nurs  ·  22.10.2026  ·  PMID 42912432</w:t>
+        <w:t>Parikh RR et al.  ·  J Rural Health  ·  Sept. 2026  ·  PMID 42924567</w:t>
       </w:r>
     </w:p>
     <w:p>
       <w:r>
-        <w:t>Implementierungsbericht des nationalen britischen Projekts ‚Closer to Home', das Demenzspezialisten via mobiler/virtueller Klinik in die Nähe von Patienten bringt und die Erreichbarkeit spezialisierter Demenzversorgung verbessern soll.</w:t>
+        <w:t>Querschnittsstudie aus National Core Indicators-Survey (2016–2019) mit 14.645 älteren Einwohnern in 23 US-Bundesstaaten, stratifiziert nach Demenzstatus und ländlich-urbaner Herkunft zu ungedeckten Bedarfen für Dienste im häuslichen und gemeindlichen Bereich.</w:t>
       </w:r>
     </w:p>
     <w:p>
@@ -162,7 +162,7 @@
         <w:t xml:space="preserve">Ergebnis: </w:t>
       </w:r>
       <w:r>
-        <w:t>Das Projekt stellte 3.521 Sprechstunden bereit (50% über Zielwert), erhielt positive Patientenbewertungen und führte zur Etablierung einer dauerhaften virtuellen Klinik sowie neuer Pop-up-Services mit adaptiertem Buchungssystem. Nachweislich übertragbar für Versorgungsgestaltung.</w:t>
+        <w:t>Bei Menschen mit Demenz: ungedeckte Versorgungsbedarfe in ländlichen Räumen 44,8% vs. 30,7% in Metropolen (OR 1,83; 95%-KI 1,11–3,04). Kleinstädte 36,3% (OR 1,44; 0,97–2,13), Mikropolen 35,4% (OR 1,32; 0,98–1,77). Umgekehrtes Muster ohne Demenz. Signifikante Disparität für vulnerable Gruppe.</w:t>
       </w:r>
     </w:p>
     <w:p>
@@ -177,7 +177,7 @@
         <w:rPr>
           <w:sz w:val="19"/>
         </w:rPr>
-        <w:t>Großbritannien; Modell der Spezialistenzentralisierung mit dezentralem Zugang relevant für deutsche Flächenländer</w:t>
+        <w:t>USA – Versorgungsstruktur grundlegend anders, aber Befund zur ländlichen Benachteiligung übertragbar auf Deutschland.</w:t>
       </w:r>
     </w:p>
     <w:p>
@@ -186,7 +186,7 @@
           <w:color w:val="5A7D3A"/>
           <w:sz w:val="18"/>
         </w:rPr>
-        <w:t>https://pubmed.ncbi.nlm.nih.gov/42912432/</w:t>
+        <w:t>https://pubmed.ncbi.nlm.nih.gov/42924567/</w:t>
       </w:r>
     </w:p>
     <w:p>
@@ -194,7 +194,7 @@
         <w:pStyle w:val="Heading2"/>
       </w:pPr>
       <w:r>
-        <w:t>Parent-basierte Angstbehandlung: Effekte von SPACE und CBT nach 12 Monaten stabil</w:t>
+        <w:t>Behandlungslücken für psychische Störungen in der Landversorgung Brasiliens</w:t>
       </w:r>
     </w:p>
     <w:p>
@@ -204,12 +204,12 @@
           <w:color w:val="666666"/>
           <w:sz w:val="18"/>
         </w:rPr>
-        <w:t>Etkin RG et al.  ·  J Consult Clin Psychol  ·  Sept. 2026  ·  PMID 42911791</w:t>
+        <w:t>Sombra LL et al.  ·  Epidemiol Serv Saude  ·  20.07.2026  ·  PMID 42922930</w:t>
       </w:r>
     </w:p>
     <w:p>
       <w:r>
-        <w:t>Randomisierte kontrollierte Nichtunterlegenheitsstudie mit 125 Mutter-Kind-Dyaden zu Aufrechterhaltung der Effekte nach parent-basierter Angstbehandlung (SPACE) vs. kognitiv-behavioraler Therapie (CBT) über 12 Monate Follow-up.</w:t>
+        <w:t>Querschnittsstudie mit 277 Einwohnern zweier ländlicher Gemeinden in Ceará/Brasilien zur Assoziation zwischen Häufigkeit psychischer Störungen und Versorgungsqualität durch das öffentliche Gesundheitsnetz.</w:t>
       </w:r>
     </w:p>
     <w:p>
@@ -220,7 +220,7 @@
         <w:t xml:space="preserve">Ergebnis: </w:t>
       </w:r>
       <w:r>
-        <w:t>SPACE und CBT zeigten beide signifikante, stabile Reduktionen von Angststörung und Familienakkommodation bis 12 Monate. Nach Elternangabe waren Angststörungen bei SPACE geringer als CBT (posttreatment und 12-Monate). Erstmaliger Nachweis, dass SPACE-Gewinne über 1 Jahr aufrechterhalten bleiben, vergleichbar mit CBT.</w:t>
+        <w:t>Psychische Störungen prävalent bei 21,3% der Bevölkerung, aber nur 17% mit Diagnose und 13,5% in Regelversorgung. Präsenz von Störungen korreliert mit Konsultation im letzten Jahr (PR 2,46; 95%-KI 1,37–4,42), vorheriger Diagnose (PR 1,87; 1,13–3,09) und Bewertung des öffentlichen Dienstes als schlecht (PR 2,19; 1,24–3,87). 40% berichten Mangel an Fachpersonal. Erhebliche diagnostische und therapeutische Lücken in der Primärversorgung.</w:t>
       </w:r>
     </w:p>
     <w:p>
@@ -235,7 +235,7 @@
         <w:rPr>
           <w:sz w:val="19"/>
         </w:rPr>
-        <w:t>USA; RCT-Design, aber parent-based Ansatz relevant für deutsche Ambulanzpraxen und Kliniken</w:t>
+        <w:t>Brasilien – strukturelle Parallelen zu ländlichen Regionen in Deutschland, vergleichbare Finanzierungsprobleme.</w:t>
       </w:r>
     </w:p>
     <w:p>
@@ -244,7 +244,7 @@
           <w:color w:val="5A7D3A"/>
           <w:sz w:val="18"/>
         </w:rPr>
-        <w:t>https://pubmed.ncbi.nlm.nih.gov/42911791/</w:t>
+        <w:t>https://pubmed.ncbi.nlm.nih.gov/42922930/</w:t>
       </w:r>
     </w:p>
     <w:p>
@@ -252,7 +252,7 @@
         <w:pStyle w:val="Heading2"/>
       </w:pPr>
       <w:r>
-        <w:t>Behavioral Activation für Adoleszenten: Wirksamkeit ungeklärt, Mechanismen unklar</w:t>
+        <w:t>Psychopharmaka-Verordnungen während und nach COVID-19 in Peru schwankend</w:t>
       </w:r>
     </w:p>
     <w:p>
@@ -262,12 +262,12 @@
           <w:color w:val="666666"/>
           <w:sz w:val="18"/>
         </w:rPr>
-        <w:t>Haslam R et al.  ·  Psychol Med  ·  22.10.2026  ·  PMID 42910461</w:t>
+        <w:t>Salvador-Carrillo J et al.  ·  Front Public Health  ·  09.10.2026  ·  PMID 42921510</w:t>
       </w:r>
     </w:p>
     <w:p>
       <w:r>
-        <w:t>Narrative Übersichtsarbeit zu Reward-Dysfunktion als Mechanismus jugendlicher Depression und Potential von Behavioral Activation (BA) als zielgerichtete Intervention, auf Basis neurowissenschaftlicher und klinischer Literatur.</w:t>
+        <w:t>Unterbrochene Zeitreihenanalyse von 6.151 stationären Patienten mit psychiatrischen Diagnosen in einem peruanischen Allgemeinkrankenhaus September 2020 bis Dezember 2024 zur Abbildung von Verordnungstrends.</w:t>
       </w:r>
     </w:p>
     <w:p>
@@ -278,7 +278,7 @@
         <w:t xml:space="preserve">Ergebnis: </w:t>
       </w:r>
       <w:r>
-        <w:t>Evidenz für Effektivität und Machbarkeit von BA bei Jugendlichen mit Depression nachgewiesen, aber Mechanismen noch unbekannt und Fragen zur optimalen Umsetzung ungeklärt. NICE forderte 2019 weitere Forschung. Spannung zwischen Neurowissenschaft und Praxiserfahrung bleibt offen.</w:t>
+        <w:t>Gesamtrate psychotroper Verordnungen post-Pandemie höher als während Pandemie (1.308 vs. 1.254 pro 1.000 Konsultationen; p=0,023). Phase 1 (nach erster Welle): signifikanter Abwärtstrend (β=–25,53; 95%-KI –43,82 bis –7,01; p=0,007). Phase 2 (zweite Welle): abrupter Anstieg um 295,53 Punkte (p=0,014) und Trendumkehr (p=0,016). Antidepressiva zeigten ähnliches Muster, Anxiolytika transienten Anstieg, Antipsychotika stabil.</w:t>
       </w:r>
     </w:p>
     <w:p>
@@ -293,7 +293,7 @@
         <w:rPr>
           <w:sz w:val="19"/>
         </w:rPr>
-        <w:t>Schwerpunkt auf Literaturintegration; kein neuer RCT, Implikationen eher für Forschungsagenda</w:t>
+        <w:t>Peru – Middle-Income-Land mit Dokumentationsproblematiken, Struktur unterscheidet sich von deutschem Versorgungssystem.</w:t>
       </w:r>
     </w:p>
     <w:p>
@@ -302,7 +302,7 @@
           <w:color w:val="5A7D3A"/>
           <w:sz w:val="18"/>
         </w:rPr>
-        <w:t>https://pubmed.ncbi.nlm.nih.gov/42910461/</w:t>
+        <w:t>https://pubmed.ncbi.nlm.nih.gov/42921510/</w:t>
       </w:r>
     </w:p>
     <w:p>
@@ -310,7 +310,7 @@
         <w:pStyle w:val="Heading2"/>
       </w:pPr>
       <w:r>
-        <w:t>Schulschießerei in Serbien: 85% der Eltern berichten Angst, nur 3,8% nutzen Hilfe</w:t>
+        <w:t>Drei Verlaufsmuster für therapiegefährdete Patienten identifiziert</w:t>
       </w:r>
     </w:p>
     <w:p>
@@ -320,12 +320,12 @@
           <w:color w:val="666666"/>
           <w:sz w:val="18"/>
         </w:rPr>
-        <w:t>Stankovic M et al.  ·  Front Public Health  ·  07.10.2026  ·  PMID 42910012</w:t>
+        <w:t>Moggia D et al.  ·  J Consult Clin Psychol  ·  Sept. 2026  ·  PMID 42911789</w:t>
       </w:r>
     </w:p>
     <w:p>
       <w:r>
-        <w:t>Querschnittstudie mit 1.927 Eltern, die nicht direkt oder indirekt von der Schulschießerei 2023 in Serbien betroffen waren, zu deren Wahrnehmung eigener und kindlicher psychischer Gesundheit sowie Verhalten.</w:t>
+        <w:t>Analyse von 573 Patienten, die in Feedback-gestützter Psychotherapie an einer Universitätsklinik als ‚nicht-auf-Spur' (NOT) flaggt wurden; Growth-Mixture-Modeling identifizierte Verlaufsmuster, multinomiale logistische Regression prädizierten diese anhand Intake-Variablen.</w:t>
       </w:r>
     </w:p>
     <w:p>
@@ -336,7 +336,7 @@
         <w:t xml:space="preserve">Ergebnis: </w:t>
       </w:r>
       <w:r>
-        <w:t>85,2% der Eltern berichten moderate bis hohe Angst um Kindersicherheit, 38,7% schwer mit Rückgang zur Schule, 48,0% mit intrusiven Gedanken. Pre-Schießerei-Diagnose-Rate 11,7%, aber formale MH-Dienste nur von 3,8% der Kinder und 2,9% der Eltern genutzt. Untererkannte Bedürfnisse, Bedarf für niedrigschwellig erreichbare, nicht-stigmatisierende schulische Psychoedukation statt nur formale Klinik.</w:t>
+        <w:t>Drei Verlaufsmuster: C1 schwerwiegend-bescheidene Verbesserer (symptomatisch schwer bei Flaggung, dann moderat besser), C2 schwerwiegend-schnelle Verbesserer (schwer bei Flaggung, dann schnell besser), C3 moderat-verbesserer. Muster unterschieden sich bei Symptomgewichtung, Persönlichkeitsstörungs-Merkmalen, interpersonalen Problemen und Emotionsregulationsschwierigkeiten. Zwei Muster mit akzeptabler Genauigkeit vorhersagbar. Alle Subgruppen zeigten Verbesserung, aber NOT-Signal nicht homogen zu interpretieren.</w:t>
       </w:r>
     </w:p>
     <w:p>
@@ -351,7 +351,7 @@
         <w:rPr>
           <w:sz w:val="19"/>
         </w:rPr>
-        <w:t>Serbien; Befund zur Unterversorgung trotz erkannter Belastung relevant für Krisenpräparation in Deutschland</w:t>
+        <w:t>Psychotherapie-Forschung aus universitärem Setting (Trier), Befund zu Patientenheterogenität und Früherkennung von Therapieversagern relevant für deutsche Versorgung.</w:t>
       </w:r>
     </w:p>
     <w:p>
@@ -360,65 +360,7 @@
           <w:color w:val="5A7D3A"/>
           <w:sz w:val="18"/>
         </w:rPr>
-        <w:t>https://pubmed.ncbi.nlm.nih.gov/42910012/</w:t>
-      </w:r>
-    </w:p>
-    <w:p>
-      <w:pPr>
-        <w:pStyle w:val="Heading2"/>
-      </w:pPr>
-      <w:r>
-        <w:t>Prävention von Drogenkonsum: Jugendliche fordern frühe, entstigmatisierte Unterstützung</w:t>
-      </w:r>
-    </w:p>
-    <w:p>
-      <w:r>
-        <w:rPr>
-          <w:i/>
-          <w:color w:val="666666"/>
-          <w:sz w:val="18"/>
-        </w:rPr>
-        <w:t>Retzler C et al.  ·  Front Public Health  ·  06.10.2026  ·  PMID 42903179</w:t>
-      </w:r>
-    </w:p>
-    <w:p>
-      <w:r>
-        <w:t>Qualitative Studie mit 97 Jugendlichen in sozioökonomisch benachteiligten britischen Regionen zu ihren Haltungen gegenüber Prävention und Barrieren beim Zugang zu Hilfe bei Substanzkonsum.</w:t>
-      </w:r>
-    </w:p>
-    <w:p>
-      <w:r>
-        <w:rPr>
-          <w:b/>
-        </w:rPr>
-        <w:t xml:space="preserve">Ergebnis: </w:t>
-      </w:r>
-      <w:r>
-        <w:t>Jugendliche bevorzugen nicht-stigmatisierende, schadensminderungsorientierte Präventionsansätze, die früh ansetzen, Eltern einbeziehen und vertrauenswürdige Informationsquellen nutzen. Zentral ist die Vermeidung von Stigmatisierung und die Berücksichtigung sozialer sowie systemischer Faktoren.</w:t>
-      </w:r>
-    </w:p>
-    <w:p>
-      <w:r>
-        <w:rPr>
-          <w:b/>
-          <w:sz w:val="19"/>
-        </w:rPr>
-        <w:t xml:space="preserve">Übertragbarkeit: </w:t>
-      </w:r>
-      <w:r>
-        <w:rPr>
-          <w:sz w:val="19"/>
-        </w:rPr>
-        <w:t>Großbritannien; Implikationen für Schule und Jugendberatung übertragbar auf Deutschland</w:t>
-      </w:r>
-    </w:p>
-    <w:p>
-      <w:r>
-        <w:rPr>
-          <w:color w:val="5A7D3A"/>
-          <w:sz w:val="18"/>
-        </w:rPr>
-        <w:t>https://pubmed.ncbi.nlm.nih.gov/42903179/</w:t>
+        <w:t>https://pubmed.ncbi.nlm.nih.gov/42911789/</w:t>
       </w:r>
     </w:p>
     <w:sectPr>

--- a/download/studien-aktuell.docx
+++ b/download/studien-aktuell.docx
@@ -62,7 +62,7 @@
           <w:color w:val="666666"/>
           <w:sz w:val="18"/>
         </w:rPr>
-        <w:t>Stand: 26.10.2026  |  5 Studien  |  mental.m-vf.de</w:t>
+        <w:t>Stand: 27.10.2026  |  1 Studien  |  mental.m-vf.de</w:t>
       </w:r>
     </w:p>
     <w:p>
@@ -70,7 +70,7 @@
         <w:pStyle w:val="Heading1"/>
       </w:pPr>
       <w:r>
-        <w:t>Aufgenommen am 26.10.2026</w:t>
+        <w:t>Aufgenommen am 27.10.2026</w:t>
       </w:r>
     </w:p>
     <w:p>
@@ -78,7 +78,7 @@
         <w:pStyle w:val="Heading2"/>
       </w:pPr>
       <w:r>
-        <w:t>Achtsamkeit reduzierte Bewegungsangst bei älteren Patienten mit Kniearthrose</w:t>
+        <w:t>Kriseninterventionen für suizidale Jugendliche reduzieren Klinikaufenthalte</w:t>
       </w:r>
     </w:p>
     <w:p>
@@ -88,12 +88,12 @@
           <w:color w:val="666666"/>
           <w:sz w:val="18"/>
         </w:rPr>
-        <w:t>Kheirkhah Z et al.  ·  Clin Interv Aging  ·  20.10.2026  ·  PMID 42927343</w:t>
+        <w:t>Díaz-Téllez C et al.  ·  Curr Psychiatry Rep  ·  26.10.2026  ·  PMID 42931979</w:t>
       </w:r>
     </w:p>
     <w:p>
       <w:r>
-        <w:t>Randomisierte kontrollierte Studie mit 56 älteren Patienten (Iran, 2024): Interventionsgruppe erhielt 8 Sitzungen à 90 Minuten Mindfulness-Based Cognitive Therapy, Kontrollgruppe Routineversorgung; gemessen wurde Kinesiophobia mit Tampa Scale for Kinesiophobia (TSK11) zu Baseline, Woche 4 und Woche 8.</w:t>
+        <w:t>Systematische Übersicht von 15 Studien zu Krisendiensten für Kinder und Jugendliche mit Suizidalität, Selbstverletzung und Depression.</w:t>
       </w:r>
     </w:p>
     <w:p>
@@ -104,7 +104,7 @@
         <w:t xml:space="preserve">Ergebnis: </w:t>
       </w:r>
       <w:r>
-        <w:t>Interventionsgruppe: Kinesiophobia-Score fiel von 29,46±3,81 auf 25,68±3,22 in Woche 8; Kontrollgruppe von 28,64±4,78 auf 26,68±5,15. Signifikante Gruppe-x-Zeit-Interaktion (Wilks Λ=0,88; F(2,50)=3,34; p=0,040; ηp²=0,11). Angepasste Differenz baseline zu Woche 8: –1,60 Punkte (95%-KI –3,25 bis 0,05; p=0,05), grenzt an Signifikanz. Innerhalb-Gruppe-Vergleiche zeigten in Interventionsgruppe signifikante Reduktion über alle Zeitintervalle (p&lt;0,001).</w:t>
+        <w:t>Familie-fokussierte Interventionen (7 Studien) reduzierten Hospitalisierungsraten und verbesserten Familienbeziehungen. Drei Interventionen zur Krisenstabilisierung mit Übergangshilfe senkten Notaufnahmebesuche. Intensive Angebote in der Gemeindeumgebung waren assoziert mit Reduktion suizidaler Gedanken, depressiver Symptome und Klinikaufnahmen, ohne dass Kausalität zu belegen ist.</w:t>
       </w:r>
     </w:p>
     <w:p>
@@ -119,7 +119,7 @@
         <w:rPr>
           <w:sz w:val="19"/>
         </w:rPr>
-        <w:t>Iran – keine direkten Strukturparallelen, aber Befund zur psychologischen Intervention bei älteren Menschen mit somatischen Erkrankungen methodisch valide.</w:t>
+        <w:t>Spanien, transferierbar auf deutsche Krisendienste der Länder</w:t>
       </w:r>
     </w:p>
     <w:p>
@@ -128,239 +128,7 @@
           <w:color w:val="5A7D3A"/>
           <w:sz w:val="18"/>
         </w:rPr>
-        <w:t>https://pubmed.ncbi.nlm.nih.gov/42927343/</w:t>
-      </w:r>
-    </w:p>
-    <w:p>
-      <w:pPr>
-        <w:pStyle w:val="Heading2"/>
-      </w:pPr>
-      <w:r>
-        <w:t>Ländliche Demenz-Patienten melden dreimal mehr ungedeckte Versorgungsbedarfe</w:t>
-      </w:r>
-    </w:p>
-    <w:p>
-      <w:r>
-        <w:rPr>
-          <w:i/>
-          <w:color w:val="666666"/>
-          <w:sz w:val="18"/>
-        </w:rPr>
-        <w:t>Parikh RR et al.  ·  J Rural Health  ·  Sept. 2026  ·  PMID 42924567</w:t>
-      </w:r>
-    </w:p>
-    <w:p>
-      <w:r>
-        <w:t>Querschnittsstudie aus National Core Indicators-Survey (2016–2019) mit 14.645 älteren Einwohnern in 23 US-Bundesstaaten, stratifiziert nach Demenzstatus und ländlich-urbaner Herkunft zu ungedeckten Bedarfen für Dienste im häuslichen und gemeindlichen Bereich.</w:t>
-      </w:r>
-    </w:p>
-    <w:p>
-      <w:r>
-        <w:rPr>
-          <w:b/>
-        </w:rPr>
-        <w:t xml:space="preserve">Ergebnis: </w:t>
-      </w:r>
-      <w:r>
-        <w:t>Bei Menschen mit Demenz: ungedeckte Versorgungsbedarfe in ländlichen Räumen 44,8% vs. 30,7% in Metropolen (OR 1,83; 95%-KI 1,11–3,04). Kleinstädte 36,3% (OR 1,44; 0,97–2,13), Mikropolen 35,4% (OR 1,32; 0,98–1,77). Umgekehrtes Muster ohne Demenz. Signifikante Disparität für vulnerable Gruppe.</w:t>
-      </w:r>
-    </w:p>
-    <w:p>
-      <w:r>
-        <w:rPr>
-          <w:b/>
-          <w:sz w:val="19"/>
-        </w:rPr>
-        <w:t xml:space="preserve">Übertragbarkeit: </w:t>
-      </w:r>
-      <w:r>
-        <w:rPr>
-          <w:sz w:val="19"/>
-        </w:rPr>
-        <w:t>USA – Versorgungsstruktur grundlegend anders, aber Befund zur ländlichen Benachteiligung übertragbar auf Deutschland.</w:t>
-      </w:r>
-    </w:p>
-    <w:p>
-      <w:r>
-        <w:rPr>
-          <w:color w:val="5A7D3A"/>
-          <w:sz w:val="18"/>
-        </w:rPr>
-        <w:t>https://pubmed.ncbi.nlm.nih.gov/42924567/</w:t>
-      </w:r>
-    </w:p>
-    <w:p>
-      <w:pPr>
-        <w:pStyle w:val="Heading2"/>
-      </w:pPr>
-      <w:r>
-        <w:t>Behandlungslücken für psychische Störungen in der Landversorgung Brasiliens</w:t>
-      </w:r>
-    </w:p>
-    <w:p>
-      <w:r>
-        <w:rPr>
-          <w:i/>
-          <w:color w:val="666666"/>
-          <w:sz w:val="18"/>
-        </w:rPr>
-        <w:t>Sombra LL et al.  ·  Epidemiol Serv Saude  ·  20.07.2026  ·  PMID 42922930</w:t>
-      </w:r>
-    </w:p>
-    <w:p>
-      <w:r>
-        <w:t>Querschnittsstudie mit 277 Einwohnern zweier ländlicher Gemeinden in Ceará/Brasilien zur Assoziation zwischen Häufigkeit psychischer Störungen und Versorgungsqualität durch das öffentliche Gesundheitsnetz.</w:t>
-      </w:r>
-    </w:p>
-    <w:p>
-      <w:r>
-        <w:rPr>
-          <w:b/>
-        </w:rPr>
-        <w:t xml:space="preserve">Ergebnis: </w:t>
-      </w:r>
-      <w:r>
-        <w:t>Psychische Störungen prävalent bei 21,3% der Bevölkerung, aber nur 17% mit Diagnose und 13,5% in Regelversorgung. Präsenz von Störungen korreliert mit Konsultation im letzten Jahr (PR 2,46; 95%-KI 1,37–4,42), vorheriger Diagnose (PR 1,87; 1,13–3,09) und Bewertung des öffentlichen Dienstes als schlecht (PR 2,19; 1,24–3,87). 40% berichten Mangel an Fachpersonal. Erhebliche diagnostische und therapeutische Lücken in der Primärversorgung.</w:t>
-      </w:r>
-    </w:p>
-    <w:p>
-      <w:r>
-        <w:rPr>
-          <w:b/>
-          <w:sz w:val="19"/>
-        </w:rPr>
-        <w:t xml:space="preserve">Übertragbarkeit: </w:t>
-      </w:r>
-      <w:r>
-        <w:rPr>
-          <w:sz w:val="19"/>
-        </w:rPr>
-        <w:t>Brasilien – strukturelle Parallelen zu ländlichen Regionen in Deutschland, vergleichbare Finanzierungsprobleme.</w:t>
-      </w:r>
-    </w:p>
-    <w:p>
-      <w:r>
-        <w:rPr>
-          <w:color w:val="5A7D3A"/>
-          <w:sz w:val="18"/>
-        </w:rPr>
-        <w:t>https://pubmed.ncbi.nlm.nih.gov/42922930/</w:t>
-      </w:r>
-    </w:p>
-    <w:p>
-      <w:pPr>
-        <w:pStyle w:val="Heading2"/>
-      </w:pPr>
-      <w:r>
-        <w:t>Psychopharmaka-Verordnungen während und nach COVID-19 in Peru schwankend</w:t>
-      </w:r>
-    </w:p>
-    <w:p>
-      <w:r>
-        <w:rPr>
-          <w:i/>
-          <w:color w:val="666666"/>
-          <w:sz w:val="18"/>
-        </w:rPr>
-        <w:t>Salvador-Carrillo J et al.  ·  Front Public Health  ·  09.10.2026  ·  PMID 42921510</w:t>
-      </w:r>
-    </w:p>
-    <w:p>
-      <w:r>
-        <w:t>Unterbrochene Zeitreihenanalyse von 6.151 stationären Patienten mit psychiatrischen Diagnosen in einem peruanischen Allgemeinkrankenhaus September 2020 bis Dezember 2024 zur Abbildung von Verordnungstrends.</w:t>
-      </w:r>
-    </w:p>
-    <w:p>
-      <w:r>
-        <w:rPr>
-          <w:b/>
-        </w:rPr>
-        <w:t xml:space="preserve">Ergebnis: </w:t>
-      </w:r>
-      <w:r>
-        <w:t>Gesamtrate psychotroper Verordnungen post-Pandemie höher als während Pandemie (1.308 vs. 1.254 pro 1.000 Konsultationen; p=0,023). Phase 1 (nach erster Welle): signifikanter Abwärtstrend (β=–25,53; 95%-KI –43,82 bis –7,01; p=0,007). Phase 2 (zweite Welle): abrupter Anstieg um 295,53 Punkte (p=0,014) und Trendumkehr (p=0,016). Antidepressiva zeigten ähnliches Muster, Anxiolytika transienten Anstieg, Antipsychotika stabil.</w:t>
-      </w:r>
-    </w:p>
-    <w:p>
-      <w:r>
-        <w:rPr>
-          <w:b/>
-          <w:sz w:val="19"/>
-        </w:rPr>
-        <w:t xml:space="preserve">Übertragbarkeit: </w:t>
-      </w:r>
-      <w:r>
-        <w:rPr>
-          <w:sz w:val="19"/>
-        </w:rPr>
-        <w:t>Peru – Middle-Income-Land mit Dokumentationsproblematiken, Struktur unterscheidet sich von deutschem Versorgungssystem.</w:t>
-      </w:r>
-    </w:p>
-    <w:p>
-      <w:r>
-        <w:rPr>
-          <w:color w:val="5A7D3A"/>
-          <w:sz w:val="18"/>
-        </w:rPr>
-        <w:t>https://pubmed.ncbi.nlm.nih.gov/42921510/</w:t>
-      </w:r>
-    </w:p>
-    <w:p>
-      <w:pPr>
-        <w:pStyle w:val="Heading2"/>
-      </w:pPr>
-      <w:r>
-        <w:t>Drei Verlaufsmuster für therapiegefährdete Patienten identifiziert</w:t>
-      </w:r>
-    </w:p>
-    <w:p>
-      <w:r>
-        <w:rPr>
-          <w:i/>
-          <w:color w:val="666666"/>
-          <w:sz w:val="18"/>
-        </w:rPr>
-        <w:t>Moggia D et al.  ·  J Consult Clin Psychol  ·  Sept. 2026  ·  PMID 42911789</w:t>
-      </w:r>
-    </w:p>
-    <w:p>
-      <w:r>
-        <w:t>Analyse von 573 Patienten, die in Feedback-gestützter Psychotherapie an einer Universitätsklinik als ‚nicht-auf-Spur' (NOT) flaggt wurden; Growth-Mixture-Modeling identifizierte Verlaufsmuster, multinomiale logistische Regression prädizierten diese anhand Intake-Variablen.</w:t>
-      </w:r>
-    </w:p>
-    <w:p>
-      <w:r>
-        <w:rPr>
-          <w:b/>
-        </w:rPr>
-        <w:t xml:space="preserve">Ergebnis: </w:t>
-      </w:r>
-      <w:r>
-        <w:t>Drei Verlaufsmuster: C1 schwerwiegend-bescheidene Verbesserer (symptomatisch schwer bei Flaggung, dann moderat besser), C2 schwerwiegend-schnelle Verbesserer (schwer bei Flaggung, dann schnell besser), C3 moderat-verbesserer. Muster unterschieden sich bei Symptomgewichtung, Persönlichkeitsstörungs-Merkmalen, interpersonalen Problemen und Emotionsregulationsschwierigkeiten. Zwei Muster mit akzeptabler Genauigkeit vorhersagbar. Alle Subgruppen zeigten Verbesserung, aber NOT-Signal nicht homogen zu interpretieren.</w:t>
-      </w:r>
-    </w:p>
-    <w:p>
-      <w:r>
-        <w:rPr>
-          <w:b/>
-          <w:sz w:val="19"/>
-        </w:rPr>
-        <w:t xml:space="preserve">Übertragbarkeit: </w:t>
-      </w:r>
-      <w:r>
-        <w:rPr>
-          <w:sz w:val="19"/>
-        </w:rPr>
-        <w:t>Psychotherapie-Forschung aus universitärem Setting (Trier), Befund zu Patientenheterogenität und Früherkennung von Therapieversagern relevant für deutsche Versorgung.</w:t>
-      </w:r>
-    </w:p>
-    <w:p>
-      <w:r>
-        <w:rPr>
-          <w:color w:val="5A7D3A"/>
-          <w:sz w:val="18"/>
-        </w:rPr>
-        <w:t>https://pubmed.ncbi.nlm.nih.gov/42911789/</w:t>
+        <w:t>https://pubmed.ncbi.nlm.nih.gov/42931979/</w:t>
       </w:r>
     </w:p>
     <w:sectPr>

--- a/download/studien-aktuell.docx
+++ b/download/studien-aktuell.docx
@@ -62,7 +62,7 @@
           <w:color w:val="666666"/>
           <w:sz w:val="18"/>
         </w:rPr>
-        <w:t>Stand: 27.10.2026  |  1 Studien  |  mental.m-vf.de</w:t>
+        <w:t>Stand: 28.10.2026  |  6 Studien  |  mental.m-vf.de</w:t>
       </w:r>
     </w:p>
     <w:p>
@@ -70,7 +70,7 @@
         <w:pStyle w:val="Heading1"/>
       </w:pPr>
       <w:r>
-        <w:t>Aufgenommen am 27.10.2026</w:t>
+        <w:t>Aufgenommen am 28.10.2026</w:t>
       </w:r>
     </w:p>
     <w:p>
@@ -78,7 +78,7 @@
         <w:pStyle w:val="Heading2"/>
       </w:pPr>
       <w:r>
-        <w:t>Kriseninterventionen für suizidale Jugendliche reduzieren Klinikaufenthalte</w:t>
+        <w:t>Menschen mit psychischen Erkrankungen zeigen geringere Krebsvorsorge-Teilnahme bei schwerer Symptomatik, trotz Universalversicherung</w:t>
       </w:r>
     </w:p>
     <w:p>
@@ -88,12 +88,12 @@
           <w:color w:val="666666"/>
           <w:sz w:val="18"/>
         </w:rPr>
-        <w:t>Díaz-Téllez C et al.  ·  Curr Psychiatry Rep  ·  26.10.2026  ·  PMID 42931979</w:t>
+        <w:t>Wang YH et al.  ·  PLoS One  ·  27.10.2026  ·  PMID 42945295</w:t>
       </w:r>
     </w:p>
     <w:p>
       <w:r>
-        <w:t>Systematische Übersicht von 15 Studien zu Krisendiensten für Kinder und Jugendliche mit Suizidalität, Selbstverletzung und Depression.</w:t>
+        <w:t>Bevölkerungsbasierte Analyse von über 99% der taiwanesischen Bevölkerung, die Unterschiede in Krebsvorsorgeteilnahme und Diagnosestadium bei Personen mit und ohne vorangegangene psychische Erkrankungen (PMHD) verglich.</w:t>
       </w:r>
     </w:p>
     <w:p>
@@ -104,7 +104,7 @@
         <w:t xml:space="preserve">Ergebnis: </w:t>
       </w:r>
       <w:r>
-        <w:t>Familie-fokussierte Interventionen (7 Studien) reduzierten Hospitalisierungsraten und verbesserten Familienbeziehungen. Drei Interventionen zur Krisenstabilisierung mit Übergangshilfe senkten Notaufnahmebesuche. Intensive Angebote in der Gemeindeumgebung waren assoziert mit Reduktion suizidaler Gedanken, depressiver Symptome und Klinikaufnahmen, ohne dass Kausalität zu belegen ist.</w:t>
+        <w:t>Allgemein war PMHD mit höherer Vorsorgepartnizipation verbunden (bereinigtes Odds Ratio Brust 1,04; Darm 1,12) und reduzierten Odds für metastatische Erkrankung (Brust 0,72; Darm 0,93). Aber Personen mit schwerer PMHD hatten signifikant niedrigere Vorsorge-Odds trotz hohem ambulantem Ressourcentzugang (Brust 0,81; Darm 0,88) und keine Staging-Vorteile beim Darmkrebs.</w:t>
       </w:r>
     </w:p>
     <w:p>
@@ -119,7 +119,7 @@
         <w:rPr>
           <w:sz w:val="19"/>
         </w:rPr>
-        <w:t>Spanien, transferierbar auf deutsche Krisendienste der Länder</w:t>
+        <w:t>Taiwan, aber Ungleichheitsbefund bei schwerem PMHD universal gültig</w:t>
       </w:r>
     </w:p>
     <w:p>
@@ -128,7 +128,297 @@
           <w:color w:val="5A7D3A"/>
           <w:sz w:val="18"/>
         </w:rPr>
-        <w:t>https://pubmed.ncbi.nlm.nih.gov/42931979/</w:t>
+        <w:t>https://pubmed.ncbi.nlm.nih.gov/42945295/</w:t>
+      </w:r>
+    </w:p>
+    <w:p>
+      <w:pPr>
+        <w:pStyle w:val="Heading2"/>
+      </w:pPr>
+      <w:r>
+        <w:t>Jährliche Vorsorgeuntersuchungen erhöhen Demenzmedikation bei Medicare-Versicherten</w:t>
+      </w:r>
+    </w:p>
+    <w:p>
+      <w:r>
+        <w:rPr>
+          <w:i/>
+          <w:color w:val="666666"/>
+          <w:sz w:val="18"/>
+        </w:rPr>
+        <w:t>Milani SA et al.  ·  JAMA Netw Open  ·  01.10.2026  ·  PMID 42944685</w:t>
+      </w:r>
+    </w:p>
+    <w:p>
+      <w:r>
+        <w:t>Retrospektive Kohortenanalyse von 799.268 Medicare-Versicherten mit diagnostizierter Alzheimer-Krankheit oder verwandter Demenzerkrankungen (ADRD), die den Zusammenhang zwischen der Anzahl von Jahresvorsorgeuntersuchungen (AWV) und neuen Demenzmedikamentenverschreibungen zwischen 2018 und 2025 untersuchte.</w:t>
+      </w:r>
+    </w:p>
+    <w:p>
+      <w:r>
+        <w:rPr>
+          <w:b/>
+        </w:rPr>
+        <w:t xml:space="preserve">Ergebnis: </w:t>
+      </w:r>
+      <w:r>
+        <w:t>Eine AWV war mit 9,0% höherer Rate neuer Demenzmedikamentenverschreibungen assoziiert (HR 1,09; 95%-KI 1,07–1,11), zwei AWVs mit 12,0% höherer Rate (HR 1,12; 95%-KI 1,10–1,14) und drei oder mehr mit 16,0% höherer Rate (HR 1,16; 95%-KI 1,13–1,19); stärker bei neu diagnostizierter Demenz als bei bereits bekannter.</w:t>
+      </w:r>
+    </w:p>
+    <w:p>
+      <w:r>
+        <w:rPr>
+          <w:b/>
+          <w:sz w:val="19"/>
+        </w:rPr>
+        <w:t xml:space="preserve">Übertragbarkeit: </w:t>
+      </w:r>
+      <w:r>
+        <w:rPr>
+          <w:sz w:val="19"/>
+        </w:rPr>
+        <w:t>USA, aber Screening-und-Verschreibungs-Frage gesundheitssystemübergreifend relevant</w:t>
+      </w:r>
+    </w:p>
+    <w:p>
+      <w:r>
+        <w:rPr>
+          <w:color w:val="5A7D3A"/>
+          <w:sz w:val="18"/>
+        </w:rPr>
+        <w:t>https://pubmed.ncbi.nlm.nih.gov/42944685/</w:t>
+      </w:r>
+    </w:p>
+    <w:p>
+      <w:pPr>
+        <w:pStyle w:val="Heading2"/>
+      </w:pPr>
+      <w:r>
+        <w:t>Telemedizinische Multikomponenten-Intervention verbessert Kognition bei älteren Menschen in der Gemeindeversorgung</w:t>
+      </w:r>
+    </w:p>
+    <w:p>
+      <w:r>
+        <w:rPr>
+          <w:i/>
+          <w:color w:val="666666"/>
+          <w:sz w:val="18"/>
+        </w:rPr>
+        <w:t>Jang GY et al.  ·  Age Ageing  ·  03.08.2026  ·  PMID 42935252</w:t>
+      </w:r>
+    </w:p>
+    <w:p>
+      <w:r>
+        <w:t>Randomisierte kontrollierte Studie an 140 älteren Erwachsenen (60–80 Jahre) in südkoreanischen Gemeindegesundheitszentren, die ein videogestütztes Bewegungs- und Ernährungsprogramm mit üblicher Gesundheitsförderung verglich.</w:t>
+      </w:r>
+    </w:p>
+    <w:p>
+      <w:r>
+        <w:rPr>
+          <w:b/>
+        </w:rPr>
+        <w:t xml:space="preserve">Ergebnis: </w:t>
+      </w:r>
+      <w:r>
+        <w:t>Nach 6 Monaten zeigte die Interventionsgruppe stärkere Verbesserung der Montreal Cognitive Assessment (MoCA-K)-Scores (2,3 Punkte Differenz; 95%-KI 1,4–3,1) und bessere funktionale Unabhängigkeit sowie niedrigere Gebrechlichkeit, mit Effekten, die nach 12 Monaten anhielten (1,1 Punkte; 95%-KI 0,3–2,0). Keine unerwünschten Ereignisse wurden berichtet.</w:t>
+      </w:r>
+    </w:p>
+    <w:p>
+      <w:r>
+        <w:rPr>
+          <w:b/>
+          <w:sz w:val="19"/>
+        </w:rPr>
+        <w:t xml:space="preserve">Übertragbarkeit: </w:t>
+      </w:r>
+      <w:r>
+        <w:rPr>
+          <w:sz w:val="19"/>
+        </w:rPr>
+        <w:t>Südkorea, Gesundheitssystem mit vergleichbarem gemeindepsychiatrischen Auftrag</w:t>
+      </w:r>
+    </w:p>
+    <w:p>
+      <w:r>
+        <w:rPr>
+          <w:color w:val="5A7D3A"/>
+          <w:sz w:val="18"/>
+        </w:rPr>
+        <w:t>https://pubmed.ncbi.nlm.nih.gov/42935252/</w:t>
+      </w:r>
+    </w:p>
+    <w:p>
+      <w:pPr>
+        <w:pStyle w:val="Heading2"/>
+      </w:pPr>
+      <w:r>
+        <w:t>Pragmatische RCT misst Psychotherapie-Wirksamkeit in dänischer Routinepraxis gegen Warteliste</w:t>
+      </w:r>
+    </w:p>
+    <w:p>
+      <w:r>
+        <w:rPr>
+          <w:i/>
+          <w:color w:val="666666"/>
+          <w:sz w:val="18"/>
+        </w:rPr>
+        <w:t>Jacobsen CF et al.  ·  Trials  ·  28.07.2026  ·  PMID 42934722</w:t>
+      </w:r>
+    </w:p>
+    <w:p>
+      <w:r>
+        <w:t>Protokoll für pragmatische RCT mit 308 Klienten von mindestens 20 in der Primärversorgung tätigen Psychologen in Dänemark, die Psychotherapie in naturalistischer Praxis (Therapiefreiraum) gegen Warteliste vergleicht; Laufzeit 16 Wochen aktive Messung, Nachverfolgung bis 16,5 Monate.</w:t>
+      </w:r>
+    </w:p>
+    <w:p>
+      <w:r>
+        <w:rPr>
+          <w:b/>
+        </w:rPr>
+        <w:t xml:space="preserve">Ergebnis: </w:t>
+      </w:r>
+      <w:r>
+        <w:t>Primärer Outcome ist Veränderung der PHQ-ADS-Scores (Depressivität und Angst) alle 2 Wochen; sekundär funktionale Beeinträchtigung, Lebensqualität, wahrgenommener Stress; Outcome-Messung in therapeutischer Allianz und Therapistischer Ansatz. Erste Voraussagen sind nicht verfügbar (Studienprotokoll), aber Studienregistrierung und ethische Genehmigung liegen vor.</w:t>
+      </w:r>
+    </w:p>
+    <w:p>
+      <w:r>
+        <w:rPr>
+          <w:b/>
+          <w:sz w:val="19"/>
+        </w:rPr>
+        <w:t xml:space="preserve">Übertragbarkeit: </w:t>
+      </w:r>
+      <w:r>
+        <w:rPr>
+          <w:sz w:val="19"/>
+        </w:rPr>
+        <w:t>Dänemark, ähnliches Versicherungssystem, aber Behandlungsfreiraum unterscheidet sich von deutscher Richtlinienpsychotherapie</w:t>
+      </w:r>
+    </w:p>
+    <w:p>
+      <w:r>
+        <w:rPr>
+          <w:color w:val="5A7D3A"/>
+          <w:sz w:val="18"/>
+        </w:rPr>
+        <w:t>https://pubmed.ncbi.nlm.nih.gov/42934722/</w:t>
+      </w:r>
+    </w:p>
+    <w:p>
+      <w:pPr>
+        <w:pStyle w:val="Heading2"/>
+      </w:pPr>
+      <w:r>
+        <w:t>GP-Wissen über Tic-Störungen ist begrenzt; Stigma und unklar Standards hemmen Versorgung in der Primärmedizin</w:t>
+      </w:r>
+    </w:p>
+    <w:p>
+      <w:r>
+        <w:rPr>
+          <w:i/>
+          <w:color w:val="666666"/>
+          <w:sz w:val="18"/>
+        </w:rPr>
+        <w:t>Parker A et al.  ·  BMC Prim Care  ·  30.07.2026  ·  PMID 42934522</w:t>
+      </w:r>
+    </w:p>
+    <w:p>
+      <w:r>
+        <w:t>Thematische Analyse von 20 Interviews (5 Erwachsene mit Tics, 5 Eltern, 6 Hausärzte, 4 Fachleute aus Sekundärversorgung), die Barrieren und Erleichterungen in der hausärztlichen Versorgung von Tic-Störungen in England untersuchte.</w:t>
+      </w:r>
+    </w:p>
+    <w:p>
+      <w:r>
+        <w:rPr>
+          <w:b/>
+        </w:rPr>
+        <w:t xml:space="preserve">Ergebnis: </w:t>
+      </w:r>
+      <w:r>
+        <w:t>Leitthemen waren: (1) begrenzte Fortbildung und Evidenzlücke (keine NICE-Leitlinie) erschwert GP-Support; (2) inkonsistente Verfügbarkeit von Spezialversorgung landesweit; (3) negative Erfahrungen (Stigma, unzureichende Kommunikation, schlechte Weiterleitungsinformation). Empfehlung: zugängliche Fortbildung für GPs könnte Wissen und Bewusstsein steigern und Patientenerfahrung verbessern.</w:t>
+      </w:r>
+    </w:p>
+    <w:p>
+      <w:r>
+        <w:rPr>
+          <w:b/>
+          <w:sz w:val="19"/>
+        </w:rPr>
+        <w:t xml:space="preserve">Übertragbarkeit: </w:t>
+      </w:r>
+      <w:r>
+        <w:rPr>
+          <w:sz w:val="19"/>
+        </w:rPr>
+        <w:t>England, NHS-System; Befund zu GP-Wissensgap und Versorgungsungleichheit deutschlandrelevant</w:t>
+      </w:r>
+    </w:p>
+    <w:p>
+      <w:r>
+        <w:rPr>
+          <w:color w:val="5A7D3A"/>
+          <w:sz w:val="18"/>
+        </w:rPr>
+        <w:t>https://pubmed.ncbi.nlm.nih.gov/42934522/</w:t>
+      </w:r>
+    </w:p>
+    <w:p>
+      <w:pPr>
+        <w:pStyle w:val="Heading2"/>
+      </w:pPr>
+      <w:r>
+        <w:t>Körperliche Aktivität ist mit besserer psychischer Gesundheit bei Kindern und Jugendlichen assoziiert, Effekte stärker bei freizeitlicher Sportaktivität</w:t>
+      </w:r>
+    </w:p>
+    <w:p>
+      <w:r>
+        <w:rPr>
+          <w:i/>
+          <w:color w:val="666666"/>
+          <w:sz w:val="18"/>
+        </w:rPr>
+        <w:t>Reiß F et al.  ·  Bundesgesundheitsblatt Gesundheitsforschung Gesundheitsschutz  ·  20.10.2026  ·  PMID 42900193</w:t>
+      </w:r>
+    </w:p>
+    <w:p>
+      <w:r>
+        <w:t>Narrative Übersicht von drei bevölkerungsrepräsentativen deutschen Studien (MoMo, BELLA, COPSY), die Zusammenhänge zwischen körperlicher Aktivität und psychischer Gesundheit bei Kindern und Jugendlichen (4–23 Jahre) analysierte.</w:t>
+      </w:r>
+    </w:p>
+    <w:p>
+      <w:r>
+        <w:rPr>
+          <w:b/>
+        </w:rPr>
+        <w:t xml:space="preserve">Ergebnis: </w:t>
+      </w:r>
+      <w:r>
+        <w:t>Höhere körperliche Aktivität ging mit weniger psychischen Auffälligkeiten und höherer gesundheitsbezogener Lebensqualität einher; freizeitlicher Sport im Verein und außerhalb zeigte stärkere Schutzeffekte. Kinder aus sozioökonomisch benachteiligten Familien waren weniger aktiv und stärker psychisch belastet; soziale Einbindung und Kompetenzerleben im Sport waren zentrale Faktoren.</w:t>
+      </w:r>
+    </w:p>
+    <w:p>
+      <w:r>
+        <w:rPr>
+          <w:b/>
+          <w:sz w:val="19"/>
+        </w:rPr>
+        <w:t xml:space="preserve">Übertragbarkeit: </w:t>
+      </w:r>
+      <w:r>
+        <w:rPr>
+          <w:sz w:val="19"/>
+        </w:rPr>
+        <w:t>Deutschland, KiGGS-Kooperationsstudien, unmittelbar auf deutsches Schulsystem übertragbar</w:t>
+      </w:r>
+    </w:p>
+    <w:p>
+      <w:r>
+        <w:rPr>
+          <w:color w:val="5A7D3A"/>
+          <w:sz w:val="18"/>
+        </w:rPr>
+        <w:t>https://pubmed.ncbi.nlm.nih.gov/42900193/</w:t>
       </w:r>
     </w:p>
     <w:sectPr>

--- a/download/studien-aktuell.docx
+++ b/download/studien-aktuell.docx
@@ -62,7 +62,7 @@
           <w:color w:val="666666"/>
           <w:sz w:val="18"/>
         </w:rPr>
-        <w:t>Stand: 28.10.2026  |  6 Studien  |  mental.m-vf.de</w:t>
+        <w:t>Stand: 29.10.2026  |  7 Studien  |  mental.m-vf.de</w:t>
       </w:r>
     </w:p>
     <w:p>
@@ -70,7 +70,7 @@
         <w:pStyle w:val="Heading1"/>
       </w:pPr>
       <w:r>
-        <w:t>Aufgenommen am 28.10.2026</w:t>
+        <w:t>Aufgenommen am 29.10.2026</w:t>
       </w:r>
     </w:p>
     <w:p>
@@ -78,7 +78,7 @@
         <w:pStyle w:val="Heading2"/>
       </w:pPr>
       <w:r>
-        <w:t>Menschen mit psychischen Erkrankungen zeigen geringere Krebsvorsorge-Teilnahme bei schwerer Symptomatik, trotz Universalversicherung</w:t>
+        <w:t>Augmentierungsstrategien bei Clozapin-Resistenz: Verweildauer und Symptomverbesserung</w:t>
       </w:r>
     </w:p>
     <w:p>
@@ -88,12 +88,12 @@
           <w:color w:val="666666"/>
           <w:sz w:val="18"/>
         </w:rPr>
-        <w:t>Wang YH et al.  ·  PLoS One  ·  27.10.2026  ·  PMID 42945295</w:t>
+        <w:t>Baldwin K et al.  ·  Schizophr Bull  ·  27.10.2026  ·  PMID 42951688</w:t>
       </w:r>
     </w:p>
     <w:p>
       <w:r>
-        <w:t>Bevölkerungsbasierte Analyse von über 99% der taiwanesischen Bevölkerung, die Unterschiede in Krebsvorsorgeteilnahme und Diagnosestadium bei Personen mit und ohne vorangegangene psychische Erkrankungen (PMHD) verglich.</w:t>
+        <w:t>Kanadische retrospektive Kohortenstudie mit 88 stationären Aufnahmen von Patienten mit therapieresistenter Schizophrenie zur Wirkung von Augmentierungsstrategien auf Verweildauer und Symptome.</w:t>
       </w:r>
     </w:p>
     <w:p>
@@ -104,7 +104,7 @@
         <w:t xml:space="preserve">Ergebnis: </w:t>
       </w:r>
       <w:r>
-        <w:t>Allgemein war PMHD mit höherer Vorsorgepartnizipation verbunden (bereinigtes Odds Ratio Brust 1,04; Darm 1,12) und reduzierten Odds für metastatische Erkrankung (Brust 0,72; Darm 0,93). Aber Personen mit schwerer PMHD hatten signifikant niedrigere Vorsorge-Odds trotz hohem ambulantem Ressourcentzugang (Brust 0,81; Darm 0,88) und keine Staging-Vorteile beim Darmkrebs.</w:t>
+        <w:t>D2/D3-selektive Antagonisten assoziiert mit kürzerer Verweildauer als ECT (HR 2,50, 95%-KI 1,35–4,62). ECT zeigte größere Reduktion positiver Symptome als selektive Antagonisten (MD −3,20, 95%-KI −5,65 bis −0,75). Baseline-Psychose und Funktionsbeeinträchtigung waren Prädiktoren für ECT bei Entlassung (AUC 0,74).</w:t>
       </w:r>
     </w:p>
     <w:p>
@@ -119,7 +119,7 @@
         <w:rPr>
           <w:sz w:val="19"/>
         </w:rPr>
-        <w:t>Taiwan, aber Ungleichheitsbefund bei schwerem PMHD universal gültig</w:t>
+        <w:t>Kanada; Messung-basierte Versorgung mit Ressourceneffizienzbetrachtung relevant für deutsches System</w:t>
       </w:r>
     </w:p>
     <w:p>
@@ -128,7 +128,7 @@
           <w:color w:val="5A7D3A"/>
           <w:sz w:val="18"/>
         </w:rPr>
-        <w:t>https://pubmed.ncbi.nlm.nih.gov/42945295/</w:t>
+        <w:t>https://pubmed.ncbi.nlm.nih.gov/42951688/</w:t>
       </w:r>
     </w:p>
     <w:p>
@@ -136,7 +136,7 @@
         <w:pStyle w:val="Heading2"/>
       </w:pPr>
       <w:r>
-        <w:t>Jährliche Vorsorgeuntersuchungen erhöhen Demenzmedikation bei Medicare-Versicherten</w:t>
+        <w:t>Vertrauensaufbau in Maßregelvollzug: Patientenerfahrungen mit partizipativer Betreuung</w:t>
       </w:r>
     </w:p>
     <w:p>
@@ -146,12 +146,12 @@
           <w:color w:val="666666"/>
           <w:sz w:val="18"/>
         </w:rPr>
-        <w:t>Milani SA et al.  ·  JAMA Netw Open  ·  01.10.2026  ·  PMID 42944685</w:t>
+        <w:t>Vidaurrázaga Aras V et al.  ·  Int J Ment Health Nurs  ·  Dez. 2026  ·  PMID 42947530</w:t>
       </w:r>
     </w:p>
     <w:p>
       <w:r>
-        <w:t>Retrospektive Kohortenanalyse von 799.268 Medicare-Versicherten mit diagnostizierter Alzheimer-Krankheit oder verwandter Demenzerkrankungen (ADRD), die den Zusammenhang zwischen der Anzahl von Jahresvorsorgeuntersuchungen (AWV) und neuen Demenzmedikamentenverschreibungen zwischen 2018 und 2025 untersuchte.</w:t>
+        <w:t>Schwedische Querschnittsstudie mit 329 Patienten in 13 forensischen Psychiatrien zur Messung personenzentrierter Versorgung mittels Generic Person-Centred Care Questionnaire.</w:t>
       </w:r>
     </w:p>
     <w:p>
@@ -162,7 +162,7 @@
         <w:t xml:space="preserve">Ergebnis: </w:t>
       </w:r>
       <w:r>
-        <w:t>Eine AWV war mit 9,0% höherer Rate neuer Demenzmedikamentenverschreibungen assoziiert (HR 1,09; 95%-KI 1,07–1,11), zwei AWVs mit 12,0% höherer Rate (HR 1,12; 95%-KI 1,10–1,14) und drei oder mehr mit 16,0% höherer Rate (HR 1,16; 95%-KI 1,13–1,19); stärker bei neu diagnostizierter Demenz als bei bereits bekannter.</w:t>
+        <w:t>Median-Score 70 (Spanne 19–95). Verweildauer assoziiert mit wahrgenommener Betreuungsqualität: Patienten mit 2–5 Jahren Aufenthalt berichteten höhere Scores als solche mit &gt;10 Jahren. Vertrauen zu Personal signifikant niedriger bei &gt;10 Jahren Verweildauer. Involvement in Behandlungsplanung und Angehörigenbeteiligung zeigten niedrigere Ratings.</w:t>
       </w:r>
     </w:p>
     <w:p>
@@ -177,7 +177,7 @@
         <w:rPr>
           <w:sz w:val="19"/>
         </w:rPr>
-        <w:t>USA, aber Screening-und-Verschreibungs-Frage gesundheitssystemübergreifend relevant</w:t>
+        <w:t>Skandinavisches Versicherungssystem, vergleichbare Rechtsordnung und Zwangsbetreuung</w:t>
       </w:r>
     </w:p>
     <w:p>
@@ -186,7 +186,7 @@
           <w:color w:val="5A7D3A"/>
           <w:sz w:val="18"/>
         </w:rPr>
-        <w:t>https://pubmed.ncbi.nlm.nih.gov/42944685/</w:t>
+        <w:t>https://pubmed.ncbi.nlm.nih.gov/42947530/</w:t>
       </w:r>
     </w:p>
     <w:p>
@@ -194,7 +194,7 @@
         <w:pStyle w:val="Heading2"/>
       </w:pPr>
       <w:r>
-        <w:t>Telemedizinische Multikomponenten-Intervention verbessert Kognition bei älteren Menschen in der Gemeindeversorgung</w:t>
+        <w:t>Psychische Belastung bei Brustkrebsüberlebenden: Zugangsbarrieren zu Versorgung</w:t>
       </w:r>
     </w:p>
     <w:p>
@@ -204,12 +204,12 @@
           <w:color w:val="666666"/>
           <w:sz w:val="18"/>
         </w:rPr>
-        <w:t>Jang GY et al.  ·  Age Ageing  ·  03.08.2026  ·  PMID 42935252</w:t>
+        <w:t>Danner A et al.  ·  Psychooncology  ·  Okt. 2026  ·  PMID 42947255</w:t>
       </w:r>
     </w:p>
     <w:p>
       <w:r>
-        <w:t>Randomisierte kontrollierte Studie an 140 älteren Erwachsenen (60–80 Jahre) in südkoreanischen Gemeindegesundheitszentren, die ein videogestütztes Bewegungs- und Ernährungsprogramm mit üblicher Gesundheitsförderung verglich.</w:t>
+        <w:t>US-amerikanische Mixed-Methods-Studie mit 384 Brustkrebsüberlebenden mit klinisch bedeutsamer Angststörung zur Nutzung psychischer Versorgung und deren Barrieren.</w:t>
       </w:r>
     </w:p>
     <w:p>
@@ -220,7 +220,7 @@
         <w:t xml:space="preserve">Ergebnis: </w:t>
       </w:r>
       <w:r>
-        <w:t>Nach 6 Monaten zeigte die Interventionsgruppe stärkere Verbesserung der Montreal Cognitive Assessment (MoCA-K)-Scores (2,3 Punkte Differenz; 95%-KI 1,4–3,1) und bessere funktionale Unabhängigkeit sowie niedrigere Gebrechlichkeit, mit Effekten, die nach 12 Monaten anhielten (1,1 Punkte; 95%-KI 0,3–2,0). Keine unerwünschten Ereignisse wurden berichtet.</w:t>
+        <w:t>Von 298 Patienten mit klinisch relevanter Belastung nutzten nur 61 (20,5%) psychische Versorgung in den vorangegangenen 3 Monaten. Angststörung (p=0,003), Depression (p=0,002) und PTBS (p=0,039) assoziiert mit Nutzung; Angststörung paradox mit weniger Besuchen. Barrieren: Vermeidungsverhalten, finanzielle und logistische Hürden, begrenzte zeitnahe integrierte Versorgung.</w:t>
       </w:r>
     </w:p>
     <w:p>
@@ -235,7 +235,7 @@
         <w:rPr>
           <w:sz w:val="19"/>
         </w:rPr>
-        <w:t>Südkorea, Gesundheitssystem mit vergleichbarem gemeindepsychiatrischen Auftrag</w:t>
+        <w:t>USA; strukturelle Zugangsbarrieren und Vermeidung als Versorgungshindernisse übertragbar</w:t>
       </w:r>
     </w:p>
     <w:p>
@@ -244,7 +244,7 @@
           <w:color w:val="5A7D3A"/>
           <w:sz w:val="18"/>
         </w:rPr>
-        <w:t>https://pubmed.ncbi.nlm.nih.gov/42935252/</w:t>
+        <w:t>https://pubmed.ncbi.nlm.nih.gov/42947255/</w:t>
       </w:r>
     </w:p>
     <w:p>
@@ -252,7 +252,7 @@
         <w:pStyle w:val="Heading2"/>
       </w:pPr>
       <w:r>
-        <w:t>Pragmatische RCT misst Psychotherapie-Wirksamkeit in dänischer Routinepraxis gegen Warteliste</w:t>
+        <w:t>Rehabilitierungskoordinatoren in psychiatrischer Versorgung: Chancen und Rollenverwirrung</w:t>
       </w:r>
     </w:p>
     <w:p>
@@ -262,12 +262,12 @@
           <w:color w:val="666666"/>
           <w:sz w:val="18"/>
         </w:rPr>
-        <w:t>Jacobsen CF et al.  ·  Trials  ·  28.07.2026  ·  PMID 42934722</w:t>
+        <w:t>Andersén Å et al.  ·  BMC Health Serv Res  ·  27.10.2026  ·  PMID 42947172</w:t>
       </w:r>
     </w:p>
     <w:p>
       <w:r>
-        <w:t>Protokoll für pragmatische RCT mit 308 Klienten von mindestens 20 in der Primärversorgung tätigen Psychologen in Dänemark, die Psychotherapie in naturalistischer Praxis (Therapiefreiraum) gegen Warteliste vergleicht; Laufzeit 16 Wochen aktive Messung, Nachverfolgung bis 16,5 Monate.</w:t>
+        <w:t>Qualitative Studie mit 12 Fachpersonen in schwedischer Psychiatrie zu Erfahrungen mit neu eingeführten Rehabilitierungskoordinatoren für berufliche Reintegration.</w:t>
       </w:r>
     </w:p>
     <w:p>
@@ -278,7 +278,7 @@
         <w:t xml:space="preserve">Ergebnis: </w:t>
       </w:r>
       <w:r>
-        <w:t>Primärer Outcome ist Veränderung der PHQ-ADS-Scores (Depressivität und Angst) alle 2 Wochen; sekundär funktionale Beeinträchtigung, Lebensqualität, wahrgenommener Stress; Outcome-Messung in therapeutischer Allianz und Therapistischer Ansatz. Erste Voraussagen sind nicht verfügbar (Studienprotokoll), aber Studienregistrierung und ethische Genehmigung liegen vor.</w:t>
+        <w:t>Zwei Hauptthemen: (1) Koordinatoren verbessern Fokus auf berufliche Rehabilitation und entlasten Personal von zeitaufwendigen Aufgaben; (2) Unsicherheit über Rollendifferenzierung zwischen Koordinatoren und Fachpersonen. Koordinatoren adressierten Versorgungslücke; Klärung von Verantwortlichkeiten erforderlich.</w:t>
       </w:r>
     </w:p>
     <w:p>
@@ -293,7 +293,7 @@
         <w:rPr>
           <w:sz w:val="19"/>
         </w:rPr>
-        <w:t>Dänemark, ähnliches Versicherungssystem, aber Behandlungsfreiraum unterscheidet sich von deutscher Richtlinienpsychotherapie</w:t>
+        <w:t>Schweden, Versicherungssystem; ähnliche Rehabilitationsfinanzierung wie deutsche Rentenversicherung</w:t>
       </w:r>
     </w:p>
     <w:p>
@@ -302,7 +302,7 @@
           <w:color w:val="5A7D3A"/>
           <w:sz w:val="18"/>
         </w:rPr>
-        <w:t>https://pubmed.ncbi.nlm.nih.gov/42934722/</w:t>
+        <w:t>https://pubmed.ncbi.nlm.nih.gov/42947172/</w:t>
       </w:r>
     </w:p>
     <w:p>
@@ -310,7 +310,7 @@
         <w:pStyle w:val="Heading2"/>
       </w:pPr>
       <w:r>
-        <w:t>GP-Wissen über Tic-Störungen ist begrenzt; Stigma und unklar Standards hemmen Versorgung in der Primärmedizin</w:t>
+        <w:t>Co-Produktion von Lehre mit Betroffenen: bessere klinische Bereitschaft von Studierenden</w:t>
       </w:r>
     </w:p>
     <w:p>
@@ -320,12 +320,12 @@
           <w:color w:val="666666"/>
           <w:sz w:val="18"/>
         </w:rPr>
-        <w:t>Parker A et al.  ·  BMC Prim Care  ·  30.07.2026  ·  PMID 42934522</w:t>
+        <w:t>Bocking JC et al.  ·  BMC Med Educ  ·  30.07.2026  ·  PMID 42947162</w:t>
       </w:r>
     </w:p>
     <w:p>
       <w:r>
-        <w:t>Thematische Analyse von 20 Interviews (5 Erwachsene mit Tics, 5 Eltern, 6 Hausärzte, 4 Fachleute aus Sekundärversorgung), die Barrieren und Erleichterungen in der hausärztlichen Versorgung von Tic-Störungen in England untersuchte.</w:t>
+        <w:t>Australische qualitative Studie mit 13 Ergotherapie-Studierenden zu Wahrnehmung von mental-health-Unterricht mit beteiligten Personen mit Erfahrung als Servicenutzern.</w:t>
       </w:r>
     </w:p>
     <w:p>
@@ -336,7 +336,7 @@
         <w:t xml:space="preserve">Ergebnis: </w:t>
       </w:r>
       <w:r>
-        <w:t>Leitthemen waren: (1) begrenzte Fortbildung und Evidenzlücke (keine NICE-Leitlinie) erschwert GP-Support; (2) inkonsistente Verfügbarkeit von Spezialversorgung landesweit; (3) negative Erfahrungen (Stigma, unzureichende Kommunikation, schlechte Weiterleitungsinformation). Empfehlung: zugängliche Fortbildung für GPs könnte Wissen und Bewusstsein steigern und Patientenerfahrung verbessern.</w:t>
+        <w:t>Fünf Themen: (1) gestiegenes Interesse an psychischer Gesundheit, (2) klarere Rollenverständnis, (3) reduzierte Furcht, (4) erhöhte Empathie, (5) humanistischer Zugang. Studierende zeigten mehr Bereitschaft zur Patientenengagement und besseres Verständnis ihres Aufgabenfelds.</w:t>
       </w:r>
     </w:p>
     <w:p>
@@ -351,7 +351,7 @@
         <w:rPr>
           <w:sz w:val="19"/>
         </w:rPr>
-        <w:t>England, NHS-System; Befund zu GP-Wissensgap und Versorgungsungleichheit deutschlandrelevant</w:t>
+        <w:t>Australien; Co-Produktion von Lehrprogrammen mit Betroffenen als Modell für Stigmaabbau</w:t>
       </w:r>
     </w:p>
     <w:p>
@@ -360,7 +360,7 @@
           <w:color w:val="5A7D3A"/>
           <w:sz w:val="18"/>
         </w:rPr>
-        <w:t>https://pubmed.ncbi.nlm.nih.gov/42934522/</w:t>
+        <w:t>https://pubmed.ncbi.nlm.nih.gov/42947162/</w:t>
       </w:r>
     </w:p>
     <w:p>
@@ -368,7 +368,7 @@
         <w:pStyle w:val="Heading2"/>
       </w:pPr>
       <w:r>
-        <w:t>Körperliche Aktivität ist mit besserer psychischer Gesundheit bei Kindern und Jugendlichen assoziiert, Effekte stärker bei freizeitlicher Sportaktivität</w:t>
+        <w:t>Schlafstörung und Zirkadianrhythmus als Prädiktoren für Behandlungstreue bei Depression</w:t>
       </w:r>
     </w:p>
     <w:p>
@@ -378,12 +378,12 @@
           <w:color w:val="666666"/>
           <w:sz w:val="18"/>
         </w:rPr>
-        <w:t>Reiß F et al.  ·  Bundesgesundheitsblatt Gesundheitsforschung Gesundheitsschutz  ·  20.10.2026  ·  PMID 42900193</w:t>
+        <w:t>Gedikli İ et al.  ·  BMC Psychiatry  ·  31.07.2026  ·  PMID 42947031</w:t>
       </w:r>
     </w:p>
     <w:p>
       <w:r>
-        <w:t>Narrative Übersicht von drei bevölkerungsrepräsentativen deutschen Studien (MoMo, BELLA, COPSY), die Zusammenhänge zwischen körperlicher Aktivität und psychischer Gesundheit bei Kindern und Jugendlichen (4–23 Jahre) analysierte.</w:t>
+        <w:t>Türkische Querschnittsstudie mit 110 ambulanten Depressionspatienten zu Beziehungen zwischen Schlafqualität, Rhythmusstörung, Funktionsfähigkeit und Medikamenteneinhaltung.</w:t>
       </w:r>
     </w:p>
     <w:p>
@@ -394,7 +394,7 @@
         <w:t xml:space="preserve">Ergebnis: </w:t>
       </w:r>
       <w:r>
-        <w:t>Höhere körperliche Aktivität ging mit weniger psychischen Auffälligkeiten und höherer gesundheitsbezogener Lebensqualität einher; freizeitlicher Sport im Verein und außerhalb zeigte stärkere Schutzeffekte. Kinder aus sozioökonomisch benachteiligten Familien waren weniger aktiv und stärker psychisch belastet; soziale Einbindung und Kompetenzerleben im Sport waren zentrale Faktoren.</w:t>
+        <w:t>78,2% zeigten mäßige bis schlechte Schlafqualität. Schlechtere Schlafqualität korrelierte mit niedrigerer sozialer Funktionsfähigkeit (r=−0,300, p&lt;0,01), niedrigerer Medikamenteneinhaltung (r=−0,350, p&lt;0,01) und stärkerer Rhythmusstörung (r=0,621, p&lt;0,01). Zirkadianrhythmus war unabhängiger Prädiktor für Schlafqualität (β=0,445, p&lt;0,001).</w:t>
       </w:r>
     </w:p>
     <w:p>
@@ -409,7 +409,7 @@
         <w:rPr>
           <w:sz w:val="19"/>
         </w:rPr>
-        <w:t>Deutschland, KiGGS-Kooperationsstudien, unmittelbar auf deutsches Schulsystem übertragbar</w:t>
+        <w:t>Türkische Ambulanzdaten; Schlaf als Screening-Priorität für Behandlungstreue</w:t>
       </w:r>
     </w:p>
     <w:p>
@@ -418,7 +418,65 @@
           <w:color w:val="5A7D3A"/>
           <w:sz w:val="18"/>
         </w:rPr>
-        <w:t>https://pubmed.ncbi.nlm.nih.gov/42900193/</w:t>
+        <w:t>https://pubmed.ncbi.nlm.nih.gov/42947031/</w:t>
+      </w:r>
+    </w:p>
+    <w:p>
+      <w:pPr>
+        <w:pStyle w:val="Heading2"/>
+      </w:pPr>
+      <w:r>
+        <w:t>Krebswissen bei Menschen mit Behinderung: Europäische Ungleichheitsanalyse</w:t>
+      </w:r>
+    </w:p>
+    <w:p>
+      <w:r>
+        <w:rPr>
+          <w:i/>
+          <w:color w:val="666666"/>
+          <w:sz w:val="18"/>
+        </w:rPr>
+        <w:t>Elmadani M et al.  ·  Int J Equity Health  ·  29.07.2026  ·  PMID 42934713</w:t>
+      </w:r>
+    </w:p>
+    <w:p>
+      <w:r>
+        <w:t>Multinationale Querschnittsstudie mit 896 Erwachsenen mit leichter bis mittelschwerer Behinderung zum Krebswissen in mehreren europäischen Ländern.</w:t>
+      </w:r>
+    </w:p>
+    <w:p>
+      <w:r>
+        <w:rPr>
+          <w:b/>
+        </w:rPr>
+        <w:t xml:space="preserve">Ergebnis: </w:t>
+      </w:r>
+      <w:r>
+        <w:t>Alle drei Wissensbereiche (Warnzeichen, Risikofaktoren, Prävention) zeigten gute interne Konsistenz (Cronbachs α 0,80–0,93). Frauen hatten höheres Warnzeichenwissen als Männer (p=0,039). Höhere Bildung konsistent mit besserem Wissen (p&lt;0,001). Menschen in Pflegeheimen zeigten höheres Präventionswissen.</w:t>
+      </w:r>
+    </w:p>
+    <w:p>
+      <w:r>
+        <w:rPr>
+          <w:b/>
+          <w:sz w:val="19"/>
+        </w:rPr>
+        <w:t xml:space="preserve">Übertragbarkeit: </w:t>
+      </w:r>
+      <w:r>
+        <w:rPr>
+          <w:sz w:val="19"/>
+        </w:rPr>
+        <w:t>Mehrere europäische Länder, dokumentiert Ungleichheit in Gesundheitskommunikation bei vulnerabler Gruppe</w:t>
+      </w:r>
+    </w:p>
+    <w:p>
+      <w:r>
+        <w:rPr>
+          <w:color w:val="5A7D3A"/>
+          <w:sz w:val="18"/>
+        </w:rPr>
+        <w:t>https://pubmed.ncbi.nlm.nih.gov/42934713/</w:t>
       </w:r>
     </w:p>
     <w:sectPr>

--- a/download/studien-aktuell.docx
+++ b/download/studien-aktuell.docx
@@ -62,7 +62,7 @@
           <w:color w:val="666666"/>
           <w:sz w:val="18"/>
         </w:rPr>
-        <w:t>Stand: 29.10.2026  |  7 Studien  |  mental.m-vf.de</w:t>
+        <w:t>Stand: 30.10.2026  |  6 Studien  |  mental.m-vf.de</w:t>
       </w:r>
     </w:p>
     <w:p>
@@ -70,7 +70,7 @@
         <w:pStyle w:val="Heading1"/>
       </w:pPr>
       <w:r>
-        <w:t>Aufgenommen am 29.10.2026</w:t>
+        <w:t>Aufgenommen am 30.10.2026</w:t>
       </w:r>
     </w:p>
     <w:p>
@@ -78,7 +78,7 @@
         <w:pStyle w:val="Heading2"/>
       </w:pPr>
       <w:r>
-        <w:t>Augmentierungsstrategien bei Clozapin-Resistenz: Verweildauer und Symptomverbesserung</w:t>
+        <w:t>Finanzielle Schwierigkeiten treten Monate vor Offenbarung psychischer Erkrankungen auf</w:t>
       </w:r>
     </w:p>
     <w:p>
@@ -88,12 +88,12 @@
           <w:color w:val="666666"/>
           <w:sz w:val="18"/>
         </w:rPr>
-        <w:t>Baldwin K et al.  ·  Schizophr Bull  ·  27.10.2026  ·  PMID 42951688</w:t>
+        <w:t>Trendl A et al.  ·  JAMA Netw Open  ·  01.10.2026  ·  PMID 42954989</w:t>
       </w:r>
     </w:p>
     <w:p>
       <w:r>
-        <w:t>Kanadische retrospektive Kohortenstudie mit 88 stationären Aufnahmen von Patienten mit therapieresistenter Schizophrenie zur Wirkung von Augmentierungsstrategien auf Verweildauer und Symptome.</w:t>
+        <w:t>Fall-Kontroll-Studie mit 18.428 britischen Bankkunden, die eine psychische Erkrankung offenbarten (matched 1:3 mit Kontrollen), mittels Banking-Daten zu finanziellen Indikatoren 36 Monate vor Offenbarung.</w:t>
       </w:r>
     </w:p>
     <w:p>
@@ -104,7 +104,7 @@
         <w:t xml:space="preserve">Ergebnis: </w:t>
       </w:r>
       <w:r>
-        <w:t>D2/D3-selektive Antagonisten assoziiert mit kürzerer Verweildauer als ECT (HR 2,50, 95%-KI 1,35–4,62). ECT zeigte größere Reduktion positiver Symptome als selektive Antagonisten (MD −3,20, 95%-KI −5,65 bis −0,75). Baseline-Psychose und Funktionsbeeinträchtigung waren Prädiktoren für ECT bei Entlassung (AUC 0,74).</w:t>
+        <w:t>Fälle zeigten bis 36 Monate präoffenbarungsbedingt höhere Sozialhilfeeinnahmen (Koeffizient: 0,80), höhere finanzielle Belastung (Credit Scores: -0,52), erhöhte Kontoüberziehungsnutzung (0,49) und häufigere Bankinteraktionen (0,56) versus Kontrollen. Muster waren über Diagnosegruppen hinweg konsistent (Varianzzerlegung: 88 % der Varianz zwischen Finanzindikatoren, &lt; 1 % durch Diagnose erklärt).</w:t>
       </w:r>
     </w:p>
     <w:p>
@@ -119,7 +119,7 @@
         <w:rPr>
           <w:sz w:val="19"/>
         </w:rPr>
-        <w:t>Kanada; Messung-basierte Versorgung mit Ressourceneffizienzbetrachtung relevant für deutsches System</w:t>
+        <w:t>Großbritannien, Bankdaten als objektive Versorgungsindikatoren, für deutsche Kassendatenforschung perspektivisch adaptierbar.</w:t>
       </w:r>
     </w:p>
     <w:p>
@@ -128,7 +128,7 @@
           <w:color w:val="5A7D3A"/>
           <w:sz w:val="18"/>
         </w:rPr>
-        <w:t>https://pubmed.ncbi.nlm.nih.gov/42951688/</w:t>
+        <w:t>https://pubmed.ncbi.nlm.nih.gov/42954989/</w:t>
       </w:r>
     </w:p>
     <w:p>
@@ -136,7 +136,7 @@
         <w:pStyle w:val="Heading2"/>
       </w:pPr>
       <w:r>
-        <w:t>Vertrauensaufbau in Maßregelvollzug: Patientenerfahrungen mit partizipativer Betreuung</w:t>
+        <w:t>Zugehörigkeitsgefühl vorhersagend für Studentisches Wohlbefinden – Gezielte Hochschulenwicklung nötig</w:t>
       </w:r>
     </w:p>
     <w:p>
@@ -146,12 +146,12 @@
           <w:color w:val="666666"/>
           <w:sz w:val="18"/>
         </w:rPr>
-        <w:t>Vidaurrázaga Aras V et al.  ·  Int J Ment Health Nurs  ·  Dez. 2026  ·  PMID 42947530</w:t>
+        <w:t>McGrath A et al.  ·  Health Promot Int  ·  01.09.2026  ·  PMID 42944778</w:t>
       </w:r>
     </w:p>
     <w:p>
       <w:r>
-        <w:t>Schwedische Querschnittsstudie mit 329 Patienten in 13 forensischen Psychiatrien zur Messung personenzentrierter Versorgung mittels Generic Person-Centred Care Questionnaire.</w:t>
+        <w:t>Querschnittstudie mit 409 Studierenden einer technischen Hochschule in Irland mittels validierter Fragebögen zu Wohlbefinden, Zugehörigkeit, Einsamkeit und sozialer Vernetzung.</w:t>
       </w:r>
     </w:p>
     <w:p>
@@ -162,7 +162,7 @@
         <w:t xml:space="preserve">Ergebnis: </w:t>
       </w:r>
       <w:r>
-        <w:t>Median-Score 70 (Spanne 19–95). Verweildauer assoziiert mit wahrgenommener Betreuungsqualität: Patienten mit 2–5 Jahren Aufenthalt berichteten höhere Scores als solche mit &gt;10 Jahren. Vertrauen zu Personal signifikant niedriger bei &gt;10 Jahren Verweildauer. Involvement in Behandlungsplanung und Angehörigenbeteiligung zeigten niedrigere Ratings.</w:t>
+        <w:t>44,1 % zeigten niedriges psychisches Wohlbefinden, 55,4 % erhöhte Einsamkeit. Universitäre Zugehörigkeit war stärkster Prädiktor für Wohlbefinden (β = 0,325, p &lt; 0,001), vermittelte indirekt Einsamkeit→Wohlbefinden-Assoziation. Frauen, sexuelle Minderheiten, Erstsemester und Pendler berichteten schlechtere Outcomes. Zugehörigkeit als Schlüsselressource für Settings-basierte Gesundheitsförderung.</w:t>
       </w:r>
     </w:p>
     <w:p>
@@ -177,7 +177,7 @@
         <w:rPr>
           <w:sz w:val="19"/>
         </w:rPr>
-        <w:t>Skandinavisches Versicherungssystem, vergleichbare Rechtsordnung und Zwangsbetreuung</w:t>
+        <w:t>Irland, europäisches Hochschulsystem, Modell der Zugehörigkeit für deutsche Studentenberatung adaptierbar.</w:t>
       </w:r>
     </w:p>
     <w:p>
@@ -186,7 +186,7 @@
           <w:color w:val="5A7D3A"/>
           <w:sz w:val="18"/>
         </w:rPr>
-        <w:t>https://pubmed.ncbi.nlm.nih.gov/42947530/</w:t>
+        <w:t>https://pubmed.ncbi.nlm.nih.gov/42944778/</w:t>
       </w:r>
     </w:p>
     <w:p>
@@ -194,7 +194,7 @@
         <w:pStyle w:val="Heading2"/>
       </w:pPr>
       <w:r>
-        <w:t>Psychische Belastung bei Brustkrebsüberlebenden: Zugangsbarrieren zu Versorgung</w:t>
+        <w:t>Schulweite Handyverbote: Keine Besserung der Jugendlichen-Psyche messbar</w:t>
       </w:r>
     </w:p>
     <w:p>
@@ -204,12 +204,12 @@
           <w:color w:val="666666"/>
           <w:sz w:val="18"/>
         </w:rPr>
-        <w:t>Danner A et al.  ·  Psychooncology  ·  Okt. 2026  ·  PMID 42947255</w:t>
+        <w:t>Bonilla Aparicio E et al.  ·  JAMA Netw Open  ·  01.10.2026  ·  PMID 42944682</w:t>
       </w:r>
     </w:p>
     <w:p>
       <w:r>
-        <w:t>US-amerikanische Mixed-Methods-Studie mit 384 Brustkrebsüberlebenden mit klinisch bedeutsamer Angststörung zur Nutzung psychischer Versorgung und deren Barrieren.</w:t>
+        <w:t>Wiederholte Querschnittstudie (Difference-in-Differences) mit 23.938 Jugendlichen (13–15 Jahre) aus 70 isländischen Schulen; 22 Schulen führten zwischen 2018 und 2023 Handyverbote ein; Erhebungen 2016, 2018, 2023.</w:t>
       </w:r>
     </w:p>
     <w:p>
@@ -220,7 +220,7 @@
         <w:t xml:space="preserve">Ergebnis: </w:t>
       </w:r>
       <w:r>
-        <w:t>Von 298 Patienten mit klinisch relevanter Belastung nutzten nur 61 (20,5%) psychische Versorgung in den vorangegangenen 3 Monaten. Angststörung (p=0,003), Depression (p=0,002) und PTBS (p=0,039) assoziiert mit Nutzung; Angststörung paradox mit weniger Besuchen. Barrieren: Vermeidungsverhalten, finanzielle und logistische Hürden, begrenzte zeitnahe integrierte Versorgung.</w:t>
+        <w:t>Schulische Handyverbote waren nicht assoziiert mit bedeutsamen Veränderungen depressiver Symptome (β = 0,65 [95 % KI, 0,01–1,30]), Angst (β = 0,21 [95 % KI, -0,08–0,50]), Feindseligeit (β = 0,23 [95 % KI, -0,12–0,59]) oder psychischem Wohlbefinden (β = -0,52 [95 % KI, -1,08–0,03]). Sekundäroutcomes (Peerunterstützung, Bildschirmzeit, Mobbing) zeigten ähnliche Muster ohne Unterschiede zwischen Gruppen.</w:t>
       </w:r>
     </w:p>
     <w:p>
@@ -235,7 +235,7 @@
         <w:rPr>
           <w:sz w:val="19"/>
         </w:rPr>
-        <w:t>USA; strukturelle Zugangsbarrieren und Vermeidung als Versorgungshindernisse übertragbar</w:t>
+        <w:t>Island, Bevölkerungsdaten, isolierte Schulmaßnahmen ohne systemische Unterstützung offenbar insuffizient.</w:t>
       </w:r>
     </w:p>
     <w:p>
@@ -244,7 +244,7 @@
           <w:color w:val="5A7D3A"/>
           <w:sz w:val="18"/>
         </w:rPr>
-        <w:t>https://pubmed.ncbi.nlm.nih.gov/42947255/</w:t>
+        <w:t>https://pubmed.ncbi.nlm.nih.gov/42944682/</w:t>
       </w:r>
     </w:p>
     <w:p>
@@ -252,7 +252,7 @@
         <w:pStyle w:val="Heading2"/>
       </w:pPr>
       <w:r>
-        <w:t>Rehabilitierungskoordinatoren in psychiatrischer Versorgung: Chancen und Rollenverwirrung</w:t>
+        <w:t>Trauerprozess von Studierenden: Aktive Mediennutzung verstärkt Trauer und psychische Belastung</w:t>
       </w:r>
     </w:p>
     <w:p>
@@ -262,12 +262,12 @@
           <w:color w:val="666666"/>
           <w:sz w:val="18"/>
         </w:rPr>
-        <w:t>Andersén Å et al.  ·  BMC Health Serv Res  ·  27.10.2026  ·  PMID 42947172</w:t>
+        <w:t>Gerrits C et al.  ·  Front Public Health  ·  09.10.2026  ·  PMID 42920520</w:t>
       </w:r>
     </w:p>
     <w:p>
       <w:r>
-        <w:t>Qualitative Studie mit 12 Fachpersonen in schwedischer Psychiatrie zu Erfahrungen mit neu eingeführten Rehabilitierungskoordinatoren für berufliche Reintegration.</w:t>
+        <w:t>Querschnittstudie mit 270 trauernden Studierenden (18–28 Jahre) aus Belgien zu Zusammenhängen zwischen Nutzungsmotiven in sozialen Medien, Trauerprozess und psychischer Gesundheit.</w:t>
       </w:r>
     </w:p>
     <w:p>
@@ -278,7 +278,7 @@
         <w:t xml:space="preserve">Ergebnis: </w:t>
       </w:r>
       <w:r>
-        <w:t>Zwei Hauptthemen: (1) Koordinatoren verbessern Fokus auf berufliche Rehabilitation und entlasten Personal von zeitaufwendigen Aufgaben; (2) Unsicherheit über Rollendifferenzierung zwischen Koordinatoren und Fachpersonen. Koordinatoren adressierten Versorgungslücke; Klärung von Verantwortlichkeiten erforderlich.</w:t>
+        <w:t>Trauerbezogene Aktivität in sozialen Medien war positiv assoziiert mit stärkeren Trauersymptomen und intensiveren Weiterbindungen an Verstorbene (r = positiv, p &lt; .001); wahrgenommene Unterstützung durch soziale Medien korrelierte mit schwerwiegenderem psychischen Stress. Personen mit höherem Grief-related Social Media Use zeigten erhöhtes Risiko für Trauer und psychische Störungen.</w:t>
       </w:r>
     </w:p>
     <w:p>
@@ -293,7 +293,7 @@
         <w:rPr>
           <w:sz w:val="19"/>
         </w:rPr>
-        <w:t>Schweden, Versicherungssystem; ähnliche Rehabilitationsfinanzierung wie deutsche Rentenversicherung</w:t>
+        <w:t>Belgische Hochschuldaten, europäischer Kontext, Präventionsansätze für Studentenberatung relevant.</w:t>
       </w:r>
     </w:p>
     <w:p>
@@ -302,7 +302,7 @@
           <w:color w:val="5A7D3A"/>
           <w:sz w:val="18"/>
         </w:rPr>
-        <w:t>https://pubmed.ncbi.nlm.nih.gov/42947172/</w:t>
+        <w:t>https://pubmed.ncbi.nlm.nih.gov/42920520/</w:t>
       </w:r>
     </w:p>
     <w:p>
@@ -310,7 +310,7 @@
         <w:pStyle w:val="Heading2"/>
       </w:pPr>
       <w:r>
-        <w:t>Co-Produktion von Lehre mit Betroffenen: bessere klinische Bereitschaft von Studierenden</w:t>
+        <w:t>Psychische Belastung im Esports: Depressivität und Suchtmerkmale als Kernindikatoren</w:t>
       </w:r>
     </w:p>
     <w:p>
@@ -320,12 +320,12 @@
           <w:color w:val="666666"/>
           <w:sz w:val="18"/>
         </w:rPr>
-        <w:t>Bocking JC et al.  ·  BMC Med Educ  ·  30.07.2026  ·  PMID 42947162</w:t>
+        <w:t>Van Ruysevelt L et al.  ·  BMC Psychol  ·  19.10.2026  ·  PMID 42897689</w:t>
       </w:r>
     </w:p>
     <w:p>
       <w:r>
-        <w:t>Australische qualitative Studie mit 13 Ergotherapie-Studierenden zu Wahrnehmung von mental-health-Unterricht mit beteiligten Personen mit Erfahrung als Servicenutzern.</w:t>
+        <w:t>Querschnittstudie mit 1.025 Esports-Spielern aus über 60 Ländern mittels Netzwerkanalyse zur Erfassung psychischer Belastung, Müdigkeit, Schlafprobleme und Gaming-Suchtverhalten.</w:t>
       </w:r>
     </w:p>
     <w:p>
@@ -336,7 +336,7 @@
         <w:t xml:space="preserve">Ergebnis: </w:t>
       </w:r>
       <w:r>
-        <w:t>Fünf Themen: (1) gestiegenes Interesse an psychischer Gesundheit, (2) klarere Rollenverständnis, (3) reduzierte Furcht, (4) erhöhte Empathie, (5) humanistischer Zugang. Studierende zeigten mehr Bereitschaft zur Patientenengagement und besseres Verständnis ihres Aufgabenfelds.</w:t>
+        <w:t>Game-related Thought Preoccupation (ein Kernmerkmal der Spielstörung) erwies sich als robustes Zielkonstrukt downstream psychosozialer Indikatoren; depressive Stimmung zeigte upstream-Position im Netzwerk. Die Netzwerkkarte zeigt, dass mentale Erschöpfung eine verbindende Position zwischen affektiven und Schlafvariablen einnimmt, was auf deren zentrale Rolle bei Training, Recovery und Schlaf hinweist.</w:t>
       </w:r>
     </w:p>
     <w:p>
@@ -351,7 +351,7 @@
         <w:rPr>
           <w:sz w:val="19"/>
         </w:rPr>
-        <w:t>Australien; Co-Produktion von Lehrprogrammen mit Betroffenen als Modell für Stigmaabbau</w:t>
+        <w:t>Qualitatives Netzwerk-Mapping; übertragbar für Versorgungsforschung zu computergestützten Leistungsumgebungen.</w:t>
       </w:r>
     </w:p>
     <w:p>
@@ -360,7 +360,7 @@
           <w:color w:val="5A7D3A"/>
           <w:sz w:val="18"/>
         </w:rPr>
-        <w:t>https://pubmed.ncbi.nlm.nih.gov/42947162/</w:t>
+        <w:t>https://pubmed.ncbi.nlm.nih.gov/42897689/</w:t>
       </w:r>
     </w:p>
     <w:p>
@@ -368,7 +368,7 @@
         <w:pStyle w:val="Heading2"/>
       </w:pPr>
       <w:r>
-        <w:t>Schlafstörung und Zirkadianrhythmus als Prädiktoren für Behandlungstreue bei Depression</w:t>
+        <w:t>Betriebliche Wohlfahrt reduziert Work-Life-Konflikt, aber nicht für Frauen gleichermaßen wirksam</w:t>
       </w:r>
     </w:p>
     <w:p>
@@ -378,12 +378,12 @@
           <w:color w:val="666666"/>
           <w:sz w:val="18"/>
         </w:rPr>
-        <w:t>Gedikli İ et al.  ·  BMC Psychiatry  ·  31.07.2026  ·  PMID 42947031</w:t>
+        <w:t>Valmori A et al.  ·  BMC Psychol  ·  24.07.2026  ·  PMID 42897669</w:t>
       </w:r>
     </w:p>
     <w:p>
       <w:r>
-        <w:t>Türkische Querschnittsstudie mit 110 ambulanten Depressionspatienten zu Beziehungen zwischen Schlafqualität, Rhythmusstörung, Funktionsfähigkeit und Medikamenteneinhaltung.</w:t>
+        <w:t>Querschnittstudie mit 7.180 Arbeitnehmern aus vier italienischen Unternehmen (2020–2024) zur Wirkung von Welfare-Programmen auf psychische Gesundheit durch Reduktion von Work-Life-Konflikt, geschlechtsspezifische Analyse.</w:t>
       </w:r>
     </w:p>
     <w:p>
@@ -394,7 +394,7 @@
         <w:t xml:space="preserve">Ergebnis: </w:t>
       </w:r>
       <w:r>
-        <w:t>78,2% zeigten mäßige bis schlechte Schlafqualität. Schlechtere Schlafqualität korrelierte mit niedrigerer sozialer Funktionsfähigkeit (r=−0,300, p&lt;0,01), niedrigerer Medikamenteneinhaltung (r=−0,350, p&lt;0,01) und stärkerer Rhythmusstörung (r=0,621, p&lt;0,01). Zirkadianrhythmus war unabhängiger Prädiktor für Schlafqualität (β=0,445, p&lt;0,001).</w:t>
+        <w:t>Zufriedenheit mit Welfare war assoziiert mit geringerem Work-to-Life-Konflikt und besserem psychischem Wohlbefinden für beide Geschlechter. Jedoch zeigte sich eine Geschlechtsinteraktion: Welfare-Programme waren weniger wirksam bei Frauen zur Reduktion von Work-to-Life-Konflikt und sekundär für die Verbesserung der Gesamtgesundheit, besonders beim Life-to-Work-Konflikt persistierend.</w:t>
       </w:r>
     </w:p>
     <w:p>
@@ -409,7 +409,7 @@
         <w:rPr>
           <w:sz w:val="19"/>
         </w:rPr>
-        <w:t>Türkische Ambulanzdaten; Schlaf als Screening-Priorität für Behandlungstreue</w:t>
+        <w:t>Italien, vergleichbare Sozialversicherungssysteme, unmittelbar auf deutsche Betriebsräte übertragbar.</w:t>
       </w:r>
     </w:p>
     <w:p>
@@ -418,65 +418,7 @@
           <w:color w:val="5A7D3A"/>
           <w:sz w:val="18"/>
         </w:rPr>
-        <w:t>https://pubmed.ncbi.nlm.nih.gov/42947031/</w:t>
-      </w:r>
-    </w:p>
-    <w:p>
-      <w:pPr>
-        <w:pStyle w:val="Heading2"/>
-      </w:pPr>
-      <w:r>
-        <w:t>Krebswissen bei Menschen mit Behinderung: Europäische Ungleichheitsanalyse</w:t>
-      </w:r>
-    </w:p>
-    <w:p>
-      <w:r>
-        <w:rPr>
-          <w:i/>
-          <w:color w:val="666666"/>
-          <w:sz w:val="18"/>
-        </w:rPr>
-        <w:t>Elmadani M et al.  ·  Int J Equity Health  ·  29.07.2026  ·  PMID 42934713</w:t>
-      </w:r>
-    </w:p>
-    <w:p>
-      <w:r>
-        <w:t>Multinationale Querschnittsstudie mit 896 Erwachsenen mit leichter bis mittelschwerer Behinderung zum Krebswissen in mehreren europäischen Ländern.</w:t>
-      </w:r>
-    </w:p>
-    <w:p>
-      <w:r>
-        <w:rPr>
-          <w:b/>
-        </w:rPr>
-        <w:t xml:space="preserve">Ergebnis: </w:t>
-      </w:r>
-      <w:r>
-        <w:t>Alle drei Wissensbereiche (Warnzeichen, Risikofaktoren, Prävention) zeigten gute interne Konsistenz (Cronbachs α 0,80–0,93). Frauen hatten höheres Warnzeichenwissen als Männer (p=0,039). Höhere Bildung konsistent mit besserem Wissen (p&lt;0,001). Menschen in Pflegeheimen zeigten höheres Präventionswissen.</w:t>
-      </w:r>
-    </w:p>
-    <w:p>
-      <w:r>
-        <w:rPr>
-          <w:b/>
-          <w:sz w:val="19"/>
-        </w:rPr>
-        <w:t xml:space="preserve">Übertragbarkeit: </w:t>
-      </w:r>
-      <w:r>
-        <w:rPr>
-          <w:sz w:val="19"/>
-        </w:rPr>
-        <w:t>Mehrere europäische Länder, dokumentiert Ungleichheit in Gesundheitskommunikation bei vulnerabler Gruppe</w:t>
-      </w:r>
-    </w:p>
-    <w:p>
-      <w:r>
-        <w:rPr>
-          <w:color w:val="5A7D3A"/>
-          <w:sz w:val="18"/>
-        </w:rPr>
-        <w:t>https://pubmed.ncbi.nlm.nih.gov/42934713/</w:t>
+        <w:t>https://pubmed.ncbi.nlm.nih.gov/42897669/</w:t>
       </w:r>
     </w:p>
     <w:sectPr>

--- a/download/studien-aktuell.docx
+++ b/download/studien-aktuell.docx
@@ -62,7 +62,7 @@
           <w:color w:val="666666"/>
           <w:sz w:val="18"/>
         </w:rPr>
-        <w:t>Stand: 30.10.2026  |  6 Studien  |  mental.m-vf.de</w:t>
+        <w:t>Stand: 31.10.2026  |  6 Studien  |  mental.m-vf.de</w:t>
       </w:r>
     </w:p>
     <w:p>
@@ -70,7 +70,7 @@
         <w:pStyle w:val="Heading1"/>
       </w:pPr>
       <w:r>
-        <w:t>Aufgenommen am 30.10.2026</w:t>
+        <w:t>Aufgenommen am 31.10.2026</w:t>
       </w:r>
     </w:p>
     <w:p>
@@ -78,7 +78,7 @@
         <w:pStyle w:val="Heading2"/>
       </w:pPr>
       <w:r>
-        <w:t>Finanzielle Schwierigkeiten treten Monate vor Offenbarung psychischer Erkrankungen auf</w:t>
+        <w:t>TMS-Weiterleitung: Training und Erfahrung erhöhen Bereitschaft von Psychiatern</w:t>
       </w:r>
     </w:p>
     <w:p>
@@ -88,12 +88,12 @@
           <w:color w:val="666666"/>
           <w:sz w:val="18"/>
         </w:rPr>
-        <w:t>Trendl A et al.  ·  JAMA Netw Open  ·  01.10.2026  ·  PMID 42954989</w:t>
+        <w:t>Rahangdale A et al.  ·  Brain Behav  ·  Nov. 2026  ·  PMID 42961169</w:t>
       </w:r>
     </w:p>
     <w:p>
       <w:r>
-        <w:t>Fall-Kontroll-Studie mit 18.428 britischen Bankkunden, die eine psychische Erkrankung offenbarten (matched 1:3 mit Kontrollen), mittels Banking-Daten zu finanziellen Indikatoren 36 Monate vor Offenbarung.</w:t>
+        <w:t>US-amerikanische Querschnittsumfrage von 94 psychiatrischen Fachleuten (Fachärzte, Assistenten, Nurse Practitioner) in Florida: untersucht, wie Ausbildung und TMS-Erfahrung die Überweisungsbereitschaft beeinflussen.</w:t>
       </w:r>
     </w:p>
     <w:p>
@@ -104,7 +104,7 @@
         <w:t xml:space="preserve">Ergebnis: </w:t>
       </w:r>
       <w:r>
-        <w:t>Fälle zeigten bis 36 Monate präoffenbarungsbedingt höhere Sozialhilfeeinnahmen (Koeffizient: 0,80), höhere finanzielle Belastung (Credit Scores: -0,52), erhöhte Kontoüberziehungsnutzung (0,49) und häufigere Bankinteraktionen (0,56) versus Kontrollen. Muster waren über Diagnosegruppen hinweg konsistent (Varianzzerlegung: 88 % der Varianz zwischen Finanzindikatoren, &lt; 1 % durch Diagnose erklärt).</w:t>
+        <w:t>94 Clinicians: &gt;90% befürworteten TMS konzeptuell, aber operative Readiness war variabel. Vorherige TMS-Ausbildung und Prior-TMS-Empfehlungserfahrung assoziiert mit höherer Überweisungssicherheit (Chi-Quadrat/Fisher-Tests signifikant, p&lt;0,05). Psychiatrie-Assistenten kannten Überweisungswege schlechter als Fachärzte. Versicherungsdeckung und Kosten häufig genannte Barrieren; mangelnde Ausbildung als modifizierbares Hindernis.</w:t>
       </w:r>
     </w:p>
     <w:p>
@@ -119,7 +119,7 @@
         <w:rPr>
           <w:sz w:val="19"/>
         </w:rPr>
-        <w:t>Großbritannien, Bankdaten als objektive Versorgungsindikatoren, für deutsche Kassendatenforschung perspektivisch adaptierbar.</w:t>
+        <w:t>USA mit anderer Versicherungsfinanzierung; aber Befund zur Ausbildungslücke bei Fachverfahren auf deutsche Weiterbildung übertragbar.</w:t>
       </w:r>
     </w:p>
     <w:p>
@@ -128,7 +128,7 @@
           <w:color w:val="5A7D3A"/>
           <w:sz w:val="18"/>
         </w:rPr>
-        <w:t>https://pubmed.ncbi.nlm.nih.gov/42954989/</w:t>
+        <w:t>https://pubmed.ncbi.nlm.nih.gov/42961169/</w:t>
       </w:r>
     </w:p>
     <w:p>
@@ -136,7 +136,7 @@
         <w:pStyle w:val="Heading2"/>
       </w:pPr>
       <w:r>
-        <w:t>Zugehörigkeitsgefühl vorhersagend für Studentisches Wohlbefinden – Gezielte Hochschulenwicklung nötig</w:t>
+        <w:t>Kognitive Langzeitverläufe bei Schizophrenie: Keine Verschlechterung unter Kontrolle der Ausfallverzerrung</w:t>
       </w:r>
     </w:p>
     <w:p>
@@ -146,12 +146,12 @@
           <w:color w:val="666666"/>
           <w:sz w:val="18"/>
         </w:rPr>
-        <w:t>McGrath A et al.  ·  Health Promot Int  ·  01.09.2026  ·  PMID 42944778</w:t>
+        <w:t>Lee M et al.  ·  Schizophr Bull  ·  27.10.2026  ·  PMID 42960989</w:t>
       </w:r>
     </w:p>
     <w:p>
       <w:r>
-        <w:t>Querschnittstudie mit 409 Studierenden einer technischen Hochschule in Irland mittels validierter Fragebögen zu Wohlbefinden, Zugehörigkeit, Einsamkeit und sozialer Vernetzung.</w:t>
+        <w:t>Schwedische Längsschnittstudie mit 108 Schizophrenie-Patienten und 85 Kontrollen über 13 Jahre (Messungen bei Baseline, 5 Jahren und 13 Jahren): prüft mit inverse-probability-weighting, ob kognitive Defizite progressiv sind.</w:t>
       </w:r>
     </w:p>
     <w:p>
@@ -162,7 +162,7 @@
         <w:t xml:space="preserve">Ergebnis: </w:t>
       </w:r>
       <w:r>
-        <w:t>44,1 % zeigten niedriges psychisches Wohlbefinden, 55,4 % erhöhte Einsamkeit. Universitäre Zugehörigkeit war stärkster Prädiktor für Wohlbefinden (β = 0,325, p &lt; 0,001), vermittelte indirekt Einsamkeit→Wohlbefinden-Assoziation. Frauen, sexuelle Minderheiten, Erstsemester und Pendler berichteten schlechtere Outcomes. Zugehörigkeit als Schlüsselressource für Settings-basierte Gesundheitsförderung.</w:t>
+        <w:t>Nach Gewichtung zur Kontrolle von Ausfallverzerrung: Patienten zeigten durchgehend niedrigere kognitive Leistung (composite β = −0,91 SD [95% CI −1,42, −0,39]), aber Trajectories unterschieden sich nicht signifikant von Kontrollen. Älteres Alter und längere Krankheitsdauer sagten schlechtere Kognition voraus. Patienten mit Ausfall hatten initial schlechtere Werte.</w:t>
       </w:r>
     </w:p>
     <w:p>
@@ -177,7 +177,7 @@
         <w:rPr>
           <w:sz w:val="19"/>
         </w:rPr>
-        <w:t>Irland, europäisches Hochschulsystem, Modell der Zugehörigkeit für deutsche Studentenberatung adaptierbar.</w:t>
+        <w:t>Schweden, europäisches Versicherungssystem; zeigt methodisches Muster für deutsche Langzeitstudien mit hoher Dropout-Rate.</w:t>
       </w:r>
     </w:p>
     <w:p>
@@ -186,7 +186,7 @@
           <w:color w:val="5A7D3A"/>
           <w:sz w:val="18"/>
         </w:rPr>
-        <w:t>https://pubmed.ncbi.nlm.nih.gov/42944778/</w:t>
+        <w:t>https://pubmed.ncbi.nlm.nih.gov/42960989/</w:t>
       </w:r>
     </w:p>
     <w:p>
@@ -194,7 +194,7 @@
         <w:pStyle w:val="Heading2"/>
       </w:pPr>
       <w:r>
-        <w:t>Schulweite Handyverbote: Keine Besserung der Jugendlichen-Psyche messbar</w:t>
+        <w:t>Notfallversorgung für Kinder mit Behinderungen: komplexe Erkrankungen treiben Inanspruchnahme</w:t>
       </w:r>
     </w:p>
     <w:p>
@@ -204,12 +204,12 @@
           <w:color w:val="666666"/>
           <w:sz w:val="18"/>
         </w:rPr>
-        <w:t>Bonilla Aparicio E et al.  ·  JAMA Netw Open  ·  01.10.2026  ·  PMID 42944682</w:t>
+        <w:t>Lee IO et al.  ·  BMC Med  ·  28.10.2026  ·  PMID 42958241</w:t>
       </w:r>
     </w:p>
     <w:p>
       <w:r>
-        <w:t>Wiederholte Querschnittstudie (Difference-in-Differences) mit 23.938 Jugendlichen (13–15 Jahre) aus 70 isländischen Schulen; 22 Schulen führten zwischen 2018 und 2023 Handyverbote ein; Erhebungen 2016, 2018, 2023.</w:t>
+        <w:t>Retrospektive Kohortenstudie mit Routinedaten des englischen NHS: 215 Kinder mit genetisch bedingten Entwicklungsstörungen (Alter 4-15,5 Jahre), analysiert welche Faktoren Notaufnahmebesuche vorhersagen.</w:t>
       </w:r>
     </w:p>
     <w:p>
@@ -220,7 +220,7 @@
         <w:t xml:space="preserve">Ergebnis: </w:t>
       </w:r>
       <w:r>
-        <w:t>Schulische Handyverbote waren nicht assoziiert mit bedeutsamen Veränderungen depressiver Symptome (β = 0,65 [95 % KI, 0,01–1,30]), Angst (β = 0,21 [95 % KI, -0,08–0,50]), Feindseligeit (β = 0,23 [95 % KI, -0,12–0,59]) oder psychischem Wohlbefinden (β = -0,52 [95 % KI, -1,08–0,03]). Sekundäroutcomes (Peerunterstützung, Bildschirmzeit, Mobbing) zeigten ähnliche Muster ohne Unterschiede zwischen Gruppen.</w:t>
+        <w:t>Durchschnittliche Notaufnahmequote 0,73 Besuche pro Jahr (deutlich über Bevölkerungsdurchschnitt). Jüngeres Alter, schlechtere adaptive Funktionsfähigkeit, externalisierende Verhaltensprobleme und komplexe Mehrorganbeteiligung (besonders Anfallsleiden und Atemprobleme) waren stark assoziiert; Geschlecht, Ethnizität und sozioökonomische Deprivation nicht signifikant. Regionale Unterschiede (höhere Nutzung in London und Nordosten).</w:t>
       </w:r>
     </w:p>
     <w:p>
@@ -235,7 +235,7 @@
         <w:rPr>
           <w:sz w:val="19"/>
         </w:rPr>
-        <w:t>Island, Bevölkerungsdaten, isolierte Schulmaßnahmen ohne systemische Unterstützung offenbar insuffizient.</w:t>
+        <w:t>Englische NHS-Routinedaten, übertragbar auf deutsche Krankenhaus-Dokumentation; zeigt Versorgungslücke bei komplexbehinderten Kindern.</w:t>
       </w:r>
     </w:p>
     <w:p>
@@ -244,7 +244,7 @@
           <w:color w:val="5A7D3A"/>
           <w:sz w:val="18"/>
         </w:rPr>
-        <w:t>https://pubmed.ncbi.nlm.nih.gov/42944682/</w:t>
+        <w:t>https://pubmed.ncbi.nlm.nih.gov/42958241/</w:t>
       </w:r>
     </w:p>
     <w:p>
@@ -252,7 +252,7 @@
         <w:pStyle w:val="Heading2"/>
       </w:pPr>
       <w:r>
-        <w:t>Trauerprozess von Studierenden: Aktive Mediennutzung verstärkt Trauer und psychische Belastung</w:t>
+        <w:t>Psychopharmaka-Adhärenz: Symptommuster statt Einzelmerkmale entscheidend</w:t>
       </w:r>
     </w:p>
     <w:p>
@@ -262,12 +262,12 @@
           <w:color w:val="666666"/>
           <w:sz w:val="18"/>
         </w:rPr>
-        <w:t>Gerrits C et al.  ·  Front Public Health  ·  09.10.2026  ·  PMID 42920520</w:t>
+        <w:t>Zhang L et al.  ·  BMC Psychiatry  ·  03.08.2026  ·  PMID 42958153</w:t>
       </w:r>
     </w:p>
     <w:p>
       <w:r>
-        <w:t>Querschnittstudie mit 270 trauernden Studierenden (18–28 Jahre) aus Belgien zu Zusammenhängen zwischen Nutzungsmotiven in sozialen Medien, Trauerprozess und psychischer Gesundheit.</w:t>
+        <w:t>Sekundäranalyse von 304 italienischen Patienten mit Schizophrenie-Spektrum-Störungen unter depotantipsychotika (LAI): Qualitative Vergleichsanalyse identifizierte Symptomkonfigurationen, die über Medikamenteneinstellung zur Adhärenz führen.</w:t>
       </w:r>
     </w:p>
     <w:p>
@@ -278,7 +278,7 @@
         <w:t xml:space="preserve">Ergebnis: </w:t>
       </w:r>
       <w:r>
-        <w:t>Trauerbezogene Aktivität in sozialen Medien war positiv assoziiert mit stärkeren Trauersymptomen und intensiveren Weiterbindungen an Verstorbene (r = positiv, p &lt; .001); wahrgenommene Unterstützung durch soziale Medien korrelierte mit schwerwiegenderem psychischen Stress. Personen mit höherem Grief-related Social Media Use zeigten erhöhtes Risiko für Trauer und psychische Störungen.</w:t>
+        <w:t>Sechs Symptomkonfigurationen identifiziert: drei führten zu positiver Medikamenteneinstellung (46% Lösungsabdeckung, 82% Konsistenz), drei zu negativer (39,5% Abdeckung, 79,4% Konsistenz). Abwesenheit positiver Symptome und niedriger Widerstand waren Kernbedingungen für positive Einstellung. Partielle Mediation der Effekte durch Medikamenteneinstellung nachgewiesen.</w:t>
       </w:r>
     </w:p>
     <w:p>
@@ -293,7 +293,7 @@
         <w:rPr>
           <w:sz w:val="19"/>
         </w:rPr>
-        <w:t>Belgische Hochschuldaten, europäischer Kontext, Präventionsansätze für Studentenberatung relevant.</w:t>
+        <w:t>Italienische Klinikdaten, ähnliche Depotbehandlungspraxis in Deutschland; zeigt individuelle Pfade zu besserer Adhärenz.</w:t>
       </w:r>
     </w:p>
     <w:p>
@@ -302,7 +302,7 @@
           <w:color w:val="5A7D3A"/>
           <w:sz w:val="18"/>
         </w:rPr>
-        <w:t>https://pubmed.ncbi.nlm.nih.gov/42920520/</w:t>
+        <w:t>https://pubmed.ncbi.nlm.nih.gov/42958153/</w:t>
       </w:r>
     </w:p>
     <w:p>
@@ -310,7 +310,7 @@
         <w:pStyle w:val="Heading2"/>
       </w:pPr>
       <w:r>
-        <w:t>Psychische Belastung im Esports: Depressivität und Suchtmerkmale als Kernindikatoren</w:t>
+        <w:t>EKT bei bipolarer Depression: Vorhersagemodell für Therapieerfolg</w:t>
       </w:r>
     </w:p>
     <w:p>
@@ -320,12 +320,12 @@
           <w:color w:val="666666"/>
           <w:sz w:val="18"/>
         </w:rPr>
-        <w:t>Van Ruysevelt L et al.  ·  BMC Psychol  ·  19.10.2026  ·  PMID 42897689</w:t>
+        <w:t>Wang Y et al.  ·  BMC Psychiatry  ·  01.08.2026  ·  PMID 42958126</w:t>
       </w:r>
     </w:p>
     <w:p>
       <w:r>
-        <w:t>Querschnittstudie mit 1.025 Esports-Spielern aus über 60 Ländern mittels Netzwerkanalyse zur Erfassung psychischer Belastung, Müdigkeit, Schlafprobleme und Gaming-Suchtverhalten.</w:t>
+        <w:t>Retrospektive Kohortenstudie mit 318 chinesischen Patienten mit bipolarer depressiver Episode, die modifizierte Elektrokrampftherapie (MECT) erhielten: entwickelt Nomogramm zur Vorhersage des Therapieansprechens.</w:t>
       </w:r>
     </w:p>
     <w:p>
@@ -336,7 +336,7 @@
         <w:t xml:space="preserve">Ergebnis: </w:t>
       </w:r>
       <w:r>
-        <w:t>Game-related Thought Preoccupation (ein Kernmerkmal der Spielstörung) erwies sich als robustes Zielkonstrukt downstream psychosozialer Indikatoren; depressive Stimmung zeigte upstream-Position im Netzwerk. Die Netzwerkkarte zeigt, dass mentale Erschöpfung eine verbindende Position zwischen affektiven und Schlafvariablen einnimmt, was auf deren zentrale Rolle bei Training, Recovery und Schlaf hinweist.</w:t>
+        <w:t>Von 222 Patienten der Trainingsgruppe sprachen 175 (78,8%) an. Unabhängige Schutzfaktoren: höhere Schulbildung, längere P-Wellen-Dauer, höhere SDNN; Risikofaktor: größerer linker Vorhof. Nomogramm-AUC 0,872 (Trainingsset) und 0,893 (Validierungsset); gute Kalibrierung und klinischer Nutzen (Decisionkurvenanalyse positiv).</w:t>
       </w:r>
     </w:p>
     <w:p>
@@ -351,7 +351,7 @@
         <w:rPr>
           <w:sz w:val="19"/>
         </w:rPr>
-        <w:t>Qualitatives Netzwerk-Mapping; übertragbar für Versorgungsforschung zu computergestützten Leistungsumgebungen.</w:t>
+        <w:t>China, aber EKT-Indikationen und Durchführung weltweit ähnlich; Nomogramm-Methode auf deutsche MECT-Kohorten übertragbar.</w:t>
       </w:r>
     </w:p>
     <w:p>
@@ -360,7 +360,7 @@
           <w:color w:val="5A7D3A"/>
           <w:sz w:val="18"/>
         </w:rPr>
-        <w:t>https://pubmed.ncbi.nlm.nih.gov/42897689/</w:t>
+        <w:t>https://pubmed.ncbi.nlm.nih.gov/42958126/</w:t>
       </w:r>
     </w:p>
     <w:p>
@@ -368,7 +368,7 @@
         <w:pStyle w:val="Heading2"/>
       </w:pPr>
       <w:r>
-        <w:t>Betriebliche Wohlfahrt reduziert Work-Life-Konflikt, aber nicht für Frauen gleichermaßen wirksam</w:t>
+        <w:t>CBT für Psychose: Online-Schulungsprogramm verbessert Fachkräfte-Kapazität</w:t>
       </w:r>
     </w:p>
     <w:p>
@@ -378,12 +378,12 @@
           <w:color w:val="666666"/>
           <w:sz w:val="18"/>
         </w:rPr>
-        <w:t>Valmori A et al.  ·  BMC Psychol  ·  24.07.2026  ·  PMID 42897669</w:t>
+        <w:t>Livet A et al.  ·  Sante Ment Que  ·  2026  ·  PMID 42955237</w:t>
       </w:r>
     </w:p>
     <w:p>
       <w:r>
-        <w:t>Querschnittstudie mit 7.180 Arbeitnehmern aus vier italienischen Unternehmen (2020–2024) zur Wirkung von Welfare-Programmen auf psychische Gesundheit durch Reduktion von Work-Life-Konflikt, geschlechtsspezifische Analyse.</w:t>
+        <w:t>Deskriptive Beschreibung eines 45-stündigen französischsprachigen Online-Weiterbildungsprogramms für Psychose-Therapie (CBTp) an der Université de Montréal: entwickelt für bestehende und zukünftige Fachkräfte im francophonen Raum.</w:t>
       </w:r>
     </w:p>
     <w:p>
@@ -394,7 +394,7 @@
         <w:t xml:space="preserve">Ergebnis: </w:t>
       </w:r>
       <w:r>
-        <w:t>Zufriedenheit mit Welfare war assoziiert mit geringerem Work-to-Life-Konflikt und besserem psychischem Wohlbefinden für beide Geschlechter. Jedoch zeigte sich eine Geschlechtsinteraktion: Welfare-Programme waren weniger wirksam bei Frauen zur Reduktion von Work-to-Life-Konflikt und sekundär für die Verbesserung der Gesamtgesundheit, besonders beim Life-to-Work-Konflikt persistierend.</w:t>
+        <w:t>Programm besteht aus drei Komponenten: (1) Asynchrone Selbstlernphase zu CBTp-Grundlagen; (2) Gemischtes Format mit Gruppentherapie-Grundlagen und Videokonferenzen; (3) Blended-Learning zu klinischen Komplexitäten mit Rollenspielen und Supervision. Ziel: CBTp-Fähigkeiten unter Nicht-Psychotherapeuten verbreiten und Zugänglichkeit verbessern. Programm operativ und evaluierbar.</w:t>
       </w:r>
     </w:p>
     <w:p>
@@ -409,7 +409,7 @@
         <w:rPr>
           <w:sz w:val="19"/>
         </w:rPr>
-        <w:t>Italien, vergleichbare Sozialversicherungssysteme, unmittelbar auf deutsche Betriebsräte übertragbar.</w:t>
+        <w:t>Kanada/Québec, ähnlich deutschsprachiger Ausbildungskontext; Modell für Kapazitätssteigerung bei Spezialverfahren in Deutschland relevant.</w:t>
       </w:r>
     </w:p>
     <w:p>
@@ -418,7 +418,7 @@
           <w:color w:val="5A7D3A"/>
           <w:sz w:val="18"/>
         </w:rPr>
-        <w:t>https://pubmed.ncbi.nlm.nih.gov/42897669/</w:t>
+        <w:t>https://pubmed.ncbi.nlm.nih.gov/42955237/</w:t>
       </w:r>
     </w:p>
     <w:sectPr>
